--- a/практика_отчёт_4_семестр.docx
+++ b/практика_отчёт_4_семестр.docx
@@ -8147,7 +8147,7 @@
           </m:dPr>
           <m:e>
             <m:r>
-              <m:t xml:space="preserve">i</m:t>
+              <m:t xml:space="preserve">j</m:t>
             </m:r>
             <m:r>
               <m:t xml:space="preserve">,</m:t>
@@ -8243,7 +8243,7 @@
           </m:dPr>
           <m:e>
             <m:r>
-              <m:t xml:space="preserve">i</m:t>
+              <m:t xml:space="preserve">j</m:t>
             </m:r>
             <m:r>
               <m:t xml:space="preserve">,</m:t>
@@ -8294,7 +8294,19 @@
         <w:rPr>
           <w:lang w:val="ru-RU"/>
         </w:rPr>
-        <w:t>ненулевые значения будут только правее, начиная с i</w:t>
+        <w:t>ненулевые значения будут только правее, начиная с</w:t>
+      </w:r>
+      <w:r>
+        <w:rPr>
+          <w:lang w:val="en-US"/>
+        </w:rPr>
+        <w:t xml:space="preserve"> </w:t>
+      </w:r>
+      <w:r>
+        <w:rPr>
+          <w:lang w:val="en-US"/>
+        </w:rPr>
+        <w:t>j</w:t>
       </w:r>
       <w:r>
         <w:rPr>
@@ -8498,6 +8510,37 @@
     <w:p>
       <w:pPr>
         <w:pStyle w:val="BodyText"/>
+        <w:widowControl/>
+        <w:numPr>
+          <w:ilvl w:val="0"/>
+          <w:numId w:val="0"/>
+        </w:numPr>
+        <w:suppressAutoHyphens w:val="true"/>
+        <w:spacing w:lineRule="auto" w:line="360"/>
+        <w:ind w:firstLine="709" w:start="0"/>
+        <w:jc w:val="both"/>
+        <w:rPr>
+          <w:position w:val="0"/>
+          <w:sz w:val="24"/>
+          <w:vertAlign w:val="baseline"/>
+          <w:lang w:val="ru-RU"/>
+        </w:rPr>
+      </w:pPr>
+      <w:r>
+        <w:rPr>
+          <w:position w:val="0"/>
+          <w:sz w:val="24"/>
+          <w:vertAlign w:val="baseline"/>
+          <w:lang w:val="ru-RU"/>
+        </w:rPr>
+      </w:r>
+      <w:r>
+        <w:br w:type="page"/>
+      </w:r>
+    </w:p>
+    <w:p>
+      <w:pPr>
+        <w:pStyle w:val="BodyText"/>
         <w:numPr>
           <w:ilvl w:val="0"/>
           <w:numId w:val="7"/>
@@ -11630,12 +11673,7 @@
         <w:pStyle w:val="BodyText"/>
         <w:ind w:hanging="0" w:start="0"/>
         <w:jc w:val="center"/>
-        <w:rPr>
-          <w:rFonts w:ascii="Cascadia Mono" w:hAnsi="Cascadia Mono"/>
-          <w:color w:val="000000"/>
-          <w:sz w:val="19"/>
-          <w:highlight w:val="white"/>
-        </w:rPr>
+        <w:rPr/>
       </w:pPr>
       <w:r>
         <w:rPr>
@@ -16887,53 +16925,6055 @@
     </w:p>
     <w:p>
       <w:pPr>
+        <w:pStyle w:val="BodyText"/>
+        <w:jc w:val="both"/>
+        <w:rPr/>
+      </w:pPr>
+      <w:r>
+        <w:rPr/>
+        <w:t>Базовая версия выполнена по следующему алгоритму:</w:t>
+      </w:r>
+    </w:p>
+    <w:p>
+      <w:pPr>
+        <w:pStyle w:val="BodyText"/>
+        <w:numPr>
+          <w:ilvl w:val="0"/>
+          <w:numId w:val="9"/>
+        </w:numPr>
+        <w:jc w:val="both"/>
+        <w:rPr/>
+      </w:pPr>
+      <w:r>
+        <w:rPr/>
+        <w:t xml:space="preserve">Занулить </w:t>
+      </w:r>
+      <w:r>
+        <w:rPr>
+          <w:lang w:val="en-US"/>
+        </w:rPr>
+        <w:t xml:space="preserve">(N / 2 – N) </w:t>
+      </w:r>
+      <w:r>
+        <w:rPr>
+          <w:lang w:val="ru-RU"/>
+        </w:rPr>
+        <w:t xml:space="preserve">элементов, для этого в цикле по столбцам </w:t>
+      </w:r>
+      <w:r>
+        <w:rPr>
+          <w:lang w:val="en-US"/>
+        </w:rPr>
+        <w:t xml:space="preserve">j, </w:t>
+      </w:r>
+      <w:r>
+        <w:rPr>
+          <w:lang w:val="en-US"/>
+        </w:rPr>
+      </w:r>
+      <m:oMath xmlns:m="http://schemas.openxmlformats.org/officeDocument/2006/math">
+        <m:r>
+          <m:t xml:space="preserve">j</m:t>
+        </m:r>
+        <m:r>
+          <m:t xml:space="preserve">∈</m:t>
+        </m:r>
+        <m:d>
+          <m:dPr>
+            <m:begChr m:val="["/>
+            <m:endChr m:val=")"/>
+          </m:dPr>
+          <m:e>
+            <m:r>
+              <m:t xml:space="preserve">0</m:t>
+            </m:r>
+            <m:r>
+              <m:t xml:space="preserve">,</m:t>
+            </m:r>
+            <m:r>
+              <m:t xml:space="preserve">N</m:t>
+            </m:r>
+            <m:r>
+              <m:t xml:space="preserve">−</m:t>
+            </m:r>
+            <m:r>
+              <m:t xml:space="preserve">1</m:t>
+            </m:r>
+          </m:e>
+        </m:d>
+      </m:oMath>
+      <w:r>
+        <w:rPr>
+          <w:lang w:val="en-US"/>
+        </w:rPr>
+        <w:t xml:space="preserve"> </w:t>
+      </w:r>
+      <w:r>
+        <w:rPr>
+          <w:lang w:val="ru-RU"/>
+        </w:rPr>
+        <w:t>для всех строк</w:t>
+      </w:r>
+      <w:r>
+        <w:rPr>
+          <w:lang w:val="en-US"/>
+        </w:rPr>
+        <w:t xml:space="preserve"> i, </w:t>
+      </w:r>
+      <w:r>
+        <w:rPr>
+          <w:lang w:val="en-US"/>
+        </w:rPr>
+      </w:r>
+      <m:oMath xmlns:m="http://schemas.openxmlformats.org/officeDocument/2006/math">
+        <m:r>
+          <m:t xml:space="preserve">i</m:t>
+        </m:r>
+        <m:r>
+          <m:t xml:space="preserve">∈</m:t>
+        </m:r>
+        <m:d>
+          <m:dPr>
+            <m:begChr m:val="["/>
+            <m:endChr m:val=")"/>
+          </m:dPr>
+          <m:e>
+            <m:r>
+              <m:t xml:space="preserve">j</m:t>
+            </m:r>
+            <m:r>
+              <m:t xml:space="preserve">+</m:t>
+            </m:r>
+            <m:r>
+              <m:t xml:space="preserve">10</m:t>
+            </m:r>
+            <m:r>
+              <m:t xml:space="preserve">,</m:t>
+            </m:r>
+            <m:r>
+              <m:t xml:space="preserve">N</m:t>
+            </m:r>
+          </m:e>
+        </m:d>
+      </m:oMath>
+      <w:r>
+        <w:rPr>
+          <w:lang w:val="en-US"/>
+        </w:rPr>
+        <w:t xml:space="preserve"> </w:t>
+      </w:r>
+      <w:r>
+        <w:rPr>
+          <w:lang w:val="ru-RU"/>
+        </w:rPr>
+        <w:t>в</w:t>
+      </w:r>
+      <w:r>
+        <w:rPr/>
+        <w:t xml:space="preserve">ыполнить вращения элемента </w:t>
+      </w:r>
+      <w:r>
+        <w:rPr>
+          <w:lang w:val="en-US"/>
+        </w:rPr>
+        <w:t>(i,j)</w:t>
+      </w:r>
+      <w:r>
+        <w:rPr>
+          <w:lang w:val="ru-RU"/>
+        </w:rPr>
+        <w:t>:</w:t>
+      </w:r>
+    </w:p>
+    <w:p>
+      <w:pPr>
+        <w:pStyle w:val="BodyText"/>
+        <w:numPr>
+          <w:ilvl w:val="1"/>
+          <w:numId w:val="9"/>
+        </w:numPr>
+        <w:jc w:val="both"/>
+        <w:rPr/>
+      </w:pPr>
+      <w:r>
+        <w:rPr/>
+        <w:t xml:space="preserve">Проверить, нужно ли занулять элемент </w:t>
+      </w:r>
+      <w:r>
+        <w:rPr>
+          <w:lang w:val="en-US"/>
+        </w:rPr>
+        <w:t xml:space="preserve">(i,j). </w:t>
+      </w:r>
+      <w:r>
+        <w:rPr>
+          <w:lang w:val="ru-RU"/>
+        </w:rPr>
+        <w:t>Если он уже близок к нулю, пропустить это вращение.</w:t>
+      </w:r>
+    </w:p>
+    <w:p>
+      <w:pPr>
+        <w:pStyle w:val="BodyText"/>
+        <w:numPr>
+          <w:ilvl w:val="1"/>
+          <w:numId w:val="9"/>
+        </w:numPr>
+        <w:jc w:val="both"/>
+        <w:rPr/>
+      </w:pPr>
+      <w:r>
+        <w:rPr/>
+        <w:t xml:space="preserve">Вычислить </w:t>
+      </w:r>
+      <w:r>
+        <w:rPr>
+          <w:lang w:val="en-US"/>
+        </w:rPr>
+        <w:t xml:space="preserve">c </w:t>
+      </w:r>
+      <w:r>
+        <w:rPr>
+          <w:lang w:val="ru-RU"/>
+        </w:rPr>
+        <w:t xml:space="preserve">и </w:t>
+      </w:r>
+      <w:r>
+        <w:rPr>
+          <w:lang w:val="en-US"/>
+        </w:rPr>
+        <w:t xml:space="preserve">s </w:t>
+      </w:r>
+      <w:r>
+        <w:rPr>
+          <w:lang w:val="ru-RU"/>
+        </w:rPr>
+        <w:t>по формулам:</w:t>
+      </w:r>
+    </w:p>
+    <w:p>
+      <w:pPr>
+        <w:pStyle w:val="BodyText"/>
+        <w:jc w:val="center"/>
+        <w:rPr>
+          <w:lang w:val="ru-RU"/>
+        </w:rPr>
+      </w:pPr>
+      <w:r>
+        <w:rPr>
+          <w:lang w:val="ru-RU"/>
+        </w:rPr>
+      </w:r>
+      <m:oMath xmlns:m="http://schemas.openxmlformats.org/officeDocument/2006/math">
+        <m:r>
+          <m:t xml:space="preserve">cosθ</m:t>
+        </m:r>
+        <m:r>
+          <m:t xml:space="preserve">=</m:t>
+        </m:r>
+        <m:r>
+          <m:t xml:space="preserve">c</m:t>
+        </m:r>
+        <m:r>
+          <m:t xml:space="preserve">=</m:t>
+        </m:r>
+        <m:f>
+          <m:num>
+            <m:sSub>
+              <m:e>
+                <m:r>
+                  <m:t xml:space="preserve">a</m:t>
+                </m:r>
+              </m:e>
+              <m:sub>
+                <m:r>
+                  <m:t xml:space="preserve">jj</m:t>
+                </m:r>
+              </m:sub>
+            </m:sSub>
+          </m:num>
+          <m:den>
+            <m:rad>
+              <m:radPr>
+                <m:degHide m:val="1"/>
+              </m:radPr>
+              <m:deg/>
+              <m:e>
+                <m:sSup>
+                  <m:e>
+                    <m:sSub>
+                      <m:e>
+                        <m:r>
+                          <m:t xml:space="preserve">a</m:t>
+                        </m:r>
+                      </m:e>
+                      <m:sub>
+                        <m:r>
+                          <m:t xml:space="preserve">jj</m:t>
+                        </m:r>
+                      </m:sub>
+                    </m:sSub>
+                  </m:e>
+                  <m:sup>
+                    <m:r>
+                      <m:t xml:space="preserve">2</m:t>
+                    </m:r>
+                  </m:sup>
+                </m:sSup>
+                <m:r>
+                  <m:t xml:space="preserve">+</m:t>
+                </m:r>
+                <m:sSup>
+                  <m:e>
+                    <m:sSub>
+                      <m:e>
+                        <m:r>
+                          <m:t xml:space="preserve">a</m:t>
+                        </m:r>
+                      </m:e>
+                      <m:sub>
+                        <m:r>
+                          <m:t xml:space="preserve">ij</m:t>
+                        </m:r>
+                      </m:sub>
+                    </m:sSub>
+                  </m:e>
+                  <m:sup>
+                    <m:r>
+                      <m:t xml:space="preserve">2</m:t>
+                    </m:r>
+                  </m:sup>
+                </m:sSup>
+              </m:e>
+            </m:rad>
+          </m:den>
+        </m:f>
+        <m:r>
+          <m:t xml:space="preserve">,</m:t>
+        </m:r>
+        <m:r>
+          <m:t xml:space="preserve">sinθ</m:t>
+        </m:r>
+        <m:r>
+          <m:t xml:space="preserve">=</m:t>
+        </m:r>
+        <m:r>
+          <m:t xml:space="preserve">s</m:t>
+        </m:r>
+        <m:r>
+          <m:t xml:space="preserve">=</m:t>
+        </m:r>
+        <m:f>
+          <m:num>
+            <m:r>
+              <m:t xml:space="preserve">−</m:t>
+            </m:r>
+            <m:sSub>
+              <m:e>
+                <m:r>
+                  <m:t xml:space="preserve">a</m:t>
+                </m:r>
+              </m:e>
+              <m:sub>
+                <m:r>
+                  <m:t xml:space="preserve">ij</m:t>
+                </m:r>
+              </m:sub>
+            </m:sSub>
+          </m:num>
+          <m:den>
+            <m:rad>
+              <m:radPr>
+                <m:degHide m:val="1"/>
+              </m:radPr>
+              <m:deg/>
+              <m:e>
+                <m:sSup>
+                  <m:e>
+                    <m:sSub>
+                      <m:e>
+                        <m:r>
+                          <m:t xml:space="preserve">a</m:t>
+                        </m:r>
+                      </m:e>
+                      <m:sub>
+                        <m:r>
+                          <m:t xml:space="preserve">jj</m:t>
+                        </m:r>
+                      </m:sub>
+                    </m:sSub>
+                  </m:e>
+                  <m:sup>
+                    <m:r>
+                      <m:t xml:space="preserve">2</m:t>
+                    </m:r>
+                  </m:sup>
+                </m:sSup>
+                <m:r>
+                  <m:t xml:space="preserve">+</m:t>
+                </m:r>
+                <m:sSup>
+                  <m:e>
+                    <m:sSub>
+                      <m:e>
+                        <m:r>
+                          <m:t xml:space="preserve">a</m:t>
+                        </m:r>
+                      </m:e>
+                      <m:sub>
+                        <m:r>
+                          <m:t xml:space="preserve">ij</m:t>
+                        </m:r>
+                      </m:sub>
+                    </m:sSub>
+                  </m:e>
+                  <m:sup>
+                    <m:r>
+                      <m:t xml:space="preserve">2</m:t>
+                    </m:r>
+                  </m:sup>
+                </m:sSup>
+              </m:e>
+            </m:rad>
+          </m:den>
+        </m:f>
+      </m:oMath>
+      <w:r>
+        <w:rPr>
+          <w:lang w:val="ru-RU"/>
+        </w:rPr>
+        <w:t>.</w:t>
+      </w:r>
+    </w:p>
+    <w:p>
+      <w:pPr>
+        <w:pStyle w:val="BodyText"/>
+        <w:widowControl/>
+        <w:numPr>
+          <w:ilvl w:val="1"/>
+          <w:numId w:val="9"/>
+        </w:numPr>
+        <w:suppressAutoHyphens w:val="true"/>
+        <w:bidi w:val="0"/>
+        <w:jc w:val="both"/>
+        <w:rPr>
+          <w:rFonts w:eastAsia="NSimSun" w:cs="Arial"/>
+          <w:color w:val="auto"/>
+          <w:kern w:val="2"/>
+          <w:sz w:val="24"/>
+          <w:szCs w:val="24"/>
+          <w:lang w:val="ru-RU" w:eastAsia="zh-CN" w:bidi="hi-IN"/>
+        </w:rPr>
+      </w:pPr>
+      <w:r>
+        <w:rPr>
+          <w:rFonts w:eastAsia="NSimSun" w:cs="Arial"/>
+          <w:color w:val="auto"/>
+          <w:kern w:val="2"/>
+          <w:sz w:val="24"/>
+          <w:szCs w:val="24"/>
+          <w:lang w:val="ru-RU" w:eastAsia="zh-CN" w:bidi="hi-IN"/>
+        </w:rPr>
+        <w:t xml:space="preserve">Вращать две строки </w:t>
+      </w:r>
+      <w:r>
+        <w:rPr>
+          <w:rFonts w:eastAsia="NSimSun" w:cs="Arial"/>
+          <w:color w:val="auto"/>
+          <w:kern w:val="2"/>
+          <w:sz w:val="24"/>
+          <w:szCs w:val="24"/>
+          <w:lang w:val="en-US" w:eastAsia="zh-CN" w:bidi="hi-IN"/>
+        </w:rPr>
+        <w:t xml:space="preserve">i </w:t>
+      </w:r>
+      <w:r>
+        <w:rPr>
+          <w:rFonts w:eastAsia="NSimSun" w:cs="Arial"/>
+          <w:color w:val="auto"/>
+          <w:kern w:val="2"/>
+          <w:sz w:val="24"/>
+          <w:szCs w:val="24"/>
+          <w:lang w:val="ru-RU" w:eastAsia="zh-CN" w:bidi="hi-IN"/>
+        </w:rPr>
+        <w:t xml:space="preserve">и </w:t>
+      </w:r>
+      <w:r>
+        <w:rPr>
+          <w:rFonts w:eastAsia="NSimSun" w:cs="Arial"/>
+          <w:color w:val="auto"/>
+          <w:kern w:val="2"/>
+          <w:sz w:val="24"/>
+          <w:szCs w:val="24"/>
+          <w:lang w:val="en-US" w:eastAsia="zh-CN" w:bidi="hi-IN"/>
+        </w:rPr>
+        <w:t>j (</w:t>
+      </w:r>
+      <w:r>
+        <w:rPr>
+          <w:rFonts w:eastAsia="NSimSun" w:cs="Arial"/>
+          <w:color w:val="auto"/>
+          <w:kern w:val="2"/>
+          <w:sz w:val="24"/>
+          <w:szCs w:val="24"/>
+          <w:lang w:val="ru-RU" w:eastAsia="zh-CN" w:bidi="hi-IN"/>
+        </w:rPr>
+        <w:t>элементы</w:t>
+      </w:r>
+      <w:r>
+        <w:rPr>
+          <w:rFonts w:eastAsia="NSimSun" w:cs="Arial"/>
+          <w:color w:val="auto"/>
+          <w:kern w:val="2"/>
+          <w:sz w:val="24"/>
+          <w:szCs w:val="24"/>
+          <w:lang w:val="en-US" w:eastAsia="zh-CN" w:bidi="hi-IN"/>
+        </w:rPr>
+        <w:t xml:space="preserve"> a</w:t>
+      </w:r>
+      <w:r>
+        <w:rPr>
+          <w:rFonts w:eastAsia="NSimSun" w:cs="Arial"/>
+          <w:color w:val="auto"/>
+          <w:kern w:val="2"/>
+          <w:sz w:val="24"/>
+          <w:szCs w:val="24"/>
+          <w:vertAlign w:val="subscript"/>
+          <w:lang w:val="en-US" w:eastAsia="zh-CN" w:bidi="hi-IN"/>
+        </w:rPr>
+        <w:t>jk</w:t>
+      </w:r>
+      <w:r>
+        <w:rPr>
+          <w:rFonts w:eastAsia="NSimSun" w:cs="Arial"/>
+          <w:color w:val="auto"/>
+          <w:kern w:val="2"/>
+          <w:sz w:val="24"/>
+          <w:szCs w:val="24"/>
+          <w:lang w:val="ru-RU" w:eastAsia="zh-CN" w:bidi="hi-IN"/>
+        </w:rPr>
+        <w:t xml:space="preserve"> и</w:t>
+      </w:r>
+      <w:r>
+        <w:rPr>
+          <w:rFonts w:eastAsia="NSimSun" w:cs="Arial"/>
+          <w:color w:val="auto"/>
+          <w:kern w:val="2"/>
+          <w:sz w:val="24"/>
+          <w:szCs w:val="24"/>
+          <w:lang w:val="en-US" w:eastAsia="zh-CN" w:bidi="hi-IN"/>
+        </w:rPr>
+        <w:t xml:space="preserve"> a</w:t>
+      </w:r>
+      <w:r>
+        <w:rPr>
+          <w:rFonts w:eastAsia="NSimSun" w:cs="Arial"/>
+          <w:color w:val="auto"/>
+          <w:kern w:val="2"/>
+          <w:sz w:val="24"/>
+          <w:szCs w:val="24"/>
+          <w:vertAlign w:val="subscript"/>
+          <w:lang w:val="en-US" w:eastAsia="zh-CN" w:bidi="hi-IN"/>
+        </w:rPr>
+        <w:t>ik</w:t>
+      </w:r>
+      <w:r>
+        <w:rPr>
+          <w:rFonts w:eastAsia="NSimSun" w:cs="Arial"/>
+          <w:color w:val="auto"/>
+          <w:kern w:val="2"/>
+          <w:sz w:val="24"/>
+          <w:szCs w:val="24"/>
+          <w:lang w:val="en-US" w:eastAsia="zh-CN" w:bidi="hi-IN"/>
+        </w:rPr>
+        <w:t xml:space="preserve">, </w:t>
+      </w:r>
+      <w:r>
+        <w:rPr>
+          <w:rFonts w:eastAsia="NSimSun" w:cs="Arial"/>
+          <w:color w:val="auto"/>
+          <w:kern w:val="2"/>
+          <w:sz w:val="24"/>
+          <w:szCs w:val="24"/>
+          <w:lang w:val="en-US" w:eastAsia="zh-CN" w:bidi="hi-IN"/>
+        </w:rPr>
+      </w:r>
+      <m:oMath xmlns:m="http://schemas.openxmlformats.org/officeDocument/2006/math">
+        <m:r>
+          <m:t xml:space="preserve">k</m:t>
+        </m:r>
+        <m:r>
+          <m:t xml:space="preserve">∈</m:t>
+        </m:r>
+        <m:d>
+          <m:dPr>
+            <m:begChr m:val="["/>
+            <m:endChr m:val=")"/>
+          </m:dPr>
+          <m:e>
+            <m:r>
+              <m:t xml:space="preserve">i</m:t>
+            </m:r>
+            <m:r>
+              <m:t xml:space="preserve">,</m:t>
+            </m:r>
+            <m:r>
+              <m:t xml:space="preserve">N</m:t>
+            </m:r>
+          </m:e>
+        </m:d>
+      </m:oMath>
+      <w:r>
+        <w:rPr>
+          <w:rFonts w:eastAsia="NSimSun" w:cs="Arial"/>
+          <w:color w:val="auto"/>
+          <w:kern w:val="2"/>
+          <w:sz w:val="24"/>
+          <w:szCs w:val="24"/>
+          <w:lang w:val="en-US" w:eastAsia="zh-CN" w:bidi="hi-IN"/>
+        </w:rPr>
+        <w:t>),</w:t>
+      </w:r>
+      <w:r>
+        <w:rPr>
+          <w:rFonts w:eastAsia="NSimSun" w:cs="Arial"/>
+          <w:color w:val="auto"/>
+          <w:kern w:val="2"/>
+          <w:sz w:val="24"/>
+          <w:szCs w:val="24"/>
+          <w:lang w:val="ru-RU" w:eastAsia="zh-CN" w:bidi="hi-IN"/>
+        </w:rPr>
+        <w:t xml:space="preserve"> выполнив вычисления по формулам:</w:t>
+      </w:r>
+    </w:p>
+    <w:p>
+      <w:pPr>
+        <w:pStyle w:val="BodyText"/>
+        <w:ind w:hanging="0" w:start="0"/>
+        <w:jc w:val="center"/>
+        <w:rPr>
+          <w:lang w:val="ru-RU"/>
+        </w:rPr>
+      </w:pPr>
+      <w:r>
+        <w:rPr>
+          <w:lang w:val="ru-RU"/>
+        </w:rPr>
+      </w:r>
+      <m:oMath xmlns:m="http://schemas.openxmlformats.org/officeDocument/2006/math">
+        <m:acc>
+          <m:accPr>
+            <m:chr m:val="~"/>
+          </m:accPr>
+          <m:e>
+            <m:sSub>
+              <m:e>
+                <m:r>
+                  <m:t xml:space="preserve">a</m:t>
+                </m:r>
+              </m:e>
+              <m:sub>
+                <m:r>
+                  <m:t xml:space="preserve">ik</m:t>
+                </m:r>
+              </m:sub>
+            </m:sSub>
+          </m:e>
+        </m:acc>
+        <m:r>
+          <m:t xml:space="preserve">=</m:t>
+        </m:r>
+        <m:sSub>
+          <m:e>
+            <m:r>
+              <m:t xml:space="preserve">a</m:t>
+            </m:r>
+          </m:e>
+          <m:sub>
+            <m:r>
+              <m:t xml:space="preserve">jk</m:t>
+            </m:r>
+          </m:sub>
+        </m:sSub>
+        <m:r>
+          <m:t xml:space="preserve">⋅</m:t>
+        </m:r>
+        <m:r>
+          <m:t xml:space="preserve">c</m:t>
+        </m:r>
+        <m:r>
+          <m:t xml:space="preserve">−</m:t>
+        </m:r>
+        <m:sSub>
+          <m:e>
+            <m:r>
+              <m:t xml:space="preserve">a</m:t>
+            </m:r>
+          </m:e>
+          <m:sub>
+            <m:r>
+              <m:t xml:space="preserve">ik</m:t>
+            </m:r>
+          </m:sub>
+        </m:sSub>
+        <m:r>
+          <m:t xml:space="preserve">⋅</m:t>
+        </m:r>
+        <m:r>
+          <m:t xml:space="preserve">s</m:t>
+        </m:r>
+      </m:oMath>
+      <w:r>
+        <w:rPr>
+          <w:lang w:val="ru-RU"/>
+        </w:rPr>
+        <w:t>,</w:t>
+      </w:r>
+    </w:p>
+    <w:p>
+      <w:pPr>
+        <w:pStyle w:val="BodyText"/>
+        <w:widowControl/>
+        <w:suppressAutoHyphens w:val="true"/>
+        <w:bidi w:val="0"/>
+        <w:ind w:hanging="0" w:start="0"/>
+        <w:jc w:val="center"/>
+        <w:rPr>
+          <w:rFonts w:eastAsia="NSimSun" w:cs="Arial"/>
+          <w:color w:val="auto"/>
+          <w:kern w:val="2"/>
+          <w:sz w:val="24"/>
+          <w:szCs w:val="24"/>
+          <w:lang w:val="en-US" w:eastAsia="zh-CN" w:bidi="hi-IN"/>
+        </w:rPr>
+      </w:pPr>
+      <w:r>
+        <w:rPr>
+          <w:rFonts w:eastAsia="NSimSun" w:cs="Arial"/>
+          <w:color w:val="auto"/>
+          <w:kern w:val="2"/>
+          <w:sz w:val="24"/>
+          <w:szCs w:val="24"/>
+          <w:lang w:val="ru-RU" w:eastAsia="zh-CN" w:bidi="hi-IN"/>
+        </w:rPr>
+      </w:r>
+      <m:oMath xmlns:m="http://schemas.openxmlformats.org/officeDocument/2006/math">
+        <m:acc>
+          <m:accPr>
+            <m:chr m:val="~"/>
+          </m:accPr>
+          <m:e>
+            <m:sSub>
+              <m:e>
+                <m:r>
+                  <m:t xml:space="preserve">a</m:t>
+                </m:r>
+              </m:e>
+              <m:sub>
+                <m:r>
+                  <m:t xml:space="preserve">jk</m:t>
+                </m:r>
+              </m:sub>
+            </m:sSub>
+          </m:e>
+        </m:acc>
+        <m:r>
+          <m:t xml:space="preserve">=</m:t>
+        </m:r>
+        <m:sSub>
+          <m:e>
+            <m:r>
+              <m:t xml:space="preserve">a</m:t>
+            </m:r>
+          </m:e>
+          <m:sub>
+            <m:r>
+              <m:t xml:space="preserve">jk</m:t>
+            </m:r>
+          </m:sub>
+        </m:sSub>
+        <m:r>
+          <m:t xml:space="preserve">⋅</m:t>
+        </m:r>
+        <m:r>
+          <m:t xml:space="preserve">s</m:t>
+        </m:r>
+        <m:r>
+          <m:t xml:space="preserve">+</m:t>
+        </m:r>
+        <m:sSub>
+          <m:e>
+            <m:r>
+              <m:t xml:space="preserve">a</m:t>
+            </m:r>
+          </m:e>
+          <m:sub>
+            <m:r>
+              <m:t xml:space="preserve">ik</m:t>
+            </m:r>
+          </m:sub>
+        </m:sSub>
+        <m:r>
+          <m:t xml:space="preserve">⋅</m:t>
+        </m:r>
+        <m:r>
+          <m:t xml:space="preserve">c</m:t>
+        </m:r>
+      </m:oMath>
+      <w:r>
+        <w:rPr>
+          <w:rFonts w:eastAsia="NSimSun" w:cs="Arial"/>
+          <w:color w:val="auto"/>
+          <w:kern w:val="2"/>
+          <w:sz w:val="24"/>
+          <w:szCs w:val="24"/>
+          <w:lang w:val="ru-RU" w:eastAsia="zh-CN" w:bidi="hi-IN"/>
+        </w:rPr>
+        <w:t>.</w:t>
+      </w:r>
+      <w:r>
+        <w:rPr>
+          <w:rFonts w:eastAsia="NSimSun" w:cs="Arial"/>
+          <w:color w:val="auto"/>
+          <w:kern w:val="2"/>
+          <w:sz w:val="24"/>
+          <w:szCs w:val="24"/>
+          <w:lang w:val="en-US" w:eastAsia="zh-CN" w:bidi="hi-IN"/>
+        </w:rPr>
+        <w:t xml:space="preserve"> </w:t>
+      </w:r>
+    </w:p>
+    <w:p>
+      <w:pPr>
+        <w:pStyle w:val="BodyText"/>
+        <w:widowControl/>
+        <w:suppressAutoHyphens w:val="true"/>
+        <w:bidi w:val="0"/>
+        <w:jc w:val="start"/>
+        <w:rPr>
+          <w:rFonts w:eastAsia="NSimSun" w:cs="Arial"/>
+          <w:color w:val="auto"/>
+          <w:kern w:val="2"/>
+          <w:sz w:val="24"/>
+          <w:szCs w:val="24"/>
+          <w:lang w:val="ru-RU" w:eastAsia="zh-CN" w:bidi="hi-IN"/>
+        </w:rPr>
+      </w:pPr>
+      <w:r>
+        <w:rPr>
+          <w:rFonts w:eastAsia="NSimSun" w:cs="Arial"/>
+          <w:color w:val="auto"/>
+          <w:kern w:val="2"/>
+          <w:sz w:val="24"/>
+          <w:szCs w:val="24"/>
+          <w:lang w:val="ru-RU" w:eastAsia="zh-CN" w:bidi="hi-IN"/>
+        </w:rPr>
+        <w:t xml:space="preserve">Это можно сделать параллельно для всех </w:t>
+      </w:r>
+      <w:r>
+        <w:rPr>
+          <w:rFonts w:eastAsia="NSimSun" w:cs="Arial"/>
+          <w:color w:val="auto"/>
+          <w:kern w:val="2"/>
+          <w:sz w:val="24"/>
+          <w:szCs w:val="24"/>
+          <w:lang w:val="en-US" w:eastAsia="zh-CN" w:bidi="hi-IN"/>
+        </w:rPr>
+        <w:t>k</w:t>
+      </w:r>
+      <w:r>
+        <w:rPr>
+          <w:rFonts w:eastAsia="NSimSun" w:cs="Arial"/>
+          <w:color w:val="auto"/>
+          <w:kern w:val="2"/>
+          <w:sz w:val="24"/>
+          <w:szCs w:val="24"/>
+          <w:lang w:val="ru-RU" w:eastAsia="zh-CN" w:bidi="hi-IN"/>
+        </w:rPr>
+        <w:t>.</w:t>
+      </w:r>
+    </w:p>
+    <w:p>
+      <w:pPr>
+        <w:pStyle w:val="BodyText"/>
+        <w:widowControl/>
+        <w:numPr>
+          <w:ilvl w:val="1"/>
+          <w:numId w:val="9"/>
+        </w:numPr>
+        <w:suppressAutoHyphens w:val="true"/>
+        <w:bidi w:val="0"/>
+        <w:jc w:val="both"/>
+        <w:rPr>
+          <w:rFonts w:eastAsia="NSimSun" w:cs="Arial"/>
+          <w:color w:val="auto"/>
+          <w:kern w:val="2"/>
+          <w:sz w:val="24"/>
+          <w:szCs w:val="24"/>
+          <w:lang w:val="ru-RU" w:eastAsia="zh-CN" w:bidi="hi-IN"/>
+        </w:rPr>
+      </w:pPr>
+      <w:r>
+        <w:rPr>
+          <w:rFonts w:eastAsia="NSimSun" w:cs="Arial"/>
+          <w:color w:val="auto"/>
+          <w:kern w:val="2"/>
+          <w:sz w:val="24"/>
+          <w:szCs w:val="24"/>
+          <w:lang w:val="ru-RU" w:eastAsia="zh-CN" w:bidi="hi-IN"/>
+        </w:rPr>
+        <w:t>С помощью матрицы вращения накапливать</w:t>
+      </w:r>
+      <w:r>
+        <w:rPr>
+          <w:rFonts w:eastAsia="NSimSun" w:cs="Arial"/>
+          <w:color w:val="auto"/>
+          <w:kern w:val="2"/>
+          <w:sz w:val="24"/>
+          <w:szCs w:val="24"/>
+          <w:lang w:val="en-US" w:eastAsia="zh-CN" w:bidi="hi-IN"/>
+        </w:rPr>
+        <w:t xml:space="preserve"> </w:t>
+      </w:r>
+      <w:r>
+        <w:rPr>
+          <w:rFonts w:eastAsia="NSimSun" w:cs="Arial"/>
+          <w:color w:val="auto"/>
+          <w:kern w:val="2"/>
+          <w:sz w:val="24"/>
+          <w:szCs w:val="24"/>
+          <w:lang w:val="ru-RU" w:eastAsia="zh-CN" w:bidi="hi-IN"/>
+        </w:rPr>
+        <w:t xml:space="preserve">матрицу </w:t>
+      </w:r>
+      <w:r>
+        <w:rPr>
+          <w:rFonts w:eastAsia="NSimSun" w:cs="Arial"/>
+          <w:color w:val="auto"/>
+          <w:kern w:val="2"/>
+          <w:sz w:val="24"/>
+          <w:szCs w:val="24"/>
+          <w:lang w:val="en-US" w:eastAsia="zh-CN" w:bidi="hi-IN"/>
+        </w:rPr>
+        <w:t>Q.</w:t>
+      </w:r>
+      <w:r>
+        <w:rPr>
+          <w:rFonts w:eastAsia="NSimSun" w:cs="Arial"/>
+          <w:color w:val="auto"/>
+          <w:kern w:val="2"/>
+          <w:sz w:val="24"/>
+          <w:szCs w:val="24"/>
+          <w:lang w:val="ru-RU" w:eastAsia="zh-CN" w:bidi="hi-IN"/>
+        </w:rPr>
+        <w:t xml:space="preserve"> Для этого вращать два столбца </w:t>
+      </w:r>
+      <w:r>
+        <w:rPr>
+          <w:rFonts w:eastAsia="NSimSun" w:cs="Arial"/>
+          <w:color w:val="auto"/>
+          <w:kern w:val="2"/>
+          <w:sz w:val="24"/>
+          <w:szCs w:val="24"/>
+          <w:lang w:val="en-US" w:eastAsia="zh-CN" w:bidi="hi-IN"/>
+        </w:rPr>
+        <w:t xml:space="preserve">i </w:t>
+      </w:r>
+      <w:r>
+        <w:rPr>
+          <w:rFonts w:eastAsia="NSimSun" w:cs="Arial"/>
+          <w:color w:val="auto"/>
+          <w:kern w:val="2"/>
+          <w:sz w:val="24"/>
+          <w:szCs w:val="24"/>
+          <w:lang w:val="ru-RU" w:eastAsia="zh-CN" w:bidi="hi-IN"/>
+        </w:rPr>
+        <w:t xml:space="preserve">и </w:t>
+      </w:r>
+      <w:r>
+        <w:rPr>
+          <w:rFonts w:eastAsia="NSimSun" w:cs="Arial"/>
+          <w:color w:val="auto"/>
+          <w:kern w:val="2"/>
+          <w:sz w:val="24"/>
+          <w:szCs w:val="24"/>
+          <w:lang w:val="en-US" w:eastAsia="zh-CN" w:bidi="hi-IN"/>
+        </w:rPr>
+        <w:t>j (</w:t>
+      </w:r>
+      <w:r>
+        <w:rPr>
+          <w:rFonts w:eastAsia="NSimSun" w:cs="Arial"/>
+          <w:color w:val="auto"/>
+          <w:kern w:val="2"/>
+          <w:sz w:val="24"/>
+          <w:szCs w:val="24"/>
+          <w:lang w:val="ru-RU" w:eastAsia="zh-CN" w:bidi="hi-IN"/>
+        </w:rPr>
+        <w:t>элементы</w:t>
+      </w:r>
+      <w:r>
+        <w:rPr>
+          <w:rFonts w:eastAsia="NSimSun" w:cs="Arial"/>
+          <w:color w:val="auto"/>
+          <w:kern w:val="2"/>
+          <w:sz w:val="24"/>
+          <w:szCs w:val="24"/>
+          <w:lang w:val="en-US" w:eastAsia="zh-CN" w:bidi="hi-IN"/>
+        </w:rPr>
+        <w:t xml:space="preserve"> q</w:t>
+      </w:r>
+      <w:r>
+        <w:rPr>
+          <w:rFonts w:eastAsia="NSimSun" w:cs="Arial"/>
+          <w:color w:val="auto"/>
+          <w:kern w:val="2"/>
+          <w:sz w:val="24"/>
+          <w:szCs w:val="24"/>
+          <w:vertAlign w:val="subscript"/>
+          <w:lang w:val="en-US" w:eastAsia="zh-CN" w:bidi="hi-IN"/>
+        </w:rPr>
+        <w:t>kj</w:t>
+      </w:r>
+      <w:r>
+        <w:rPr>
+          <w:rFonts w:eastAsia="NSimSun" w:cs="Arial"/>
+          <w:color w:val="auto"/>
+          <w:kern w:val="2"/>
+          <w:sz w:val="24"/>
+          <w:szCs w:val="24"/>
+          <w:lang w:val="ru-RU" w:eastAsia="zh-CN" w:bidi="hi-IN"/>
+        </w:rPr>
+        <w:t xml:space="preserve"> и</w:t>
+      </w:r>
+      <w:r>
+        <w:rPr>
+          <w:rFonts w:eastAsia="NSimSun" w:cs="Arial"/>
+          <w:color w:val="auto"/>
+          <w:kern w:val="2"/>
+          <w:sz w:val="24"/>
+          <w:szCs w:val="24"/>
+          <w:lang w:val="en-US" w:eastAsia="zh-CN" w:bidi="hi-IN"/>
+        </w:rPr>
+        <w:t xml:space="preserve"> q</w:t>
+      </w:r>
+      <w:r>
+        <w:rPr>
+          <w:rFonts w:eastAsia="NSimSun" w:cs="Arial"/>
+          <w:color w:val="auto"/>
+          <w:kern w:val="2"/>
+          <w:sz w:val="24"/>
+          <w:szCs w:val="24"/>
+          <w:vertAlign w:val="subscript"/>
+          <w:lang w:val="en-US" w:eastAsia="zh-CN" w:bidi="hi-IN"/>
+        </w:rPr>
+        <w:t>ki</w:t>
+      </w:r>
+      <w:r>
+        <w:rPr>
+          <w:rFonts w:eastAsia="NSimSun" w:cs="Arial"/>
+          <w:color w:val="auto"/>
+          <w:kern w:val="2"/>
+          <w:sz w:val="24"/>
+          <w:szCs w:val="24"/>
+          <w:lang w:val="en-US" w:eastAsia="zh-CN" w:bidi="hi-IN"/>
+        </w:rPr>
+        <w:t xml:space="preserve">, </w:t>
+      </w:r>
+      <w:r>
+        <w:rPr>
+          <w:rFonts w:eastAsia="NSimSun" w:cs="Arial"/>
+          <w:color w:val="auto"/>
+          <w:kern w:val="2"/>
+          <w:sz w:val="24"/>
+          <w:szCs w:val="24"/>
+          <w:lang w:val="en-US" w:eastAsia="zh-CN" w:bidi="hi-IN"/>
+        </w:rPr>
+      </w:r>
+      <m:oMath xmlns:m="http://schemas.openxmlformats.org/officeDocument/2006/math">
+        <m:r>
+          <m:t xml:space="preserve">k</m:t>
+        </m:r>
+        <m:r>
+          <m:t xml:space="preserve">∈</m:t>
+        </m:r>
+        <m:d>
+          <m:dPr>
+            <m:begChr m:val="["/>
+            <m:endChr m:val=")"/>
+          </m:dPr>
+          <m:e>
+            <m:r>
+              <m:t xml:space="preserve">0</m:t>
+            </m:r>
+            <m:r>
+              <m:t xml:space="preserve">,</m:t>
+            </m:r>
+            <m:r>
+              <m:t xml:space="preserve">N</m:t>
+            </m:r>
+          </m:e>
+        </m:d>
+      </m:oMath>
+      <w:r>
+        <w:rPr>
+          <w:rFonts w:eastAsia="NSimSun" w:cs="Arial"/>
+          <w:color w:val="auto"/>
+          <w:kern w:val="2"/>
+          <w:sz w:val="24"/>
+          <w:szCs w:val="24"/>
+          <w:lang w:val="en-US" w:eastAsia="zh-CN" w:bidi="hi-IN"/>
+        </w:rPr>
+        <w:t>),</w:t>
+      </w:r>
+      <w:r>
+        <w:rPr>
+          <w:rFonts w:eastAsia="NSimSun" w:cs="Arial"/>
+          <w:color w:val="auto"/>
+          <w:kern w:val="2"/>
+          <w:sz w:val="24"/>
+          <w:szCs w:val="24"/>
+          <w:lang w:val="ru-RU" w:eastAsia="zh-CN" w:bidi="hi-IN"/>
+        </w:rPr>
+        <w:t xml:space="preserve"> выполнив вычисления по формулам:</w:t>
+      </w:r>
+    </w:p>
+    <w:p>
+      <w:pPr>
+        <w:pStyle w:val="BodyText"/>
+        <w:ind w:hanging="0" w:start="0"/>
+        <w:jc w:val="center"/>
+        <w:rPr>
+          <w:lang w:val="ru-RU"/>
+        </w:rPr>
+      </w:pPr>
+      <w:r>
+        <w:rPr>
+          <w:lang w:val="ru-RU"/>
+        </w:rPr>
+      </w:r>
+      <m:oMath xmlns:m="http://schemas.openxmlformats.org/officeDocument/2006/math">
+        <m:acc>
+          <m:accPr>
+            <m:chr m:val="~"/>
+          </m:accPr>
+          <m:e>
+            <m:sSub>
+              <m:e>
+                <m:r>
+                  <m:t xml:space="preserve">q</m:t>
+                </m:r>
+              </m:e>
+              <m:sub>
+                <m:r>
+                  <m:t xml:space="preserve">ki</m:t>
+                </m:r>
+              </m:sub>
+            </m:sSub>
+          </m:e>
+        </m:acc>
+        <m:r>
+          <m:t xml:space="preserve">=</m:t>
+        </m:r>
+        <m:sSub>
+          <m:e>
+            <m:r>
+              <m:t xml:space="preserve">q</m:t>
+            </m:r>
+          </m:e>
+          <m:sub>
+            <m:r>
+              <m:t xml:space="preserve">kj</m:t>
+            </m:r>
+          </m:sub>
+        </m:sSub>
+        <m:r>
+          <m:t xml:space="preserve">⋅</m:t>
+        </m:r>
+        <m:r>
+          <m:t xml:space="preserve">s</m:t>
+        </m:r>
+        <m:r>
+          <m:t xml:space="preserve">+</m:t>
+        </m:r>
+        <m:sSub>
+          <m:e>
+            <m:r>
+              <m:t xml:space="preserve">q</m:t>
+            </m:r>
+          </m:e>
+          <m:sub>
+            <m:r>
+              <m:t xml:space="preserve">ki</m:t>
+            </m:r>
+          </m:sub>
+        </m:sSub>
+        <m:r>
+          <m:t xml:space="preserve">⋅</m:t>
+        </m:r>
+        <m:r>
+          <m:t xml:space="preserve">c</m:t>
+        </m:r>
+      </m:oMath>
+      <w:r>
+        <w:rPr>
+          <w:lang w:val="ru-RU"/>
+        </w:rPr>
+        <w:t>,</w:t>
+      </w:r>
+    </w:p>
+    <w:p>
+      <w:pPr>
+        <w:pStyle w:val="BodyText"/>
+        <w:ind w:hanging="0" w:start="0"/>
+        <w:jc w:val="center"/>
+        <w:rPr/>
+      </w:pPr>
+      <w:r>
+        <w:rPr/>
+      </w:r>
+      <m:oMath xmlns:m="http://schemas.openxmlformats.org/officeDocument/2006/math">
+        <m:acc>
+          <m:accPr>
+            <m:chr m:val="~"/>
+          </m:accPr>
+          <m:e>
+            <m:sSub>
+              <m:e>
+                <m:r>
+                  <m:t xml:space="preserve">q</m:t>
+                </m:r>
+              </m:e>
+              <m:sub>
+                <m:r>
+                  <m:t xml:space="preserve">kj</m:t>
+                </m:r>
+              </m:sub>
+            </m:sSub>
+          </m:e>
+        </m:acc>
+        <m:r>
+          <m:t xml:space="preserve">=</m:t>
+        </m:r>
+        <m:sSub>
+          <m:e>
+            <m:r>
+              <m:t xml:space="preserve">q</m:t>
+            </m:r>
+          </m:e>
+          <m:sub>
+            <m:r>
+              <m:t xml:space="preserve">kj</m:t>
+            </m:r>
+          </m:sub>
+        </m:sSub>
+        <m:r>
+          <m:t xml:space="preserve">⋅</m:t>
+        </m:r>
+        <m:r>
+          <m:t xml:space="preserve">c</m:t>
+        </m:r>
+        <m:r>
+          <m:t xml:space="preserve">−</m:t>
+        </m:r>
+        <m:sSub>
+          <m:e>
+            <m:r>
+              <m:t xml:space="preserve">q</m:t>
+            </m:r>
+          </m:e>
+          <m:sub>
+            <m:r>
+              <m:t xml:space="preserve">ki</m:t>
+            </m:r>
+          </m:sub>
+        </m:sSub>
+        <m:r>
+          <m:t xml:space="preserve">⋅</m:t>
+        </m:r>
+        <m:r>
+          <m:t xml:space="preserve">s</m:t>
+        </m:r>
+      </m:oMath>
+      <w:r>
+        <w:rPr/>
+        <w:t>.</w:t>
+      </w:r>
+    </w:p>
+    <w:p>
+      <w:pPr>
+        <w:pStyle w:val="Normal"/>
+        <w:rPr>
+          <w:rFonts w:ascii="Cascadia Mono" w:hAnsi="Cascadia Mono"/>
+          <w:color w:val="000000"/>
+          <w:sz w:val="19"/>
+          <w:highlight w:val="white"/>
+        </w:rPr>
+      </w:pPr>
+      <w:r>
+        <w:rPr>
+          <w:rFonts w:ascii="Cascadia Mono" w:hAnsi="Cascadia Mono"/>
+          <w:color w:val="000000"/>
+          <w:sz w:val="19"/>
+          <w:highlight w:val="white"/>
+        </w:rPr>
+      </w:r>
+      <w:r>
+        <w:br w:type="page"/>
+      </w:r>
+    </w:p>
+    <w:p>
+      <w:pPr>
+        <w:pStyle w:val="BodyText"/>
+        <w:widowControl/>
+        <w:suppressAutoHyphens w:val="true"/>
+        <w:bidi w:val="0"/>
+        <w:jc w:val="start"/>
+        <w:rPr>
+          <w:rFonts w:eastAsia="NSimSun" w:cs="Arial"/>
+          <w:color w:val="auto"/>
+          <w:kern w:val="2"/>
+          <w:sz w:val="24"/>
+          <w:szCs w:val="24"/>
+          <w:lang w:val="ru-RU" w:eastAsia="zh-CN" w:bidi="hi-IN"/>
+        </w:rPr>
+      </w:pPr>
+      <w:r>
+        <w:rPr>
+          <w:rFonts w:eastAsia="NSimSun" w:cs="Arial"/>
+          <w:color w:val="auto"/>
+          <w:kern w:val="2"/>
+          <w:sz w:val="24"/>
+          <w:szCs w:val="24"/>
+          <w:lang w:val="ru-RU" w:eastAsia="zh-CN" w:bidi="hi-IN"/>
+        </w:rPr>
+        <w:t xml:space="preserve">К вычислению Q может быть два подхода. </w:t>
+      </w:r>
+    </w:p>
+    <w:p>
+      <w:pPr>
+        <w:pStyle w:val="BodyText"/>
+        <w:widowControl/>
+        <w:suppressAutoHyphens w:val="true"/>
+        <w:bidi w:val="0"/>
+        <w:jc w:val="start"/>
+        <w:rPr>
+          <w:rFonts w:eastAsia="NSimSun" w:cs="Arial"/>
+          <w:color w:val="auto"/>
+          <w:kern w:val="2"/>
+          <w:sz w:val="24"/>
+          <w:szCs w:val="24"/>
+          <w:lang w:val="ru-RU" w:eastAsia="zh-CN" w:bidi="hi-IN"/>
+        </w:rPr>
+      </w:pPr>
+      <w:r>
+        <w:rPr>
+          <w:rFonts w:eastAsia="NSimSun" w:cs="Arial"/>
+          <w:color w:val="auto"/>
+          <w:kern w:val="2"/>
+          <w:sz w:val="24"/>
+          <w:szCs w:val="24"/>
+          <w:lang w:val="ru-RU" w:eastAsia="zh-CN" w:bidi="hi-IN"/>
+        </w:rPr>
+        <w:t>Можно вычислять вращения столбцов для Q в том же месте, где вычисляется R. В результате код будет выглядеть следующим образом:</w:t>
+      </w:r>
+    </w:p>
+    <w:p>
+      <w:pPr>
+        <w:pStyle w:val="Normal"/>
+        <w:rPr>
+          <w:rFonts w:ascii="Cascadia Mono" w:hAnsi="Cascadia Mono"/>
+          <w:color w:val="000000"/>
+          <w:sz w:val="19"/>
+          <w:highlight w:val="white"/>
+        </w:rPr>
+      </w:pPr>
+      <w:r>
+        <w:rPr>
+          <w:rFonts w:ascii="Cascadia Mono" w:hAnsi="Cascadia Mono"/>
+          <w:color w:val="0000FF"/>
+          <w:sz w:val="19"/>
+          <w:highlight w:val="white"/>
+        </w:rPr>
+        <w:t>for</w:t>
+      </w:r>
+      <w:r>
+        <w:rPr>
+          <w:rFonts w:ascii="Cascadia Mono" w:hAnsi="Cascadia Mono"/>
+          <w:color w:val="000000"/>
+          <w:sz w:val="19"/>
+          <w:highlight w:val="white"/>
+        </w:rPr>
+        <w:t xml:space="preserve"> (</w:t>
+      </w:r>
+      <w:r>
+        <w:rPr>
+          <w:rFonts w:ascii="Cascadia Mono" w:hAnsi="Cascadia Mono"/>
+          <w:color w:val="0000FF"/>
+          <w:sz w:val="19"/>
+          <w:highlight w:val="white"/>
+        </w:rPr>
+        <w:t>int</w:t>
+      </w:r>
+      <w:r>
+        <w:rPr>
+          <w:rFonts w:ascii="Cascadia Mono" w:hAnsi="Cascadia Mono"/>
+          <w:color w:val="000000"/>
+          <w:sz w:val="19"/>
+          <w:highlight w:val="white"/>
+        </w:rPr>
+        <w:t xml:space="preserve"> j = 0; j &lt; N - 1; ++j) {</w:t>
+      </w:r>
+    </w:p>
+    <w:p>
+      <w:pPr>
+        <w:pStyle w:val="Normal"/>
+        <w:rPr>
+          <w:rFonts w:ascii="Cascadia Mono" w:hAnsi="Cascadia Mono"/>
+          <w:color w:val="000000"/>
+          <w:sz w:val="19"/>
+          <w:highlight w:val="white"/>
+        </w:rPr>
+      </w:pPr>
+      <w:r>
+        <w:rPr>
+          <w:rFonts w:ascii="Cascadia Mono" w:hAnsi="Cascadia Mono"/>
+          <w:color w:val="000000"/>
+          <w:sz w:val="19"/>
+          <w:highlight w:val="white"/>
+        </w:rPr>
+        <w:t xml:space="preserve">    </w:t>
+      </w:r>
+      <w:r>
+        <w:rPr>
+          <w:rFonts w:ascii="Cascadia Mono" w:hAnsi="Cascadia Mono"/>
+          <w:color w:val="0000FF"/>
+          <w:sz w:val="19"/>
+          <w:highlight w:val="white"/>
+        </w:rPr>
+        <w:t>for</w:t>
+      </w:r>
+      <w:r>
+        <w:rPr>
+          <w:rFonts w:ascii="Cascadia Mono" w:hAnsi="Cascadia Mono"/>
+          <w:color w:val="000000"/>
+          <w:sz w:val="19"/>
+          <w:highlight w:val="white"/>
+        </w:rPr>
+        <w:t xml:space="preserve"> (</w:t>
+      </w:r>
+      <w:r>
+        <w:rPr>
+          <w:rFonts w:ascii="Cascadia Mono" w:hAnsi="Cascadia Mono"/>
+          <w:color w:val="0000FF"/>
+          <w:sz w:val="19"/>
+          <w:highlight w:val="white"/>
+        </w:rPr>
+        <w:t>int</w:t>
+      </w:r>
+      <w:r>
+        <w:rPr>
+          <w:rFonts w:ascii="Cascadia Mono" w:hAnsi="Cascadia Mono"/>
+          <w:color w:val="000000"/>
+          <w:sz w:val="19"/>
+          <w:highlight w:val="white"/>
+        </w:rPr>
+        <w:t xml:space="preserve"> i = j + 1; i &lt; N; ++i) {</w:t>
+      </w:r>
+    </w:p>
+    <w:p>
+      <w:pPr>
+        <w:pStyle w:val="Normal"/>
+        <w:rPr>
+          <w:rFonts w:ascii="Cascadia Mono" w:hAnsi="Cascadia Mono"/>
+          <w:color w:val="000000"/>
+          <w:sz w:val="19"/>
+          <w:highlight w:val="white"/>
+        </w:rPr>
+      </w:pPr>
+      <w:r>
+        <w:rPr>
+          <w:rFonts w:ascii="Cascadia Mono" w:hAnsi="Cascadia Mono"/>
+          <w:color w:val="000000"/>
+          <w:sz w:val="19"/>
+          <w:highlight w:val="white"/>
+        </w:rPr>
+        <w:t xml:space="preserve">        </w:t>
+      </w:r>
+      <w:r>
+        <w:rPr>
+          <w:rFonts w:ascii="Cascadia Mono" w:hAnsi="Cascadia Mono"/>
+          <w:color w:val="008000"/>
+          <w:sz w:val="19"/>
+          <w:highlight w:val="white"/>
+        </w:rPr>
+        <w:t>// приведение к double для точных проверок и вычислений</w:t>
+      </w:r>
+    </w:p>
+    <w:p>
+      <w:pPr>
+        <w:pStyle w:val="Normal"/>
+        <w:rPr>
+          <w:rFonts w:ascii="Cascadia Mono" w:hAnsi="Cascadia Mono"/>
+          <w:color w:val="000000"/>
+          <w:sz w:val="19"/>
+          <w:highlight w:val="white"/>
+        </w:rPr>
+      </w:pPr>
+      <w:r>
+        <w:rPr>
+          <w:rFonts w:ascii="Cascadia Mono" w:hAnsi="Cascadia Mono"/>
+          <w:color w:val="000000"/>
+          <w:sz w:val="19"/>
+          <w:highlight w:val="white"/>
+        </w:rPr>
+        <w:t xml:space="preserve">        </w:t>
+      </w:r>
+      <w:r>
+        <w:rPr>
+          <w:rFonts w:ascii="Cascadia Mono" w:hAnsi="Cascadia Mono"/>
+          <w:color w:val="0000FF"/>
+          <w:sz w:val="19"/>
+          <w:highlight w:val="white"/>
+        </w:rPr>
+        <w:t>double</w:t>
+      </w:r>
+      <w:r>
+        <w:rPr>
+          <w:rFonts w:ascii="Cascadia Mono" w:hAnsi="Cascadia Mono"/>
+          <w:color w:val="000000"/>
+          <w:sz w:val="19"/>
+          <w:highlight w:val="white"/>
+        </w:rPr>
+        <w:t xml:space="preserve"> Rjj = </w:t>
+      </w:r>
+      <w:r>
+        <w:rPr>
+          <w:rFonts w:ascii="Cascadia Mono" w:hAnsi="Cascadia Mono"/>
+          <w:color w:val="0000FF"/>
+          <w:sz w:val="19"/>
+          <w:highlight w:val="white"/>
+        </w:rPr>
+        <w:t>static_cast</w:t>
+      </w:r>
+      <w:r>
+        <w:rPr>
+          <w:rFonts w:ascii="Cascadia Mono" w:hAnsi="Cascadia Mono"/>
+          <w:color w:val="000000"/>
+          <w:sz w:val="19"/>
+          <w:highlight w:val="white"/>
+        </w:rPr>
+        <w:t>&lt;</w:t>
+      </w:r>
+      <w:r>
+        <w:rPr>
+          <w:rFonts w:ascii="Cascadia Mono" w:hAnsi="Cascadia Mono"/>
+          <w:color w:val="0000FF"/>
+          <w:sz w:val="19"/>
+          <w:highlight w:val="white"/>
+        </w:rPr>
+        <w:t>double</w:t>
+      </w:r>
+      <w:r>
+        <w:rPr>
+          <w:rFonts w:ascii="Cascadia Mono" w:hAnsi="Cascadia Mono"/>
+          <w:color w:val="000000"/>
+          <w:sz w:val="19"/>
+          <w:highlight w:val="white"/>
+        </w:rPr>
+        <w:t>&gt;(</w:t>
+      </w:r>
+      <w:r>
+        <w:rPr>
+          <w:rFonts w:ascii="Cascadia Mono" w:hAnsi="Cascadia Mono"/>
+          <w:color w:val="808080"/>
+          <w:sz w:val="19"/>
+          <w:highlight w:val="white"/>
+        </w:rPr>
+        <w:t>R</w:t>
+      </w:r>
+      <w:r>
+        <w:rPr>
+          <w:rFonts w:ascii="Cascadia Mono" w:hAnsi="Cascadia Mono"/>
+          <w:color w:val="000000"/>
+          <w:sz w:val="19"/>
+          <w:highlight w:val="white"/>
+        </w:rPr>
+        <w:t>[j][j]);</w:t>
+      </w:r>
+    </w:p>
+    <w:p>
+      <w:pPr>
+        <w:pStyle w:val="Normal"/>
+        <w:rPr>
+          <w:rFonts w:ascii="Cascadia Mono" w:hAnsi="Cascadia Mono"/>
+          <w:color w:val="000000"/>
+          <w:sz w:val="19"/>
+          <w:highlight w:val="white"/>
+        </w:rPr>
+      </w:pPr>
+      <w:r>
+        <w:rPr>
+          <w:rFonts w:ascii="Cascadia Mono" w:hAnsi="Cascadia Mono"/>
+          <w:color w:val="000000"/>
+          <w:sz w:val="19"/>
+          <w:highlight w:val="white"/>
+        </w:rPr>
+        <w:t xml:space="preserve">        </w:t>
+      </w:r>
+      <w:r>
+        <w:rPr>
+          <w:rFonts w:ascii="Cascadia Mono" w:hAnsi="Cascadia Mono"/>
+          <w:color w:val="0000FF"/>
+          <w:sz w:val="19"/>
+          <w:highlight w:val="white"/>
+        </w:rPr>
+        <w:t>double</w:t>
+      </w:r>
+      <w:r>
+        <w:rPr>
+          <w:rFonts w:ascii="Cascadia Mono" w:hAnsi="Cascadia Mono"/>
+          <w:color w:val="000000"/>
+          <w:sz w:val="19"/>
+          <w:highlight w:val="white"/>
+        </w:rPr>
+        <w:t xml:space="preserve"> Rij = </w:t>
+      </w:r>
+      <w:r>
+        <w:rPr>
+          <w:rFonts w:ascii="Cascadia Mono" w:hAnsi="Cascadia Mono"/>
+          <w:color w:val="0000FF"/>
+          <w:sz w:val="19"/>
+          <w:highlight w:val="white"/>
+        </w:rPr>
+        <w:t>static_cast</w:t>
+      </w:r>
+      <w:r>
+        <w:rPr>
+          <w:rFonts w:ascii="Cascadia Mono" w:hAnsi="Cascadia Mono"/>
+          <w:color w:val="000000"/>
+          <w:sz w:val="19"/>
+          <w:highlight w:val="white"/>
+        </w:rPr>
+        <w:t>&lt;</w:t>
+      </w:r>
+      <w:r>
+        <w:rPr>
+          <w:rFonts w:ascii="Cascadia Mono" w:hAnsi="Cascadia Mono"/>
+          <w:color w:val="0000FF"/>
+          <w:sz w:val="19"/>
+          <w:highlight w:val="white"/>
+        </w:rPr>
+        <w:t>double</w:t>
+      </w:r>
+      <w:r>
+        <w:rPr>
+          <w:rFonts w:ascii="Cascadia Mono" w:hAnsi="Cascadia Mono"/>
+          <w:color w:val="000000"/>
+          <w:sz w:val="19"/>
+          <w:highlight w:val="white"/>
+        </w:rPr>
+        <w:t>&gt;(</w:t>
+      </w:r>
+      <w:r>
+        <w:rPr>
+          <w:rFonts w:ascii="Cascadia Mono" w:hAnsi="Cascadia Mono"/>
+          <w:color w:val="808080"/>
+          <w:sz w:val="19"/>
+          <w:highlight w:val="white"/>
+        </w:rPr>
+        <w:t>R</w:t>
+      </w:r>
+      <w:r>
+        <w:rPr>
+          <w:rFonts w:ascii="Cascadia Mono" w:hAnsi="Cascadia Mono"/>
+          <w:color w:val="000000"/>
+          <w:sz w:val="19"/>
+          <w:highlight w:val="white"/>
+        </w:rPr>
+        <w:t>[i][j]);</w:t>
+      </w:r>
+    </w:p>
+    <w:p>
+      <w:pPr>
+        <w:pStyle w:val="Normal"/>
+        <w:rPr>
+          <w:rFonts w:ascii="Cascadia Mono" w:hAnsi="Cascadia Mono"/>
+          <w:color w:val="000000"/>
+          <w:sz w:val="19"/>
+          <w:highlight w:val="white"/>
+        </w:rPr>
+      </w:pPr>
+      <w:r>
+        <w:rPr>
+          <w:rFonts w:ascii="Cascadia Mono" w:hAnsi="Cascadia Mono"/>
+          <w:color w:val="000000"/>
+          <w:sz w:val="19"/>
+          <w:highlight w:val="white"/>
+        </w:rPr>
+      </w:r>
+    </w:p>
+    <w:p>
+      <w:pPr>
+        <w:pStyle w:val="Normal"/>
+        <w:rPr>
+          <w:rFonts w:ascii="Cascadia Mono" w:hAnsi="Cascadia Mono"/>
+          <w:color w:val="000000"/>
+          <w:sz w:val="19"/>
+          <w:highlight w:val="white"/>
+        </w:rPr>
+      </w:pPr>
+      <w:r>
+        <w:rPr>
+          <w:rFonts w:ascii="Cascadia Mono" w:hAnsi="Cascadia Mono"/>
+          <w:color w:val="000000"/>
+          <w:sz w:val="19"/>
+          <w:highlight w:val="white"/>
+        </w:rPr>
+        <w:t xml:space="preserve">        </w:t>
+      </w:r>
+      <w:r>
+        <w:rPr>
+          <w:rFonts w:ascii="Cascadia Mono" w:hAnsi="Cascadia Mono"/>
+          <w:color w:val="008000"/>
+          <w:sz w:val="19"/>
+          <w:highlight w:val="white"/>
+        </w:rPr>
+        <w:t>// проверки малости (пороги для double)</w:t>
+      </w:r>
+    </w:p>
+    <w:p>
+      <w:pPr>
+        <w:pStyle w:val="Normal"/>
+        <w:rPr>
+          <w:rFonts w:ascii="Cascadia Mono" w:hAnsi="Cascadia Mono"/>
+          <w:color w:val="000000"/>
+          <w:sz w:val="19"/>
+          <w:highlight w:val="white"/>
+        </w:rPr>
+      </w:pPr>
+      <w:r>
+        <w:rPr>
+          <w:rFonts w:ascii="Cascadia Mono" w:hAnsi="Cascadia Mono"/>
+          <w:color w:val="000000"/>
+          <w:sz w:val="19"/>
+          <w:highlight w:val="white"/>
+        </w:rPr>
+        <w:t xml:space="preserve">        </w:t>
+      </w:r>
+      <w:r>
+        <w:rPr>
+          <w:rFonts w:ascii="Cascadia Mono" w:hAnsi="Cascadia Mono"/>
+          <w:color w:val="0000FF"/>
+          <w:sz w:val="19"/>
+          <w:highlight w:val="white"/>
+        </w:rPr>
+        <w:t>if</w:t>
+      </w:r>
+      <w:r>
+        <w:rPr>
+          <w:rFonts w:ascii="Cascadia Mono" w:hAnsi="Cascadia Mono"/>
+          <w:color w:val="000000"/>
+          <w:sz w:val="19"/>
+          <w:highlight w:val="white"/>
+        </w:rPr>
+        <w:t xml:space="preserve"> (std::abs(Rij) &lt; 1e-11)</w:t>
+      </w:r>
+    </w:p>
+    <w:p>
+      <w:pPr>
+        <w:pStyle w:val="Normal"/>
+        <w:rPr>
+          <w:rFonts w:ascii="Cascadia Mono" w:hAnsi="Cascadia Mono"/>
+          <w:color w:val="000000"/>
+          <w:sz w:val="19"/>
+          <w:highlight w:val="white"/>
+        </w:rPr>
+      </w:pPr>
+      <w:r>
+        <w:rPr>
+          <w:rFonts w:ascii="Cascadia Mono" w:hAnsi="Cascadia Mono"/>
+          <w:color w:val="000000"/>
+          <w:sz w:val="19"/>
+          <w:highlight w:val="white"/>
+        </w:rPr>
+        <w:t xml:space="preserve">            </w:t>
+      </w:r>
+      <w:r>
+        <w:rPr>
+          <w:rFonts w:ascii="Cascadia Mono" w:hAnsi="Cascadia Mono"/>
+          <w:color w:val="0000FF"/>
+          <w:sz w:val="19"/>
+          <w:highlight w:val="white"/>
+        </w:rPr>
+        <w:t>continue</w:t>
+      </w:r>
+      <w:r>
+        <w:rPr>
+          <w:rFonts w:ascii="Cascadia Mono" w:hAnsi="Cascadia Mono"/>
+          <w:color w:val="000000"/>
+          <w:sz w:val="19"/>
+          <w:highlight w:val="white"/>
+        </w:rPr>
+        <w:t>;</w:t>
+      </w:r>
+    </w:p>
+    <w:p>
+      <w:pPr>
+        <w:pStyle w:val="Normal"/>
+        <w:rPr>
+          <w:rFonts w:ascii="Cascadia Mono" w:hAnsi="Cascadia Mono"/>
+          <w:color w:val="000000"/>
+          <w:sz w:val="19"/>
+          <w:highlight w:val="white"/>
+        </w:rPr>
+      </w:pPr>
+      <w:r>
+        <w:rPr>
+          <w:rFonts w:ascii="Cascadia Mono" w:hAnsi="Cascadia Mono"/>
+          <w:color w:val="000000"/>
+          <w:sz w:val="19"/>
+          <w:highlight w:val="white"/>
+        </w:rPr>
+      </w:r>
+    </w:p>
+    <w:p>
+      <w:pPr>
+        <w:pStyle w:val="Normal"/>
+        <w:rPr>
+          <w:rFonts w:ascii="Cascadia Mono" w:hAnsi="Cascadia Mono"/>
+          <w:color w:val="000000"/>
+          <w:sz w:val="19"/>
+          <w:highlight w:val="white"/>
+        </w:rPr>
+      </w:pPr>
+      <w:r>
+        <w:rPr>
+          <w:rFonts w:ascii="Cascadia Mono" w:hAnsi="Cascadia Mono"/>
+          <w:color w:val="000000"/>
+          <w:sz w:val="19"/>
+          <w:highlight w:val="white"/>
+        </w:rPr>
+        <w:t xml:space="preserve">        </w:t>
+      </w:r>
+      <w:r>
+        <w:rPr>
+          <w:rFonts w:ascii="Cascadia Mono" w:hAnsi="Cascadia Mono"/>
+          <w:color w:val="0000FF"/>
+          <w:sz w:val="19"/>
+          <w:highlight w:val="white"/>
+        </w:rPr>
+        <w:t>double</w:t>
+      </w:r>
+      <w:r>
+        <w:rPr>
+          <w:rFonts w:ascii="Cascadia Mono" w:hAnsi="Cascadia Mono"/>
+          <w:color w:val="000000"/>
+          <w:sz w:val="19"/>
+          <w:highlight w:val="white"/>
+        </w:rPr>
+        <w:t xml:space="preserve"> sqrt_val = std::sqrt(Rjj * Rjj + Rij * Rij);</w:t>
+      </w:r>
+    </w:p>
+    <w:p>
+      <w:pPr>
+        <w:pStyle w:val="Normal"/>
+        <w:rPr>
+          <w:rFonts w:ascii="Cascadia Mono" w:hAnsi="Cascadia Mono"/>
+          <w:color w:val="000000"/>
+          <w:sz w:val="19"/>
+          <w:highlight w:val="white"/>
+        </w:rPr>
+      </w:pPr>
+      <w:r>
+        <w:rPr>
+          <w:rFonts w:ascii="Cascadia Mono" w:hAnsi="Cascadia Mono"/>
+          <w:color w:val="000000"/>
+          <w:sz w:val="19"/>
+          <w:highlight w:val="white"/>
+        </w:rPr>
+        <w:t xml:space="preserve">        </w:t>
+      </w:r>
+      <w:r>
+        <w:rPr>
+          <w:rFonts w:ascii="Cascadia Mono" w:hAnsi="Cascadia Mono"/>
+          <w:color w:val="0000FF"/>
+          <w:sz w:val="19"/>
+          <w:highlight w:val="white"/>
+        </w:rPr>
+        <w:t>if</w:t>
+      </w:r>
+      <w:r>
+        <w:rPr>
+          <w:rFonts w:ascii="Cascadia Mono" w:hAnsi="Cascadia Mono"/>
+          <w:color w:val="000000"/>
+          <w:sz w:val="19"/>
+          <w:highlight w:val="white"/>
+        </w:rPr>
+        <w:t xml:space="preserve"> (std::abs(sqrt_val) &lt; 1e-11)</w:t>
+      </w:r>
+    </w:p>
+    <w:p>
+      <w:pPr>
+        <w:pStyle w:val="Normal"/>
+        <w:rPr>
+          <w:rFonts w:ascii="Cascadia Mono" w:hAnsi="Cascadia Mono"/>
+          <w:color w:val="000000"/>
+          <w:sz w:val="19"/>
+          <w:highlight w:val="white"/>
+        </w:rPr>
+      </w:pPr>
+      <w:r>
+        <w:rPr>
+          <w:rFonts w:ascii="Cascadia Mono" w:hAnsi="Cascadia Mono"/>
+          <w:color w:val="000000"/>
+          <w:sz w:val="19"/>
+          <w:highlight w:val="white"/>
+        </w:rPr>
+        <w:t xml:space="preserve">            </w:t>
+      </w:r>
+      <w:r>
+        <w:rPr>
+          <w:rFonts w:ascii="Cascadia Mono" w:hAnsi="Cascadia Mono"/>
+          <w:color w:val="0000FF"/>
+          <w:sz w:val="19"/>
+          <w:highlight w:val="white"/>
+        </w:rPr>
+        <w:t>continue</w:t>
+      </w:r>
+      <w:r>
+        <w:rPr>
+          <w:rFonts w:ascii="Cascadia Mono" w:hAnsi="Cascadia Mono"/>
+          <w:color w:val="000000"/>
+          <w:sz w:val="19"/>
+          <w:highlight w:val="white"/>
+        </w:rPr>
+        <w:t>;</w:t>
+      </w:r>
+    </w:p>
+    <w:p>
+      <w:pPr>
+        <w:pStyle w:val="Normal"/>
+        <w:rPr>
+          <w:rFonts w:ascii="Cascadia Mono" w:hAnsi="Cascadia Mono"/>
+          <w:color w:val="000000"/>
+          <w:sz w:val="19"/>
+          <w:highlight w:val="white"/>
+        </w:rPr>
+      </w:pPr>
+      <w:r>
+        <w:rPr>
+          <w:rFonts w:ascii="Cascadia Mono" w:hAnsi="Cascadia Mono"/>
+          <w:color w:val="000000"/>
+          <w:sz w:val="19"/>
+          <w:highlight w:val="white"/>
+        </w:rPr>
+      </w:r>
+    </w:p>
+    <w:p>
+      <w:pPr>
+        <w:pStyle w:val="Normal"/>
+        <w:rPr>
+          <w:rFonts w:ascii="Cascadia Mono" w:hAnsi="Cascadia Mono"/>
+          <w:color w:val="000000"/>
+          <w:sz w:val="19"/>
+          <w:highlight w:val="white"/>
+        </w:rPr>
+      </w:pPr>
+      <w:r>
+        <w:rPr>
+          <w:rFonts w:ascii="Cascadia Mono" w:hAnsi="Cascadia Mono"/>
+          <w:color w:val="000000"/>
+          <w:sz w:val="19"/>
+          <w:highlight w:val="white"/>
+        </w:rPr>
+        <w:t xml:space="preserve">        </w:t>
+      </w:r>
+      <w:r>
+        <w:rPr>
+          <w:rFonts w:ascii="Cascadia Mono" w:hAnsi="Cascadia Mono"/>
+          <w:color w:val="0000FF"/>
+          <w:sz w:val="19"/>
+          <w:highlight w:val="white"/>
+        </w:rPr>
+        <w:t>double</w:t>
+      </w:r>
+      <w:r>
+        <w:rPr>
+          <w:rFonts w:ascii="Cascadia Mono" w:hAnsi="Cascadia Mono"/>
+          <w:color w:val="000000"/>
+          <w:sz w:val="19"/>
+          <w:highlight w:val="white"/>
+        </w:rPr>
+        <w:t xml:space="preserve"> c = Rjj / sqrt_val;</w:t>
+      </w:r>
+    </w:p>
+    <w:p>
+      <w:pPr>
+        <w:pStyle w:val="Normal"/>
+        <w:rPr>
+          <w:rFonts w:ascii="Cascadia Mono" w:hAnsi="Cascadia Mono"/>
+          <w:color w:val="000000"/>
+          <w:sz w:val="19"/>
+          <w:highlight w:val="white"/>
+        </w:rPr>
+      </w:pPr>
+      <w:r>
+        <w:rPr>
+          <w:rFonts w:ascii="Cascadia Mono" w:hAnsi="Cascadia Mono"/>
+          <w:color w:val="000000"/>
+          <w:sz w:val="19"/>
+          <w:highlight w:val="white"/>
+        </w:rPr>
+        <w:t xml:space="preserve">        </w:t>
+      </w:r>
+      <w:r>
+        <w:rPr>
+          <w:rFonts w:ascii="Cascadia Mono" w:hAnsi="Cascadia Mono"/>
+          <w:color w:val="0000FF"/>
+          <w:sz w:val="19"/>
+          <w:highlight w:val="white"/>
+        </w:rPr>
+        <w:t>double</w:t>
+      </w:r>
+      <w:r>
+        <w:rPr>
+          <w:rFonts w:ascii="Cascadia Mono" w:hAnsi="Cascadia Mono"/>
+          <w:color w:val="000000"/>
+          <w:sz w:val="19"/>
+          <w:highlight w:val="white"/>
+        </w:rPr>
+        <w:t xml:space="preserve"> s = -Rij / sqrt_val;</w:t>
+      </w:r>
+    </w:p>
+    <w:p>
+      <w:pPr>
+        <w:pStyle w:val="Normal"/>
+        <w:rPr>
+          <w:rFonts w:ascii="Cascadia Mono" w:hAnsi="Cascadia Mono"/>
+          <w:color w:val="000000"/>
+          <w:sz w:val="19"/>
+          <w:highlight w:val="white"/>
+        </w:rPr>
+      </w:pPr>
+      <w:r>
+        <w:rPr>
+          <w:rFonts w:ascii="Cascadia Mono" w:hAnsi="Cascadia Mono"/>
+          <w:color w:val="000000"/>
+          <w:sz w:val="19"/>
+          <w:highlight w:val="white"/>
+        </w:rPr>
+      </w:r>
+    </w:p>
+    <w:p>
+      <w:pPr>
+        <w:pStyle w:val="Normal"/>
+        <w:rPr>
+          <w:rFonts w:ascii="Cascadia Mono" w:hAnsi="Cascadia Mono"/>
+          <w:color w:val="000000"/>
+          <w:sz w:val="19"/>
+          <w:highlight w:val="white"/>
+        </w:rPr>
+      </w:pPr>
+      <w:r>
+        <w:rPr>
+          <w:rFonts w:ascii="Cascadia Mono" w:hAnsi="Cascadia Mono"/>
+          <w:color w:val="808080"/>
+          <w:sz w:val="19"/>
+          <w:highlight w:val="white"/>
+        </w:rPr>
+        <w:t>#pragma</w:t>
+      </w:r>
+      <w:r>
+        <w:rPr>
+          <w:rFonts w:ascii="Cascadia Mono" w:hAnsi="Cascadia Mono"/>
+          <w:color w:val="000000"/>
+          <w:sz w:val="19"/>
+          <w:highlight w:val="white"/>
+        </w:rPr>
+        <w:t xml:space="preserve"> omp parallel </w:t>
+      </w:r>
+      <w:r>
+        <w:rPr>
+          <w:rFonts w:ascii="Cascadia Mono" w:hAnsi="Cascadia Mono"/>
+          <w:color w:val="0000FF"/>
+          <w:sz w:val="19"/>
+          <w:highlight w:val="white"/>
+        </w:rPr>
+        <w:t>for</w:t>
+      </w:r>
+      <w:r>
+        <w:rPr>
+          <w:rFonts w:ascii="Cascadia Mono" w:hAnsi="Cascadia Mono"/>
+          <w:color w:val="000000"/>
+          <w:sz w:val="19"/>
+          <w:highlight w:val="white"/>
+        </w:rPr>
+        <w:t xml:space="preserve"> num_threads(thread_num) </w:t>
+      </w:r>
+      <w:r>
+        <w:rPr>
+          <w:rFonts w:ascii="Cascadia Mono" w:hAnsi="Cascadia Mono"/>
+          <w:color w:val="0000FF"/>
+          <w:sz w:val="19"/>
+          <w:highlight w:val="white"/>
+        </w:rPr>
+        <w:t>if</w:t>
+      </w:r>
+      <w:r>
+        <w:rPr>
+          <w:rFonts w:ascii="Cascadia Mono" w:hAnsi="Cascadia Mono"/>
+          <w:color w:val="000000"/>
+          <w:sz w:val="19"/>
+          <w:highlight w:val="white"/>
+        </w:rPr>
+        <w:t xml:space="preserve"> (N &gt;= 1000)</w:t>
+      </w:r>
+    </w:p>
+    <w:p>
+      <w:pPr>
+        <w:pStyle w:val="Normal"/>
+        <w:rPr>
+          <w:rFonts w:ascii="Cascadia Mono" w:hAnsi="Cascadia Mono"/>
+          <w:color w:val="000000"/>
+          <w:sz w:val="19"/>
+          <w:highlight w:val="white"/>
+        </w:rPr>
+      </w:pPr>
+      <w:r>
+        <w:rPr>
+          <w:rFonts w:ascii="Cascadia Mono" w:hAnsi="Cascadia Mono"/>
+          <w:color w:val="000000"/>
+          <w:sz w:val="19"/>
+          <w:highlight w:val="white"/>
+        </w:rPr>
+        <w:t xml:space="preserve">        </w:t>
+      </w:r>
+      <w:r>
+        <w:rPr>
+          <w:rFonts w:ascii="Cascadia Mono" w:hAnsi="Cascadia Mono"/>
+          <w:color w:val="0000FF"/>
+          <w:sz w:val="19"/>
+          <w:highlight w:val="white"/>
+        </w:rPr>
+        <w:t>for</w:t>
+      </w:r>
+      <w:r>
+        <w:rPr>
+          <w:rFonts w:ascii="Cascadia Mono" w:hAnsi="Cascadia Mono"/>
+          <w:color w:val="000000"/>
+          <w:sz w:val="19"/>
+          <w:highlight w:val="white"/>
+        </w:rPr>
+        <w:t xml:space="preserve"> (</w:t>
+      </w:r>
+      <w:r>
+        <w:rPr>
+          <w:rFonts w:ascii="Cascadia Mono" w:hAnsi="Cascadia Mono"/>
+          <w:color w:val="0000FF"/>
+          <w:sz w:val="19"/>
+          <w:highlight w:val="white"/>
+        </w:rPr>
+        <w:t>int</w:t>
+      </w:r>
+      <w:r>
+        <w:rPr>
+          <w:rFonts w:ascii="Cascadia Mono" w:hAnsi="Cascadia Mono"/>
+          <w:color w:val="000000"/>
+          <w:sz w:val="19"/>
+          <w:highlight w:val="white"/>
+        </w:rPr>
+        <w:t xml:space="preserve"> k = 0; k &lt; N; ++k) {</w:t>
+      </w:r>
+    </w:p>
+    <w:p>
+      <w:pPr>
+        <w:pStyle w:val="Normal"/>
+        <w:rPr>
+          <w:rFonts w:ascii="Cascadia Mono" w:hAnsi="Cascadia Mono"/>
+          <w:color w:val="000000"/>
+          <w:sz w:val="19"/>
+          <w:highlight w:val="white"/>
+        </w:rPr>
+      </w:pPr>
+      <w:r>
+        <w:rPr>
+          <w:rFonts w:ascii="Cascadia Mono" w:hAnsi="Cascadia Mono"/>
+          <w:color w:val="000000"/>
+          <w:sz w:val="19"/>
+          <w:highlight w:val="white"/>
+        </w:rPr>
+        <w:t xml:space="preserve">            </w:t>
+      </w:r>
+      <w:r>
+        <w:rPr>
+          <w:rFonts w:ascii="Cascadia Mono" w:hAnsi="Cascadia Mono"/>
+          <w:color w:val="2B91AF"/>
+          <w:sz w:val="19"/>
+          <w:highlight w:val="white"/>
+        </w:rPr>
+        <w:t>T</w:t>
+      </w:r>
+      <w:r>
+        <w:rPr>
+          <w:rFonts w:ascii="Cascadia Mono" w:hAnsi="Cascadia Mono"/>
+          <w:color w:val="000000"/>
+          <w:sz w:val="19"/>
+          <w:highlight w:val="white"/>
+        </w:rPr>
+        <w:t xml:space="preserve"> temp = </w:t>
+      </w:r>
+      <w:r>
+        <w:rPr>
+          <w:rFonts w:ascii="Cascadia Mono" w:hAnsi="Cascadia Mono"/>
+          <w:color w:val="0000FF"/>
+          <w:sz w:val="19"/>
+          <w:highlight w:val="white"/>
+        </w:rPr>
+        <w:t>static_cast</w:t>
+      </w:r>
+      <w:r>
+        <w:rPr>
+          <w:rFonts w:ascii="Cascadia Mono" w:hAnsi="Cascadia Mono"/>
+          <w:color w:val="000000"/>
+          <w:sz w:val="19"/>
+          <w:highlight w:val="white"/>
+        </w:rPr>
+        <w:t>&lt;</w:t>
+      </w:r>
+      <w:r>
+        <w:rPr>
+          <w:rFonts w:ascii="Cascadia Mono" w:hAnsi="Cascadia Mono"/>
+          <w:color w:val="2B91AF"/>
+          <w:sz w:val="19"/>
+          <w:highlight w:val="white"/>
+        </w:rPr>
+        <w:t>T</w:t>
+      </w:r>
+      <w:r>
+        <w:rPr>
+          <w:rFonts w:ascii="Cascadia Mono" w:hAnsi="Cascadia Mono"/>
+          <w:color w:val="000000"/>
+          <w:sz w:val="19"/>
+          <w:highlight w:val="white"/>
+        </w:rPr>
+        <w:t>&gt;(</w:t>
+      </w:r>
+      <w:r>
+        <w:rPr>
+          <w:rFonts w:ascii="Cascadia Mono" w:hAnsi="Cascadia Mono"/>
+          <w:color w:val="808080"/>
+          <w:sz w:val="19"/>
+          <w:highlight w:val="white"/>
+        </w:rPr>
+        <w:t>R</w:t>
+      </w:r>
+      <w:r>
+        <w:rPr>
+          <w:rFonts w:ascii="Cascadia Mono" w:hAnsi="Cascadia Mono"/>
+          <w:color w:val="000000"/>
+          <w:sz w:val="19"/>
+          <w:highlight w:val="white"/>
+        </w:rPr>
+        <w:t xml:space="preserve">[j][k] * c - </w:t>
+      </w:r>
+      <w:r>
+        <w:rPr>
+          <w:rFonts w:ascii="Cascadia Mono" w:hAnsi="Cascadia Mono"/>
+          <w:color w:val="808080"/>
+          <w:sz w:val="19"/>
+          <w:highlight w:val="white"/>
+        </w:rPr>
+        <w:t>R</w:t>
+      </w:r>
+      <w:r>
+        <w:rPr>
+          <w:rFonts w:ascii="Cascadia Mono" w:hAnsi="Cascadia Mono"/>
+          <w:color w:val="000000"/>
+          <w:sz w:val="19"/>
+          <w:highlight w:val="white"/>
+        </w:rPr>
+        <w:t>[i][k] * s);</w:t>
+      </w:r>
+    </w:p>
+    <w:p>
+      <w:pPr>
+        <w:pStyle w:val="Normal"/>
+        <w:rPr>
+          <w:rFonts w:ascii="Cascadia Mono" w:hAnsi="Cascadia Mono"/>
+          <w:color w:val="000000"/>
+          <w:sz w:val="19"/>
+          <w:highlight w:val="white"/>
+        </w:rPr>
+      </w:pPr>
+      <w:r>
+        <w:rPr>
+          <w:rFonts w:ascii="Cascadia Mono" w:hAnsi="Cascadia Mono"/>
+          <w:color w:val="000000"/>
+          <w:sz w:val="19"/>
+          <w:highlight w:val="white"/>
+        </w:rPr>
+        <w:t xml:space="preserve">            </w:t>
+      </w:r>
+      <w:r>
+        <w:rPr>
+          <w:rFonts w:ascii="Cascadia Mono" w:hAnsi="Cascadia Mono"/>
+          <w:color w:val="808080"/>
+          <w:sz w:val="19"/>
+          <w:highlight w:val="white"/>
+        </w:rPr>
+        <w:t>R</w:t>
+      </w:r>
+      <w:r>
+        <w:rPr>
+          <w:rFonts w:ascii="Cascadia Mono" w:hAnsi="Cascadia Mono"/>
+          <w:color w:val="000000"/>
+          <w:sz w:val="19"/>
+          <w:highlight w:val="white"/>
+        </w:rPr>
+        <w:t xml:space="preserve">[i][k] = </w:t>
+      </w:r>
+      <w:r>
+        <w:rPr>
+          <w:rFonts w:ascii="Cascadia Mono" w:hAnsi="Cascadia Mono"/>
+          <w:color w:val="0000FF"/>
+          <w:sz w:val="19"/>
+          <w:highlight w:val="white"/>
+        </w:rPr>
+        <w:t>static_cast</w:t>
+      </w:r>
+      <w:r>
+        <w:rPr>
+          <w:rFonts w:ascii="Cascadia Mono" w:hAnsi="Cascadia Mono"/>
+          <w:color w:val="000000"/>
+          <w:sz w:val="19"/>
+          <w:highlight w:val="white"/>
+        </w:rPr>
+        <w:t>&lt;</w:t>
+      </w:r>
+      <w:r>
+        <w:rPr>
+          <w:rFonts w:ascii="Cascadia Mono" w:hAnsi="Cascadia Mono"/>
+          <w:color w:val="2B91AF"/>
+          <w:sz w:val="19"/>
+          <w:highlight w:val="white"/>
+        </w:rPr>
+        <w:t>T</w:t>
+      </w:r>
+      <w:r>
+        <w:rPr>
+          <w:rFonts w:ascii="Cascadia Mono" w:hAnsi="Cascadia Mono"/>
+          <w:color w:val="000000"/>
+          <w:sz w:val="19"/>
+          <w:highlight w:val="white"/>
+        </w:rPr>
+        <w:t>&gt;(</w:t>
+      </w:r>
+      <w:r>
+        <w:rPr>
+          <w:rFonts w:ascii="Cascadia Mono" w:hAnsi="Cascadia Mono"/>
+          <w:color w:val="808080"/>
+          <w:sz w:val="19"/>
+          <w:highlight w:val="white"/>
+        </w:rPr>
+        <w:t>R</w:t>
+      </w:r>
+      <w:r>
+        <w:rPr>
+          <w:rFonts w:ascii="Cascadia Mono" w:hAnsi="Cascadia Mono"/>
+          <w:color w:val="000000"/>
+          <w:sz w:val="19"/>
+          <w:highlight w:val="white"/>
+        </w:rPr>
+        <w:t xml:space="preserve">[j][k] * s + </w:t>
+      </w:r>
+      <w:r>
+        <w:rPr>
+          <w:rFonts w:ascii="Cascadia Mono" w:hAnsi="Cascadia Mono"/>
+          <w:color w:val="808080"/>
+          <w:sz w:val="19"/>
+          <w:highlight w:val="white"/>
+        </w:rPr>
+        <w:t>R</w:t>
+      </w:r>
+      <w:r>
+        <w:rPr>
+          <w:rFonts w:ascii="Cascadia Mono" w:hAnsi="Cascadia Mono"/>
+          <w:color w:val="000000"/>
+          <w:sz w:val="19"/>
+          <w:highlight w:val="white"/>
+        </w:rPr>
+        <w:t>[i][k] * c);</w:t>
+      </w:r>
+    </w:p>
+    <w:p>
+      <w:pPr>
+        <w:pStyle w:val="Normal"/>
+        <w:rPr>
+          <w:rFonts w:ascii="Cascadia Mono" w:hAnsi="Cascadia Mono"/>
+          <w:color w:val="000000"/>
+          <w:sz w:val="19"/>
+          <w:highlight w:val="white"/>
+        </w:rPr>
+      </w:pPr>
+      <w:r>
+        <w:rPr>
+          <w:rFonts w:ascii="Cascadia Mono" w:hAnsi="Cascadia Mono"/>
+          <w:color w:val="000000"/>
+          <w:sz w:val="19"/>
+          <w:highlight w:val="white"/>
+        </w:rPr>
+        <w:t xml:space="preserve">            </w:t>
+      </w:r>
+      <w:r>
+        <w:rPr>
+          <w:rFonts w:ascii="Cascadia Mono" w:hAnsi="Cascadia Mono"/>
+          <w:color w:val="808080"/>
+          <w:sz w:val="19"/>
+          <w:highlight w:val="white"/>
+        </w:rPr>
+        <w:t>R</w:t>
+      </w:r>
+      <w:r>
+        <w:rPr>
+          <w:rFonts w:ascii="Cascadia Mono" w:hAnsi="Cascadia Mono"/>
+          <w:color w:val="000000"/>
+          <w:sz w:val="19"/>
+          <w:highlight w:val="white"/>
+        </w:rPr>
+        <w:t>[j][k] = temp;</w:t>
+      </w:r>
+    </w:p>
+    <w:p>
+      <w:pPr>
+        <w:pStyle w:val="Normal"/>
+        <w:rPr>
+          <w:rFonts w:ascii="Cascadia Mono" w:hAnsi="Cascadia Mono"/>
+          <w:color w:val="000000"/>
+          <w:sz w:val="19"/>
+          <w:highlight w:val="white"/>
+        </w:rPr>
+      </w:pPr>
+      <w:r>
+        <w:rPr>
+          <w:rFonts w:ascii="Cascadia Mono" w:hAnsi="Cascadia Mono"/>
+          <w:color w:val="000000"/>
+          <w:sz w:val="19"/>
+          <w:highlight w:val="white"/>
+        </w:rPr>
+      </w:r>
+    </w:p>
+    <w:p>
+      <w:pPr>
+        <w:pStyle w:val="Normal"/>
+        <w:rPr>
+          <w:rFonts w:ascii="Cascadia Mono" w:hAnsi="Cascadia Mono"/>
+          <w:color w:val="000000"/>
+          <w:sz w:val="19"/>
+          <w:highlight w:val="white"/>
+        </w:rPr>
+      </w:pPr>
+      <w:r>
+        <w:rPr>
+          <w:rFonts w:ascii="Cascadia Mono" w:hAnsi="Cascadia Mono"/>
+          <w:color w:val="000000"/>
+          <w:sz w:val="19"/>
+          <w:highlight w:val="white"/>
+        </w:rPr>
+        <w:t xml:space="preserve">            </w:t>
+      </w:r>
+      <w:r>
+        <w:rPr>
+          <w:rFonts w:ascii="Cascadia Mono" w:hAnsi="Cascadia Mono"/>
+          <w:color w:val="000000"/>
+          <w:sz w:val="19"/>
+          <w:highlight w:val="white"/>
+        </w:rPr>
+        <w:t xml:space="preserve">temp = </w:t>
+      </w:r>
+      <w:r>
+        <w:rPr>
+          <w:rFonts w:ascii="Cascadia Mono" w:hAnsi="Cascadia Mono"/>
+          <w:color w:val="0000FF"/>
+          <w:sz w:val="19"/>
+          <w:highlight w:val="white"/>
+        </w:rPr>
+        <w:t>static_cast</w:t>
+      </w:r>
+      <w:r>
+        <w:rPr>
+          <w:rFonts w:ascii="Cascadia Mono" w:hAnsi="Cascadia Mono"/>
+          <w:color w:val="000000"/>
+          <w:sz w:val="19"/>
+          <w:highlight w:val="white"/>
+        </w:rPr>
+        <w:t>&lt;</w:t>
+      </w:r>
+      <w:r>
+        <w:rPr>
+          <w:rFonts w:ascii="Cascadia Mono" w:hAnsi="Cascadia Mono"/>
+          <w:color w:val="2B91AF"/>
+          <w:sz w:val="19"/>
+          <w:highlight w:val="white"/>
+        </w:rPr>
+        <w:t>T</w:t>
+      </w:r>
+      <w:r>
+        <w:rPr>
+          <w:rFonts w:ascii="Cascadia Mono" w:hAnsi="Cascadia Mono"/>
+          <w:color w:val="000000"/>
+          <w:sz w:val="19"/>
+          <w:highlight w:val="white"/>
+        </w:rPr>
+        <w:t xml:space="preserve">&gt;(c * </w:t>
+      </w:r>
+      <w:r>
+        <w:rPr>
+          <w:rFonts w:ascii="Cascadia Mono" w:hAnsi="Cascadia Mono"/>
+          <w:color w:val="808080"/>
+          <w:sz w:val="19"/>
+          <w:highlight w:val="white"/>
+        </w:rPr>
+        <w:t>Q</w:t>
+      </w:r>
+      <w:r>
+        <w:rPr>
+          <w:rFonts w:ascii="Cascadia Mono" w:hAnsi="Cascadia Mono"/>
+          <w:color w:val="000000"/>
+          <w:sz w:val="19"/>
+          <w:highlight w:val="white"/>
+        </w:rPr>
+        <w:t xml:space="preserve">[k][j] - s * </w:t>
+      </w:r>
+      <w:r>
+        <w:rPr>
+          <w:rFonts w:ascii="Cascadia Mono" w:hAnsi="Cascadia Mono"/>
+          <w:color w:val="808080"/>
+          <w:sz w:val="19"/>
+          <w:highlight w:val="white"/>
+        </w:rPr>
+        <w:t>Q</w:t>
+      </w:r>
+      <w:r>
+        <w:rPr>
+          <w:rFonts w:ascii="Cascadia Mono" w:hAnsi="Cascadia Mono"/>
+          <w:color w:val="000000"/>
+          <w:sz w:val="19"/>
+          <w:highlight w:val="white"/>
+        </w:rPr>
+        <w:t>[k][i]);</w:t>
+      </w:r>
+    </w:p>
+    <w:p>
+      <w:pPr>
+        <w:pStyle w:val="Normal"/>
+        <w:rPr>
+          <w:rFonts w:ascii="Cascadia Mono" w:hAnsi="Cascadia Mono"/>
+          <w:color w:val="000000"/>
+          <w:sz w:val="19"/>
+          <w:highlight w:val="white"/>
+        </w:rPr>
+      </w:pPr>
+      <w:r>
+        <w:rPr>
+          <w:rFonts w:ascii="Cascadia Mono" w:hAnsi="Cascadia Mono"/>
+          <w:color w:val="000000"/>
+          <w:sz w:val="19"/>
+          <w:highlight w:val="white"/>
+        </w:rPr>
+        <w:t xml:space="preserve">            </w:t>
+      </w:r>
+      <w:r>
+        <w:rPr>
+          <w:rFonts w:ascii="Cascadia Mono" w:hAnsi="Cascadia Mono"/>
+          <w:color w:val="808080"/>
+          <w:sz w:val="19"/>
+          <w:highlight w:val="white"/>
+        </w:rPr>
+        <w:t>Q</w:t>
+      </w:r>
+      <w:r>
+        <w:rPr>
+          <w:rFonts w:ascii="Cascadia Mono" w:hAnsi="Cascadia Mono"/>
+          <w:color w:val="000000"/>
+          <w:sz w:val="19"/>
+          <w:highlight w:val="white"/>
+        </w:rPr>
+        <w:t xml:space="preserve">[k][i] = </w:t>
+      </w:r>
+      <w:r>
+        <w:rPr>
+          <w:rFonts w:ascii="Cascadia Mono" w:hAnsi="Cascadia Mono"/>
+          <w:color w:val="0000FF"/>
+          <w:sz w:val="19"/>
+          <w:highlight w:val="white"/>
+        </w:rPr>
+        <w:t>static_cast</w:t>
+      </w:r>
+      <w:r>
+        <w:rPr>
+          <w:rFonts w:ascii="Cascadia Mono" w:hAnsi="Cascadia Mono"/>
+          <w:color w:val="000000"/>
+          <w:sz w:val="19"/>
+          <w:highlight w:val="white"/>
+        </w:rPr>
+        <w:t>&lt;</w:t>
+      </w:r>
+      <w:r>
+        <w:rPr>
+          <w:rFonts w:ascii="Cascadia Mono" w:hAnsi="Cascadia Mono"/>
+          <w:color w:val="2B91AF"/>
+          <w:sz w:val="19"/>
+          <w:highlight w:val="white"/>
+        </w:rPr>
+        <w:t>T</w:t>
+      </w:r>
+      <w:r>
+        <w:rPr>
+          <w:rFonts w:ascii="Cascadia Mono" w:hAnsi="Cascadia Mono"/>
+          <w:color w:val="000000"/>
+          <w:sz w:val="19"/>
+          <w:highlight w:val="white"/>
+        </w:rPr>
+        <w:t xml:space="preserve">&gt;(s * </w:t>
+      </w:r>
+      <w:r>
+        <w:rPr>
+          <w:rFonts w:ascii="Cascadia Mono" w:hAnsi="Cascadia Mono"/>
+          <w:color w:val="808080"/>
+          <w:sz w:val="19"/>
+          <w:highlight w:val="white"/>
+        </w:rPr>
+        <w:t>Q</w:t>
+      </w:r>
+      <w:r>
+        <w:rPr>
+          <w:rFonts w:ascii="Cascadia Mono" w:hAnsi="Cascadia Mono"/>
+          <w:color w:val="000000"/>
+          <w:sz w:val="19"/>
+          <w:highlight w:val="white"/>
+        </w:rPr>
+        <w:t xml:space="preserve">[k][j] + c * </w:t>
+      </w:r>
+      <w:r>
+        <w:rPr>
+          <w:rFonts w:ascii="Cascadia Mono" w:hAnsi="Cascadia Mono"/>
+          <w:color w:val="808080"/>
+          <w:sz w:val="19"/>
+          <w:highlight w:val="white"/>
+        </w:rPr>
+        <w:t>Q</w:t>
+      </w:r>
+      <w:r>
+        <w:rPr>
+          <w:rFonts w:ascii="Cascadia Mono" w:hAnsi="Cascadia Mono"/>
+          <w:color w:val="000000"/>
+          <w:sz w:val="19"/>
+          <w:highlight w:val="white"/>
+        </w:rPr>
+        <w:t>[k][i]);</w:t>
+      </w:r>
+    </w:p>
+    <w:p>
+      <w:pPr>
+        <w:pStyle w:val="Normal"/>
+        <w:rPr>
+          <w:rFonts w:ascii="Cascadia Mono" w:hAnsi="Cascadia Mono"/>
+          <w:color w:val="000000"/>
+          <w:sz w:val="19"/>
+          <w:highlight w:val="white"/>
+        </w:rPr>
+      </w:pPr>
+      <w:r>
+        <w:rPr>
+          <w:rFonts w:ascii="Cascadia Mono" w:hAnsi="Cascadia Mono"/>
+          <w:color w:val="000000"/>
+          <w:sz w:val="19"/>
+          <w:highlight w:val="white"/>
+        </w:rPr>
+        <w:t xml:space="preserve">            </w:t>
+      </w:r>
+      <w:r>
+        <w:rPr>
+          <w:rFonts w:ascii="Cascadia Mono" w:hAnsi="Cascadia Mono"/>
+          <w:color w:val="808080"/>
+          <w:sz w:val="19"/>
+          <w:highlight w:val="white"/>
+        </w:rPr>
+        <w:t>Q</w:t>
+      </w:r>
+      <w:r>
+        <w:rPr>
+          <w:rFonts w:ascii="Cascadia Mono" w:hAnsi="Cascadia Mono"/>
+          <w:color w:val="000000"/>
+          <w:sz w:val="19"/>
+          <w:highlight w:val="white"/>
+        </w:rPr>
+        <w:t>[k][j] = temp;</w:t>
+      </w:r>
+    </w:p>
+    <w:p>
+      <w:pPr>
+        <w:pStyle w:val="Normal"/>
+        <w:rPr>
+          <w:rFonts w:ascii="Cascadia Mono" w:hAnsi="Cascadia Mono"/>
+          <w:color w:val="000000"/>
+          <w:sz w:val="19"/>
+          <w:highlight w:val="white"/>
+        </w:rPr>
+      </w:pPr>
+      <w:r>
+        <w:rPr>
+          <w:rFonts w:ascii="Cascadia Mono" w:hAnsi="Cascadia Mono"/>
+          <w:color w:val="000000"/>
+          <w:sz w:val="19"/>
+          <w:highlight w:val="white"/>
+        </w:rPr>
+        <w:t xml:space="preserve">        </w:t>
+      </w:r>
+      <w:r>
+        <w:rPr>
+          <w:rFonts w:ascii="Cascadia Mono" w:hAnsi="Cascadia Mono"/>
+          <w:color w:val="000000"/>
+          <w:sz w:val="19"/>
+          <w:highlight w:val="white"/>
+        </w:rPr>
+        <w:t>}</w:t>
+      </w:r>
+    </w:p>
+    <w:p>
+      <w:pPr>
+        <w:pStyle w:val="Normal"/>
+        <w:rPr>
+          <w:rFonts w:ascii="Cascadia Mono" w:hAnsi="Cascadia Mono"/>
+          <w:color w:val="000000"/>
+          <w:sz w:val="19"/>
+          <w:highlight w:val="white"/>
+        </w:rPr>
+      </w:pPr>
+      <w:r>
+        <w:rPr>
+          <w:rFonts w:ascii="Cascadia Mono" w:hAnsi="Cascadia Mono"/>
+          <w:color w:val="000000"/>
+          <w:sz w:val="19"/>
+          <w:highlight w:val="white"/>
+        </w:rPr>
+        <w:t xml:space="preserve">    </w:t>
+      </w:r>
+      <w:r>
+        <w:rPr>
+          <w:rFonts w:ascii="Cascadia Mono" w:hAnsi="Cascadia Mono"/>
+          <w:color w:val="000000"/>
+          <w:sz w:val="19"/>
+          <w:highlight w:val="white"/>
+        </w:rPr>
+        <w:t>}</w:t>
+      </w:r>
+    </w:p>
+    <w:p>
+      <w:pPr>
         <w:pStyle w:val="Normal"/>
         <w:rPr/>
       </w:pPr>
       <w:r>
+        <w:rPr>
+          <w:rFonts w:ascii="Cascadia Mono" w:hAnsi="Cascadia Mono"/>
+          <w:color w:val="000000"/>
+          <w:sz w:val="19"/>
+          <w:highlight w:val="white"/>
+        </w:rPr>
+        <w:t>}</w:t>
+      </w:r>
+    </w:p>
+    <w:p>
+      <w:pPr>
+        <w:pStyle w:val="BodyText"/>
+        <w:widowControl/>
+        <w:suppressAutoHyphens w:val="true"/>
+        <w:bidi w:val="0"/>
+        <w:jc w:val="start"/>
         <w:rPr/>
-        <w:t>Замеры времени:</w:t>
+      </w:pPr>
+      <w:r>
+        <w:rPr>
+          <w:rFonts w:eastAsia="NSimSun" w:cs="Arial"/>
+          <w:color w:val="auto"/>
+          <w:kern w:val="2"/>
+          <w:sz w:val="24"/>
+          <w:szCs w:val="24"/>
+          <w:lang w:val="ru-RU" w:eastAsia="zh-CN" w:bidi="hi-IN"/>
+        </w:rPr>
+        <w:t xml:space="preserve">Можно сохранить параметры вращения </w:t>
+      </w:r>
+      <w:r>
+        <w:rPr>
+          <w:rFonts w:eastAsia="NSimSun" w:cs="Arial"/>
+          <w:color w:val="auto"/>
+          <w:kern w:val="2"/>
+          <w:sz w:val="24"/>
+          <w:szCs w:val="24"/>
+          <w:lang w:val="ru-RU" w:eastAsia="zh-CN" w:bidi="hi-IN"/>
+        </w:rPr>
+        <w:t xml:space="preserve">параметры вращения </w:t>
+      </w:r>
+      <w:r>
+        <w:rPr>
+          <w:rFonts w:eastAsia="NSimSun" w:cs="Arial"/>
+          <w:color w:val="auto"/>
+          <w:kern w:val="2"/>
+          <w:sz w:val="24"/>
+          <w:szCs w:val="24"/>
+          <w:lang w:val="en-US" w:eastAsia="zh-CN" w:bidi="hi-IN"/>
+        </w:rPr>
+        <w:t>cos</w:t>
+      </w:r>
+      <w:r>
+        <w:rPr>
+          <w:rFonts w:ascii="Liberation Mono" w:hAnsi="Liberation Mono"/>
+          <w:b w:val="false"/>
+          <w:i w:val="false"/>
+          <w:sz w:val="22"/>
+        </w:rPr>
+        <w:t>θ</w:t>
+      </w:r>
+      <w:r>
+        <w:rPr>
+          <w:rFonts w:eastAsia="NSimSun" w:cs="Arial"/>
+          <w:color w:val="auto"/>
+          <w:kern w:val="2"/>
+          <w:sz w:val="24"/>
+          <w:szCs w:val="24"/>
+          <w:lang w:val="ru-RU" w:eastAsia="zh-CN" w:bidi="hi-IN"/>
+        </w:rPr>
+        <w:t xml:space="preserve"> и </w:t>
+      </w:r>
+      <w:r>
+        <w:rPr>
+          <w:rFonts w:eastAsia="NSimSun" w:cs="Arial"/>
+          <w:color w:val="auto"/>
+          <w:kern w:val="2"/>
+          <w:sz w:val="24"/>
+          <w:szCs w:val="24"/>
+          <w:lang w:val="en-US" w:eastAsia="zh-CN" w:bidi="hi-IN"/>
+        </w:rPr>
+        <w:t>sin</w:t>
+      </w:r>
+      <w:r>
+        <w:rPr>
+          <w:rFonts w:ascii="Liberation Mono" w:hAnsi="Liberation Mono"/>
+          <w:b w:val="false"/>
+          <w:i w:val="false"/>
+          <w:sz w:val="22"/>
+        </w:rPr>
+        <w:t>θ</w:t>
+      </w:r>
+      <w:r>
+        <w:rPr>
+          <w:rFonts w:eastAsia="NSimSun" w:cs="Arial"/>
+          <w:color w:val="auto"/>
+          <w:kern w:val="2"/>
+          <w:sz w:val="24"/>
+          <w:szCs w:val="24"/>
+          <w:lang w:val="ru-RU" w:eastAsia="zh-CN" w:bidi="hi-IN"/>
+        </w:rPr>
+        <w:t xml:space="preserve"> </w:t>
+      </w:r>
+      <w:r>
+        <w:rPr>
+          <w:rFonts w:eastAsia="NSimSun" w:cs="Arial"/>
+          <w:color w:val="auto"/>
+          <w:kern w:val="2"/>
+          <w:sz w:val="24"/>
+          <w:szCs w:val="24"/>
+          <w:lang w:val="ru-RU" w:eastAsia="zh-CN" w:bidi="hi-IN"/>
+        </w:rPr>
+        <w:t>и позже, после накопления матрицы</w:t>
+      </w:r>
+      <w:r>
+        <w:rPr>
+          <w:rFonts w:eastAsia="NSimSun" w:cs="Arial"/>
+          <w:color w:val="auto"/>
+          <w:kern w:val="2"/>
+          <w:sz w:val="24"/>
+          <w:szCs w:val="24"/>
+          <w:lang w:val="en-US" w:eastAsia="zh-CN" w:bidi="hi-IN"/>
+        </w:rPr>
+        <w:t xml:space="preserve"> R,</w:t>
+      </w:r>
+      <w:r>
+        <w:rPr>
+          <w:rFonts w:eastAsia="NSimSun" w:cs="Arial"/>
+          <w:color w:val="auto"/>
+          <w:kern w:val="2"/>
+          <w:sz w:val="24"/>
+          <w:szCs w:val="24"/>
+          <w:lang w:val="ru-RU" w:eastAsia="zh-CN" w:bidi="hi-IN"/>
+        </w:rPr>
+        <w:t xml:space="preserve"> восстановить матрицы вращения и вычислить матрицу</w:t>
+      </w:r>
+      <w:r>
+        <w:rPr>
+          <w:rFonts w:eastAsia="NSimSun" w:cs="Arial"/>
+          <w:color w:val="auto"/>
+          <w:kern w:val="2"/>
+          <w:sz w:val="24"/>
+          <w:szCs w:val="24"/>
+          <w:lang w:val="en-US" w:eastAsia="zh-CN" w:bidi="hi-IN"/>
+        </w:rPr>
+        <w:t xml:space="preserve"> Q.</w:t>
+      </w:r>
+    </w:p>
+    <w:p>
+      <w:pPr>
+        <w:pStyle w:val="BodyText"/>
+        <w:widowControl/>
+        <w:suppressAutoHyphens w:val="true"/>
+        <w:bidi w:val="0"/>
+        <w:jc w:val="start"/>
+        <w:rPr/>
+      </w:pPr>
+      <w:r>
+        <w:rPr>
+          <w:rFonts w:eastAsia="NSimSun" w:cs="Arial"/>
+          <w:color w:val="auto"/>
+          <w:kern w:val="2"/>
+          <w:sz w:val="24"/>
+          <w:szCs w:val="24"/>
+          <w:lang w:val="ru-RU" w:eastAsia="zh-CN" w:bidi="hi-IN"/>
+        </w:rPr>
+        <w:t xml:space="preserve">Для этого не потребуется лишней памяти, параметры вращения </w:t>
+      </w:r>
+      <w:r>
+        <w:rPr>
+          <w:rFonts w:eastAsia="NSimSun" w:cs="Arial"/>
+          <w:color w:val="auto"/>
+          <w:kern w:val="2"/>
+          <w:sz w:val="24"/>
+          <w:szCs w:val="24"/>
+          <w:lang w:val="en-US" w:eastAsia="zh-CN" w:bidi="hi-IN"/>
+        </w:rPr>
+        <w:t>cos</w:t>
+      </w:r>
+      <w:r>
+        <w:rPr>
+          <w:rFonts w:eastAsia="NSimSun" w:cs="Arial" w:ascii="Liberation Mono" w:hAnsi="Liberation Mono"/>
+          <w:b w:val="false"/>
+          <w:i w:val="false"/>
+          <w:color w:val="auto"/>
+          <w:kern w:val="2"/>
+          <w:sz w:val="22"/>
+          <w:szCs w:val="24"/>
+          <w:lang w:val="ru-RU" w:eastAsia="zh-CN" w:bidi="hi-IN"/>
+        </w:rPr>
+        <w:t>θ</w:t>
+      </w:r>
+      <w:r>
+        <w:rPr>
+          <w:rFonts w:eastAsia="NSimSun" w:cs="Arial"/>
+          <w:color w:val="auto"/>
+          <w:kern w:val="2"/>
+          <w:sz w:val="24"/>
+          <w:szCs w:val="24"/>
+          <w:lang w:val="ru-RU" w:eastAsia="zh-CN" w:bidi="hi-IN"/>
+        </w:rPr>
+        <w:t xml:space="preserve"> и </w:t>
+      </w:r>
+      <w:r>
+        <w:rPr>
+          <w:rFonts w:eastAsia="NSimSun" w:cs="Arial"/>
+          <w:color w:val="auto"/>
+          <w:kern w:val="2"/>
+          <w:sz w:val="24"/>
+          <w:szCs w:val="24"/>
+          <w:lang w:val="en-US" w:eastAsia="zh-CN" w:bidi="hi-IN"/>
+        </w:rPr>
+        <w:t>sin</w:t>
+      </w:r>
+      <w:r>
+        <w:rPr>
+          <w:rFonts w:eastAsia="NSimSun" w:cs="Arial" w:ascii="Liberation Mono" w:hAnsi="Liberation Mono"/>
+          <w:b w:val="false"/>
+          <w:i w:val="false"/>
+          <w:color w:val="auto"/>
+          <w:kern w:val="2"/>
+          <w:sz w:val="22"/>
+          <w:szCs w:val="24"/>
+          <w:lang w:val="ru-RU" w:eastAsia="zh-CN" w:bidi="hi-IN"/>
+        </w:rPr>
+        <w:t>θ</w:t>
+      </w:r>
+      <w:r>
+        <w:rPr>
+          <w:rFonts w:eastAsia="NSimSun" w:cs="Arial"/>
+          <w:color w:val="auto"/>
+          <w:kern w:val="2"/>
+          <w:sz w:val="24"/>
+          <w:szCs w:val="24"/>
+          <w:lang w:val="ru-RU" w:eastAsia="zh-CN" w:bidi="hi-IN"/>
+        </w:rPr>
+        <w:t xml:space="preserve"> можно со</w:t>
+      </w:r>
+      <w:r>
+        <w:rPr>
+          <w:rFonts w:eastAsia="NSimSun" w:cs="Arial"/>
+          <w:color w:val="auto"/>
+          <w:kern w:val="2"/>
+          <w:sz w:val="24"/>
+          <w:szCs w:val="24"/>
+          <w:lang w:val="ru-RU" w:eastAsia="zh-CN" w:bidi="hi-IN"/>
+        </w:rPr>
+        <w:t>х</w:t>
+      </w:r>
+      <w:r>
+        <w:rPr>
+          <w:rFonts w:eastAsia="NSimSun" w:cs="Arial"/>
+          <w:color w:val="auto"/>
+          <w:kern w:val="2"/>
+          <w:sz w:val="24"/>
+          <w:szCs w:val="24"/>
+          <w:lang w:val="ru-RU" w:eastAsia="zh-CN" w:bidi="hi-IN"/>
+        </w:rPr>
+        <w:t>ранить</w:t>
+      </w:r>
+      <w:r>
+        <w:rPr>
+          <w:rFonts w:eastAsia="NSimSun" w:cs="Arial"/>
+          <w:color w:val="auto"/>
+          <w:kern w:val="2"/>
+          <w:sz w:val="24"/>
+          <w:szCs w:val="24"/>
+          <w:lang w:val="en-US" w:eastAsia="zh-CN" w:bidi="hi-IN"/>
+        </w:rPr>
+        <w:t xml:space="preserve"> </w:t>
+      </w:r>
+      <w:r>
+        <w:rPr>
+          <w:rFonts w:eastAsia="NSimSun" w:cs="Arial"/>
+          <w:color w:val="auto"/>
+          <w:kern w:val="2"/>
+          <w:sz w:val="24"/>
+          <w:szCs w:val="24"/>
+          <w:lang w:val="ru-RU" w:eastAsia="zh-CN" w:bidi="hi-IN"/>
+        </w:rPr>
+        <w:t xml:space="preserve">в </w:t>
+      </w:r>
+      <w:r>
+        <w:rPr>
+          <w:rFonts w:eastAsia="NSimSun" w:cs="Arial"/>
+          <w:color w:val="auto"/>
+          <w:kern w:val="2"/>
+          <w:sz w:val="24"/>
+          <w:szCs w:val="24"/>
+          <w:lang w:val="ru-RU" w:eastAsia="zh-CN" w:bidi="hi-IN"/>
+        </w:rPr>
+        <w:t xml:space="preserve">позиции Rij, </w:t>
+      </w:r>
+      <w:r>
+        <w:rPr>
+          <w:rFonts w:eastAsia="NSimSun" w:cs="Arial"/>
+          <w:color w:val="auto"/>
+          <w:kern w:val="2"/>
+          <w:sz w:val="24"/>
+          <w:szCs w:val="24"/>
+          <w:lang w:val="ru-RU" w:eastAsia="zh-CN" w:bidi="hi-IN"/>
+        </w:rPr>
+        <w:t>брать в цикле для</w:t>
+      </w:r>
+      <w:r>
+        <w:rPr>
+          <w:rFonts w:eastAsia="NSimSun" w:cs="Arial"/>
+          <w:color w:val="auto"/>
+          <w:kern w:val="2"/>
+          <w:sz w:val="24"/>
+          <w:szCs w:val="24"/>
+          <w:lang w:val="ru-RU" w:eastAsia="zh-CN" w:bidi="hi-IN"/>
+        </w:rPr>
+        <w:t xml:space="preserve"> восстанов</w:t>
+      </w:r>
+      <w:r>
+        <w:rPr>
+          <w:rFonts w:eastAsia="NSimSun" w:cs="Arial"/>
+          <w:color w:val="auto"/>
+          <w:kern w:val="2"/>
+          <w:sz w:val="24"/>
+          <w:szCs w:val="24"/>
+          <w:lang w:val="ru-RU" w:eastAsia="zh-CN" w:bidi="hi-IN"/>
+        </w:rPr>
+        <w:t>ления</w:t>
+      </w:r>
+      <w:r>
+        <w:rPr>
+          <w:rFonts w:eastAsia="NSimSun" w:cs="Arial"/>
+          <w:color w:val="auto"/>
+          <w:kern w:val="2"/>
+          <w:sz w:val="24"/>
+          <w:szCs w:val="24"/>
+          <w:lang w:val="ru-RU" w:eastAsia="zh-CN" w:bidi="hi-IN"/>
+        </w:rPr>
+        <w:t xml:space="preserve"> </w:t>
+      </w:r>
+      <w:r>
+        <w:rPr>
+          <w:rFonts w:eastAsia="NSimSun" w:cs="Arial"/>
+          <w:color w:val="auto"/>
+          <w:kern w:val="2"/>
+          <w:sz w:val="24"/>
+          <w:szCs w:val="24"/>
+          <w:lang w:val="ru-RU" w:eastAsia="zh-CN" w:bidi="hi-IN"/>
+        </w:rPr>
+        <w:t xml:space="preserve">матриц вращения и вычисления </w:t>
+      </w:r>
+      <w:r>
+        <w:rPr>
+          <w:rFonts w:eastAsia="NSimSun" w:cs="Arial"/>
+          <w:color w:val="auto"/>
+          <w:kern w:val="2"/>
+          <w:sz w:val="24"/>
+          <w:szCs w:val="24"/>
+          <w:lang w:val="ru-RU" w:eastAsia="zh-CN" w:bidi="hi-IN"/>
+        </w:rPr>
+        <w:t xml:space="preserve">Q, </w:t>
+      </w:r>
+      <w:r>
+        <w:rPr>
+          <w:rFonts w:eastAsia="NSimSun" w:cs="Arial"/>
+          <w:color w:val="auto"/>
+          <w:kern w:val="2"/>
+          <w:sz w:val="24"/>
+          <w:szCs w:val="24"/>
+          <w:lang w:val="ru-RU" w:eastAsia="zh-CN" w:bidi="hi-IN"/>
+        </w:rPr>
+        <w:t xml:space="preserve">занулять элемент </w:t>
+      </w:r>
+      <w:r>
+        <w:rPr>
+          <w:rFonts w:eastAsia="NSimSun" w:cs="Arial"/>
+          <w:color w:val="auto"/>
+          <w:kern w:val="2"/>
+          <w:sz w:val="24"/>
+          <w:szCs w:val="24"/>
+          <w:lang w:val="ru-RU" w:eastAsia="zh-CN" w:bidi="hi-IN"/>
+        </w:rPr>
+        <w:t xml:space="preserve">Rij. </w:t>
+      </w:r>
+      <w:r>
+        <w:rPr>
+          <w:rFonts w:eastAsia="NSimSun" w:cs="Arial"/>
+          <w:color w:val="auto"/>
+          <w:kern w:val="2"/>
+          <w:sz w:val="24"/>
+          <w:szCs w:val="24"/>
+          <w:lang w:val="ru-RU" w:eastAsia="zh-CN" w:bidi="hi-IN"/>
+        </w:rPr>
+        <w:t xml:space="preserve">Для этого </w:t>
+      </w:r>
+      <w:r>
+        <w:rPr>
+          <w:rFonts w:eastAsia="NSimSun" w:cs="Arial"/>
+          <w:color w:val="auto"/>
+          <w:kern w:val="2"/>
+          <w:sz w:val="24"/>
+          <w:szCs w:val="24"/>
+          <w:lang w:val="en-US" w:eastAsia="zh-CN" w:bidi="hi-IN"/>
+        </w:rPr>
+        <w:t>cos</w:t>
+      </w:r>
+      <w:r>
+        <w:rPr>
+          <w:rFonts w:eastAsia="NSimSun" w:cs="Arial" w:ascii="Liberation Mono" w:hAnsi="Liberation Mono"/>
+          <w:b w:val="false"/>
+          <w:i w:val="false"/>
+          <w:color w:val="auto"/>
+          <w:kern w:val="2"/>
+          <w:sz w:val="22"/>
+          <w:szCs w:val="24"/>
+          <w:lang w:val="ru-RU" w:eastAsia="zh-CN" w:bidi="hi-IN"/>
+        </w:rPr>
+        <w:t>θ</w:t>
+      </w:r>
+      <w:r>
+        <w:rPr>
+          <w:rFonts w:eastAsia="NSimSun" w:cs="Arial"/>
+          <w:color w:val="auto"/>
+          <w:kern w:val="2"/>
+          <w:sz w:val="24"/>
+          <w:szCs w:val="24"/>
+          <w:lang w:val="ru-RU" w:eastAsia="zh-CN" w:bidi="hi-IN"/>
+        </w:rPr>
+        <w:t xml:space="preserve"> и </w:t>
+      </w:r>
+      <w:r>
+        <w:rPr>
+          <w:rFonts w:eastAsia="NSimSun" w:cs="Arial"/>
+          <w:color w:val="auto"/>
+          <w:kern w:val="2"/>
+          <w:sz w:val="24"/>
+          <w:szCs w:val="24"/>
+          <w:lang w:val="en-US" w:eastAsia="zh-CN" w:bidi="hi-IN"/>
+        </w:rPr>
+        <w:t>sin</w:t>
+      </w:r>
+      <w:r>
+        <w:rPr>
+          <w:rFonts w:eastAsia="NSimSun" w:cs="Arial" w:ascii="Liberation Mono" w:hAnsi="Liberation Mono"/>
+          <w:b w:val="false"/>
+          <w:i w:val="false"/>
+          <w:color w:val="auto"/>
+          <w:kern w:val="2"/>
+          <w:sz w:val="22"/>
+          <w:szCs w:val="24"/>
+          <w:lang w:val="ru-RU" w:eastAsia="zh-CN" w:bidi="hi-IN"/>
+        </w:rPr>
+        <w:t>θ</w:t>
+      </w:r>
+      <w:r>
+        <w:rPr>
+          <w:rFonts w:eastAsia="NSimSun" w:cs="Arial"/>
+          <w:color w:val="auto"/>
+          <w:kern w:val="2"/>
+          <w:sz w:val="24"/>
+          <w:szCs w:val="24"/>
+          <w:lang w:val="en-US" w:eastAsia="zh-CN" w:bidi="hi-IN"/>
+        </w:rPr>
+        <w:t xml:space="preserve"> </w:t>
+      </w:r>
+      <w:r>
+        <w:rPr>
+          <w:rFonts w:eastAsia="NSimSun" w:cs="Arial"/>
+          <w:color w:val="auto"/>
+          <w:kern w:val="2"/>
+          <w:sz w:val="24"/>
+          <w:szCs w:val="24"/>
+          <w:lang w:val="ru-RU" w:eastAsia="zh-CN" w:bidi="hi-IN"/>
+        </w:rPr>
+        <w:t>по формуле превратим в одно число:</w:t>
+      </w:r>
+    </w:p>
+    <w:p>
+      <w:pPr>
+        <w:pStyle w:val="BodyText"/>
+        <w:widowControl/>
+        <w:suppressAutoHyphens w:val="true"/>
+        <w:bidi w:val="0"/>
+        <w:jc w:val="center"/>
+        <w:rPr>
+          <w:rFonts w:eastAsia="NSimSun" w:cs="Arial"/>
+          <w:color w:val="auto"/>
+          <w:kern w:val="2"/>
+          <w:sz w:val="24"/>
+          <w:szCs w:val="24"/>
+          <w:lang w:val="ru-RU" w:eastAsia="zh-CN" w:bidi="hi-IN"/>
+        </w:rPr>
+      </w:pPr>
+      <w:r>
+        <w:rPr>
+          <w:rFonts w:eastAsia="NSimSun" w:cs="Arial"/>
+          <w:color w:val="auto"/>
+          <w:kern w:val="2"/>
+          <w:sz w:val="24"/>
+          <w:szCs w:val="24"/>
+          <w:lang w:val="ru-RU" w:eastAsia="zh-CN" w:bidi="hi-IN"/>
+        </w:rPr>
+      </w:r>
+      <m:oMath xmlns:m="http://schemas.openxmlformats.org/officeDocument/2006/math">
+        <m:r>
+          <m:t xml:space="preserve">τ</m:t>
+        </m:r>
+        <m:r>
+          <m:t xml:space="preserve">=</m:t>
+        </m:r>
+        <m:f>
+          <m:num>
+            <m:r>
+              <m:t xml:space="preserve">s</m:t>
+            </m:r>
+          </m:num>
+          <m:den>
+            <m:r>
+              <m:t xml:space="preserve">1</m:t>
+            </m:r>
+            <m:r>
+              <m:t xml:space="preserve">+</m:t>
+            </m:r>
+            <m:r>
+              <m:t xml:space="preserve">c</m:t>
+            </m:r>
+          </m:den>
+        </m:f>
+      </m:oMath>
+      <w:r>
+        <w:rPr>
+          <w:rFonts w:eastAsia="NSimSun" w:cs="Arial"/>
+          <w:color w:val="auto"/>
+          <w:kern w:val="2"/>
+          <w:sz w:val="24"/>
+          <w:szCs w:val="24"/>
+          <w:lang w:val="ru-RU" w:eastAsia="zh-CN" w:bidi="hi-IN"/>
+        </w:rPr>
+        <w:t>.</w:t>
+      </w:r>
+    </w:p>
+    <w:p>
+      <w:pPr>
+        <w:pStyle w:val="BodyText"/>
+        <w:widowControl/>
+        <w:suppressAutoHyphens w:val="true"/>
+        <w:bidi w:val="0"/>
+        <w:jc w:val="start"/>
+        <w:rPr>
+          <w:rFonts w:eastAsia="NSimSun" w:cs="Arial"/>
+          <w:color w:val="auto"/>
+          <w:kern w:val="2"/>
+          <w:sz w:val="24"/>
+          <w:szCs w:val="24"/>
+          <w:lang w:val="ru-RU" w:eastAsia="zh-CN" w:bidi="hi-IN"/>
+        </w:rPr>
+      </w:pPr>
+      <w:r>
+        <w:rPr>
+          <w:rFonts w:eastAsia="NSimSun" w:cs="Arial"/>
+          <w:color w:val="auto"/>
+          <w:kern w:val="2"/>
+          <w:sz w:val="24"/>
+          <w:szCs w:val="24"/>
+          <w:lang w:val="ru-RU" w:eastAsia="zh-CN" w:bidi="hi-IN"/>
+        </w:rPr>
+        <w:t xml:space="preserve">Обратная его трансформация в </w:t>
+      </w:r>
+      <w:r>
+        <w:rPr>
+          <w:rFonts w:eastAsia="NSimSun" w:cs="Arial"/>
+          <w:color w:val="auto"/>
+          <w:kern w:val="2"/>
+          <w:sz w:val="24"/>
+          <w:szCs w:val="24"/>
+          <w:lang w:val="en-US" w:eastAsia="zh-CN" w:bidi="hi-IN"/>
+        </w:rPr>
+        <w:t>cos</w:t>
+      </w:r>
+      <w:r>
+        <w:rPr>
+          <w:rFonts w:eastAsia="NSimSun" w:cs="Arial" w:ascii="Liberation Mono" w:hAnsi="Liberation Mono"/>
+          <w:b w:val="false"/>
+          <w:i w:val="false"/>
+          <w:color w:val="auto"/>
+          <w:kern w:val="2"/>
+          <w:sz w:val="22"/>
+          <w:szCs w:val="24"/>
+          <w:lang w:val="ru-RU" w:eastAsia="zh-CN" w:bidi="hi-IN"/>
+        </w:rPr>
+        <w:t>θ</w:t>
+      </w:r>
+      <w:r>
+        <w:rPr>
+          <w:rFonts w:eastAsia="NSimSun" w:cs="Arial"/>
+          <w:color w:val="auto"/>
+          <w:kern w:val="2"/>
+          <w:sz w:val="24"/>
+          <w:szCs w:val="24"/>
+          <w:lang w:val="ru-RU" w:eastAsia="zh-CN" w:bidi="hi-IN"/>
+        </w:rPr>
+        <w:t xml:space="preserve"> и </w:t>
+      </w:r>
+      <w:r>
+        <w:rPr>
+          <w:rFonts w:eastAsia="NSimSun" w:cs="Arial"/>
+          <w:color w:val="auto"/>
+          <w:kern w:val="2"/>
+          <w:sz w:val="24"/>
+          <w:szCs w:val="24"/>
+          <w:lang w:val="en-US" w:eastAsia="zh-CN" w:bidi="hi-IN"/>
+        </w:rPr>
+        <w:t>sin</w:t>
+      </w:r>
+      <w:r>
+        <w:rPr>
+          <w:rFonts w:eastAsia="NSimSun" w:cs="Arial" w:ascii="Liberation Mono" w:hAnsi="Liberation Mono"/>
+          <w:b w:val="false"/>
+          <w:i w:val="false"/>
+          <w:color w:val="auto"/>
+          <w:kern w:val="2"/>
+          <w:sz w:val="22"/>
+          <w:szCs w:val="24"/>
+          <w:lang w:val="ru-RU" w:eastAsia="zh-CN" w:bidi="hi-IN"/>
+        </w:rPr>
+        <w:t>θ</w:t>
+      </w:r>
+      <w:r>
+        <w:rPr>
+          <w:rFonts w:eastAsia="NSimSun" w:cs="Arial"/>
+          <w:color w:val="auto"/>
+          <w:kern w:val="2"/>
+          <w:sz w:val="24"/>
+          <w:szCs w:val="24"/>
+          <w:lang w:val="en-US" w:eastAsia="zh-CN" w:bidi="hi-IN"/>
+        </w:rPr>
+        <w:t xml:space="preserve"> </w:t>
+      </w:r>
+      <w:r>
+        <w:rPr>
+          <w:rFonts w:eastAsia="NSimSun" w:cs="Arial"/>
+          <w:color w:val="auto"/>
+          <w:kern w:val="2"/>
+          <w:sz w:val="24"/>
+          <w:szCs w:val="24"/>
+          <w:lang w:val="ru-RU" w:eastAsia="zh-CN" w:bidi="hi-IN"/>
+        </w:rPr>
+        <w:t>выполняется по формулам:</w:t>
+      </w:r>
+    </w:p>
+    <w:p>
+      <w:pPr>
+        <w:pStyle w:val="BodyText"/>
+        <w:widowControl/>
+        <w:suppressAutoHyphens w:val="true"/>
+        <w:bidi w:val="0"/>
+        <w:jc w:val="center"/>
+        <w:rPr>
+          <w:rFonts w:eastAsia="NSimSun" w:cs="Arial"/>
+          <w:color w:val="auto"/>
+          <w:kern w:val="2"/>
+          <w:sz w:val="24"/>
+          <w:szCs w:val="24"/>
+          <w:lang w:val="ru-RU" w:eastAsia="zh-CN" w:bidi="hi-IN"/>
+        </w:rPr>
+      </w:pPr>
+      <w:r>
+        <w:rPr>
+          <w:rFonts w:eastAsia="NSimSun" w:cs="Arial"/>
+          <w:color w:val="auto"/>
+          <w:kern w:val="2"/>
+          <w:sz w:val="24"/>
+          <w:szCs w:val="24"/>
+          <w:lang w:val="ru-RU" w:eastAsia="zh-CN" w:bidi="hi-IN"/>
+        </w:rPr>
+      </w:r>
+      <m:oMath xmlns:m="http://schemas.openxmlformats.org/officeDocument/2006/math">
+        <m:r>
+          <m:t xml:space="preserve">c</m:t>
+        </m:r>
+        <m:r>
+          <m:t xml:space="preserve">=</m:t>
+        </m:r>
+        <m:f>
+          <m:num>
+            <m:r>
+              <m:t xml:space="preserve">1</m:t>
+            </m:r>
+            <m:r>
+              <m:t xml:space="preserve">−</m:t>
+            </m:r>
+            <m:sSup>
+              <m:e>
+                <m:r>
+                  <m:t xml:space="preserve">τ</m:t>
+                </m:r>
+              </m:e>
+              <m:sup>
+                <m:r>
+                  <m:t xml:space="preserve">2</m:t>
+                </m:r>
+              </m:sup>
+            </m:sSup>
+          </m:num>
+          <m:den>
+            <m:r>
+              <m:t xml:space="preserve">1</m:t>
+            </m:r>
+            <m:r>
+              <m:t xml:space="preserve">+</m:t>
+            </m:r>
+            <m:sSup>
+              <m:e>
+                <m:r>
+                  <m:t xml:space="preserve">τ</m:t>
+                </m:r>
+              </m:e>
+              <m:sup>
+                <m:r>
+                  <m:t xml:space="preserve">2</m:t>
+                </m:r>
+              </m:sup>
+            </m:sSup>
+          </m:den>
+        </m:f>
+      </m:oMath>
+      <w:r>
+        <w:rPr>
+          <w:rFonts w:eastAsia="NSimSun" w:cs="Arial"/>
+          <w:color w:val="auto"/>
+          <w:kern w:val="2"/>
+          <w:sz w:val="24"/>
+          <w:szCs w:val="24"/>
+          <w:lang w:val="ru-RU" w:eastAsia="zh-CN" w:bidi="hi-IN"/>
+        </w:rPr>
+        <w:t>,</w:t>
+      </w:r>
+    </w:p>
+    <w:p>
+      <w:pPr>
+        <w:pStyle w:val="BodyText"/>
+        <w:widowControl/>
+        <w:suppressAutoHyphens w:val="true"/>
+        <w:bidi w:val="0"/>
+        <w:jc w:val="center"/>
+        <w:rPr>
+          <w:rFonts w:eastAsia="NSimSun" w:cs="Arial"/>
+          <w:color w:val="auto"/>
+          <w:kern w:val="2"/>
+          <w:sz w:val="24"/>
+          <w:szCs w:val="24"/>
+          <w:lang w:val="ru-RU" w:eastAsia="zh-CN" w:bidi="hi-IN"/>
+        </w:rPr>
+      </w:pPr>
+      <w:r>
+        <w:rPr>
+          <w:rFonts w:eastAsia="NSimSun" w:cs="Arial"/>
+          <w:color w:val="auto"/>
+          <w:kern w:val="2"/>
+          <w:sz w:val="24"/>
+          <w:szCs w:val="24"/>
+          <w:lang w:val="ru-RU" w:eastAsia="zh-CN" w:bidi="hi-IN"/>
+        </w:rPr>
+      </w:r>
+      <m:oMathPara xmlns:m="http://schemas.openxmlformats.org/officeDocument/2006/math">
+        <m:oMathParaPr>
+          <m:jc m:val="center"/>
+        </m:oMathParaPr>
+        <m:oMath>
+          <m:r>
+            <m:t xml:space="preserve">s</m:t>
+          </m:r>
+          <m:r>
+            <m:t xml:space="preserve">=</m:t>
+          </m:r>
+          <m:f>
+            <m:num>
+              <m:r>
+                <m:t xml:space="preserve">2</m:t>
+              </m:r>
+              <m:r>
+                <m:t xml:space="preserve">⋅</m:t>
+              </m:r>
+              <m:r>
+                <m:t xml:space="preserve">tau</m:t>
+              </m:r>
+            </m:num>
+            <m:den>
+              <m:r>
+                <m:t xml:space="preserve">1</m:t>
+              </m:r>
+              <m:r>
+                <m:t xml:space="preserve">+</m:t>
+              </m:r>
+              <m:sSup>
+                <m:e>
+                  <m:r>
+                    <m:t xml:space="preserve">τ</m:t>
+                  </m:r>
+                </m:e>
+                <m:sup>
+                  <m:r>
+                    <m:t xml:space="preserve">2</m:t>
+                  </m:r>
+                </m:sup>
+              </m:sSup>
+            </m:den>
+          </m:f>
+        </m:oMath>
+      </m:oMathPara>
+    </w:p>
+    <w:p>
+      <w:pPr>
+        <w:pStyle w:val="BodyText"/>
+        <w:widowControl/>
+        <w:suppressAutoHyphens w:val="true"/>
+        <w:bidi w:val="0"/>
+        <w:jc w:val="start"/>
+        <w:rPr>
+          <w:rFonts w:eastAsia="NSimSun" w:cs="Arial"/>
+          <w:color w:val="auto"/>
+          <w:kern w:val="2"/>
+          <w:sz w:val="24"/>
+          <w:szCs w:val="24"/>
+          <w:lang w:val="ru-RU" w:eastAsia="zh-CN" w:bidi="hi-IN"/>
+        </w:rPr>
+      </w:pPr>
+      <w:r>
+        <w:rPr>
+          <w:rFonts w:eastAsia="NSimSun" w:cs="Arial"/>
+          <w:color w:val="auto"/>
+          <w:kern w:val="2"/>
+          <w:sz w:val="24"/>
+          <w:szCs w:val="24"/>
+          <w:lang w:val="ru-RU" w:eastAsia="zh-CN" w:bidi="hi-IN"/>
+        </w:rPr>
+        <w:t>В результате код будет выглядеть следующим образом:</w:t>
+      </w:r>
+    </w:p>
+    <w:p>
+      <w:pPr>
+        <w:pStyle w:val="Normal"/>
+        <w:rPr>
+          <w:rFonts w:ascii="Cascadia Mono" w:hAnsi="Cascadia Mono"/>
+          <w:color w:val="000000"/>
+          <w:sz w:val="19"/>
+          <w:highlight w:val="white"/>
+        </w:rPr>
+      </w:pPr>
+      <w:r>
+        <w:rPr>
+          <w:rFonts w:ascii="Cascadia Mono" w:hAnsi="Cascadia Mono"/>
+          <w:color w:val="0000FF"/>
+          <w:sz w:val="19"/>
+          <w:highlight w:val="white"/>
+        </w:rPr>
+        <w:t>for</w:t>
+      </w:r>
+      <w:r>
+        <w:rPr>
+          <w:rFonts w:ascii="Cascadia Mono" w:hAnsi="Cascadia Mono"/>
+          <w:color w:val="000000"/>
+          <w:sz w:val="19"/>
+          <w:highlight w:val="white"/>
+        </w:rPr>
+        <w:t xml:space="preserve"> (</w:t>
+      </w:r>
+      <w:r>
+        <w:rPr>
+          <w:rFonts w:ascii="Cascadia Mono" w:hAnsi="Cascadia Mono"/>
+          <w:color w:val="0000FF"/>
+          <w:sz w:val="19"/>
+          <w:highlight w:val="white"/>
+        </w:rPr>
+        <w:t>int</w:t>
+      </w:r>
+      <w:r>
+        <w:rPr>
+          <w:rFonts w:ascii="Cascadia Mono" w:hAnsi="Cascadia Mono"/>
+          <w:color w:val="000000"/>
+          <w:sz w:val="19"/>
+          <w:highlight w:val="white"/>
+        </w:rPr>
+        <w:t xml:space="preserve"> j = 0; j &lt; N - 1; ++j) {</w:t>
+      </w:r>
+    </w:p>
+    <w:p>
+      <w:pPr>
+        <w:pStyle w:val="Normal"/>
+        <w:rPr>
+          <w:rFonts w:ascii="Cascadia Mono" w:hAnsi="Cascadia Mono"/>
+          <w:color w:val="000000"/>
+          <w:sz w:val="19"/>
+          <w:highlight w:val="white"/>
+        </w:rPr>
+      </w:pPr>
+      <w:r>
+        <w:rPr>
+          <w:rFonts w:ascii="Cascadia Mono" w:hAnsi="Cascadia Mono"/>
+          <w:color w:val="000000"/>
+          <w:sz w:val="19"/>
+          <w:highlight w:val="white"/>
+        </w:rPr>
+        <w:t xml:space="preserve">    </w:t>
+      </w:r>
+      <w:r>
+        <w:rPr>
+          <w:rFonts w:ascii="Cascadia Mono" w:hAnsi="Cascadia Mono"/>
+          <w:color w:val="0000FF"/>
+          <w:sz w:val="19"/>
+          <w:highlight w:val="white"/>
+        </w:rPr>
+        <w:t>for</w:t>
+      </w:r>
+      <w:r>
+        <w:rPr>
+          <w:rFonts w:ascii="Cascadia Mono" w:hAnsi="Cascadia Mono"/>
+          <w:color w:val="000000"/>
+          <w:sz w:val="19"/>
+          <w:highlight w:val="white"/>
+        </w:rPr>
+        <w:t xml:space="preserve"> (</w:t>
+      </w:r>
+      <w:r>
+        <w:rPr>
+          <w:rFonts w:ascii="Cascadia Mono" w:hAnsi="Cascadia Mono"/>
+          <w:color w:val="0000FF"/>
+          <w:sz w:val="19"/>
+          <w:highlight w:val="white"/>
+        </w:rPr>
+        <w:t>int</w:t>
+      </w:r>
+      <w:r>
+        <w:rPr>
+          <w:rFonts w:ascii="Cascadia Mono" w:hAnsi="Cascadia Mono"/>
+          <w:color w:val="000000"/>
+          <w:sz w:val="19"/>
+          <w:highlight w:val="white"/>
+        </w:rPr>
+        <w:t xml:space="preserve"> i = j + 1; i &lt; N; ++i) {</w:t>
+      </w:r>
+    </w:p>
+    <w:p>
+      <w:pPr>
+        <w:pStyle w:val="Normal"/>
+        <w:rPr>
+          <w:rFonts w:ascii="Cascadia Mono" w:hAnsi="Cascadia Mono"/>
+          <w:color w:val="000000"/>
+          <w:sz w:val="19"/>
+          <w:highlight w:val="white"/>
+        </w:rPr>
+      </w:pPr>
+      <w:r>
+        <w:rPr>
+          <w:rFonts w:ascii="Cascadia Mono" w:hAnsi="Cascadia Mono"/>
+          <w:color w:val="000000"/>
+          <w:sz w:val="19"/>
+          <w:highlight w:val="white"/>
+        </w:rPr>
+        <w:t xml:space="preserve">        </w:t>
+      </w:r>
+      <w:r>
+        <w:rPr>
+          <w:rFonts w:ascii="Cascadia Mono" w:hAnsi="Cascadia Mono"/>
+          <w:color w:val="008000"/>
+          <w:sz w:val="19"/>
+          <w:highlight w:val="white"/>
+        </w:rPr>
+        <w:t>// приведение к double для точных проверок и вычислений</w:t>
+      </w:r>
+    </w:p>
+    <w:p>
+      <w:pPr>
+        <w:pStyle w:val="Normal"/>
+        <w:rPr>
+          <w:rFonts w:ascii="Cascadia Mono" w:hAnsi="Cascadia Mono"/>
+          <w:color w:val="000000"/>
+          <w:sz w:val="19"/>
+          <w:highlight w:val="white"/>
+        </w:rPr>
+      </w:pPr>
+      <w:r>
+        <w:rPr>
+          <w:rFonts w:ascii="Cascadia Mono" w:hAnsi="Cascadia Mono"/>
+          <w:color w:val="000000"/>
+          <w:sz w:val="19"/>
+          <w:highlight w:val="white"/>
+        </w:rPr>
+        <w:t xml:space="preserve">        </w:t>
+      </w:r>
+      <w:r>
+        <w:rPr>
+          <w:rFonts w:ascii="Cascadia Mono" w:hAnsi="Cascadia Mono"/>
+          <w:color w:val="0000FF"/>
+          <w:sz w:val="19"/>
+          <w:highlight w:val="white"/>
+        </w:rPr>
+        <w:t>double</w:t>
+      </w:r>
+      <w:r>
+        <w:rPr>
+          <w:rFonts w:ascii="Cascadia Mono" w:hAnsi="Cascadia Mono"/>
+          <w:color w:val="000000"/>
+          <w:sz w:val="19"/>
+          <w:highlight w:val="white"/>
+        </w:rPr>
+        <w:t xml:space="preserve"> Rjj = </w:t>
+      </w:r>
+      <w:r>
+        <w:rPr>
+          <w:rFonts w:ascii="Cascadia Mono" w:hAnsi="Cascadia Mono"/>
+          <w:color w:val="0000FF"/>
+          <w:sz w:val="19"/>
+          <w:highlight w:val="white"/>
+        </w:rPr>
+        <w:t>static_cast</w:t>
+      </w:r>
+      <w:r>
+        <w:rPr>
+          <w:rFonts w:ascii="Cascadia Mono" w:hAnsi="Cascadia Mono"/>
+          <w:color w:val="000000"/>
+          <w:sz w:val="19"/>
+          <w:highlight w:val="white"/>
+        </w:rPr>
+        <w:t>&lt;</w:t>
+      </w:r>
+      <w:r>
+        <w:rPr>
+          <w:rFonts w:ascii="Cascadia Mono" w:hAnsi="Cascadia Mono"/>
+          <w:color w:val="0000FF"/>
+          <w:sz w:val="19"/>
+          <w:highlight w:val="white"/>
+        </w:rPr>
+        <w:t>double</w:t>
+      </w:r>
+      <w:r>
+        <w:rPr>
+          <w:rFonts w:ascii="Cascadia Mono" w:hAnsi="Cascadia Mono"/>
+          <w:color w:val="000000"/>
+          <w:sz w:val="19"/>
+          <w:highlight w:val="white"/>
+        </w:rPr>
+        <w:t>&gt;(</w:t>
+      </w:r>
+      <w:r>
+        <w:rPr>
+          <w:rFonts w:ascii="Cascadia Mono" w:hAnsi="Cascadia Mono"/>
+          <w:color w:val="808080"/>
+          <w:sz w:val="19"/>
+          <w:highlight w:val="white"/>
+        </w:rPr>
+        <w:t>R</w:t>
+      </w:r>
+      <w:r>
+        <w:rPr>
+          <w:rFonts w:ascii="Cascadia Mono" w:hAnsi="Cascadia Mono"/>
+          <w:color w:val="000000"/>
+          <w:sz w:val="19"/>
+          <w:highlight w:val="white"/>
+        </w:rPr>
+        <w:t>[j][j]);</w:t>
+      </w:r>
+    </w:p>
+    <w:p>
+      <w:pPr>
+        <w:pStyle w:val="Normal"/>
+        <w:rPr>
+          <w:rFonts w:ascii="Cascadia Mono" w:hAnsi="Cascadia Mono"/>
+          <w:color w:val="000000"/>
+          <w:sz w:val="19"/>
+          <w:highlight w:val="white"/>
+        </w:rPr>
+      </w:pPr>
+      <w:r>
+        <w:rPr>
+          <w:rFonts w:ascii="Cascadia Mono" w:hAnsi="Cascadia Mono"/>
+          <w:color w:val="000000"/>
+          <w:sz w:val="19"/>
+          <w:highlight w:val="white"/>
+        </w:rPr>
+        <w:t xml:space="preserve">        </w:t>
+      </w:r>
+      <w:r>
+        <w:rPr>
+          <w:rFonts w:ascii="Cascadia Mono" w:hAnsi="Cascadia Mono"/>
+          <w:color w:val="0000FF"/>
+          <w:sz w:val="19"/>
+          <w:highlight w:val="white"/>
+        </w:rPr>
+        <w:t>double</w:t>
+      </w:r>
+      <w:r>
+        <w:rPr>
+          <w:rFonts w:ascii="Cascadia Mono" w:hAnsi="Cascadia Mono"/>
+          <w:color w:val="000000"/>
+          <w:sz w:val="19"/>
+          <w:highlight w:val="white"/>
+        </w:rPr>
+        <w:t xml:space="preserve"> Rij = </w:t>
+      </w:r>
+      <w:r>
+        <w:rPr>
+          <w:rFonts w:ascii="Cascadia Mono" w:hAnsi="Cascadia Mono"/>
+          <w:color w:val="0000FF"/>
+          <w:sz w:val="19"/>
+          <w:highlight w:val="white"/>
+        </w:rPr>
+        <w:t>static_cast</w:t>
+      </w:r>
+      <w:r>
+        <w:rPr>
+          <w:rFonts w:ascii="Cascadia Mono" w:hAnsi="Cascadia Mono"/>
+          <w:color w:val="000000"/>
+          <w:sz w:val="19"/>
+          <w:highlight w:val="white"/>
+        </w:rPr>
+        <w:t>&lt;</w:t>
+      </w:r>
+      <w:r>
+        <w:rPr>
+          <w:rFonts w:ascii="Cascadia Mono" w:hAnsi="Cascadia Mono"/>
+          <w:color w:val="0000FF"/>
+          <w:sz w:val="19"/>
+          <w:highlight w:val="white"/>
+        </w:rPr>
+        <w:t>double</w:t>
+      </w:r>
+      <w:r>
+        <w:rPr>
+          <w:rFonts w:ascii="Cascadia Mono" w:hAnsi="Cascadia Mono"/>
+          <w:color w:val="000000"/>
+          <w:sz w:val="19"/>
+          <w:highlight w:val="white"/>
+        </w:rPr>
+        <w:t>&gt;(</w:t>
+      </w:r>
+      <w:r>
+        <w:rPr>
+          <w:rFonts w:ascii="Cascadia Mono" w:hAnsi="Cascadia Mono"/>
+          <w:color w:val="808080"/>
+          <w:sz w:val="19"/>
+          <w:highlight w:val="white"/>
+        </w:rPr>
+        <w:t>R</w:t>
+      </w:r>
+      <w:r>
+        <w:rPr>
+          <w:rFonts w:ascii="Cascadia Mono" w:hAnsi="Cascadia Mono"/>
+          <w:color w:val="000000"/>
+          <w:sz w:val="19"/>
+          <w:highlight w:val="white"/>
+        </w:rPr>
+        <w:t>[i][j]);</w:t>
+      </w:r>
+    </w:p>
+    <w:p>
+      <w:pPr>
+        <w:pStyle w:val="Normal"/>
+        <w:rPr>
+          <w:rFonts w:ascii="Cascadia Mono" w:hAnsi="Cascadia Mono"/>
+          <w:color w:val="000000"/>
+          <w:sz w:val="19"/>
+          <w:highlight w:val="white"/>
+        </w:rPr>
+      </w:pPr>
+      <w:r>
+        <w:rPr>
+          <w:rFonts w:ascii="Cascadia Mono" w:hAnsi="Cascadia Mono"/>
+          <w:color w:val="000000"/>
+          <w:sz w:val="19"/>
+          <w:highlight w:val="white"/>
+        </w:rPr>
+      </w:r>
+    </w:p>
+    <w:p>
+      <w:pPr>
+        <w:pStyle w:val="Normal"/>
+        <w:rPr>
+          <w:rFonts w:ascii="Cascadia Mono" w:hAnsi="Cascadia Mono"/>
+          <w:color w:val="000000"/>
+          <w:sz w:val="19"/>
+          <w:highlight w:val="white"/>
+        </w:rPr>
+      </w:pPr>
+      <w:r>
+        <w:rPr>
+          <w:rFonts w:ascii="Cascadia Mono" w:hAnsi="Cascadia Mono"/>
+          <w:color w:val="000000"/>
+          <w:sz w:val="19"/>
+          <w:highlight w:val="white"/>
+        </w:rPr>
+        <w:t xml:space="preserve">        </w:t>
+      </w:r>
+      <w:r>
+        <w:rPr>
+          <w:rFonts w:ascii="Cascadia Mono" w:hAnsi="Cascadia Mono"/>
+          <w:color w:val="008000"/>
+          <w:sz w:val="19"/>
+          <w:highlight w:val="white"/>
+        </w:rPr>
+        <w:t>// проверки малости (пороги для double)</w:t>
+      </w:r>
+    </w:p>
+    <w:p>
+      <w:pPr>
+        <w:pStyle w:val="Normal"/>
+        <w:rPr>
+          <w:rFonts w:ascii="Cascadia Mono" w:hAnsi="Cascadia Mono"/>
+          <w:color w:val="000000"/>
+          <w:sz w:val="19"/>
+          <w:highlight w:val="white"/>
+        </w:rPr>
+      </w:pPr>
+      <w:r>
+        <w:rPr>
+          <w:rFonts w:ascii="Cascadia Mono" w:hAnsi="Cascadia Mono"/>
+          <w:color w:val="000000"/>
+          <w:sz w:val="19"/>
+          <w:highlight w:val="white"/>
+        </w:rPr>
+        <w:t xml:space="preserve">        </w:t>
+      </w:r>
+      <w:r>
+        <w:rPr>
+          <w:rFonts w:ascii="Cascadia Mono" w:hAnsi="Cascadia Mono"/>
+          <w:color w:val="0000FF"/>
+          <w:sz w:val="19"/>
+          <w:highlight w:val="white"/>
+        </w:rPr>
+        <w:t>if</w:t>
+      </w:r>
+      <w:r>
+        <w:rPr>
+          <w:rFonts w:ascii="Cascadia Mono" w:hAnsi="Cascadia Mono"/>
+          <w:color w:val="000000"/>
+          <w:sz w:val="19"/>
+          <w:highlight w:val="white"/>
+        </w:rPr>
+        <w:t xml:space="preserve"> (std::abs(Rij) &lt; 1e-11)</w:t>
+      </w:r>
+    </w:p>
+    <w:p>
+      <w:pPr>
+        <w:pStyle w:val="Normal"/>
+        <w:rPr>
+          <w:rFonts w:ascii="Cascadia Mono" w:hAnsi="Cascadia Mono"/>
+          <w:color w:val="000000"/>
+          <w:sz w:val="19"/>
+          <w:highlight w:val="white"/>
+        </w:rPr>
+      </w:pPr>
+      <w:r>
+        <w:rPr>
+          <w:rFonts w:ascii="Cascadia Mono" w:hAnsi="Cascadia Mono"/>
+          <w:color w:val="000000"/>
+          <w:sz w:val="19"/>
+          <w:highlight w:val="white"/>
+        </w:rPr>
+        <w:t xml:space="preserve">            </w:t>
+      </w:r>
+      <w:r>
+        <w:rPr>
+          <w:rFonts w:ascii="Cascadia Mono" w:hAnsi="Cascadia Mono"/>
+          <w:color w:val="0000FF"/>
+          <w:sz w:val="19"/>
+          <w:highlight w:val="white"/>
+        </w:rPr>
+        <w:t>continue</w:t>
+      </w:r>
+      <w:r>
+        <w:rPr>
+          <w:rFonts w:ascii="Cascadia Mono" w:hAnsi="Cascadia Mono"/>
+          <w:color w:val="000000"/>
+          <w:sz w:val="19"/>
+          <w:highlight w:val="white"/>
+        </w:rPr>
+        <w:t>;</w:t>
+      </w:r>
+    </w:p>
+    <w:p>
+      <w:pPr>
+        <w:pStyle w:val="Normal"/>
+        <w:rPr>
+          <w:rFonts w:ascii="Cascadia Mono" w:hAnsi="Cascadia Mono"/>
+          <w:color w:val="000000"/>
+          <w:sz w:val="19"/>
+          <w:highlight w:val="white"/>
+        </w:rPr>
+      </w:pPr>
+      <w:r>
+        <w:rPr>
+          <w:rFonts w:ascii="Cascadia Mono" w:hAnsi="Cascadia Mono"/>
+          <w:color w:val="000000"/>
+          <w:sz w:val="19"/>
+          <w:highlight w:val="white"/>
+        </w:rPr>
+      </w:r>
+    </w:p>
+    <w:p>
+      <w:pPr>
+        <w:pStyle w:val="Normal"/>
+        <w:rPr>
+          <w:rFonts w:ascii="Cascadia Mono" w:hAnsi="Cascadia Mono"/>
+          <w:color w:val="000000"/>
+          <w:sz w:val="19"/>
+          <w:highlight w:val="white"/>
+        </w:rPr>
+      </w:pPr>
+      <w:r>
+        <w:rPr>
+          <w:rFonts w:ascii="Cascadia Mono" w:hAnsi="Cascadia Mono"/>
+          <w:color w:val="000000"/>
+          <w:sz w:val="19"/>
+          <w:highlight w:val="white"/>
+        </w:rPr>
+        <w:t xml:space="preserve">        </w:t>
+      </w:r>
+      <w:r>
+        <w:rPr>
+          <w:rFonts w:ascii="Cascadia Mono" w:hAnsi="Cascadia Mono"/>
+          <w:color w:val="0000FF"/>
+          <w:sz w:val="19"/>
+          <w:highlight w:val="white"/>
+        </w:rPr>
+        <w:t>double</w:t>
+      </w:r>
+      <w:r>
+        <w:rPr>
+          <w:rFonts w:ascii="Cascadia Mono" w:hAnsi="Cascadia Mono"/>
+          <w:color w:val="000000"/>
+          <w:sz w:val="19"/>
+          <w:highlight w:val="white"/>
+        </w:rPr>
+        <w:t xml:space="preserve"> sqrt_val = std::sqrt(Rjj * Rjj + Rij * Rij);</w:t>
+      </w:r>
+    </w:p>
+    <w:p>
+      <w:pPr>
+        <w:pStyle w:val="Normal"/>
+        <w:rPr>
+          <w:rFonts w:ascii="Cascadia Mono" w:hAnsi="Cascadia Mono"/>
+          <w:color w:val="000000"/>
+          <w:sz w:val="19"/>
+          <w:highlight w:val="white"/>
+        </w:rPr>
+      </w:pPr>
+      <w:r>
+        <w:rPr>
+          <w:rFonts w:ascii="Cascadia Mono" w:hAnsi="Cascadia Mono"/>
+          <w:color w:val="000000"/>
+          <w:sz w:val="19"/>
+          <w:highlight w:val="white"/>
+        </w:rPr>
+        <w:t xml:space="preserve">        </w:t>
+      </w:r>
+      <w:r>
+        <w:rPr>
+          <w:rFonts w:ascii="Cascadia Mono" w:hAnsi="Cascadia Mono"/>
+          <w:color w:val="0000FF"/>
+          <w:sz w:val="19"/>
+          <w:highlight w:val="white"/>
+        </w:rPr>
+        <w:t>if</w:t>
+      </w:r>
+      <w:r>
+        <w:rPr>
+          <w:rFonts w:ascii="Cascadia Mono" w:hAnsi="Cascadia Mono"/>
+          <w:color w:val="000000"/>
+          <w:sz w:val="19"/>
+          <w:highlight w:val="white"/>
+        </w:rPr>
+        <w:t xml:space="preserve"> (std::abs(sqrt_val) &lt; 1e-11)</w:t>
+      </w:r>
+    </w:p>
+    <w:p>
+      <w:pPr>
+        <w:pStyle w:val="Normal"/>
+        <w:rPr>
+          <w:rFonts w:ascii="Cascadia Mono" w:hAnsi="Cascadia Mono"/>
+          <w:color w:val="000000"/>
+          <w:sz w:val="19"/>
+          <w:highlight w:val="white"/>
+        </w:rPr>
+      </w:pPr>
+      <w:r>
+        <w:rPr>
+          <w:rFonts w:ascii="Cascadia Mono" w:hAnsi="Cascadia Mono"/>
+          <w:color w:val="000000"/>
+          <w:sz w:val="19"/>
+          <w:highlight w:val="white"/>
+        </w:rPr>
+        <w:t xml:space="preserve">            </w:t>
+      </w:r>
+      <w:r>
+        <w:rPr>
+          <w:rFonts w:ascii="Cascadia Mono" w:hAnsi="Cascadia Mono"/>
+          <w:color w:val="0000FF"/>
+          <w:sz w:val="19"/>
+          <w:highlight w:val="white"/>
+        </w:rPr>
+        <w:t>continue</w:t>
+      </w:r>
+      <w:r>
+        <w:rPr>
+          <w:rFonts w:ascii="Cascadia Mono" w:hAnsi="Cascadia Mono"/>
+          <w:color w:val="000000"/>
+          <w:sz w:val="19"/>
+          <w:highlight w:val="white"/>
+        </w:rPr>
+        <w:t>;</w:t>
+      </w:r>
+    </w:p>
+    <w:p>
+      <w:pPr>
+        <w:pStyle w:val="Normal"/>
+        <w:rPr>
+          <w:rFonts w:ascii="Cascadia Mono" w:hAnsi="Cascadia Mono"/>
+          <w:color w:val="000000"/>
+          <w:sz w:val="19"/>
+          <w:highlight w:val="white"/>
+        </w:rPr>
+      </w:pPr>
+      <w:r>
+        <w:rPr>
+          <w:rFonts w:ascii="Cascadia Mono" w:hAnsi="Cascadia Mono"/>
+          <w:color w:val="000000"/>
+          <w:sz w:val="19"/>
+          <w:highlight w:val="white"/>
+        </w:rPr>
+      </w:r>
+    </w:p>
+    <w:p>
+      <w:pPr>
+        <w:pStyle w:val="Normal"/>
+        <w:rPr>
+          <w:rFonts w:ascii="Cascadia Mono" w:hAnsi="Cascadia Mono"/>
+          <w:color w:val="000000"/>
+          <w:sz w:val="19"/>
+          <w:highlight w:val="white"/>
+        </w:rPr>
+      </w:pPr>
+      <w:r>
+        <w:rPr>
+          <w:rFonts w:ascii="Cascadia Mono" w:hAnsi="Cascadia Mono"/>
+          <w:color w:val="000000"/>
+          <w:sz w:val="19"/>
+          <w:highlight w:val="white"/>
+        </w:rPr>
+        <w:t xml:space="preserve">        </w:t>
+      </w:r>
+      <w:r>
+        <w:rPr>
+          <w:rFonts w:ascii="Cascadia Mono" w:hAnsi="Cascadia Mono"/>
+          <w:color w:val="0000FF"/>
+          <w:sz w:val="19"/>
+          <w:highlight w:val="white"/>
+        </w:rPr>
+        <w:t>double</w:t>
+      </w:r>
+      <w:r>
+        <w:rPr>
+          <w:rFonts w:ascii="Cascadia Mono" w:hAnsi="Cascadia Mono"/>
+          <w:color w:val="000000"/>
+          <w:sz w:val="19"/>
+          <w:highlight w:val="white"/>
+        </w:rPr>
+        <w:t xml:space="preserve"> c = Rjj / sqrt_val;</w:t>
+      </w:r>
+    </w:p>
+    <w:p>
+      <w:pPr>
+        <w:pStyle w:val="Normal"/>
+        <w:rPr>
+          <w:rFonts w:ascii="Cascadia Mono" w:hAnsi="Cascadia Mono"/>
+          <w:color w:val="000000"/>
+          <w:sz w:val="19"/>
+          <w:highlight w:val="white"/>
+        </w:rPr>
+      </w:pPr>
+      <w:r>
+        <w:rPr>
+          <w:rFonts w:ascii="Cascadia Mono" w:hAnsi="Cascadia Mono"/>
+          <w:color w:val="000000"/>
+          <w:sz w:val="19"/>
+          <w:highlight w:val="white"/>
+        </w:rPr>
+        <w:t xml:space="preserve">        </w:t>
+      </w:r>
+      <w:r>
+        <w:rPr>
+          <w:rFonts w:ascii="Cascadia Mono" w:hAnsi="Cascadia Mono"/>
+          <w:color w:val="0000FF"/>
+          <w:sz w:val="19"/>
+          <w:highlight w:val="white"/>
+        </w:rPr>
+        <w:t>double</w:t>
+      </w:r>
+      <w:r>
+        <w:rPr>
+          <w:rFonts w:ascii="Cascadia Mono" w:hAnsi="Cascadia Mono"/>
+          <w:color w:val="000000"/>
+          <w:sz w:val="19"/>
+          <w:highlight w:val="white"/>
+        </w:rPr>
+        <w:t xml:space="preserve"> s = -Rij / sqrt_val;</w:t>
+      </w:r>
+    </w:p>
+    <w:p>
+      <w:pPr>
+        <w:pStyle w:val="Normal"/>
+        <w:rPr>
+          <w:rFonts w:ascii="Cascadia Mono" w:hAnsi="Cascadia Mono"/>
+          <w:color w:val="000000"/>
+          <w:sz w:val="19"/>
+          <w:highlight w:val="white"/>
+        </w:rPr>
+      </w:pPr>
+      <w:r>
+        <w:rPr>
+          <w:rFonts w:ascii="Cascadia Mono" w:hAnsi="Cascadia Mono"/>
+          <w:color w:val="000000"/>
+          <w:sz w:val="19"/>
+          <w:highlight w:val="white"/>
+        </w:rPr>
+      </w:r>
+    </w:p>
+    <w:p>
+      <w:pPr>
+        <w:pStyle w:val="Normal"/>
+        <w:rPr>
+          <w:rFonts w:ascii="Cascadia Mono" w:hAnsi="Cascadia Mono"/>
+          <w:color w:val="000000"/>
+          <w:sz w:val="19"/>
+          <w:highlight w:val="white"/>
+        </w:rPr>
+      </w:pPr>
+      <w:r>
+        <w:rPr>
+          <w:rFonts w:ascii="Cascadia Mono" w:hAnsi="Cascadia Mono"/>
+          <w:color w:val="808080"/>
+          <w:sz w:val="19"/>
+          <w:highlight w:val="white"/>
+        </w:rPr>
+        <w:t>#pragma</w:t>
+      </w:r>
+      <w:r>
+        <w:rPr>
+          <w:rFonts w:ascii="Cascadia Mono" w:hAnsi="Cascadia Mono"/>
+          <w:color w:val="000000"/>
+          <w:sz w:val="19"/>
+          <w:highlight w:val="white"/>
+        </w:rPr>
+        <w:t xml:space="preserve"> omp parallel </w:t>
+      </w:r>
+      <w:r>
+        <w:rPr>
+          <w:rFonts w:ascii="Cascadia Mono" w:hAnsi="Cascadia Mono"/>
+          <w:color w:val="0000FF"/>
+          <w:sz w:val="19"/>
+          <w:highlight w:val="white"/>
+        </w:rPr>
+        <w:t>for</w:t>
+      </w:r>
+      <w:r>
+        <w:rPr>
+          <w:rFonts w:ascii="Cascadia Mono" w:hAnsi="Cascadia Mono"/>
+          <w:color w:val="000000"/>
+          <w:sz w:val="19"/>
+          <w:highlight w:val="white"/>
+        </w:rPr>
+        <w:t xml:space="preserve"> num_threads(thread_num) </w:t>
+      </w:r>
+      <w:r>
+        <w:rPr>
+          <w:rFonts w:ascii="Cascadia Mono" w:hAnsi="Cascadia Mono"/>
+          <w:color w:val="0000FF"/>
+          <w:sz w:val="19"/>
+          <w:highlight w:val="white"/>
+        </w:rPr>
+        <w:t>if</w:t>
+      </w:r>
+      <w:r>
+        <w:rPr>
+          <w:rFonts w:ascii="Cascadia Mono" w:hAnsi="Cascadia Mono"/>
+          <w:color w:val="000000"/>
+          <w:sz w:val="19"/>
+          <w:highlight w:val="white"/>
+        </w:rPr>
+        <w:t xml:space="preserve"> (N &gt;= 1000)</w:t>
+      </w:r>
+    </w:p>
+    <w:p>
+      <w:pPr>
+        <w:pStyle w:val="Normal"/>
+        <w:rPr>
+          <w:rFonts w:ascii="Cascadia Mono" w:hAnsi="Cascadia Mono"/>
+          <w:color w:val="000000"/>
+          <w:sz w:val="19"/>
+          <w:highlight w:val="white"/>
+        </w:rPr>
+      </w:pPr>
+      <w:r>
+        <w:rPr>
+          <w:rFonts w:ascii="Cascadia Mono" w:hAnsi="Cascadia Mono"/>
+          <w:color w:val="000000"/>
+          <w:sz w:val="19"/>
+          <w:highlight w:val="white"/>
+        </w:rPr>
+        <w:t xml:space="preserve">        </w:t>
+      </w:r>
+      <w:r>
+        <w:rPr>
+          <w:rFonts w:ascii="Cascadia Mono" w:hAnsi="Cascadia Mono"/>
+          <w:color w:val="0000FF"/>
+          <w:sz w:val="19"/>
+          <w:highlight w:val="white"/>
+        </w:rPr>
+        <w:t>for</w:t>
+      </w:r>
+      <w:r>
+        <w:rPr>
+          <w:rFonts w:ascii="Cascadia Mono" w:hAnsi="Cascadia Mono"/>
+          <w:color w:val="000000"/>
+          <w:sz w:val="19"/>
+          <w:highlight w:val="white"/>
+        </w:rPr>
+        <w:t xml:space="preserve"> (</w:t>
+      </w:r>
+      <w:r>
+        <w:rPr>
+          <w:rFonts w:ascii="Cascadia Mono" w:hAnsi="Cascadia Mono"/>
+          <w:color w:val="0000FF"/>
+          <w:sz w:val="19"/>
+          <w:highlight w:val="white"/>
+        </w:rPr>
+        <w:t>int</w:t>
+      </w:r>
+      <w:r>
+        <w:rPr>
+          <w:rFonts w:ascii="Cascadia Mono" w:hAnsi="Cascadia Mono"/>
+          <w:color w:val="000000"/>
+          <w:sz w:val="19"/>
+          <w:highlight w:val="white"/>
+        </w:rPr>
+        <w:t xml:space="preserve"> k = j; k &lt; N; ++k) {</w:t>
+      </w:r>
+    </w:p>
+    <w:p>
+      <w:pPr>
+        <w:pStyle w:val="Normal"/>
+        <w:rPr>
+          <w:rFonts w:ascii="Cascadia Mono" w:hAnsi="Cascadia Mono"/>
+          <w:color w:val="000000"/>
+          <w:sz w:val="19"/>
+          <w:highlight w:val="white"/>
+        </w:rPr>
+      </w:pPr>
+      <w:r>
+        <w:rPr>
+          <w:rFonts w:ascii="Cascadia Mono" w:hAnsi="Cascadia Mono"/>
+          <w:color w:val="000000"/>
+          <w:sz w:val="19"/>
+          <w:highlight w:val="white"/>
+        </w:rPr>
+        <w:t xml:space="preserve">            </w:t>
+      </w:r>
+      <w:r>
+        <w:rPr>
+          <w:rFonts w:ascii="Cascadia Mono" w:hAnsi="Cascadia Mono"/>
+          <w:color w:val="2B91AF"/>
+          <w:sz w:val="19"/>
+          <w:highlight w:val="white"/>
+        </w:rPr>
+        <w:t>T</w:t>
+      </w:r>
+      <w:r>
+        <w:rPr>
+          <w:rFonts w:ascii="Cascadia Mono" w:hAnsi="Cascadia Mono"/>
+          <w:color w:val="000000"/>
+          <w:sz w:val="19"/>
+          <w:highlight w:val="white"/>
+        </w:rPr>
+        <w:t xml:space="preserve"> temp = </w:t>
+      </w:r>
+      <w:r>
+        <w:rPr>
+          <w:rFonts w:ascii="Cascadia Mono" w:hAnsi="Cascadia Mono"/>
+          <w:color w:val="0000FF"/>
+          <w:sz w:val="19"/>
+          <w:highlight w:val="white"/>
+        </w:rPr>
+        <w:t>static_cast</w:t>
+      </w:r>
+      <w:r>
+        <w:rPr>
+          <w:rFonts w:ascii="Cascadia Mono" w:hAnsi="Cascadia Mono"/>
+          <w:color w:val="000000"/>
+          <w:sz w:val="19"/>
+          <w:highlight w:val="white"/>
+        </w:rPr>
+        <w:t>&lt;</w:t>
+      </w:r>
+      <w:r>
+        <w:rPr>
+          <w:rFonts w:ascii="Cascadia Mono" w:hAnsi="Cascadia Mono"/>
+          <w:color w:val="2B91AF"/>
+          <w:sz w:val="19"/>
+          <w:highlight w:val="white"/>
+        </w:rPr>
+        <w:t>T</w:t>
+      </w:r>
+      <w:r>
+        <w:rPr>
+          <w:rFonts w:ascii="Cascadia Mono" w:hAnsi="Cascadia Mono"/>
+          <w:color w:val="000000"/>
+          <w:sz w:val="19"/>
+          <w:highlight w:val="white"/>
+        </w:rPr>
+        <w:t>&gt;(</w:t>
+      </w:r>
+      <w:r>
+        <w:rPr>
+          <w:rFonts w:ascii="Cascadia Mono" w:hAnsi="Cascadia Mono"/>
+          <w:color w:val="808080"/>
+          <w:sz w:val="19"/>
+          <w:highlight w:val="white"/>
+        </w:rPr>
+        <w:t>R</w:t>
+      </w:r>
+      <w:r>
+        <w:rPr>
+          <w:rFonts w:ascii="Cascadia Mono" w:hAnsi="Cascadia Mono"/>
+          <w:color w:val="000000"/>
+          <w:sz w:val="19"/>
+          <w:highlight w:val="white"/>
+        </w:rPr>
+        <w:t xml:space="preserve">[j][k] * c - </w:t>
+      </w:r>
+      <w:r>
+        <w:rPr>
+          <w:rFonts w:ascii="Cascadia Mono" w:hAnsi="Cascadia Mono"/>
+          <w:color w:val="808080"/>
+          <w:sz w:val="19"/>
+          <w:highlight w:val="white"/>
+        </w:rPr>
+        <w:t>R</w:t>
+      </w:r>
+      <w:r>
+        <w:rPr>
+          <w:rFonts w:ascii="Cascadia Mono" w:hAnsi="Cascadia Mono"/>
+          <w:color w:val="000000"/>
+          <w:sz w:val="19"/>
+          <w:highlight w:val="white"/>
+        </w:rPr>
+        <w:t>[i][k] * s);</w:t>
+      </w:r>
+    </w:p>
+    <w:p>
+      <w:pPr>
+        <w:pStyle w:val="Normal"/>
+        <w:rPr>
+          <w:rFonts w:ascii="Cascadia Mono" w:hAnsi="Cascadia Mono"/>
+          <w:color w:val="000000"/>
+          <w:sz w:val="19"/>
+          <w:highlight w:val="white"/>
+        </w:rPr>
+      </w:pPr>
+      <w:r>
+        <w:rPr>
+          <w:rFonts w:ascii="Cascadia Mono" w:hAnsi="Cascadia Mono"/>
+          <w:color w:val="000000"/>
+          <w:sz w:val="19"/>
+          <w:highlight w:val="white"/>
+        </w:rPr>
+        <w:t xml:space="preserve">            </w:t>
+      </w:r>
+      <w:r>
+        <w:rPr>
+          <w:rFonts w:ascii="Cascadia Mono" w:hAnsi="Cascadia Mono"/>
+          <w:color w:val="808080"/>
+          <w:sz w:val="19"/>
+          <w:highlight w:val="white"/>
+        </w:rPr>
+        <w:t>R</w:t>
+      </w:r>
+      <w:r>
+        <w:rPr>
+          <w:rFonts w:ascii="Cascadia Mono" w:hAnsi="Cascadia Mono"/>
+          <w:color w:val="000000"/>
+          <w:sz w:val="19"/>
+          <w:highlight w:val="white"/>
+        </w:rPr>
+        <w:t xml:space="preserve">[i][k] = </w:t>
+      </w:r>
+      <w:r>
+        <w:rPr>
+          <w:rFonts w:ascii="Cascadia Mono" w:hAnsi="Cascadia Mono"/>
+          <w:color w:val="0000FF"/>
+          <w:sz w:val="19"/>
+          <w:highlight w:val="white"/>
+        </w:rPr>
+        <w:t>static_cast</w:t>
+      </w:r>
+      <w:r>
+        <w:rPr>
+          <w:rFonts w:ascii="Cascadia Mono" w:hAnsi="Cascadia Mono"/>
+          <w:color w:val="000000"/>
+          <w:sz w:val="19"/>
+          <w:highlight w:val="white"/>
+        </w:rPr>
+        <w:t>&lt;</w:t>
+      </w:r>
+      <w:r>
+        <w:rPr>
+          <w:rFonts w:ascii="Cascadia Mono" w:hAnsi="Cascadia Mono"/>
+          <w:color w:val="2B91AF"/>
+          <w:sz w:val="19"/>
+          <w:highlight w:val="white"/>
+        </w:rPr>
+        <w:t>T</w:t>
+      </w:r>
+      <w:r>
+        <w:rPr>
+          <w:rFonts w:ascii="Cascadia Mono" w:hAnsi="Cascadia Mono"/>
+          <w:color w:val="000000"/>
+          <w:sz w:val="19"/>
+          <w:highlight w:val="white"/>
+        </w:rPr>
+        <w:t>&gt;(</w:t>
+      </w:r>
+      <w:r>
+        <w:rPr>
+          <w:rFonts w:ascii="Cascadia Mono" w:hAnsi="Cascadia Mono"/>
+          <w:color w:val="808080"/>
+          <w:sz w:val="19"/>
+          <w:highlight w:val="white"/>
+        </w:rPr>
+        <w:t>R</w:t>
+      </w:r>
+      <w:r>
+        <w:rPr>
+          <w:rFonts w:ascii="Cascadia Mono" w:hAnsi="Cascadia Mono"/>
+          <w:color w:val="000000"/>
+          <w:sz w:val="19"/>
+          <w:highlight w:val="white"/>
+        </w:rPr>
+        <w:t xml:space="preserve">[j][k] * s + </w:t>
+      </w:r>
+      <w:r>
+        <w:rPr>
+          <w:rFonts w:ascii="Cascadia Mono" w:hAnsi="Cascadia Mono"/>
+          <w:color w:val="808080"/>
+          <w:sz w:val="19"/>
+          <w:highlight w:val="white"/>
+        </w:rPr>
+        <w:t>R</w:t>
+      </w:r>
+      <w:r>
+        <w:rPr>
+          <w:rFonts w:ascii="Cascadia Mono" w:hAnsi="Cascadia Mono"/>
+          <w:color w:val="000000"/>
+          <w:sz w:val="19"/>
+          <w:highlight w:val="white"/>
+        </w:rPr>
+        <w:t>[i][k] * c);</w:t>
+      </w:r>
+    </w:p>
+    <w:p>
+      <w:pPr>
+        <w:pStyle w:val="Normal"/>
+        <w:rPr>
+          <w:rFonts w:ascii="Cascadia Mono" w:hAnsi="Cascadia Mono"/>
+          <w:color w:val="000000"/>
+          <w:sz w:val="19"/>
+          <w:highlight w:val="white"/>
+        </w:rPr>
+      </w:pPr>
+      <w:r>
+        <w:rPr>
+          <w:rFonts w:ascii="Cascadia Mono" w:hAnsi="Cascadia Mono"/>
+          <w:color w:val="000000"/>
+          <w:sz w:val="19"/>
+          <w:highlight w:val="white"/>
+        </w:rPr>
+        <w:t xml:space="preserve">            </w:t>
+      </w:r>
+      <w:r>
+        <w:rPr>
+          <w:rFonts w:ascii="Cascadia Mono" w:hAnsi="Cascadia Mono"/>
+          <w:color w:val="808080"/>
+          <w:sz w:val="19"/>
+          <w:highlight w:val="white"/>
+        </w:rPr>
+        <w:t>R</w:t>
+      </w:r>
+      <w:r>
+        <w:rPr>
+          <w:rFonts w:ascii="Cascadia Mono" w:hAnsi="Cascadia Mono"/>
+          <w:color w:val="000000"/>
+          <w:sz w:val="19"/>
+          <w:highlight w:val="white"/>
+        </w:rPr>
+        <w:t xml:space="preserve">[j][k] = temp;                    </w:t>
+      </w:r>
+    </w:p>
+    <w:p>
+      <w:pPr>
+        <w:pStyle w:val="Normal"/>
+        <w:rPr>
+          <w:rFonts w:ascii="Cascadia Mono" w:hAnsi="Cascadia Mono"/>
+          <w:color w:val="000000"/>
+          <w:sz w:val="19"/>
+          <w:highlight w:val="white"/>
+        </w:rPr>
+      </w:pPr>
+      <w:r>
+        <w:rPr>
+          <w:rFonts w:ascii="Cascadia Mono" w:hAnsi="Cascadia Mono"/>
+          <w:color w:val="000000"/>
+          <w:sz w:val="19"/>
+          <w:highlight w:val="white"/>
+        </w:rPr>
+        <w:t xml:space="preserve">        </w:t>
+      </w:r>
+      <w:r>
+        <w:rPr>
+          <w:rFonts w:ascii="Cascadia Mono" w:hAnsi="Cascadia Mono"/>
+          <w:color w:val="000000"/>
+          <w:sz w:val="19"/>
+          <w:highlight w:val="white"/>
+        </w:rPr>
+        <w:t>}</w:t>
+      </w:r>
+    </w:p>
+    <w:p>
+      <w:pPr>
+        <w:pStyle w:val="Normal"/>
+        <w:rPr>
+          <w:rFonts w:ascii="Cascadia Mono" w:hAnsi="Cascadia Mono"/>
+          <w:color w:val="000000"/>
+          <w:sz w:val="19"/>
+          <w:highlight w:val="white"/>
+        </w:rPr>
+      </w:pPr>
+      <w:r>
+        <w:rPr>
+          <w:rFonts w:ascii="Cascadia Mono" w:hAnsi="Cascadia Mono"/>
+          <w:color w:val="000000"/>
+          <w:sz w:val="19"/>
+          <w:highlight w:val="white"/>
+        </w:rPr>
+      </w:r>
+    </w:p>
+    <w:p>
+      <w:pPr>
+        <w:pStyle w:val="Normal"/>
+        <w:rPr>
+          <w:rFonts w:ascii="Cascadia Mono" w:hAnsi="Cascadia Mono"/>
+          <w:color w:val="000000"/>
+          <w:sz w:val="19"/>
+          <w:highlight w:val="white"/>
+        </w:rPr>
+      </w:pPr>
+      <w:r>
+        <w:rPr>
+          <w:rFonts w:ascii="Cascadia Mono" w:hAnsi="Cascadia Mono"/>
+          <w:color w:val="000000"/>
+          <w:sz w:val="19"/>
+          <w:highlight w:val="white"/>
+        </w:rPr>
+        <w:t xml:space="preserve">        </w:t>
+      </w:r>
+      <w:r>
+        <w:rPr>
+          <w:rFonts w:ascii="Cascadia Mono" w:hAnsi="Cascadia Mono"/>
+          <w:color w:val="0000FF"/>
+          <w:sz w:val="19"/>
+          <w:highlight w:val="white"/>
+        </w:rPr>
+        <w:t>double</w:t>
+      </w:r>
+      <w:r>
+        <w:rPr>
+          <w:rFonts w:ascii="Cascadia Mono" w:hAnsi="Cascadia Mono"/>
+          <w:color w:val="000000"/>
+          <w:sz w:val="19"/>
+          <w:highlight w:val="white"/>
+        </w:rPr>
+        <w:t xml:space="preserve"> tau = s / (1.0 + c);</w:t>
+      </w:r>
+    </w:p>
+    <w:p>
+      <w:pPr>
+        <w:pStyle w:val="Normal"/>
+        <w:rPr>
+          <w:rFonts w:ascii="Cascadia Mono" w:hAnsi="Cascadia Mono"/>
+          <w:color w:val="000000"/>
+          <w:sz w:val="19"/>
+          <w:highlight w:val="white"/>
+        </w:rPr>
+      </w:pPr>
+      <w:r>
+        <w:rPr>
+          <w:rFonts w:ascii="Cascadia Mono" w:hAnsi="Cascadia Mono"/>
+          <w:color w:val="000000"/>
+          <w:sz w:val="19"/>
+          <w:highlight w:val="white"/>
+        </w:rPr>
+        <w:t xml:space="preserve">        </w:t>
+      </w:r>
+      <w:r>
+        <w:rPr>
+          <w:rFonts w:ascii="Cascadia Mono" w:hAnsi="Cascadia Mono"/>
+          <w:color w:val="808080"/>
+          <w:sz w:val="19"/>
+          <w:highlight w:val="white"/>
+        </w:rPr>
+        <w:t>R</w:t>
+      </w:r>
+      <w:r>
+        <w:rPr>
+          <w:rFonts w:ascii="Cascadia Mono" w:hAnsi="Cascadia Mono"/>
+          <w:color w:val="000000"/>
+          <w:sz w:val="19"/>
+          <w:highlight w:val="white"/>
+        </w:rPr>
+        <w:t xml:space="preserve">[i][j] = </w:t>
+      </w:r>
+      <w:r>
+        <w:rPr>
+          <w:rFonts w:ascii="Cascadia Mono" w:hAnsi="Cascadia Mono"/>
+          <w:color w:val="0000FF"/>
+          <w:sz w:val="19"/>
+          <w:highlight w:val="white"/>
+        </w:rPr>
+        <w:t>static_cast</w:t>
+      </w:r>
+      <w:r>
+        <w:rPr>
+          <w:rFonts w:ascii="Cascadia Mono" w:hAnsi="Cascadia Mono"/>
+          <w:color w:val="000000"/>
+          <w:sz w:val="19"/>
+          <w:highlight w:val="white"/>
+        </w:rPr>
+        <w:t>&lt;</w:t>
+      </w:r>
+      <w:r>
+        <w:rPr>
+          <w:rFonts w:ascii="Cascadia Mono" w:hAnsi="Cascadia Mono"/>
+          <w:color w:val="2B91AF"/>
+          <w:sz w:val="19"/>
+          <w:highlight w:val="white"/>
+        </w:rPr>
+        <w:t>T</w:t>
+      </w:r>
+      <w:r>
+        <w:rPr>
+          <w:rFonts w:ascii="Cascadia Mono" w:hAnsi="Cascadia Mono"/>
+          <w:color w:val="000000"/>
+          <w:sz w:val="19"/>
+          <w:highlight w:val="white"/>
+        </w:rPr>
+        <w:t>&gt;(tau);</w:t>
+      </w:r>
+    </w:p>
+    <w:p>
+      <w:pPr>
+        <w:pStyle w:val="Normal"/>
+        <w:rPr>
+          <w:rFonts w:ascii="Cascadia Mono" w:hAnsi="Cascadia Mono"/>
+          <w:color w:val="000000"/>
+          <w:sz w:val="19"/>
+          <w:highlight w:val="white"/>
+        </w:rPr>
+      </w:pPr>
+      <w:r>
+        <w:rPr>
+          <w:rFonts w:ascii="Cascadia Mono" w:hAnsi="Cascadia Mono"/>
+          <w:color w:val="000000"/>
+          <w:sz w:val="19"/>
+          <w:highlight w:val="white"/>
+        </w:rPr>
+        <w:t xml:space="preserve">    </w:t>
+      </w:r>
+      <w:r>
+        <w:rPr>
+          <w:rFonts w:ascii="Cascadia Mono" w:hAnsi="Cascadia Mono"/>
+          <w:color w:val="000000"/>
+          <w:sz w:val="19"/>
+          <w:highlight w:val="white"/>
+        </w:rPr>
+        <w:t>}</w:t>
+      </w:r>
+    </w:p>
+    <w:p>
+      <w:pPr>
+        <w:pStyle w:val="Normal"/>
+        <w:rPr>
+          <w:rFonts w:ascii="Cascadia Mono" w:hAnsi="Cascadia Mono"/>
+          <w:color w:val="000000"/>
+          <w:sz w:val="19"/>
+          <w:highlight w:val="white"/>
+        </w:rPr>
+      </w:pPr>
+      <w:r>
+        <w:rPr>
+          <w:rFonts w:ascii="Cascadia Mono" w:hAnsi="Cascadia Mono"/>
+          <w:color w:val="000000"/>
+          <w:sz w:val="19"/>
+          <w:highlight w:val="white"/>
+        </w:rPr>
+        <w:t>}</w:t>
+      </w:r>
+    </w:p>
+    <w:p>
+      <w:pPr>
+        <w:pStyle w:val="Normal"/>
+        <w:rPr>
+          <w:rFonts w:ascii="Cascadia Mono" w:hAnsi="Cascadia Mono"/>
+          <w:color w:val="000000"/>
+          <w:sz w:val="19"/>
+          <w:highlight w:val="white"/>
+        </w:rPr>
+      </w:pPr>
+      <w:r>
+        <w:rPr>
+          <w:rFonts w:ascii="Cascadia Mono" w:hAnsi="Cascadia Mono"/>
+          <w:color w:val="000000"/>
+          <w:sz w:val="19"/>
+          <w:highlight w:val="white"/>
+        </w:rPr>
+        <w:t xml:space="preserve">        </w:t>
+      </w:r>
+    </w:p>
+    <w:p>
+      <w:pPr>
+        <w:pStyle w:val="Normal"/>
+        <w:rPr>
+          <w:rFonts w:ascii="Cascadia Mono" w:hAnsi="Cascadia Mono"/>
+          <w:color w:val="000000"/>
+          <w:sz w:val="19"/>
+          <w:highlight w:val="white"/>
+        </w:rPr>
+      </w:pPr>
+      <w:r>
+        <w:rPr>
+          <w:rFonts w:ascii="Cascadia Mono" w:hAnsi="Cascadia Mono"/>
+          <w:color w:val="0000FF"/>
+          <w:sz w:val="19"/>
+          <w:highlight w:val="white"/>
+        </w:rPr>
+        <w:t>for</w:t>
+      </w:r>
+      <w:r>
+        <w:rPr>
+          <w:rFonts w:ascii="Cascadia Mono" w:hAnsi="Cascadia Mono"/>
+          <w:color w:val="000000"/>
+          <w:sz w:val="19"/>
+          <w:highlight w:val="white"/>
+        </w:rPr>
+        <w:t xml:space="preserve"> (</w:t>
+      </w:r>
+      <w:r>
+        <w:rPr>
+          <w:rFonts w:ascii="Cascadia Mono" w:hAnsi="Cascadia Mono"/>
+          <w:color w:val="0000FF"/>
+          <w:sz w:val="19"/>
+          <w:highlight w:val="white"/>
+        </w:rPr>
+        <w:t>int</w:t>
+      </w:r>
+      <w:r>
+        <w:rPr>
+          <w:rFonts w:ascii="Cascadia Mono" w:hAnsi="Cascadia Mono"/>
+          <w:color w:val="000000"/>
+          <w:sz w:val="19"/>
+          <w:highlight w:val="white"/>
+        </w:rPr>
+        <w:t xml:space="preserve"> j = 0; j &lt; N - 1; ++j)</w:t>
+      </w:r>
+    </w:p>
+    <w:p>
+      <w:pPr>
+        <w:pStyle w:val="Normal"/>
+        <w:rPr>
+          <w:rFonts w:ascii="Cascadia Mono" w:hAnsi="Cascadia Mono"/>
+          <w:color w:val="000000"/>
+          <w:sz w:val="19"/>
+          <w:highlight w:val="white"/>
+        </w:rPr>
+      </w:pPr>
+      <w:r>
+        <w:rPr>
+          <w:rFonts w:ascii="Cascadia Mono" w:hAnsi="Cascadia Mono"/>
+          <w:color w:val="000000"/>
+          <w:sz w:val="19"/>
+          <w:highlight w:val="white"/>
+        </w:rPr>
+        <w:t>{</w:t>
+      </w:r>
+    </w:p>
+    <w:p>
+      <w:pPr>
+        <w:pStyle w:val="Normal"/>
+        <w:rPr>
+          <w:rFonts w:ascii="Cascadia Mono" w:hAnsi="Cascadia Mono"/>
+          <w:color w:val="000000"/>
+          <w:sz w:val="19"/>
+          <w:highlight w:val="white"/>
+        </w:rPr>
+      </w:pPr>
+      <w:r>
+        <w:rPr>
+          <w:rFonts w:ascii="Cascadia Mono" w:hAnsi="Cascadia Mono"/>
+          <w:color w:val="000000"/>
+          <w:sz w:val="19"/>
+          <w:highlight w:val="white"/>
+        </w:rPr>
+        <w:t xml:space="preserve">    </w:t>
+      </w:r>
+      <w:r>
+        <w:rPr>
+          <w:rFonts w:ascii="Cascadia Mono" w:hAnsi="Cascadia Mono"/>
+          <w:color w:val="0000FF"/>
+          <w:sz w:val="19"/>
+          <w:highlight w:val="white"/>
+        </w:rPr>
+        <w:t>for</w:t>
+      </w:r>
+      <w:r>
+        <w:rPr>
+          <w:rFonts w:ascii="Cascadia Mono" w:hAnsi="Cascadia Mono"/>
+          <w:color w:val="000000"/>
+          <w:sz w:val="19"/>
+          <w:highlight w:val="white"/>
+        </w:rPr>
+        <w:t xml:space="preserve"> (</w:t>
+      </w:r>
+      <w:r>
+        <w:rPr>
+          <w:rFonts w:ascii="Cascadia Mono" w:hAnsi="Cascadia Mono"/>
+          <w:color w:val="0000FF"/>
+          <w:sz w:val="19"/>
+          <w:highlight w:val="white"/>
+        </w:rPr>
+        <w:t>int</w:t>
+      </w:r>
+      <w:r>
+        <w:rPr>
+          <w:rFonts w:ascii="Cascadia Mono" w:hAnsi="Cascadia Mono"/>
+          <w:color w:val="000000"/>
+          <w:sz w:val="19"/>
+          <w:highlight w:val="white"/>
+        </w:rPr>
+        <w:t xml:space="preserve"> i = j + 1; i &lt; N; ++i)</w:t>
+      </w:r>
+    </w:p>
+    <w:p>
+      <w:pPr>
+        <w:pStyle w:val="Normal"/>
+        <w:rPr>
+          <w:rFonts w:ascii="Cascadia Mono" w:hAnsi="Cascadia Mono"/>
+          <w:color w:val="000000"/>
+          <w:sz w:val="19"/>
+          <w:highlight w:val="white"/>
+        </w:rPr>
+      </w:pPr>
+      <w:r>
+        <w:rPr>
+          <w:rFonts w:ascii="Cascadia Mono" w:hAnsi="Cascadia Mono"/>
+          <w:color w:val="000000"/>
+          <w:sz w:val="19"/>
+          <w:highlight w:val="white"/>
+        </w:rPr>
+        <w:t xml:space="preserve">    </w:t>
+      </w:r>
+      <w:r>
+        <w:rPr>
+          <w:rFonts w:ascii="Cascadia Mono" w:hAnsi="Cascadia Mono"/>
+          <w:color w:val="000000"/>
+          <w:sz w:val="19"/>
+          <w:highlight w:val="white"/>
+        </w:rPr>
+        <w:t>{</w:t>
+      </w:r>
+    </w:p>
+    <w:p>
+      <w:pPr>
+        <w:pStyle w:val="Normal"/>
+        <w:rPr>
+          <w:rFonts w:ascii="Cascadia Mono" w:hAnsi="Cascadia Mono"/>
+          <w:color w:val="000000"/>
+          <w:sz w:val="19"/>
+          <w:highlight w:val="white"/>
+        </w:rPr>
+      </w:pPr>
+      <w:r>
+        <w:rPr>
+          <w:rFonts w:ascii="Cascadia Mono" w:hAnsi="Cascadia Mono"/>
+          <w:color w:val="000000"/>
+          <w:sz w:val="19"/>
+          <w:highlight w:val="white"/>
+        </w:rPr>
+        <w:t xml:space="preserve">        </w:t>
+      </w:r>
+      <w:r>
+        <w:rPr>
+          <w:rFonts w:ascii="Cascadia Mono" w:hAnsi="Cascadia Mono"/>
+          <w:color w:val="0000FF"/>
+          <w:sz w:val="19"/>
+          <w:highlight w:val="white"/>
+        </w:rPr>
+        <w:t>if</w:t>
+      </w:r>
+      <w:r>
+        <w:rPr>
+          <w:rFonts w:ascii="Cascadia Mono" w:hAnsi="Cascadia Mono"/>
+          <w:color w:val="000000"/>
+          <w:sz w:val="19"/>
+          <w:highlight w:val="white"/>
+        </w:rPr>
+        <w:t xml:space="preserve"> (std::abs(</w:t>
+      </w:r>
+      <w:r>
+        <w:rPr>
+          <w:rFonts w:ascii="Cascadia Mono" w:hAnsi="Cascadia Mono"/>
+          <w:color w:val="808080"/>
+          <w:sz w:val="19"/>
+          <w:highlight w:val="white"/>
+        </w:rPr>
+        <w:t>R</w:t>
+      </w:r>
+      <w:r>
+        <w:rPr>
+          <w:rFonts w:ascii="Cascadia Mono" w:hAnsi="Cascadia Mono"/>
+          <w:color w:val="000000"/>
+          <w:sz w:val="19"/>
+          <w:highlight w:val="white"/>
+        </w:rPr>
+        <w:t xml:space="preserve">[i][j]) &lt; 1e-11) </w:t>
+      </w:r>
+      <w:r>
+        <w:rPr>
+          <w:rFonts w:ascii="Cascadia Mono" w:hAnsi="Cascadia Mono"/>
+          <w:color w:val="0000FF"/>
+          <w:sz w:val="19"/>
+          <w:highlight w:val="white"/>
+        </w:rPr>
+        <w:t>continue</w:t>
+      </w:r>
+      <w:r>
+        <w:rPr>
+          <w:rFonts w:ascii="Cascadia Mono" w:hAnsi="Cascadia Mono"/>
+          <w:color w:val="000000"/>
+          <w:sz w:val="19"/>
+          <w:highlight w:val="white"/>
+        </w:rPr>
+        <w:t>;</w:t>
+      </w:r>
+    </w:p>
+    <w:p>
+      <w:pPr>
+        <w:pStyle w:val="Normal"/>
+        <w:rPr>
+          <w:rFonts w:ascii="Cascadia Mono" w:hAnsi="Cascadia Mono"/>
+          <w:color w:val="000000"/>
+          <w:sz w:val="19"/>
+          <w:highlight w:val="white"/>
+        </w:rPr>
+      </w:pPr>
+      <w:r>
+        <w:rPr>
+          <w:rFonts w:ascii="Cascadia Mono" w:hAnsi="Cascadia Mono"/>
+          <w:color w:val="000000"/>
+          <w:sz w:val="19"/>
+          <w:highlight w:val="white"/>
+        </w:rPr>
+      </w:r>
+    </w:p>
+    <w:p>
+      <w:pPr>
+        <w:pStyle w:val="Normal"/>
+        <w:rPr>
+          <w:rFonts w:ascii="Cascadia Mono" w:hAnsi="Cascadia Mono"/>
+          <w:color w:val="000000"/>
+          <w:sz w:val="19"/>
+          <w:highlight w:val="white"/>
+        </w:rPr>
+      </w:pPr>
+      <w:r>
+        <w:rPr>
+          <w:rFonts w:ascii="Cascadia Mono" w:hAnsi="Cascadia Mono"/>
+          <w:color w:val="000000"/>
+          <w:sz w:val="19"/>
+          <w:highlight w:val="white"/>
+        </w:rPr>
+        <w:t xml:space="preserve">        </w:t>
+      </w:r>
+      <w:r>
+        <w:rPr>
+          <w:rFonts w:ascii="Cascadia Mono" w:hAnsi="Cascadia Mono"/>
+          <w:color w:val="0000FF"/>
+          <w:sz w:val="19"/>
+          <w:highlight w:val="white"/>
+        </w:rPr>
+        <w:t>double</w:t>
+      </w:r>
+      <w:r>
+        <w:rPr>
+          <w:rFonts w:ascii="Cascadia Mono" w:hAnsi="Cascadia Mono"/>
+          <w:color w:val="000000"/>
+          <w:sz w:val="19"/>
+          <w:highlight w:val="white"/>
+        </w:rPr>
+        <w:t xml:space="preserve"> tau = </w:t>
+      </w:r>
+      <w:r>
+        <w:rPr>
+          <w:rFonts w:ascii="Cascadia Mono" w:hAnsi="Cascadia Mono"/>
+          <w:color w:val="0000FF"/>
+          <w:sz w:val="19"/>
+          <w:highlight w:val="white"/>
+        </w:rPr>
+        <w:t>static_cast</w:t>
+      </w:r>
+      <w:r>
+        <w:rPr>
+          <w:rFonts w:ascii="Cascadia Mono" w:hAnsi="Cascadia Mono"/>
+          <w:color w:val="000000"/>
+          <w:sz w:val="19"/>
+          <w:highlight w:val="white"/>
+        </w:rPr>
+        <w:t>&lt;</w:t>
+      </w:r>
+      <w:r>
+        <w:rPr>
+          <w:rFonts w:ascii="Cascadia Mono" w:hAnsi="Cascadia Mono"/>
+          <w:color w:val="0000FF"/>
+          <w:sz w:val="19"/>
+          <w:highlight w:val="white"/>
+        </w:rPr>
+        <w:t>double</w:t>
+      </w:r>
+      <w:r>
+        <w:rPr>
+          <w:rFonts w:ascii="Cascadia Mono" w:hAnsi="Cascadia Mono"/>
+          <w:color w:val="000000"/>
+          <w:sz w:val="19"/>
+          <w:highlight w:val="white"/>
+        </w:rPr>
+        <w:t>&gt;(</w:t>
+      </w:r>
+      <w:r>
+        <w:rPr>
+          <w:rFonts w:ascii="Cascadia Mono" w:hAnsi="Cascadia Mono"/>
+          <w:color w:val="808080"/>
+          <w:sz w:val="19"/>
+          <w:highlight w:val="white"/>
+        </w:rPr>
+        <w:t>R</w:t>
+      </w:r>
+      <w:r>
+        <w:rPr>
+          <w:rFonts w:ascii="Cascadia Mono" w:hAnsi="Cascadia Mono"/>
+          <w:color w:val="000000"/>
+          <w:sz w:val="19"/>
+          <w:highlight w:val="white"/>
+        </w:rPr>
+        <w:t>[i][j]);</w:t>
+      </w:r>
+    </w:p>
+    <w:p>
+      <w:pPr>
+        <w:pStyle w:val="Normal"/>
+        <w:rPr>
+          <w:rFonts w:ascii="Cascadia Mono" w:hAnsi="Cascadia Mono"/>
+          <w:color w:val="000000"/>
+          <w:sz w:val="19"/>
+          <w:highlight w:val="white"/>
+        </w:rPr>
+      </w:pPr>
+      <w:r>
+        <w:rPr>
+          <w:rFonts w:ascii="Cascadia Mono" w:hAnsi="Cascadia Mono"/>
+          <w:color w:val="000000"/>
+          <w:sz w:val="19"/>
+          <w:highlight w:val="white"/>
+        </w:rPr>
+        <w:t xml:space="preserve">        </w:t>
+      </w:r>
+      <w:r>
+        <w:rPr>
+          <w:rFonts w:ascii="Cascadia Mono" w:hAnsi="Cascadia Mono"/>
+          <w:color w:val="0000FF"/>
+          <w:sz w:val="19"/>
+          <w:highlight w:val="white"/>
+        </w:rPr>
+        <w:t>double</w:t>
+      </w:r>
+      <w:r>
+        <w:rPr>
+          <w:rFonts w:ascii="Cascadia Mono" w:hAnsi="Cascadia Mono"/>
+          <w:color w:val="000000"/>
+          <w:sz w:val="19"/>
+          <w:highlight w:val="white"/>
+        </w:rPr>
+        <w:t xml:space="preserve"> tau2 = tau * tau;</w:t>
+      </w:r>
+    </w:p>
+    <w:p>
+      <w:pPr>
+        <w:pStyle w:val="Normal"/>
+        <w:rPr>
+          <w:rFonts w:ascii="Cascadia Mono" w:hAnsi="Cascadia Mono"/>
+          <w:color w:val="000000"/>
+          <w:sz w:val="19"/>
+          <w:highlight w:val="white"/>
+        </w:rPr>
+      </w:pPr>
+      <w:r>
+        <w:rPr>
+          <w:rFonts w:ascii="Cascadia Mono" w:hAnsi="Cascadia Mono"/>
+          <w:color w:val="000000"/>
+          <w:sz w:val="19"/>
+          <w:highlight w:val="white"/>
+        </w:rPr>
+        <w:t xml:space="preserve">        </w:t>
+      </w:r>
+      <w:r>
+        <w:rPr>
+          <w:rFonts w:ascii="Cascadia Mono" w:hAnsi="Cascadia Mono"/>
+          <w:color w:val="0000FF"/>
+          <w:sz w:val="19"/>
+          <w:highlight w:val="white"/>
+        </w:rPr>
+        <w:t>double</w:t>
+      </w:r>
+      <w:r>
+        <w:rPr>
+          <w:rFonts w:ascii="Cascadia Mono" w:hAnsi="Cascadia Mono"/>
+          <w:color w:val="000000"/>
+          <w:sz w:val="19"/>
+          <w:highlight w:val="white"/>
+        </w:rPr>
+        <w:t xml:space="preserve"> denom = 1.0 + tau2;</w:t>
+      </w:r>
+    </w:p>
+    <w:p>
+      <w:pPr>
+        <w:pStyle w:val="Normal"/>
+        <w:rPr>
+          <w:rFonts w:ascii="Cascadia Mono" w:hAnsi="Cascadia Mono"/>
+          <w:color w:val="000000"/>
+          <w:sz w:val="19"/>
+          <w:highlight w:val="white"/>
+        </w:rPr>
+      </w:pPr>
+      <w:r>
+        <w:rPr>
+          <w:rFonts w:ascii="Cascadia Mono" w:hAnsi="Cascadia Mono"/>
+          <w:color w:val="000000"/>
+          <w:sz w:val="19"/>
+          <w:highlight w:val="white"/>
+        </w:rPr>
+        <w:t xml:space="preserve">        </w:t>
+      </w:r>
+      <w:r>
+        <w:rPr>
+          <w:rFonts w:ascii="Cascadia Mono" w:hAnsi="Cascadia Mono"/>
+          <w:color w:val="0000FF"/>
+          <w:sz w:val="19"/>
+          <w:highlight w:val="white"/>
+        </w:rPr>
+        <w:t>double</w:t>
+      </w:r>
+      <w:r>
+        <w:rPr>
+          <w:rFonts w:ascii="Cascadia Mono" w:hAnsi="Cascadia Mono"/>
+          <w:color w:val="000000"/>
+          <w:sz w:val="19"/>
+          <w:highlight w:val="white"/>
+        </w:rPr>
+        <w:t xml:space="preserve"> c = (1.0 - tau2) / denom;</w:t>
+      </w:r>
+    </w:p>
+    <w:p>
+      <w:pPr>
+        <w:pStyle w:val="Normal"/>
+        <w:rPr>
+          <w:rFonts w:ascii="Cascadia Mono" w:hAnsi="Cascadia Mono"/>
+          <w:color w:val="000000"/>
+          <w:sz w:val="19"/>
+          <w:highlight w:val="white"/>
+        </w:rPr>
+      </w:pPr>
+      <w:r>
+        <w:rPr>
+          <w:rFonts w:ascii="Cascadia Mono" w:hAnsi="Cascadia Mono"/>
+          <w:color w:val="000000"/>
+          <w:sz w:val="19"/>
+          <w:highlight w:val="white"/>
+        </w:rPr>
+        <w:t xml:space="preserve">        </w:t>
+      </w:r>
+      <w:r>
+        <w:rPr>
+          <w:rFonts w:ascii="Cascadia Mono" w:hAnsi="Cascadia Mono"/>
+          <w:color w:val="0000FF"/>
+          <w:sz w:val="19"/>
+          <w:highlight w:val="white"/>
+        </w:rPr>
+        <w:t>double</w:t>
+      </w:r>
+      <w:r>
+        <w:rPr>
+          <w:rFonts w:ascii="Cascadia Mono" w:hAnsi="Cascadia Mono"/>
+          <w:color w:val="000000"/>
+          <w:sz w:val="19"/>
+          <w:highlight w:val="white"/>
+        </w:rPr>
+        <w:t xml:space="preserve"> s = 2.0 * tau / denom;</w:t>
+      </w:r>
+    </w:p>
+    <w:p>
+      <w:pPr>
+        <w:pStyle w:val="Normal"/>
+        <w:rPr>
+          <w:rFonts w:ascii="Cascadia Mono" w:hAnsi="Cascadia Mono"/>
+          <w:color w:val="000000"/>
+          <w:sz w:val="19"/>
+          <w:highlight w:val="white"/>
+        </w:rPr>
+      </w:pPr>
+      <w:r>
+        <w:rPr>
+          <w:rFonts w:ascii="Cascadia Mono" w:hAnsi="Cascadia Mono"/>
+          <w:color w:val="000000"/>
+          <w:sz w:val="19"/>
+          <w:highlight w:val="white"/>
+        </w:rPr>
+      </w:r>
+    </w:p>
+    <w:p>
+      <w:pPr>
+        <w:pStyle w:val="Normal"/>
+        <w:rPr>
+          <w:rFonts w:ascii="Cascadia Mono" w:hAnsi="Cascadia Mono"/>
+          <w:color w:val="000000"/>
+          <w:sz w:val="19"/>
+          <w:highlight w:val="white"/>
+        </w:rPr>
+      </w:pPr>
+      <w:r>
+        <w:rPr>
+          <w:rFonts w:ascii="Cascadia Mono" w:hAnsi="Cascadia Mono"/>
+          <w:color w:val="808080"/>
+          <w:sz w:val="19"/>
+          <w:highlight w:val="white"/>
+        </w:rPr>
+        <w:t>#pragma</w:t>
+      </w:r>
+      <w:r>
+        <w:rPr>
+          <w:rFonts w:ascii="Cascadia Mono" w:hAnsi="Cascadia Mono"/>
+          <w:color w:val="000000"/>
+          <w:sz w:val="19"/>
+          <w:highlight w:val="white"/>
+        </w:rPr>
+        <w:t xml:space="preserve"> omp parallel </w:t>
+      </w:r>
+      <w:r>
+        <w:rPr>
+          <w:rFonts w:ascii="Cascadia Mono" w:hAnsi="Cascadia Mono"/>
+          <w:color w:val="0000FF"/>
+          <w:sz w:val="19"/>
+          <w:highlight w:val="white"/>
+        </w:rPr>
+        <w:t>for</w:t>
+      </w:r>
+      <w:r>
+        <w:rPr>
+          <w:rFonts w:ascii="Cascadia Mono" w:hAnsi="Cascadia Mono"/>
+          <w:color w:val="000000"/>
+          <w:sz w:val="19"/>
+          <w:highlight w:val="white"/>
+        </w:rPr>
+        <w:t xml:space="preserve"> num_threads(thread_num) </w:t>
+      </w:r>
+      <w:r>
+        <w:rPr>
+          <w:rFonts w:ascii="Cascadia Mono" w:hAnsi="Cascadia Mono"/>
+          <w:color w:val="0000FF"/>
+          <w:sz w:val="19"/>
+          <w:highlight w:val="white"/>
+        </w:rPr>
+        <w:t>if</w:t>
+      </w:r>
+      <w:r>
+        <w:rPr>
+          <w:rFonts w:ascii="Cascadia Mono" w:hAnsi="Cascadia Mono"/>
+          <w:color w:val="000000"/>
+          <w:sz w:val="19"/>
+          <w:highlight w:val="white"/>
+        </w:rPr>
+        <w:t xml:space="preserve"> (N &gt;= 1000)</w:t>
+      </w:r>
+    </w:p>
+    <w:p>
+      <w:pPr>
+        <w:pStyle w:val="Normal"/>
+        <w:rPr>
+          <w:rFonts w:ascii="Cascadia Mono" w:hAnsi="Cascadia Mono"/>
+          <w:color w:val="000000"/>
+          <w:sz w:val="19"/>
+          <w:highlight w:val="white"/>
+        </w:rPr>
+      </w:pPr>
+      <w:r>
+        <w:rPr>
+          <w:rFonts w:ascii="Cascadia Mono" w:hAnsi="Cascadia Mono"/>
+          <w:color w:val="000000"/>
+          <w:sz w:val="19"/>
+          <w:highlight w:val="white"/>
+        </w:rPr>
+        <w:t xml:space="preserve">        </w:t>
+      </w:r>
+      <w:r>
+        <w:rPr>
+          <w:rFonts w:ascii="Cascadia Mono" w:hAnsi="Cascadia Mono"/>
+          <w:color w:val="0000FF"/>
+          <w:sz w:val="19"/>
+          <w:highlight w:val="white"/>
+        </w:rPr>
+        <w:t>for</w:t>
+      </w:r>
+      <w:r>
+        <w:rPr>
+          <w:rFonts w:ascii="Cascadia Mono" w:hAnsi="Cascadia Mono"/>
+          <w:color w:val="000000"/>
+          <w:sz w:val="19"/>
+          <w:highlight w:val="white"/>
+        </w:rPr>
+        <w:t xml:space="preserve"> (</w:t>
+      </w:r>
+      <w:r>
+        <w:rPr>
+          <w:rFonts w:ascii="Cascadia Mono" w:hAnsi="Cascadia Mono"/>
+          <w:color w:val="0000FF"/>
+          <w:sz w:val="19"/>
+          <w:highlight w:val="white"/>
+        </w:rPr>
+        <w:t>int</w:t>
+      </w:r>
+      <w:r>
+        <w:rPr>
+          <w:rFonts w:ascii="Cascadia Mono" w:hAnsi="Cascadia Mono"/>
+          <w:color w:val="000000"/>
+          <w:sz w:val="19"/>
+          <w:highlight w:val="white"/>
+        </w:rPr>
+        <w:t xml:space="preserve"> k = 0; k &lt; N; ++k)</w:t>
+      </w:r>
+    </w:p>
+    <w:p>
+      <w:pPr>
+        <w:pStyle w:val="Normal"/>
+        <w:rPr>
+          <w:rFonts w:ascii="Cascadia Mono" w:hAnsi="Cascadia Mono"/>
+          <w:color w:val="000000"/>
+          <w:sz w:val="19"/>
+          <w:highlight w:val="white"/>
+        </w:rPr>
+      </w:pPr>
+      <w:r>
+        <w:rPr>
+          <w:rFonts w:ascii="Cascadia Mono" w:hAnsi="Cascadia Mono"/>
+          <w:color w:val="000000"/>
+          <w:sz w:val="19"/>
+          <w:highlight w:val="white"/>
+        </w:rPr>
+        <w:t xml:space="preserve">        </w:t>
+      </w:r>
+      <w:r>
+        <w:rPr>
+          <w:rFonts w:ascii="Cascadia Mono" w:hAnsi="Cascadia Mono"/>
+          <w:color w:val="000000"/>
+          <w:sz w:val="19"/>
+          <w:highlight w:val="white"/>
+        </w:rPr>
+        <w:t>{</w:t>
+      </w:r>
+    </w:p>
+    <w:p>
+      <w:pPr>
+        <w:pStyle w:val="Normal"/>
+        <w:rPr>
+          <w:rFonts w:ascii="Cascadia Mono" w:hAnsi="Cascadia Mono"/>
+          <w:color w:val="000000"/>
+          <w:sz w:val="19"/>
+          <w:highlight w:val="white"/>
+        </w:rPr>
+      </w:pPr>
+      <w:r>
+        <w:rPr>
+          <w:rFonts w:ascii="Cascadia Mono" w:hAnsi="Cascadia Mono"/>
+          <w:color w:val="000000"/>
+          <w:sz w:val="19"/>
+          <w:highlight w:val="white"/>
+        </w:rPr>
+        <w:t xml:space="preserve">            </w:t>
+      </w:r>
+      <w:r>
+        <w:rPr>
+          <w:rFonts w:ascii="Cascadia Mono" w:hAnsi="Cascadia Mono"/>
+          <w:color w:val="2B91AF"/>
+          <w:sz w:val="19"/>
+          <w:highlight w:val="white"/>
+        </w:rPr>
+        <w:t>T</w:t>
+      </w:r>
+      <w:r>
+        <w:rPr>
+          <w:rFonts w:ascii="Cascadia Mono" w:hAnsi="Cascadia Mono"/>
+          <w:color w:val="000000"/>
+          <w:sz w:val="19"/>
+          <w:highlight w:val="white"/>
+        </w:rPr>
+        <w:t xml:space="preserve"> temp = </w:t>
+      </w:r>
+      <w:r>
+        <w:rPr>
+          <w:rFonts w:ascii="Cascadia Mono" w:hAnsi="Cascadia Mono"/>
+          <w:color w:val="0000FF"/>
+          <w:sz w:val="19"/>
+          <w:highlight w:val="white"/>
+        </w:rPr>
+        <w:t>static_cast</w:t>
+      </w:r>
+      <w:r>
+        <w:rPr>
+          <w:rFonts w:ascii="Cascadia Mono" w:hAnsi="Cascadia Mono"/>
+          <w:color w:val="000000"/>
+          <w:sz w:val="19"/>
+          <w:highlight w:val="white"/>
+        </w:rPr>
+        <w:t>&lt;</w:t>
+      </w:r>
+      <w:r>
+        <w:rPr>
+          <w:rFonts w:ascii="Cascadia Mono" w:hAnsi="Cascadia Mono"/>
+          <w:color w:val="2B91AF"/>
+          <w:sz w:val="19"/>
+          <w:highlight w:val="white"/>
+        </w:rPr>
+        <w:t>T</w:t>
+      </w:r>
+      <w:r>
+        <w:rPr>
+          <w:rFonts w:ascii="Cascadia Mono" w:hAnsi="Cascadia Mono"/>
+          <w:color w:val="000000"/>
+          <w:sz w:val="19"/>
+          <w:highlight w:val="white"/>
+        </w:rPr>
+        <w:t xml:space="preserve">&gt;(c * </w:t>
+      </w:r>
+      <w:r>
+        <w:rPr>
+          <w:rFonts w:ascii="Cascadia Mono" w:hAnsi="Cascadia Mono"/>
+          <w:color w:val="808080"/>
+          <w:sz w:val="19"/>
+          <w:highlight w:val="white"/>
+        </w:rPr>
+        <w:t>Q</w:t>
+      </w:r>
+      <w:r>
+        <w:rPr>
+          <w:rFonts w:ascii="Cascadia Mono" w:hAnsi="Cascadia Mono"/>
+          <w:color w:val="000000"/>
+          <w:sz w:val="19"/>
+          <w:highlight w:val="white"/>
+        </w:rPr>
+        <w:t xml:space="preserve">[k][j] - s * </w:t>
+      </w:r>
+      <w:r>
+        <w:rPr>
+          <w:rFonts w:ascii="Cascadia Mono" w:hAnsi="Cascadia Mono"/>
+          <w:color w:val="808080"/>
+          <w:sz w:val="19"/>
+          <w:highlight w:val="white"/>
+        </w:rPr>
+        <w:t>Q</w:t>
+      </w:r>
+      <w:r>
+        <w:rPr>
+          <w:rFonts w:ascii="Cascadia Mono" w:hAnsi="Cascadia Mono"/>
+          <w:color w:val="000000"/>
+          <w:sz w:val="19"/>
+          <w:highlight w:val="white"/>
+        </w:rPr>
+        <w:t>[k][i]);</w:t>
+      </w:r>
+    </w:p>
+    <w:p>
+      <w:pPr>
+        <w:pStyle w:val="Normal"/>
+        <w:rPr>
+          <w:rFonts w:ascii="Cascadia Mono" w:hAnsi="Cascadia Mono"/>
+          <w:color w:val="000000"/>
+          <w:sz w:val="19"/>
+          <w:highlight w:val="white"/>
+        </w:rPr>
+      </w:pPr>
+      <w:r>
+        <w:rPr>
+          <w:rFonts w:ascii="Cascadia Mono" w:hAnsi="Cascadia Mono"/>
+          <w:color w:val="000000"/>
+          <w:sz w:val="19"/>
+          <w:highlight w:val="white"/>
+        </w:rPr>
+        <w:t xml:space="preserve">            </w:t>
+      </w:r>
+      <w:r>
+        <w:rPr>
+          <w:rFonts w:ascii="Cascadia Mono" w:hAnsi="Cascadia Mono"/>
+          <w:color w:val="808080"/>
+          <w:sz w:val="19"/>
+          <w:highlight w:val="white"/>
+        </w:rPr>
+        <w:t>Q</w:t>
+      </w:r>
+      <w:r>
+        <w:rPr>
+          <w:rFonts w:ascii="Cascadia Mono" w:hAnsi="Cascadia Mono"/>
+          <w:color w:val="000000"/>
+          <w:sz w:val="19"/>
+          <w:highlight w:val="white"/>
+        </w:rPr>
+        <w:t xml:space="preserve">[k][i] = </w:t>
+      </w:r>
+      <w:r>
+        <w:rPr>
+          <w:rFonts w:ascii="Cascadia Mono" w:hAnsi="Cascadia Mono"/>
+          <w:color w:val="0000FF"/>
+          <w:sz w:val="19"/>
+          <w:highlight w:val="white"/>
+        </w:rPr>
+        <w:t>static_cast</w:t>
+      </w:r>
+      <w:r>
+        <w:rPr>
+          <w:rFonts w:ascii="Cascadia Mono" w:hAnsi="Cascadia Mono"/>
+          <w:color w:val="000000"/>
+          <w:sz w:val="19"/>
+          <w:highlight w:val="white"/>
+        </w:rPr>
+        <w:t>&lt;</w:t>
+      </w:r>
+      <w:r>
+        <w:rPr>
+          <w:rFonts w:ascii="Cascadia Mono" w:hAnsi="Cascadia Mono"/>
+          <w:color w:val="2B91AF"/>
+          <w:sz w:val="19"/>
+          <w:highlight w:val="white"/>
+        </w:rPr>
+        <w:t>T</w:t>
+      </w:r>
+      <w:r>
+        <w:rPr>
+          <w:rFonts w:ascii="Cascadia Mono" w:hAnsi="Cascadia Mono"/>
+          <w:color w:val="000000"/>
+          <w:sz w:val="19"/>
+          <w:highlight w:val="white"/>
+        </w:rPr>
+        <w:t xml:space="preserve">&gt;(s * </w:t>
+      </w:r>
+      <w:r>
+        <w:rPr>
+          <w:rFonts w:ascii="Cascadia Mono" w:hAnsi="Cascadia Mono"/>
+          <w:color w:val="808080"/>
+          <w:sz w:val="19"/>
+          <w:highlight w:val="white"/>
+        </w:rPr>
+        <w:t>Q</w:t>
+      </w:r>
+      <w:r>
+        <w:rPr>
+          <w:rFonts w:ascii="Cascadia Mono" w:hAnsi="Cascadia Mono"/>
+          <w:color w:val="000000"/>
+          <w:sz w:val="19"/>
+          <w:highlight w:val="white"/>
+        </w:rPr>
+        <w:t xml:space="preserve">[k][j] + c * </w:t>
+      </w:r>
+      <w:r>
+        <w:rPr>
+          <w:rFonts w:ascii="Cascadia Mono" w:hAnsi="Cascadia Mono"/>
+          <w:color w:val="808080"/>
+          <w:sz w:val="19"/>
+          <w:highlight w:val="white"/>
+        </w:rPr>
+        <w:t>Q</w:t>
+      </w:r>
+      <w:r>
+        <w:rPr>
+          <w:rFonts w:ascii="Cascadia Mono" w:hAnsi="Cascadia Mono"/>
+          <w:color w:val="000000"/>
+          <w:sz w:val="19"/>
+          <w:highlight w:val="white"/>
+        </w:rPr>
+        <w:t>[k][i]);</w:t>
+      </w:r>
+    </w:p>
+    <w:p>
+      <w:pPr>
+        <w:pStyle w:val="Normal"/>
+        <w:rPr>
+          <w:rFonts w:ascii="Cascadia Mono" w:hAnsi="Cascadia Mono"/>
+          <w:color w:val="000000"/>
+          <w:sz w:val="19"/>
+          <w:highlight w:val="white"/>
+        </w:rPr>
+      </w:pPr>
+      <w:r>
+        <w:rPr>
+          <w:rFonts w:ascii="Cascadia Mono" w:hAnsi="Cascadia Mono"/>
+          <w:color w:val="000000"/>
+          <w:sz w:val="19"/>
+          <w:highlight w:val="white"/>
+        </w:rPr>
+        <w:t xml:space="preserve">            </w:t>
+      </w:r>
+      <w:r>
+        <w:rPr>
+          <w:rFonts w:ascii="Cascadia Mono" w:hAnsi="Cascadia Mono"/>
+          <w:color w:val="808080"/>
+          <w:sz w:val="19"/>
+          <w:highlight w:val="white"/>
+        </w:rPr>
+        <w:t>Q</w:t>
+      </w:r>
+      <w:r>
+        <w:rPr>
+          <w:rFonts w:ascii="Cascadia Mono" w:hAnsi="Cascadia Mono"/>
+          <w:color w:val="000000"/>
+          <w:sz w:val="19"/>
+          <w:highlight w:val="white"/>
+        </w:rPr>
+        <w:t>[k][j] = temp;</w:t>
+      </w:r>
+    </w:p>
+    <w:p>
+      <w:pPr>
+        <w:pStyle w:val="Normal"/>
+        <w:rPr>
+          <w:rFonts w:ascii="Cascadia Mono" w:hAnsi="Cascadia Mono"/>
+          <w:color w:val="000000"/>
+          <w:sz w:val="19"/>
+          <w:highlight w:val="white"/>
+        </w:rPr>
+      </w:pPr>
+      <w:r>
+        <w:rPr>
+          <w:rFonts w:ascii="Cascadia Mono" w:hAnsi="Cascadia Mono"/>
+          <w:color w:val="000000"/>
+          <w:sz w:val="19"/>
+          <w:highlight w:val="white"/>
+        </w:rPr>
+        <w:t xml:space="preserve">        </w:t>
+      </w:r>
+      <w:r>
+        <w:rPr>
+          <w:rFonts w:ascii="Cascadia Mono" w:hAnsi="Cascadia Mono"/>
+          <w:color w:val="000000"/>
+          <w:sz w:val="19"/>
+          <w:highlight w:val="white"/>
+        </w:rPr>
+        <w:t>}</w:t>
+      </w:r>
+    </w:p>
+    <w:p>
+      <w:pPr>
+        <w:pStyle w:val="Normal"/>
+        <w:rPr>
+          <w:rFonts w:ascii="Cascadia Mono" w:hAnsi="Cascadia Mono"/>
+          <w:color w:val="000000"/>
+          <w:sz w:val="19"/>
+          <w:highlight w:val="white"/>
+        </w:rPr>
+      </w:pPr>
+      <w:r>
+        <w:rPr>
+          <w:rFonts w:ascii="Cascadia Mono" w:hAnsi="Cascadia Mono"/>
+          <w:color w:val="000000"/>
+          <w:sz w:val="19"/>
+          <w:highlight w:val="white"/>
+        </w:rPr>
+        <w:t xml:space="preserve">        </w:t>
+      </w:r>
+      <w:r>
+        <w:rPr>
+          <w:rFonts w:ascii="Cascadia Mono" w:hAnsi="Cascadia Mono"/>
+          <w:color w:val="808080"/>
+          <w:sz w:val="19"/>
+          <w:highlight w:val="white"/>
+        </w:rPr>
+        <w:t>R</w:t>
+      </w:r>
+      <w:r>
+        <w:rPr>
+          <w:rFonts w:ascii="Cascadia Mono" w:hAnsi="Cascadia Mono"/>
+          <w:color w:val="000000"/>
+          <w:sz w:val="19"/>
+          <w:highlight w:val="white"/>
+        </w:rPr>
+        <w:t xml:space="preserve">[i][j] = </w:t>
+      </w:r>
+      <w:r>
+        <w:rPr>
+          <w:rFonts w:ascii="Cascadia Mono" w:hAnsi="Cascadia Mono"/>
+          <w:color w:val="2B91AF"/>
+          <w:sz w:val="19"/>
+          <w:highlight w:val="white"/>
+        </w:rPr>
+        <w:t>T</w:t>
+      </w:r>
+      <w:r>
+        <w:rPr>
+          <w:rFonts w:ascii="Cascadia Mono" w:hAnsi="Cascadia Mono"/>
+          <w:color w:val="000000"/>
+          <w:sz w:val="19"/>
+          <w:highlight w:val="white"/>
+        </w:rPr>
+        <w:t>(0);</w:t>
+      </w:r>
+    </w:p>
+    <w:p>
+      <w:pPr>
+        <w:pStyle w:val="Normal"/>
+        <w:rPr>
+          <w:rFonts w:ascii="Cascadia Mono" w:hAnsi="Cascadia Mono"/>
+          <w:color w:val="000000"/>
+          <w:sz w:val="19"/>
+          <w:highlight w:val="white"/>
+        </w:rPr>
+      </w:pPr>
+      <w:r>
+        <w:rPr>
+          <w:rFonts w:ascii="Cascadia Mono" w:hAnsi="Cascadia Mono"/>
+          <w:color w:val="000000"/>
+          <w:sz w:val="19"/>
+          <w:highlight w:val="white"/>
+        </w:rPr>
+        <w:t xml:space="preserve">    </w:t>
+      </w:r>
+      <w:r>
+        <w:rPr>
+          <w:rFonts w:ascii="Cascadia Mono" w:hAnsi="Cascadia Mono"/>
+          <w:color w:val="000000"/>
+          <w:sz w:val="19"/>
+          <w:highlight w:val="white"/>
+        </w:rPr>
+        <w:t>}</w:t>
+      </w:r>
+    </w:p>
+    <w:p>
+      <w:pPr>
+        <w:pStyle w:val="Normal"/>
+        <w:widowControl/>
+        <w:suppressAutoHyphens w:val="true"/>
+        <w:bidi w:val="0"/>
+        <w:jc w:val="start"/>
+        <w:rPr>
+          <w:rFonts w:eastAsia="NSimSun" w:cs="Arial"/>
+          <w:color w:val="auto"/>
+          <w:kern w:val="2"/>
+          <w:sz w:val="24"/>
+          <w:szCs w:val="24"/>
+          <w:lang w:val="ru-RU" w:eastAsia="zh-CN" w:bidi="hi-IN"/>
+        </w:rPr>
+      </w:pPr>
+      <w:r>
+        <w:rPr>
+          <w:rFonts w:eastAsia="NSimSun" w:cs="Arial" w:ascii="Cascadia Mono" w:hAnsi="Cascadia Mono"/>
+          <w:color w:val="000000"/>
+          <w:kern w:val="2"/>
+          <w:sz w:val="19"/>
+          <w:szCs w:val="24"/>
+          <w:highlight w:val="white"/>
+          <w:lang w:val="ru-RU" w:eastAsia="zh-CN" w:bidi="hi-IN"/>
+        </w:rPr>
+        <w:t>}</w:t>
+      </w:r>
+    </w:p>
+    <w:p>
+      <w:pPr>
+        <w:pStyle w:val="BodyText"/>
+        <w:widowControl/>
+        <w:suppressAutoHyphens w:val="true"/>
+        <w:bidi w:val="0"/>
+        <w:jc w:val="start"/>
+        <w:rPr>
+          <w:rFonts w:ascii="Cascadia Mono" w:hAnsi="Cascadia Mono"/>
+          <w:color w:val="000000"/>
+          <w:sz w:val="19"/>
+          <w:highlight w:val="white"/>
+        </w:rPr>
+      </w:pPr>
+      <w:r>
+        <w:rPr/>
+      </w:r>
+    </w:p>
+    <w:p>
+      <w:pPr>
+        <w:pStyle w:val="BodyText"/>
+        <w:rPr/>
+      </w:pPr>
+      <w:r>
+        <w:rPr/>
+        <w:t xml:space="preserve">Эксперимент показал, что </w:t>
+      </w:r>
+      <w:r>
+        <w:rPr/>
+        <w:t>небольшой выигрыш по времени даёт способ, согласно которому нужно</w:t>
+      </w:r>
+      <w:r>
+        <w:rPr/>
+        <w:t xml:space="preserve"> вычислять матрицу </w:t>
+      </w:r>
+      <w:r>
+        <w:rPr>
+          <w:lang w:val="en-US"/>
+        </w:rPr>
+        <w:t xml:space="preserve">Q </w:t>
+      </w:r>
+      <w:r>
+        <w:rPr>
+          <w:lang w:val="ru-RU"/>
+        </w:rPr>
+        <w:t xml:space="preserve">на месте, рядом с </w:t>
+      </w:r>
+      <w:r>
+        <w:rPr>
+          <w:lang w:val="en-US"/>
+        </w:rPr>
+        <w:t>R.</w:t>
+      </w:r>
+    </w:p>
+    <w:p>
+      <w:pPr>
+        <w:pStyle w:val="BodyText"/>
+        <w:rPr/>
+      </w:pPr>
+      <w:r>
+        <w:rPr/>
       </w:r>
       <w:r>
         <w:br w:type="page"/>
+      </w:r>
+    </w:p>
+    <w:p>
+      <w:pPr>
+        <w:pStyle w:val="Normal"/>
+        <w:rPr/>
+      </w:pPr>
+      <w:r>
+        <w:rPr/>
+        <w:t xml:space="preserve">Замеры времени: </w:t>
       </w:r>
     </w:p>
     <w:tbl>
       <w:tblPr>
-        <w:tblW w:w="6751" w:type="dxa"/>
-        <w:jc w:val="center"/>
-        <w:tblInd w:w="0" w:type="dxa"/>
+        <w:tblW w:w="5000" w:type="pct"/>
+        <w:jc w:val="start"/>
+        <w:tblInd w:w="55" w:type="dxa"/>
         <w:tblLayout w:type="fixed"/>
         <w:tblCellMar>
-          <w:top w:w="28" w:type="dxa"/>
-          <w:start w:w="108" w:type="dxa"/>
-          <w:bottom w:w="28" w:type="dxa"/>
-          <w:end w:w="108" w:type="dxa"/>
+          <w:top w:w="55" w:type="dxa"/>
+          <w:start w:w="55" w:type="dxa"/>
+          <w:bottom w:w="55" w:type="dxa"/>
+          <w:end w:w="55" w:type="dxa"/>
         </w:tblCellMar>
       </w:tblPr>
       <w:tblGrid>
-        <w:gridCol w:w="1225"/>
-        <w:gridCol w:w="1659"/>
-        <w:gridCol w:w="1903"/>
-        <w:gridCol w:w="1963"/>
+        <w:gridCol w:w="2409"/>
+        <w:gridCol w:w="2410"/>
+        <w:gridCol w:w="2410"/>
+        <w:gridCol w:w="2410"/>
       </w:tblGrid>
       <w:tr>
         <w:trPr/>
         <w:tc>
           <w:tcPr>
-            <w:tcW w:w="1225" w:type="dxa"/>
+            <w:tcW w:w="2409" w:type="dxa"/>
             <w:tcBorders>
               <w:top w:val="single" w:sz="4" w:space="0" w:color="000000"/>
               <w:start w:val="single" w:sz="4" w:space="0" w:color="000000"/>
               <w:bottom w:val="single" w:sz="4" w:space="0" w:color="000000"/>
-              <w:end w:val="single" w:sz="4" w:space="0" w:color="000000"/>
             </w:tcBorders>
-            <w:vAlign w:val="center"/>
           </w:tcPr>
           <w:p>
             <w:pPr>
               <w:pStyle w:val="user9"/>
-              <w:pageBreakBefore/>
               <w:widowControl/>
               <w:bidi w:val="0"/>
               <w:spacing w:lineRule="auto" w:line="288" w:before="0" w:after="200"/>
@@ -16976,14 +23016,12 @@
         </w:tc>
         <w:tc>
           <w:tcPr>
-            <w:tcW w:w="1659" w:type="dxa"/>
+            <w:tcW w:w="2410" w:type="dxa"/>
             <w:tcBorders>
               <w:top w:val="single" w:sz="4" w:space="0" w:color="000000"/>
               <w:start w:val="single" w:sz="4" w:space="0" w:color="000000"/>
               <w:bottom w:val="single" w:sz="4" w:space="0" w:color="000000"/>
-              <w:end w:val="single" w:sz="4" w:space="0" w:color="000000"/>
             </w:tcBorders>
-            <w:vAlign w:val="center"/>
           </w:tcPr>
           <w:p>
             <w:pPr>
@@ -17030,14 +23068,12 @@
         </w:tc>
         <w:tc>
           <w:tcPr>
-            <w:tcW w:w="1903" w:type="dxa"/>
+            <w:tcW w:w="2410" w:type="dxa"/>
             <w:tcBorders>
               <w:top w:val="single" w:sz="4" w:space="0" w:color="000000"/>
               <w:start w:val="single" w:sz="4" w:space="0" w:color="000000"/>
               <w:bottom w:val="single" w:sz="4" w:space="0" w:color="000000"/>
-              <w:end w:val="single" w:sz="4" w:space="0" w:color="000000"/>
             </w:tcBorders>
-            <w:vAlign w:val="center"/>
           </w:tcPr>
           <w:p>
             <w:pPr>
@@ -17084,14 +23120,13 @@
         </w:tc>
         <w:tc>
           <w:tcPr>
-            <w:tcW w:w="1963" w:type="dxa"/>
+            <w:tcW w:w="2410" w:type="dxa"/>
             <w:tcBorders>
               <w:top w:val="single" w:sz="4" w:space="0" w:color="000000"/>
               <w:start w:val="single" w:sz="4" w:space="0" w:color="000000"/>
               <w:bottom w:val="single" w:sz="4" w:space="0" w:color="000000"/>
               <w:end w:val="single" w:sz="4" w:space="0" w:color="000000"/>
             </w:tcBorders>
-            <w:vAlign w:val="center"/>
           </w:tcPr>
           <w:p>
             <w:pPr>
@@ -17141,14 +23176,11 @@
         <w:trPr/>
         <w:tc>
           <w:tcPr>
-            <w:tcW w:w="1225" w:type="dxa"/>
+            <w:tcW w:w="2409" w:type="dxa"/>
             <w:tcBorders>
-              <w:top w:val="single" w:sz="4" w:space="0" w:color="000000"/>
               <w:start w:val="single" w:sz="4" w:space="0" w:color="000000"/>
               <w:bottom w:val="single" w:sz="4" w:space="0" w:color="000000"/>
-              <w:end w:val="single" w:sz="4" w:space="0" w:color="000000"/>
             </w:tcBorders>
-            <w:vAlign w:val="center"/>
           </w:tcPr>
           <w:p>
             <w:pPr>
@@ -17195,14 +23227,11 @@
         </w:tc>
         <w:tc>
           <w:tcPr>
-            <w:tcW w:w="1659" w:type="dxa"/>
+            <w:tcW w:w="2410" w:type="dxa"/>
             <w:tcBorders>
-              <w:top w:val="single" w:sz="4" w:space="0" w:color="000000"/>
               <w:start w:val="single" w:sz="4" w:space="0" w:color="000000"/>
               <w:bottom w:val="single" w:sz="4" w:space="0" w:color="000000"/>
-              <w:end w:val="single" w:sz="4" w:space="0" w:color="000000"/>
             </w:tcBorders>
-            <w:vAlign w:val="center"/>
           </w:tcPr>
           <w:p>
             <w:pPr>
@@ -17249,14 +23278,11 @@
         </w:tc>
         <w:tc>
           <w:tcPr>
-            <w:tcW w:w="1903" w:type="dxa"/>
+            <w:tcW w:w="2410" w:type="dxa"/>
             <w:tcBorders>
-              <w:top w:val="single" w:sz="4" w:space="0" w:color="000000"/>
               <w:start w:val="single" w:sz="4" w:space="0" w:color="000000"/>
               <w:bottom w:val="single" w:sz="4" w:space="0" w:color="000000"/>
-              <w:end w:val="single" w:sz="4" w:space="0" w:color="000000"/>
             </w:tcBorders>
-            <w:vAlign w:val="center"/>
           </w:tcPr>
           <w:p>
             <w:pPr>
@@ -17303,14 +23329,12 @@
         </w:tc>
         <w:tc>
           <w:tcPr>
-            <w:tcW w:w="1963" w:type="dxa"/>
+            <w:tcW w:w="2410" w:type="dxa"/>
             <w:tcBorders>
-              <w:top w:val="single" w:sz="4" w:space="0" w:color="000000"/>
               <w:start w:val="single" w:sz="4" w:space="0" w:color="000000"/>
               <w:bottom w:val="single" w:sz="4" w:space="0" w:color="000000"/>
               <w:end w:val="single" w:sz="4" w:space="0" w:color="000000"/>
             </w:tcBorders>
-            <w:vAlign w:val="center"/>
           </w:tcPr>
           <w:p>
             <w:pPr>
@@ -17360,14 +23384,11 @@
         <w:trPr/>
         <w:tc>
           <w:tcPr>
-            <w:tcW w:w="1225" w:type="dxa"/>
+            <w:tcW w:w="2409" w:type="dxa"/>
             <w:tcBorders>
-              <w:top w:val="single" w:sz="4" w:space="0" w:color="000000"/>
               <w:start w:val="single" w:sz="4" w:space="0" w:color="000000"/>
               <w:bottom w:val="single" w:sz="4" w:space="0" w:color="000000"/>
-              <w:end w:val="single" w:sz="4" w:space="0" w:color="000000"/>
             </w:tcBorders>
-            <w:vAlign w:val="center"/>
           </w:tcPr>
           <w:p>
             <w:pPr>
@@ -17414,14 +23435,11 @@
         </w:tc>
         <w:tc>
           <w:tcPr>
-            <w:tcW w:w="1659" w:type="dxa"/>
+            <w:tcW w:w="2410" w:type="dxa"/>
             <w:tcBorders>
-              <w:top w:val="single" w:sz="4" w:space="0" w:color="000000"/>
               <w:start w:val="single" w:sz="4" w:space="0" w:color="000000"/>
               <w:bottom w:val="single" w:sz="4" w:space="0" w:color="000000"/>
-              <w:end w:val="single" w:sz="4" w:space="0" w:color="000000"/>
             </w:tcBorders>
-            <w:vAlign w:val="center"/>
           </w:tcPr>
           <w:p>
             <w:pPr>
@@ -17467,14 +23485,11 @@
         </w:tc>
         <w:tc>
           <w:tcPr>
-            <w:tcW w:w="1903" w:type="dxa"/>
+            <w:tcW w:w="2410" w:type="dxa"/>
             <w:tcBorders>
-              <w:top w:val="single" w:sz="4" w:space="0" w:color="000000"/>
               <w:start w:val="single" w:sz="4" w:space="0" w:color="000000"/>
               <w:bottom w:val="single" w:sz="4" w:space="0" w:color="000000"/>
-              <w:end w:val="single" w:sz="4" w:space="0" w:color="000000"/>
             </w:tcBorders>
-            <w:vAlign w:val="center"/>
           </w:tcPr>
           <w:p>
             <w:pPr>
@@ -17521,14 +23536,12 @@
         </w:tc>
         <w:tc>
           <w:tcPr>
-            <w:tcW w:w="1963" w:type="dxa"/>
+            <w:tcW w:w="2410" w:type="dxa"/>
             <w:tcBorders>
-              <w:top w:val="single" w:sz="4" w:space="0" w:color="000000"/>
               <w:start w:val="single" w:sz="4" w:space="0" w:color="000000"/>
               <w:bottom w:val="single" w:sz="4" w:space="0" w:color="000000"/>
               <w:end w:val="single" w:sz="4" w:space="0" w:color="000000"/>
             </w:tcBorders>
-            <w:vAlign w:val="center"/>
           </w:tcPr>
           <w:p>
             <w:pPr>
@@ -17577,14 +23590,11 @@
         <w:trPr/>
         <w:tc>
           <w:tcPr>
-            <w:tcW w:w="1225" w:type="dxa"/>
+            <w:tcW w:w="2409" w:type="dxa"/>
             <w:tcBorders>
-              <w:top w:val="single" w:sz="4" w:space="0" w:color="000000"/>
               <w:start w:val="single" w:sz="4" w:space="0" w:color="000000"/>
               <w:bottom w:val="single" w:sz="4" w:space="0" w:color="000000"/>
-              <w:end w:val="single" w:sz="4" w:space="0" w:color="000000"/>
             </w:tcBorders>
-            <w:vAlign w:val="center"/>
           </w:tcPr>
           <w:p>
             <w:pPr>
@@ -17631,14 +23641,11 @@
         </w:tc>
         <w:tc>
           <w:tcPr>
-            <w:tcW w:w="1659" w:type="dxa"/>
+            <w:tcW w:w="2410" w:type="dxa"/>
             <w:tcBorders>
-              <w:top w:val="single" w:sz="4" w:space="0" w:color="000000"/>
               <w:start w:val="single" w:sz="4" w:space="0" w:color="000000"/>
               <w:bottom w:val="single" w:sz="4" w:space="0" w:color="000000"/>
-              <w:end w:val="single" w:sz="4" w:space="0" w:color="000000"/>
             </w:tcBorders>
-            <w:vAlign w:val="center"/>
           </w:tcPr>
           <w:p>
             <w:pPr>
@@ -17673,14 +23680,11 @@
         </w:tc>
         <w:tc>
           <w:tcPr>
-            <w:tcW w:w="1903" w:type="dxa"/>
+            <w:tcW w:w="2410" w:type="dxa"/>
             <w:tcBorders>
-              <w:top w:val="single" w:sz="4" w:space="0" w:color="000000"/>
               <w:start w:val="single" w:sz="4" w:space="0" w:color="000000"/>
               <w:bottom w:val="single" w:sz="4" w:space="0" w:color="000000"/>
-              <w:end w:val="single" w:sz="4" w:space="0" w:color="000000"/>
             </w:tcBorders>
-            <w:vAlign w:val="center"/>
           </w:tcPr>
           <w:p>
             <w:pPr>
@@ -17726,14 +23730,12 @@
         </w:tc>
         <w:tc>
           <w:tcPr>
-            <w:tcW w:w="1963" w:type="dxa"/>
+            <w:tcW w:w="2410" w:type="dxa"/>
             <w:tcBorders>
-              <w:top w:val="single" w:sz="4" w:space="0" w:color="000000"/>
               <w:start w:val="single" w:sz="4" w:space="0" w:color="000000"/>
               <w:bottom w:val="single" w:sz="4" w:space="0" w:color="000000"/>
               <w:end w:val="single" w:sz="4" w:space="0" w:color="000000"/>
             </w:tcBorders>
-            <w:vAlign w:val="center"/>
           </w:tcPr>
           <w:p>
             <w:pPr>
@@ -17782,14 +23784,11 @@
         <w:trPr/>
         <w:tc>
           <w:tcPr>
-            <w:tcW w:w="1225" w:type="dxa"/>
+            <w:tcW w:w="2409" w:type="dxa"/>
             <w:tcBorders>
-              <w:top w:val="single" w:sz="4" w:space="0" w:color="000000"/>
               <w:start w:val="single" w:sz="4" w:space="0" w:color="000000"/>
               <w:bottom w:val="single" w:sz="4" w:space="0" w:color="000000"/>
-              <w:end w:val="single" w:sz="4" w:space="0" w:color="000000"/>
             </w:tcBorders>
-            <w:vAlign w:val="center"/>
           </w:tcPr>
           <w:p>
             <w:pPr>
@@ -17836,14 +23835,11 @@
         </w:tc>
         <w:tc>
           <w:tcPr>
-            <w:tcW w:w="1659" w:type="dxa"/>
+            <w:tcW w:w="2410" w:type="dxa"/>
             <w:tcBorders>
-              <w:top w:val="single" w:sz="4" w:space="0" w:color="000000"/>
               <w:start w:val="single" w:sz="4" w:space="0" w:color="000000"/>
               <w:bottom w:val="single" w:sz="4" w:space="0" w:color="000000"/>
-              <w:end w:val="single" w:sz="4" w:space="0" w:color="000000"/>
             </w:tcBorders>
-            <w:vAlign w:val="center"/>
           </w:tcPr>
           <w:p>
             <w:pPr>
@@ -17878,14 +23874,11 @@
         </w:tc>
         <w:tc>
           <w:tcPr>
-            <w:tcW w:w="1903" w:type="dxa"/>
+            <w:tcW w:w="2410" w:type="dxa"/>
             <w:tcBorders>
-              <w:top w:val="single" w:sz="4" w:space="0" w:color="000000"/>
               <w:start w:val="single" w:sz="4" w:space="0" w:color="000000"/>
               <w:bottom w:val="single" w:sz="4" w:space="0" w:color="000000"/>
-              <w:end w:val="single" w:sz="4" w:space="0" w:color="000000"/>
             </w:tcBorders>
-            <w:vAlign w:val="center"/>
           </w:tcPr>
           <w:p>
             <w:pPr>
@@ -17931,14 +23924,12 @@
         </w:tc>
         <w:tc>
           <w:tcPr>
-            <w:tcW w:w="1963" w:type="dxa"/>
+            <w:tcW w:w="2410" w:type="dxa"/>
             <w:tcBorders>
-              <w:top w:val="single" w:sz="4" w:space="0" w:color="000000"/>
               <w:start w:val="single" w:sz="4" w:space="0" w:color="000000"/>
               <w:bottom w:val="single" w:sz="4" w:space="0" w:color="000000"/>
               <w:end w:val="single" w:sz="4" w:space="0" w:color="000000"/>
             </w:tcBorders>
-            <w:vAlign w:val="center"/>
           </w:tcPr>
           <w:p>
             <w:pPr>
@@ -17987,14 +23978,11 @@
         <w:trPr/>
         <w:tc>
           <w:tcPr>
-            <w:tcW w:w="1225" w:type="dxa"/>
+            <w:tcW w:w="2409" w:type="dxa"/>
             <w:tcBorders>
-              <w:top w:val="single" w:sz="4" w:space="0" w:color="000000"/>
               <w:start w:val="single" w:sz="4" w:space="0" w:color="000000"/>
               <w:bottom w:val="single" w:sz="4" w:space="0" w:color="000000"/>
-              <w:end w:val="single" w:sz="4" w:space="0" w:color="000000"/>
             </w:tcBorders>
-            <w:vAlign w:val="center"/>
           </w:tcPr>
           <w:p>
             <w:pPr>
@@ -18041,14 +24029,11 @@
         </w:tc>
         <w:tc>
           <w:tcPr>
-            <w:tcW w:w="1659" w:type="dxa"/>
+            <w:tcW w:w="2410" w:type="dxa"/>
             <w:tcBorders>
-              <w:top w:val="single" w:sz="4" w:space="0" w:color="000000"/>
               <w:start w:val="single" w:sz="4" w:space="0" w:color="000000"/>
               <w:bottom w:val="single" w:sz="4" w:space="0" w:color="000000"/>
-              <w:end w:val="single" w:sz="4" w:space="0" w:color="000000"/>
             </w:tcBorders>
-            <w:vAlign w:val="center"/>
           </w:tcPr>
           <w:p>
             <w:pPr>
@@ -18094,14 +24079,11 @@
         </w:tc>
         <w:tc>
           <w:tcPr>
-            <w:tcW w:w="1903" w:type="dxa"/>
+            <w:tcW w:w="2410" w:type="dxa"/>
             <w:tcBorders>
-              <w:top w:val="single" w:sz="4" w:space="0" w:color="000000"/>
               <w:start w:val="single" w:sz="4" w:space="0" w:color="000000"/>
               <w:bottom w:val="single" w:sz="4" w:space="0" w:color="000000"/>
-              <w:end w:val="single" w:sz="4" w:space="0" w:color="000000"/>
             </w:tcBorders>
-            <w:vAlign w:val="center"/>
           </w:tcPr>
           <w:p>
             <w:pPr>
@@ -18147,14 +24129,12 @@
         </w:tc>
         <w:tc>
           <w:tcPr>
-            <w:tcW w:w="1963" w:type="dxa"/>
+            <w:tcW w:w="2410" w:type="dxa"/>
             <w:tcBorders>
-              <w:top w:val="single" w:sz="4" w:space="0" w:color="000000"/>
               <w:start w:val="single" w:sz="4" w:space="0" w:color="000000"/>
               <w:bottom w:val="single" w:sz="4" w:space="0" w:color="000000"/>
               <w:end w:val="single" w:sz="4" w:space="0" w:color="000000"/>
             </w:tcBorders>
-            <w:vAlign w:val="center"/>
           </w:tcPr>
           <w:p>
             <w:pPr>
@@ -18200,19 +24180,14 @@
         </w:tc>
       </w:tr>
       <w:tr>
-        <w:trPr>
-          <w:trHeight w:val="562" w:hRule="atLeast"/>
-        </w:trPr>
+        <w:trPr/>
         <w:tc>
           <w:tcPr>
-            <w:tcW w:w="1225" w:type="dxa"/>
+            <w:tcW w:w="2409" w:type="dxa"/>
             <w:tcBorders>
-              <w:top w:val="single" w:sz="4" w:space="0" w:color="000000"/>
               <w:start w:val="single" w:sz="4" w:space="0" w:color="000000"/>
               <w:bottom w:val="single" w:sz="4" w:space="0" w:color="000000"/>
-              <w:end w:val="single" w:sz="4" w:space="0" w:color="000000"/>
             </w:tcBorders>
-            <w:vAlign w:val="center"/>
           </w:tcPr>
           <w:p>
             <w:pPr>
@@ -18259,14 +24234,11 @@
         </w:tc>
         <w:tc>
           <w:tcPr>
-            <w:tcW w:w="1659" w:type="dxa"/>
+            <w:tcW w:w="2410" w:type="dxa"/>
             <w:tcBorders>
-              <w:top w:val="single" w:sz="4" w:space="0" w:color="000000"/>
               <w:start w:val="single" w:sz="4" w:space="0" w:color="000000"/>
               <w:bottom w:val="single" w:sz="4" w:space="0" w:color="000000"/>
-              <w:end w:val="single" w:sz="4" w:space="0" w:color="000000"/>
             </w:tcBorders>
-            <w:vAlign w:val="center"/>
           </w:tcPr>
           <w:p>
             <w:pPr>
@@ -18312,14 +24284,11 @@
         </w:tc>
         <w:tc>
           <w:tcPr>
-            <w:tcW w:w="1903" w:type="dxa"/>
+            <w:tcW w:w="2410" w:type="dxa"/>
             <w:tcBorders>
-              <w:top w:val="single" w:sz="4" w:space="0" w:color="000000"/>
               <w:start w:val="single" w:sz="4" w:space="0" w:color="000000"/>
               <w:bottom w:val="single" w:sz="4" w:space="0" w:color="000000"/>
-              <w:end w:val="single" w:sz="4" w:space="0" w:color="000000"/>
             </w:tcBorders>
-            <w:vAlign w:val="center"/>
           </w:tcPr>
           <w:p>
             <w:pPr>
@@ -18365,14 +24334,12 @@
         </w:tc>
         <w:tc>
           <w:tcPr>
-            <w:tcW w:w="1963" w:type="dxa"/>
+            <w:tcW w:w="2410" w:type="dxa"/>
             <w:tcBorders>
-              <w:top w:val="single" w:sz="4" w:space="0" w:color="000000"/>
               <w:start w:val="single" w:sz="4" w:space="0" w:color="000000"/>
               <w:bottom w:val="single" w:sz="4" w:space="0" w:color="000000"/>
               <w:end w:val="single" w:sz="4" w:space="0" w:color="000000"/>
             </w:tcBorders>
-            <w:vAlign w:val="center"/>
           </w:tcPr>
           <w:p>
             <w:pPr>
@@ -18421,14 +24388,11 @@
         <w:trPr/>
         <w:tc>
           <w:tcPr>
-            <w:tcW w:w="1225" w:type="dxa"/>
+            <w:tcW w:w="2409" w:type="dxa"/>
             <w:tcBorders>
-              <w:top w:val="single" w:sz="4" w:space="0" w:color="000000"/>
               <w:start w:val="single" w:sz="4" w:space="0" w:color="000000"/>
               <w:bottom w:val="single" w:sz="4" w:space="0" w:color="000000"/>
-              <w:end w:val="single" w:sz="4" w:space="0" w:color="000000"/>
             </w:tcBorders>
-            <w:vAlign w:val="center"/>
           </w:tcPr>
           <w:p>
             <w:pPr>
@@ -18475,14 +24439,11 @@
         </w:tc>
         <w:tc>
           <w:tcPr>
-            <w:tcW w:w="1659" w:type="dxa"/>
+            <w:tcW w:w="2410" w:type="dxa"/>
             <w:tcBorders>
-              <w:top w:val="single" w:sz="4" w:space="0" w:color="000000"/>
               <w:start w:val="single" w:sz="4" w:space="0" w:color="000000"/>
               <w:bottom w:val="single" w:sz="4" w:space="0" w:color="000000"/>
-              <w:end w:val="single" w:sz="4" w:space="0" w:color="000000"/>
             </w:tcBorders>
-            <w:vAlign w:val="center"/>
           </w:tcPr>
           <w:p>
             <w:pPr>
@@ -18528,14 +24489,11 @@
         </w:tc>
         <w:tc>
           <w:tcPr>
-            <w:tcW w:w="1903" w:type="dxa"/>
+            <w:tcW w:w="2410" w:type="dxa"/>
             <w:tcBorders>
-              <w:top w:val="single" w:sz="4" w:space="0" w:color="000000"/>
               <w:start w:val="single" w:sz="4" w:space="0" w:color="000000"/>
               <w:bottom w:val="single" w:sz="4" w:space="0" w:color="000000"/>
-              <w:end w:val="single" w:sz="4" w:space="0" w:color="000000"/>
             </w:tcBorders>
-            <w:vAlign w:val="center"/>
           </w:tcPr>
           <w:p>
             <w:pPr>
@@ -18581,14 +24539,12 @@
         </w:tc>
         <w:tc>
           <w:tcPr>
-            <w:tcW w:w="1963" w:type="dxa"/>
+            <w:tcW w:w="2410" w:type="dxa"/>
             <w:tcBorders>
-              <w:top w:val="single" w:sz="4" w:space="0" w:color="000000"/>
               <w:start w:val="single" w:sz="4" w:space="0" w:color="000000"/>
               <w:bottom w:val="single" w:sz="4" w:space="0" w:color="000000"/>
               <w:end w:val="single" w:sz="4" w:space="0" w:color="000000"/>
             </w:tcBorders>
-            <w:vAlign w:val="center"/>
           </w:tcPr>
           <w:p>
             <w:pPr>
@@ -18637,14 +24593,11 @@
         <w:trPr/>
         <w:tc>
           <w:tcPr>
-            <w:tcW w:w="1225" w:type="dxa"/>
+            <w:tcW w:w="2409" w:type="dxa"/>
             <w:tcBorders>
-              <w:top w:val="single" w:sz="4" w:space="0" w:color="000000"/>
               <w:start w:val="single" w:sz="4" w:space="0" w:color="000000"/>
               <w:bottom w:val="single" w:sz="4" w:space="0" w:color="000000"/>
-              <w:end w:val="single" w:sz="4" w:space="0" w:color="000000"/>
             </w:tcBorders>
-            <w:vAlign w:val="center"/>
           </w:tcPr>
           <w:p>
             <w:pPr>
@@ -18691,14 +24644,11 @@
         </w:tc>
         <w:tc>
           <w:tcPr>
-            <w:tcW w:w="1659" w:type="dxa"/>
+            <w:tcW w:w="2410" w:type="dxa"/>
             <w:tcBorders>
-              <w:top w:val="single" w:sz="4" w:space="0" w:color="000000"/>
               <w:start w:val="single" w:sz="4" w:space="0" w:color="000000"/>
               <w:bottom w:val="single" w:sz="4" w:space="0" w:color="000000"/>
-              <w:end w:val="single" w:sz="4" w:space="0" w:color="000000"/>
             </w:tcBorders>
-            <w:vAlign w:val="center"/>
           </w:tcPr>
           <w:p>
             <w:pPr>
@@ -18744,14 +24694,11 @@
         </w:tc>
         <w:tc>
           <w:tcPr>
-            <w:tcW w:w="1903" w:type="dxa"/>
+            <w:tcW w:w="2410" w:type="dxa"/>
             <w:tcBorders>
-              <w:top w:val="single" w:sz="4" w:space="0" w:color="000000"/>
               <w:start w:val="single" w:sz="4" w:space="0" w:color="000000"/>
               <w:bottom w:val="single" w:sz="4" w:space="0" w:color="000000"/>
-              <w:end w:val="single" w:sz="4" w:space="0" w:color="000000"/>
             </w:tcBorders>
-            <w:vAlign w:val="center"/>
           </w:tcPr>
           <w:p>
             <w:pPr>
@@ -18797,14 +24744,12 @@
         </w:tc>
         <w:tc>
           <w:tcPr>
-            <w:tcW w:w="1963" w:type="dxa"/>
+            <w:tcW w:w="2410" w:type="dxa"/>
             <w:tcBorders>
-              <w:top w:val="single" w:sz="4" w:space="0" w:color="000000"/>
               <w:start w:val="single" w:sz="4" w:space="0" w:color="000000"/>
               <w:bottom w:val="single" w:sz="4" w:space="0" w:color="000000"/>
               <w:end w:val="single" w:sz="4" w:space="0" w:color="000000"/>
             </w:tcBorders>
-            <w:vAlign w:val="center"/>
           </w:tcPr>
           <w:p>
             <w:pPr>
@@ -18853,14 +24798,11 @@
         <w:trPr/>
         <w:tc>
           <w:tcPr>
-            <w:tcW w:w="1225" w:type="dxa"/>
+            <w:tcW w:w="2409" w:type="dxa"/>
             <w:tcBorders>
-              <w:top w:val="single" w:sz="4" w:space="0" w:color="000000"/>
               <w:start w:val="single" w:sz="4" w:space="0" w:color="000000"/>
               <w:bottom w:val="single" w:sz="4" w:space="0" w:color="000000"/>
-              <w:end w:val="single" w:sz="4" w:space="0" w:color="000000"/>
             </w:tcBorders>
-            <w:vAlign w:val="center"/>
           </w:tcPr>
           <w:p>
             <w:pPr>
@@ -18907,14 +24849,11 @@
         </w:tc>
         <w:tc>
           <w:tcPr>
-            <w:tcW w:w="1659" w:type="dxa"/>
+            <w:tcW w:w="2410" w:type="dxa"/>
             <w:tcBorders>
-              <w:top w:val="single" w:sz="4" w:space="0" w:color="000000"/>
               <w:start w:val="single" w:sz="4" w:space="0" w:color="000000"/>
               <w:bottom w:val="single" w:sz="4" w:space="0" w:color="000000"/>
-              <w:end w:val="single" w:sz="4" w:space="0" w:color="000000"/>
             </w:tcBorders>
-            <w:vAlign w:val="center"/>
           </w:tcPr>
           <w:p>
             <w:pPr>
@@ -18949,14 +24888,11 @@
         </w:tc>
         <w:tc>
           <w:tcPr>
-            <w:tcW w:w="1903" w:type="dxa"/>
+            <w:tcW w:w="2410" w:type="dxa"/>
             <w:tcBorders>
-              <w:top w:val="single" w:sz="4" w:space="0" w:color="000000"/>
               <w:start w:val="single" w:sz="4" w:space="0" w:color="000000"/>
               <w:bottom w:val="single" w:sz="4" w:space="0" w:color="000000"/>
-              <w:end w:val="single" w:sz="4" w:space="0" w:color="000000"/>
             </w:tcBorders>
-            <w:vAlign w:val="center"/>
           </w:tcPr>
           <w:p>
             <w:pPr>
@@ -19002,14 +24938,12 @@
         </w:tc>
         <w:tc>
           <w:tcPr>
-            <w:tcW w:w="1963" w:type="dxa"/>
+            <w:tcW w:w="2410" w:type="dxa"/>
             <w:tcBorders>
-              <w:top w:val="single" w:sz="4" w:space="0" w:color="000000"/>
               <w:start w:val="single" w:sz="4" w:space="0" w:color="000000"/>
               <w:bottom w:val="single" w:sz="4" w:space="0" w:color="000000"/>
               <w:end w:val="single" w:sz="4" w:space="0" w:color="000000"/>
             </w:tcBorders>
-            <w:vAlign w:val="center"/>
           </w:tcPr>
           <w:p>
             <w:pPr>
@@ -19059,13 +24993,11 @@
         <w:trPr/>
         <w:tc>
           <w:tcPr>
-            <w:tcW w:w="1225" w:type="dxa"/>
+            <w:tcW w:w="2409" w:type="dxa"/>
             <w:tcBorders>
               <w:start w:val="single" w:sz="4" w:space="0" w:color="000000"/>
               <w:bottom w:val="single" w:sz="4" w:space="0" w:color="000000"/>
-              <w:end w:val="single" w:sz="4" w:space="0" w:color="000000"/>
             </w:tcBorders>
-            <w:vAlign w:val="center"/>
           </w:tcPr>
           <w:p>
             <w:pPr>
@@ -19112,13 +25044,11 @@
         </w:tc>
         <w:tc>
           <w:tcPr>
-            <w:tcW w:w="1659" w:type="dxa"/>
+            <w:tcW w:w="2410" w:type="dxa"/>
             <w:tcBorders>
               <w:start w:val="single" w:sz="4" w:space="0" w:color="000000"/>
               <w:bottom w:val="single" w:sz="4" w:space="0" w:color="000000"/>
-              <w:end w:val="single" w:sz="4" w:space="0" w:color="000000"/>
             </w:tcBorders>
-            <w:vAlign w:val="center"/>
           </w:tcPr>
           <w:p>
             <w:pPr>
@@ -19165,13 +25095,11 @@
         </w:tc>
         <w:tc>
           <w:tcPr>
-            <w:tcW w:w="1903" w:type="dxa"/>
+            <w:tcW w:w="2410" w:type="dxa"/>
             <w:tcBorders>
               <w:start w:val="single" w:sz="4" w:space="0" w:color="000000"/>
               <w:bottom w:val="single" w:sz="4" w:space="0" w:color="000000"/>
-              <w:end w:val="single" w:sz="4" w:space="0" w:color="000000"/>
             </w:tcBorders>
-            <w:vAlign w:val="center"/>
           </w:tcPr>
           <w:p>
             <w:pPr>
@@ -19218,13 +25146,12 @@
         </w:tc>
         <w:tc>
           <w:tcPr>
-            <w:tcW w:w="1963" w:type="dxa"/>
+            <w:tcW w:w="2410" w:type="dxa"/>
             <w:tcBorders>
               <w:start w:val="single" w:sz="4" w:space="0" w:color="000000"/>
               <w:bottom w:val="single" w:sz="4" w:space="0" w:color="000000"/>
               <w:end w:val="single" w:sz="4" w:space="0" w:color="000000"/>
             </w:tcBorders>
-            <w:vAlign w:val="center"/>
           </w:tcPr>
           <w:p>
             <w:pPr>
@@ -19271,18 +25198,14 @@
         </w:tc>
       </w:tr>
       <w:tr>
-        <w:trPr>
-          <w:trHeight w:val="527" w:hRule="atLeast"/>
-        </w:trPr>
+        <w:trPr/>
         <w:tc>
           <w:tcPr>
-            <w:tcW w:w="1225" w:type="dxa"/>
+            <w:tcW w:w="2409" w:type="dxa"/>
             <w:tcBorders>
               <w:start w:val="single" w:sz="4" w:space="0" w:color="000000"/>
               <w:bottom w:val="single" w:sz="4" w:space="0" w:color="000000"/>
-              <w:end w:val="single" w:sz="4" w:space="0" w:color="000000"/>
             </w:tcBorders>
-            <w:vAlign w:val="center"/>
           </w:tcPr>
           <w:p>
             <w:pPr>
@@ -19329,13 +25252,11 @@
         </w:tc>
         <w:tc>
           <w:tcPr>
-            <w:tcW w:w="1659" w:type="dxa"/>
+            <w:tcW w:w="2410" w:type="dxa"/>
             <w:tcBorders>
               <w:start w:val="single" w:sz="4" w:space="0" w:color="000000"/>
               <w:bottom w:val="single" w:sz="4" w:space="0" w:color="000000"/>
-              <w:end w:val="single" w:sz="4" w:space="0" w:color="000000"/>
             </w:tcBorders>
-            <w:vAlign w:val="center"/>
           </w:tcPr>
           <w:p>
             <w:pPr>
@@ -19382,13 +25303,11 @@
         </w:tc>
         <w:tc>
           <w:tcPr>
-            <w:tcW w:w="1903" w:type="dxa"/>
+            <w:tcW w:w="2410" w:type="dxa"/>
             <w:tcBorders>
               <w:start w:val="single" w:sz="4" w:space="0" w:color="000000"/>
               <w:bottom w:val="single" w:sz="4" w:space="0" w:color="000000"/>
-              <w:end w:val="single" w:sz="4" w:space="0" w:color="000000"/>
             </w:tcBorders>
-            <w:vAlign w:val="center"/>
           </w:tcPr>
           <w:p>
             <w:pPr>
@@ -19435,13 +25354,12 @@
         </w:tc>
         <w:tc>
           <w:tcPr>
-            <w:tcW w:w="1963" w:type="dxa"/>
+            <w:tcW w:w="2410" w:type="dxa"/>
             <w:tcBorders>
               <w:start w:val="single" w:sz="4" w:space="0" w:color="000000"/>
               <w:bottom w:val="single" w:sz="4" w:space="0" w:color="000000"/>
               <w:end w:val="single" w:sz="4" w:space="0" w:color="000000"/>
             </w:tcBorders>
-            <w:vAlign w:val="center"/>
           </w:tcPr>
           <w:p>
             <w:pPr>
@@ -19491,13 +25409,11 @@
         <w:trPr/>
         <w:tc>
           <w:tcPr>
-            <w:tcW w:w="1225" w:type="dxa"/>
+            <w:tcW w:w="2409" w:type="dxa"/>
             <w:tcBorders>
               <w:start w:val="single" w:sz="4" w:space="0" w:color="000000"/>
               <w:bottom w:val="single" w:sz="4" w:space="0" w:color="000000"/>
-              <w:end w:val="single" w:sz="4" w:space="0" w:color="000000"/>
             </w:tcBorders>
-            <w:vAlign w:val="center"/>
           </w:tcPr>
           <w:p>
             <w:pPr>
@@ -19544,13 +25460,11 @@
         </w:tc>
         <w:tc>
           <w:tcPr>
-            <w:tcW w:w="1659" w:type="dxa"/>
+            <w:tcW w:w="2410" w:type="dxa"/>
             <w:tcBorders>
               <w:start w:val="single" w:sz="4" w:space="0" w:color="000000"/>
               <w:bottom w:val="single" w:sz="4" w:space="0" w:color="000000"/>
-              <w:end w:val="single" w:sz="4" w:space="0" w:color="000000"/>
             </w:tcBorders>
-            <w:vAlign w:val="center"/>
           </w:tcPr>
           <w:p>
             <w:pPr>
@@ -19597,13 +25511,11 @@
         </w:tc>
         <w:tc>
           <w:tcPr>
-            <w:tcW w:w="1903" w:type="dxa"/>
+            <w:tcW w:w="2410" w:type="dxa"/>
             <w:tcBorders>
               <w:start w:val="single" w:sz="4" w:space="0" w:color="000000"/>
               <w:bottom w:val="single" w:sz="4" w:space="0" w:color="000000"/>
-              <w:end w:val="single" w:sz="4" w:space="0" w:color="000000"/>
             </w:tcBorders>
-            <w:vAlign w:val="center"/>
           </w:tcPr>
           <w:p>
             <w:pPr>
@@ -19650,13 +25562,12 @@
         </w:tc>
         <w:tc>
           <w:tcPr>
-            <w:tcW w:w="1963" w:type="dxa"/>
+            <w:tcW w:w="2410" w:type="dxa"/>
             <w:tcBorders>
               <w:start w:val="single" w:sz="4" w:space="0" w:color="000000"/>
               <w:bottom w:val="single" w:sz="4" w:space="0" w:color="000000"/>
               <w:end w:val="single" w:sz="4" w:space="0" w:color="000000"/>
             </w:tcBorders>
-            <w:vAlign w:val="center"/>
           </w:tcPr>
           <w:p>
             <w:pPr>
@@ -19736,7 +25647,20 @@
         <w:spacing w:lineRule="auto" w:line="430" w:before="0" w:after="200"/>
         <w:ind w:firstLine="480" w:end="0"/>
         <w:jc w:val="both"/>
-        <w:rPr/>
+        <w:rPr>
+          <w:rFonts w:ascii="Times New Roman;serif" w:hAnsi="Times New Roman;serif"/>
+          <w:b w:val="false"/>
+          <w:i w:val="false"/>
+          <w:i w:val="false"/>
+          <w:caps w:val="false"/>
+          <w:smallCaps w:val="false"/>
+          <w:strike w:val="false"/>
+          <w:dstrike w:val="false"/>
+          <w:u w:val="none"/>
+          <w:effect w:val="none"/>
+          <w:shd w:fill="auto" w:val="clear"/>
+          <w:lang w:val="en-US"/>
+        </w:rPr>
       </w:pPr>
       <w:r>
         <w:rPr>
@@ -19944,6 +25868,21 @@
           <w:effect w:val="none"/>
           <w:shd w:fill="auto" w:val="clear"/>
         </w:rPr>
+        <w:t xml:space="preserve">Для уменьшения времени работы программы можно попробовать использовать структуру данных, которая обеспечит лучшее обращение к памяти. </w:t>
+      </w:r>
+      <w:r>
+        <w:rPr>
+          <w:rFonts w:ascii="Times New Roman;serif" w:hAnsi="Times New Roman;serif"/>
+          <w:b w:val="false"/>
+          <w:i w:val="false"/>
+          <w:caps w:val="false"/>
+          <w:smallCaps w:val="false"/>
+          <w:strike w:val="false"/>
+          <w:dstrike w:val="false"/>
+          <w:u w:val="none"/>
+          <w:effect w:val="none"/>
+          <w:shd w:fill="auto" w:val="clear"/>
+        </w:rPr>
         <w:t>Алгоритм использует специализированную структуру данных QRMatrix, которая объединяет хранение матриц Q и R для оптимизации доступа к памяти:</w:t>
       </w:r>
     </w:p>
@@ -21607,296 +27546,7 @@
           <w:effect w:val="none"/>
           <w:shd w:fill="auto" w:val="clear"/>
         </w:rPr>
-        <w:t xml:space="preserve">Основной цикл выполняется по столбцам матрицы, начиная с первого, причём для каждого столбца j последовательно обнуляются все поддиагональные элементы. Для формирования матрицы вращения вычисляются коэффициенты c = cos(θ) и s = sin(θ), определяющие угол поворота θ, необходимый для обнуления элемента R[i][j]. Эти коэффициенты вычисляются по формулам </w:t>
-      </w:r>
-      <w:r>
-        <w:rPr/>
-      </w:r>
-      <m:oMath xmlns:m="http://schemas.openxmlformats.org/officeDocument/2006/math">
-        <m:r>
-          <m:t xml:space="preserve">c</m:t>
-        </m:r>
-        <m:r>
-          <m:t xml:space="preserve">=</m:t>
-        </m:r>
-        <m:f>
-          <m:num>
-            <m:r>
-              <m:t xml:space="preserve">R</m:t>
-            </m:r>
-            <m:d>
-              <m:dPr>
-                <m:begChr m:val="["/>
-                <m:endChr m:val="]"/>
-              </m:dPr>
-              <m:e>
-                <m:r>
-                  <m:t xml:space="preserve">j</m:t>
-                </m:r>
-              </m:e>
-            </m:d>
-            <m:d>
-              <m:dPr>
-                <m:begChr m:val="["/>
-                <m:endChr m:val="]"/>
-              </m:dPr>
-              <m:e>
-                <m:r>
-                  <m:t xml:space="preserve">j</m:t>
-                </m:r>
-              </m:e>
-            </m:d>
-          </m:num>
-          <m:den>
-            <m:rad>
-              <m:radPr>
-                <m:degHide m:val="1"/>
-              </m:radPr>
-              <m:deg/>
-              <m:e>
-                <m:sSup>
-                  <m:e>
-                    <m:r>
-                      <m:t xml:space="preserve">R</m:t>
-                    </m:r>
-                  </m:e>
-                  <m:sup>
-                    <m:r>
-                      <m:t xml:space="preserve">2</m:t>
-                    </m:r>
-                  </m:sup>
-                </m:sSup>
-                <m:d>
-                  <m:dPr>
-                    <m:begChr m:val="["/>
-                    <m:endChr m:val="]"/>
-                  </m:dPr>
-                  <m:e>
-                    <m:r>
-                      <m:t xml:space="preserve">j</m:t>
-                    </m:r>
-                  </m:e>
-                </m:d>
-                <m:d>
-                  <m:dPr>
-                    <m:begChr m:val="["/>
-                    <m:endChr m:val="]"/>
-                  </m:dPr>
-                  <m:e>
-                    <m:r>
-                      <m:t xml:space="preserve">j</m:t>
-                    </m:r>
-                  </m:e>
-                </m:d>
-                <m:r>
-                  <m:t xml:space="preserve">+</m:t>
-                </m:r>
-                <m:sSup>
-                  <m:e>
-                    <m:r>
-                      <m:t xml:space="preserve">R</m:t>
-                    </m:r>
-                  </m:e>
-                  <m:sup>
-                    <m:r>
-                      <m:t xml:space="preserve">2</m:t>
-                    </m:r>
-                  </m:sup>
-                </m:sSup>
-                <m:d>
-                  <m:dPr>
-                    <m:begChr m:val="["/>
-                    <m:endChr m:val="]"/>
-                  </m:dPr>
-                  <m:e>
-                    <m:r>
-                      <m:t xml:space="preserve">i</m:t>
-                    </m:r>
-                  </m:e>
-                </m:d>
-                <m:d>
-                  <m:dPr>
-                    <m:begChr m:val="["/>
-                    <m:endChr m:val="]"/>
-                  </m:dPr>
-                  <m:e>
-                    <m:r>
-                      <m:t xml:space="preserve">j</m:t>
-                    </m:r>
-                  </m:e>
-                </m:d>
-              </m:e>
-            </m:rad>
-          </m:den>
-        </m:f>
-      </m:oMath>
-      <w:r>
-        <w:rPr>
-          <w:rFonts w:ascii="Times New Roman;serif" w:hAnsi="Times New Roman;serif"/>
-          <w:b w:val="false"/>
-          <w:i w:val="false"/>
-          <w:caps w:val="false"/>
-          <w:smallCaps w:val="false"/>
-          <w:strike w:val="false"/>
-          <w:dstrike w:val="false"/>
-          <w:u w:val="none"/>
-          <w:effect w:val="none"/>
-          <w:shd w:fill="auto" w:val="clear"/>
-        </w:rPr>
-        <w:t xml:space="preserve"> </w:t>
-      </w:r>
-      <w:r>
-        <w:rPr>
-          <w:rFonts w:ascii="Times New Roman;serif" w:hAnsi="Times New Roman;serif"/>
-          <w:b w:val="false"/>
-          <w:i w:val="false"/>
-          <w:caps w:val="false"/>
-          <w:smallCaps w:val="false"/>
-          <w:strike w:val="false"/>
-          <w:dstrike w:val="false"/>
-          <w:u w:val="none"/>
-          <w:effect w:val="none"/>
-          <w:shd w:fill="auto" w:val="clear"/>
-          <w:lang w:val="ru-RU"/>
-        </w:rPr>
-        <w:t xml:space="preserve">и </w:t>
-      </w:r>
-      <w:r>
-        <w:rPr/>
-      </w:r>
-      <m:oMath xmlns:m="http://schemas.openxmlformats.org/officeDocument/2006/math">
-        <m:r>
-          <m:t xml:space="preserve">s</m:t>
-        </m:r>
-        <m:r>
-          <m:t xml:space="preserve">=</m:t>
-        </m:r>
-        <m:f>
-          <m:num>
-            <m:r>
-              <m:t xml:space="preserve">R</m:t>
-            </m:r>
-            <m:d>
-              <m:dPr>
-                <m:begChr m:val="["/>
-                <m:endChr m:val="]"/>
-              </m:dPr>
-              <m:e>
-                <m:r>
-                  <m:t xml:space="preserve">i</m:t>
-                </m:r>
-              </m:e>
-            </m:d>
-            <m:d>
-              <m:dPr>
-                <m:begChr m:val="["/>
-                <m:endChr m:val="]"/>
-              </m:dPr>
-              <m:e>
-                <m:r>
-                  <m:t xml:space="preserve">j</m:t>
-                </m:r>
-              </m:e>
-            </m:d>
-          </m:num>
-          <m:den>
-            <m:rad>
-              <m:radPr>
-                <m:degHide m:val="1"/>
-              </m:radPr>
-              <m:deg/>
-              <m:e>
-                <m:sSup>
-                  <m:e>
-                    <m:r>
-                      <m:t xml:space="preserve">R</m:t>
-                    </m:r>
-                  </m:e>
-                  <m:sup>
-                    <m:r>
-                      <m:t xml:space="preserve">2</m:t>
-                    </m:r>
-                  </m:sup>
-                </m:sSup>
-                <m:d>
-                  <m:dPr>
-                    <m:begChr m:val="["/>
-                    <m:endChr m:val="]"/>
-                  </m:dPr>
-                  <m:e>
-                    <m:r>
-                      <m:t xml:space="preserve">j</m:t>
-                    </m:r>
-                  </m:e>
-                </m:d>
-                <m:d>
-                  <m:dPr>
-                    <m:begChr m:val="["/>
-                    <m:endChr m:val="]"/>
-                  </m:dPr>
-                  <m:e>
-                    <m:r>
-                      <m:t xml:space="preserve">j</m:t>
-                    </m:r>
-                  </m:e>
-                </m:d>
-                <m:r>
-                  <m:t xml:space="preserve">+</m:t>
-                </m:r>
-                <m:sSup>
-                  <m:e>
-                    <m:r>
-                      <m:t xml:space="preserve">R</m:t>
-                    </m:r>
-                  </m:e>
-                  <m:sup>
-                    <m:r>
-                      <m:t xml:space="preserve">2</m:t>
-                    </m:r>
-                  </m:sup>
-                </m:sSup>
-                <m:d>
-                  <m:dPr>
-                    <m:begChr m:val="["/>
-                    <m:endChr m:val="]"/>
-                  </m:dPr>
-                  <m:e>
-                    <m:r>
-                      <m:t xml:space="preserve">i</m:t>
-                    </m:r>
-                  </m:e>
-                </m:d>
-                <m:d>
-                  <m:dPr>
-                    <m:begChr m:val="["/>
-                    <m:endChr m:val="]"/>
-                  </m:dPr>
-                  <m:e>
-                    <m:r>
-                      <m:t xml:space="preserve">j</m:t>
-                    </m:r>
-                  </m:e>
-                </m:d>
-              </m:e>
-            </m:rad>
-          </m:den>
-        </m:f>
-      </m:oMath>
-      <w:r>
-        <w:rPr>
-          <w:rFonts w:ascii="Times New Roman;serif" w:hAnsi="Times New Roman;serif"/>
-          <w:b w:val="false"/>
-          <w:i w:val="false"/>
-          <w:caps w:val="false"/>
-          <w:smallCaps w:val="false"/>
-          <w:strike w:val="false"/>
-          <w:dstrike w:val="false"/>
-          <w:u w:val="none"/>
-          <w:effect w:val="none"/>
-          <w:shd w:fill="auto" w:val="clear"/>
-          <w:lang w:val="ru-RU"/>
-        </w:rPr>
-        <w:t>.</w:t>
+        <w:t>Применение вращения затрагивает только две строки матрицы R и два столбца матрицы Q. Для матрицы R обновляются элементы с индексами k ≥ j, тогда как для матрицы Q преобразуются все элементы соответствующих столбцов. Реализация включает несколько уровней проверок численной устойчивости: игнорируются вращения для пренебрежимо малых элементов и контролируется относительная величина элементов для предотвращения потери точности.</w:t>
       </w:r>
     </w:p>
     <w:p>
@@ -21932,7 +27582,7 @@
           <w:effect w:val="none"/>
           <w:shd w:fill="auto" w:val="clear"/>
         </w:rPr>
-        <w:t>Применение вращения затрагивает только две строки матрицы R и два столбца матрицы Q. Для матрицы R обновляются элементы с индексами k ≥ j, тогда как для матрицы Q преобразуются все элементы соответствующих столбцов. Реализация включает несколько уровней проверок численной устойчивости: игнорируются вращения для пренебрежимо малых элементов и контролируется относительная величина элементов для предотвращения потери точности.</w:t>
+        <w:t>Небольшой выигрыш по ускорению дало совместное попарное хранение элементов Q и R благодаря оптимизации доступа к памяти. При использовании отдельных контейнеров для Q и R в нынешней реализации с вложенными циклами происходит нарушение локальности данных, при параллельном доступе к Q и R возникают множественные кэш-промахи. Это и совместное обновление матриц в одном цикле дало максимальное ускорение для этой реализации.</w:t>
       </w:r>
     </w:p>
     <w:p>
@@ -21968,7 +27618,9 @@
           <w:effect w:val="none"/>
           <w:shd w:fill="auto" w:val="clear"/>
         </w:rPr>
-        <w:t>Небольшой выигрыш по ускорению дало совместное попарное хранение элементов Q и R благодаря оптимизации доступа к памяти. При использовании отдельных контейнеров для Q и R в нынешней реализации с вложенными циклами происходит нарушение локальности данных, при параллельном доступе к Q и R возникают множественные кэш-промахи. Это и совместное обновление матриц в одном цикле дало максимальное ускорение для этой реализации</w:t>
+      </w:r>
+      <w:r>
+        <w:br w:type="page"/>
       </w:r>
     </w:p>
     <w:p>
@@ -22004,48 +27656,44 @@
           <w:effect w:val="none"/>
           <w:shd w:fill="auto" w:val="clear"/>
         </w:rPr>
-        <w:t>Однако данный метод в первом рассмотрении и реализации не дало желаемый результат. Замеры времени:</w:t>
-      </w:r>
-      <w:r>
-        <w:br w:type="page"/>
+        <w:t>Однако данный метод в первом рассмотрении и реализации не дал желаемый результат. Замеры времени:</w:t>
       </w:r>
     </w:p>
     <w:tbl>
       <w:tblPr>
-        <w:tblW w:w="6751" w:type="dxa"/>
-        <w:jc w:val="center"/>
-        <w:tblInd w:w="0" w:type="dxa"/>
+        <w:tblW w:w="5000" w:type="pct"/>
+        <w:jc w:val="start"/>
+        <w:tblInd w:w="55" w:type="dxa"/>
         <w:tblLayout w:type="fixed"/>
         <w:tblCellMar>
-          <w:top w:w="28" w:type="dxa"/>
-          <w:start w:w="108" w:type="dxa"/>
-          <w:bottom w:w="28" w:type="dxa"/>
-          <w:end w:w="108" w:type="dxa"/>
+          <w:top w:w="55" w:type="dxa"/>
+          <w:start w:w="55" w:type="dxa"/>
+          <w:bottom w:w="55" w:type="dxa"/>
+          <w:end w:w="55" w:type="dxa"/>
         </w:tblCellMar>
       </w:tblPr>
       <w:tblGrid>
-        <w:gridCol w:w="1225"/>
-        <w:gridCol w:w="1767"/>
-        <w:gridCol w:w="1795"/>
-        <w:gridCol w:w="1962"/>
+        <w:gridCol w:w="2207"/>
+        <w:gridCol w:w="2218"/>
+        <w:gridCol w:w="2261"/>
+        <w:gridCol w:w="2953"/>
       </w:tblGrid>
       <w:tr>
-        <w:trPr/>
+        <w:trPr>
+          <w:trHeight w:val="621" w:hRule="atLeast"/>
+        </w:trPr>
         <w:tc>
           <w:tcPr>
-            <w:tcW w:w="1225" w:type="dxa"/>
+            <w:tcW w:w="2207" w:type="dxa"/>
             <w:tcBorders>
               <w:top w:val="single" w:sz="4" w:space="0" w:color="000000"/>
               <w:start w:val="single" w:sz="4" w:space="0" w:color="000000"/>
               <w:bottom w:val="single" w:sz="4" w:space="0" w:color="000000"/>
-              <w:end w:val="single" w:sz="4" w:space="0" w:color="000000"/>
             </w:tcBorders>
-            <w:vAlign w:val="center"/>
           </w:tcPr>
           <w:p>
             <w:pPr>
               <w:pStyle w:val="user9"/>
-              <w:pageBreakBefore/>
               <w:widowControl/>
               <w:bidi w:val="0"/>
               <w:spacing w:lineRule="auto" w:line="288" w:before="0" w:after="200"/>
@@ -22088,14 +27736,12 @@
         </w:tc>
         <w:tc>
           <w:tcPr>
-            <w:tcW w:w="1767" w:type="dxa"/>
+            <w:tcW w:w="2218" w:type="dxa"/>
             <w:tcBorders>
               <w:top w:val="single" w:sz="4" w:space="0" w:color="000000"/>
               <w:start w:val="single" w:sz="4" w:space="0" w:color="000000"/>
               <w:bottom w:val="single" w:sz="4" w:space="0" w:color="000000"/>
-              <w:end w:val="single" w:sz="4" w:space="0" w:color="000000"/>
             </w:tcBorders>
-            <w:vAlign w:val="center"/>
           </w:tcPr>
           <w:p>
             <w:pPr>
@@ -22142,14 +27788,12 @@
         </w:tc>
         <w:tc>
           <w:tcPr>
-            <w:tcW w:w="1795" w:type="dxa"/>
+            <w:tcW w:w="2261" w:type="dxa"/>
             <w:tcBorders>
               <w:top w:val="single" w:sz="4" w:space="0" w:color="000000"/>
               <w:start w:val="single" w:sz="4" w:space="0" w:color="000000"/>
               <w:bottom w:val="single" w:sz="4" w:space="0" w:color="000000"/>
-              <w:end w:val="single" w:sz="4" w:space="0" w:color="000000"/>
             </w:tcBorders>
-            <w:vAlign w:val="center"/>
           </w:tcPr>
           <w:p>
             <w:pPr>
@@ -22196,14 +27840,13 @@
         </w:tc>
         <w:tc>
           <w:tcPr>
-            <w:tcW w:w="1962" w:type="dxa"/>
+            <w:tcW w:w="2953" w:type="dxa"/>
             <w:tcBorders>
               <w:top w:val="single" w:sz="4" w:space="0" w:color="000000"/>
               <w:start w:val="single" w:sz="4" w:space="0" w:color="000000"/>
               <w:bottom w:val="single" w:sz="4" w:space="0" w:color="000000"/>
               <w:end w:val="single" w:sz="4" w:space="0" w:color="000000"/>
             </w:tcBorders>
-            <w:vAlign w:val="center"/>
           </w:tcPr>
           <w:p>
             <w:pPr>
@@ -22253,14 +27896,11 @@
         <w:trPr/>
         <w:tc>
           <w:tcPr>
-            <w:tcW w:w="1225" w:type="dxa"/>
+            <w:tcW w:w="2207" w:type="dxa"/>
             <w:tcBorders>
-              <w:top w:val="single" w:sz="4" w:space="0" w:color="000000"/>
               <w:start w:val="single" w:sz="4" w:space="0" w:color="000000"/>
               <w:bottom w:val="single" w:sz="4" w:space="0" w:color="000000"/>
-              <w:end w:val="single" w:sz="4" w:space="0" w:color="000000"/>
             </w:tcBorders>
-            <w:vAlign w:val="center"/>
           </w:tcPr>
           <w:p>
             <w:pPr>
@@ -22307,14 +27947,11 @@
         </w:tc>
         <w:tc>
           <w:tcPr>
-            <w:tcW w:w="1767" w:type="dxa"/>
+            <w:tcW w:w="2218" w:type="dxa"/>
             <w:tcBorders>
-              <w:top w:val="single" w:sz="4" w:space="0" w:color="000000"/>
               <w:start w:val="single" w:sz="4" w:space="0" w:color="000000"/>
               <w:bottom w:val="single" w:sz="4" w:space="0" w:color="000000"/>
-              <w:end w:val="single" w:sz="4" w:space="0" w:color="000000"/>
             </w:tcBorders>
-            <w:vAlign w:val="center"/>
           </w:tcPr>
           <w:p>
             <w:pPr>
@@ -22361,14 +27998,11 @@
         </w:tc>
         <w:tc>
           <w:tcPr>
-            <w:tcW w:w="1795" w:type="dxa"/>
+            <w:tcW w:w="2261" w:type="dxa"/>
             <w:tcBorders>
-              <w:top w:val="single" w:sz="4" w:space="0" w:color="000000"/>
               <w:start w:val="single" w:sz="4" w:space="0" w:color="000000"/>
               <w:bottom w:val="single" w:sz="4" w:space="0" w:color="000000"/>
-              <w:end w:val="single" w:sz="4" w:space="0" w:color="000000"/>
             </w:tcBorders>
-            <w:vAlign w:val="center"/>
           </w:tcPr>
           <w:p>
             <w:pPr>
@@ -22415,14 +28049,12 @@
         </w:tc>
         <w:tc>
           <w:tcPr>
-            <w:tcW w:w="1962" w:type="dxa"/>
+            <w:tcW w:w="2953" w:type="dxa"/>
             <w:tcBorders>
-              <w:top w:val="single" w:sz="4" w:space="0" w:color="000000"/>
               <w:start w:val="single" w:sz="4" w:space="0" w:color="000000"/>
               <w:bottom w:val="single" w:sz="4" w:space="0" w:color="000000"/>
               <w:end w:val="single" w:sz="4" w:space="0" w:color="000000"/>
             </w:tcBorders>
-            <w:vAlign w:val="center"/>
           </w:tcPr>
           <w:p>
             <w:pPr>
@@ -22472,14 +28104,11 @@
         <w:trPr/>
         <w:tc>
           <w:tcPr>
-            <w:tcW w:w="1225" w:type="dxa"/>
+            <w:tcW w:w="2207" w:type="dxa"/>
             <w:tcBorders>
-              <w:top w:val="single" w:sz="4" w:space="0" w:color="000000"/>
               <w:start w:val="single" w:sz="4" w:space="0" w:color="000000"/>
               <w:bottom w:val="single" w:sz="4" w:space="0" w:color="000000"/>
-              <w:end w:val="single" w:sz="4" w:space="0" w:color="000000"/>
             </w:tcBorders>
-            <w:vAlign w:val="center"/>
           </w:tcPr>
           <w:p>
             <w:pPr>
@@ -22526,14 +28155,11 @@
         </w:tc>
         <w:tc>
           <w:tcPr>
-            <w:tcW w:w="1767" w:type="dxa"/>
+            <w:tcW w:w="2218" w:type="dxa"/>
             <w:tcBorders>
-              <w:top w:val="single" w:sz="4" w:space="0" w:color="000000"/>
               <w:start w:val="single" w:sz="4" w:space="0" w:color="000000"/>
               <w:bottom w:val="single" w:sz="4" w:space="0" w:color="000000"/>
-              <w:end w:val="single" w:sz="4" w:space="0" w:color="000000"/>
             </w:tcBorders>
-            <w:vAlign w:val="center"/>
           </w:tcPr>
           <w:p>
             <w:pPr>
@@ -22580,14 +28206,11 @@
         </w:tc>
         <w:tc>
           <w:tcPr>
-            <w:tcW w:w="1795" w:type="dxa"/>
+            <w:tcW w:w="2261" w:type="dxa"/>
             <w:tcBorders>
-              <w:top w:val="single" w:sz="4" w:space="0" w:color="000000"/>
               <w:start w:val="single" w:sz="4" w:space="0" w:color="000000"/>
               <w:bottom w:val="single" w:sz="4" w:space="0" w:color="000000"/>
-              <w:end w:val="single" w:sz="4" w:space="0" w:color="000000"/>
             </w:tcBorders>
-            <w:vAlign w:val="center"/>
           </w:tcPr>
           <w:p>
             <w:pPr>
@@ -22634,14 +28257,12 @@
         </w:tc>
         <w:tc>
           <w:tcPr>
-            <w:tcW w:w="1962" w:type="dxa"/>
+            <w:tcW w:w="2953" w:type="dxa"/>
             <w:tcBorders>
-              <w:top w:val="single" w:sz="4" w:space="0" w:color="000000"/>
               <w:start w:val="single" w:sz="4" w:space="0" w:color="000000"/>
               <w:bottom w:val="single" w:sz="4" w:space="0" w:color="000000"/>
               <w:end w:val="single" w:sz="4" w:space="0" w:color="000000"/>
             </w:tcBorders>
-            <w:vAlign w:val="center"/>
           </w:tcPr>
           <w:p>
             <w:pPr>
@@ -22691,14 +28312,11 @@
         <w:trPr/>
         <w:tc>
           <w:tcPr>
-            <w:tcW w:w="1225" w:type="dxa"/>
+            <w:tcW w:w="2207" w:type="dxa"/>
             <w:tcBorders>
-              <w:top w:val="single" w:sz="4" w:space="0" w:color="000000"/>
               <w:start w:val="single" w:sz="4" w:space="0" w:color="000000"/>
               <w:bottom w:val="single" w:sz="4" w:space="0" w:color="000000"/>
-              <w:end w:val="single" w:sz="4" w:space="0" w:color="000000"/>
             </w:tcBorders>
-            <w:vAlign w:val="center"/>
           </w:tcPr>
           <w:p>
             <w:pPr>
@@ -22745,14 +28363,11 @@
         </w:tc>
         <w:tc>
           <w:tcPr>
-            <w:tcW w:w="1767" w:type="dxa"/>
+            <w:tcW w:w="2218" w:type="dxa"/>
             <w:tcBorders>
-              <w:top w:val="single" w:sz="4" w:space="0" w:color="000000"/>
               <w:start w:val="single" w:sz="4" w:space="0" w:color="000000"/>
               <w:bottom w:val="single" w:sz="4" w:space="0" w:color="000000"/>
-              <w:end w:val="single" w:sz="4" w:space="0" w:color="000000"/>
             </w:tcBorders>
-            <w:vAlign w:val="center"/>
           </w:tcPr>
           <w:p>
             <w:pPr>
@@ -22799,14 +28414,11 @@
         </w:tc>
         <w:tc>
           <w:tcPr>
-            <w:tcW w:w="1795" w:type="dxa"/>
+            <w:tcW w:w="2261" w:type="dxa"/>
             <w:tcBorders>
-              <w:top w:val="single" w:sz="4" w:space="0" w:color="000000"/>
               <w:start w:val="single" w:sz="4" w:space="0" w:color="000000"/>
               <w:bottom w:val="single" w:sz="4" w:space="0" w:color="000000"/>
-              <w:end w:val="single" w:sz="4" w:space="0" w:color="000000"/>
             </w:tcBorders>
-            <w:vAlign w:val="center"/>
           </w:tcPr>
           <w:p>
             <w:pPr>
@@ -22853,14 +28465,12 @@
         </w:tc>
         <w:tc>
           <w:tcPr>
-            <w:tcW w:w="1962" w:type="dxa"/>
+            <w:tcW w:w="2953" w:type="dxa"/>
             <w:tcBorders>
-              <w:top w:val="single" w:sz="4" w:space="0" w:color="000000"/>
               <w:start w:val="single" w:sz="4" w:space="0" w:color="000000"/>
               <w:bottom w:val="single" w:sz="4" w:space="0" w:color="000000"/>
               <w:end w:val="single" w:sz="4" w:space="0" w:color="000000"/>
             </w:tcBorders>
-            <w:vAlign w:val="center"/>
           </w:tcPr>
           <w:p>
             <w:pPr>
@@ -22910,14 +28520,11 @@
         <w:trPr/>
         <w:tc>
           <w:tcPr>
-            <w:tcW w:w="1225" w:type="dxa"/>
+            <w:tcW w:w="2207" w:type="dxa"/>
             <w:tcBorders>
-              <w:top w:val="single" w:sz="4" w:space="0" w:color="000000"/>
               <w:start w:val="single" w:sz="4" w:space="0" w:color="000000"/>
               <w:bottom w:val="single" w:sz="4" w:space="0" w:color="000000"/>
-              <w:end w:val="single" w:sz="4" w:space="0" w:color="000000"/>
             </w:tcBorders>
-            <w:vAlign w:val="center"/>
           </w:tcPr>
           <w:p>
             <w:pPr>
@@ -22964,14 +28571,11 @@
         </w:tc>
         <w:tc>
           <w:tcPr>
-            <w:tcW w:w="1767" w:type="dxa"/>
+            <w:tcW w:w="2218" w:type="dxa"/>
             <w:tcBorders>
-              <w:top w:val="single" w:sz="4" w:space="0" w:color="000000"/>
               <w:start w:val="single" w:sz="4" w:space="0" w:color="000000"/>
               <w:bottom w:val="single" w:sz="4" w:space="0" w:color="000000"/>
-              <w:end w:val="single" w:sz="4" w:space="0" w:color="000000"/>
             </w:tcBorders>
-            <w:vAlign w:val="center"/>
           </w:tcPr>
           <w:p>
             <w:pPr>
@@ -23018,14 +28622,11 @@
         </w:tc>
         <w:tc>
           <w:tcPr>
-            <w:tcW w:w="1795" w:type="dxa"/>
+            <w:tcW w:w="2261" w:type="dxa"/>
             <w:tcBorders>
-              <w:top w:val="single" w:sz="4" w:space="0" w:color="000000"/>
               <w:start w:val="single" w:sz="4" w:space="0" w:color="000000"/>
               <w:bottom w:val="single" w:sz="4" w:space="0" w:color="000000"/>
-              <w:end w:val="single" w:sz="4" w:space="0" w:color="000000"/>
             </w:tcBorders>
-            <w:vAlign w:val="center"/>
           </w:tcPr>
           <w:p>
             <w:pPr>
@@ -23072,14 +28673,12 @@
         </w:tc>
         <w:tc>
           <w:tcPr>
-            <w:tcW w:w="1962" w:type="dxa"/>
+            <w:tcW w:w="2953" w:type="dxa"/>
             <w:tcBorders>
-              <w:top w:val="single" w:sz="4" w:space="0" w:color="000000"/>
               <w:start w:val="single" w:sz="4" w:space="0" w:color="000000"/>
               <w:bottom w:val="single" w:sz="4" w:space="0" w:color="000000"/>
               <w:end w:val="single" w:sz="4" w:space="0" w:color="000000"/>
             </w:tcBorders>
-            <w:vAlign w:val="center"/>
           </w:tcPr>
           <w:p>
             <w:pPr>
@@ -23129,14 +28728,11 @@
         <w:trPr/>
         <w:tc>
           <w:tcPr>
-            <w:tcW w:w="1225" w:type="dxa"/>
+            <w:tcW w:w="2207" w:type="dxa"/>
             <w:tcBorders>
-              <w:top w:val="single" w:sz="4" w:space="0" w:color="000000"/>
               <w:start w:val="single" w:sz="4" w:space="0" w:color="000000"/>
               <w:bottom w:val="single" w:sz="4" w:space="0" w:color="000000"/>
-              <w:end w:val="single" w:sz="4" w:space="0" w:color="000000"/>
             </w:tcBorders>
-            <w:vAlign w:val="center"/>
           </w:tcPr>
           <w:p>
             <w:pPr>
@@ -23183,14 +28779,11 @@
         </w:tc>
         <w:tc>
           <w:tcPr>
-            <w:tcW w:w="1767" w:type="dxa"/>
+            <w:tcW w:w="2218" w:type="dxa"/>
             <w:tcBorders>
-              <w:top w:val="single" w:sz="4" w:space="0" w:color="000000"/>
               <w:start w:val="single" w:sz="4" w:space="0" w:color="000000"/>
               <w:bottom w:val="single" w:sz="4" w:space="0" w:color="000000"/>
-              <w:end w:val="single" w:sz="4" w:space="0" w:color="000000"/>
             </w:tcBorders>
-            <w:vAlign w:val="center"/>
           </w:tcPr>
           <w:p>
             <w:pPr>
@@ -23237,14 +28830,11 @@
         </w:tc>
         <w:tc>
           <w:tcPr>
-            <w:tcW w:w="1795" w:type="dxa"/>
+            <w:tcW w:w="2261" w:type="dxa"/>
             <w:tcBorders>
-              <w:top w:val="single" w:sz="4" w:space="0" w:color="000000"/>
               <w:start w:val="single" w:sz="4" w:space="0" w:color="000000"/>
               <w:bottom w:val="single" w:sz="4" w:space="0" w:color="000000"/>
-              <w:end w:val="single" w:sz="4" w:space="0" w:color="000000"/>
             </w:tcBorders>
-            <w:vAlign w:val="center"/>
           </w:tcPr>
           <w:p>
             <w:pPr>
@@ -23291,14 +28881,12 @@
         </w:tc>
         <w:tc>
           <w:tcPr>
-            <w:tcW w:w="1962" w:type="dxa"/>
+            <w:tcW w:w="2953" w:type="dxa"/>
             <w:tcBorders>
-              <w:top w:val="single" w:sz="4" w:space="0" w:color="000000"/>
               <w:start w:val="single" w:sz="4" w:space="0" w:color="000000"/>
               <w:bottom w:val="single" w:sz="4" w:space="0" w:color="000000"/>
               <w:end w:val="single" w:sz="4" w:space="0" w:color="000000"/>
             </w:tcBorders>
-            <w:vAlign w:val="center"/>
           </w:tcPr>
           <w:p>
             <w:pPr>
@@ -23345,19 +28933,14 @@
         </w:tc>
       </w:tr>
       <w:tr>
-        <w:trPr>
-          <w:trHeight w:val="562" w:hRule="atLeast"/>
-        </w:trPr>
+        <w:trPr/>
         <w:tc>
           <w:tcPr>
-            <w:tcW w:w="1225" w:type="dxa"/>
+            <w:tcW w:w="2207" w:type="dxa"/>
             <w:tcBorders>
-              <w:top w:val="single" w:sz="4" w:space="0" w:color="000000"/>
               <w:start w:val="single" w:sz="4" w:space="0" w:color="000000"/>
               <w:bottom w:val="single" w:sz="4" w:space="0" w:color="000000"/>
-              <w:end w:val="single" w:sz="4" w:space="0" w:color="000000"/>
             </w:tcBorders>
-            <w:vAlign w:val="center"/>
           </w:tcPr>
           <w:p>
             <w:pPr>
@@ -23404,14 +28987,11 @@
         </w:tc>
         <w:tc>
           <w:tcPr>
-            <w:tcW w:w="1767" w:type="dxa"/>
+            <w:tcW w:w="2218" w:type="dxa"/>
             <w:tcBorders>
-              <w:top w:val="single" w:sz="4" w:space="0" w:color="000000"/>
               <w:start w:val="single" w:sz="4" w:space="0" w:color="000000"/>
               <w:bottom w:val="single" w:sz="4" w:space="0" w:color="000000"/>
-              <w:end w:val="single" w:sz="4" w:space="0" w:color="000000"/>
             </w:tcBorders>
-            <w:vAlign w:val="center"/>
           </w:tcPr>
           <w:p>
             <w:pPr>
@@ -23458,14 +29038,11 @@
         </w:tc>
         <w:tc>
           <w:tcPr>
-            <w:tcW w:w="1795" w:type="dxa"/>
+            <w:tcW w:w="2261" w:type="dxa"/>
             <w:tcBorders>
-              <w:top w:val="single" w:sz="4" w:space="0" w:color="000000"/>
               <w:start w:val="single" w:sz="4" w:space="0" w:color="000000"/>
               <w:bottom w:val="single" w:sz="4" w:space="0" w:color="000000"/>
-              <w:end w:val="single" w:sz="4" w:space="0" w:color="000000"/>
             </w:tcBorders>
-            <w:vAlign w:val="center"/>
           </w:tcPr>
           <w:p>
             <w:pPr>
@@ -23512,14 +29089,12 @@
         </w:tc>
         <w:tc>
           <w:tcPr>
-            <w:tcW w:w="1962" w:type="dxa"/>
+            <w:tcW w:w="2953" w:type="dxa"/>
             <w:tcBorders>
-              <w:top w:val="single" w:sz="4" w:space="0" w:color="000000"/>
               <w:start w:val="single" w:sz="4" w:space="0" w:color="000000"/>
               <w:bottom w:val="single" w:sz="4" w:space="0" w:color="000000"/>
               <w:end w:val="single" w:sz="4" w:space="0" w:color="000000"/>
             </w:tcBorders>
-            <w:vAlign w:val="center"/>
           </w:tcPr>
           <w:p>
             <w:pPr>
@@ -23569,14 +29144,11 @@
         <w:trPr/>
         <w:tc>
           <w:tcPr>
-            <w:tcW w:w="1225" w:type="dxa"/>
+            <w:tcW w:w="2207" w:type="dxa"/>
             <w:tcBorders>
-              <w:top w:val="single" w:sz="4" w:space="0" w:color="000000"/>
               <w:start w:val="single" w:sz="4" w:space="0" w:color="000000"/>
               <w:bottom w:val="single" w:sz="4" w:space="0" w:color="000000"/>
-              <w:end w:val="single" w:sz="4" w:space="0" w:color="000000"/>
             </w:tcBorders>
-            <w:vAlign w:val="center"/>
           </w:tcPr>
           <w:p>
             <w:pPr>
@@ -23623,14 +29195,11 @@
         </w:tc>
         <w:tc>
           <w:tcPr>
-            <w:tcW w:w="1767" w:type="dxa"/>
+            <w:tcW w:w="2218" w:type="dxa"/>
             <w:tcBorders>
-              <w:top w:val="single" w:sz="4" w:space="0" w:color="000000"/>
               <w:start w:val="single" w:sz="4" w:space="0" w:color="000000"/>
               <w:bottom w:val="single" w:sz="4" w:space="0" w:color="000000"/>
-              <w:end w:val="single" w:sz="4" w:space="0" w:color="000000"/>
             </w:tcBorders>
-            <w:vAlign w:val="center"/>
           </w:tcPr>
           <w:p>
             <w:pPr>
@@ -23677,14 +29246,11 @@
         </w:tc>
         <w:tc>
           <w:tcPr>
-            <w:tcW w:w="1795" w:type="dxa"/>
+            <w:tcW w:w="2261" w:type="dxa"/>
             <w:tcBorders>
-              <w:top w:val="single" w:sz="4" w:space="0" w:color="000000"/>
               <w:start w:val="single" w:sz="4" w:space="0" w:color="000000"/>
               <w:bottom w:val="single" w:sz="4" w:space="0" w:color="000000"/>
-              <w:end w:val="single" w:sz="4" w:space="0" w:color="000000"/>
             </w:tcBorders>
-            <w:vAlign w:val="center"/>
           </w:tcPr>
           <w:p>
             <w:pPr>
@@ -23731,14 +29297,12 @@
         </w:tc>
         <w:tc>
           <w:tcPr>
-            <w:tcW w:w="1962" w:type="dxa"/>
+            <w:tcW w:w="2953" w:type="dxa"/>
             <w:tcBorders>
-              <w:top w:val="single" w:sz="4" w:space="0" w:color="000000"/>
               <w:start w:val="single" w:sz="4" w:space="0" w:color="000000"/>
               <w:bottom w:val="single" w:sz="4" w:space="0" w:color="000000"/>
               <w:end w:val="single" w:sz="4" w:space="0" w:color="000000"/>
             </w:tcBorders>
-            <w:vAlign w:val="center"/>
           </w:tcPr>
           <w:p>
             <w:pPr>
@@ -23788,14 +29352,11 @@
         <w:trPr/>
         <w:tc>
           <w:tcPr>
-            <w:tcW w:w="1225" w:type="dxa"/>
+            <w:tcW w:w="2207" w:type="dxa"/>
             <w:tcBorders>
-              <w:top w:val="single" w:sz="4" w:space="0" w:color="000000"/>
               <w:start w:val="single" w:sz="4" w:space="0" w:color="000000"/>
               <w:bottom w:val="single" w:sz="4" w:space="0" w:color="000000"/>
-              <w:end w:val="single" w:sz="4" w:space="0" w:color="000000"/>
             </w:tcBorders>
-            <w:vAlign w:val="center"/>
           </w:tcPr>
           <w:p>
             <w:pPr>
@@ -23842,14 +29403,11 @@
         </w:tc>
         <w:tc>
           <w:tcPr>
-            <w:tcW w:w="1767" w:type="dxa"/>
+            <w:tcW w:w="2218" w:type="dxa"/>
             <w:tcBorders>
-              <w:top w:val="single" w:sz="4" w:space="0" w:color="000000"/>
               <w:start w:val="single" w:sz="4" w:space="0" w:color="000000"/>
               <w:bottom w:val="single" w:sz="4" w:space="0" w:color="000000"/>
-              <w:end w:val="single" w:sz="4" w:space="0" w:color="000000"/>
             </w:tcBorders>
-            <w:vAlign w:val="center"/>
           </w:tcPr>
           <w:p>
             <w:pPr>
@@ -23896,14 +29454,11 @@
         </w:tc>
         <w:tc>
           <w:tcPr>
-            <w:tcW w:w="1795" w:type="dxa"/>
+            <w:tcW w:w="2261" w:type="dxa"/>
             <w:tcBorders>
-              <w:top w:val="single" w:sz="4" w:space="0" w:color="000000"/>
               <w:start w:val="single" w:sz="4" w:space="0" w:color="000000"/>
               <w:bottom w:val="single" w:sz="4" w:space="0" w:color="000000"/>
-              <w:end w:val="single" w:sz="4" w:space="0" w:color="000000"/>
             </w:tcBorders>
-            <w:vAlign w:val="center"/>
           </w:tcPr>
           <w:p>
             <w:pPr>
@@ -23950,14 +29505,12 @@
         </w:tc>
         <w:tc>
           <w:tcPr>
-            <w:tcW w:w="1962" w:type="dxa"/>
+            <w:tcW w:w="2953" w:type="dxa"/>
             <w:tcBorders>
-              <w:top w:val="single" w:sz="4" w:space="0" w:color="000000"/>
               <w:start w:val="single" w:sz="4" w:space="0" w:color="000000"/>
               <w:bottom w:val="single" w:sz="4" w:space="0" w:color="000000"/>
               <w:end w:val="single" w:sz="4" w:space="0" w:color="000000"/>
             </w:tcBorders>
-            <w:vAlign w:val="center"/>
           </w:tcPr>
           <w:p>
             <w:pPr>
@@ -24007,14 +29560,11 @@
         <w:trPr/>
         <w:tc>
           <w:tcPr>
-            <w:tcW w:w="1225" w:type="dxa"/>
+            <w:tcW w:w="2207" w:type="dxa"/>
             <w:tcBorders>
-              <w:top w:val="single" w:sz="4" w:space="0" w:color="000000"/>
               <w:start w:val="single" w:sz="4" w:space="0" w:color="000000"/>
               <w:bottom w:val="single" w:sz="4" w:space="0" w:color="000000"/>
-              <w:end w:val="single" w:sz="4" w:space="0" w:color="000000"/>
             </w:tcBorders>
-            <w:vAlign w:val="center"/>
           </w:tcPr>
           <w:p>
             <w:pPr>
@@ -24061,14 +29611,11 @@
         </w:tc>
         <w:tc>
           <w:tcPr>
-            <w:tcW w:w="1767" w:type="dxa"/>
+            <w:tcW w:w="2218" w:type="dxa"/>
             <w:tcBorders>
-              <w:top w:val="single" w:sz="4" w:space="0" w:color="000000"/>
               <w:start w:val="single" w:sz="4" w:space="0" w:color="000000"/>
               <w:bottom w:val="single" w:sz="4" w:space="0" w:color="000000"/>
-              <w:end w:val="single" w:sz="4" w:space="0" w:color="000000"/>
             </w:tcBorders>
-            <w:vAlign w:val="center"/>
           </w:tcPr>
           <w:p>
             <w:pPr>
@@ -24115,14 +29662,11 @@
         </w:tc>
         <w:tc>
           <w:tcPr>
-            <w:tcW w:w="1795" w:type="dxa"/>
+            <w:tcW w:w="2261" w:type="dxa"/>
             <w:tcBorders>
-              <w:top w:val="single" w:sz="4" w:space="0" w:color="000000"/>
               <w:start w:val="single" w:sz="4" w:space="0" w:color="000000"/>
               <w:bottom w:val="single" w:sz="4" w:space="0" w:color="000000"/>
-              <w:end w:val="single" w:sz="4" w:space="0" w:color="000000"/>
             </w:tcBorders>
-            <w:vAlign w:val="center"/>
           </w:tcPr>
           <w:p>
             <w:pPr>
@@ -24169,14 +29713,12 @@
         </w:tc>
         <w:tc>
           <w:tcPr>
-            <w:tcW w:w="1962" w:type="dxa"/>
+            <w:tcW w:w="2953" w:type="dxa"/>
             <w:tcBorders>
-              <w:top w:val="single" w:sz="4" w:space="0" w:color="000000"/>
               <w:start w:val="single" w:sz="4" w:space="0" w:color="000000"/>
               <w:bottom w:val="single" w:sz="4" w:space="0" w:color="000000"/>
               <w:end w:val="single" w:sz="4" w:space="0" w:color="000000"/>
             </w:tcBorders>
-            <w:vAlign w:val="center"/>
           </w:tcPr>
           <w:p>
             <w:pPr>
@@ -24226,13 +29768,11 @@
         <w:trPr/>
         <w:tc>
           <w:tcPr>
-            <w:tcW w:w="1225" w:type="dxa"/>
+            <w:tcW w:w="2207" w:type="dxa"/>
             <w:tcBorders>
               <w:start w:val="single" w:sz="4" w:space="0" w:color="000000"/>
               <w:bottom w:val="single" w:sz="4" w:space="0" w:color="000000"/>
-              <w:end w:val="single" w:sz="4" w:space="0" w:color="000000"/>
             </w:tcBorders>
-            <w:vAlign w:val="center"/>
           </w:tcPr>
           <w:p>
             <w:pPr>
@@ -24279,13 +29819,11 @@
         </w:tc>
         <w:tc>
           <w:tcPr>
-            <w:tcW w:w="1767" w:type="dxa"/>
+            <w:tcW w:w="2218" w:type="dxa"/>
             <w:tcBorders>
               <w:start w:val="single" w:sz="4" w:space="0" w:color="000000"/>
               <w:bottom w:val="single" w:sz="4" w:space="0" w:color="000000"/>
-              <w:end w:val="single" w:sz="4" w:space="0" w:color="000000"/>
             </w:tcBorders>
-            <w:vAlign w:val="center"/>
           </w:tcPr>
           <w:p>
             <w:pPr>
@@ -24332,13 +29870,11 @@
         </w:tc>
         <w:tc>
           <w:tcPr>
-            <w:tcW w:w="1795" w:type="dxa"/>
+            <w:tcW w:w="2261" w:type="dxa"/>
             <w:tcBorders>
               <w:start w:val="single" w:sz="4" w:space="0" w:color="000000"/>
               <w:bottom w:val="single" w:sz="4" w:space="0" w:color="000000"/>
-              <w:end w:val="single" w:sz="4" w:space="0" w:color="000000"/>
             </w:tcBorders>
-            <w:vAlign w:val="center"/>
           </w:tcPr>
           <w:p>
             <w:pPr>
@@ -24385,13 +29921,12 @@
         </w:tc>
         <w:tc>
           <w:tcPr>
-            <w:tcW w:w="1962" w:type="dxa"/>
+            <w:tcW w:w="2953" w:type="dxa"/>
             <w:tcBorders>
               <w:start w:val="single" w:sz="4" w:space="0" w:color="000000"/>
               <w:bottom w:val="single" w:sz="4" w:space="0" w:color="000000"/>
               <w:end w:val="single" w:sz="4" w:space="0" w:color="000000"/>
             </w:tcBorders>
-            <w:vAlign w:val="center"/>
           </w:tcPr>
           <w:p>
             <w:pPr>
@@ -24438,18 +29973,14 @@
         </w:tc>
       </w:tr>
       <w:tr>
-        <w:trPr>
-          <w:trHeight w:val="527" w:hRule="atLeast"/>
-        </w:trPr>
+        <w:trPr/>
         <w:tc>
           <w:tcPr>
-            <w:tcW w:w="1225" w:type="dxa"/>
+            <w:tcW w:w="2207" w:type="dxa"/>
             <w:tcBorders>
               <w:start w:val="single" w:sz="4" w:space="0" w:color="000000"/>
               <w:bottom w:val="single" w:sz="4" w:space="0" w:color="000000"/>
-              <w:end w:val="single" w:sz="4" w:space="0" w:color="000000"/>
             </w:tcBorders>
-            <w:vAlign w:val="center"/>
           </w:tcPr>
           <w:p>
             <w:pPr>
@@ -24496,13 +30027,11 @@
         </w:tc>
         <w:tc>
           <w:tcPr>
-            <w:tcW w:w="1767" w:type="dxa"/>
+            <w:tcW w:w="2218" w:type="dxa"/>
             <w:tcBorders>
               <w:start w:val="single" w:sz="4" w:space="0" w:color="000000"/>
               <w:bottom w:val="single" w:sz="4" w:space="0" w:color="000000"/>
-              <w:end w:val="single" w:sz="4" w:space="0" w:color="000000"/>
             </w:tcBorders>
-            <w:vAlign w:val="center"/>
           </w:tcPr>
           <w:p>
             <w:pPr>
@@ -24549,13 +30078,11 @@
         </w:tc>
         <w:tc>
           <w:tcPr>
-            <w:tcW w:w="1795" w:type="dxa"/>
+            <w:tcW w:w="2261" w:type="dxa"/>
             <w:tcBorders>
               <w:start w:val="single" w:sz="4" w:space="0" w:color="000000"/>
               <w:bottom w:val="single" w:sz="4" w:space="0" w:color="000000"/>
-              <w:end w:val="single" w:sz="4" w:space="0" w:color="000000"/>
             </w:tcBorders>
-            <w:vAlign w:val="center"/>
           </w:tcPr>
           <w:p>
             <w:pPr>
@@ -24602,13 +30129,12 @@
         </w:tc>
         <w:tc>
           <w:tcPr>
-            <w:tcW w:w="1962" w:type="dxa"/>
+            <w:tcW w:w="2953" w:type="dxa"/>
             <w:tcBorders>
               <w:start w:val="single" w:sz="4" w:space="0" w:color="000000"/>
               <w:bottom w:val="single" w:sz="4" w:space="0" w:color="000000"/>
               <w:end w:val="single" w:sz="4" w:space="0" w:color="000000"/>
             </w:tcBorders>
-            <w:vAlign w:val="center"/>
           </w:tcPr>
           <w:p>
             <w:pPr>
@@ -24658,13 +30184,11 @@
         <w:trPr/>
         <w:tc>
           <w:tcPr>
-            <w:tcW w:w="1225" w:type="dxa"/>
+            <w:tcW w:w="2207" w:type="dxa"/>
             <w:tcBorders>
               <w:start w:val="single" w:sz="4" w:space="0" w:color="000000"/>
               <w:bottom w:val="single" w:sz="4" w:space="0" w:color="000000"/>
-              <w:end w:val="single" w:sz="4" w:space="0" w:color="000000"/>
             </w:tcBorders>
-            <w:vAlign w:val="center"/>
           </w:tcPr>
           <w:p>
             <w:pPr>
@@ -24711,13 +30235,11 @@
         </w:tc>
         <w:tc>
           <w:tcPr>
-            <w:tcW w:w="1767" w:type="dxa"/>
+            <w:tcW w:w="2218" w:type="dxa"/>
             <w:tcBorders>
               <w:start w:val="single" w:sz="4" w:space="0" w:color="000000"/>
               <w:bottom w:val="single" w:sz="4" w:space="0" w:color="000000"/>
-              <w:end w:val="single" w:sz="4" w:space="0" w:color="000000"/>
             </w:tcBorders>
-            <w:vAlign w:val="center"/>
           </w:tcPr>
           <w:p>
             <w:pPr>
@@ -24764,13 +30286,11 @@
         </w:tc>
         <w:tc>
           <w:tcPr>
-            <w:tcW w:w="1795" w:type="dxa"/>
+            <w:tcW w:w="2261" w:type="dxa"/>
             <w:tcBorders>
               <w:start w:val="single" w:sz="4" w:space="0" w:color="000000"/>
               <w:bottom w:val="single" w:sz="4" w:space="0" w:color="000000"/>
-              <w:end w:val="single" w:sz="4" w:space="0" w:color="000000"/>
             </w:tcBorders>
-            <w:vAlign w:val="center"/>
           </w:tcPr>
           <w:p>
             <w:pPr>
@@ -24817,13 +30337,12 @@
         </w:tc>
         <w:tc>
           <w:tcPr>
-            <w:tcW w:w="1962" w:type="dxa"/>
+            <w:tcW w:w="2953" w:type="dxa"/>
             <w:tcBorders>
               <w:start w:val="single" w:sz="4" w:space="0" w:color="000000"/>
               <w:bottom w:val="single" w:sz="4" w:space="0" w:color="000000"/>
               <w:end w:val="single" w:sz="4" w:space="0" w:color="000000"/>
             </w:tcBorders>
-            <w:vAlign w:val="center"/>
           </w:tcPr>
           <w:p>
             <w:pPr>
@@ -25130,46 +30649,42 @@
         </w:rPr>
         <w:t>Замеры времени:</w:t>
       </w:r>
-      <w:r>
-        <w:br w:type="page"/>
-      </w:r>
     </w:p>
     <w:tbl>
       <w:tblPr>
-        <w:tblW w:w="6750" w:type="dxa"/>
-        <w:jc w:val="center"/>
-        <w:tblInd w:w="0" w:type="dxa"/>
+        <w:tblW w:w="5000" w:type="pct"/>
+        <w:jc w:val="start"/>
+        <w:tblInd w:w="55" w:type="dxa"/>
         <w:tblLayout w:type="fixed"/>
         <w:tblCellMar>
-          <w:top w:w="28" w:type="dxa"/>
-          <w:start w:w="108" w:type="dxa"/>
-          <w:bottom w:w="28" w:type="dxa"/>
-          <w:end w:w="108" w:type="dxa"/>
+          <w:top w:w="55" w:type="dxa"/>
+          <w:start w:w="55" w:type="dxa"/>
+          <w:bottom w:w="55" w:type="dxa"/>
+          <w:end w:w="55" w:type="dxa"/>
         </w:tblCellMar>
       </w:tblPr>
       <w:tblGrid>
-        <w:gridCol w:w="1225"/>
-        <w:gridCol w:w="1767"/>
-        <w:gridCol w:w="1795"/>
-        <w:gridCol w:w="1962"/>
+        <w:gridCol w:w="2207"/>
+        <w:gridCol w:w="2218"/>
+        <w:gridCol w:w="2261"/>
+        <w:gridCol w:w="2953"/>
       </w:tblGrid>
       <w:tr>
-        <w:trPr/>
+        <w:trPr>
+          <w:trHeight w:val="621" w:hRule="atLeast"/>
+        </w:trPr>
         <w:tc>
           <w:tcPr>
-            <w:tcW w:w="1225" w:type="dxa"/>
+            <w:tcW w:w="2207" w:type="dxa"/>
             <w:tcBorders>
               <w:top w:val="single" w:sz="4" w:space="0" w:color="000000"/>
               <w:start w:val="single" w:sz="4" w:space="0" w:color="000000"/>
               <w:bottom w:val="single" w:sz="4" w:space="0" w:color="000000"/>
-              <w:end w:val="single" w:sz="4" w:space="0" w:color="000000"/>
             </w:tcBorders>
-            <w:vAlign w:val="center"/>
           </w:tcPr>
           <w:p>
             <w:pPr>
               <w:pStyle w:val="user9"/>
-              <w:pageBreakBefore/>
               <w:widowControl/>
               <w:bidi w:val="0"/>
               <w:spacing w:lineRule="auto" w:line="288" w:before="0" w:after="200"/>
@@ -25212,14 +30727,12 @@
         </w:tc>
         <w:tc>
           <w:tcPr>
-            <w:tcW w:w="1767" w:type="dxa"/>
+            <w:tcW w:w="2218" w:type="dxa"/>
             <w:tcBorders>
               <w:top w:val="single" w:sz="4" w:space="0" w:color="000000"/>
               <w:start w:val="single" w:sz="4" w:space="0" w:color="000000"/>
               <w:bottom w:val="single" w:sz="4" w:space="0" w:color="000000"/>
-              <w:end w:val="single" w:sz="4" w:space="0" w:color="000000"/>
             </w:tcBorders>
-            <w:vAlign w:val="center"/>
           </w:tcPr>
           <w:p>
             <w:pPr>
@@ -25266,14 +30779,12 @@
         </w:tc>
         <w:tc>
           <w:tcPr>
-            <w:tcW w:w="1795" w:type="dxa"/>
+            <w:tcW w:w="2261" w:type="dxa"/>
             <w:tcBorders>
               <w:top w:val="single" w:sz="4" w:space="0" w:color="000000"/>
               <w:start w:val="single" w:sz="4" w:space="0" w:color="000000"/>
               <w:bottom w:val="single" w:sz="4" w:space="0" w:color="000000"/>
-              <w:end w:val="single" w:sz="4" w:space="0" w:color="000000"/>
             </w:tcBorders>
-            <w:vAlign w:val="center"/>
           </w:tcPr>
           <w:p>
             <w:pPr>
@@ -25320,14 +30831,13 @@
         </w:tc>
         <w:tc>
           <w:tcPr>
-            <w:tcW w:w="1962" w:type="dxa"/>
+            <w:tcW w:w="2953" w:type="dxa"/>
             <w:tcBorders>
               <w:top w:val="single" w:sz="4" w:space="0" w:color="000000"/>
               <w:start w:val="single" w:sz="4" w:space="0" w:color="000000"/>
               <w:bottom w:val="single" w:sz="4" w:space="0" w:color="000000"/>
               <w:end w:val="single" w:sz="4" w:space="0" w:color="000000"/>
             </w:tcBorders>
-            <w:vAlign w:val="center"/>
           </w:tcPr>
           <w:p>
             <w:pPr>
@@ -25377,14 +30887,11 @@
         <w:trPr/>
         <w:tc>
           <w:tcPr>
-            <w:tcW w:w="1225" w:type="dxa"/>
+            <w:tcW w:w="2207" w:type="dxa"/>
             <w:tcBorders>
-              <w:top w:val="single" w:sz="4" w:space="0" w:color="000000"/>
               <w:start w:val="single" w:sz="4" w:space="0" w:color="000000"/>
               <w:bottom w:val="single" w:sz="4" w:space="0" w:color="000000"/>
-              <w:end w:val="single" w:sz="4" w:space="0" w:color="000000"/>
             </w:tcBorders>
-            <w:vAlign w:val="center"/>
           </w:tcPr>
           <w:p>
             <w:pPr>
@@ -25431,14 +30938,11 @@
         </w:tc>
         <w:tc>
           <w:tcPr>
-            <w:tcW w:w="1767" w:type="dxa"/>
+            <w:tcW w:w="2218" w:type="dxa"/>
             <w:tcBorders>
-              <w:top w:val="single" w:sz="4" w:space="0" w:color="000000"/>
               <w:start w:val="single" w:sz="4" w:space="0" w:color="000000"/>
               <w:bottom w:val="single" w:sz="4" w:space="0" w:color="000000"/>
-              <w:end w:val="single" w:sz="4" w:space="0" w:color="000000"/>
             </w:tcBorders>
-            <w:vAlign w:val="center"/>
           </w:tcPr>
           <w:p>
             <w:pPr>
@@ -25485,14 +30989,11 @@
         </w:tc>
         <w:tc>
           <w:tcPr>
-            <w:tcW w:w="1795" w:type="dxa"/>
+            <w:tcW w:w="2261" w:type="dxa"/>
             <w:tcBorders>
-              <w:top w:val="single" w:sz="4" w:space="0" w:color="000000"/>
               <w:start w:val="single" w:sz="4" w:space="0" w:color="000000"/>
               <w:bottom w:val="single" w:sz="4" w:space="0" w:color="000000"/>
-              <w:end w:val="single" w:sz="4" w:space="0" w:color="000000"/>
             </w:tcBorders>
-            <w:vAlign w:val="center"/>
           </w:tcPr>
           <w:p>
             <w:pPr>
@@ -25539,14 +31040,12 @@
         </w:tc>
         <w:tc>
           <w:tcPr>
-            <w:tcW w:w="1962" w:type="dxa"/>
+            <w:tcW w:w="2953" w:type="dxa"/>
             <w:tcBorders>
-              <w:top w:val="single" w:sz="4" w:space="0" w:color="000000"/>
               <w:start w:val="single" w:sz="4" w:space="0" w:color="000000"/>
               <w:bottom w:val="single" w:sz="4" w:space="0" w:color="000000"/>
               <w:end w:val="single" w:sz="4" w:space="0" w:color="000000"/>
             </w:tcBorders>
-            <w:vAlign w:val="center"/>
           </w:tcPr>
           <w:p>
             <w:pPr>
@@ -25596,14 +31095,11 @@
         <w:trPr/>
         <w:tc>
           <w:tcPr>
-            <w:tcW w:w="1225" w:type="dxa"/>
+            <w:tcW w:w="2207" w:type="dxa"/>
             <w:tcBorders>
-              <w:top w:val="single" w:sz="4" w:space="0" w:color="000000"/>
               <w:start w:val="single" w:sz="4" w:space="0" w:color="000000"/>
               <w:bottom w:val="single" w:sz="4" w:space="0" w:color="000000"/>
-              <w:end w:val="single" w:sz="4" w:space="0" w:color="000000"/>
             </w:tcBorders>
-            <w:vAlign w:val="center"/>
           </w:tcPr>
           <w:p>
             <w:pPr>
@@ -25650,14 +31146,11 @@
         </w:tc>
         <w:tc>
           <w:tcPr>
-            <w:tcW w:w="1767" w:type="dxa"/>
+            <w:tcW w:w="2218" w:type="dxa"/>
             <w:tcBorders>
-              <w:top w:val="single" w:sz="4" w:space="0" w:color="000000"/>
               <w:start w:val="single" w:sz="4" w:space="0" w:color="000000"/>
               <w:bottom w:val="single" w:sz="4" w:space="0" w:color="000000"/>
-              <w:end w:val="single" w:sz="4" w:space="0" w:color="000000"/>
             </w:tcBorders>
-            <w:vAlign w:val="center"/>
           </w:tcPr>
           <w:p>
             <w:pPr>
@@ -25704,14 +31197,11 @@
         </w:tc>
         <w:tc>
           <w:tcPr>
-            <w:tcW w:w="1795" w:type="dxa"/>
+            <w:tcW w:w="2261" w:type="dxa"/>
             <w:tcBorders>
-              <w:top w:val="single" w:sz="4" w:space="0" w:color="000000"/>
               <w:start w:val="single" w:sz="4" w:space="0" w:color="000000"/>
               <w:bottom w:val="single" w:sz="4" w:space="0" w:color="000000"/>
-              <w:end w:val="single" w:sz="4" w:space="0" w:color="000000"/>
             </w:tcBorders>
-            <w:vAlign w:val="center"/>
           </w:tcPr>
           <w:p>
             <w:pPr>
@@ -25758,14 +31248,12 @@
         </w:tc>
         <w:tc>
           <w:tcPr>
-            <w:tcW w:w="1962" w:type="dxa"/>
+            <w:tcW w:w="2953" w:type="dxa"/>
             <w:tcBorders>
-              <w:top w:val="single" w:sz="4" w:space="0" w:color="000000"/>
               <w:start w:val="single" w:sz="4" w:space="0" w:color="000000"/>
               <w:bottom w:val="single" w:sz="4" w:space="0" w:color="000000"/>
               <w:end w:val="single" w:sz="4" w:space="0" w:color="000000"/>
             </w:tcBorders>
-            <w:vAlign w:val="center"/>
           </w:tcPr>
           <w:p>
             <w:pPr>
@@ -25815,14 +31303,11 @@
         <w:trPr/>
         <w:tc>
           <w:tcPr>
-            <w:tcW w:w="1225" w:type="dxa"/>
+            <w:tcW w:w="2207" w:type="dxa"/>
             <w:tcBorders>
-              <w:top w:val="single" w:sz="4" w:space="0" w:color="000000"/>
               <w:start w:val="single" w:sz="4" w:space="0" w:color="000000"/>
               <w:bottom w:val="single" w:sz="4" w:space="0" w:color="000000"/>
-              <w:end w:val="single" w:sz="4" w:space="0" w:color="000000"/>
             </w:tcBorders>
-            <w:vAlign w:val="center"/>
           </w:tcPr>
           <w:p>
             <w:pPr>
@@ -25869,14 +31354,11 @@
         </w:tc>
         <w:tc>
           <w:tcPr>
-            <w:tcW w:w="1767" w:type="dxa"/>
+            <w:tcW w:w="2218" w:type="dxa"/>
             <w:tcBorders>
-              <w:top w:val="single" w:sz="4" w:space="0" w:color="000000"/>
               <w:start w:val="single" w:sz="4" w:space="0" w:color="000000"/>
               <w:bottom w:val="single" w:sz="4" w:space="0" w:color="000000"/>
-              <w:end w:val="single" w:sz="4" w:space="0" w:color="000000"/>
             </w:tcBorders>
-            <w:vAlign w:val="center"/>
           </w:tcPr>
           <w:p>
             <w:pPr>
@@ -25923,14 +31405,11 @@
         </w:tc>
         <w:tc>
           <w:tcPr>
-            <w:tcW w:w="1795" w:type="dxa"/>
+            <w:tcW w:w="2261" w:type="dxa"/>
             <w:tcBorders>
-              <w:top w:val="single" w:sz="4" w:space="0" w:color="000000"/>
               <w:start w:val="single" w:sz="4" w:space="0" w:color="000000"/>
               <w:bottom w:val="single" w:sz="4" w:space="0" w:color="000000"/>
-              <w:end w:val="single" w:sz="4" w:space="0" w:color="000000"/>
             </w:tcBorders>
-            <w:vAlign w:val="center"/>
           </w:tcPr>
           <w:p>
             <w:pPr>
@@ -25977,14 +31456,12 @@
         </w:tc>
         <w:tc>
           <w:tcPr>
-            <w:tcW w:w="1962" w:type="dxa"/>
+            <w:tcW w:w="2953" w:type="dxa"/>
             <w:tcBorders>
-              <w:top w:val="single" w:sz="4" w:space="0" w:color="000000"/>
               <w:start w:val="single" w:sz="4" w:space="0" w:color="000000"/>
               <w:bottom w:val="single" w:sz="4" w:space="0" w:color="000000"/>
               <w:end w:val="single" w:sz="4" w:space="0" w:color="000000"/>
             </w:tcBorders>
-            <w:vAlign w:val="center"/>
           </w:tcPr>
           <w:p>
             <w:pPr>
@@ -26034,14 +31511,11 @@
         <w:trPr/>
         <w:tc>
           <w:tcPr>
-            <w:tcW w:w="1225" w:type="dxa"/>
+            <w:tcW w:w="2207" w:type="dxa"/>
             <w:tcBorders>
-              <w:top w:val="single" w:sz="4" w:space="0" w:color="000000"/>
               <w:start w:val="single" w:sz="4" w:space="0" w:color="000000"/>
               <w:bottom w:val="single" w:sz="4" w:space="0" w:color="000000"/>
-              <w:end w:val="single" w:sz="4" w:space="0" w:color="000000"/>
             </w:tcBorders>
-            <w:vAlign w:val="center"/>
           </w:tcPr>
           <w:p>
             <w:pPr>
@@ -26088,14 +31562,11 @@
         </w:tc>
         <w:tc>
           <w:tcPr>
-            <w:tcW w:w="1767" w:type="dxa"/>
+            <w:tcW w:w="2218" w:type="dxa"/>
             <w:tcBorders>
-              <w:top w:val="single" w:sz="4" w:space="0" w:color="000000"/>
               <w:start w:val="single" w:sz="4" w:space="0" w:color="000000"/>
               <w:bottom w:val="single" w:sz="4" w:space="0" w:color="000000"/>
-              <w:end w:val="single" w:sz="4" w:space="0" w:color="000000"/>
             </w:tcBorders>
-            <w:vAlign w:val="center"/>
           </w:tcPr>
           <w:p>
             <w:pPr>
@@ -26142,14 +31613,11 @@
         </w:tc>
         <w:tc>
           <w:tcPr>
-            <w:tcW w:w="1795" w:type="dxa"/>
+            <w:tcW w:w="2261" w:type="dxa"/>
             <w:tcBorders>
-              <w:top w:val="single" w:sz="4" w:space="0" w:color="000000"/>
               <w:start w:val="single" w:sz="4" w:space="0" w:color="000000"/>
               <w:bottom w:val="single" w:sz="4" w:space="0" w:color="000000"/>
-              <w:end w:val="single" w:sz="4" w:space="0" w:color="000000"/>
             </w:tcBorders>
-            <w:vAlign w:val="center"/>
           </w:tcPr>
           <w:p>
             <w:pPr>
@@ -26196,14 +31664,12 @@
         </w:tc>
         <w:tc>
           <w:tcPr>
-            <w:tcW w:w="1962" w:type="dxa"/>
+            <w:tcW w:w="2953" w:type="dxa"/>
             <w:tcBorders>
-              <w:top w:val="single" w:sz="4" w:space="0" w:color="000000"/>
               <w:start w:val="single" w:sz="4" w:space="0" w:color="000000"/>
               <w:bottom w:val="single" w:sz="4" w:space="0" w:color="000000"/>
               <w:end w:val="single" w:sz="4" w:space="0" w:color="000000"/>
             </w:tcBorders>
-            <w:vAlign w:val="center"/>
           </w:tcPr>
           <w:p>
             <w:pPr>
@@ -26253,14 +31719,11 @@
         <w:trPr/>
         <w:tc>
           <w:tcPr>
-            <w:tcW w:w="1225" w:type="dxa"/>
+            <w:tcW w:w="2207" w:type="dxa"/>
             <w:tcBorders>
-              <w:top w:val="single" w:sz="4" w:space="0" w:color="000000"/>
               <w:start w:val="single" w:sz="4" w:space="0" w:color="000000"/>
               <w:bottom w:val="single" w:sz="4" w:space="0" w:color="000000"/>
-              <w:end w:val="single" w:sz="4" w:space="0" w:color="000000"/>
             </w:tcBorders>
-            <w:vAlign w:val="center"/>
           </w:tcPr>
           <w:p>
             <w:pPr>
@@ -26307,14 +31770,11 @@
         </w:tc>
         <w:tc>
           <w:tcPr>
-            <w:tcW w:w="1767" w:type="dxa"/>
+            <w:tcW w:w="2218" w:type="dxa"/>
             <w:tcBorders>
-              <w:top w:val="single" w:sz="4" w:space="0" w:color="000000"/>
               <w:start w:val="single" w:sz="4" w:space="0" w:color="000000"/>
               <w:bottom w:val="single" w:sz="4" w:space="0" w:color="000000"/>
-              <w:end w:val="single" w:sz="4" w:space="0" w:color="000000"/>
             </w:tcBorders>
-            <w:vAlign w:val="center"/>
           </w:tcPr>
           <w:p>
             <w:pPr>
@@ -26348,14 +31808,11 @@
         </w:tc>
         <w:tc>
           <w:tcPr>
-            <w:tcW w:w="1795" w:type="dxa"/>
+            <w:tcW w:w="2261" w:type="dxa"/>
             <w:tcBorders>
-              <w:top w:val="single" w:sz="4" w:space="0" w:color="000000"/>
               <w:start w:val="single" w:sz="4" w:space="0" w:color="000000"/>
               <w:bottom w:val="single" w:sz="4" w:space="0" w:color="000000"/>
-              <w:end w:val="single" w:sz="4" w:space="0" w:color="000000"/>
             </w:tcBorders>
-            <w:vAlign w:val="center"/>
           </w:tcPr>
           <w:p>
             <w:pPr>
@@ -26402,14 +31859,12 @@
         </w:tc>
         <w:tc>
           <w:tcPr>
-            <w:tcW w:w="1962" w:type="dxa"/>
+            <w:tcW w:w="2953" w:type="dxa"/>
             <w:tcBorders>
-              <w:top w:val="single" w:sz="4" w:space="0" w:color="000000"/>
               <w:start w:val="single" w:sz="4" w:space="0" w:color="000000"/>
               <w:bottom w:val="single" w:sz="4" w:space="0" w:color="000000"/>
               <w:end w:val="single" w:sz="4" w:space="0" w:color="000000"/>
             </w:tcBorders>
-            <w:vAlign w:val="center"/>
           </w:tcPr>
           <w:p>
             <w:pPr>
@@ -26456,19 +31911,14 @@
         </w:tc>
       </w:tr>
       <w:tr>
-        <w:trPr>
-          <w:trHeight w:val="562" w:hRule="atLeast"/>
-        </w:trPr>
+        <w:trPr/>
         <w:tc>
           <w:tcPr>
-            <w:tcW w:w="1225" w:type="dxa"/>
+            <w:tcW w:w="2207" w:type="dxa"/>
             <w:tcBorders>
-              <w:top w:val="single" w:sz="4" w:space="0" w:color="000000"/>
               <w:start w:val="single" w:sz="4" w:space="0" w:color="000000"/>
               <w:bottom w:val="single" w:sz="4" w:space="0" w:color="000000"/>
-              <w:end w:val="single" w:sz="4" w:space="0" w:color="000000"/>
             </w:tcBorders>
-            <w:vAlign w:val="center"/>
           </w:tcPr>
           <w:p>
             <w:pPr>
@@ -26515,14 +31965,11 @@
         </w:tc>
         <w:tc>
           <w:tcPr>
-            <w:tcW w:w="1767" w:type="dxa"/>
+            <w:tcW w:w="2218" w:type="dxa"/>
             <w:tcBorders>
-              <w:top w:val="single" w:sz="4" w:space="0" w:color="000000"/>
               <w:start w:val="single" w:sz="4" w:space="0" w:color="000000"/>
               <w:bottom w:val="single" w:sz="4" w:space="0" w:color="000000"/>
-              <w:end w:val="single" w:sz="4" w:space="0" w:color="000000"/>
             </w:tcBorders>
-            <w:vAlign w:val="center"/>
           </w:tcPr>
           <w:p>
             <w:pPr>
@@ -26569,14 +32016,11 @@
         </w:tc>
         <w:tc>
           <w:tcPr>
-            <w:tcW w:w="1795" w:type="dxa"/>
+            <w:tcW w:w="2261" w:type="dxa"/>
             <w:tcBorders>
-              <w:top w:val="single" w:sz="4" w:space="0" w:color="000000"/>
               <w:start w:val="single" w:sz="4" w:space="0" w:color="000000"/>
               <w:bottom w:val="single" w:sz="4" w:space="0" w:color="000000"/>
-              <w:end w:val="single" w:sz="4" w:space="0" w:color="000000"/>
             </w:tcBorders>
-            <w:vAlign w:val="center"/>
           </w:tcPr>
           <w:p>
             <w:pPr>
@@ -26623,14 +32067,12 @@
         </w:tc>
         <w:tc>
           <w:tcPr>
-            <w:tcW w:w="1962" w:type="dxa"/>
+            <w:tcW w:w="2953" w:type="dxa"/>
             <w:tcBorders>
-              <w:top w:val="single" w:sz="4" w:space="0" w:color="000000"/>
               <w:start w:val="single" w:sz="4" w:space="0" w:color="000000"/>
               <w:bottom w:val="single" w:sz="4" w:space="0" w:color="000000"/>
               <w:end w:val="single" w:sz="4" w:space="0" w:color="000000"/>
             </w:tcBorders>
-            <w:vAlign w:val="center"/>
           </w:tcPr>
           <w:p>
             <w:pPr>
@@ -26680,14 +32122,11 @@
         <w:trPr/>
         <w:tc>
           <w:tcPr>
-            <w:tcW w:w="1225" w:type="dxa"/>
+            <w:tcW w:w="2207" w:type="dxa"/>
             <w:tcBorders>
-              <w:top w:val="single" w:sz="4" w:space="0" w:color="000000"/>
               <w:start w:val="single" w:sz="4" w:space="0" w:color="000000"/>
               <w:bottom w:val="single" w:sz="4" w:space="0" w:color="000000"/>
-              <w:end w:val="single" w:sz="4" w:space="0" w:color="000000"/>
             </w:tcBorders>
-            <w:vAlign w:val="center"/>
           </w:tcPr>
           <w:p>
             <w:pPr>
@@ -26734,14 +32173,11 @@
         </w:tc>
         <w:tc>
           <w:tcPr>
-            <w:tcW w:w="1767" w:type="dxa"/>
+            <w:tcW w:w="2218" w:type="dxa"/>
             <w:tcBorders>
-              <w:top w:val="single" w:sz="4" w:space="0" w:color="000000"/>
               <w:start w:val="single" w:sz="4" w:space="0" w:color="000000"/>
               <w:bottom w:val="single" w:sz="4" w:space="0" w:color="000000"/>
-              <w:end w:val="single" w:sz="4" w:space="0" w:color="000000"/>
             </w:tcBorders>
-            <w:vAlign w:val="center"/>
           </w:tcPr>
           <w:p>
             <w:pPr>
@@ -26788,14 +32224,11 @@
         </w:tc>
         <w:tc>
           <w:tcPr>
-            <w:tcW w:w="1795" w:type="dxa"/>
+            <w:tcW w:w="2261" w:type="dxa"/>
             <w:tcBorders>
-              <w:top w:val="single" w:sz="4" w:space="0" w:color="000000"/>
               <w:start w:val="single" w:sz="4" w:space="0" w:color="000000"/>
               <w:bottom w:val="single" w:sz="4" w:space="0" w:color="000000"/>
-              <w:end w:val="single" w:sz="4" w:space="0" w:color="000000"/>
             </w:tcBorders>
-            <w:vAlign w:val="center"/>
           </w:tcPr>
           <w:p>
             <w:pPr>
@@ -26859,14 +32292,12 @@
         </w:tc>
         <w:tc>
           <w:tcPr>
-            <w:tcW w:w="1962" w:type="dxa"/>
+            <w:tcW w:w="2953" w:type="dxa"/>
             <w:tcBorders>
-              <w:top w:val="single" w:sz="4" w:space="0" w:color="000000"/>
               <w:start w:val="single" w:sz="4" w:space="0" w:color="000000"/>
               <w:bottom w:val="single" w:sz="4" w:space="0" w:color="000000"/>
               <w:end w:val="single" w:sz="4" w:space="0" w:color="000000"/>
             </w:tcBorders>
-            <w:vAlign w:val="center"/>
           </w:tcPr>
           <w:p>
             <w:pPr>
@@ -26916,14 +32347,11 @@
         <w:trPr/>
         <w:tc>
           <w:tcPr>
-            <w:tcW w:w="1225" w:type="dxa"/>
+            <w:tcW w:w="2207" w:type="dxa"/>
             <w:tcBorders>
-              <w:top w:val="single" w:sz="4" w:space="0" w:color="000000"/>
               <w:start w:val="single" w:sz="4" w:space="0" w:color="000000"/>
               <w:bottom w:val="single" w:sz="4" w:space="0" w:color="000000"/>
-              <w:end w:val="single" w:sz="4" w:space="0" w:color="000000"/>
             </w:tcBorders>
-            <w:vAlign w:val="center"/>
           </w:tcPr>
           <w:p>
             <w:pPr>
@@ -26970,14 +32398,11 @@
         </w:tc>
         <w:tc>
           <w:tcPr>
-            <w:tcW w:w="1767" w:type="dxa"/>
+            <w:tcW w:w="2218" w:type="dxa"/>
             <w:tcBorders>
-              <w:top w:val="single" w:sz="4" w:space="0" w:color="000000"/>
               <w:start w:val="single" w:sz="4" w:space="0" w:color="000000"/>
               <w:bottom w:val="single" w:sz="4" w:space="0" w:color="000000"/>
-              <w:end w:val="single" w:sz="4" w:space="0" w:color="000000"/>
             </w:tcBorders>
-            <w:vAlign w:val="center"/>
           </w:tcPr>
           <w:p>
             <w:pPr>
@@ -27024,14 +32449,11 @@
         </w:tc>
         <w:tc>
           <w:tcPr>
-            <w:tcW w:w="1795" w:type="dxa"/>
+            <w:tcW w:w="2261" w:type="dxa"/>
             <w:tcBorders>
-              <w:top w:val="single" w:sz="4" w:space="0" w:color="000000"/>
               <w:start w:val="single" w:sz="4" w:space="0" w:color="000000"/>
               <w:bottom w:val="single" w:sz="4" w:space="0" w:color="000000"/>
-              <w:end w:val="single" w:sz="4" w:space="0" w:color="000000"/>
             </w:tcBorders>
-            <w:vAlign w:val="center"/>
           </w:tcPr>
           <w:p>
             <w:pPr>
@@ -27078,14 +32500,12 @@
         </w:tc>
         <w:tc>
           <w:tcPr>
-            <w:tcW w:w="1962" w:type="dxa"/>
+            <w:tcW w:w="2953" w:type="dxa"/>
             <w:tcBorders>
-              <w:top w:val="single" w:sz="4" w:space="0" w:color="000000"/>
               <w:start w:val="single" w:sz="4" w:space="0" w:color="000000"/>
               <w:bottom w:val="single" w:sz="4" w:space="0" w:color="000000"/>
               <w:end w:val="single" w:sz="4" w:space="0" w:color="000000"/>
             </w:tcBorders>
-            <w:vAlign w:val="center"/>
           </w:tcPr>
           <w:p>
             <w:pPr>
@@ -27135,14 +32555,11 @@
         <w:trPr/>
         <w:tc>
           <w:tcPr>
-            <w:tcW w:w="1225" w:type="dxa"/>
+            <w:tcW w:w="2207" w:type="dxa"/>
             <w:tcBorders>
-              <w:top w:val="single" w:sz="4" w:space="0" w:color="000000"/>
               <w:start w:val="single" w:sz="4" w:space="0" w:color="000000"/>
               <w:bottom w:val="single" w:sz="4" w:space="0" w:color="000000"/>
-              <w:end w:val="single" w:sz="4" w:space="0" w:color="000000"/>
             </w:tcBorders>
-            <w:vAlign w:val="center"/>
           </w:tcPr>
           <w:p>
             <w:pPr>
@@ -27189,14 +32606,11 @@
         </w:tc>
         <w:tc>
           <w:tcPr>
-            <w:tcW w:w="1767" w:type="dxa"/>
+            <w:tcW w:w="2218" w:type="dxa"/>
             <w:tcBorders>
-              <w:top w:val="single" w:sz="4" w:space="0" w:color="000000"/>
               <w:start w:val="single" w:sz="4" w:space="0" w:color="000000"/>
               <w:bottom w:val="single" w:sz="4" w:space="0" w:color="000000"/>
-              <w:end w:val="single" w:sz="4" w:space="0" w:color="000000"/>
             </w:tcBorders>
-            <w:vAlign w:val="center"/>
           </w:tcPr>
           <w:p>
             <w:pPr>
@@ -27243,14 +32657,11 @@
         </w:tc>
         <w:tc>
           <w:tcPr>
-            <w:tcW w:w="1795" w:type="dxa"/>
+            <w:tcW w:w="2261" w:type="dxa"/>
             <w:tcBorders>
-              <w:top w:val="single" w:sz="4" w:space="0" w:color="000000"/>
               <w:start w:val="single" w:sz="4" w:space="0" w:color="000000"/>
               <w:bottom w:val="single" w:sz="4" w:space="0" w:color="000000"/>
-              <w:end w:val="single" w:sz="4" w:space="0" w:color="000000"/>
             </w:tcBorders>
-            <w:vAlign w:val="center"/>
           </w:tcPr>
           <w:p>
             <w:pPr>
@@ -27297,14 +32708,12 @@
         </w:tc>
         <w:tc>
           <w:tcPr>
-            <w:tcW w:w="1962" w:type="dxa"/>
+            <w:tcW w:w="2953" w:type="dxa"/>
             <w:tcBorders>
-              <w:top w:val="single" w:sz="4" w:space="0" w:color="000000"/>
               <w:start w:val="single" w:sz="4" w:space="0" w:color="000000"/>
               <w:bottom w:val="single" w:sz="4" w:space="0" w:color="000000"/>
               <w:end w:val="single" w:sz="4" w:space="0" w:color="000000"/>
             </w:tcBorders>
-            <w:vAlign w:val="center"/>
           </w:tcPr>
           <w:p>
             <w:pPr>
@@ -27354,13 +32763,11 @@
         <w:trPr/>
         <w:tc>
           <w:tcPr>
-            <w:tcW w:w="1225" w:type="dxa"/>
+            <w:tcW w:w="2207" w:type="dxa"/>
             <w:tcBorders>
               <w:start w:val="single" w:sz="4" w:space="0" w:color="000000"/>
               <w:bottom w:val="single" w:sz="4" w:space="0" w:color="000000"/>
-              <w:end w:val="single" w:sz="4" w:space="0" w:color="000000"/>
             </w:tcBorders>
-            <w:vAlign w:val="center"/>
           </w:tcPr>
           <w:p>
             <w:pPr>
@@ -27407,13 +32814,11 @@
         </w:tc>
         <w:tc>
           <w:tcPr>
-            <w:tcW w:w="1767" w:type="dxa"/>
+            <w:tcW w:w="2218" w:type="dxa"/>
             <w:tcBorders>
               <w:start w:val="single" w:sz="4" w:space="0" w:color="000000"/>
               <w:bottom w:val="single" w:sz="4" w:space="0" w:color="000000"/>
-              <w:end w:val="single" w:sz="4" w:space="0" w:color="000000"/>
             </w:tcBorders>
-            <w:vAlign w:val="center"/>
           </w:tcPr>
           <w:p>
             <w:pPr>
@@ -27460,13 +32865,11 @@
         </w:tc>
         <w:tc>
           <w:tcPr>
-            <w:tcW w:w="1795" w:type="dxa"/>
+            <w:tcW w:w="2261" w:type="dxa"/>
             <w:tcBorders>
               <w:start w:val="single" w:sz="4" w:space="0" w:color="000000"/>
               <w:bottom w:val="single" w:sz="4" w:space="0" w:color="000000"/>
-              <w:end w:val="single" w:sz="4" w:space="0" w:color="000000"/>
             </w:tcBorders>
-            <w:vAlign w:val="center"/>
           </w:tcPr>
           <w:p>
             <w:pPr>
@@ -27513,13 +32916,12 @@
         </w:tc>
         <w:tc>
           <w:tcPr>
-            <w:tcW w:w="1962" w:type="dxa"/>
+            <w:tcW w:w="2953" w:type="dxa"/>
             <w:tcBorders>
               <w:start w:val="single" w:sz="4" w:space="0" w:color="000000"/>
               <w:bottom w:val="single" w:sz="4" w:space="0" w:color="000000"/>
               <w:end w:val="single" w:sz="4" w:space="0" w:color="000000"/>
             </w:tcBorders>
-            <w:vAlign w:val="center"/>
           </w:tcPr>
           <w:p>
             <w:pPr>
@@ -27566,18 +32968,14 @@
         </w:tc>
       </w:tr>
       <w:tr>
-        <w:trPr>
-          <w:trHeight w:val="527" w:hRule="atLeast"/>
-        </w:trPr>
+        <w:trPr/>
         <w:tc>
           <w:tcPr>
-            <w:tcW w:w="1225" w:type="dxa"/>
+            <w:tcW w:w="2207" w:type="dxa"/>
             <w:tcBorders>
               <w:start w:val="single" w:sz="4" w:space="0" w:color="000000"/>
               <w:bottom w:val="single" w:sz="4" w:space="0" w:color="000000"/>
-              <w:end w:val="single" w:sz="4" w:space="0" w:color="000000"/>
             </w:tcBorders>
-            <w:vAlign w:val="center"/>
           </w:tcPr>
           <w:p>
             <w:pPr>
@@ -27624,13 +33022,11 @@
         </w:tc>
         <w:tc>
           <w:tcPr>
-            <w:tcW w:w="1767" w:type="dxa"/>
+            <w:tcW w:w="2218" w:type="dxa"/>
             <w:tcBorders>
               <w:start w:val="single" w:sz="4" w:space="0" w:color="000000"/>
               <w:bottom w:val="single" w:sz="4" w:space="0" w:color="000000"/>
-              <w:end w:val="single" w:sz="4" w:space="0" w:color="000000"/>
             </w:tcBorders>
-            <w:vAlign w:val="center"/>
           </w:tcPr>
           <w:p>
             <w:pPr>
@@ -27677,13 +33073,11 @@
         </w:tc>
         <w:tc>
           <w:tcPr>
-            <w:tcW w:w="1795" w:type="dxa"/>
+            <w:tcW w:w="2261" w:type="dxa"/>
             <w:tcBorders>
               <w:start w:val="single" w:sz="4" w:space="0" w:color="000000"/>
               <w:bottom w:val="single" w:sz="4" w:space="0" w:color="000000"/>
-              <w:end w:val="single" w:sz="4" w:space="0" w:color="000000"/>
             </w:tcBorders>
-            <w:vAlign w:val="center"/>
           </w:tcPr>
           <w:p>
             <w:pPr>
@@ -27730,13 +33124,12 @@
         </w:tc>
         <w:tc>
           <w:tcPr>
-            <w:tcW w:w="1962" w:type="dxa"/>
+            <w:tcW w:w="2953" w:type="dxa"/>
             <w:tcBorders>
               <w:start w:val="single" w:sz="4" w:space="0" w:color="000000"/>
               <w:bottom w:val="single" w:sz="4" w:space="0" w:color="000000"/>
               <w:end w:val="single" w:sz="4" w:space="0" w:color="000000"/>
             </w:tcBorders>
-            <w:vAlign w:val="center"/>
           </w:tcPr>
           <w:p>
             <w:pPr>
@@ -27786,13 +33179,11 @@
         <w:trPr/>
         <w:tc>
           <w:tcPr>
-            <w:tcW w:w="1225" w:type="dxa"/>
+            <w:tcW w:w="2207" w:type="dxa"/>
             <w:tcBorders>
               <w:start w:val="single" w:sz="4" w:space="0" w:color="000000"/>
               <w:bottom w:val="single" w:sz="4" w:space="0" w:color="000000"/>
-              <w:end w:val="single" w:sz="4" w:space="0" w:color="000000"/>
             </w:tcBorders>
-            <w:vAlign w:val="center"/>
           </w:tcPr>
           <w:p>
             <w:pPr>
@@ -27839,13 +33230,11 @@
         </w:tc>
         <w:tc>
           <w:tcPr>
-            <w:tcW w:w="1767" w:type="dxa"/>
+            <w:tcW w:w="2218" w:type="dxa"/>
             <w:tcBorders>
               <w:start w:val="single" w:sz="4" w:space="0" w:color="000000"/>
               <w:bottom w:val="single" w:sz="4" w:space="0" w:color="000000"/>
-              <w:end w:val="single" w:sz="4" w:space="0" w:color="000000"/>
             </w:tcBorders>
-            <w:vAlign w:val="center"/>
           </w:tcPr>
           <w:p>
             <w:pPr>
@@ -27892,13 +33281,11 @@
         </w:tc>
         <w:tc>
           <w:tcPr>
-            <w:tcW w:w="1795" w:type="dxa"/>
+            <w:tcW w:w="2261" w:type="dxa"/>
             <w:tcBorders>
               <w:start w:val="single" w:sz="4" w:space="0" w:color="000000"/>
               <w:bottom w:val="single" w:sz="4" w:space="0" w:color="000000"/>
-              <w:end w:val="single" w:sz="4" w:space="0" w:color="000000"/>
             </w:tcBorders>
-            <w:vAlign w:val="center"/>
           </w:tcPr>
           <w:p>
             <w:pPr>
@@ -27945,13 +33332,12 @@
         </w:tc>
         <w:tc>
           <w:tcPr>
-            <w:tcW w:w="1962" w:type="dxa"/>
+            <w:tcW w:w="2953" w:type="dxa"/>
             <w:tcBorders>
               <w:start w:val="single" w:sz="4" w:space="0" w:color="000000"/>
               <w:bottom w:val="single" w:sz="4" w:space="0" w:color="000000"/>
               <w:end w:val="single" w:sz="4" w:space="0" w:color="000000"/>
             </w:tcBorders>
-            <w:vAlign w:val="center"/>
           </w:tcPr>
           <w:p>
             <w:pPr>
@@ -42747,7 +48133,7 @@
     </w:r>
     <w:r>
       <w:rPr/>
-      <w:t>31</w:t>
+      <w:t>32</w:t>
     </w:r>
     <w:r>
       <w:rPr/>
@@ -42781,7 +48167,7 @@
     </w:r>
     <w:r>
       <w:rPr/>
-      <w:t>31</w:t>
+      <w:t>32</w:t>
     </w:r>
     <w:r>
       <w:rPr/>
@@ -43828,6 +49214,125 @@
     </w:lvl>
   </w:abstractNum>
   <w:abstractNum w:abstractNumId="9">
+    <w:lvl w:ilvl="0">
+      <w:start w:val="1"/>
+      <w:numFmt w:val="decimal"/>
+      <w:lvlText w:val="%1."/>
+      <w:lvlJc w:val="start"/>
+      <w:pPr>
+        <w:tabs>
+          <w:tab w:val="num" w:pos="720"/>
+        </w:tabs>
+        <w:ind w:start="720" w:hanging="360"/>
+      </w:pPr>
+      <w:rPr/>
+    </w:lvl>
+    <w:lvl w:ilvl="1">
+      <w:start w:val="1"/>
+      <w:numFmt w:val="decimal"/>
+      <w:lvlText w:val="%2."/>
+      <w:lvlJc w:val="start"/>
+      <w:pPr>
+        <w:tabs>
+          <w:tab w:val="num" w:pos="1080"/>
+        </w:tabs>
+        <w:ind w:start="1080" w:hanging="360"/>
+      </w:pPr>
+      <w:rPr/>
+    </w:lvl>
+    <w:lvl w:ilvl="2">
+      <w:start w:val="1"/>
+      <w:numFmt w:val="decimal"/>
+      <w:lvlText w:val="%3."/>
+      <w:lvlJc w:val="start"/>
+      <w:pPr>
+        <w:tabs>
+          <w:tab w:val="num" w:pos="1440"/>
+        </w:tabs>
+        <w:ind w:start="1440" w:hanging="360"/>
+      </w:pPr>
+      <w:rPr/>
+    </w:lvl>
+    <w:lvl w:ilvl="3">
+      <w:start w:val="1"/>
+      <w:numFmt w:val="decimal"/>
+      <w:lvlText w:val="%4."/>
+      <w:lvlJc w:val="start"/>
+      <w:pPr>
+        <w:tabs>
+          <w:tab w:val="num" w:pos="1800"/>
+        </w:tabs>
+        <w:ind w:start="1800" w:hanging="360"/>
+      </w:pPr>
+      <w:rPr/>
+    </w:lvl>
+    <w:lvl w:ilvl="4">
+      <w:start w:val="1"/>
+      <w:numFmt w:val="decimal"/>
+      <w:lvlText w:val="%5."/>
+      <w:lvlJc w:val="start"/>
+      <w:pPr>
+        <w:tabs>
+          <w:tab w:val="num" w:pos="2160"/>
+        </w:tabs>
+        <w:ind w:start="2160" w:hanging="360"/>
+      </w:pPr>
+      <w:rPr/>
+    </w:lvl>
+    <w:lvl w:ilvl="5">
+      <w:start w:val="1"/>
+      <w:numFmt w:val="decimal"/>
+      <w:lvlText w:val="%6."/>
+      <w:lvlJc w:val="start"/>
+      <w:pPr>
+        <w:tabs>
+          <w:tab w:val="num" w:pos="2520"/>
+        </w:tabs>
+        <w:ind w:start="2520" w:hanging="360"/>
+      </w:pPr>
+      <w:rPr/>
+    </w:lvl>
+    <w:lvl w:ilvl="6">
+      <w:start w:val="1"/>
+      <w:numFmt w:val="decimal"/>
+      <w:lvlText w:val="%7."/>
+      <w:lvlJc w:val="start"/>
+      <w:pPr>
+        <w:tabs>
+          <w:tab w:val="num" w:pos="2880"/>
+        </w:tabs>
+        <w:ind w:start="2880" w:hanging="360"/>
+      </w:pPr>
+      <w:rPr/>
+    </w:lvl>
+    <w:lvl w:ilvl="7">
+      <w:start w:val="1"/>
+      <w:numFmt w:val="decimal"/>
+      <w:lvlText w:val="%8."/>
+      <w:lvlJc w:val="start"/>
+      <w:pPr>
+        <w:tabs>
+          <w:tab w:val="num" w:pos="3240"/>
+        </w:tabs>
+        <w:ind w:start="3240" w:hanging="360"/>
+      </w:pPr>
+      <w:rPr/>
+    </w:lvl>
+    <w:lvl w:ilvl="8">
+      <w:start w:val="1"/>
+      <w:numFmt w:val="decimal"/>
+      <w:lvlText w:val="%9."/>
+      <w:lvlJc w:val="start"/>
+      <w:pPr>
+        <w:tabs>
+          <w:tab w:val="num" w:pos="3600"/>
+        </w:tabs>
+        <w:ind w:start="3600" w:hanging="360"/>
+      </w:pPr>
+      <w:rPr/>
+    </w:lvl>
+  </w:abstractNum>
+  <w:abstractNum w:abstractNumId="10">
     <w:lvl w:ilvl="0">
       <w:start w:val="1"/>
       <w:numFmt w:val="none"/>
@@ -43972,6 +49477,9 @@
   </w:num>
   <w:num w:numId="9">
     <w:abstractNumId w:val="9"/>
+  </w:num>
+  <w:num w:numId="10">
+    <w:abstractNumId w:val="10"/>
   </w:num>
 </w:numbering>
 </file>
@@ -44378,6 +49886,29 @@
       <w:szCs w:val="20"/>
     </w:rPr>
   </w:style>
+  <w:style w:type="paragraph" w:styleId="Style18">
+    <w:name w:val="Содержимое таблицы"/>
+    <w:basedOn w:val="Normal"/>
+    <w:qFormat/>
+    <w:pPr>
+      <w:widowControl w:val="false"/>
+      <w:suppressLineNumbers/>
+    </w:pPr>
+    <w:rPr/>
+  </w:style>
+  <w:style w:type="paragraph" w:styleId="Style19">
+    <w:name w:val="Заголовок таблицы"/>
+    <w:basedOn w:val="Style18"/>
+    <w:qFormat/>
+    <w:pPr>
+      <w:suppressLineNumbers/>
+      <w:jc w:val="center"/>
+    </w:pPr>
+    <w:rPr>
+      <w:b/>
+      <w:bCs/>
+    </w:rPr>
+  </w:style>
 </w:styles>
 </file>
 

--- a/практика_отчёт_4_семестр.docx
+++ b/практика_отчёт_4_семестр.docx
@@ -924,7 +924,7 @@
               </w:rPr>
               <w:t>Заключение</w:t>
               <w:tab/>
-              <w:t>23</w:t>
+              <w:t>25</w:t>
             </w:r>
           </w:hyperlink>
         </w:p>
@@ -944,7 +944,7 @@
               </w:rPr>
               <w:t>Список литературы</w:t>
               <w:tab/>
-              <w:t>24</w:t>
+              <w:t>26</w:t>
             </w:r>
           </w:hyperlink>
         </w:p>
@@ -964,7 +964,7 @@
               </w:rPr>
               <w:t>Приложение 1.</w:t>
               <w:tab/>
-              <w:t>25</w:t>
+              <w:t>27</w:t>
             </w:r>
           </w:hyperlink>
         </w:p>
@@ -984,7 +984,7 @@
               </w:rPr>
               <w:t>Приложение 2.</w:t>
               <w:tab/>
-              <w:t>27</w:t>
+              <w:t>29</w:t>
             </w:r>
           </w:hyperlink>
         </w:p>
@@ -1004,7 +1004,7 @@
               </w:rPr>
               <w:t>Приложение 3.</w:t>
               <w:tab/>
-              <w:t>29</w:t>
+              <w:t>31</w:t>
             </w:r>
           </w:hyperlink>
           <w:r>
@@ -22886,6 +22886,405 @@
     <w:p>
       <w:pPr>
         <w:pStyle w:val="BodyText"/>
+        <w:jc w:val="both"/>
+        <w:rPr/>
+      </w:pPr>
+      <w:r>
+        <w:rPr/>
+        <w:t xml:space="preserve">Кроме того, хранение в памяти матрицы </w:t>
+      </w:r>
+      <w:r>
+        <w:rPr>
+          <w:lang w:val="en-US"/>
+        </w:rPr>
+        <w:t xml:space="preserve">Q </w:t>
+      </w:r>
+      <w:r>
+        <w:rPr/>
+        <w:t xml:space="preserve">по столбцам с точки зрения устройства компьютерной памяти совсем не удачно — элементы разделены, не будет оптимизации по поподанию нескольких подряд лежащих элементов в кэш. Если хранить матрицу </w:t>
+      </w:r>
+      <w:r>
+        <w:rPr>
+          <w:lang w:val="en-US"/>
+        </w:rPr>
+        <w:t xml:space="preserve">Q </w:t>
+      </w:r>
+      <w:r>
+        <w:rPr>
+          <w:lang w:val="ru-RU"/>
+        </w:rPr>
+        <w:t>транспонированной, обращение будет к элементам одной строки, которые в памяти будут лежать рядом. Должно смениться обращение:</w:t>
+      </w:r>
+    </w:p>
+    <w:p>
+      <w:pPr>
+        <w:pStyle w:val="BodyText"/>
+        <w:jc w:val="center"/>
+        <w:rPr>
+          <w:lang w:val="ru-RU"/>
+        </w:rPr>
+      </w:pPr>
+      <w:r>
+        <w:rPr>
+          <w:lang w:val="ru-RU"/>
+        </w:rPr>
+      </w:r>
+      <m:oMath xmlns:m="http://schemas.openxmlformats.org/officeDocument/2006/math">
+        <m:r>
+          <m:t xml:space="preserve">Q</m:t>
+        </m:r>
+        <m:d>
+          <m:dPr>
+            <m:begChr m:val="["/>
+            <m:endChr m:val="]"/>
+          </m:dPr>
+          <m:e>
+            <m:r>
+              <m:t xml:space="preserve">k</m:t>
+            </m:r>
+          </m:e>
+        </m:d>
+        <m:d>
+          <m:dPr>
+            <m:begChr m:val="["/>
+            <m:endChr m:val="]"/>
+          </m:dPr>
+          <m:e>
+            <m:r>
+              <m:t xml:space="preserve">i</m:t>
+            </m:r>
+          </m:e>
+        </m:d>
+        <m:r>
+          <m:t xml:space="preserve">→</m:t>
+        </m:r>
+        <m:r>
+          <m:t xml:space="preserve">Q</m:t>
+        </m:r>
+        <m:d>
+          <m:dPr>
+            <m:begChr m:val="["/>
+            <m:endChr m:val="]"/>
+          </m:dPr>
+          <m:e>
+            <m:r>
+              <m:t xml:space="preserve">i</m:t>
+            </m:r>
+          </m:e>
+        </m:d>
+        <m:d>
+          <m:dPr>
+            <m:begChr m:val="["/>
+            <m:endChr m:val="]"/>
+          </m:dPr>
+          <m:e>
+            <m:r>
+              <m:t xml:space="preserve">k</m:t>
+            </m:r>
+          </m:e>
+        </m:d>
+      </m:oMath>
+      <w:r>
+        <w:rPr>
+          <w:lang w:val="ru-RU"/>
+        </w:rPr>
+        <w:t>,</w:t>
+      </w:r>
+    </w:p>
+    <w:p>
+      <w:pPr>
+        <w:pStyle w:val="BodyText"/>
+        <w:jc w:val="center"/>
+        <w:rPr>
+          <w:lang w:val="ru-RU"/>
+        </w:rPr>
+      </w:pPr>
+      <w:r>
+        <w:rPr>
+          <w:lang w:val="ru-RU"/>
+        </w:rPr>
+      </w:r>
+      <m:oMath xmlns:m="http://schemas.openxmlformats.org/officeDocument/2006/math">
+        <m:r>
+          <m:t xml:space="preserve">Q</m:t>
+        </m:r>
+        <m:d>
+          <m:dPr>
+            <m:begChr m:val="["/>
+            <m:endChr m:val="]"/>
+          </m:dPr>
+          <m:e>
+            <m:r>
+              <m:t xml:space="preserve">k</m:t>
+            </m:r>
+          </m:e>
+        </m:d>
+        <m:d>
+          <m:dPr>
+            <m:begChr m:val="["/>
+            <m:endChr m:val="]"/>
+          </m:dPr>
+          <m:e>
+            <m:r>
+              <m:t xml:space="preserve">j</m:t>
+            </m:r>
+          </m:e>
+        </m:d>
+        <m:r>
+          <m:t xml:space="preserve">→</m:t>
+        </m:r>
+        <m:r>
+          <m:t xml:space="preserve">Q</m:t>
+        </m:r>
+        <m:d>
+          <m:dPr>
+            <m:begChr m:val="["/>
+            <m:endChr m:val="]"/>
+          </m:dPr>
+          <m:e>
+            <m:r>
+              <m:t xml:space="preserve">j</m:t>
+            </m:r>
+          </m:e>
+        </m:d>
+        <m:d>
+          <m:dPr>
+            <m:begChr m:val="["/>
+            <m:endChr m:val="]"/>
+          </m:dPr>
+          <m:e>
+            <m:r>
+              <m:t xml:space="preserve">k</m:t>
+            </m:r>
+          </m:e>
+        </m:d>
+      </m:oMath>
+      <w:r>
+        <w:rPr>
+          <w:lang w:val="ru-RU"/>
+        </w:rPr>
+        <w:t>.</w:t>
+      </w:r>
+    </w:p>
+    <w:p>
+      <w:pPr>
+        <w:pStyle w:val="BodyText"/>
+        <w:jc w:val="both"/>
+        <w:rPr>
+          <w:lang w:val="ru-RU"/>
+        </w:rPr>
+      </w:pPr>
+      <w:r>
+        <w:rPr>
+          <w:lang w:val="ru-RU"/>
+        </w:rPr>
+        <w:t>А также в конце выполнения разложения необходимо сделать транспонирование:</w:t>
+      </w:r>
+    </w:p>
+    <w:p>
+      <w:pPr>
+        <w:pStyle w:val="Normal"/>
+        <w:rPr>
+          <w:rFonts w:ascii="Cascadia Mono" w:hAnsi="Cascadia Mono"/>
+          <w:color w:val="000000"/>
+          <w:sz w:val="19"/>
+          <w:highlight w:val="white"/>
+        </w:rPr>
+      </w:pPr>
+      <w:r>
+        <w:rPr>
+          <w:rFonts w:ascii="Cascadia Mono" w:hAnsi="Cascadia Mono"/>
+          <w:color w:val="0000FF"/>
+          <w:sz w:val="19"/>
+          <w:highlight w:val="white"/>
+        </w:rPr>
+        <w:t>for</w:t>
+      </w:r>
+      <w:r>
+        <w:rPr>
+          <w:rFonts w:ascii="Cascadia Mono" w:hAnsi="Cascadia Mono"/>
+          <w:color w:val="000000"/>
+          <w:sz w:val="19"/>
+          <w:highlight w:val="white"/>
+        </w:rPr>
+        <w:t xml:space="preserve"> (</w:t>
+      </w:r>
+      <w:r>
+        <w:rPr>
+          <w:rFonts w:ascii="Cascadia Mono" w:hAnsi="Cascadia Mono"/>
+          <w:color w:val="0000FF"/>
+          <w:sz w:val="19"/>
+          <w:highlight w:val="white"/>
+        </w:rPr>
+        <w:t>int</w:t>
+      </w:r>
+      <w:r>
+        <w:rPr>
+          <w:rFonts w:ascii="Cascadia Mono" w:hAnsi="Cascadia Mono"/>
+          <w:color w:val="000000"/>
+          <w:sz w:val="19"/>
+          <w:highlight w:val="white"/>
+        </w:rPr>
+        <w:t xml:space="preserve"> i = 0; i &lt; N; ++i)</w:t>
+      </w:r>
+    </w:p>
+    <w:p>
+      <w:pPr>
+        <w:pStyle w:val="Normal"/>
+        <w:rPr>
+          <w:rFonts w:ascii="Cascadia Mono" w:hAnsi="Cascadia Mono"/>
+          <w:color w:val="000000"/>
+          <w:sz w:val="19"/>
+          <w:highlight w:val="white"/>
+        </w:rPr>
+      </w:pPr>
+      <w:r>
+        <w:rPr>
+          <w:rFonts w:ascii="Cascadia Mono" w:hAnsi="Cascadia Mono"/>
+          <w:color w:val="000000"/>
+          <w:sz w:val="19"/>
+          <w:highlight w:val="white"/>
+        </w:rPr>
+        <w:t>{</w:t>
+      </w:r>
+    </w:p>
+    <w:p>
+      <w:pPr>
+        <w:pStyle w:val="Normal"/>
+        <w:rPr>
+          <w:rFonts w:ascii="Cascadia Mono" w:hAnsi="Cascadia Mono"/>
+          <w:color w:val="000000"/>
+          <w:sz w:val="19"/>
+          <w:highlight w:val="white"/>
+        </w:rPr>
+      </w:pPr>
+      <w:r>
+        <w:rPr>
+          <w:rFonts w:ascii="Cascadia Mono" w:hAnsi="Cascadia Mono"/>
+          <w:color w:val="000000"/>
+          <w:sz w:val="19"/>
+          <w:highlight w:val="white"/>
+        </w:rPr>
+        <w:tab/>
+      </w:r>
+      <w:r>
+        <w:rPr>
+          <w:rFonts w:ascii="Cascadia Mono" w:hAnsi="Cascadia Mono"/>
+          <w:color w:val="0000FF"/>
+          <w:sz w:val="19"/>
+          <w:highlight w:val="white"/>
+        </w:rPr>
+        <w:t>for</w:t>
+      </w:r>
+      <w:r>
+        <w:rPr>
+          <w:rFonts w:ascii="Cascadia Mono" w:hAnsi="Cascadia Mono"/>
+          <w:color w:val="000000"/>
+          <w:sz w:val="19"/>
+          <w:highlight w:val="white"/>
+        </w:rPr>
+        <w:t xml:space="preserve"> (</w:t>
+      </w:r>
+      <w:r>
+        <w:rPr>
+          <w:rFonts w:ascii="Cascadia Mono" w:hAnsi="Cascadia Mono"/>
+          <w:color w:val="0000FF"/>
+          <w:sz w:val="19"/>
+          <w:highlight w:val="white"/>
+        </w:rPr>
+        <w:t>int</w:t>
+      </w:r>
+      <w:r>
+        <w:rPr>
+          <w:rFonts w:ascii="Cascadia Mono" w:hAnsi="Cascadia Mono"/>
+          <w:color w:val="000000"/>
+          <w:sz w:val="19"/>
+          <w:highlight w:val="white"/>
+        </w:rPr>
+        <w:t xml:space="preserve"> j = 0; j &lt; i; ++j)</w:t>
+      </w:r>
+    </w:p>
+    <w:p>
+      <w:pPr>
+        <w:pStyle w:val="Normal"/>
+        <w:rPr>
+          <w:rFonts w:ascii="Cascadia Mono" w:hAnsi="Cascadia Mono"/>
+          <w:color w:val="000000"/>
+          <w:sz w:val="19"/>
+          <w:highlight w:val="white"/>
+        </w:rPr>
+      </w:pPr>
+      <w:r>
+        <w:rPr>
+          <w:rFonts w:ascii="Cascadia Mono" w:hAnsi="Cascadia Mono"/>
+          <w:color w:val="000000"/>
+          <w:sz w:val="19"/>
+          <w:highlight w:val="white"/>
+        </w:rPr>
+        <w:tab/>
+        <w:tab/>
+        <w:t>std::swap(</w:t>
+      </w:r>
+      <w:r>
+        <w:rPr>
+          <w:rFonts w:ascii="Cascadia Mono" w:hAnsi="Cascadia Mono"/>
+          <w:color w:val="808080"/>
+          <w:sz w:val="19"/>
+          <w:highlight w:val="white"/>
+        </w:rPr>
+        <w:t>Q</w:t>
+      </w:r>
+      <w:r>
+        <w:rPr>
+          <w:rFonts w:ascii="Cascadia Mono" w:hAnsi="Cascadia Mono"/>
+          <w:color w:val="000000"/>
+          <w:sz w:val="19"/>
+          <w:highlight w:val="white"/>
+        </w:rPr>
+        <w:t xml:space="preserve">[i][j], </w:t>
+      </w:r>
+      <w:r>
+        <w:rPr>
+          <w:rFonts w:ascii="Cascadia Mono" w:hAnsi="Cascadia Mono"/>
+          <w:color w:val="808080"/>
+          <w:sz w:val="19"/>
+          <w:highlight w:val="white"/>
+        </w:rPr>
+        <w:t>Q</w:t>
+      </w:r>
+      <w:r>
+        <w:rPr>
+          <w:rFonts w:ascii="Cascadia Mono" w:hAnsi="Cascadia Mono"/>
+          <w:color w:val="000000"/>
+          <w:sz w:val="19"/>
+          <w:highlight w:val="white"/>
+        </w:rPr>
+        <w:t>[j][i]);</w:t>
+      </w:r>
+    </w:p>
+    <w:p>
+      <w:pPr>
+        <w:pStyle w:val="Normal"/>
+        <w:jc w:val="both"/>
+        <w:rPr>
+          <w:lang w:val="ru-RU"/>
+        </w:rPr>
+      </w:pPr>
+      <w:r>
+        <w:rPr>
+          <w:rFonts w:ascii="Cascadia Mono" w:hAnsi="Cascadia Mono"/>
+          <w:color w:val="000000"/>
+          <w:sz w:val="19"/>
+          <w:highlight w:val="white"/>
+          <w:lang w:val="ru-RU"/>
+        </w:rPr>
+        <w:t>}</w:t>
+      </w:r>
+    </w:p>
+    <w:p>
+      <w:pPr>
+        <w:pStyle w:val="BodyText"/>
+        <w:jc w:val="both"/>
         <w:rPr/>
       </w:pPr>
       <w:r>
@@ -22894,7 +23293,59 @@
       </w:r>
       <w:r>
         <w:rPr/>
-        <w:t>небольшой выигрыш по времени даёт способ, согласно которому нужно</w:t>
+        <w:t>наибольший выигрыш по времени для размеров</w:t>
+      </w:r>
+      <w:r>
+        <w:rPr>
+          <w:lang w:val="en-US"/>
+        </w:rPr>
+        <w:t xml:space="preserve"> </w:t>
+      </w:r>
+      <w:r>
+        <w:rPr>
+          <w:lang w:val="ru-RU"/>
+        </w:rPr>
+        <w:t xml:space="preserve">диагонали </w:t>
+      </w:r>
+      <w:r>
+        <w:rPr>
+          <w:lang w:val="en-US"/>
+        </w:rPr>
+        <w:t>N</w:t>
+      </w:r>
+      <w:r>
+        <w:rPr>
+          <w:lang w:val="ru-RU"/>
+        </w:rPr>
+        <w:t xml:space="preserve"> матрицы </w:t>
+      </w:r>
+      <w:r>
+        <w:rPr>
+          <w:lang w:val="en-US"/>
+        </w:rPr>
+        <w:t>A</w:t>
+      </w:r>
+      <w:r>
+        <w:rPr>
+          <w:lang w:val="ru-RU"/>
+        </w:rPr>
+        <w:t xml:space="preserve"> больше </w:t>
+      </w:r>
+      <w:r>
+        <w:rPr>
+          <w:lang w:val="en-US"/>
+        </w:rPr>
+        <w:t xml:space="preserve">1000 </w:t>
+      </w:r>
+      <w:r>
+        <w:rPr>
+          <w:lang w:val="ru-RU"/>
+        </w:rPr>
+        <w:t xml:space="preserve">элементов </w:t>
+      </w:r>
+      <w:r>
+        <w:rPr/>
+        <w:t>даёт способ, согласно которому нужно</w:t>
       </w:r>
       <w:r>
         <w:rPr/>
@@ -22910,13 +23361,37 @@
         <w:rPr>
           <w:lang w:val="ru-RU"/>
         </w:rPr>
-        <w:t xml:space="preserve">на месте, рядом с </w:t>
+        <w:t xml:space="preserve">отдельно от матрицы </w:t>
       </w:r>
       <w:r>
         <w:rPr>
           <w:lang w:val="en-US"/>
         </w:rPr>
-        <w:t>R.</w:t>
+        <w:t xml:space="preserve">R </w:t>
+      </w:r>
+      <w:r>
+        <w:rPr>
+          <w:lang w:val="ru-RU"/>
+        </w:rPr>
+        <w:t xml:space="preserve">и хранить </w:t>
+      </w:r>
+      <w:r>
+        <w:rPr>
+          <w:lang w:val="en-US"/>
+        </w:rPr>
+        <w:t xml:space="preserve">Q </w:t>
+      </w:r>
+      <w:r>
+        <w:rPr>
+          <w:lang w:val="ru-RU"/>
+        </w:rPr>
+        <w:t>транспонированной</w:t>
+      </w:r>
+      <w:r>
+        <w:rPr>
+          <w:lang w:val="en-US"/>
+        </w:rPr>
+        <w:t>.</w:t>
       </w:r>
     </w:p>
     <w:p>
@@ -23272,7 +23747,7 @@
                 <w:effect w:val="none"/>
                 <w:shd w:fill="auto" w:val="clear"/>
               </w:rPr>
-              <w:t>0.0020211</w:t>
+              <w:t>0.0022843</w:t>
             </w:r>
           </w:p>
         </w:tc>
@@ -23479,7 +23954,7 @@
                 <w:effect w:val="none"/>
                 <w:shd w:fill="auto" w:val="clear"/>
               </w:rPr>
-              <w:t>0.0133321</w:t>
+              <w:t>0.0144698</w:t>
             </w:r>
           </w:p>
         </w:tc>
@@ -23674,7 +24149,7 @@
                 <w:effect w:val="none"/>
                 <w:shd w:fill="auto" w:val="clear"/>
               </w:rPr>
-              <w:t>0.0463535</w:t>
+              <w:t>0.0419104</w:t>
             </w:r>
           </w:p>
         </w:tc>
@@ -23868,7 +24343,7 @@
                 <w:effect w:val="none"/>
                 <w:shd w:fill="auto" w:val="clear"/>
               </w:rPr>
-              <w:t>0.108506</w:t>
+              <w:t>0.0981446</w:t>
             </w:r>
           </w:p>
         </w:tc>
@@ -24073,7 +24548,7 @@
                 <w:effect w:val="none"/>
                 <w:shd w:fill="auto" w:val="clear"/>
               </w:rPr>
-              <w:t>0.220809</w:t>
+              <w:t>0.166818</w:t>
             </w:r>
           </w:p>
         </w:tc>
@@ -24278,7 +24753,7 @@
                 <w:effect w:val="none"/>
                 <w:shd w:fill="auto" w:val="clear"/>
               </w:rPr>
-              <w:t>1.01994</w:t>
+              <w:t>1.44459</w:t>
             </w:r>
           </w:p>
         </w:tc>
@@ -24483,7 +24958,7 @@
                 <w:effect w:val="none"/>
                 <w:shd w:fill="auto" w:val="clear"/>
               </w:rPr>
-              <w:t>3.76906</w:t>
+              <w:t>3.84659</w:t>
             </w:r>
           </w:p>
         </w:tc>
@@ -24688,7 +25163,7 @@
                 <w:effect w:val="none"/>
                 <w:shd w:fill="auto" w:val="clear"/>
               </w:rPr>
-              <w:t>8.99904</w:t>
+              <w:t>8.2133</w:t>
             </w:r>
           </w:p>
         </w:tc>
@@ -24882,7 +25357,7 @@
                 <w:effect w:val="none"/>
                 <w:shd w:fill="auto" w:val="clear"/>
               </w:rPr>
-              <w:t>13.9235</w:t>
+              <w:t>14.1009</w:t>
             </w:r>
           </w:p>
         </w:tc>
@@ -25089,7 +25564,7 @@
                 <w:effect w:val="none"/>
                 <w:shd w:fill="auto" w:val="clear"/>
               </w:rPr>
-              <w:t>24.6476</w:t>
+              <w:t>21.5005</w:t>
             </w:r>
           </w:p>
         </w:tc>
@@ -25297,7 +25772,7 @@
                 <w:effect w:val="none"/>
                 <w:shd w:fill="auto" w:val="clear"/>
               </w:rPr>
-              <w:t>41.1946</w:t>
+              <w:t>30.9923</w:t>
             </w:r>
           </w:p>
         </w:tc>
@@ -25505,7 +25980,7 @@
                 <w:effect w:val="none"/>
                 <w:shd w:fill="auto" w:val="clear"/>
               </w:rPr>
-              <w:t>64.043</w:t>
+              <w:t>42.9903</w:t>
             </w:r>
           </w:p>
         </w:tc>
@@ -34267,7 +34742,7 @@
           <w:sz w:val="19"/>
           <w:highlight w:val="white"/>
         </w:rPr>
-        <w:t>&lt;iostream&gt;</w:t>
+        <w:t>&lt;cmath&gt;</w:t>
       </w:r>
     </w:p>
     <w:p>
@@ -34283,6 +34758,25 @@
       <w:r>
         <w:rPr>
           <w:rFonts w:ascii="Cascadia Mono" w:hAnsi="Cascadia Mono"/>
+          <w:color w:val="000000"/>
+          <w:sz w:val="19"/>
+          <w:highlight w:val="white"/>
+        </w:rPr>
+      </w:r>
+    </w:p>
+    <w:p>
+      <w:pPr>
+        <w:pStyle w:val="Normal"/>
+        <w:rPr>
+          <w:rFonts w:ascii="Cascadia Mono" w:hAnsi="Cascadia Mono"/>
+          <w:color w:val="000000"/>
+          <w:sz w:val="19"/>
+          <w:highlight w:val="white"/>
+        </w:rPr>
+      </w:pPr>
+      <w:r>
+        <w:rPr>
+          <w:rFonts w:ascii="Cascadia Mono" w:hAnsi="Cascadia Mono"/>
           <w:color w:val="808080"/>
           <w:sz w:val="19"/>
           <w:highlight w:val="white"/>
@@ -34305,7 +34799,7 @@
           <w:sz w:val="19"/>
           <w:highlight w:val="white"/>
         </w:rPr>
-        <w:t>&lt;cmath&gt;</w:t>
+        <w:t>"../IQRSolver.h"</w:t>
       </w:r>
     </w:p>
     <w:p>
@@ -34321,10 +34815,29 @@
       <w:r>
         <w:rPr>
           <w:rFonts w:ascii="Cascadia Mono" w:hAnsi="Cascadia Mono"/>
-          <w:color w:val="000000"/>
-          <w:sz w:val="19"/>
-          <w:highlight w:val="white"/>
-        </w:rPr>
+          <w:color w:val="808080"/>
+          <w:sz w:val="19"/>
+          <w:highlight w:val="white"/>
+        </w:rPr>
+        <w:t>#include</w:t>
+      </w:r>
+      <w:r>
+        <w:rPr>
+          <w:rFonts w:ascii="Cascadia Mono" w:hAnsi="Cascadia Mono"/>
+          <w:color w:val="000000"/>
+          <w:sz w:val="19"/>
+          <w:highlight w:val="white"/>
+        </w:rPr>
+        <w:t xml:space="preserve"> </w:t>
+      </w:r>
+      <w:r>
+        <w:rPr>
+          <w:rFonts w:ascii="Cascadia Mono" w:hAnsi="Cascadia Mono"/>
+          <w:color w:val="A31515"/>
+          <w:sz w:val="19"/>
+          <w:highlight w:val="white"/>
+        </w:rPr>
+        <w:t>"math.h"</w:t>
       </w:r>
     </w:p>
     <w:p>
@@ -34340,29 +34853,1832 @@
       <w:r>
         <w:rPr>
           <w:rFonts w:ascii="Cascadia Mono" w:hAnsi="Cascadia Mono"/>
+          <w:color w:val="000000"/>
+          <w:sz w:val="19"/>
+          <w:highlight w:val="white"/>
+        </w:rPr>
+      </w:r>
+    </w:p>
+    <w:p>
+      <w:pPr>
+        <w:pStyle w:val="Normal"/>
+        <w:rPr>
+          <w:rFonts w:ascii="Cascadia Mono" w:hAnsi="Cascadia Mono"/>
+          <w:color w:val="000000"/>
+          <w:sz w:val="19"/>
+          <w:highlight w:val="white"/>
+        </w:rPr>
+      </w:pPr>
+      <w:r>
+        <w:rPr>
+          <w:rFonts w:ascii="Cascadia Mono" w:hAnsi="Cascadia Mono"/>
+          <w:color w:val="0000FF"/>
+          <w:sz w:val="19"/>
+          <w:highlight w:val="white"/>
+        </w:rPr>
+        <w:t>template</w:t>
+      </w:r>
+      <w:r>
+        <w:rPr>
+          <w:rFonts w:ascii="Cascadia Mono" w:hAnsi="Cascadia Mono"/>
+          <w:color w:val="000000"/>
+          <w:sz w:val="19"/>
+          <w:highlight w:val="white"/>
+        </w:rPr>
+        <w:t xml:space="preserve"> &lt;</w:t>
+      </w:r>
+      <w:r>
+        <w:rPr>
+          <w:rFonts w:ascii="Cascadia Mono" w:hAnsi="Cascadia Mono"/>
+          <w:color w:val="0000FF"/>
+          <w:sz w:val="19"/>
+          <w:highlight w:val="white"/>
+        </w:rPr>
+        <w:t>typename</w:t>
+      </w:r>
+      <w:r>
+        <w:rPr>
+          <w:rFonts w:ascii="Cascadia Mono" w:hAnsi="Cascadia Mono"/>
+          <w:color w:val="000000"/>
+          <w:sz w:val="19"/>
+          <w:highlight w:val="white"/>
+        </w:rPr>
+        <w:t xml:space="preserve"> </w:t>
+      </w:r>
+      <w:r>
+        <w:rPr>
+          <w:rFonts w:ascii="Cascadia Mono" w:hAnsi="Cascadia Mono"/>
+          <w:color w:val="2B91AF"/>
+          <w:sz w:val="19"/>
+          <w:highlight w:val="white"/>
+        </w:rPr>
+        <w:t>T</w:t>
+      </w:r>
+      <w:r>
+        <w:rPr>
+          <w:rFonts w:ascii="Cascadia Mono" w:hAnsi="Cascadia Mono"/>
+          <w:color w:val="000000"/>
+          <w:sz w:val="19"/>
+          <w:highlight w:val="white"/>
+        </w:rPr>
+        <w:t>&gt;</w:t>
+      </w:r>
+    </w:p>
+    <w:p>
+      <w:pPr>
+        <w:pStyle w:val="Normal"/>
+        <w:rPr>
+          <w:rFonts w:ascii="Cascadia Mono" w:hAnsi="Cascadia Mono"/>
+          <w:color w:val="000000"/>
+          <w:sz w:val="19"/>
+          <w:highlight w:val="white"/>
+        </w:rPr>
+      </w:pPr>
+      <w:r>
+        <w:rPr>
+          <w:rFonts w:ascii="Cascadia Mono" w:hAnsi="Cascadia Mono"/>
+          <w:color w:val="0000FF"/>
+          <w:sz w:val="19"/>
+          <w:highlight w:val="white"/>
+        </w:rPr>
+        <w:t>class</w:t>
+      </w:r>
+      <w:r>
+        <w:rPr>
+          <w:rFonts w:ascii="Cascadia Mono" w:hAnsi="Cascadia Mono"/>
+          <w:color w:val="000000"/>
+          <w:sz w:val="19"/>
+          <w:highlight w:val="white"/>
+        </w:rPr>
+        <w:t xml:space="preserve"> </w:t>
+      </w:r>
+      <w:r>
+        <w:rPr>
+          <w:rFonts w:ascii="Cascadia Mono" w:hAnsi="Cascadia Mono"/>
+          <w:color w:val="2B91AF"/>
+          <w:sz w:val="19"/>
+          <w:highlight w:val="white"/>
+        </w:rPr>
+        <w:t>GivensMethodBasic</w:t>
+      </w:r>
+      <w:r>
+        <w:rPr>
+          <w:rFonts w:ascii="Cascadia Mono" w:hAnsi="Cascadia Mono"/>
+          <w:color w:val="000000"/>
+          <w:sz w:val="19"/>
+          <w:highlight w:val="white"/>
+        </w:rPr>
+        <w:t xml:space="preserve"> : </w:t>
+      </w:r>
+      <w:r>
+        <w:rPr>
+          <w:rFonts w:ascii="Cascadia Mono" w:hAnsi="Cascadia Mono"/>
+          <w:color w:val="0000FF"/>
+          <w:sz w:val="19"/>
+          <w:highlight w:val="white"/>
+        </w:rPr>
+        <w:t>public</w:t>
+      </w:r>
+      <w:r>
+        <w:rPr>
+          <w:rFonts w:ascii="Cascadia Mono" w:hAnsi="Cascadia Mono"/>
+          <w:color w:val="000000"/>
+          <w:sz w:val="19"/>
+          <w:highlight w:val="white"/>
+        </w:rPr>
+        <w:t xml:space="preserve"> </w:t>
+      </w:r>
+      <w:r>
+        <w:rPr>
+          <w:rFonts w:ascii="Cascadia Mono" w:hAnsi="Cascadia Mono"/>
+          <w:color w:val="2B91AF"/>
+          <w:sz w:val="19"/>
+          <w:highlight w:val="white"/>
+        </w:rPr>
+        <w:t>IQRSolver</w:t>
+      </w:r>
+      <w:r>
+        <w:rPr>
+          <w:rFonts w:ascii="Cascadia Mono" w:hAnsi="Cascadia Mono"/>
+          <w:color w:val="000000"/>
+          <w:sz w:val="19"/>
+          <w:highlight w:val="white"/>
+        </w:rPr>
+        <w:t>&lt;</w:t>
+      </w:r>
+      <w:r>
+        <w:rPr>
+          <w:rFonts w:ascii="Cascadia Mono" w:hAnsi="Cascadia Mono"/>
+          <w:color w:val="2B91AF"/>
+          <w:sz w:val="19"/>
+          <w:highlight w:val="white"/>
+        </w:rPr>
+        <w:t>T</w:t>
+      </w:r>
+      <w:r>
+        <w:rPr>
+          <w:rFonts w:ascii="Cascadia Mono" w:hAnsi="Cascadia Mono"/>
+          <w:color w:val="000000"/>
+          <w:sz w:val="19"/>
+          <w:highlight w:val="white"/>
+        </w:rPr>
+        <w:t>&gt; {</w:t>
+      </w:r>
+    </w:p>
+    <w:p>
+      <w:pPr>
+        <w:pStyle w:val="Normal"/>
+        <w:rPr>
+          <w:rFonts w:ascii="Cascadia Mono" w:hAnsi="Cascadia Mono"/>
+          <w:color w:val="000000"/>
+          <w:sz w:val="19"/>
+          <w:highlight w:val="white"/>
+        </w:rPr>
+      </w:pPr>
+      <w:r>
+        <w:rPr>
+          <w:rFonts w:ascii="Cascadia Mono" w:hAnsi="Cascadia Mono"/>
+          <w:color w:val="0000FF"/>
+          <w:sz w:val="19"/>
+          <w:highlight w:val="white"/>
+        </w:rPr>
+        <w:t>public</w:t>
+      </w:r>
+      <w:r>
+        <w:rPr>
+          <w:rFonts w:ascii="Cascadia Mono" w:hAnsi="Cascadia Mono"/>
+          <w:color w:val="000000"/>
+          <w:sz w:val="19"/>
+          <w:highlight w:val="white"/>
+        </w:rPr>
+        <w:t>:</w:t>
+      </w:r>
+    </w:p>
+    <w:p>
+      <w:pPr>
+        <w:pStyle w:val="Normal"/>
+        <w:rPr>
+          <w:rFonts w:ascii="Cascadia Mono" w:hAnsi="Cascadia Mono"/>
+          <w:color w:val="000000"/>
+          <w:sz w:val="19"/>
+          <w:highlight w:val="white"/>
+        </w:rPr>
+      </w:pPr>
+      <w:r>
+        <w:rPr>
+          <w:rFonts w:ascii="Cascadia Mono" w:hAnsi="Cascadia Mono"/>
+          <w:color w:val="000000"/>
+          <w:sz w:val="19"/>
+          <w:highlight w:val="white"/>
+        </w:rPr>
+        <w:tab/>
+      </w:r>
+      <w:r>
+        <w:rPr>
+          <w:rFonts w:ascii="Cascadia Mono" w:hAnsi="Cascadia Mono"/>
+          <w:color w:val="0000FF"/>
+          <w:sz w:val="19"/>
+          <w:highlight w:val="white"/>
+        </w:rPr>
+        <w:t>virtual</w:t>
+      </w:r>
+      <w:r>
+        <w:rPr>
+          <w:rFonts w:ascii="Cascadia Mono" w:hAnsi="Cascadia Mono"/>
+          <w:color w:val="000000"/>
+          <w:sz w:val="19"/>
+          <w:highlight w:val="white"/>
+        </w:rPr>
+        <w:t xml:space="preserve"> </w:t>
+      </w:r>
+      <w:r>
+        <w:rPr>
+          <w:rFonts w:ascii="Cascadia Mono" w:hAnsi="Cascadia Mono"/>
+          <w:color w:val="0000FF"/>
+          <w:sz w:val="19"/>
+          <w:highlight w:val="white"/>
+        </w:rPr>
+        <w:t>void</w:t>
+      </w:r>
+      <w:r>
+        <w:rPr>
+          <w:rFonts w:ascii="Cascadia Mono" w:hAnsi="Cascadia Mono"/>
+          <w:color w:val="000000"/>
+          <w:sz w:val="19"/>
+          <w:highlight w:val="white"/>
+        </w:rPr>
+        <w:t xml:space="preserve"> QR_decomposition(</w:t>
+      </w:r>
+      <w:r>
+        <w:rPr>
+          <w:rFonts w:ascii="Cascadia Mono" w:hAnsi="Cascadia Mono"/>
+          <w:color w:val="0000FF"/>
+          <w:sz w:val="19"/>
+          <w:highlight w:val="white"/>
+        </w:rPr>
+        <w:t>const</w:t>
+      </w:r>
+      <w:r>
+        <w:rPr>
+          <w:rFonts w:ascii="Cascadia Mono" w:hAnsi="Cascadia Mono"/>
+          <w:color w:val="000000"/>
+          <w:sz w:val="19"/>
+          <w:highlight w:val="white"/>
+        </w:rPr>
+        <w:t xml:space="preserve"> std::</w:t>
+      </w:r>
+      <w:r>
+        <w:rPr>
+          <w:rFonts w:ascii="Cascadia Mono" w:hAnsi="Cascadia Mono"/>
+          <w:color w:val="2B91AF"/>
+          <w:sz w:val="19"/>
+          <w:highlight w:val="white"/>
+        </w:rPr>
+        <w:t>vector</w:t>
+      </w:r>
+      <w:r>
+        <w:rPr>
+          <w:rFonts w:ascii="Cascadia Mono" w:hAnsi="Cascadia Mono"/>
+          <w:color w:val="000000"/>
+          <w:sz w:val="19"/>
+          <w:highlight w:val="white"/>
+        </w:rPr>
+        <w:t>&lt;std::</w:t>
+      </w:r>
+      <w:r>
+        <w:rPr>
+          <w:rFonts w:ascii="Cascadia Mono" w:hAnsi="Cascadia Mono"/>
+          <w:color w:val="2B91AF"/>
+          <w:sz w:val="19"/>
+          <w:highlight w:val="white"/>
+        </w:rPr>
+        <w:t>vector</w:t>
+      </w:r>
+      <w:r>
+        <w:rPr>
+          <w:rFonts w:ascii="Cascadia Mono" w:hAnsi="Cascadia Mono"/>
+          <w:color w:val="000000"/>
+          <w:sz w:val="19"/>
+          <w:highlight w:val="white"/>
+        </w:rPr>
+        <w:t>&lt;</w:t>
+      </w:r>
+      <w:r>
+        <w:rPr>
+          <w:rFonts w:ascii="Cascadia Mono" w:hAnsi="Cascadia Mono"/>
+          <w:color w:val="2B91AF"/>
+          <w:sz w:val="19"/>
+          <w:highlight w:val="white"/>
+        </w:rPr>
+        <w:t>T</w:t>
+      </w:r>
+      <w:r>
+        <w:rPr>
+          <w:rFonts w:ascii="Cascadia Mono" w:hAnsi="Cascadia Mono"/>
+          <w:color w:val="000000"/>
+          <w:sz w:val="19"/>
+          <w:highlight w:val="white"/>
+        </w:rPr>
+        <w:t xml:space="preserve">&gt;&gt;&amp; </w:t>
+      </w:r>
+      <w:r>
+        <w:rPr>
+          <w:rFonts w:ascii="Cascadia Mono" w:hAnsi="Cascadia Mono"/>
           <w:color w:val="808080"/>
           <w:sz w:val="19"/>
           <w:highlight w:val="white"/>
         </w:rPr>
-        <w:t>#include</w:t>
-      </w:r>
-      <w:r>
-        <w:rPr>
-          <w:rFonts w:ascii="Cascadia Mono" w:hAnsi="Cascadia Mono"/>
-          <w:color w:val="000000"/>
-          <w:sz w:val="19"/>
-          <w:highlight w:val="white"/>
+        <w:t>A</w:t>
+      </w:r>
+      <w:r>
+        <w:rPr>
+          <w:rFonts w:ascii="Cascadia Mono" w:hAnsi="Cascadia Mono"/>
+          <w:color w:val="000000"/>
+          <w:sz w:val="19"/>
+          <w:highlight w:val="white"/>
+        </w:rPr>
+        <w:t>,</w:t>
+      </w:r>
+    </w:p>
+    <w:p>
+      <w:pPr>
+        <w:pStyle w:val="Normal"/>
+        <w:rPr>
+          <w:rFonts w:ascii="Cascadia Mono" w:hAnsi="Cascadia Mono"/>
+          <w:color w:val="000000"/>
+          <w:sz w:val="19"/>
+          <w:highlight w:val="white"/>
+        </w:rPr>
+      </w:pPr>
+      <w:r>
+        <w:rPr>
+          <w:rFonts w:ascii="Cascadia Mono" w:hAnsi="Cascadia Mono"/>
+          <w:color w:val="000000"/>
+          <w:sz w:val="19"/>
+          <w:highlight w:val="white"/>
+        </w:rPr>
+        <w:tab/>
+        <w:tab/>
+        <w:t>std::</w:t>
+      </w:r>
+      <w:r>
+        <w:rPr>
+          <w:rFonts w:ascii="Cascadia Mono" w:hAnsi="Cascadia Mono"/>
+          <w:color w:val="2B91AF"/>
+          <w:sz w:val="19"/>
+          <w:highlight w:val="white"/>
+        </w:rPr>
+        <w:t>vector</w:t>
+      </w:r>
+      <w:r>
+        <w:rPr>
+          <w:rFonts w:ascii="Cascadia Mono" w:hAnsi="Cascadia Mono"/>
+          <w:color w:val="000000"/>
+          <w:sz w:val="19"/>
+          <w:highlight w:val="white"/>
+        </w:rPr>
+        <w:t>&lt;std::</w:t>
+      </w:r>
+      <w:r>
+        <w:rPr>
+          <w:rFonts w:ascii="Cascadia Mono" w:hAnsi="Cascadia Mono"/>
+          <w:color w:val="2B91AF"/>
+          <w:sz w:val="19"/>
+          <w:highlight w:val="white"/>
+        </w:rPr>
+        <w:t>vector</w:t>
+      </w:r>
+      <w:r>
+        <w:rPr>
+          <w:rFonts w:ascii="Cascadia Mono" w:hAnsi="Cascadia Mono"/>
+          <w:color w:val="000000"/>
+          <w:sz w:val="19"/>
+          <w:highlight w:val="white"/>
+        </w:rPr>
+        <w:t>&lt;</w:t>
+      </w:r>
+      <w:r>
+        <w:rPr>
+          <w:rFonts w:ascii="Cascadia Mono" w:hAnsi="Cascadia Mono"/>
+          <w:color w:val="2B91AF"/>
+          <w:sz w:val="19"/>
+          <w:highlight w:val="white"/>
+        </w:rPr>
+        <w:t>T</w:t>
+      </w:r>
+      <w:r>
+        <w:rPr>
+          <w:rFonts w:ascii="Cascadia Mono" w:hAnsi="Cascadia Mono"/>
+          <w:color w:val="000000"/>
+          <w:sz w:val="19"/>
+          <w:highlight w:val="white"/>
+        </w:rPr>
+        <w:t xml:space="preserve">&gt;&gt;&amp; </w:t>
+      </w:r>
+      <w:r>
+        <w:rPr>
+          <w:rFonts w:ascii="Cascadia Mono" w:hAnsi="Cascadia Mono"/>
+          <w:color w:val="808080"/>
+          <w:sz w:val="19"/>
+          <w:highlight w:val="white"/>
+        </w:rPr>
+        <w:t>Q</w:t>
+      </w:r>
+      <w:r>
+        <w:rPr>
+          <w:rFonts w:ascii="Cascadia Mono" w:hAnsi="Cascadia Mono"/>
+          <w:color w:val="000000"/>
+          <w:sz w:val="19"/>
+          <w:highlight w:val="white"/>
+        </w:rPr>
+        <w:t>,</w:t>
+      </w:r>
+    </w:p>
+    <w:p>
+      <w:pPr>
+        <w:pStyle w:val="Normal"/>
+        <w:rPr>
+          <w:rFonts w:ascii="Cascadia Mono" w:hAnsi="Cascadia Mono"/>
+          <w:color w:val="000000"/>
+          <w:sz w:val="19"/>
+          <w:highlight w:val="white"/>
+        </w:rPr>
+      </w:pPr>
+      <w:r>
+        <w:rPr>
+          <w:rFonts w:ascii="Cascadia Mono" w:hAnsi="Cascadia Mono"/>
+          <w:color w:val="000000"/>
+          <w:sz w:val="19"/>
+          <w:highlight w:val="white"/>
+        </w:rPr>
+        <w:tab/>
+        <w:tab/>
+        <w:t>std::</w:t>
+      </w:r>
+      <w:r>
+        <w:rPr>
+          <w:rFonts w:ascii="Cascadia Mono" w:hAnsi="Cascadia Mono"/>
+          <w:color w:val="2B91AF"/>
+          <w:sz w:val="19"/>
+          <w:highlight w:val="white"/>
+        </w:rPr>
+        <w:t>vector</w:t>
+      </w:r>
+      <w:r>
+        <w:rPr>
+          <w:rFonts w:ascii="Cascadia Mono" w:hAnsi="Cascadia Mono"/>
+          <w:color w:val="000000"/>
+          <w:sz w:val="19"/>
+          <w:highlight w:val="white"/>
+        </w:rPr>
+        <w:t>&lt;std::</w:t>
+      </w:r>
+      <w:r>
+        <w:rPr>
+          <w:rFonts w:ascii="Cascadia Mono" w:hAnsi="Cascadia Mono"/>
+          <w:color w:val="2B91AF"/>
+          <w:sz w:val="19"/>
+          <w:highlight w:val="white"/>
+        </w:rPr>
+        <w:t>vector</w:t>
+      </w:r>
+      <w:r>
+        <w:rPr>
+          <w:rFonts w:ascii="Cascadia Mono" w:hAnsi="Cascadia Mono"/>
+          <w:color w:val="000000"/>
+          <w:sz w:val="19"/>
+          <w:highlight w:val="white"/>
+        </w:rPr>
+        <w:t>&lt;</w:t>
+      </w:r>
+      <w:r>
+        <w:rPr>
+          <w:rFonts w:ascii="Cascadia Mono" w:hAnsi="Cascadia Mono"/>
+          <w:color w:val="2B91AF"/>
+          <w:sz w:val="19"/>
+          <w:highlight w:val="white"/>
+        </w:rPr>
+        <w:t>T</w:t>
+      </w:r>
+      <w:r>
+        <w:rPr>
+          <w:rFonts w:ascii="Cascadia Mono" w:hAnsi="Cascadia Mono"/>
+          <w:color w:val="000000"/>
+          <w:sz w:val="19"/>
+          <w:highlight w:val="white"/>
+        </w:rPr>
+        <w:t xml:space="preserve">&gt;&gt;&amp; </w:t>
+      </w:r>
+      <w:r>
+        <w:rPr>
+          <w:rFonts w:ascii="Cascadia Mono" w:hAnsi="Cascadia Mono"/>
+          <w:color w:val="808080"/>
+          <w:sz w:val="19"/>
+          <w:highlight w:val="white"/>
+        </w:rPr>
+        <w:t>R</w:t>
+      </w:r>
+      <w:r>
+        <w:rPr>
+          <w:rFonts w:ascii="Cascadia Mono" w:hAnsi="Cascadia Mono"/>
+          <w:color w:val="000000"/>
+          <w:sz w:val="19"/>
+          <w:highlight w:val="white"/>
+        </w:rPr>
+        <w:t xml:space="preserve">) </w:t>
+      </w:r>
+      <w:r>
+        <w:rPr>
+          <w:rFonts w:ascii="Cascadia Mono" w:hAnsi="Cascadia Mono"/>
+          <w:color w:val="0000FF"/>
+          <w:sz w:val="19"/>
+          <w:highlight w:val="white"/>
+        </w:rPr>
+        <w:t>override</w:t>
+      </w:r>
+    </w:p>
+    <w:p>
+      <w:pPr>
+        <w:pStyle w:val="Normal"/>
+        <w:rPr>
+          <w:rFonts w:ascii="Cascadia Mono" w:hAnsi="Cascadia Mono"/>
+          <w:color w:val="000000"/>
+          <w:sz w:val="19"/>
+          <w:highlight w:val="white"/>
+        </w:rPr>
+      </w:pPr>
+      <w:r>
+        <w:rPr>
+          <w:rFonts w:ascii="Cascadia Mono" w:hAnsi="Cascadia Mono"/>
+          <w:color w:val="000000"/>
+          <w:sz w:val="19"/>
+          <w:highlight w:val="white"/>
+        </w:rPr>
+        <w:tab/>
+        <w:t>{</w:t>
+      </w:r>
+    </w:p>
+    <w:p>
+      <w:pPr>
+        <w:pStyle w:val="Normal"/>
+        <w:rPr>
+          <w:rFonts w:ascii="Cascadia Mono" w:hAnsi="Cascadia Mono"/>
+          <w:color w:val="000000"/>
+          <w:sz w:val="19"/>
+          <w:highlight w:val="white"/>
+        </w:rPr>
+      </w:pPr>
+      <w:r>
+        <w:rPr>
+          <w:rFonts w:ascii="Cascadia Mono" w:hAnsi="Cascadia Mono"/>
+          <w:color w:val="000000"/>
+          <w:sz w:val="19"/>
+          <w:highlight w:val="white"/>
+        </w:rPr>
+        <w:tab/>
+        <w:tab/>
+      </w:r>
+      <w:r>
+        <w:rPr>
+          <w:rFonts w:ascii="Cascadia Mono" w:hAnsi="Cascadia Mono"/>
+          <w:color w:val="0000FF"/>
+          <w:sz w:val="19"/>
+          <w:highlight w:val="white"/>
+        </w:rPr>
+        <w:t>auto</w:t>
+      </w:r>
+      <w:r>
+        <w:rPr>
+          <w:rFonts w:ascii="Cascadia Mono" w:hAnsi="Cascadia Mono"/>
+          <w:color w:val="000000"/>
+          <w:sz w:val="19"/>
+          <w:highlight w:val="white"/>
+        </w:rPr>
+        <w:t xml:space="preserve"> N = </w:t>
+      </w:r>
+      <w:r>
+        <w:rPr>
+          <w:rFonts w:ascii="Cascadia Mono" w:hAnsi="Cascadia Mono"/>
+          <w:color w:val="808080"/>
+          <w:sz w:val="19"/>
+          <w:highlight w:val="white"/>
+        </w:rPr>
+        <w:t>A</w:t>
+      </w:r>
+      <w:r>
+        <w:rPr>
+          <w:rFonts w:ascii="Cascadia Mono" w:hAnsi="Cascadia Mono"/>
+          <w:color w:val="000000"/>
+          <w:sz w:val="19"/>
+          <w:highlight w:val="white"/>
+        </w:rPr>
+        <w:t>.size();</w:t>
+      </w:r>
+    </w:p>
+    <w:p>
+      <w:pPr>
+        <w:pStyle w:val="Normal"/>
+        <w:rPr>
+          <w:rFonts w:ascii="Cascadia Mono" w:hAnsi="Cascadia Mono"/>
+          <w:color w:val="000000"/>
+          <w:sz w:val="19"/>
+          <w:highlight w:val="white"/>
+          <w:lang w:val="ru-RU"/>
+        </w:rPr>
+      </w:pPr>
+      <w:r>
+        <w:rPr>
+          <w:rFonts w:eastAsia="NSimSun" w:cs="Arial" w:ascii="Cascadia Mono" w:hAnsi="Cascadia Mono"/>
+          <w:color w:val="008000"/>
+          <w:kern w:val="2"/>
+          <w:sz w:val="19"/>
+          <w:szCs w:val="24"/>
+          <w:highlight w:val="white"/>
+          <w:lang w:val="ru-RU" w:eastAsia="zh-CN" w:bidi="hi-IN"/>
+        </w:rPr>
+        <w:tab/>
+        <w:tab/>
+        <w:t xml:space="preserve">// </w:t>
+      </w:r>
+      <w:r>
+        <w:rPr>
+          <w:rFonts w:eastAsia="NSimSun" w:cs="Arial" w:ascii="Cascadia Mono" w:hAnsi="Cascadia Mono"/>
+          <w:color w:val="008000"/>
+          <w:kern w:val="2"/>
+          <w:sz w:val="19"/>
+          <w:szCs w:val="24"/>
+          <w:highlight w:val="white"/>
+          <w:lang w:val="ru-RU" w:eastAsia="zh-CN" w:bidi="hi-IN"/>
+        </w:rPr>
+        <w:t xml:space="preserve">матрица </w:t>
+      </w:r>
+      <w:r>
+        <w:rPr>
+          <w:rFonts w:eastAsia="NSimSun" w:cs="Arial" w:ascii="Cascadia Mono" w:hAnsi="Cascadia Mono"/>
+          <w:color w:val="008000"/>
+          <w:kern w:val="2"/>
+          <w:sz w:val="19"/>
+          <w:szCs w:val="24"/>
+          <w:highlight w:val="white"/>
+          <w:lang w:val="en-US" w:eastAsia="zh-CN" w:bidi="hi-IN"/>
+        </w:rPr>
+        <w:t xml:space="preserve">Q </w:t>
+      </w:r>
+      <w:r>
+        <w:rPr>
+          <w:rFonts w:eastAsia="NSimSun" w:cs="Arial" w:ascii="Cascadia Mono" w:hAnsi="Cascadia Mono"/>
+          <w:color w:val="008000"/>
+          <w:kern w:val="2"/>
+          <w:sz w:val="19"/>
+          <w:szCs w:val="24"/>
+          <w:highlight w:val="white"/>
+          <w:lang w:val="ru-RU" w:eastAsia="zh-CN" w:bidi="hi-IN"/>
+        </w:rPr>
+        <w:t>будет хранится транспонированной</w:t>
+      </w:r>
+    </w:p>
+    <w:p>
+      <w:pPr>
+        <w:pStyle w:val="Normal"/>
+        <w:rPr>
+          <w:rFonts w:ascii="Cascadia Mono" w:hAnsi="Cascadia Mono"/>
+          <w:color w:val="000000"/>
+          <w:sz w:val="19"/>
+          <w:highlight w:val="white"/>
+        </w:rPr>
+      </w:pPr>
+      <w:r>
+        <w:rPr>
+          <w:rFonts w:ascii="Cascadia Mono" w:hAnsi="Cascadia Mono"/>
+          <w:color w:val="000000"/>
+          <w:sz w:val="19"/>
+          <w:highlight w:val="white"/>
+        </w:rPr>
+        <w:tab/>
+        <w:tab/>
+      </w:r>
+      <w:r>
+        <w:rPr>
+          <w:rFonts w:ascii="Cascadia Mono" w:hAnsi="Cascadia Mono"/>
+          <w:color w:val="808080"/>
+          <w:sz w:val="19"/>
+          <w:highlight w:val="white"/>
+        </w:rPr>
+        <w:t>Q</w:t>
+      </w:r>
+      <w:r>
+        <w:rPr>
+          <w:rFonts w:ascii="Cascadia Mono" w:hAnsi="Cascadia Mono"/>
+          <w:color w:val="000000"/>
+          <w:sz w:val="19"/>
+          <w:highlight w:val="white"/>
+        </w:rPr>
+        <w:t xml:space="preserve"> = std::</w:t>
+      </w:r>
+      <w:r>
+        <w:rPr>
+          <w:rFonts w:ascii="Cascadia Mono" w:hAnsi="Cascadia Mono"/>
+          <w:color w:val="2B91AF"/>
+          <w:sz w:val="19"/>
+          <w:highlight w:val="white"/>
+        </w:rPr>
+        <w:t>vector</w:t>
+      </w:r>
+      <w:r>
+        <w:rPr>
+          <w:rFonts w:ascii="Cascadia Mono" w:hAnsi="Cascadia Mono"/>
+          <w:color w:val="000000"/>
+          <w:sz w:val="19"/>
+          <w:highlight w:val="white"/>
+        </w:rPr>
+        <w:t>&lt;std::</w:t>
+      </w:r>
+      <w:r>
+        <w:rPr>
+          <w:rFonts w:ascii="Cascadia Mono" w:hAnsi="Cascadia Mono"/>
+          <w:color w:val="2B91AF"/>
+          <w:sz w:val="19"/>
+          <w:highlight w:val="white"/>
+        </w:rPr>
+        <w:t>vector</w:t>
+      </w:r>
+      <w:r>
+        <w:rPr>
+          <w:rFonts w:ascii="Cascadia Mono" w:hAnsi="Cascadia Mono"/>
+          <w:color w:val="000000"/>
+          <w:sz w:val="19"/>
+          <w:highlight w:val="white"/>
+        </w:rPr>
+        <w:t>&lt;</w:t>
+      </w:r>
+      <w:r>
+        <w:rPr>
+          <w:rFonts w:ascii="Cascadia Mono" w:hAnsi="Cascadia Mono"/>
+          <w:color w:val="2B91AF"/>
+          <w:sz w:val="19"/>
+          <w:highlight w:val="white"/>
+        </w:rPr>
+        <w:t>T</w:t>
+      </w:r>
+      <w:r>
+        <w:rPr>
+          <w:rFonts w:ascii="Cascadia Mono" w:hAnsi="Cascadia Mono"/>
+          <w:color w:val="000000"/>
+          <w:sz w:val="19"/>
+          <w:highlight w:val="white"/>
+        </w:rPr>
+        <w:t>&gt;&gt;(N, std::</w:t>
+      </w:r>
+      <w:r>
+        <w:rPr>
+          <w:rFonts w:ascii="Cascadia Mono" w:hAnsi="Cascadia Mono"/>
+          <w:color w:val="2B91AF"/>
+          <w:sz w:val="19"/>
+          <w:highlight w:val="white"/>
+        </w:rPr>
+        <w:t>vector</w:t>
+      </w:r>
+      <w:r>
+        <w:rPr>
+          <w:rFonts w:ascii="Cascadia Mono" w:hAnsi="Cascadia Mono"/>
+          <w:color w:val="000000"/>
+          <w:sz w:val="19"/>
+          <w:highlight w:val="white"/>
+        </w:rPr>
+        <w:t>&lt;</w:t>
+      </w:r>
+      <w:r>
+        <w:rPr>
+          <w:rFonts w:ascii="Cascadia Mono" w:hAnsi="Cascadia Mono"/>
+          <w:color w:val="2B91AF"/>
+          <w:sz w:val="19"/>
+          <w:highlight w:val="white"/>
+        </w:rPr>
+        <w:t>T</w:t>
+      </w:r>
+      <w:r>
+        <w:rPr>
+          <w:rFonts w:ascii="Cascadia Mono" w:hAnsi="Cascadia Mono"/>
+          <w:color w:val="000000"/>
+          <w:sz w:val="19"/>
+          <w:highlight w:val="white"/>
+        </w:rPr>
+        <w:t>&gt;(N, 0));</w:t>
+      </w:r>
+    </w:p>
+    <w:p>
+      <w:pPr>
+        <w:pStyle w:val="Normal"/>
+        <w:rPr>
+          <w:rFonts w:ascii="Cascadia Mono" w:hAnsi="Cascadia Mono"/>
+          <w:color w:val="000000"/>
+          <w:sz w:val="19"/>
+          <w:highlight w:val="white"/>
+        </w:rPr>
+      </w:pPr>
+      <w:r>
+        <w:rPr>
+          <w:rFonts w:ascii="Cascadia Mono" w:hAnsi="Cascadia Mono"/>
+          <w:color w:val="000000"/>
+          <w:sz w:val="19"/>
+          <w:highlight w:val="white"/>
+        </w:rPr>
+        <w:tab/>
+        <w:tab/>
+      </w:r>
+      <w:r>
+        <w:rPr>
+          <w:rFonts w:ascii="Cascadia Mono" w:hAnsi="Cascadia Mono"/>
+          <w:color w:val="808080"/>
+          <w:sz w:val="19"/>
+          <w:highlight w:val="white"/>
+        </w:rPr>
+        <w:t>R</w:t>
+      </w:r>
+      <w:r>
+        <w:rPr>
+          <w:rFonts w:ascii="Cascadia Mono" w:hAnsi="Cascadia Mono"/>
+          <w:color w:val="000000"/>
+          <w:sz w:val="19"/>
+          <w:highlight w:val="white"/>
+        </w:rPr>
+        <w:t xml:space="preserve"> = </w:t>
+      </w:r>
+      <w:r>
+        <w:rPr>
+          <w:rFonts w:ascii="Cascadia Mono" w:hAnsi="Cascadia Mono"/>
+          <w:color w:val="808080"/>
+          <w:sz w:val="19"/>
+          <w:highlight w:val="white"/>
+        </w:rPr>
+        <w:t>A</w:t>
+      </w:r>
+      <w:r>
+        <w:rPr>
+          <w:rFonts w:ascii="Cascadia Mono" w:hAnsi="Cascadia Mono"/>
+          <w:color w:val="000000"/>
+          <w:sz w:val="19"/>
+          <w:highlight w:val="white"/>
+        </w:rPr>
+        <w:t>;</w:t>
+      </w:r>
+    </w:p>
+    <w:p>
+      <w:pPr>
+        <w:pStyle w:val="Normal"/>
+        <w:rPr>
+          <w:rFonts w:ascii="Cascadia Mono" w:hAnsi="Cascadia Mono"/>
+          <w:color w:val="000000"/>
+          <w:sz w:val="19"/>
+          <w:highlight w:val="white"/>
+        </w:rPr>
+      </w:pPr>
+      <w:r>
+        <w:rPr>
+          <w:rFonts w:ascii="Cascadia Mono" w:hAnsi="Cascadia Mono"/>
+          <w:color w:val="000000"/>
+          <w:sz w:val="19"/>
+          <w:highlight w:val="white"/>
+        </w:rPr>
+      </w:r>
+    </w:p>
+    <w:p>
+      <w:pPr>
+        <w:pStyle w:val="Normal"/>
+        <w:rPr>
+          <w:rFonts w:ascii="Cascadia Mono" w:hAnsi="Cascadia Mono"/>
+          <w:color w:val="000000"/>
+          <w:sz w:val="19"/>
+          <w:highlight w:val="white"/>
+        </w:rPr>
+      </w:pPr>
+      <w:r>
+        <w:rPr>
+          <w:rFonts w:ascii="Cascadia Mono" w:hAnsi="Cascadia Mono"/>
+          <w:color w:val="000000"/>
+          <w:sz w:val="19"/>
+          <w:highlight w:val="white"/>
+        </w:rPr>
+        <w:tab/>
+        <w:tab/>
+      </w:r>
+      <w:r>
+        <w:rPr>
+          <w:rFonts w:ascii="Cascadia Mono" w:hAnsi="Cascadia Mono"/>
+          <w:color w:val="0000FF"/>
+          <w:sz w:val="19"/>
+          <w:highlight w:val="white"/>
+        </w:rPr>
+        <w:t>for</w:t>
+      </w:r>
+      <w:r>
+        <w:rPr>
+          <w:rFonts w:ascii="Cascadia Mono" w:hAnsi="Cascadia Mono"/>
+          <w:color w:val="000000"/>
+          <w:sz w:val="19"/>
+          <w:highlight w:val="white"/>
+        </w:rPr>
+        <w:t xml:space="preserve"> (</w:t>
+      </w:r>
+      <w:r>
+        <w:rPr>
+          <w:rFonts w:ascii="Cascadia Mono" w:hAnsi="Cascadia Mono"/>
+          <w:color w:val="0000FF"/>
+          <w:sz w:val="19"/>
+          <w:highlight w:val="white"/>
+        </w:rPr>
+        <w:t>int</w:t>
+      </w:r>
+      <w:r>
+        <w:rPr>
+          <w:rFonts w:ascii="Cascadia Mono" w:hAnsi="Cascadia Mono"/>
+          <w:color w:val="000000"/>
+          <w:sz w:val="19"/>
+          <w:highlight w:val="white"/>
+        </w:rPr>
+        <w:t xml:space="preserve"> i = 0; i &lt; N; ++i)</w:t>
+      </w:r>
+    </w:p>
+    <w:p>
+      <w:pPr>
+        <w:pStyle w:val="Normal"/>
+        <w:rPr>
+          <w:rFonts w:ascii="Cascadia Mono" w:hAnsi="Cascadia Mono"/>
+          <w:color w:val="000000"/>
+          <w:sz w:val="19"/>
+          <w:highlight w:val="white"/>
+        </w:rPr>
+      </w:pPr>
+      <w:r>
+        <w:rPr>
+          <w:rFonts w:ascii="Cascadia Mono" w:hAnsi="Cascadia Mono"/>
+          <w:color w:val="000000"/>
+          <w:sz w:val="19"/>
+          <w:highlight w:val="white"/>
+        </w:rPr>
+        <w:tab/>
+        <w:tab/>
+        <w:tab/>
+      </w:r>
+      <w:r>
+        <w:rPr>
+          <w:rFonts w:ascii="Cascadia Mono" w:hAnsi="Cascadia Mono"/>
+          <w:color w:val="808080"/>
+          <w:sz w:val="19"/>
+          <w:highlight w:val="white"/>
+        </w:rPr>
+        <w:t>Q</w:t>
+      </w:r>
+      <w:r>
+        <w:rPr>
+          <w:rFonts w:ascii="Cascadia Mono" w:hAnsi="Cascadia Mono"/>
+          <w:color w:val="000000"/>
+          <w:sz w:val="19"/>
+          <w:highlight w:val="white"/>
+        </w:rPr>
+        <w:t xml:space="preserve">[i][i] = </w:t>
+      </w:r>
+      <w:r>
+        <w:rPr>
+          <w:rFonts w:ascii="Cascadia Mono" w:hAnsi="Cascadia Mono"/>
+          <w:color w:val="2B91AF"/>
+          <w:sz w:val="19"/>
+          <w:highlight w:val="white"/>
+        </w:rPr>
+        <w:t>T</w:t>
+      </w:r>
+      <w:r>
+        <w:rPr>
+          <w:rFonts w:ascii="Cascadia Mono" w:hAnsi="Cascadia Mono"/>
+          <w:color w:val="000000"/>
+          <w:sz w:val="19"/>
+          <w:highlight w:val="white"/>
+        </w:rPr>
+        <w:t>(1);</w:t>
+      </w:r>
+    </w:p>
+    <w:p>
+      <w:pPr>
+        <w:pStyle w:val="Normal"/>
+        <w:rPr>
+          <w:rFonts w:ascii="Cascadia Mono" w:hAnsi="Cascadia Mono"/>
+          <w:color w:val="000000"/>
+          <w:sz w:val="19"/>
+          <w:highlight w:val="white"/>
+        </w:rPr>
+      </w:pPr>
+      <w:r>
+        <w:rPr>
+          <w:rFonts w:ascii="Cascadia Mono" w:hAnsi="Cascadia Mono"/>
+          <w:color w:val="000000"/>
+          <w:sz w:val="19"/>
+          <w:highlight w:val="white"/>
+        </w:rPr>
+      </w:r>
+    </w:p>
+    <w:p>
+      <w:pPr>
+        <w:pStyle w:val="Normal"/>
+        <w:rPr>
+          <w:rFonts w:ascii="Cascadia Mono" w:hAnsi="Cascadia Mono"/>
+          <w:color w:val="000000"/>
+          <w:sz w:val="19"/>
+          <w:highlight w:val="white"/>
+        </w:rPr>
+      </w:pPr>
+      <w:r>
+        <w:rPr>
+          <w:rFonts w:ascii="Cascadia Mono" w:hAnsi="Cascadia Mono"/>
+          <w:color w:val="000000"/>
+          <w:sz w:val="19"/>
+          <w:highlight w:val="white"/>
+        </w:rPr>
+        <w:tab/>
+        <w:tab/>
+      </w:r>
+      <w:r>
+        <w:rPr>
+          <w:rFonts w:ascii="Cascadia Mono" w:hAnsi="Cascadia Mono"/>
+          <w:color w:val="0000FF"/>
+          <w:sz w:val="19"/>
+          <w:highlight w:val="white"/>
+        </w:rPr>
+        <w:t>for</w:t>
+      </w:r>
+      <w:r>
+        <w:rPr>
+          <w:rFonts w:ascii="Cascadia Mono" w:hAnsi="Cascadia Mono"/>
+          <w:color w:val="000000"/>
+          <w:sz w:val="19"/>
+          <w:highlight w:val="white"/>
+        </w:rPr>
+        <w:t xml:space="preserve"> (</w:t>
+      </w:r>
+      <w:r>
+        <w:rPr>
+          <w:rFonts w:ascii="Cascadia Mono" w:hAnsi="Cascadia Mono"/>
+          <w:color w:val="0000FF"/>
+          <w:sz w:val="19"/>
+          <w:highlight w:val="white"/>
+        </w:rPr>
+        <w:t>int</w:t>
+      </w:r>
+      <w:r>
+        <w:rPr>
+          <w:rFonts w:ascii="Cascadia Mono" w:hAnsi="Cascadia Mono"/>
+          <w:color w:val="000000"/>
+          <w:sz w:val="19"/>
+          <w:highlight w:val="white"/>
+        </w:rPr>
+        <w:t xml:space="preserve"> j = 0; j &lt; N - 1; ++j) {</w:t>
+      </w:r>
+    </w:p>
+    <w:p>
+      <w:pPr>
+        <w:pStyle w:val="Normal"/>
+        <w:rPr>
+          <w:rFonts w:ascii="Cascadia Mono" w:hAnsi="Cascadia Mono"/>
+          <w:color w:val="000000"/>
+          <w:sz w:val="19"/>
+          <w:highlight w:val="white"/>
+        </w:rPr>
+      </w:pPr>
+      <w:r>
+        <w:rPr>
+          <w:rFonts w:ascii="Cascadia Mono" w:hAnsi="Cascadia Mono"/>
+          <w:color w:val="000000"/>
+          <w:sz w:val="19"/>
+          <w:highlight w:val="white"/>
+        </w:rPr>
+        <w:tab/>
+        <w:tab/>
+        <w:tab/>
+      </w:r>
+      <w:r>
+        <w:rPr>
+          <w:rFonts w:ascii="Cascadia Mono" w:hAnsi="Cascadia Mono"/>
+          <w:color w:val="0000FF"/>
+          <w:sz w:val="19"/>
+          <w:highlight w:val="white"/>
+        </w:rPr>
+        <w:t>for</w:t>
+      </w:r>
+      <w:r>
+        <w:rPr>
+          <w:rFonts w:ascii="Cascadia Mono" w:hAnsi="Cascadia Mono"/>
+          <w:color w:val="000000"/>
+          <w:sz w:val="19"/>
+          <w:highlight w:val="white"/>
+        </w:rPr>
+        <w:t xml:space="preserve"> (</w:t>
+      </w:r>
+      <w:r>
+        <w:rPr>
+          <w:rFonts w:ascii="Cascadia Mono" w:hAnsi="Cascadia Mono"/>
+          <w:color w:val="0000FF"/>
+          <w:sz w:val="19"/>
+          <w:highlight w:val="white"/>
+        </w:rPr>
+        <w:t>int</w:t>
+      </w:r>
+      <w:r>
+        <w:rPr>
+          <w:rFonts w:ascii="Cascadia Mono" w:hAnsi="Cascadia Mono"/>
+          <w:color w:val="000000"/>
+          <w:sz w:val="19"/>
+          <w:highlight w:val="white"/>
+        </w:rPr>
+        <w:t xml:space="preserve"> i = j + 1; i &lt; N; ++i) {</w:t>
+      </w:r>
+    </w:p>
+    <w:p>
+      <w:pPr>
+        <w:pStyle w:val="Normal"/>
+        <w:rPr>
+          <w:rFonts w:ascii="Cascadia Mono" w:hAnsi="Cascadia Mono"/>
+          <w:color w:val="000000"/>
+          <w:sz w:val="19"/>
+          <w:highlight w:val="white"/>
+        </w:rPr>
+      </w:pPr>
+      <w:r>
+        <w:rPr>
+          <w:rFonts w:ascii="Cascadia Mono" w:hAnsi="Cascadia Mono"/>
+          <w:color w:val="000000"/>
+          <w:sz w:val="19"/>
+          <w:highlight w:val="white"/>
+        </w:rPr>
+        <w:tab/>
+        <w:tab/>
+        <w:tab/>
+        <w:tab/>
+      </w:r>
+      <w:r>
+        <w:rPr>
+          <w:rFonts w:ascii="Cascadia Mono" w:hAnsi="Cascadia Mono"/>
+          <w:color w:val="008000"/>
+          <w:sz w:val="19"/>
+          <w:highlight w:val="white"/>
+        </w:rPr>
+        <w:t>// приведение к double для точных проверок и вычислений</w:t>
+      </w:r>
+    </w:p>
+    <w:p>
+      <w:pPr>
+        <w:pStyle w:val="Normal"/>
+        <w:rPr>
+          <w:rFonts w:ascii="Cascadia Mono" w:hAnsi="Cascadia Mono"/>
+          <w:color w:val="000000"/>
+          <w:sz w:val="19"/>
+          <w:highlight w:val="white"/>
+        </w:rPr>
+      </w:pPr>
+      <w:r>
+        <w:rPr>
+          <w:rFonts w:ascii="Cascadia Mono" w:hAnsi="Cascadia Mono"/>
+          <w:color w:val="000000"/>
+          <w:sz w:val="19"/>
+          <w:highlight w:val="white"/>
+        </w:rPr>
+        <w:tab/>
+        <w:tab/>
+        <w:tab/>
+        <w:tab/>
+      </w:r>
+      <w:r>
+        <w:rPr>
+          <w:rFonts w:ascii="Cascadia Mono" w:hAnsi="Cascadia Mono"/>
+          <w:color w:val="0000FF"/>
+          <w:sz w:val="19"/>
+          <w:highlight w:val="white"/>
+        </w:rPr>
+        <w:t>double</w:t>
+      </w:r>
+      <w:r>
+        <w:rPr>
+          <w:rFonts w:ascii="Cascadia Mono" w:hAnsi="Cascadia Mono"/>
+          <w:color w:val="000000"/>
+          <w:sz w:val="19"/>
+          <w:highlight w:val="white"/>
+        </w:rPr>
+        <w:t xml:space="preserve"> Rjj = </w:t>
+      </w:r>
+      <w:r>
+        <w:rPr>
+          <w:rFonts w:ascii="Cascadia Mono" w:hAnsi="Cascadia Mono"/>
+          <w:color w:val="0000FF"/>
+          <w:sz w:val="19"/>
+          <w:highlight w:val="white"/>
+        </w:rPr>
+        <w:t>static_cast</w:t>
+      </w:r>
+      <w:r>
+        <w:rPr>
+          <w:rFonts w:ascii="Cascadia Mono" w:hAnsi="Cascadia Mono"/>
+          <w:color w:val="000000"/>
+          <w:sz w:val="19"/>
+          <w:highlight w:val="white"/>
+        </w:rPr>
+        <w:t>&lt;</w:t>
+      </w:r>
+      <w:r>
+        <w:rPr>
+          <w:rFonts w:ascii="Cascadia Mono" w:hAnsi="Cascadia Mono"/>
+          <w:color w:val="0000FF"/>
+          <w:sz w:val="19"/>
+          <w:highlight w:val="white"/>
+        </w:rPr>
+        <w:t>double</w:t>
+      </w:r>
+      <w:r>
+        <w:rPr>
+          <w:rFonts w:ascii="Cascadia Mono" w:hAnsi="Cascadia Mono"/>
+          <w:color w:val="000000"/>
+          <w:sz w:val="19"/>
+          <w:highlight w:val="white"/>
+        </w:rPr>
+        <w:t>&gt;(</w:t>
+      </w:r>
+      <w:r>
+        <w:rPr>
+          <w:rFonts w:ascii="Cascadia Mono" w:hAnsi="Cascadia Mono"/>
+          <w:color w:val="808080"/>
+          <w:sz w:val="19"/>
+          <w:highlight w:val="white"/>
+        </w:rPr>
+        <w:t>R</w:t>
+      </w:r>
+      <w:r>
+        <w:rPr>
+          <w:rFonts w:ascii="Cascadia Mono" w:hAnsi="Cascadia Mono"/>
+          <w:color w:val="000000"/>
+          <w:sz w:val="19"/>
+          <w:highlight w:val="white"/>
+        </w:rPr>
+        <w:t>[j][j]);</w:t>
+      </w:r>
+    </w:p>
+    <w:p>
+      <w:pPr>
+        <w:pStyle w:val="Normal"/>
+        <w:rPr>
+          <w:rFonts w:ascii="Cascadia Mono" w:hAnsi="Cascadia Mono"/>
+          <w:color w:val="000000"/>
+          <w:sz w:val="19"/>
+          <w:highlight w:val="white"/>
+        </w:rPr>
+      </w:pPr>
+      <w:r>
+        <w:rPr>
+          <w:rFonts w:ascii="Cascadia Mono" w:hAnsi="Cascadia Mono"/>
+          <w:color w:val="000000"/>
+          <w:sz w:val="19"/>
+          <w:highlight w:val="white"/>
+        </w:rPr>
+        <w:tab/>
+        <w:tab/>
+        <w:tab/>
+        <w:tab/>
+      </w:r>
+      <w:r>
+        <w:rPr>
+          <w:rFonts w:ascii="Cascadia Mono" w:hAnsi="Cascadia Mono"/>
+          <w:color w:val="0000FF"/>
+          <w:sz w:val="19"/>
+          <w:highlight w:val="white"/>
+        </w:rPr>
+        <w:t>double</w:t>
+      </w:r>
+      <w:r>
+        <w:rPr>
+          <w:rFonts w:ascii="Cascadia Mono" w:hAnsi="Cascadia Mono"/>
+          <w:color w:val="000000"/>
+          <w:sz w:val="19"/>
+          <w:highlight w:val="white"/>
+        </w:rPr>
+        <w:t xml:space="preserve"> Rij = </w:t>
+      </w:r>
+      <w:r>
+        <w:rPr>
+          <w:rFonts w:ascii="Cascadia Mono" w:hAnsi="Cascadia Mono"/>
+          <w:color w:val="0000FF"/>
+          <w:sz w:val="19"/>
+          <w:highlight w:val="white"/>
+        </w:rPr>
+        <w:t>static_cast</w:t>
+      </w:r>
+      <w:r>
+        <w:rPr>
+          <w:rFonts w:ascii="Cascadia Mono" w:hAnsi="Cascadia Mono"/>
+          <w:color w:val="000000"/>
+          <w:sz w:val="19"/>
+          <w:highlight w:val="white"/>
+        </w:rPr>
+        <w:t>&lt;</w:t>
+      </w:r>
+      <w:r>
+        <w:rPr>
+          <w:rFonts w:ascii="Cascadia Mono" w:hAnsi="Cascadia Mono"/>
+          <w:color w:val="0000FF"/>
+          <w:sz w:val="19"/>
+          <w:highlight w:val="white"/>
+        </w:rPr>
+        <w:t>double</w:t>
+      </w:r>
+      <w:r>
+        <w:rPr>
+          <w:rFonts w:ascii="Cascadia Mono" w:hAnsi="Cascadia Mono"/>
+          <w:color w:val="000000"/>
+          <w:sz w:val="19"/>
+          <w:highlight w:val="white"/>
+        </w:rPr>
+        <w:t>&gt;(</w:t>
+      </w:r>
+      <w:r>
+        <w:rPr>
+          <w:rFonts w:ascii="Cascadia Mono" w:hAnsi="Cascadia Mono"/>
+          <w:color w:val="808080"/>
+          <w:sz w:val="19"/>
+          <w:highlight w:val="white"/>
+        </w:rPr>
+        <w:t>R</w:t>
+      </w:r>
+      <w:r>
+        <w:rPr>
+          <w:rFonts w:ascii="Cascadia Mono" w:hAnsi="Cascadia Mono"/>
+          <w:color w:val="000000"/>
+          <w:sz w:val="19"/>
+          <w:highlight w:val="white"/>
+        </w:rPr>
+        <w:t>[i][j]);</w:t>
+      </w:r>
+    </w:p>
+    <w:p>
+      <w:pPr>
+        <w:pStyle w:val="Normal"/>
+        <w:rPr>
+          <w:rFonts w:ascii="Cascadia Mono" w:hAnsi="Cascadia Mono"/>
+          <w:color w:val="000000"/>
+          <w:sz w:val="19"/>
+          <w:highlight w:val="white"/>
+        </w:rPr>
+      </w:pPr>
+      <w:r>
+        <w:rPr>
+          <w:rFonts w:ascii="Cascadia Mono" w:hAnsi="Cascadia Mono"/>
+          <w:color w:val="000000"/>
+          <w:sz w:val="19"/>
+          <w:highlight w:val="white"/>
+        </w:rPr>
+      </w:r>
+    </w:p>
+    <w:p>
+      <w:pPr>
+        <w:pStyle w:val="Normal"/>
+        <w:rPr>
+          <w:rFonts w:ascii="Cascadia Mono" w:hAnsi="Cascadia Mono"/>
+          <w:color w:val="000000"/>
+          <w:sz w:val="19"/>
+          <w:highlight w:val="white"/>
+        </w:rPr>
+      </w:pPr>
+      <w:r>
+        <w:rPr>
+          <w:rFonts w:ascii="Cascadia Mono" w:hAnsi="Cascadia Mono"/>
+          <w:color w:val="000000"/>
+          <w:sz w:val="19"/>
+          <w:highlight w:val="white"/>
+        </w:rPr>
+        <w:tab/>
+        <w:tab/>
+        <w:tab/>
+        <w:tab/>
+      </w:r>
+      <w:r>
+        <w:rPr>
+          <w:rFonts w:ascii="Cascadia Mono" w:hAnsi="Cascadia Mono"/>
+          <w:color w:val="008000"/>
+          <w:sz w:val="19"/>
+          <w:highlight w:val="white"/>
+        </w:rPr>
+        <w:t>// проверки малости (пороги для double)</w:t>
+      </w:r>
+    </w:p>
+    <w:p>
+      <w:pPr>
+        <w:pStyle w:val="Normal"/>
+        <w:rPr>
+          <w:rFonts w:ascii="Cascadia Mono" w:hAnsi="Cascadia Mono"/>
+          <w:color w:val="000000"/>
+          <w:sz w:val="19"/>
+          <w:highlight w:val="white"/>
+        </w:rPr>
+      </w:pPr>
+      <w:r>
+        <w:rPr>
+          <w:rFonts w:ascii="Cascadia Mono" w:hAnsi="Cascadia Mono"/>
+          <w:color w:val="000000"/>
+          <w:sz w:val="19"/>
+          <w:highlight w:val="white"/>
+        </w:rPr>
+        <w:tab/>
+        <w:tab/>
+        <w:tab/>
+        <w:tab/>
+      </w:r>
+      <w:r>
+        <w:rPr>
+          <w:rFonts w:ascii="Cascadia Mono" w:hAnsi="Cascadia Mono"/>
+          <w:color w:val="0000FF"/>
+          <w:sz w:val="19"/>
+          <w:highlight w:val="white"/>
+        </w:rPr>
+        <w:t>if</w:t>
+      </w:r>
+      <w:r>
+        <w:rPr>
+          <w:rFonts w:ascii="Cascadia Mono" w:hAnsi="Cascadia Mono"/>
+          <w:color w:val="000000"/>
+          <w:sz w:val="19"/>
+          <w:highlight w:val="white"/>
+        </w:rPr>
+        <w:t xml:space="preserve"> (std::abs(Rij) &lt; 1e-11)</w:t>
+      </w:r>
+    </w:p>
+    <w:p>
+      <w:pPr>
+        <w:pStyle w:val="Normal"/>
+        <w:rPr>
+          <w:rFonts w:ascii="Cascadia Mono" w:hAnsi="Cascadia Mono"/>
+          <w:color w:val="000000"/>
+          <w:sz w:val="19"/>
+          <w:highlight w:val="white"/>
+        </w:rPr>
+      </w:pPr>
+      <w:r>
+        <w:rPr>
+          <w:rFonts w:ascii="Cascadia Mono" w:hAnsi="Cascadia Mono"/>
+          <w:color w:val="000000"/>
+          <w:sz w:val="19"/>
+          <w:highlight w:val="white"/>
+        </w:rPr>
+        <w:tab/>
+        <w:tab/>
+        <w:tab/>
+        <w:tab/>
+        <w:tab/>
+      </w:r>
+      <w:r>
+        <w:rPr>
+          <w:rFonts w:ascii="Cascadia Mono" w:hAnsi="Cascadia Mono"/>
+          <w:color w:val="0000FF"/>
+          <w:sz w:val="19"/>
+          <w:highlight w:val="white"/>
+        </w:rPr>
+        <w:t>continue</w:t>
+      </w:r>
+      <w:r>
+        <w:rPr>
+          <w:rFonts w:ascii="Cascadia Mono" w:hAnsi="Cascadia Mono"/>
+          <w:color w:val="000000"/>
+          <w:sz w:val="19"/>
+          <w:highlight w:val="white"/>
+        </w:rPr>
+        <w:t>;</w:t>
+      </w:r>
+    </w:p>
+    <w:p>
+      <w:pPr>
+        <w:pStyle w:val="Normal"/>
+        <w:rPr>
+          <w:rFonts w:ascii="Cascadia Mono" w:hAnsi="Cascadia Mono"/>
+          <w:color w:val="000000"/>
+          <w:sz w:val="19"/>
+          <w:highlight w:val="white"/>
+        </w:rPr>
+      </w:pPr>
+      <w:r>
+        <w:rPr>
+          <w:rFonts w:ascii="Cascadia Mono" w:hAnsi="Cascadia Mono"/>
+          <w:color w:val="000000"/>
+          <w:sz w:val="19"/>
+          <w:highlight w:val="white"/>
+        </w:rPr>
+      </w:r>
+    </w:p>
+    <w:p>
+      <w:pPr>
+        <w:pStyle w:val="Normal"/>
+        <w:rPr>
+          <w:rFonts w:ascii="Cascadia Mono" w:hAnsi="Cascadia Mono"/>
+          <w:color w:val="000000"/>
+          <w:sz w:val="19"/>
+          <w:highlight w:val="white"/>
+        </w:rPr>
+      </w:pPr>
+      <w:r>
+        <w:rPr>
+          <w:rFonts w:ascii="Cascadia Mono" w:hAnsi="Cascadia Mono"/>
+          <w:color w:val="000000"/>
+          <w:sz w:val="19"/>
+          <w:highlight w:val="white"/>
+        </w:rPr>
+        <w:tab/>
+        <w:tab/>
+        <w:tab/>
+        <w:tab/>
+      </w:r>
+      <w:r>
+        <w:rPr>
+          <w:rFonts w:ascii="Cascadia Mono" w:hAnsi="Cascadia Mono"/>
+          <w:color w:val="0000FF"/>
+          <w:sz w:val="19"/>
+          <w:highlight w:val="white"/>
+        </w:rPr>
+        <w:t>double</w:t>
+      </w:r>
+      <w:r>
+        <w:rPr>
+          <w:rFonts w:ascii="Cascadia Mono" w:hAnsi="Cascadia Mono"/>
+          <w:color w:val="000000"/>
+          <w:sz w:val="19"/>
+          <w:highlight w:val="white"/>
+        </w:rPr>
+        <w:t xml:space="preserve"> sqrt_val = std::sqrt(Rjj * Rjj + Rij * Rij);</w:t>
+      </w:r>
+    </w:p>
+    <w:p>
+      <w:pPr>
+        <w:pStyle w:val="Normal"/>
+        <w:rPr>
+          <w:rFonts w:ascii="Cascadia Mono" w:hAnsi="Cascadia Mono"/>
+          <w:color w:val="000000"/>
+          <w:sz w:val="19"/>
+          <w:highlight w:val="white"/>
+        </w:rPr>
+      </w:pPr>
+      <w:r>
+        <w:rPr>
+          <w:rFonts w:ascii="Cascadia Mono" w:hAnsi="Cascadia Mono"/>
+          <w:color w:val="000000"/>
+          <w:sz w:val="19"/>
+          <w:highlight w:val="white"/>
+        </w:rPr>
+        <w:tab/>
+        <w:tab/>
+        <w:tab/>
+        <w:tab/>
+      </w:r>
+      <w:r>
+        <w:rPr>
+          <w:rFonts w:ascii="Cascadia Mono" w:hAnsi="Cascadia Mono"/>
+          <w:color w:val="0000FF"/>
+          <w:sz w:val="19"/>
+          <w:highlight w:val="white"/>
+        </w:rPr>
+        <w:t>if</w:t>
+      </w:r>
+      <w:r>
+        <w:rPr>
+          <w:rFonts w:ascii="Cascadia Mono" w:hAnsi="Cascadia Mono"/>
+          <w:color w:val="000000"/>
+          <w:sz w:val="19"/>
+          <w:highlight w:val="white"/>
+        </w:rPr>
+        <w:t xml:space="preserve"> (std::abs(sqrt_val) &lt; 1e-11)</w:t>
+      </w:r>
+    </w:p>
+    <w:p>
+      <w:pPr>
+        <w:pStyle w:val="Normal"/>
+        <w:rPr>
+          <w:rFonts w:ascii="Cascadia Mono" w:hAnsi="Cascadia Mono"/>
+          <w:color w:val="000000"/>
+          <w:sz w:val="19"/>
+          <w:highlight w:val="white"/>
+        </w:rPr>
+      </w:pPr>
+      <w:r>
+        <w:rPr>
+          <w:rFonts w:ascii="Cascadia Mono" w:hAnsi="Cascadia Mono"/>
+          <w:color w:val="000000"/>
+          <w:sz w:val="19"/>
+          <w:highlight w:val="white"/>
+        </w:rPr>
+        <w:tab/>
+        <w:tab/>
+        <w:tab/>
+        <w:tab/>
+        <w:tab/>
+      </w:r>
+      <w:r>
+        <w:rPr>
+          <w:rFonts w:ascii="Cascadia Mono" w:hAnsi="Cascadia Mono"/>
+          <w:color w:val="0000FF"/>
+          <w:sz w:val="19"/>
+          <w:highlight w:val="white"/>
+        </w:rPr>
+        <w:t>continue</w:t>
+      </w:r>
+      <w:r>
+        <w:rPr>
+          <w:rFonts w:ascii="Cascadia Mono" w:hAnsi="Cascadia Mono"/>
+          <w:color w:val="000000"/>
+          <w:sz w:val="19"/>
+          <w:highlight w:val="white"/>
+        </w:rPr>
+        <w:t>;</w:t>
+      </w:r>
+    </w:p>
+    <w:p>
+      <w:pPr>
+        <w:pStyle w:val="Normal"/>
+        <w:rPr>
+          <w:rFonts w:ascii="Cascadia Mono" w:hAnsi="Cascadia Mono"/>
+          <w:color w:val="000000"/>
+          <w:sz w:val="19"/>
+          <w:highlight w:val="white"/>
+        </w:rPr>
+      </w:pPr>
+      <w:r>
+        <w:rPr>
+          <w:rFonts w:ascii="Cascadia Mono" w:hAnsi="Cascadia Mono"/>
+          <w:color w:val="000000"/>
+          <w:sz w:val="19"/>
+          <w:highlight w:val="white"/>
+        </w:rPr>
+      </w:r>
+    </w:p>
+    <w:p>
+      <w:pPr>
+        <w:pStyle w:val="Normal"/>
+        <w:rPr>
+          <w:rFonts w:ascii="Cascadia Mono" w:hAnsi="Cascadia Mono"/>
+          <w:color w:val="000000"/>
+          <w:sz w:val="19"/>
+          <w:highlight w:val="white"/>
+        </w:rPr>
+      </w:pPr>
+      <w:r>
+        <w:rPr>
+          <w:rFonts w:ascii="Cascadia Mono" w:hAnsi="Cascadia Mono"/>
+          <w:color w:val="000000"/>
+          <w:sz w:val="19"/>
+          <w:highlight w:val="white"/>
+        </w:rPr>
+        <w:tab/>
+        <w:tab/>
+        <w:tab/>
+        <w:tab/>
+      </w:r>
+      <w:r>
+        <w:rPr>
+          <w:rFonts w:ascii="Cascadia Mono" w:hAnsi="Cascadia Mono"/>
+          <w:color w:val="0000FF"/>
+          <w:sz w:val="19"/>
+          <w:highlight w:val="white"/>
+        </w:rPr>
+        <w:t>double</w:t>
+      </w:r>
+      <w:r>
+        <w:rPr>
+          <w:rFonts w:ascii="Cascadia Mono" w:hAnsi="Cascadia Mono"/>
+          <w:color w:val="000000"/>
+          <w:sz w:val="19"/>
+          <w:highlight w:val="white"/>
+        </w:rPr>
+        <w:t xml:space="preserve"> c = Rjj / sqrt_val;</w:t>
+      </w:r>
+    </w:p>
+    <w:p>
+      <w:pPr>
+        <w:pStyle w:val="Normal"/>
+        <w:rPr>
+          <w:rFonts w:ascii="Cascadia Mono" w:hAnsi="Cascadia Mono"/>
+          <w:color w:val="000000"/>
+          <w:sz w:val="19"/>
+          <w:highlight w:val="white"/>
+        </w:rPr>
+      </w:pPr>
+      <w:r>
+        <w:rPr>
+          <w:rFonts w:ascii="Cascadia Mono" w:hAnsi="Cascadia Mono"/>
+          <w:color w:val="000000"/>
+          <w:sz w:val="19"/>
+          <w:highlight w:val="white"/>
+        </w:rPr>
+        <w:tab/>
+        <w:tab/>
+        <w:tab/>
+        <w:tab/>
+      </w:r>
+      <w:r>
+        <w:rPr>
+          <w:rFonts w:ascii="Cascadia Mono" w:hAnsi="Cascadia Mono"/>
+          <w:color w:val="0000FF"/>
+          <w:sz w:val="19"/>
+          <w:highlight w:val="white"/>
+        </w:rPr>
+        <w:t>double</w:t>
+      </w:r>
+      <w:r>
+        <w:rPr>
+          <w:rFonts w:ascii="Cascadia Mono" w:hAnsi="Cascadia Mono"/>
+          <w:color w:val="000000"/>
+          <w:sz w:val="19"/>
+          <w:highlight w:val="white"/>
+        </w:rPr>
+        <w:t xml:space="preserve"> s = -Rij / sqrt_val;</w:t>
+      </w:r>
+    </w:p>
+    <w:p>
+      <w:pPr>
+        <w:pStyle w:val="Normal"/>
+        <w:rPr>
+          <w:rFonts w:ascii="Cascadia Mono" w:hAnsi="Cascadia Mono"/>
+          <w:color w:val="000000"/>
+          <w:sz w:val="19"/>
+          <w:highlight w:val="white"/>
+        </w:rPr>
+      </w:pPr>
+      <w:r>
+        <w:rPr>
+          <w:rFonts w:ascii="Cascadia Mono" w:hAnsi="Cascadia Mono"/>
+          <w:color w:val="000000"/>
+          <w:sz w:val="19"/>
+          <w:highlight w:val="white"/>
+        </w:rPr>
+      </w:r>
+    </w:p>
+    <w:p>
+      <w:pPr>
+        <w:pStyle w:val="Normal"/>
+        <w:rPr>
+          <w:rFonts w:ascii="Cascadia Mono" w:hAnsi="Cascadia Mono"/>
+          <w:color w:val="000000"/>
+          <w:sz w:val="19"/>
+          <w:highlight w:val="white"/>
+        </w:rPr>
+      </w:pPr>
+      <w:r>
+        <w:rPr>
+          <w:rFonts w:ascii="Cascadia Mono" w:hAnsi="Cascadia Mono"/>
+          <w:color w:val="000000"/>
+          <w:sz w:val="19"/>
+          <w:highlight w:val="white"/>
+        </w:rPr>
+        <w:tab/>
+        <w:tab/>
+        <w:tab/>
+        <w:tab/>
+      </w:r>
+      <w:r>
+        <w:rPr>
+          <w:rFonts w:eastAsia="NSimSun" w:cs="Arial" w:ascii="Cascadia Mono" w:hAnsi="Cascadia Mono"/>
+          <w:color w:val="008000"/>
+          <w:kern w:val="2"/>
+          <w:sz w:val="19"/>
+          <w:szCs w:val="24"/>
+          <w:highlight w:val="white"/>
+          <w:lang w:val="ru-RU" w:eastAsia="zh-CN" w:bidi="hi-IN"/>
+        </w:rPr>
+        <w:t xml:space="preserve">// </w:t>
+      </w:r>
+      <w:r>
+        <w:rPr>
+          <w:rFonts w:eastAsia="NSimSun" w:cs="Arial" w:ascii="Cascadia Mono" w:hAnsi="Cascadia Mono"/>
+          <w:color w:val="008000"/>
+          <w:kern w:val="2"/>
+          <w:sz w:val="19"/>
+          <w:szCs w:val="24"/>
+          <w:highlight w:val="white"/>
+          <w:lang w:val="ru-RU" w:eastAsia="zh-CN" w:bidi="hi-IN"/>
+        </w:rPr>
+        <w:t>вычисление матрицы R</w:t>
+      </w:r>
+      <w:r>
+        <w:rPr>
+          <w:rFonts w:eastAsia="NSimSun" w:cs="Arial" w:ascii="Cascadia Mono" w:hAnsi="Cascadia Mono"/>
+          <w:color w:val="008000"/>
+          <w:kern w:val="2"/>
+          <w:sz w:val="19"/>
+          <w:szCs w:val="24"/>
+          <w:highlight w:val="white"/>
+          <w:lang w:val="en-US" w:eastAsia="zh-CN" w:bidi="hi-IN"/>
         </w:rPr>
         <w:t xml:space="preserve"> </w:t>
       </w:r>
       <w:r>
         <w:rPr>
-          <w:rFonts w:ascii="Cascadia Mono" w:hAnsi="Cascadia Mono"/>
-          <w:color w:val="A31515"/>
-          <w:sz w:val="19"/>
-          <w:highlight w:val="white"/>
-        </w:rPr>
-        <w:t>"../IQRSolver.h"</w:t>
+          <w:rFonts w:eastAsia="NSimSun" w:cs="Arial" w:ascii="Cascadia Mono" w:hAnsi="Cascadia Mono"/>
+          <w:color w:val="008000"/>
+          <w:kern w:val="2"/>
+          <w:sz w:val="19"/>
+          <w:szCs w:val="24"/>
+          <w:highlight w:val="white"/>
+          <w:lang w:val="ru-RU" w:eastAsia="zh-CN" w:bidi="hi-IN"/>
+        </w:rPr>
+        <w:t>путём вращения строк</w:t>
       </w:r>
     </w:p>
     <w:p>
@@ -34382,25 +36698,52 @@
           <w:sz w:val="19"/>
           <w:highlight w:val="white"/>
         </w:rPr>
-        <w:t>#include</w:t>
-      </w:r>
-      <w:r>
-        <w:rPr>
-          <w:rFonts w:ascii="Cascadia Mono" w:hAnsi="Cascadia Mono"/>
-          <w:color w:val="000000"/>
-          <w:sz w:val="19"/>
-          <w:highlight w:val="white"/>
-        </w:rPr>
-        <w:t xml:space="preserve"> </w:t>
-      </w:r>
-      <w:r>
-        <w:rPr>
-          <w:rFonts w:ascii="Cascadia Mono" w:hAnsi="Cascadia Mono"/>
-          <w:color w:val="A31515"/>
-          <w:sz w:val="19"/>
-          <w:highlight w:val="white"/>
-        </w:rPr>
-        <w:t>"math.h"</w:t>
+        <w:t>#pragma</w:t>
+      </w:r>
+      <w:r>
+        <w:rPr>
+          <w:rFonts w:ascii="Cascadia Mono" w:hAnsi="Cascadia Mono"/>
+          <w:color w:val="000000"/>
+          <w:sz w:val="19"/>
+          <w:highlight w:val="white"/>
+        </w:rPr>
+        <w:t xml:space="preserve"> omp parallel </w:t>
+      </w:r>
+      <w:r>
+        <w:rPr>
+          <w:rFonts w:ascii="Cascadia Mono" w:hAnsi="Cascadia Mono"/>
+          <w:color w:val="0000FF"/>
+          <w:sz w:val="19"/>
+          <w:highlight w:val="white"/>
+        </w:rPr>
+        <w:t>for</w:t>
+      </w:r>
+      <w:r>
+        <w:rPr>
+          <w:rFonts w:ascii="Cascadia Mono" w:hAnsi="Cascadia Mono"/>
+          <w:color w:val="000000"/>
+          <w:sz w:val="19"/>
+          <w:highlight w:val="white"/>
+        </w:rPr>
+        <w:t xml:space="preserve"> num_threads(thread_num) </w:t>
+      </w:r>
+      <w:r>
+        <w:rPr>
+          <w:rFonts w:ascii="Cascadia Mono" w:hAnsi="Cascadia Mono"/>
+          <w:color w:val="0000FF"/>
+          <w:sz w:val="19"/>
+          <w:highlight w:val="white"/>
+        </w:rPr>
+        <w:t>if</w:t>
+      </w:r>
+      <w:r>
+        <w:rPr>
+          <w:rFonts w:ascii="Cascadia Mono" w:hAnsi="Cascadia Mono"/>
+          <w:color w:val="000000"/>
+          <w:sz w:val="19"/>
+          <w:highlight w:val="white"/>
+        </w:rPr>
+        <w:t xml:space="preserve"> (N &gt;= 1000)</w:t>
       </w:r>
     </w:p>
     <w:p>
@@ -34420,6 +36763,46 @@
           <w:sz w:val="19"/>
           <w:highlight w:val="white"/>
         </w:rPr>
+        <w:tab/>
+        <w:tab/>
+        <w:tab/>
+        <w:tab/>
+      </w:r>
+      <w:r>
+        <w:rPr>
+          <w:rFonts w:ascii="Cascadia Mono" w:hAnsi="Cascadia Mono"/>
+          <w:color w:val="0000FF"/>
+          <w:sz w:val="19"/>
+          <w:highlight w:val="white"/>
+        </w:rPr>
+        <w:t>for</w:t>
+      </w:r>
+      <w:r>
+        <w:rPr>
+          <w:rFonts w:ascii="Cascadia Mono" w:hAnsi="Cascadia Mono"/>
+          <w:color w:val="000000"/>
+          <w:sz w:val="19"/>
+          <w:highlight w:val="white"/>
+        </w:rPr>
+        <w:t xml:space="preserve"> (</w:t>
+      </w:r>
+      <w:r>
+        <w:rPr>
+          <w:rFonts w:ascii="Cascadia Mono" w:hAnsi="Cascadia Mono"/>
+          <w:color w:val="0000FF"/>
+          <w:sz w:val="19"/>
+          <w:highlight w:val="white"/>
+        </w:rPr>
+        <w:t>int</w:t>
+      </w:r>
+      <w:r>
+        <w:rPr>
+          <w:rFonts w:ascii="Cascadia Mono" w:hAnsi="Cascadia Mono"/>
+          <w:color w:val="000000"/>
+          <w:sz w:val="19"/>
+          <w:highlight w:val="white"/>
+        </w:rPr>
+        <w:t xml:space="preserve"> k = j; k &lt; N; ++k) {</w:t>
       </w:r>
     </w:p>
     <w:p>
@@ -34435,20 +36818,147 @@
       <w:r>
         <w:rPr>
           <w:rFonts w:ascii="Cascadia Mono" w:hAnsi="Cascadia Mono"/>
+          <w:color w:val="000000"/>
+          <w:sz w:val="19"/>
+          <w:highlight w:val="white"/>
+        </w:rPr>
+        <w:tab/>
+        <w:tab/>
+        <w:tab/>
+        <w:tab/>
+        <w:tab/>
+      </w:r>
+      <w:r>
+        <w:rPr>
+          <w:rFonts w:ascii="Cascadia Mono" w:hAnsi="Cascadia Mono"/>
+          <w:color w:val="2B91AF"/>
+          <w:sz w:val="19"/>
+          <w:highlight w:val="white"/>
+        </w:rPr>
+        <w:t>T</w:t>
+      </w:r>
+      <w:r>
+        <w:rPr>
+          <w:rFonts w:ascii="Cascadia Mono" w:hAnsi="Cascadia Mono"/>
+          <w:color w:val="000000"/>
+          <w:sz w:val="19"/>
+          <w:highlight w:val="white"/>
+        </w:rPr>
+        <w:t xml:space="preserve"> temp = </w:t>
+      </w:r>
+      <w:r>
+        <w:rPr>
+          <w:rFonts w:ascii="Cascadia Mono" w:hAnsi="Cascadia Mono"/>
           <w:color w:val="0000FF"/>
           <w:sz w:val="19"/>
           <w:highlight w:val="white"/>
         </w:rPr>
-        <w:t>template</w:t>
-      </w:r>
-      <w:r>
-        <w:rPr>
-          <w:rFonts w:ascii="Cascadia Mono" w:hAnsi="Cascadia Mono"/>
-          <w:color w:val="000000"/>
-          <w:sz w:val="19"/>
-          <w:highlight w:val="white"/>
-        </w:rPr>
-        <w:t xml:space="preserve"> &lt;</w:t>
+        <w:t>static_cast</w:t>
+      </w:r>
+      <w:r>
+        <w:rPr>
+          <w:rFonts w:ascii="Cascadia Mono" w:hAnsi="Cascadia Mono"/>
+          <w:color w:val="000000"/>
+          <w:sz w:val="19"/>
+          <w:highlight w:val="white"/>
+        </w:rPr>
+        <w:t>&lt;</w:t>
+      </w:r>
+      <w:r>
+        <w:rPr>
+          <w:rFonts w:ascii="Cascadia Mono" w:hAnsi="Cascadia Mono"/>
+          <w:color w:val="2B91AF"/>
+          <w:sz w:val="19"/>
+          <w:highlight w:val="white"/>
+        </w:rPr>
+        <w:t>T</w:t>
+      </w:r>
+      <w:r>
+        <w:rPr>
+          <w:rFonts w:ascii="Cascadia Mono" w:hAnsi="Cascadia Mono"/>
+          <w:color w:val="000000"/>
+          <w:sz w:val="19"/>
+          <w:highlight w:val="white"/>
+        </w:rPr>
+        <w:t>&gt;(</w:t>
+      </w:r>
+      <w:r>
+        <w:rPr>
+          <w:rFonts w:ascii="Cascadia Mono" w:hAnsi="Cascadia Mono"/>
+          <w:color w:val="808080"/>
+          <w:sz w:val="19"/>
+          <w:highlight w:val="white"/>
+        </w:rPr>
+        <w:t>R</w:t>
+      </w:r>
+      <w:r>
+        <w:rPr>
+          <w:rFonts w:ascii="Cascadia Mono" w:hAnsi="Cascadia Mono"/>
+          <w:color w:val="000000"/>
+          <w:sz w:val="19"/>
+          <w:highlight w:val="white"/>
+        </w:rPr>
+        <w:t xml:space="preserve">[j][k] * c - </w:t>
+      </w:r>
+      <w:r>
+        <w:rPr>
+          <w:rFonts w:ascii="Cascadia Mono" w:hAnsi="Cascadia Mono"/>
+          <w:color w:val="808080"/>
+          <w:sz w:val="19"/>
+          <w:highlight w:val="white"/>
+        </w:rPr>
+        <w:t>R</w:t>
+      </w:r>
+      <w:r>
+        <w:rPr>
+          <w:rFonts w:ascii="Cascadia Mono" w:hAnsi="Cascadia Mono"/>
+          <w:color w:val="000000"/>
+          <w:sz w:val="19"/>
+          <w:highlight w:val="white"/>
+        </w:rPr>
+        <w:t>[i][k] * s);</w:t>
+      </w:r>
+    </w:p>
+    <w:p>
+      <w:pPr>
+        <w:pStyle w:val="Normal"/>
+        <w:rPr>
+          <w:rFonts w:ascii="Cascadia Mono" w:hAnsi="Cascadia Mono"/>
+          <w:color w:val="000000"/>
+          <w:sz w:val="19"/>
+          <w:highlight w:val="white"/>
+        </w:rPr>
+      </w:pPr>
+      <w:r>
+        <w:rPr>
+          <w:rFonts w:ascii="Cascadia Mono" w:hAnsi="Cascadia Mono"/>
+          <w:color w:val="000000"/>
+          <w:sz w:val="19"/>
+          <w:highlight w:val="white"/>
+        </w:rPr>
+        <w:tab/>
+        <w:tab/>
+        <w:tab/>
+        <w:tab/>
+        <w:tab/>
+      </w:r>
+      <w:r>
+        <w:rPr>
+          <w:rFonts w:ascii="Cascadia Mono" w:hAnsi="Cascadia Mono"/>
+          <w:color w:val="808080"/>
+          <w:sz w:val="19"/>
+          <w:highlight w:val="white"/>
+        </w:rPr>
+        <w:t>R</w:t>
+      </w:r>
+      <w:r>
+        <w:rPr>
+          <w:rFonts w:ascii="Cascadia Mono" w:hAnsi="Cascadia Mono"/>
+          <w:color w:val="000000"/>
+          <w:sz w:val="19"/>
+          <w:highlight w:val="white"/>
+        </w:rPr>
+        <w:t xml:space="preserve">[i][k] = </w:t>
       </w:r>
       <w:r>
         <w:rPr>
@@ -34457,16 +36967,16 @@
           <w:sz w:val="19"/>
           <w:highlight w:val="white"/>
         </w:rPr>
-        <w:t>typename</w:t>
-      </w:r>
-      <w:r>
-        <w:rPr>
-          <w:rFonts w:ascii="Cascadia Mono" w:hAnsi="Cascadia Mono"/>
-          <w:color w:val="000000"/>
-          <w:sz w:val="19"/>
-          <w:highlight w:val="white"/>
-        </w:rPr>
-        <w:t xml:space="preserve"> </w:t>
+        <w:t>static_cast</w:t>
+      </w:r>
+      <w:r>
+        <w:rPr>
+          <w:rFonts w:ascii="Cascadia Mono" w:hAnsi="Cascadia Mono"/>
+          <w:color w:val="000000"/>
+          <w:sz w:val="19"/>
+          <w:highlight w:val="white"/>
+        </w:rPr>
+        <w:t>&lt;</w:t>
       </w:r>
       <w:r>
         <w:rPr>
@@ -34484,7 +36994,43 @@
           <w:sz w:val="19"/>
           <w:highlight w:val="white"/>
         </w:rPr>
-        <w:t>&gt;</w:t>
+        <w:t>&gt;(</w:t>
+      </w:r>
+      <w:r>
+        <w:rPr>
+          <w:rFonts w:ascii="Cascadia Mono" w:hAnsi="Cascadia Mono"/>
+          <w:color w:val="808080"/>
+          <w:sz w:val="19"/>
+          <w:highlight w:val="white"/>
+        </w:rPr>
+        <w:t>R</w:t>
+      </w:r>
+      <w:r>
+        <w:rPr>
+          <w:rFonts w:ascii="Cascadia Mono" w:hAnsi="Cascadia Mono"/>
+          <w:color w:val="000000"/>
+          <w:sz w:val="19"/>
+          <w:highlight w:val="white"/>
+        </w:rPr>
+        <w:t xml:space="preserve">[j][k] * s + </w:t>
+      </w:r>
+      <w:r>
+        <w:rPr>
+          <w:rFonts w:ascii="Cascadia Mono" w:hAnsi="Cascadia Mono"/>
+          <w:color w:val="808080"/>
+          <w:sz w:val="19"/>
+          <w:highlight w:val="white"/>
+        </w:rPr>
+        <w:t>R</w:t>
+      </w:r>
+      <w:r>
+        <w:rPr>
+          <w:rFonts w:ascii="Cascadia Mono" w:hAnsi="Cascadia Mono"/>
+          <w:color w:val="000000"/>
+          <w:sz w:val="19"/>
+          <w:highlight w:val="white"/>
+        </w:rPr>
+        <w:t>[i][k] * c);</w:t>
       </w:r>
     </w:p>
     <w:p>
@@ -34500,20 +37046,223 @@
       <w:r>
         <w:rPr>
           <w:rFonts w:ascii="Cascadia Mono" w:hAnsi="Cascadia Mono"/>
+          <w:color w:val="000000"/>
+          <w:sz w:val="19"/>
+          <w:highlight w:val="white"/>
+        </w:rPr>
+        <w:tab/>
+        <w:tab/>
+        <w:tab/>
+        <w:tab/>
+        <w:tab/>
+      </w:r>
+      <w:r>
+        <w:rPr>
+          <w:rFonts w:ascii="Cascadia Mono" w:hAnsi="Cascadia Mono"/>
+          <w:color w:val="808080"/>
+          <w:sz w:val="19"/>
+          <w:highlight w:val="white"/>
+        </w:rPr>
+        <w:t>R</w:t>
+      </w:r>
+      <w:r>
+        <w:rPr>
+          <w:rFonts w:ascii="Cascadia Mono" w:hAnsi="Cascadia Mono"/>
+          <w:color w:val="000000"/>
+          <w:sz w:val="19"/>
+          <w:highlight w:val="white"/>
+        </w:rPr>
+        <w:t>[j][k] = temp;</w:t>
+      </w:r>
+    </w:p>
+    <w:p>
+      <w:pPr>
+        <w:pStyle w:val="Normal"/>
+        <w:rPr>
+          <w:rFonts w:ascii="Cascadia Mono" w:hAnsi="Cascadia Mono"/>
+          <w:color w:val="000000"/>
+          <w:sz w:val="19"/>
+          <w:highlight w:val="white"/>
+        </w:rPr>
+      </w:pPr>
+      <w:r>
+        <w:rPr>
+          <w:rFonts w:ascii="Cascadia Mono" w:hAnsi="Cascadia Mono"/>
+          <w:color w:val="000000"/>
+          <w:sz w:val="19"/>
+          <w:highlight w:val="white"/>
+        </w:rPr>
+        <w:tab/>
+        <w:tab/>
+        <w:tab/>
+        <w:tab/>
+        <w:t>}</w:t>
+      </w:r>
+    </w:p>
+    <w:p>
+      <w:pPr>
+        <w:pStyle w:val="Normal"/>
+        <w:rPr>
+          <w:rFonts w:ascii="Cascadia Mono" w:hAnsi="Cascadia Mono"/>
+          <w:color w:val="000000"/>
+          <w:sz w:val="19"/>
+          <w:highlight w:val="white"/>
+        </w:rPr>
+      </w:pPr>
+      <w:r>
+        <w:rPr>
+          <w:rFonts w:ascii="Cascadia Mono" w:hAnsi="Cascadia Mono"/>
+          <w:color w:val="000000"/>
+          <w:sz w:val="19"/>
+          <w:highlight w:val="white"/>
+        </w:rPr>
+      </w:r>
+    </w:p>
+    <w:p>
+      <w:pPr>
+        <w:pStyle w:val="Normal"/>
+        <w:rPr>
+          <w:rFonts w:ascii="Cascadia Mono" w:hAnsi="Cascadia Mono"/>
+          <w:color w:val="000000"/>
+          <w:sz w:val="19"/>
+          <w:highlight w:val="white"/>
+        </w:rPr>
+      </w:pPr>
+      <w:r>
+        <w:rPr>
+          <w:rFonts w:ascii="Cascadia Mono" w:hAnsi="Cascadia Mono"/>
+          <w:color w:val="000000"/>
+          <w:sz w:val="19"/>
+          <w:highlight w:val="white"/>
+        </w:rPr>
+        <w:tab/>
+        <w:tab/>
+        <w:tab/>
+        <w:tab/>
+      </w:r>
+      <w:r>
+        <w:rPr>
+          <w:rFonts w:eastAsia="NSimSun" w:cs="Arial" w:ascii="Cascadia Mono" w:hAnsi="Cascadia Mono"/>
+          <w:color w:val="008000"/>
+          <w:kern w:val="2"/>
+          <w:sz w:val="19"/>
+          <w:szCs w:val="24"/>
+          <w:highlight w:val="white"/>
+          <w:lang w:val="ru-RU" w:eastAsia="zh-CN" w:bidi="hi-IN"/>
+        </w:rPr>
+        <w:t xml:space="preserve">// </w:t>
+      </w:r>
+      <w:r>
+        <w:rPr>
+          <w:rFonts w:eastAsia="NSimSun" w:cs="Arial" w:ascii="Cascadia Mono" w:hAnsi="Cascadia Mono"/>
+          <w:color w:val="008000"/>
+          <w:kern w:val="2"/>
+          <w:sz w:val="19"/>
+          <w:szCs w:val="24"/>
+          <w:highlight w:val="white"/>
+          <w:lang w:val="ru-RU" w:eastAsia="zh-CN" w:bidi="hi-IN"/>
+        </w:rPr>
+        <w:t>сохранение коэффициентов вращения</w:t>
+      </w:r>
+    </w:p>
+    <w:p>
+      <w:pPr>
+        <w:pStyle w:val="Normal"/>
+        <w:rPr>
+          <w:rFonts w:ascii="Cascadia Mono" w:hAnsi="Cascadia Mono"/>
+          <w:color w:val="000000"/>
+          <w:sz w:val="19"/>
+          <w:highlight w:val="white"/>
+        </w:rPr>
+      </w:pPr>
+      <w:r>
+        <w:rPr>
+          <w:rFonts w:ascii="Cascadia Mono" w:hAnsi="Cascadia Mono"/>
+          <w:color w:val="000000"/>
+          <w:sz w:val="19"/>
+          <w:highlight w:val="white"/>
+        </w:rPr>
+        <w:tab/>
+        <w:tab/>
+        <w:tab/>
+        <w:tab/>
+      </w:r>
+      <w:r>
+        <w:rPr>
+          <w:rFonts w:ascii="Cascadia Mono" w:hAnsi="Cascadia Mono"/>
           <w:color w:val="0000FF"/>
           <w:sz w:val="19"/>
           <w:highlight w:val="white"/>
         </w:rPr>
-        <w:t>class</w:t>
-      </w:r>
-      <w:r>
-        <w:rPr>
-          <w:rFonts w:ascii="Cascadia Mono" w:hAnsi="Cascadia Mono"/>
-          <w:color w:val="000000"/>
-          <w:sz w:val="19"/>
-          <w:highlight w:val="white"/>
-        </w:rPr>
-        <w:t xml:space="preserve"> </w:t>
+        <w:t>double</w:t>
+      </w:r>
+      <w:r>
+        <w:rPr>
+          <w:rFonts w:ascii="Cascadia Mono" w:hAnsi="Cascadia Mono"/>
+          <w:color w:val="000000"/>
+          <w:sz w:val="19"/>
+          <w:highlight w:val="white"/>
+        </w:rPr>
+        <w:t xml:space="preserve"> tau = s / (1.0 + c);</w:t>
+      </w:r>
+    </w:p>
+    <w:p>
+      <w:pPr>
+        <w:pStyle w:val="Normal"/>
+        <w:rPr>
+          <w:rFonts w:ascii="Cascadia Mono" w:hAnsi="Cascadia Mono"/>
+          <w:color w:val="000000"/>
+          <w:sz w:val="19"/>
+          <w:highlight w:val="white"/>
+        </w:rPr>
+      </w:pPr>
+      <w:r>
+        <w:rPr>
+          <w:rFonts w:ascii="Cascadia Mono" w:hAnsi="Cascadia Mono"/>
+          <w:color w:val="000000"/>
+          <w:sz w:val="19"/>
+          <w:highlight w:val="white"/>
+        </w:rPr>
+        <w:tab/>
+        <w:tab/>
+        <w:tab/>
+        <w:tab/>
+      </w:r>
+      <w:r>
+        <w:rPr>
+          <w:rFonts w:ascii="Cascadia Mono" w:hAnsi="Cascadia Mono"/>
+          <w:color w:val="808080"/>
+          <w:sz w:val="19"/>
+          <w:highlight w:val="white"/>
+        </w:rPr>
+        <w:t>R</w:t>
+      </w:r>
+      <w:r>
+        <w:rPr>
+          <w:rFonts w:ascii="Cascadia Mono" w:hAnsi="Cascadia Mono"/>
+          <w:color w:val="000000"/>
+          <w:sz w:val="19"/>
+          <w:highlight w:val="white"/>
+        </w:rPr>
+        <w:t xml:space="preserve">[i][j] = </w:t>
+      </w:r>
+      <w:r>
+        <w:rPr>
+          <w:rFonts w:ascii="Cascadia Mono" w:hAnsi="Cascadia Mono"/>
+          <w:color w:val="0000FF"/>
+          <w:sz w:val="19"/>
+          <w:highlight w:val="white"/>
+        </w:rPr>
+        <w:t>static_cast</w:t>
+      </w:r>
+      <w:r>
+        <w:rPr>
+          <w:rFonts w:ascii="Cascadia Mono" w:hAnsi="Cascadia Mono"/>
+          <w:color w:val="000000"/>
+          <w:sz w:val="19"/>
+          <w:highlight w:val="white"/>
+        </w:rPr>
+        <w:t>&lt;</w:t>
       </w:r>
       <w:r>
         <w:rPr>
@@ -34522,16 +37271,101 @@
           <w:sz w:val="19"/>
           <w:highlight w:val="white"/>
         </w:rPr>
-        <w:t>GivensMethodBasic</w:t>
-      </w:r>
-      <w:r>
-        <w:rPr>
-          <w:rFonts w:ascii="Cascadia Mono" w:hAnsi="Cascadia Mono"/>
-          <w:color w:val="000000"/>
-          <w:sz w:val="19"/>
-          <w:highlight w:val="white"/>
-        </w:rPr>
-        <w:t xml:space="preserve"> : </w:t>
+        <w:t>T</w:t>
+      </w:r>
+      <w:r>
+        <w:rPr>
+          <w:rFonts w:ascii="Cascadia Mono" w:hAnsi="Cascadia Mono"/>
+          <w:color w:val="000000"/>
+          <w:sz w:val="19"/>
+          <w:highlight w:val="white"/>
+        </w:rPr>
+        <w:t>&gt;(tau);</w:t>
+      </w:r>
+    </w:p>
+    <w:p>
+      <w:pPr>
+        <w:pStyle w:val="Normal"/>
+        <w:rPr>
+          <w:rFonts w:ascii="Cascadia Mono" w:hAnsi="Cascadia Mono"/>
+          <w:color w:val="000000"/>
+          <w:sz w:val="19"/>
+          <w:highlight w:val="white"/>
+        </w:rPr>
+      </w:pPr>
+      <w:r>
+        <w:rPr>
+          <w:rFonts w:ascii="Cascadia Mono" w:hAnsi="Cascadia Mono"/>
+          <w:color w:val="000000"/>
+          <w:sz w:val="19"/>
+          <w:highlight w:val="white"/>
+        </w:rPr>
+        <w:tab/>
+        <w:tab/>
+        <w:tab/>
+        <w:t>}</w:t>
+      </w:r>
+    </w:p>
+    <w:p>
+      <w:pPr>
+        <w:pStyle w:val="Normal"/>
+        <w:rPr>
+          <w:rFonts w:ascii="Cascadia Mono" w:hAnsi="Cascadia Mono"/>
+          <w:color w:val="000000"/>
+          <w:sz w:val="19"/>
+          <w:highlight w:val="white"/>
+        </w:rPr>
+      </w:pPr>
+      <w:r>
+        <w:rPr>
+          <w:rFonts w:ascii="Cascadia Mono" w:hAnsi="Cascadia Mono"/>
+          <w:color w:val="000000"/>
+          <w:sz w:val="19"/>
+          <w:highlight w:val="white"/>
+        </w:rPr>
+        <w:tab/>
+        <w:tab/>
+        <w:t>}</w:t>
+      </w:r>
+    </w:p>
+    <w:p>
+      <w:pPr>
+        <w:pStyle w:val="Normal"/>
+        <w:rPr>
+          <w:rFonts w:ascii="Cascadia Mono" w:hAnsi="Cascadia Mono"/>
+          <w:color w:val="000000"/>
+          <w:sz w:val="19"/>
+          <w:highlight w:val="white"/>
+        </w:rPr>
+      </w:pPr>
+      <w:r>
+        <w:rPr>
+          <w:rFonts w:ascii="Cascadia Mono" w:hAnsi="Cascadia Mono"/>
+          <w:color w:val="000000"/>
+          <w:sz w:val="19"/>
+          <w:highlight w:val="white"/>
+        </w:rPr>
+      </w:r>
+    </w:p>
+    <w:p>
+      <w:pPr>
+        <w:pStyle w:val="Normal"/>
+        <w:rPr>
+          <w:rFonts w:ascii="Cascadia Mono" w:hAnsi="Cascadia Mono"/>
+          <w:color w:val="000000"/>
+          <w:sz w:val="19"/>
+          <w:highlight w:val="white"/>
+        </w:rPr>
+      </w:pPr>
+      <w:r>
+        <w:rPr>
+          <w:rFonts w:ascii="Cascadia Mono" w:hAnsi="Cascadia Mono"/>
+          <w:color w:val="000000"/>
+          <w:sz w:val="19"/>
+          <w:highlight w:val="white"/>
+        </w:rPr>
+        <w:tab/>
+        <w:tab/>
       </w:r>
       <w:r>
         <w:rPr>
@@ -34540,16 +37374,819 @@
           <w:sz w:val="19"/>
           <w:highlight w:val="white"/>
         </w:rPr>
-        <w:t>public</w:t>
-      </w:r>
-      <w:r>
-        <w:rPr>
-          <w:rFonts w:ascii="Cascadia Mono" w:hAnsi="Cascadia Mono"/>
-          <w:color w:val="000000"/>
-          <w:sz w:val="19"/>
-          <w:highlight w:val="white"/>
-        </w:rPr>
-        <w:t xml:space="preserve"> </w:t>
+        <w:t>for</w:t>
+      </w:r>
+      <w:r>
+        <w:rPr>
+          <w:rFonts w:ascii="Cascadia Mono" w:hAnsi="Cascadia Mono"/>
+          <w:color w:val="000000"/>
+          <w:sz w:val="19"/>
+          <w:highlight w:val="white"/>
+        </w:rPr>
+        <w:t xml:space="preserve"> (</w:t>
+      </w:r>
+      <w:r>
+        <w:rPr>
+          <w:rFonts w:ascii="Cascadia Mono" w:hAnsi="Cascadia Mono"/>
+          <w:color w:val="0000FF"/>
+          <w:sz w:val="19"/>
+          <w:highlight w:val="white"/>
+        </w:rPr>
+        <w:t>int</w:t>
+      </w:r>
+      <w:r>
+        <w:rPr>
+          <w:rFonts w:ascii="Cascadia Mono" w:hAnsi="Cascadia Mono"/>
+          <w:color w:val="000000"/>
+          <w:sz w:val="19"/>
+          <w:highlight w:val="white"/>
+        </w:rPr>
+        <w:t xml:space="preserve"> j = 0; j &lt; N - 1; ++j)</w:t>
+      </w:r>
+    </w:p>
+    <w:p>
+      <w:pPr>
+        <w:pStyle w:val="Normal"/>
+        <w:rPr>
+          <w:rFonts w:ascii="Cascadia Mono" w:hAnsi="Cascadia Mono"/>
+          <w:color w:val="000000"/>
+          <w:sz w:val="19"/>
+          <w:highlight w:val="white"/>
+        </w:rPr>
+      </w:pPr>
+      <w:r>
+        <w:rPr>
+          <w:rFonts w:ascii="Cascadia Mono" w:hAnsi="Cascadia Mono"/>
+          <w:color w:val="000000"/>
+          <w:sz w:val="19"/>
+          <w:highlight w:val="white"/>
+        </w:rPr>
+        <w:tab/>
+        <w:tab/>
+        <w:t>{</w:t>
+      </w:r>
+    </w:p>
+    <w:p>
+      <w:pPr>
+        <w:pStyle w:val="Normal"/>
+        <w:rPr>
+          <w:rFonts w:ascii="Cascadia Mono" w:hAnsi="Cascadia Mono"/>
+          <w:color w:val="000000"/>
+          <w:sz w:val="19"/>
+          <w:highlight w:val="white"/>
+        </w:rPr>
+      </w:pPr>
+      <w:r>
+        <w:rPr>
+          <w:rFonts w:ascii="Cascadia Mono" w:hAnsi="Cascadia Mono"/>
+          <w:color w:val="000000"/>
+          <w:sz w:val="19"/>
+          <w:highlight w:val="white"/>
+        </w:rPr>
+        <w:tab/>
+        <w:tab/>
+        <w:tab/>
+      </w:r>
+      <w:r>
+        <w:rPr>
+          <w:rFonts w:ascii="Cascadia Mono" w:hAnsi="Cascadia Mono"/>
+          <w:color w:val="0000FF"/>
+          <w:sz w:val="19"/>
+          <w:highlight w:val="white"/>
+        </w:rPr>
+        <w:t>for</w:t>
+      </w:r>
+      <w:r>
+        <w:rPr>
+          <w:rFonts w:ascii="Cascadia Mono" w:hAnsi="Cascadia Mono"/>
+          <w:color w:val="000000"/>
+          <w:sz w:val="19"/>
+          <w:highlight w:val="white"/>
+        </w:rPr>
+        <w:t xml:space="preserve"> (</w:t>
+      </w:r>
+      <w:r>
+        <w:rPr>
+          <w:rFonts w:ascii="Cascadia Mono" w:hAnsi="Cascadia Mono"/>
+          <w:color w:val="0000FF"/>
+          <w:sz w:val="19"/>
+          <w:highlight w:val="white"/>
+        </w:rPr>
+        <w:t>int</w:t>
+      </w:r>
+      <w:r>
+        <w:rPr>
+          <w:rFonts w:ascii="Cascadia Mono" w:hAnsi="Cascadia Mono"/>
+          <w:color w:val="000000"/>
+          <w:sz w:val="19"/>
+          <w:highlight w:val="white"/>
+        </w:rPr>
+        <w:t xml:space="preserve"> i = j + 1; i &lt; N; ++i)</w:t>
+      </w:r>
+    </w:p>
+    <w:p>
+      <w:pPr>
+        <w:pStyle w:val="Normal"/>
+        <w:rPr>
+          <w:rFonts w:ascii="Cascadia Mono" w:hAnsi="Cascadia Mono"/>
+          <w:color w:val="000000"/>
+          <w:sz w:val="19"/>
+          <w:highlight w:val="white"/>
+        </w:rPr>
+      </w:pPr>
+      <w:r>
+        <w:rPr>
+          <w:rFonts w:ascii="Cascadia Mono" w:hAnsi="Cascadia Mono"/>
+          <w:color w:val="000000"/>
+          <w:sz w:val="19"/>
+          <w:highlight w:val="white"/>
+        </w:rPr>
+        <w:tab/>
+        <w:tab/>
+        <w:tab/>
+        <w:t>{</w:t>
+      </w:r>
+    </w:p>
+    <w:p>
+      <w:pPr>
+        <w:pStyle w:val="Normal"/>
+        <w:rPr>
+          <w:rFonts w:ascii="Cascadia Mono" w:hAnsi="Cascadia Mono"/>
+          <w:color w:val="000000"/>
+          <w:sz w:val="19"/>
+          <w:highlight w:val="white"/>
+        </w:rPr>
+      </w:pPr>
+      <w:r>
+        <w:rPr>
+          <w:rFonts w:ascii="Cascadia Mono" w:hAnsi="Cascadia Mono"/>
+          <w:color w:val="000000"/>
+          <w:sz w:val="19"/>
+          <w:highlight w:val="white"/>
+        </w:rPr>
+        <w:tab/>
+        <w:tab/>
+        <w:tab/>
+        <w:tab/>
+      </w:r>
+      <w:r>
+        <w:rPr>
+          <w:rFonts w:ascii="Cascadia Mono" w:hAnsi="Cascadia Mono"/>
+          <w:color w:val="0000FF"/>
+          <w:sz w:val="19"/>
+          <w:highlight w:val="white"/>
+        </w:rPr>
+        <w:t>if</w:t>
+      </w:r>
+      <w:r>
+        <w:rPr>
+          <w:rFonts w:ascii="Cascadia Mono" w:hAnsi="Cascadia Mono"/>
+          <w:color w:val="000000"/>
+          <w:sz w:val="19"/>
+          <w:highlight w:val="white"/>
+        </w:rPr>
+        <w:t xml:space="preserve"> (std::abs(</w:t>
+      </w:r>
+      <w:r>
+        <w:rPr>
+          <w:rFonts w:ascii="Cascadia Mono" w:hAnsi="Cascadia Mono"/>
+          <w:color w:val="808080"/>
+          <w:sz w:val="19"/>
+          <w:highlight w:val="white"/>
+        </w:rPr>
+        <w:t>R</w:t>
+      </w:r>
+      <w:r>
+        <w:rPr>
+          <w:rFonts w:ascii="Cascadia Mono" w:hAnsi="Cascadia Mono"/>
+          <w:color w:val="000000"/>
+          <w:sz w:val="19"/>
+          <w:highlight w:val="white"/>
+        </w:rPr>
+        <w:t xml:space="preserve">[i][j]) &lt; 1e-11) </w:t>
+      </w:r>
+      <w:r>
+        <w:rPr>
+          <w:rFonts w:ascii="Cascadia Mono" w:hAnsi="Cascadia Mono"/>
+          <w:color w:val="0000FF"/>
+          <w:sz w:val="19"/>
+          <w:highlight w:val="white"/>
+        </w:rPr>
+        <w:t>continue</w:t>
+      </w:r>
+      <w:r>
+        <w:rPr>
+          <w:rFonts w:ascii="Cascadia Mono" w:hAnsi="Cascadia Mono"/>
+          <w:color w:val="000000"/>
+          <w:sz w:val="19"/>
+          <w:highlight w:val="white"/>
+        </w:rPr>
+        <w:t>;</w:t>
+      </w:r>
+    </w:p>
+    <w:p>
+      <w:pPr>
+        <w:pStyle w:val="Normal"/>
+        <w:rPr>
+          <w:rFonts w:ascii="Cascadia Mono" w:hAnsi="Cascadia Mono"/>
+          <w:color w:val="000000"/>
+          <w:sz w:val="19"/>
+          <w:highlight w:val="white"/>
+        </w:rPr>
+      </w:pPr>
+      <w:r>
+        <w:rPr>
+          <w:rFonts w:ascii="Cascadia Mono" w:hAnsi="Cascadia Mono"/>
+          <w:color w:val="000000"/>
+          <w:sz w:val="19"/>
+          <w:highlight w:val="white"/>
+        </w:rPr>
+        <w:tab/>
+        <w:tab/>
+        <w:tab/>
+        <w:tab/>
+      </w:r>
+      <w:r>
+        <w:rPr>
+          <w:rFonts w:eastAsia="NSimSun" w:cs="Arial" w:ascii="Cascadia Mono" w:hAnsi="Cascadia Mono"/>
+          <w:color w:val="008000"/>
+          <w:kern w:val="2"/>
+          <w:sz w:val="19"/>
+          <w:szCs w:val="24"/>
+          <w:highlight w:val="white"/>
+          <w:lang w:val="ru-RU" w:eastAsia="zh-CN" w:bidi="hi-IN"/>
+        </w:rPr>
+        <w:t xml:space="preserve">// </w:t>
+      </w:r>
+      <w:r>
+        <w:rPr>
+          <w:rFonts w:eastAsia="NSimSun" w:cs="Arial" w:ascii="Cascadia Mono" w:hAnsi="Cascadia Mono"/>
+          <w:color w:val="008000"/>
+          <w:kern w:val="2"/>
+          <w:sz w:val="19"/>
+          <w:szCs w:val="24"/>
+          <w:highlight w:val="white"/>
+          <w:lang w:val="ru-RU" w:eastAsia="zh-CN" w:bidi="hi-IN"/>
+        </w:rPr>
+        <w:t>восстановление коэффициентов вращения</w:t>
+      </w:r>
+    </w:p>
+    <w:p>
+      <w:pPr>
+        <w:pStyle w:val="Normal"/>
+        <w:rPr>
+          <w:rFonts w:ascii="Cascadia Mono" w:hAnsi="Cascadia Mono"/>
+          <w:color w:val="000000"/>
+          <w:sz w:val="19"/>
+          <w:highlight w:val="white"/>
+        </w:rPr>
+      </w:pPr>
+      <w:r>
+        <w:rPr>
+          <w:rFonts w:ascii="Cascadia Mono" w:hAnsi="Cascadia Mono"/>
+          <w:color w:val="000000"/>
+          <w:sz w:val="19"/>
+          <w:highlight w:val="white"/>
+        </w:rPr>
+        <w:tab/>
+        <w:tab/>
+        <w:tab/>
+        <w:tab/>
+      </w:r>
+      <w:r>
+        <w:rPr>
+          <w:rFonts w:ascii="Cascadia Mono" w:hAnsi="Cascadia Mono"/>
+          <w:color w:val="0000FF"/>
+          <w:sz w:val="19"/>
+          <w:highlight w:val="white"/>
+        </w:rPr>
+        <w:t>double</w:t>
+      </w:r>
+      <w:r>
+        <w:rPr>
+          <w:rFonts w:ascii="Cascadia Mono" w:hAnsi="Cascadia Mono"/>
+          <w:color w:val="000000"/>
+          <w:sz w:val="19"/>
+          <w:highlight w:val="white"/>
+        </w:rPr>
+        <w:t xml:space="preserve"> tau = </w:t>
+      </w:r>
+      <w:r>
+        <w:rPr>
+          <w:rFonts w:ascii="Cascadia Mono" w:hAnsi="Cascadia Mono"/>
+          <w:color w:val="0000FF"/>
+          <w:sz w:val="19"/>
+          <w:highlight w:val="white"/>
+        </w:rPr>
+        <w:t>static_cast</w:t>
+      </w:r>
+      <w:r>
+        <w:rPr>
+          <w:rFonts w:ascii="Cascadia Mono" w:hAnsi="Cascadia Mono"/>
+          <w:color w:val="000000"/>
+          <w:sz w:val="19"/>
+          <w:highlight w:val="white"/>
+        </w:rPr>
+        <w:t>&lt;</w:t>
+      </w:r>
+      <w:r>
+        <w:rPr>
+          <w:rFonts w:ascii="Cascadia Mono" w:hAnsi="Cascadia Mono"/>
+          <w:color w:val="0000FF"/>
+          <w:sz w:val="19"/>
+          <w:highlight w:val="white"/>
+        </w:rPr>
+        <w:t>double</w:t>
+      </w:r>
+      <w:r>
+        <w:rPr>
+          <w:rFonts w:ascii="Cascadia Mono" w:hAnsi="Cascadia Mono"/>
+          <w:color w:val="000000"/>
+          <w:sz w:val="19"/>
+          <w:highlight w:val="white"/>
+        </w:rPr>
+        <w:t>&gt;(</w:t>
+      </w:r>
+      <w:r>
+        <w:rPr>
+          <w:rFonts w:ascii="Cascadia Mono" w:hAnsi="Cascadia Mono"/>
+          <w:color w:val="808080"/>
+          <w:sz w:val="19"/>
+          <w:highlight w:val="white"/>
+        </w:rPr>
+        <w:t>R</w:t>
+      </w:r>
+      <w:r>
+        <w:rPr>
+          <w:rFonts w:ascii="Cascadia Mono" w:hAnsi="Cascadia Mono"/>
+          <w:color w:val="000000"/>
+          <w:sz w:val="19"/>
+          <w:highlight w:val="white"/>
+        </w:rPr>
+        <w:t>[i][j]);</w:t>
+      </w:r>
+    </w:p>
+    <w:p>
+      <w:pPr>
+        <w:pStyle w:val="Normal"/>
+        <w:rPr>
+          <w:rFonts w:ascii="Cascadia Mono" w:hAnsi="Cascadia Mono"/>
+          <w:color w:val="000000"/>
+          <w:sz w:val="19"/>
+          <w:highlight w:val="white"/>
+        </w:rPr>
+      </w:pPr>
+      <w:r>
+        <w:rPr>
+          <w:rFonts w:ascii="Cascadia Mono" w:hAnsi="Cascadia Mono"/>
+          <w:color w:val="000000"/>
+          <w:sz w:val="19"/>
+          <w:highlight w:val="white"/>
+        </w:rPr>
+        <w:tab/>
+        <w:tab/>
+        <w:tab/>
+        <w:tab/>
+      </w:r>
+      <w:r>
+        <w:rPr>
+          <w:rFonts w:ascii="Cascadia Mono" w:hAnsi="Cascadia Mono"/>
+          <w:color w:val="0000FF"/>
+          <w:sz w:val="19"/>
+          <w:highlight w:val="white"/>
+        </w:rPr>
+        <w:t>double</w:t>
+      </w:r>
+      <w:r>
+        <w:rPr>
+          <w:rFonts w:ascii="Cascadia Mono" w:hAnsi="Cascadia Mono"/>
+          <w:color w:val="000000"/>
+          <w:sz w:val="19"/>
+          <w:highlight w:val="white"/>
+        </w:rPr>
+        <w:t xml:space="preserve"> tau2 = tau * tau;</w:t>
+      </w:r>
+    </w:p>
+    <w:p>
+      <w:pPr>
+        <w:pStyle w:val="Normal"/>
+        <w:rPr>
+          <w:rFonts w:ascii="Cascadia Mono" w:hAnsi="Cascadia Mono"/>
+          <w:color w:val="000000"/>
+          <w:sz w:val="19"/>
+          <w:highlight w:val="white"/>
+        </w:rPr>
+      </w:pPr>
+      <w:r>
+        <w:rPr>
+          <w:rFonts w:ascii="Cascadia Mono" w:hAnsi="Cascadia Mono"/>
+          <w:color w:val="000000"/>
+          <w:sz w:val="19"/>
+          <w:highlight w:val="white"/>
+        </w:rPr>
+        <w:tab/>
+        <w:tab/>
+        <w:tab/>
+        <w:tab/>
+      </w:r>
+      <w:r>
+        <w:rPr>
+          <w:rFonts w:ascii="Cascadia Mono" w:hAnsi="Cascadia Mono"/>
+          <w:color w:val="0000FF"/>
+          <w:sz w:val="19"/>
+          <w:highlight w:val="white"/>
+        </w:rPr>
+        <w:t>double</w:t>
+      </w:r>
+      <w:r>
+        <w:rPr>
+          <w:rFonts w:ascii="Cascadia Mono" w:hAnsi="Cascadia Mono"/>
+          <w:color w:val="000000"/>
+          <w:sz w:val="19"/>
+          <w:highlight w:val="white"/>
+        </w:rPr>
+        <w:t xml:space="preserve"> denom = 1.0 + tau2;</w:t>
+      </w:r>
+    </w:p>
+    <w:p>
+      <w:pPr>
+        <w:pStyle w:val="Normal"/>
+        <w:rPr>
+          <w:rFonts w:ascii="Cascadia Mono" w:hAnsi="Cascadia Mono"/>
+          <w:color w:val="000000"/>
+          <w:sz w:val="19"/>
+          <w:highlight w:val="white"/>
+        </w:rPr>
+      </w:pPr>
+      <w:r>
+        <w:rPr>
+          <w:rFonts w:ascii="Cascadia Mono" w:hAnsi="Cascadia Mono"/>
+          <w:color w:val="000000"/>
+          <w:sz w:val="19"/>
+          <w:highlight w:val="white"/>
+        </w:rPr>
+        <w:tab/>
+        <w:tab/>
+        <w:tab/>
+        <w:tab/>
+      </w:r>
+      <w:r>
+        <w:rPr>
+          <w:rFonts w:ascii="Cascadia Mono" w:hAnsi="Cascadia Mono"/>
+          <w:color w:val="0000FF"/>
+          <w:sz w:val="19"/>
+          <w:highlight w:val="white"/>
+        </w:rPr>
+        <w:t>double</w:t>
+      </w:r>
+      <w:r>
+        <w:rPr>
+          <w:rFonts w:ascii="Cascadia Mono" w:hAnsi="Cascadia Mono"/>
+          <w:color w:val="000000"/>
+          <w:sz w:val="19"/>
+          <w:highlight w:val="white"/>
+        </w:rPr>
+        <w:t xml:space="preserve"> c = (1.0 - tau2) / denom;</w:t>
+      </w:r>
+    </w:p>
+    <w:p>
+      <w:pPr>
+        <w:pStyle w:val="Normal"/>
+        <w:rPr>
+          <w:rFonts w:ascii="Cascadia Mono" w:hAnsi="Cascadia Mono"/>
+          <w:color w:val="000000"/>
+          <w:sz w:val="19"/>
+          <w:highlight w:val="white"/>
+        </w:rPr>
+      </w:pPr>
+      <w:r>
+        <w:rPr>
+          <w:rFonts w:ascii="Cascadia Mono" w:hAnsi="Cascadia Mono"/>
+          <w:color w:val="000000"/>
+          <w:sz w:val="19"/>
+          <w:highlight w:val="white"/>
+        </w:rPr>
+        <w:tab/>
+        <w:tab/>
+        <w:tab/>
+        <w:tab/>
+      </w:r>
+      <w:r>
+        <w:rPr>
+          <w:rFonts w:ascii="Cascadia Mono" w:hAnsi="Cascadia Mono"/>
+          <w:color w:val="0000FF"/>
+          <w:sz w:val="19"/>
+          <w:highlight w:val="white"/>
+        </w:rPr>
+        <w:t>double</w:t>
+      </w:r>
+      <w:r>
+        <w:rPr>
+          <w:rFonts w:ascii="Cascadia Mono" w:hAnsi="Cascadia Mono"/>
+          <w:color w:val="000000"/>
+          <w:sz w:val="19"/>
+          <w:highlight w:val="white"/>
+        </w:rPr>
+        <w:t xml:space="preserve"> s = 2.0 * tau / denom;</w:t>
+      </w:r>
+    </w:p>
+    <w:p>
+      <w:pPr>
+        <w:pStyle w:val="Normal"/>
+        <w:rPr>
+          <w:rFonts w:ascii="Cascadia Mono" w:hAnsi="Cascadia Mono"/>
+          <w:color w:val="000000"/>
+          <w:sz w:val="19"/>
+          <w:highlight w:val="white"/>
+        </w:rPr>
+      </w:pPr>
+      <w:r>
+        <w:rPr>
+          <w:rFonts w:ascii="Cascadia Mono" w:hAnsi="Cascadia Mono"/>
+          <w:color w:val="000000"/>
+          <w:sz w:val="19"/>
+          <w:highlight w:val="white"/>
+        </w:rPr>
+      </w:r>
+    </w:p>
+    <w:p>
+      <w:pPr>
+        <w:pStyle w:val="Normal"/>
+        <w:rPr>
+          <w:rFonts w:ascii="Cascadia Mono" w:hAnsi="Cascadia Mono"/>
+          <w:color w:val="000000"/>
+          <w:sz w:val="19"/>
+          <w:highlight w:val="white"/>
+          <w:lang w:val="ru-RU"/>
+        </w:rPr>
+      </w:pPr>
+      <w:r>
+        <w:rPr>
+          <w:rFonts w:ascii="Cascadia Mono" w:hAnsi="Cascadia Mono"/>
+          <w:color w:val="000000"/>
+          <w:sz w:val="19"/>
+          <w:highlight w:val="white"/>
+        </w:rPr>
+        <w:tab/>
+        <w:tab/>
+        <w:tab/>
+        <w:tab/>
+      </w:r>
+      <w:r>
+        <w:rPr>
+          <w:rFonts w:eastAsia="NSimSun" w:cs="Arial" w:ascii="Cascadia Mono" w:hAnsi="Cascadia Mono"/>
+          <w:color w:val="008000"/>
+          <w:kern w:val="2"/>
+          <w:sz w:val="19"/>
+          <w:szCs w:val="24"/>
+          <w:highlight w:val="white"/>
+          <w:lang w:val="ru-RU" w:eastAsia="zh-CN" w:bidi="hi-IN"/>
+        </w:rPr>
+        <w:t xml:space="preserve">// </w:t>
+      </w:r>
+      <w:r>
+        <w:rPr>
+          <w:rFonts w:eastAsia="NSimSun" w:cs="Arial" w:ascii="Cascadia Mono" w:hAnsi="Cascadia Mono"/>
+          <w:color w:val="008000"/>
+          <w:kern w:val="2"/>
+          <w:sz w:val="19"/>
+          <w:szCs w:val="24"/>
+          <w:highlight w:val="white"/>
+          <w:lang w:val="ru-RU" w:eastAsia="zh-CN" w:bidi="hi-IN"/>
+        </w:rPr>
+        <w:t xml:space="preserve">вычисление матрицы </w:t>
+      </w:r>
+      <w:r>
+        <w:rPr>
+          <w:rFonts w:eastAsia="NSimSun" w:cs="Arial" w:ascii="Cascadia Mono" w:hAnsi="Cascadia Mono"/>
+          <w:color w:val="008000"/>
+          <w:kern w:val="2"/>
+          <w:sz w:val="19"/>
+          <w:szCs w:val="24"/>
+          <w:highlight w:val="white"/>
+          <w:lang w:val="en-US" w:eastAsia="zh-CN" w:bidi="hi-IN"/>
+        </w:rPr>
+        <w:t xml:space="preserve">Q </w:t>
+      </w:r>
+      <w:r>
+        <w:rPr>
+          <w:rFonts w:eastAsia="NSimSun" w:cs="Arial" w:ascii="Cascadia Mono" w:hAnsi="Cascadia Mono"/>
+          <w:color w:val="008000"/>
+          <w:kern w:val="2"/>
+          <w:sz w:val="19"/>
+          <w:szCs w:val="24"/>
+          <w:highlight w:val="white"/>
+          <w:lang w:val="ru-RU" w:eastAsia="zh-CN" w:bidi="hi-IN"/>
+        </w:rPr>
+        <w:t>путём вращения столбцов</w:t>
+      </w:r>
+    </w:p>
+    <w:p>
+      <w:pPr>
+        <w:pStyle w:val="Normal"/>
+        <w:rPr>
+          <w:rFonts w:ascii="Cascadia Mono" w:hAnsi="Cascadia Mono"/>
+          <w:color w:val="000000"/>
+          <w:sz w:val="19"/>
+          <w:highlight w:val="white"/>
+        </w:rPr>
+      </w:pPr>
+      <w:r>
+        <w:rPr>
+          <w:rFonts w:ascii="Cascadia Mono" w:hAnsi="Cascadia Mono"/>
+          <w:color w:val="808080"/>
+          <w:sz w:val="19"/>
+          <w:highlight w:val="white"/>
+        </w:rPr>
+        <w:t>#pragma</w:t>
+      </w:r>
+      <w:r>
+        <w:rPr>
+          <w:rFonts w:ascii="Cascadia Mono" w:hAnsi="Cascadia Mono"/>
+          <w:color w:val="000000"/>
+          <w:sz w:val="19"/>
+          <w:highlight w:val="white"/>
+        </w:rPr>
+        <w:t xml:space="preserve"> omp parallel </w:t>
+      </w:r>
+      <w:r>
+        <w:rPr>
+          <w:rFonts w:ascii="Cascadia Mono" w:hAnsi="Cascadia Mono"/>
+          <w:color w:val="0000FF"/>
+          <w:sz w:val="19"/>
+          <w:highlight w:val="white"/>
+        </w:rPr>
+        <w:t>for</w:t>
+      </w:r>
+      <w:r>
+        <w:rPr>
+          <w:rFonts w:ascii="Cascadia Mono" w:hAnsi="Cascadia Mono"/>
+          <w:color w:val="000000"/>
+          <w:sz w:val="19"/>
+          <w:highlight w:val="white"/>
+        </w:rPr>
+        <w:t xml:space="preserve"> num_threads(thread_num) </w:t>
+      </w:r>
+      <w:r>
+        <w:rPr>
+          <w:rFonts w:ascii="Cascadia Mono" w:hAnsi="Cascadia Mono"/>
+          <w:color w:val="0000FF"/>
+          <w:sz w:val="19"/>
+          <w:highlight w:val="white"/>
+        </w:rPr>
+        <w:t>if</w:t>
+      </w:r>
+      <w:r>
+        <w:rPr>
+          <w:rFonts w:ascii="Cascadia Mono" w:hAnsi="Cascadia Mono"/>
+          <w:color w:val="000000"/>
+          <w:sz w:val="19"/>
+          <w:highlight w:val="white"/>
+        </w:rPr>
+        <w:t xml:space="preserve"> (N &gt;= 1000)</w:t>
+      </w:r>
+    </w:p>
+    <w:p>
+      <w:pPr>
+        <w:pStyle w:val="Normal"/>
+        <w:rPr>
+          <w:rFonts w:ascii="Cascadia Mono" w:hAnsi="Cascadia Mono"/>
+          <w:color w:val="000000"/>
+          <w:sz w:val="19"/>
+          <w:highlight w:val="white"/>
+        </w:rPr>
+      </w:pPr>
+      <w:r>
+        <w:rPr>
+          <w:rFonts w:ascii="Cascadia Mono" w:hAnsi="Cascadia Mono"/>
+          <w:color w:val="000000"/>
+          <w:sz w:val="19"/>
+          <w:highlight w:val="white"/>
+        </w:rPr>
+        <w:tab/>
+        <w:tab/>
+        <w:tab/>
+        <w:tab/>
+      </w:r>
+      <w:r>
+        <w:rPr>
+          <w:rFonts w:ascii="Cascadia Mono" w:hAnsi="Cascadia Mono"/>
+          <w:color w:val="0000FF"/>
+          <w:sz w:val="19"/>
+          <w:highlight w:val="white"/>
+        </w:rPr>
+        <w:t>for</w:t>
+      </w:r>
+      <w:r>
+        <w:rPr>
+          <w:rFonts w:ascii="Cascadia Mono" w:hAnsi="Cascadia Mono"/>
+          <w:color w:val="000000"/>
+          <w:sz w:val="19"/>
+          <w:highlight w:val="white"/>
+        </w:rPr>
+        <w:t xml:space="preserve"> (</w:t>
+      </w:r>
+      <w:r>
+        <w:rPr>
+          <w:rFonts w:ascii="Cascadia Mono" w:hAnsi="Cascadia Mono"/>
+          <w:color w:val="0000FF"/>
+          <w:sz w:val="19"/>
+          <w:highlight w:val="white"/>
+        </w:rPr>
+        <w:t>int</w:t>
+      </w:r>
+      <w:r>
+        <w:rPr>
+          <w:rFonts w:ascii="Cascadia Mono" w:hAnsi="Cascadia Mono"/>
+          <w:color w:val="000000"/>
+          <w:sz w:val="19"/>
+          <w:highlight w:val="white"/>
+        </w:rPr>
+        <w:t xml:space="preserve"> k = 0; k &lt; N; ++k)</w:t>
+      </w:r>
+    </w:p>
+    <w:p>
+      <w:pPr>
+        <w:pStyle w:val="Normal"/>
+        <w:rPr>
+          <w:rFonts w:ascii="Cascadia Mono" w:hAnsi="Cascadia Mono"/>
+          <w:color w:val="000000"/>
+          <w:sz w:val="19"/>
+          <w:highlight w:val="white"/>
+        </w:rPr>
+      </w:pPr>
+      <w:r>
+        <w:rPr>
+          <w:rFonts w:ascii="Cascadia Mono" w:hAnsi="Cascadia Mono"/>
+          <w:color w:val="000000"/>
+          <w:sz w:val="19"/>
+          <w:highlight w:val="white"/>
+        </w:rPr>
+        <w:tab/>
+        <w:tab/>
+        <w:tab/>
+        <w:tab/>
+        <w:t>{</w:t>
+      </w:r>
+      <w:r>
+        <w:rPr>
+          <w:rFonts w:eastAsia="NSimSun" w:cs="Arial" w:ascii="Cascadia Mono" w:hAnsi="Cascadia Mono"/>
+          <w:color w:val="008000"/>
+          <w:kern w:val="2"/>
+          <w:sz w:val="19"/>
+          <w:szCs w:val="24"/>
+          <w:highlight w:val="white"/>
+          <w:lang w:val="ru-RU" w:eastAsia="zh-CN" w:bidi="hi-IN"/>
+        </w:rPr>
+        <w:t xml:space="preserve">// </w:t>
+      </w:r>
+      <w:r>
+        <w:rPr>
+          <w:rFonts w:eastAsia="NSimSun" w:cs="Arial" w:ascii="Cascadia Mono" w:hAnsi="Cascadia Mono"/>
+          <w:color w:val="008000"/>
+          <w:kern w:val="2"/>
+          <w:sz w:val="19"/>
+          <w:szCs w:val="24"/>
+          <w:highlight w:val="white"/>
+          <w:lang w:val="ru-RU" w:eastAsia="zh-CN" w:bidi="hi-IN"/>
+        </w:rPr>
+        <w:t xml:space="preserve">обращение к элементам транспонированной матрицы </w:t>
+      </w:r>
+      <w:r>
+        <w:rPr>
+          <w:rFonts w:eastAsia="NSimSun" w:cs="Arial" w:ascii="Cascadia Mono" w:hAnsi="Cascadia Mono"/>
+          <w:color w:val="008000"/>
+          <w:kern w:val="2"/>
+          <w:sz w:val="19"/>
+          <w:szCs w:val="24"/>
+          <w:highlight w:val="white"/>
+          <w:lang w:val="en-US" w:eastAsia="zh-CN" w:bidi="hi-IN"/>
+        </w:rPr>
+        <w:t>Q</w:t>
+      </w:r>
+    </w:p>
+    <w:p>
+      <w:pPr>
+        <w:pStyle w:val="Normal"/>
+        <w:rPr>
+          <w:rFonts w:ascii="Cascadia Mono" w:hAnsi="Cascadia Mono"/>
+          <w:color w:val="000000"/>
+          <w:sz w:val="19"/>
+          <w:highlight w:val="white"/>
+        </w:rPr>
+      </w:pPr>
+      <w:r>
+        <w:rPr>
+          <w:rFonts w:ascii="Cascadia Mono" w:hAnsi="Cascadia Mono"/>
+          <w:color w:val="000000"/>
+          <w:sz w:val="19"/>
+          <w:highlight w:val="white"/>
+        </w:rPr>
+        <w:tab/>
+        <w:tab/>
+        <w:tab/>
+        <w:tab/>
+        <w:tab/>
       </w:r>
       <w:r>
         <w:rPr>
@@ -34558,7 +38195,25 @@
           <w:sz w:val="19"/>
           <w:highlight w:val="white"/>
         </w:rPr>
-        <w:t>IQRSolver</w:t>
+        <w:t>T</w:t>
+      </w:r>
+      <w:r>
+        <w:rPr>
+          <w:rFonts w:ascii="Cascadia Mono" w:hAnsi="Cascadia Mono"/>
+          <w:color w:val="000000"/>
+          <w:sz w:val="19"/>
+          <w:highlight w:val="white"/>
+        </w:rPr>
+        <w:t xml:space="preserve"> temp = </w:t>
+      </w:r>
+      <w:r>
+        <w:rPr>
+          <w:rFonts w:ascii="Cascadia Mono" w:hAnsi="Cascadia Mono"/>
+          <w:color w:val="0000FF"/>
+          <w:sz w:val="19"/>
+          <w:highlight w:val="white"/>
+        </w:rPr>
+        <w:t>static_cast</w:t>
       </w:r>
       <w:r>
         <w:rPr>
@@ -34585,7 +38240,43 @@
           <w:sz w:val="19"/>
           <w:highlight w:val="white"/>
         </w:rPr>
-        <w:t>&gt; {</w:t>
+        <w:t xml:space="preserve">&gt;(c * </w:t>
+      </w:r>
+      <w:r>
+        <w:rPr>
+          <w:rFonts w:ascii="Cascadia Mono" w:hAnsi="Cascadia Mono"/>
+          <w:color w:val="808080"/>
+          <w:sz w:val="19"/>
+          <w:highlight w:val="white"/>
+        </w:rPr>
+        <w:t>Q</w:t>
+      </w:r>
+      <w:r>
+        <w:rPr>
+          <w:rFonts w:ascii="Cascadia Mono" w:hAnsi="Cascadia Mono"/>
+          <w:color w:val="000000"/>
+          <w:sz w:val="19"/>
+          <w:highlight w:val="white"/>
+        </w:rPr>
+        <w:t xml:space="preserve">[j][k] - s * </w:t>
+      </w:r>
+      <w:r>
+        <w:rPr>
+          <w:rFonts w:ascii="Cascadia Mono" w:hAnsi="Cascadia Mono"/>
+          <w:color w:val="808080"/>
+          <w:sz w:val="19"/>
+          <w:highlight w:val="white"/>
+        </w:rPr>
+        <w:t>Q</w:t>
+      </w:r>
+      <w:r>
+        <w:rPr>
+          <w:rFonts w:ascii="Cascadia Mono" w:hAnsi="Cascadia Mono"/>
+          <w:color w:val="000000"/>
+          <w:sz w:val="19"/>
+          <w:highlight w:val="white"/>
+        </w:rPr>
+        <w:t>[i][k]);</w:t>
       </w:r>
     </w:p>
     <w:p>
@@ -34601,20 +38292,105 @@
       <w:r>
         <w:rPr>
           <w:rFonts w:ascii="Cascadia Mono" w:hAnsi="Cascadia Mono"/>
+          <w:color w:val="000000"/>
+          <w:sz w:val="19"/>
+          <w:highlight w:val="white"/>
+        </w:rPr>
+        <w:tab/>
+        <w:tab/>
+        <w:tab/>
+        <w:tab/>
+        <w:tab/>
+      </w:r>
+      <w:r>
+        <w:rPr>
+          <w:rFonts w:ascii="Cascadia Mono" w:hAnsi="Cascadia Mono"/>
+          <w:color w:val="808080"/>
+          <w:sz w:val="19"/>
+          <w:highlight w:val="white"/>
+        </w:rPr>
+        <w:t>Q</w:t>
+      </w:r>
+      <w:r>
+        <w:rPr>
+          <w:rFonts w:ascii="Cascadia Mono" w:hAnsi="Cascadia Mono"/>
+          <w:color w:val="000000"/>
+          <w:sz w:val="19"/>
+          <w:highlight w:val="white"/>
+        </w:rPr>
+        <w:t xml:space="preserve">[i][k] = </w:t>
+      </w:r>
+      <w:r>
+        <w:rPr>
+          <w:rFonts w:ascii="Cascadia Mono" w:hAnsi="Cascadia Mono"/>
           <w:color w:val="0000FF"/>
           <w:sz w:val="19"/>
           <w:highlight w:val="white"/>
         </w:rPr>
-        <w:t>public</w:t>
-      </w:r>
-      <w:r>
-        <w:rPr>
-          <w:rFonts w:ascii="Cascadia Mono" w:hAnsi="Cascadia Mono"/>
-          <w:color w:val="000000"/>
-          <w:sz w:val="19"/>
-          <w:highlight w:val="white"/>
-        </w:rPr>
-        <w:t>:</w:t>
+        <w:t>static_cast</w:t>
+      </w:r>
+      <w:r>
+        <w:rPr>
+          <w:rFonts w:ascii="Cascadia Mono" w:hAnsi="Cascadia Mono"/>
+          <w:color w:val="000000"/>
+          <w:sz w:val="19"/>
+          <w:highlight w:val="white"/>
+        </w:rPr>
+        <w:t>&lt;</w:t>
+      </w:r>
+      <w:r>
+        <w:rPr>
+          <w:rFonts w:ascii="Cascadia Mono" w:hAnsi="Cascadia Mono"/>
+          <w:color w:val="2B91AF"/>
+          <w:sz w:val="19"/>
+          <w:highlight w:val="white"/>
+        </w:rPr>
+        <w:t>T</w:t>
+      </w:r>
+      <w:r>
+        <w:rPr>
+          <w:rFonts w:ascii="Cascadia Mono" w:hAnsi="Cascadia Mono"/>
+          <w:color w:val="000000"/>
+          <w:sz w:val="19"/>
+          <w:highlight w:val="white"/>
+        </w:rPr>
+        <w:t xml:space="preserve">&gt;(s * </w:t>
+      </w:r>
+      <w:r>
+        <w:rPr>
+          <w:rFonts w:ascii="Cascadia Mono" w:hAnsi="Cascadia Mono"/>
+          <w:color w:val="808080"/>
+          <w:sz w:val="19"/>
+          <w:highlight w:val="white"/>
+        </w:rPr>
+        <w:t>Q</w:t>
+      </w:r>
+      <w:r>
+        <w:rPr>
+          <w:rFonts w:ascii="Cascadia Mono" w:hAnsi="Cascadia Mono"/>
+          <w:color w:val="000000"/>
+          <w:sz w:val="19"/>
+          <w:highlight w:val="white"/>
+        </w:rPr>
+        <w:t xml:space="preserve">[j][k] + c * </w:t>
+      </w:r>
+      <w:r>
+        <w:rPr>
+          <w:rFonts w:ascii="Cascadia Mono" w:hAnsi="Cascadia Mono"/>
+          <w:color w:val="808080"/>
+          <w:sz w:val="19"/>
+          <w:highlight w:val="white"/>
+        </w:rPr>
+        <w:t>Q</w:t>
+      </w:r>
+      <w:r>
+        <w:rPr>
+          <w:rFonts w:ascii="Cascadia Mono" w:hAnsi="Cascadia Mono"/>
+          <w:color w:val="000000"/>
+          <w:sz w:val="19"/>
+          <w:highlight w:val="white"/>
+        </w:rPr>
+        <w:t>[i][k]);</w:t>
       </w:r>
     </w:p>
     <w:p>
@@ -34635,15 +38411,190 @@
           <w:highlight w:val="white"/>
         </w:rPr>
         <w:tab/>
-      </w:r>
-      <w:r>
-        <w:rPr>
-          <w:rFonts w:ascii="Cascadia Mono" w:hAnsi="Cascadia Mono"/>
+        <w:tab/>
+        <w:tab/>
+        <w:tab/>
+        <w:tab/>
+      </w:r>
+      <w:r>
+        <w:rPr>
+          <w:rFonts w:ascii="Cascadia Mono" w:hAnsi="Cascadia Mono"/>
+          <w:color w:val="808080"/>
+          <w:sz w:val="19"/>
+          <w:highlight w:val="white"/>
+        </w:rPr>
+        <w:t>Q</w:t>
+      </w:r>
+      <w:r>
+        <w:rPr>
+          <w:rFonts w:ascii="Cascadia Mono" w:hAnsi="Cascadia Mono"/>
+          <w:color w:val="000000"/>
+          <w:sz w:val="19"/>
+          <w:highlight w:val="white"/>
+        </w:rPr>
+        <w:t>[j][k] = temp;</w:t>
+      </w:r>
+    </w:p>
+    <w:p>
+      <w:pPr>
+        <w:pStyle w:val="Normal"/>
+        <w:rPr>
+          <w:rFonts w:ascii="Cascadia Mono" w:hAnsi="Cascadia Mono"/>
+          <w:color w:val="000000"/>
+          <w:sz w:val="19"/>
+          <w:highlight w:val="white"/>
+        </w:rPr>
+      </w:pPr>
+      <w:r>
+        <w:rPr>
+          <w:rFonts w:ascii="Cascadia Mono" w:hAnsi="Cascadia Mono"/>
+          <w:color w:val="000000"/>
+          <w:sz w:val="19"/>
+          <w:highlight w:val="white"/>
+        </w:rPr>
+        <w:tab/>
+        <w:tab/>
+        <w:tab/>
+        <w:tab/>
+        <w:t>}</w:t>
+      </w:r>
+    </w:p>
+    <w:p>
+      <w:pPr>
+        <w:pStyle w:val="Normal"/>
+        <w:rPr>
+          <w:rFonts w:ascii="Cascadia Mono" w:hAnsi="Cascadia Mono"/>
+          <w:color w:val="000000"/>
+          <w:sz w:val="19"/>
+          <w:highlight w:val="white"/>
+        </w:rPr>
+      </w:pPr>
+      <w:r>
+        <w:rPr>
+          <w:rFonts w:ascii="Cascadia Mono" w:hAnsi="Cascadia Mono"/>
+          <w:color w:val="000000"/>
+          <w:sz w:val="19"/>
+          <w:highlight w:val="white"/>
+        </w:rPr>
+        <w:tab/>
+        <w:tab/>
+        <w:tab/>
+        <w:tab/>
+      </w:r>
+      <w:r>
+        <w:rPr>
+          <w:rFonts w:ascii="Cascadia Mono" w:hAnsi="Cascadia Mono"/>
+          <w:color w:val="808080"/>
+          <w:sz w:val="19"/>
+          <w:highlight w:val="white"/>
+        </w:rPr>
+        <w:t>R</w:t>
+      </w:r>
+      <w:r>
+        <w:rPr>
+          <w:rFonts w:ascii="Cascadia Mono" w:hAnsi="Cascadia Mono"/>
+          <w:color w:val="000000"/>
+          <w:sz w:val="19"/>
+          <w:highlight w:val="white"/>
+        </w:rPr>
+        <w:t xml:space="preserve">[i][j] = </w:t>
+      </w:r>
+      <w:r>
+        <w:rPr>
+          <w:rFonts w:ascii="Cascadia Mono" w:hAnsi="Cascadia Mono"/>
+          <w:color w:val="2B91AF"/>
+          <w:sz w:val="19"/>
+          <w:highlight w:val="white"/>
+        </w:rPr>
+        <w:t>T</w:t>
+      </w:r>
+      <w:r>
+        <w:rPr>
+          <w:rFonts w:ascii="Cascadia Mono" w:hAnsi="Cascadia Mono"/>
+          <w:color w:val="000000"/>
+          <w:sz w:val="19"/>
+          <w:highlight w:val="white"/>
+        </w:rPr>
+        <w:t>(0);</w:t>
+      </w:r>
+    </w:p>
+    <w:p>
+      <w:pPr>
+        <w:pStyle w:val="Normal"/>
+        <w:rPr>
+          <w:rFonts w:ascii="Cascadia Mono" w:hAnsi="Cascadia Mono"/>
+          <w:color w:val="000000"/>
+          <w:sz w:val="19"/>
+          <w:highlight w:val="white"/>
+        </w:rPr>
+      </w:pPr>
+      <w:r>
+        <w:rPr>
+          <w:rFonts w:ascii="Cascadia Mono" w:hAnsi="Cascadia Mono"/>
+          <w:color w:val="000000"/>
+          <w:sz w:val="19"/>
+          <w:highlight w:val="white"/>
+        </w:rPr>
+        <w:tab/>
+        <w:tab/>
+        <w:tab/>
+        <w:t>}</w:t>
+      </w:r>
+    </w:p>
+    <w:p>
+      <w:pPr>
+        <w:pStyle w:val="Normal"/>
+        <w:rPr>
+          <w:rFonts w:ascii="Cascadia Mono" w:hAnsi="Cascadia Mono"/>
+          <w:color w:val="000000"/>
+          <w:sz w:val="19"/>
+          <w:highlight w:val="white"/>
+        </w:rPr>
+      </w:pPr>
+      <w:r>
+        <w:rPr>
+          <w:rFonts w:ascii="Cascadia Mono" w:hAnsi="Cascadia Mono"/>
+          <w:color w:val="000000"/>
+          <w:sz w:val="19"/>
+          <w:highlight w:val="white"/>
+        </w:rPr>
+        <w:tab/>
+        <w:tab/>
+        <w:t>}</w:t>
+      </w:r>
+    </w:p>
+    <w:p>
+      <w:pPr>
+        <w:pStyle w:val="Normal"/>
+        <w:rPr>
+          <w:rFonts w:ascii="Cascadia Mono" w:hAnsi="Cascadia Mono"/>
+          <w:color w:val="000000"/>
+          <w:sz w:val="19"/>
+          <w:highlight w:val="white"/>
+          <w:lang w:val="ru-RU"/>
+        </w:rPr>
+      </w:pPr>
+      <w:r>
+        <w:rPr>
+          <w:rFonts w:ascii="Cascadia Mono" w:hAnsi="Cascadia Mono"/>
+          <w:color w:val="000000"/>
+          <w:sz w:val="19"/>
+          <w:highlight w:val="white"/>
+        </w:rPr>
+        <w:tab/>
+        <w:tab/>
+      </w:r>
+      <w:r>
+        <w:rPr>
+          <w:rFonts w:eastAsia="NSimSun" w:cs="Arial" w:ascii="Cascadia Mono" w:hAnsi="Cascadia Mono"/>
           <w:color w:val="008000"/>
-          <w:sz w:val="19"/>
-          <w:highlight w:val="white"/>
-        </w:rPr>
-        <w:t>// первая, неоптимальная версия</w:t>
+          <w:kern w:val="2"/>
+          <w:sz w:val="19"/>
+          <w:szCs w:val="24"/>
+          <w:highlight w:val="white"/>
+          <w:lang w:val="ru-RU" w:eastAsia="zh-CN" w:bidi="hi-IN"/>
+        </w:rPr>
+        <w:t>// транспонирование</w:t>
       </w:r>
     </w:p>
     <w:p>
@@ -34664,6 +38615,7 @@
           <w:highlight w:val="white"/>
         </w:rPr>
         <w:tab/>
+        <w:tab/>
       </w:r>
       <w:r>
         <w:rPr>
@@ -34672,16 +38624,16 @@
           <w:sz w:val="19"/>
           <w:highlight w:val="white"/>
         </w:rPr>
-        <w:t>virtual</w:t>
-      </w:r>
-      <w:r>
-        <w:rPr>
-          <w:rFonts w:ascii="Cascadia Mono" w:hAnsi="Cascadia Mono"/>
-          <w:color w:val="000000"/>
-          <w:sz w:val="19"/>
-          <w:highlight w:val="white"/>
-        </w:rPr>
-        <w:t xml:space="preserve"> </w:t>
+        <w:t>for</w:t>
+      </w:r>
+      <w:r>
+        <w:rPr>
+          <w:rFonts w:ascii="Cascadia Mono" w:hAnsi="Cascadia Mono"/>
+          <w:color w:val="000000"/>
+          <w:sz w:val="19"/>
+          <w:highlight w:val="white"/>
+        </w:rPr>
+        <w:t xml:space="preserve"> (</w:t>
       </w:r>
       <w:r>
         <w:rPr>
@@ -34690,16 +38642,60 @@
           <w:sz w:val="19"/>
           <w:highlight w:val="white"/>
         </w:rPr>
-        <w:t>void</w:t>
-      </w:r>
-      <w:r>
-        <w:rPr>
-          <w:rFonts w:ascii="Cascadia Mono" w:hAnsi="Cascadia Mono"/>
-          <w:color w:val="000000"/>
-          <w:sz w:val="19"/>
-          <w:highlight w:val="white"/>
-        </w:rPr>
-        <w:t xml:space="preserve"> QR_decomposition(</w:t>
+        <w:t>int</w:t>
+      </w:r>
+      <w:r>
+        <w:rPr>
+          <w:rFonts w:ascii="Cascadia Mono" w:hAnsi="Cascadia Mono"/>
+          <w:color w:val="000000"/>
+          <w:sz w:val="19"/>
+          <w:highlight w:val="white"/>
+        </w:rPr>
+        <w:t xml:space="preserve"> i = 0; i &lt; N; ++i)</w:t>
+      </w:r>
+    </w:p>
+    <w:p>
+      <w:pPr>
+        <w:pStyle w:val="Normal"/>
+        <w:rPr>
+          <w:rFonts w:ascii="Cascadia Mono" w:hAnsi="Cascadia Mono"/>
+          <w:color w:val="000000"/>
+          <w:sz w:val="19"/>
+          <w:highlight w:val="white"/>
+        </w:rPr>
+      </w:pPr>
+      <w:r>
+        <w:rPr>
+          <w:rFonts w:ascii="Cascadia Mono" w:hAnsi="Cascadia Mono"/>
+          <w:color w:val="000000"/>
+          <w:sz w:val="19"/>
+          <w:highlight w:val="white"/>
+        </w:rPr>
+        <w:tab/>
+        <w:tab/>
+        <w:t>{</w:t>
+      </w:r>
+    </w:p>
+    <w:p>
+      <w:pPr>
+        <w:pStyle w:val="Normal"/>
+        <w:rPr>
+          <w:rFonts w:ascii="Cascadia Mono" w:hAnsi="Cascadia Mono"/>
+          <w:color w:val="000000"/>
+          <w:sz w:val="19"/>
+          <w:highlight w:val="white"/>
+        </w:rPr>
+      </w:pPr>
+      <w:r>
+        <w:rPr>
+          <w:rFonts w:ascii="Cascadia Mono" w:hAnsi="Cascadia Mono"/>
+          <w:color w:val="000000"/>
+          <w:sz w:val="19"/>
+          <w:highlight w:val="white"/>
+        </w:rPr>
+        <w:tab/>
+        <w:tab/>
+        <w:tab/>
       </w:r>
       <w:r>
         <w:rPr>
@@ -34708,70 +38704,58 @@
           <w:sz w:val="19"/>
           <w:highlight w:val="white"/>
         </w:rPr>
-        <w:t>const</w:t>
-      </w:r>
-      <w:r>
-        <w:rPr>
-          <w:rFonts w:ascii="Cascadia Mono" w:hAnsi="Cascadia Mono"/>
-          <w:color w:val="000000"/>
-          <w:sz w:val="19"/>
-          <w:highlight w:val="white"/>
-        </w:rPr>
-        <w:t xml:space="preserve"> std::</w:t>
-      </w:r>
-      <w:r>
-        <w:rPr>
-          <w:rFonts w:ascii="Cascadia Mono" w:hAnsi="Cascadia Mono"/>
-          <w:color w:val="2B91AF"/>
-          <w:sz w:val="19"/>
-          <w:highlight w:val="white"/>
-        </w:rPr>
-        <w:t>vector</w:t>
-      </w:r>
-      <w:r>
-        <w:rPr>
-          <w:rFonts w:ascii="Cascadia Mono" w:hAnsi="Cascadia Mono"/>
-          <w:color w:val="000000"/>
-          <w:sz w:val="19"/>
-          <w:highlight w:val="white"/>
-        </w:rPr>
-        <w:t>&lt;std::</w:t>
-      </w:r>
-      <w:r>
-        <w:rPr>
-          <w:rFonts w:ascii="Cascadia Mono" w:hAnsi="Cascadia Mono"/>
-          <w:color w:val="2B91AF"/>
-          <w:sz w:val="19"/>
-          <w:highlight w:val="white"/>
-        </w:rPr>
-        <w:t>vector</w:t>
-      </w:r>
-      <w:r>
-        <w:rPr>
-          <w:rFonts w:ascii="Cascadia Mono" w:hAnsi="Cascadia Mono"/>
-          <w:color w:val="000000"/>
-          <w:sz w:val="19"/>
-          <w:highlight w:val="white"/>
-        </w:rPr>
-        <w:t>&lt;</w:t>
-      </w:r>
-      <w:r>
-        <w:rPr>
-          <w:rFonts w:ascii="Cascadia Mono" w:hAnsi="Cascadia Mono"/>
-          <w:color w:val="2B91AF"/>
-          <w:sz w:val="19"/>
-          <w:highlight w:val="white"/>
-        </w:rPr>
-        <w:t>T</w:t>
-      </w:r>
-      <w:r>
-        <w:rPr>
-          <w:rFonts w:ascii="Cascadia Mono" w:hAnsi="Cascadia Mono"/>
-          <w:color w:val="000000"/>
-          <w:sz w:val="19"/>
-          <w:highlight w:val="white"/>
-        </w:rPr>
-        <w:t xml:space="preserve">&gt;&gt;&amp; </w:t>
+        <w:t>for</w:t>
+      </w:r>
+      <w:r>
+        <w:rPr>
+          <w:rFonts w:ascii="Cascadia Mono" w:hAnsi="Cascadia Mono"/>
+          <w:color w:val="000000"/>
+          <w:sz w:val="19"/>
+          <w:highlight w:val="white"/>
+        </w:rPr>
+        <w:t xml:space="preserve"> (</w:t>
+      </w:r>
+      <w:r>
+        <w:rPr>
+          <w:rFonts w:ascii="Cascadia Mono" w:hAnsi="Cascadia Mono"/>
+          <w:color w:val="0000FF"/>
+          <w:sz w:val="19"/>
+          <w:highlight w:val="white"/>
+        </w:rPr>
+        <w:t>int</w:t>
+      </w:r>
+      <w:r>
+        <w:rPr>
+          <w:rFonts w:ascii="Cascadia Mono" w:hAnsi="Cascadia Mono"/>
+          <w:color w:val="000000"/>
+          <w:sz w:val="19"/>
+          <w:highlight w:val="white"/>
+        </w:rPr>
+        <w:t xml:space="preserve"> j = 0; j &lt; i; ++j)</w:t>
+      </w:r>
+    </w:p>
+    <w:p>
+      <w:pPr>
+        <w:pStyle w:val="Normal"/>
+        <w:rPr>
+          <w:rFonts w:ascii="Cascadia Mono" w:hAnsi="Cascadia Mono"/>
+          <w:color w:val="000000"/>
+          <w:sz w:val="19"/>
+          <w:highlight w:val="white"/>
+        </w:rPr>
+      </w:pPr>
+      <w:r>
+        <w:rPr>
+          <w:rFonts w:ascii="Cascadia Mono" w:hAnsi="Cascadia Mono"/>
+          <w:color w:val="000000"/>
+          <w:sz w:val="19"/>
+          <w:highlight w:val="white"/>
+        </w:rPr>
+        <w:tab/>
+        <w:tab/>
+        <w:tab/>
+        <w:tab/>
+        <w:t>std::swap(</w:t>
       </w:r>
       <w:r>
         <w:rPr>
@@ -34780,70 +38764,16 @@
           <w:sz w:val="19"/>
           <w:highlight w:val="white"/>
         </w:rPr>
-        <w:t>A</w:t>
-      </w:r>
-      <w:r>
-        <w:rPr>
-          <w:rFonts w:ascii="Cascadia Mono" w:hAnsi="Cascadia Mono"/>
-          <w:color w:val="000000"/>
-          <w:sz w:val="19"/>
-          <w:highlight w:val="white"/>
-        </w:rPr>
-        <w:t>, std::</w:t>
-      </w:r>
-      <w:r>
-        <w:rPr>
-          <w:rFonts w:ascii="Cascadia Mono" w:hAnsi="Cascadia Mono"/>
-          <w:color w:val="2B91AF"/>
-          <w:sz w:val="19"/>
-          <w:highlight w:val="white"/>
-        </w:rPr>
-        <w:t>vector</w:t>
-      </w:r>
-      <w:r>
-        <w:rPr>
-          <w:rFonts w:ascii="Cascadia Mono" w:hAnsi="Cascadia Mono"/>
-          <w:color w:val="000000"/>
-          <w:sz w:val="19"/>
-          <w:highlight w:val="white"/>
-        </w:rPr>
-        <w:t>&lt;std::</w:t>
-      </w:r>
-      <w:r>
-        <w:rPr>
-          <w:rFonts w:ascii="Cascadia Mono" w:hAnsi="Cascadia Mono"/>
-          <w:color w:val="2B91AF"/>
-          <w:sz w:val="19"/>
-          <w:highlight w:val="white"/>
-        </w:rPr>
-        <w:t>vector</w:t>
-      </w:r>
-      <w:r>
-        <w:rPr>
-          <w:rFonts w:ascii="Cascadia Mono" w:hAnsi="Cascadia Mono"/>
-          <w:color w:val="000000"/>
-          <w:sz w:val="19"/>
-          <w:highlight w:val="white"/>
-        </w:rPr>
-        <w:t>&lt;</w:t>
-      </w:r>
-      <w:r>
-        <w:rPr>
-          <w:rFonts w:ascii="Cascadia Mono" w:hAnsi="Cascadia Mono"/>
-          <w:color w:val="2B91AF"/>
-          <w:sz w:val="19"/>
-          <w:highlight w:val="white"/>
-        </w:rPr>
-        <w:t>T</w:t>
-      </w:r>
-      <w:r>
-        <w:rPr>
-          <w:rFonts w:ascii="Cascadia Mono" w:hAnsi="Cascadia Mono"/>
-          <w:color w:val="000000"/>
-          <w:sz w:val="19"/>
-          <w:highlight w:val="white"/>
-        </w:rPr>
-        <w:t xml:space="preserve">&gt;&gt;&amp; </w:t>
+        <w:t>Q</w:t>
+      </w:r>
+      <w:r>
+        <w:rPr>
+          <w:rFonts w:ascii="Cascadia Mono" w:hAnsi="Cascadia Mono"/>
+          <w:color w:val="000000"/>
+          <w:sz w:val="19"/>
+          <w:highlight w:val="white"/>
+        </w:rPr>
+        <w:t xml:space="preserve">[i][j], </w:t>
       </w:r>
       <w:r>
         <w:rPr>
@@ -34861,88 +38791,7 @@
           <w:sz w:val="19"/>
           <w:highlight w:val="white"/>
         </w:rPr>
-        <w:t>, std::</w:t>
-      </w:r>
-      <w:r>
-        <w:rPr>
-          <w:rFonts w:ascii="Cascadia Mono" w:hAnsi="Cascadia Mono"/>
-          <w:color w:val="2B91AF"/>
-          <w:sz w:val="19"/>
-          <w:highlight w:val="white"/>
-        </w:rPr>
-        <w:t>vector</w:t>
-      </w:r>
-      <w:r>
-        <w:rPr>
-          <w:rFonts w:ascii="Cascadia Mono" w:hAnsi="Cascadia Mono"/>
-          <w:color w:val="000000"/>
-          <w:sz w:val="19"/>
-          <w:highlight w:val="white"/>
-        </w:rPr>
-        <w:t>&lt;std::</w:t>
-      </w:r>
-      <w:r>
-        <w:rPr>
-          <w:rFonts w:ascii="Cascadia Mono" w:hAnsi="Cascadia Mono"/>
-          <w:color w:val="2B91AF"/>
-          <w:sz w:val="19"/>
-          <w:highlight w:val="white"/>
-        </w:rPr>
-        <w:t>vector</w:t>
-      </w:r>
-      <w:r>
-        <w:rPr>
-          <w:rFonts w:ascii="Cascadia Mono" w:hAnsi="Cascadia Mono"/>
-          <w:color w:val="000000"/>
-          <w:sz w:val="19"/>
-          <w:highlight w:val="white"/>
-        </w:rPr>
-        <w:t>&lt;</w:t>
-      </w:r>
-      <w:r>
-        <w:rPr>
-          <w:rFonts w:ascii="Cascadia Mono" w:hAnsi="Cascadia Mono"/>
-          <w:color w:val="2B91AF"/>
-          <w:sz w:val="19"/>
-          <w:highlight w:val="white"/>
-        </w:rPr>
-        <w:t>T</w:t>
-      </w:r>
-      <w:r>
-        <w:rPr>
-          <w:rFonts w:ascii="Cascadia Mono" w:hAnsi="Cascadia Mono"/>
-          <w:color w:val="000000"/>
-          <w:sz w:val="19"/>
-          <w:highlight w:val="white"/>
-        </w:rPr>
-        <w:t xml:space="preserve">&gt;&gt;&amp; </w:t>
-      </w:r>
-      <w:r>
-        <w:rPr>
-          <w:rFonts w:ascii="Cascadia Mono" w:hAnsi="Cascadia Mono"/>
-          <w:color w:val="808080"/>
-          <w:sz w:val="19"/>
-          <w:highlight w:val="white"/>
-        </w:rPr>
-        <w:t>R</w:t>
-      </w:r>
-      <w:r>
-        <w:rPr>
-          <w:rFonts w:ascii="Cascadia Mono" w:hAnsi="Cascadia Mono"/>
-          <w:color w:val="000000"/>
-          <w:sz w:val="19"/>
-          <w:highlight w:val="white"/>
-        </w:rPr>
-        <w:t xml:space="preserve">) </w:t>
-      </w:r>
-      <w:r>
-        <w:rPr>
-          <w:rFonts w:ascii="Cascadia Mono" w:hAnsi="Cascadia Mono"/>
-          <w:color w:val="0000FF"/>
-          <w:sz w:val="19"/>
-          <w:highlight w:val="white"/>
-        </w:rPr>
-        <w:t>override</w:t>
+        <w:t>[j][i]);</w:t>
       </w:r>
     </w:p>
     <w:p>
@@ -34963,7 +38812,8 @@
           <w:highlight w:val="white"/>
         </w:rPr>
         <w:tab/>
-        <w:t>{</w:t>
+        <w:tab/>
+        <w:t>}</w:t>
       </w:r>
     </w:p>
     <w:p>
@@ -34984,43 +38834,7 @@
           <w:highlight w:val="white"/>
         </w:rPr>
         <w:tab/>
-        <w:tab/>
-      </w:r>
-      <w:r>
-        <w:rPr>
-          <w:rFonts w:ascii="Cascadia Mono" w:hAnsi="Cascadia Mono"/>
-          <w:color w:val="0000FF"/>
-          <w:sz w:val="19"/>
-          <w:highlight w:val="white"/>
-        </w:rPr>
-        <w:t>auto</w:t>
-      </w:r>
-      <w:r>
-        <w:rPr>
-          <w:rFonts w:ascii="Cascadia Mono" w:hAnsi="Cascadia Mono"/>
-          <w:color w:val="000000"/>
-          <w:sz w:val="19"/>
-          <w:highlight w:val="white"/>
-        </w:rPr>
-        <w:t xml:space="preserve"> N = </w:t>
-      </w:r>
-      <w:r>
-        <w:rPr>
-          <w:rFonts w:ascii="Cascadia Mono" w:hAnsi="Cascadia Mono"/>
-          <w:color w:val="808080"/>
-          <w:sz w:val="19"/>
-          <w:highlight w:val="white"/>
-        </w:rPr>
-        <w:t>A</w:t>
-      </w:r>
-      <w:r>
-        <w:rPr>
-          <w:rFonts w:ascii="Cascadia Mono" w:hAnsi="Cascadia Mono"/>
-          <w:color w:val="000000"/>
-          <w:sz w:val="19"/>
-          <w:highlight w:val="white"/>
-        </w:rPr>
-        <w:t>.size();</w:t>
+        <w:t>}</w:t>
       </w:r>
     </w:p>
     <w:p>
@@ -35040,116 +38854,7 @@
           <w:sz w:val="19"/>
           <w:highlight w:val="white"/>
         </w:rPr>
-        <w:tab/>
-        <w:tab/>
-      </w:r>
-      <w:r>
-        <w:rPr>
-          <w:rFonts w:ascii="Cascadia Mono" w:hAnsi="Cascadia Mono"/>
-          <w:color w:val="808080"/>
-          <w:sz w:val="19"/>
-          <w:highlight w:val="white"/>
-        </w:rPr>
-        <w:t>Q</w:t>
-      </w:r>
-      <w:r>
-        <w:rPr>
-          <w:rFonts w:ascii="Cascadia Mono" w:hAnsi="Cascadia Mono"/>
-          <w:color w:val="000000"/>
-          <w:sz w:val="19"/>
-          <w:highlight w:val="white"/>
-        </w:rPr>
-        <w:t xml:space="preserve"> = std::</w:t>
-      </w:r>
-      <w:r>
-        <w:rPr>
-          <w:rFonts w:ascii="Cascadia Mono" w:hAnsi="Cascadia Mono"/>
-          <w:color w:val="2B91AF"/>
-          <w:sz w:val="19"/>
-          <w:highlight w:val="white"/>
-        </w:rPr>
-        <w:t>vector</w:t>
-      </w:r>
-      <w:r>
-        <w:rPr>
-          <w:rFonts w:ascii="Cascadia Mono" w:hAnsi="Cascadia Mono"/>
-          <w:color w:val="000000"/>
-          <w:sz w:val="19"/>
-          <w:highlight w:val="white"/>
-        </w:rPr>
-        <w:t>&lt;std::</w:t>
-      </w:r>
-      <w:r>
-        <w:rPr>
-          <w:rFonts w:ascii="Cascadia Mono" w:hAnsi="Cascadia Mono"/>
-          <w:color w:val="2B91AF"/>
-          <w:sz w:val="19"/>
-          <w:highlight w:val="white"/>
-        </w:rPr>
-        <w:t>vector</w:t>
-      </w:r>
-      <w:r>
-        <w:rPr>
-          <w:rFonts w:ascii="Cascadia Mono" w:hAnsi="Cascadia Mono"/>
-          <w:color w:val="000000"/>
-          <w:sz w:val="19"/>
-          <w:highlight w:val="white"/>
-        </w:rPr>
-        <w:t>&lt;</w:t>
-      </w:r>
-      <w:r>
-        <w:rPr>
-          <w:rFonts w:ascii="Cascadia Mono" w:hAnsi="Cascadia Mono"/>
-          <w:color w:val="2B91AF"/>
-          <w:sz w:val="19"/>
-          <w:highlight w:val="white"/>
-        </w:rPr>
-        <w:t>T</w:t>
-      </w:r>
-      <w:r>
-        <w:rPr>
-          <w:rFonts w:ascii="Cascadia Mono" w:hAnsi="Cascadia Mono"/>
-          <w:color w:val="000000"/>
-          <w:sz w:val="19"/>
-          <w:highlight w:val="white"/>
-        </w:rPr>
-        <w:t>&gt;&gt;(N, std::</w:t>
-      </w:r>
-      <w:r>
-        <w:rPr>
-          <w:rFonts w:ascii="Cascadia Mono" w:hAnsi="Cascadia Mono"/>
-          <w:color w:val="2B91AF"/>
-          <w:sz w:val="19"/>
-          <w:highlight w:val="white"/>
-        </w:rPr>
-        <w:t>vector</w:t>
-      </w:r>
-      <w:r>
-        <w:rPr>
-          <w:rFonts w:ascii="Cascadia Mono" w:hAnsi="Cascadia Mono"/>
-          <w:color w:val="000000"/>
-          <w:sz w:val="19"/>
-          <w:highlight w:val="white"/>
-        </w:rPr>
-        <w:t>&lt;</w:t>
-      </w:r>
-      <w:r>
-        <w:rPr>
-          <w:rFonts w:ascii="Cascadia Mono" w:hAnsi="Cascadia Mono"/>
-          <w:color w:val="2B91AF"/>
-          <w:sz w:val="19"/>
-          <w:highlight w:val="white"/>
-        </w:rPr>
-        <w:t>T</w:t>
-      </w:r>
-      <w:r>
-        <w:rPr>
-          <w:rFonts w:ascii="Cascadia Mono" w:hAnsi="Cascadia Mono"/>
-          <w:color w:val="000000"/>
-          <w:sz w:val="19"/>
-          <w:highlight w:val="white"/>
-        </w:rPr>
-        <w:t>&gt;(N, 0));</w:t>
+        <w:t>};</w:t>
       </w:r>
     </w:p>
     <w:p>
@@ -35169,1868 +38874,6 @@
           <w:sz w:val="19"/>
           <w:highlight w:val="white"/>
         </w:rPr>
-        <w:tab/>
-        <w:tab/>
-      </w:r>
-      <w:r>
-        <w:rPr>
-          <w:rFonts w:ascii="Cascadia Mono" w:hAnsi="Cascadia Mono"/>
-          <w:color w:val="808080"/>
-          <w:sz w:val="19"/>
-          <w:highlight w:val="white"/>
-        </w:rPr>
-        <w:t>R</w:t>
-      </w:r>
-      <w:r>
-        <w:rPr>
-          <w:rFonts w:ascii="Cascadia Mono" w:hAnsi="Cascadia Mono"/>
-          <w:color w:val="000000"/>
-          <w:sz w:val="19"/>
-          <w:highlight w:val="white"/>
-        </w:rPr>
-        <w:t xml:space="preserve"> = </w:t>
-      </w:r>
-      <w:r>
-        <w:rPr>
-          <w:rFonts w:ascii="Cascadia Mono" w:hAnsi="Cascadia Mono"/>
-          <w:color w:val="808080"/>
-          <w:sz w:val="19"/>
-          <w:highlight w:val="white"/>
-        </w:rPr>
-        <w:t>A</w:t>
-      </w:r>
-      <w:r>
-        <w:rPr>
-          <w:rFonts w:ascii="Cascadia Mono" w:hAnsi="Cascadia Mono"/>
-          <w:color w:val="000000"/>
-          <w:sz w:val="19"/>
-          <w:highlight w:val="white"/>
-        </w:rPr>
-        <w:t>;</w:t>
-      </w:r>
-    </w:p>
-    <w:p>
-      <w:pPr>
-        <w:pStyle w:val="Normal"/>
-        <w:rPr>
-          <w:rFonts w:ascii="Cascadia Mono" w:hAnsi="Cascadia Mono"/>
-          <w:color w:val="000000"/>
-          <w:sz w:val="19"/>
-          <w:highlight w:val="white"/>
-        </w:rPr>
-      </w:pPr>
-      <w:r>
-        <w:rPr>
-          <w:rFonts w:ascii="Cascadia Mono" w:hAnsi="Cascadia Mono"/>
-          <w:color w:val="000000"/>
-          <w:sz w:val="19"/>
-          <w:highlight w:val="white"/>
-        </w:rPr>
-        <w:tab/>
-        <w:tab/>
-      </w:r>
-      <w:r>
-        <w:rPr>
-          <w:rFonts w:ascii="Cascadia Mono" w:hAnsi="Cascadia Mono"/>
-          <w:color w:val="0000FF"/>
-          <w:sz w:val="19"/>
-          <w:highlight w:val="white"/>
-        </w:rPr>
-        <w:t>for</w:t>
-      </w:r>
-      <w:r>
-        <w:rPr>
-          <w:rFonts w:ascii="Cascadia Mono" w:hAnsi="Cascadia Mono"/>
-          <w:color w:val="000000"/>
-          <w:sz w:val="19"/>
-          <w:highlight w:val="white"/>
-        </w:rPr>
-        <w:t xml:space="preserve"> (</w:t>
-      </w:r>
-      <w:r>
-        <w:rPr>
-          <w:rFonts w:ascii="Cascadia Mono" w:hAnsi="Cascadia Mono"/>
-          <w:color w:val="0000FF"/>
-          <w:sz w:val="19"/>
-          <w:highlight w:val="white"/>
-        </w:rPr>
-        <w:t>int</w:t>
-      </w:r>
-      <w:r>
-        <w:rPr>
-          <w:rFonts w:ascii="Cascadia Mono" w:hAnsi="Cascadia Mono"/>
-          <w:color w:val="000000"/>
-          <w:sz w:val="19"/>
-          <w:highlight w:val="white"/>
-        </w:rPr>
-        <w:t xml:space="preserve"> i = 0; i &lt; N; ++i)</w:t>
-      </w:r>
-    </w:p>
-    <w:p>
-      <w:pPr>
-        <w:pStyle w:val="Normal"/>
-        <w:rPr>
-          <w:rFonts w:ascii="Cascadia Mono" w:hAnsi="Cascadia Mono"/>
-          <w:color w:val="000000"/>
-          <w:sz w:val="19"/>
-          <w:highlight w:val="white"/>
-        </w:rPr>
-      </w:pPr>
-      <w:r>
-        <w:rPr>
-          <w:rFonts w:ascii="Cascadia Mono" w:hAnsi="Cascadia Mono"/>
-          <w:color w:val="000000"/>
-          <w:sz w:val="19"/>
-          <w:highlight w:val="white"/>
-        </w:rPr>
-        <w:tab/>
-        <w:tab/>
-        <w:t>{</w:t>
-      </w:r>
-    </w:p>
-    <w:p>
-      <w:pPr>
-        <w:pStyle w:val="Normal"/>
-        <w:rPr>
-          <w:rFonts w:ascii="Cascadia Mono" w:hAnsi="Cascadia Mono"/>
-          <w:color w:val="000000"/>
-          <w:sz w:val="19"/>
-          <w:highlight w:val="white"/>
-        </w:rPr>
-      </w:pPr>
-      <w:r>
-        <w:rPr>
-          <w:rFonts w:ascii="Cascadia Mono" w:hAnsi="Cascadia Mono"/>
-          <w:color w:val="000000"/>
-          <w:sz w:val="19"/>
-          <w:highlight w:val="white"/>
-        </w:rPr>
-        <w:tab/>
-        <w:tab/>
-        <w:tab/>
-      </w:r>
-      <w:r>
-        <w:rPr>
-          <w:rFonts w:ascii="Cascadia Mono" w:hAnsi="Cascadia Mono"/>
-          <w:color w:val="808080"/>
-          <w:sz w:val="19"/>
-          <w:highlight w:val="white"/>
-        </w:rPr>
-        <w:t>Q</w:t>
-      </w:r>
-      <w:r>
-        <w:rPr>
-          <w:rFonts w:ascii="Cascadia Mono" w:hAnsi="Cascadia Mono"/>
-          <w:color w:val="000000"/>
-          <w:sz w:val="19"/>
-          <w:highlight w:val="white"/>
-        </w:rPr>
-        <w:t>[i][i] = 1.0;</w:t>
-      </w:r>
-    </w:p>
-    <w:p>
-      <w:pPr>
-        <w:pStyle w:val="Normal"/>
-        <w:rPr>
-          <w:rFonts w:ascii="Cascadia Mono" w:hAnsi="Cascadia Mono"/>
-          <w:color w:val="000000"/>
-          <w:sz w:val="19"/>
-          <w:highlight w:val="white"/>
-        </w:rPr>
-      </w:pPr>
-      <w:r>
-        <w:rPr>
-          <w:rFonts w:ascii="Cascadia Mono" w:hAnsi="Cascadia Mono"/>
-          <w:color w:val="000000"/>
-          <w:sz w:val="19"/>
-          <w:highlight w:val="white"/>
-        </w:rPr>
-        <w:tab/>
-        <w:tab/>
-        <w:t>}</w:t>
-      </w:r>
-    </w:p>
-    <w:p>
-      <w:pPr>
-        <w:pStyle w:val="Normal"/>
-        <w:rPr>
-          <w:rFonts w:ascii="Cascadia Mono" w:hAnsi="Cascadia Mono"/>
-          <w:color w:val="000000"/>
-          <w:sz w:val="19"/>
-          <w:highlight w:val="white"/>
-        </w:rPr>
-      </w:pPr>
-      <w:r>
-        <w:rPr>
-          <w:rFonts w:ascii="Cascadia Mono" w:hAnsi="Cascadia Mono"/>
-          <w:color w:val="000000"/>
-          <w:sz w:val="19"/>
-          <w:highlight w:val="white"/>
-        </w:rPr>
-      </w:r>
-    </w:p>
-    <w:p>
-      <w:pPr>
-        <w:pStyle w:val="Normal"/>
-        <w:rPr>
-          <w:rFonts w:ascii="Cascadia Mono" w:hAnsi="Cascadia Mono"/>
-          <w:color w:val="000000"/>
-          <w:sz w:val="19"/>
-          <w:highlight w:val="white"/>
-        </w:rPr>
-      </w:pPr>
-      <w:r>
-        <w:rPr>
-          <w:rFonts w:ascii="Cascadia Mono" w:hAnsi="Cascadia Mono"/>
-          <w:color w:val="000000"/>
-          <w:sz w:val="19"/>
-          <w:highlight w:val="white"/>
-        </w:rPr>
-        <w:tab/>
-        <w:tab/>
-      </w:r>
-      <w:r>
-        <w:rPr>
-          <w:rFonts w:ascii="Cascadia Mono" w:hAnsi="Cascadia Mono"/>
-          <w:color w:val="0000FF"/>
-          <w:sz w:val="19"/>
-          <w:highlight w:val="white"/>
-        </w:rPr>
-        <w:t>for</w:t>
-      </w:r>
-      <w:r>
-        <w:rPr>
-          <w:rFonts w:ascii="Cascadia Mono" w:hAnsi="Cascadia Mono"/>
-          <w:color w:val="000000"/>
-          <w:sz w:val="19"/>
-          <w:highlight w:val="white"/>
-        </w:rPr>
-        <w:t xml:space="preserve"> (</w:t>
-      </w:r>
-      <w:r>
-        <w:rPr>
-          <w:rFonts w:ascii="Cascadia Mono" w:hAnsi="Cascadia Mono"/>
-          <w:color w:val="0000FF"/>
-          <w:sz w:val="19"/>
-          <w:highlight w:val="white"/>
-        </w:rPr>
-        <w:t>auto</w:t>
-      </w:r>
-      <w:r>
-        <w:rPr>
-          <w:rFonts w:ascii="Cascadia Mono" w:hAnsi="Cascadia Mono"/>
-          <w:color w:val="000000"/>
-          <w:sz w:val="19"/>
-          <w:highlight w:val="white"/>
-        </w:rPr>
-        <w:t xml:space="preserve"> j = 0; j &lt; N - 1; j++)</w:t>
-      </w:r>
-    </w:p>
-    <w:p>
-      <w:pPr>
-        <w:pStyle w:val="Normal"/>
-        <w:rPr>
-          <w:rFonts w:ascii="Cascadia Mono" w:hAnsi="Cascadia Mono"/>
-          <w:color w:val="000000"/>
-          <w:sz w:val="19"/>
-          <w:highlight w:val="white"/>
-        </w:rPr>
-      </w:pPr>
-      <w:r>
-        <w:rPr>
-          <w:rFonts w:ascii="Cascadia Mono" w:hAnsi="Cascadia Mono"/>
-          <w:color w:val="000000"/>
-          <w:sz w:val="19"/>
-          <w:highlight w:val="white"/>
-        </w:rPr>
-        <w:tab/>
-        <w:tab/>
-        <w:t xml:space="preserve">{ </w:t>
-      </w:r>
-      <w:r>
-        <w:rPr>
-          <w:rFonts w:ascii="Cascadia Mono" w:hAnsi="Cascadia Mono"/>
-          <w:color w:val="008000"/>
-          <w:sz w:val="19"/>
-          <w:highlight w:val="white"/>
-        </w:rPr>
-        <w:t>// зануляем весь столбец j</w:t>
-      </w:r>
-    </w:p>
-    <w:p>
-      <w:pPr>
-        <w:pStyle w:val="Normal"/>
-        <w:rPr>
-          <w:rFonts w:ascii="Cascadia Mono" w:hAnsi="Cascadia Mono"/>
-          <w:color w:val="000000"/>
-          <w:sz w:val="19"/>
-          <w:highlight w:val="white"/>
-        </w:rPr>
-      </w:pPr>
-      <w:r>
-        <w:rPr>
-          <w:rFonts w:ascii="Cascadia Mono" w:hAnsi="Cascadia Mono"/>
-          <w:color w:val="000000"/>
-          <w:sz w:val="19"/>
-          <w:highlight w:val="white"/>
-        </w:rPr>
-        <w:tab/>
-        <w:tab/>
-        <w:tab/>
-      </w:r>
-      <w:r>
-        <w:rPr>
-          <w:rFonts w:ascii="Cascadia Mono" w:hAnsi="Cascadia Mono"/>
-          <w:color w:val="0000FF"/>
-          <w:sz w:val="19"/>
-          <w:highlight w:val="white"/>
-        </w:rPr>
-        <w:t>for</w:t>
-      </w:r>
-      <w:r>
-        <w:rPr>
-          <w:rFonts w:ascii="Cascadia Mono" w:hAnsi="Cascadia Mono"/>
-          <w:color w:val="000000"/>
-          <w:sz w:val="19"/>
-          <w:highlight w:val="white"/>
-        </w:rPr>
-        <w:t xml:space="preserve"> (</w:t>
-      </w:r>
-      <w:r>
-        <w:rPr>
-          <w:rFonts w:ascii="Cascadia Mono" w:hAnsi="Cascadia Mono"/>
-          <w:color w:val="0000FF"/>
-          <w:sz w:val="19"/>
-          <w:highlight w:val="white"/>
-        </w:rPr>
-        <w:t>auto</w:t>
-      </w:r>
-      <w:r>
-        <w:rPr>
-          <w:rFonts w:ascii="Cascadia Mono" w:hAnsi="Cascadia Mono"/>
-          <w:color w:val="000000"/>
-          <w:sz w:val="19"/>
-          <w:highlight w:val="white"/>
-        </w:rPr>
-        <w:t xml:space="preserve"> i = j + 1; i &lt; N; i++)</w:t>
-      </w:r>
-    </w:p>
-    <w:p>
-      <w:pPr>
-        <w:pStyle w:val="Normal"/>
-        <w:rPr>
-          <w:rFonts w:ascii="Cascadia Mono" w:hAnsi="Cascadia Mono"/>
-          <w:color w:val="000000"/>
-          <w:sz w:val="19"/>
-          <w:highlight w:val="white"/>
-        </w:rPr>
-      </w:pPr>
-      <w:r>
-        <w:rPr>
-          <w:rFonts w:ascii="Cascadia Mono" w:hAnsi="Cascadia Mono"/>
-          <w:color w:val="000000"/>
-          <w:sz w:val="19"/>
-          <w:highlight w:val="white"/>
-        </w:rPr>
-        <w:tab/>
-        <w:tab/>
-        <w:tab/>
-        <w:t xml:space="preserve">{ </w:t>
-      </w:r>
-      <w:r>
-        <w:rPr>
-          <w:rFonts w:ascii="Cascadia Mono" w:hAnsi="Cascadia Mono"/>
-          <w:color w:val="008000"/>
-          <w:sz w:val="19"/>
-          <w:highlight w:val="white"/>
-        </w:rPr>
-        <w:t>// под главной диагональю</w:t>
-      </w:r>
-    </w:p>
-    <w:p>
-      <w:pPr>
-        <w:pStyle w:val="Normal"/>
-        <w:rPr>
-          <w:rFonts w:ascii="Cascadia Mono" w:hAnsi="Cascadia Mono"/>
-          <w:color w:val="000000"/>
-          <w:sz w:val="19"/>
-          <w:highlight w:val="white"/>
-        </w:rPr>
-      </w:pPr>
-      <w:r>
-        <w:rPr>
-          <w:rFonts w:ascii="Cascadia Mono" w:hAnsi="Cascadia Mono"/>
-          <w:color w:val="000000"/>
-          <w:sz w:val="19"/>
-          <w:highlight w:val="white"/>
-        </w:rPr>
-        <w:tab/>
-        <w:tab/>
-        <w:tab/>
-        <w:tab/>
-      </w:r>
-      <w:r>
-        <w:rPr>
-          <w:rFonts w:ascii="Cascadia Mono" w:hAnsi="Cascadia Mono"/>
-          <w:color w:val="0000FF"/>
-          <w:sz w:val="19"/>
-          <w:highlight w:val="white"/>
-        </w:rPr>
-        <w:t>double</w:t>
-      </w:r>
-      <w:r>
-        <w:rPr>
-          <w:rFonts w:ascii="Cascadia Mono" w:hAnsi="Cascadia Mono"/>
-          <w:color w:val="000000"/>
-          <w:sz w:val="19"/>
-          <w:highlight w:val="white"/>
-        </w:rPr>
-        <w:t xml:space="preserve"> Rjj = </w:t>
-      </w:r>
-      <w:r>
-        <w:rPr>
-          <w:rFonts w:ascii="Cascadia Mono" w:hAnsi="Cascadia Mono"/>
-          <w:color w:val="808080"/>
-          <w:sz w:val="19"/>
-          <w:highlight w:val="white"/>
-        </w:rPr>
-        <w:t>R</w:t>
-      </w:r>
-      <w:r>
-        <w:rPr>
-          <w:rFonts w:ascii="Cascadia Mono" w:hAnsi="Cascadia Mono"/>
-          <w:color w:val="000000"/>
-          <w:sz w:val="19"/>
-          <w:highlight w:val="white"/>
-        </w:rPr>
-        <w:t>[j][j];</w:t>
-      </w:r>
-    </w:p>
-    <w:p>
-      <w:pPr>
-        <w:pStyle w:val="Normal"/>
-        <w:rPr>
-          <w:rFonts w:ascii="Cascadia Mono" w:hAnsi="Cascadia Mono"/>
-          <w:color w:val="000000"/>
-          <w:sz w:val="19"/>
-          <w:highlight w:val="white"/>
-        </w:rPr>
-      </w:pPr>
-      <w:r>
-        <w:rPr>
-          <w:rFonts w:ascii="Cascadia Mono" w:hAnsi="Cascadia Mono"/>
-          <w:color w:val="000000"/>
-          <w:sz w:val="19"/>
-          <w:highlight w:val="white"/>
-        </w:rPr>
-        <w:tab/>
-        <w:tab/>
-        <w:tab/>
-        <w:tab/>
-      </w:r>
-      <w:r>
-        <w:rPr>
-          <w:rFonts w:ascii="Cascadia Mono" w:hAnsi="Cascadia Mono"/>
-          <w:color w:val="0000FF"/>
-          <w:sz w:val="19"/>
-          <w:highlight w:val="white"/>
-        </w:rPr>
-        <w:t>double</w:t>
-      </w:r>
-      <w:r>
-        <w:rPr>
-          <w:rFonts w:ascii="Cascadia Mono" w:hAnsi="Cascadia Mono"/>
-          <w:color w:val="000000"/>
-          <w:sz w:val="19"/>
-          <w:highlight w:val="white"/>
-        </w:rPr>
-        <w:t xml:space="preserve"> Rij = </w:t>
-      </w:r>
-      <w:r>
-        <w:rPr>
-          <w:rFonts w:ascii="Cascadia Mono" w:hAnsi="Cascadia Mono"/>
-          <w:color w:val="808080"/>
-          <w:sz w:val="19"/>
-          <w:highlight w:val="white"/>
-        </w:rPr>
-        <w:t>R</w:t>
-      </w:r>
-      <w:r>
-        <w:rPr>
-          <w:rFonts w:ascii="Cascadia Mono" w:hAnsi="Cascadia Mono"/>
-          <w:color w:val="000000"/>
-          <w:sz w:val="19"/>
-          <w:highlight w:val="white"/>
-        </w:rPr>
-        <w:t>[i][j];</w:t>
-      </w:r>
-    </w:p>
-    <w:p>
-      <w:pPr>
-        <w:pStyle w:val="Normal"/>
-        <w:rPr>
-          <w:rFonts w:ascii="Cascadia Mono" w:hAnsi="Cascadia Mono"/>
-          <w:color w:val="000000"/>
-          <w:sz w:val="19"/>
-          <w:highlight w:val="white"/>
-        </w:rPr>
-      </w:pPr>
-      <w:r>
-        <w:rPr>
-          <w:rFonts w:ascii="Cascadia Mono" w:hAnsi="Cascadia Mono"/>
-          <w:color w:val="000000"/>
-          <w:sz w:val="19"/>
-          <w:highlight w:val="white"/>
-        </w:rPr>
-      </w:r>
-    </w:p>
-    <w:p>
-      <w:pPr>
-        <w:pStyle w:val="Normal"/>
-        <w:rPr>
-          <w:rFonts w:ascii="Cascadia Mono" w:hAnsi="Cascadia Mono"/>
-          <w:color w:val="000000"/>
-          <w:sz w:val="19"/>
-          <w:highlight w:val="white"/>
-        </w:rPr>
-      </w:pPr>
-      <w:r>
-        <w:rPr>
-          <w:rFonts w:ascii="Cascadia Mono" w:hAnsi="Cascadia Mono"/>
-          <w:color w:val="000000"/>
-          <w:sz w:val="19"/>
-          <w:highlight w:val="white"/>
-        </w:rPr>
-        <w:tab/>
-        <w:tab/>
-        <w:tab/>
-        <w:tab/>
-      </w:r>
-      <w:r>
-        <w:rPr>
-          <w:rFonts w:ascii="Cascadia Mono" w:hAnsi="Cascadia Mono"/>
-          <w:color w:val="0000FF"/>
-          <w:sz w:val="19"/>
-          <w:highlight w:val="white"/>
-        </w:rPr>
-        <w:t>if</w:t>
-      </w:r>
-      <w:r>
-        <w:rPr>
-          <w:rFonts w:ascii="Cascadia Mono" w:hAnsi="Cascadia Mono"/>
-          <w:color w:val="000000"/>
-          <w:sz w:val="19"/>
-          <w:highlight w:val="white"/>
-        </w:rPr>
-        <w:t xml:space="preserve"> (std::abs(Rij) &lt; 1e-11 * std::max(std::abs(Rjj), 1.0)) {</w:t>
-      </w:r>
-    </w:p>
-    <w:p>
-      <w:pPr>
-        <w:pStyle w:val="Normal"/>
-        <w:rPr>
-          <w:rFonts w:ascii="Cascadia Mono" w:hAnsi="Cascadia Mono"/>
-          <w:color w:val="000000"/>
-          <w:sz w:val="19"/>
-          <w:highlight w:val="white"/>
-        </w:rPr>
-      </w:pPr>
-      <w:r>
-        <w:rPr>
-          <w:rFonts w:ascii="Cascadia Mono" w:hAnsi="Cascadia Mono"/>
-          <w:color w:val="000000"/>
-          <w:sz w:val="19"/>
-          <w:highlight w:val="white"/>
-        </w:rPr>
-        <w:tab/>
-        <w:tab/>
-        <w:tab/>
-        <w:tab/>
-        <w:tab/>
-      </w:r>
-      <w:r>
-        <w:rPr>
-          <w:rFonts w:ascii="Cascadia Mono" w:hAnsi="Cascadia Mono"/>
-          <w:color w:val="0000FF"/>
-          <w:sz w:val="19"/>
-          <w:highlight w:val="white"/>
-        </w:rPr>
-        <w:t>continue</w:t>
-      </w:r>
-      <w:r>
-        <w:rPr>
-          <w:rFonts w:ascii="Cascadia Mono" w:hAnsi="Cascadia Mono"/>
-          <w:color w:val="000000"/>
-          <w:sz w:val="19"/>
-          <w:highlight w:val="white"/>
-        </w:rPr>
-        <w:t xml:space="preserve">; </w:t>
-      </w:r>
-      <w:r>
-        <w:rPr>
-          <w:rFonts w:ascii="Cascadia Mono" w:hAnsi="Cascadia Mono"/>
-          <w:color w:val="008000"/>
-          <w:sz w:val="19"/>
-          <w:highlight w:val="white"/>
-        </w:rPr>
-        <w:t>// относительные чисал</w:t>
-      </w:r>
-    </w:p>
-    <w:p>
-      <w:pPr>
-        <w:pStyle w:val="Normal"/>
-        <w:rPr>
-          <w:rFonts w:ascii="Cascadia Mono" w:hAnsi="Cascadia Mono"/>
-          <w:color w:val="000000"/>
-          <w:sz w:val="19"/>
-          <w:highlight w:val="white"/>
-        </w:rPr>
-      </w:pPr>
-      <w:r>
-        <w:rPr>
-          <w:rFonts w:ascii="Cascadia Mono" w:hAnsi="Cascadia Mono"/>
-          <w:color w:val="000000"/>
-          <w:sz w:val="19"/>
-          <w:highlight w:val="white"/>
-        </w:rPr>
-        <w:tab/>
-        <w:tab/>
-        <w:tab/>
-        <w:tab/>
-        <w:t>}</w:t>
-      </w:r>
-    </w:p>
-    <w:p>
-      <w:pPr>
-        <w:pStyle w:val="Normal"/>
-        <w:rPr>
-          <w:rFonts w:ascii="Cascadia Mono" w:hAnsi="Cascadia Mono"/>
-          <w:color w:val="000000"/>
-          <w:sz w:val="19"/>
-          <w:highlight w:val="white"/>
-        </w:rPr>
-      </w:pPr>
-      <w:r>
-        <w:rPr>
-          <w:rFonts w:ascii="Cascadia Mono" w:hAnsi="Cascadia Mono"/>
-          <w:color w:val="000000"/>
-          <w:sz w:val="19"/>
-          <w:highlight w:val="white"/>
-        </w:rPr>
-      </w:r>
-    </w:p>
-    <w:p>
-      <w:pPr>
-        <w:pStyle w:val="Normal"/>
-        <w:rPr>
-          <w:rFonts w:ascii="Cascadia Mono" w:hAnsi="Cascadia Mono"/>
-          <w:color w:val="000000"/>
-          <w:sz w:val="19"/>
-          <w:highlight w:val="white"/>
-        </w:rPr>
-      </w:pPr>
-      <w:r>
-        <w:rPr>
-          <w:rFonts w:ascii="Cascadia Mono" w:hAnsi="Cascadia Mono"/>
-          <w:color w:val="000000"/>
-          <w:sz w:val="19"/>
-          <w:highlight w:val="white"/>
-        </w:rPr>
-        <w:tab/>
-        <w:tab/>
-        <w:tab/>
-        <w:tab/>
-      </w:r>
-      <w:r>
-        <w:rPr>
-          <w:rFonts w:ascii="Cascadia Mono" w:hAnsi="Cascadia Mono"/>
-          <w:color w:val="0000FF"/>
-          <w:sz w:val="19"/>
-          <w:highlight w:val="white"/>
-        </w:rPr>
-        <w:t>if</w:t>
-      </w:r>
-      <w:r>
-        <w:rPr>
-          <w:rFonts w:ascii="Cascadia Mono" w:hAnsi="Cascadia Mono"/>
-          <w:color w:val="000000"/>
-          <w:sz w:val="19"/>
-          <w:highlight w:val="white"/>
-        </w:rPr>
-        <w:t xml:space="preserve"> (std::abs(Rij) &lt; 1e-11 * std::abs(Rjj)) { </w:t>
-      </w:r>
-      <w:r>
-        <w:rPr>
-          <w:rFonts w:ascii="Cascadia Mono" w:hAnsi="Cascadia Mono"/>
-          <w:color w:val="008000"/>
-          <w:sz w:val="19"/>
-          <w:highlight w:val="white"/>
-        </w:rPr>
-        <w:t>// R[i][j] пренебрежимо мал по сравнению с R[j][j]</w:t>
-        <w:tab/>
-        <w:tab/>
-        <w:tab/>
-        <w:tab/>
-        <w:tab/>
-      </w:r>
-    </w:p>
-    <w:p>
-      <w:pPr>
-        <w:pStyle w:val="Normal"/>
-        <w:rPr>
-          <w:rFonts w:ascii="Cascadia Mono" w:hAnsi="Cascadia Mono"/>
-          <w:color w:val="000000"/>
-          <w:sz w:val="19"/>
-          <w:highlight w:val="white"/>
-        </w:rPr>
-      </w:pPr>
-      <w:r>
-        <w:rPr>
-          <w:rFonts w:ascii="Cascadia Mono" w:hAnsi="Cascadia Mono"/>
-          <w:color w:val="000000"/>
-          <w:sz w:val="19"/>
-          <w:highlight w:val="white"/>
-        </w:rPr>
-        <w:tab/>
-        <w:tab/>
-        <w:tab/>
-        <w:tab/>
-        <w:tab/>
-      </w:r>
-      <w:r>
-        <w:rPr>
-          <w:rFonts w:ascii="Cascadia Mono" w:hAnsi="Cascadia Mono"/>
-          <w:color w:val="0000FF"/>
-          <w:sz w:val="19"/>
-          <w:highlight w:val="white"/>
-        </w:rPr>
-        <w:t>continue</w:t>
-      </w:r>
-      <w:r>
-        <w:rPr>
-          <w:rFonts w:ascii="Cascadia Mono" w:hAnsi="Cascadia Mono"/>
-          <w:color w:val="000000"/>
-          <w:sz w:val="19"/>
-          <w:highlight w:val="white"/>
-        </w:rPr>
-        <w:t>;</w:t>
-      </w:r>
-    </w:p>
-    <w:p>
-      <w:pPr>
-        <w:pStyle w:val="Normal"/>
-        <w:rPr>
-          <w:rFonts w:ascii="Cascadia Mono" w:hAnsi="Cascadia Mono"/>
-          <w:color w:val="000000"/>
-          <w:sz w:val="19"/>
-          <w:highlight w:val="white"/>
-        </w:rPr>
-      </w:pPr>
-      <w:r>
-        <w:rPr>
-          <w:rFonts w:ascii="Cascadia Mono" w:hAnsi="Cascadia Mono"/>
-          <w:color w:val="000000"/>
-          <w:sz w:val="19"/>
-          <w:highlight w:val="white"/>
-        </w:rPr>
-        <w:tab/>
-        <w:tab/>
-        <w:tab/>
-        <w:tab/>
-        <w:t>}</w:t>
-      </w:r>
-    </w:p>
-    <w:p>
-      <w:pPr>
-        <w:pStyle w:val="Normal"/>
-        <w:rPr>
-          <w:rFonts w:ascii="Cascadia Mono" w:hAnsi="Cascadia Mono"/>
-          <w:color w:val="000000"/>
-          <w:sz w:val="19"/>
-          <w:highlight w:val="white"/>
-        </w:rPr>
-      </w:pPr>
-      <w:r>
-        <w:rPr>
-          <w:rFonts w:ascii="Cascadia Mono" w:hAnsi="Cascadia Mono"/>
-          <w:color w:val="000000"/>
-          <w:sz w:val="19"/>
-          <w:highlight w:val="white"/>
-        </w:rPr>
-      </w:r>
-    </w:p>
-    <w:p>
-      <w:pPr>
-        <w:pStyle w:val="Normal"/>
-        <w:rPr>
-          <w:rFonts w:ascii="Cascadia Mono" w:hAnsi="Cascadia Mono"/>
-          <w:color w:val="000000"/>
-          <w:sz w:val="19"/>
-          <w:highlight w:val="white"/>
-        </w:rPr>
-      </w:pPr>
-      <w:r>
-        <w:rPr>
-          <w:rFonts w:ascii="Cascadia Mono" w:hAnsi="Cascadia Mono"/>
-          <w:color w:val="000000"/>
-          <w:sz w:val="19"/>
-          <w:highlight w:val="white"/>
-        </w:rPr>
-        <w:tab/>
-        <w:tab/>
-        <w:tab/>
-        <w:tab/>
-      </w:r>
-      <w:r>
-        <w:rPr>
-          <w:rFonts w:ascii="Cascadia Mono" w:hAnsi="Cascadia Mono"/>
-          <w:color w:val="0000FF"/>
-          <w:sz w:val="19"/>
-          <w:highlight w:val="white"/>
-        </w:rPr>
-        <w:t>if</w:t>
-      </w:r>
-      <w:r>
-        <w:rPr>
-          <w:rFonts w:ascii="Cascadia Mono" w:hAnsi="Cascadia Mono"/>
-          <w:color w:val="000000"/>
-          <w:sz w:val="19"/>
-          <w:highlight w:val="white"/>
-        </w:rPr>
-        <w:t xml:space="preserve"> (std::abs(Rij) &lt; 1e-11) { </w:t>
-      </w:r>
-      <w:r>
-        <w:rPr>
-          <w:rFonts w:ascii="Cascadia Mono" w:hAnsi="Cascadia Mono"/>
-          <w:color w:val="008000"/>
-          <w:sz w:val="19"/>
-          <w:highlight w:val="white"/>
-        </w:rPr>
-        <w:t>// уже 0</w:t>
-      </w:r>
-    </w:p>
-    <w:p>
-      <w:pPr>
-        <w:pStyle w:val="Normal"/>
-        <w:rPr>
-          <w:rFonts w:ascii="Cascadia Mono" w:hAnsi="Cascadia Mono"/>
-          <w:color w:val="000000"/>
-          <w:sz w:val="19"/>
-          <w:highlight w:val="white"/>
-        </w:rPr>
-      </w:pPr>
-      <w:r>
-        <w:rPr>
-          <w:rFonts w:ascii="Cascadia Mono" w:hAnsi="Cascadia Mono"/>
-          <w:color w:val="000000"/>
-          <w:sz w:val="19"/>
-          <w:highlight w:val="white"/>
-        </w:rPr>
-        <w:tab/>
-        <w:tab/>
-        <w:tab/>
-        <w:tab/>
-        <w:tab/>
-      </w:r>
-      <w:r>
-        <w:rPr>
-          <w:rFonts w:ascii="Cascadia Mono" w:hAnsi="Cascadia Mono"/>
-          <w:color w:val="0000FF"/>
-          <w:sz w:val="19"/>
-          <w:highlight w:val="white"/>
-        </w:rPr>
-        <w:t>continue</w:t>
-      </w:r>
-      <w:r>
-        <w:rPr>
-          <w:rFonts w:ascii="Cascadia Mono" w:hAnsi="Cascadia Mono"/>
-          <w:color w:val="000000"/>
-          <w:sz w:val="19"/>
-          <w:highlight w:val="white"/>
-        </w:rPr>
-        <w:t>;</w:t>
-      </w:r>
-    </w:p>
-    <w:p>
-      <w:pPr>
-        <w:pStyle w:val="Normal"/>
-        <w:rPr>
-          <w:rFonts w:ascii="Cascadia Mono" w:hAnsi="Cascadia Mono"/>
-          <w:color w:val="000000"/>
-          <w:sz w:val="19"/>
-          <w:highlight w:val="white"/>
-        </w:rPr>
-      </w:pPr>
-      <w:r>
-        <w:rPr>
-          <w:rFonts w:ascii="Cascadia Mono" w:hAnsi="Cascadia Mono"/>
-          <w:color w:val="000000"/>
-          <w:sz w:val="19"/>
-          <w:highlight w:val="white"/>
-        </w:rPr>
-        <w:tab/>
-        <w:tab/>
-        <w:tab/>
-        <w:tab/>
-        <w:t>}</w:t>
-      </w:r>
-    </w:p>
-    <w:p>
-      <w:pPr>
-        <w:pStyle w:val="Normal"/>
-        <w:rPr>
-          <w:rFonts w:ascii="Cascadia Mono" w:hAnsi="Cascadia Mono"/>
-          <w:color w:val="000000"/>
-          <w:sz w:val="19"/>
-          <w:highlight w:val="white"/>
-        </w:rPr>
-      </w:pPr>
-      <w:r>
-        <w:rPr>
-          <w:rFonts w:ascii="Cascadia Mono" w:hAnsi="Cascadia Mono"/>
-          <w:color w:val="000000"/>
-          <w:sz w:val="19"/>
-          <w:highlight w:val="white"/>
-        </w:rPr>
-      </w:r>
-    </w:p>
-    <w:p>
-      <w:pPr>
-        <w:pStyle w:val="Normal"/>
-        <w:rPr>
-          <w:rFonts w:ascii="Cascadia Mono" w:hAnsi="Cascadia Mono"/>
-          <w:color w:val="000000"/>
-          <w:sz w:val="19"/>
-          <w:highlight w:val="white"/>
-        </w:rPr>
-      </w:pPr>
-      <w:r>
-        <w:rPr>
-          <w:rFonts w:ascii="Cascadia Mono" w:hAnsi="Cascadia Mono"/>
-          <w:color w:val="000000"/>
-          <w:sz w:val="19"/>
-          <w:highlight w:val="white"/>
-        </w:rPr>
-        <w:tab/>
-        <w:tab/>
-        <w:tab/>
-        <w:tab/>
-      </w:r>
-      <w:r>
-        <w:rPr>
-          <w:rFonts w:ascii="Cascadia Mono" w:hAnsi="Cascadia Mono"/>
-          <w:color w:val="0000FF"/>
-          <w:sz w:val="19"/>
-          <w:highlight w:val="white"/>
-        </w:rPr>
-        <w:t>auto</w:t>
-      </w:r>
-      <w:r>
-        <w:rPr>
-          <w:rFonts w:ascii="Cascadia Mono" w:hAnsi="Cascadia Mono"/>
-          <w:color w:val="000000"/>
-          <w:sz w:val="19"/>
-          <w:highlight w:val="white"/>
-        </w:rPr>
-        <w:t xml:space="preserve"> sqrt = std::sqrt(Rjj * Rjj + Rij * Rij);</w:t>
-      </w:r>
-    </w:p>
-    <w:p>
-      <w:pPr>
-        <w:pStyle w:val="Normal"/>
-        <w:rPr>
-          <w:rFonts w:ascii="Cascadia Mono" w:hAnsi="Cascadia Mono"/>
-          <w:color w:val="000000"/>
-          <w:sz w:val="19"/>
-          <w:highlight w:val="white"/>
-        </w:rPr>
-      </w:pPr>
-      <w:r>
-        <w:rPr>
-          <w:rFonts w:ascii="Cascadia Mono" w:hAnsi="Cascadia Mono"/>
-          <w:color w:val="000000"/>
-          <w:sz w:val="19"/>
-          <w:highlight w:val="white"/>
-        </w:rPr>
-        <w:tab/>
-        <w:tab/>
-        <w:tab/>
-        <w:tab/>
-      </w:r>
-      <w:r>
-        <w:rPr>
-          <w:rFonts w:ascii="Cascadia Mono" w:hAnsi="Cascadia Mono"/>
-          <w:color w:val="0000FF"/>
-          <w:sz w:val="19"/>
-          <w:highlight w:val="white"/>
-        </w:rPr>
-        <w:t>if</w:t>
-      </w:r>
-      <w:r>
-        <w:rPr>
-          <w:rFonts w:ascii="Cascadia Mono" w:hAnsi="Cascadia Mono"/>
-          <w:color w:val="000000"/>
-          <w:sz w:val="19"/>
-          <w:highlight w:val="white"/>
-        </w:rPr>
-        <w:t xml:space="preserve"> (std::abs(sqrt) &lt; 1e-11) { </w:t>
-      </w:r>
-      <w:r>
-        <w:rPr>
-          <w:rFonts w:ascii="Cascadia Mono" w:hAnsi="Cascadia Mono"/>
-          <w:color w:val="008000"/>
-          <w:sz w:val="19"/>
-          <w:highlight w:val="white"/>
-        </w:rPr>
-        <w:t>// для корректировки ошибки игнорируется малый знаменатель</w:t>
-      </w:r>
-    </w:p>
-    <w:p>
-      <w:pPr>
-        <w:pStyle w:val="Normal"/>
-        <w:rPr>
-          <w:rFonts w:ascii="Cascadia Mono" w:hAnsi="Cascadia Mono"/>
-          <w:color w:val="000000"/>
-          <w:sz w:val="19"/>
-          <w:highlight w:val="white"/>
-        </w:rPr>
-      </w:pPr>
-      <w:r>
-        <w:rPr>
-          <w:rFonts w:ascii="Cascadia Mono" w:hAnsi="Cascadia Mono"/>
-          <w:color w:val="000000"/>
-          <w:sz w:val="19"/>
-          <w:highlight w:val="white"/>
-        </w:rPr>
-        <w:tab/>
-        <w:tab/>
-        <w:tab/>
-        <w:tab/>
-        <w:tab/>
-      </w:r>
-      <w:r>
-        <w:rPr>
-          <w:rFonts w:ascii="Cascadia Mono" w:hAnsi="Cascadia Mono"/>
-          <w:color w:val="0000FF"/>
-          <w:sz w:val="19"/>
-          <w:highlight w:val="white"/>
-        </w:rPr>
-        <w:t>continue</w:t>
-      </w:r>
-      <w:r>
-        <w:rPr>
-          <w:rFonts w:ascii="Cascadia Mono" w:hAnsi="Cascadia Mono"/>
-          <w:color w:val="000000"/>
-          <w:sz w:val="19"/>
-          <w:highlight w:val="white"/>
-        </w:rPr>
-        <w:t>;</w:t>
-      </w:r>
-    </w:p>
-    <w:p>
-      <w:pPr>
-        <w:pStyle w:val="Normal"/>
-        <w:rPr>
-          <w:rFonts w:ascii="Cascadia Mono" w:hAnsi="Cascadia Mono"/>
-          <w:color w:val="000000"/>
-          <w:sz w:val="19"/>
-          <w:highlight w:val="white"/>
-        </w:rPr>
-      </w:pPr>
-      <w:r>
-        <w:rPr>
-          <w:rFonts w:ascii="Cascadia Mono" w:hAnsi="Cascadia Mono"/>
-          <w:color w:val="000000"/>
-          <w:sz w:val="19"/>
-          <w:highlight w:val="white"/>
-        </w:rPr>
-        <w:tab/>
-        <w:tab/>
-        <w:tab/>
-        <w:tab/>
-        <w:t>}</w:t>
-      </w:r>
-    </w:p>
-    <w:p>
-      <w:pPr>
-        <w:pStyle w:val="Normal"/>
-        <w:rPr>
-          <w:rFonts w:ascii="Cascadia Mono" w:hAnsi="Cascadia Mono"/>
-          <w:color w:val="000000"/>
-          <w:sz w:val="19"/>
-          <w:highlight w:val="white"/>
-        </w:rPr>
-      </w:pPr>
-      <w:r>
-        <w:rPr>
-          <w:rFonts w:ascii="Cascadia Mono" w:hAnsi="Cascadia Mono"/>
-          <w:color w:val="000000"/>
-          <w:sz w:val="19"/>
-          <w:highlight w:val="white"/>
-        </w:rPr>
-        <w:tab/>
-        <w:tab/>
-        <w:tab/>
-        <w:tab/>
-      </w:r>
-      <w:r>
-        <w:rPr>
-          <w:rFonts w:ascii="Cascadia Mono" w:hAnsi="Cascadia Mono"/>
-          <w:color w:val="0000FF"/>
-          <w:sz w:val="19"/>
-          <w:highlight w:val="white"/>
-        </w:rPr>
-        <w:t>double</w:t>
-      </w:r>
-      <w:r>
-        <w:rPr>
-          <w:rFonts w:ascii="Cascadia Mono" w:hAnsi="Cascadia Mono"/>
-          <w:color w:val="000000"/>
-          <w:sz w:val="19"/>
-          <w:highlight w:val="white"/>
-        </w:rPr>
-        <w:t xml:space="preserve"> c = Rjj / sqrt, s = -Rij / sqrt;</w:t>
-      </w:r>
-    </w:p>
-    <w:p>
-      <w:pPr>
-        <w:pStyle w:val="Normal"/>
-        <w:rPr>
-          <w:rFonts w:ascii="Cascadia Mono" w:hAnsi="Cascadia Mono"/>
-          <w:color w:val="000000"/>
-          <w:sz w:val="19"/>
-          <w:highlight w:val="white"/>
-        </w:rPr>
-      </w:pPr>
-      <w:r>
-        <w:rPr>
-          <w:rFonts w:ascii="Cascadia Mono" w:hAnsi="Cascadia Mono"/>
-          <w:color w:val="000000"/>
-          <w:sz w:val="19"/>
-          <w:highlight w:val="white"/>
-        </w:rPr>
-      </w:r>
-    </w:p>
-    <w:p>
-      <w:pPr>
-        <w:pStyle w:val="Normal"/>
-        <w:rPr>
-          <w:rFonts w:ascii="Cascadia Mono" w:hAnsi="Cascadia Mono"/>
-          <w:color w:val="000000"/>
-          <w:sz w:val="19"/>
-          <w:highlight w:val="white"/>
-        </w:rPr>
-      </w:pPr>
-      <w:r>
-        <w:rPr>
-          <w:rFonts w:ascii="Cascadia Mono" w:hAnsi="Cascadia Mono"/>
-          <w:color w:val="808080"/>
-          <w:sz w:val="19"/>
-          <w:highlight w:val="white"/>
-        </w:rPr>
-        <w:t>#pragma</w:t>
-      </w:r>
-      <w:r>
-        <w:rPr>
-          <w:rFonts w:ascii="Cascadia Mono" w:hAnsi="Cascadia Mono"/>
-          <w:color w:val="000000"/>
-          <w:sz w:val="19"/>
-          <w:highlight w:val="white"/>
-        </w:rPr>
-        <w:t xml:space="preserve"> omp parallel </w:t>
-      </w:r>
-      <w:r>
-        <w:rPr>
-          <w:rFonts w:ascii="Cascadia Mono" w:hAnsi="Cascadia Mono"/>
-          <w:color w:val="0000FF"/>
-          <w:sz w:val="19"/>
-          <w:highlight w:val="white"/>
-        </w:rPr>
-        <w:t>for</w:t>
-      </w:r>
-      <w:r>
-        <w:rPr>
-          <w:rFonts w:ascii="Cascadia Mono" w:hAnsi="Cascadia Mono"/>
-          <w:color w:val="000000"/>
-          <w:sz w:val="19"/>
-          <w:highlight w:val="white"/>
-        </w:rPr>
-        <w:t xml:space="preserve"> num_threads(thread_num) </w:t>
-      </w:r>
-      <w:r>
-        <w:rPr>
-          <w:rFonts w:ascii="Cascadia Mono" w:hAnsi="Cascadia Mono"/>
-          <w:color w:val="0000FF"/>
-          <w:sz w:val="19"/>
-          <w:highlight w:val="white"/>
-        </w:rPr>
-        <w:t>if</w:t>
-      </w:r>
-      <w:r>
-        <w:rPr>
-          <w:rFonts w:ascii="Cascadia Mono" w:hAnsi="Cascadia Mono"/>
-          <w:color w:val="000000"/>
-          <w:sz w:val="19"/>
-          <w:highlight w:val="white"/>
-        </w:rPr>
-        <w:t xml:space="preserve"> (N &gt;= 1000)</w:t>
-      </w:r>
-    </w:p>
-    <w:p>
-      <w:pPr>
-        <w:pStyle w:val="Normal"/>
-        <w:rPr>
-          <w:rFonts w:ascii="Cascadia Mono" w:hAnsi="Cascadia Mono"/>
-          <w:color w:val="000000"/>
-          <w:sz w:val="19"/>
-          <w:highlight w:val="white"/>
-        </w:rPr>
-      </w:pPr>
-      <w:r>
-        <w:rPr>
-          <w:rFonts w:ascii="Cascadia Mono" w:hAnsi="Cascadia Mono"/>
-          <w:color w:val="000000"/>
-          <w:sz w:val="19"/>
-          <w:highlight w:val="white"/>
-        </w:rPr>
-        <w:tab/>
-        <w:tab/>
-        <w:tab/>
-        <w:tab/>
-      </w:r>
-      <w:r>
-        <w:rPr>
-          <w:rFonts w:ascii="Cascadia Mono" w:hAnsi="Cascadia Mono"/>
-          <w:color w:val="0000FF"/>
-          <w:sz w:val="19"/>
-          <w:highlight w:val="white"/>
-        </w:rPr>
-        <w:t>for</w:t>
-      </w:r>
-      <w:r>
-        <w:rPr>
-          <w:rFonts w:ascii="Cascadia Mono" w:hAnsi="Cascadia Mono"/>
-          <w:color w:val="000000"/>
-          <w:sz w:val="19"/>
-          <w:highlight w:val="white"/>
-        </w:rPr>
-        <w:t xml:space="preserve"> (</w:t>
-      </w:r>
-      <w:r>
-        <w:rPr>
-          <w:rFonts w:ascii="Cascadia Mono" w:hAnsi="Cascadia Mono"/>
-          <w:color w:val="0000FF"/>
-          <w:sz w:val="19"/>
-          <w:highlight w:val="white"/>
-        </w:rPr>
-        <w:t>auto</w:t>
-      </w:r>
-      <w:r>
-        <w:rPr>
-          <w:rFonts w:ascii="Cascadia Mono" w:hAnsi="Cascadia Mono"/>
-          <w:color w:val="000000"/>
-          <w:sz w:val="19"/>
-          <w:highlight w:val="white"/>
-        </w:rPr>
-        <w:t xml:space="preserve"> k = 0; k &lt; N; k++)</w:t>
-      </w:r>
-    </w:p>
-    <w:p>
-      <w:pPr>
-        <w:pStyle w:val="Normal"/>
-        <w:rPr>
-          <w:rFonts w:ascii="Cascadia Mono" w:hAnsi="Cascadia Mono"/>
-          <w:color w:val="000000"/>
-          <w:sz w:val="19"/>
-          <w:highlight w:val="white"/>
-        </w:rPr>
-      </w:pPr>
-      <w:r>
-        <w:rPr>
-          <w:rFonts w:ascii="Cascadia Mono" w:hAnsi="Cascadia Mono"/>
-          <w:color w:val="000000"/>
-          <w:sz w:val="19"/>
-          <w:highlight w:val="white"/>
-        </w:rPr>
-        <w:tab/>
-        <w:tab/>
-        <w:tab/>
-        <w:tab/>
-        <w:t>{</w:t>
-      </w:r>
-    </w:p>
-    <w:p>
-      <w:pPr>
-        <w:pStyle w:val="Normal"/>
-        <w:rPr>
-          <w:rFonts w:ascii="Cascadia Mono" w:hAnsi="Cascadia Mono"/>
-          <w:color w:val="000000"/>
-          <w:sz w:val="19"/>
-          <w:highlight w:val="white"/>
-        </w:rPr>
-      </w:pPr>
-      <w:r>
-        <w:rPr>
-          <w:rFonts w:ascii="Cascadia Mono" w:hAnsi="Cascadia Mono"/>
-          <w:color w:val="000000"/>
-          <w:sz w:val="19"/>
-          <w:highlight w:val="white"/>
-        </w:rPr>
-        <w:tab/>
-        <w:tab/>
-        <w:tab/>
-        <w:tab/>
-        <w:tab/>
-      </w:r>
-      <w:r>
-        <w:rPr>
-          <w:rFonts w:ascii="Cascadia Mono" w:hAnsi="Cascadia Mono"/>
-          <w:color w:val="008000"/>
-          <w:sz w:val="19"/>
-          <w:highlight w:val="white"/>
-        </w:rPr>
-        <w:t>// меняются только две строки -- i и j</w:t>
-      </w:r>
-    </w:p>
-    <w:p>
-      <w:pPr>
-        <w:pStyle w:val="Normal"/>
-        <w:rPr>
-          <w:rFonts w:ascii="Cascadia Mono" w:hAnsi="Cascadia Mono"/>
-          <w:color w:val="000000"/>
-          <w:sz w:val="19"/>
-          <w:highlight w:val="white"/>
-        </w:rPr>
-      </w:pPr>
-      <w:r>
-        <w:rPr>
-          <w:rFonts w:ascii="Cascadia Mono" w:hAnsi="Cascadia Mono"/>
-          <w:color w:val="000000"/>
-          <w:sz w:val="19"/>
-          <w:highlight w:val="white"/>
-        </w:rPr>
-        <w:tab/>
-        <w:tab/>
-        <w:tab/>
-        <w:tab/>
-        <w:tab/>
-      </w:r>
-      <w:r>
-        <w:rPr>
-          <w:rFonts w:ascii="Cascadia Mono" w:hAnsi="Cascadia Mono"/>
-          <w:color w:val="0000FF"/>
-          <w:sz w:val="19"/>
-          <w:highlight w:val="white"/>
-        </w:rPr>
-        <w:t>auto</w:t>
-      </w:r>
-      <w:r>
-        <w:rPr>
-          <w:rFonts w:ascii="Cascadia Mono" w:hAnsi="Cascadia Mono"/>
-          <w:color w:val="000000"/>
-          <w:sz w:val="19"/>
-          <w:highlight w:val="white"/>
-        </w:rPr>
-        <w:t xml:space="preserve"> temp = </w:t>
-      </w:r>
-      <w:r>
-        <w:rPr>
-          <w:rFonts w:ascii="Cascadia Mono" w:hAnsi="Cascadia Mono"/>
-          <w:color w:val="808080"/>
-          <w:sz w:val="19"/>
-          <w:highlight w:val="white"/>
-        </w:rPr>
-        <w:t>R</w:t>
-      </w:r>
-      <w:r>
-        <w:rPr>
-          <w:rFonts w:ascii="Cascadia Mono" w:hAnsi="Cascadia Mono"/>
-          <w:color w:val="000000"/>
-          <w:sz w:val="19"/>
-          <w:highlight w:val="white"/>
-        </w:rPr>
-        <w:t xml:space="preserve">[j][k] * c - </w:t>
-      </w:r>
-      <w:r>
-        <w:rPr>
-          <w:rFonts w:ascii="Cascadia Mono" w:hAnsi="Cascadia Mono"/>
-          <w:color w:val="808080"/>
-          <w:sz w:val="19"/>
-          <w:highlight w:val="white"/>
-        </w:rPr>
-        <w:t>R</w:t>
-      </w:r>
-      <w:r>
-        <w:rPr>
-          <w:rFonts w:ascii="Cascadia Mono" w:hAnsi="Cascadia Mono"/>
-          <w:color w:val="000000"/>
-          <w:sz w:val="19"/>
-          <w:highlight w:val="white"/>
-        </w:rPr>
-        <w:t>[i][k] * s;</w:t>
-      </w:r>
-    </w:p>
-    <w:p>
-      <w:pPr>
-        <w:pStyle w:val="Normal"/>
-        <w:rPr>
-          <w:rFonts w:ascii="Cascadia Mono" w:hAnsi="Cascadia Mono"/>
-          <w:color w:val="000000"/>
-          <w:sz w:val="19"/>
-          <w:highlight w:val="white"/>
-        </w:rPr>
-      </w:pPr>
-      <w:r>
-        <w:rPr>
-          <w:rFonts w:ascii="Cascadia Mono" w:hAnsi="Cascadia Mono"/>
-          <w:color w:val="000000"/>
-          <w:sz w:val="19"/>
-          <w:highlight w:val="white"/>
-        </w:rPr>
-        <w:tab/>
-        <w:tab/>
-        <w:tab/>
-        <w:tab/>
-        <w:tab/>
-      </w:r>
-      <w:r>
-        <w:rPr>
-          <w:rFonts w:ascii="Cascadia Mono" w:hAnsi="Cascadia Mono"/>
-          <w:color w:val="808080"/>
-          <w:sz w:val="19"/>
-          <w:highlight w:val="white"/>
-        </w:rPr>
-        <w:t>R</w:t>
-      </w:r>
-      <w:r>
-        <w:rPr>
-          <w:rFonts w:ascii="Cascadia Mono" w:hAnsi="Cascadia Mono"/>
-          <w:color w:val="000000"/>
-          <w:sz w:val="19"/>
-          <w:highlight w:val="white"/>
-        </w:rPr>
-        <w:t xml:space="preserve">[i][k] = </w:t>
-      </w:r>
-      <w:r>
-        <w:rPr>
-          <w:rFonts w:ascii="Cascadia Mono" w:hAnsi="Cascadia Mono"/>
-          <w:color w:val="808080"/>
-          <w:sz w:val="19"/>
-          <w:highlight w:val="white"/>
-        </w:rPr>
-        <w:t>R</w:t>
-      </w:r>
-      <w:r>
-        <w:rPr>
-          <w:rFonts w:ascii="Cascadia Mono" w:hAnsi="Cascadia Mono"/>
-          <w:color w:val="000000"/>
-          <w:sz w:val="19"/>
-          <w:highlight w:val="white"/>
-        </w:rPr>
-        <w:t xml:space="preserve">[j][k] * s + </w:t>
-      </w:r>
-      <w:r>
-        <w:rPr>
-          <w:rFonts w:ascii="Cascadia Mono" w:hAnsi="Cascadia Mono"/>
-          <w:color w:val="808080"/>
-          <w:sz w:val="19"/>
-          <w:highlight w:val="white"/>
-        </w:rPr>
-        <w:t>R</w:t>
-      </w:r>
-      <w:r>
-        <w:rPr>
-          <w:rFonts w:ascii="Cascadia Mono" w:hAnsi="Cascadia Mono"/>
-          <w:color w:val="000000"/>
-          <w:sz w:val="19"/>
-          <w:highlight w:val="white"/>
-        </w:rPr>
-        <w:t>[i][k] * c;</w:t>
-      </w:r>
-    </w:p>
-    <w:p>
-      <w:pPr>
-        <w:pStyle w:val="Normal"/>
-        <w:rPr>
-          <w:rFonts w:ascii="Cascadia Mono" w:hAnsi="Cascadia Mono"/>
-          <w:color w:val="000000"/>
-          <w:sz w:val="19"/>
-          <w:highlight w:val="white"/>
-        </w:rPr>
-      </w:pPr>
-      <w:r>
-        <w:rPr>
-          <w:rFonts w:ascii="Cascadia Mono" w:hAnsi="Cascadia Mono"/>
-          <w:color w:val="000000"/>
-          <w:sz w:val="19"/>
-          <w:highlight w:val="white"/>
-        </w:rPr>
-        <w:tab/>
-        <w:tab/>
-        <w:tab/>
-        <w:tab/>
-        <w:tab/>
-      </w:r>
-      <w:r>
-        <w:rPr>
-          <w:rFonts w:ascii="Cascadia Mono" w:hAnsi="Cascadia Mono"/>
-          <w:color w:val="808080"/>
-          <w:sz w:val="19"/>
-          <w:highlight w:val="white"/>
-        </w:rPr>
-        <w:t>R</w:t>
-      </w:r>
-      <w:r>
-        <w:rPr>
-          <w:rFonts w:ascii="Cascadia Mono" w:hAnsi="Cascadia Mono"/>
-          <w:color w:val="000000"/>
-          <w:sz w:val="19"/>
-          <w:highlight w:val="white"/>
-        </w:rPr>
-        <w:t>[j][k] = temp;</w:t>
-      </w:r>
-    </w:p>
-    <w:p>
-      <w:pPr>
-        <w:pStyle w:val="Normal"/>
-        <w:rPr>
-          <w:rFonts w:ascii="Cascadia Mono" w:hAnsi="Cascadia Mono"/>
-          <w:color w:val="000000"/>
-          <w:sz w:val="19"/>
-          <w:highlight w:val="white"/>
-        </w:rPr>
-      </w:pPr>
-      <w:r>
-        <w:rPr>
-          <w:rFonts w:ascii="Cascadia Mono" w:hAnsi="Cascadia Mono"/>
-          <w:color w:val="000000"/>
-          <w:sz w:val="19"/>
-          <w:highlight w:val="white"/>
-        </w:rPr>
-      </w:r>
-    </w:p>
-    <w:p>
-      <w:pPr>
-        <w:pStyle w:val="Normal"/>
-        <w:rPr>
-          <w:rFonts w:ascii="Cascadia Mono" w:hAnsi="Cascadia Mono"/>
-          <w:color w:val="000000"/>
-          <w:sz w:val="19"/>
-          <w:highlight w:val="white"/>
-        </w:rPr>
-      </w:pPr>
-      <w:r>
-        <w:rPr>
-          <w:rFonts w:ascii="Cascadia Mono" w:hAnsi="Cascadia Mono"/>
-          <w:color w:val="000000"/>
-          <w:sz w:val="19"/>
-          <w:highlight w:val="white"/>
-        </w:rPr>
-        <w:tab/>
-        <w:tab/>
-        <w:tab/>
-        <w:tab/>
-        <w:tab/>
-      </w:r>
-      <w:r>
-        <w:rPr>
-          <w:rFonts w:ascii="Cascadia Mono" w:hAnsi="Cascadia Mono"/>
-          <w:color w:val="008000"/>
-          <w:sz w:val="19"/>
-          <w:highlight w:val="white"/>
-        </w:rPr>
-        <w:t>// меняются только два столбца -- i и j</w:t>
-      </w:r>
-    </w:p>
-    <w:p>
-      <w:pPr>
-        <w:pStyle w:val="Normal"/>
-        <w:rPr>
-          <w:rFonts w:ascii="Cascadia Mono" w:hAnsi="Cascadia Mono"/>
-          <w:color w:val="000000"/>
-          <w:sz w:val="19"/>
-          <w:highlight w:val="white"/>
-        </w:rPr>
-      </w:pPr>
-      <w:r>
-        <w:rPr>
-          <w:rFonts w:ascii="Cascadia Mono" w:hAnsi="Cascadia Mono"/>
-          <w:color w:val="000000"/>
-          <w:sz w:val="19"/>
-          <w:highlight w:val="white"/>
-        </w:rPr>
-        <w:tab/>
-        <w:tab/>
-        <w:tab/>
-        <w:tab/>
-        <w:tab/>
-        <w:t xml:space="preserve">temp = c * </w:t>
-      </w:r>
-      <w:r>
-        <w:rPr>
-          <w:rFonts w:ascii="Cascadia Mono" w:hAnsi="Cascadia Mono"/>
-          <w:color w:val="808080"/>
-          <w:sz w:val="19"/>
-          <w:highlight w:val="white"/>
-        </w:rPr>
-        <w:t>Q</w:t>
-      </w:r>
-      <w:r>
-        <w:rPr>
-          <w:rFonts w:ascii="Cascadia Mono" w:hAnsi="Cascadia Mono"/>
-          <w:color w:val="000000"/>
-          <w:sz w:val="19"/>
-          <w:highlight w:val="white"/>
-        </w:rPr>
-        <w:t xml:space="preserve">[k][j] - s * </w:t>
-      </w:r>
-      <w:r>
-        <w:rPr>
-          <w:rFonts w:ascii="Cascadia Mono" w:hAnsi="Cascadia Mono"/>
-          <w:color w:val="808080"/>
-          <w:sz w:val="19"/>
-          <w:highlight w:val="white"/>
-        </w:rPr>
-        <w:t>Q</w:t>
-      </w:r>
-      <w:r>
-        <w:rPr>
-          <w:rFonts w:ascii="Cascadia Mono" w:hAnsi="Cascadia Mono"/>
-          <w:color w:val="000000"/>
-          <w:sz w:val="19"/>
-          <w:highlight w:val="white"/>
-        </w:rPr>
-        <w:t>[k][i];</w:t>
-      </w:r>
-    </w:p>
-    <w:p>
-      <w:pPr>
-        <w:pStyle w:val="Normal"/>
-        <w:rPr>
-          <w:rFonts w:ascii="Cascadia Mono" w:hAnsi="Cascadia Mono"/>
-          <w:color w:val="000000"/>
-          <w:sz w:val="19"/>
-          <w:highlight w:val="white"/>
-        </w:rPr>
-      </w:pPr>
-      <w:r>
-        <w:rPr>
-          <w:rFonts w:ascii="Cascadia Mono" w:hAnsi="Cascadia Mono"/>
-          <w:color w:val="000000"/>
-          <w:sz w:val="19"/>
-          <w:highlight w:val="white"/>
-        </w:rPr>
-        <w:tab/>
-        <w:tab/>
-        <w:tab/>
-        <w:tab/>
-        <w:tab/>
-      </w:r>
-      <w:r>
-        <w:rPr>
-          <w:rFonts w:ascii="Cascadia Mono" w:hAnsi="Cascadia Mono"/>
-          <w:color w:val="808080"/>
-          <w:sz w:val="19"/>
-          <w:highlight w:val="white"/>
-        </w:rPr>
-        <w:t>Q</w:t>
-      </w:r>
-      <w:r>
-        <w:rPr>
-          <w:rFonts w:ascii="Cascadia Mono" w:hAnsi="Cascadia Mono"/>
-          <w:color w:val="000000"/>
-          <w:sz w:val="19"/>
-          <w:highlight w:val="white"/>
-        </w:rPr>
-        <w:t xml:space="preserve">[k][i] = s * </w:t>
-      </w:r>
-      <w:r>
-        <w:rPr>
-          <w:rFonts w:ascii="Cascadia Mono" w:hAnsi="Cascadia Mono"/>
-          <w:color w:val="808080"/>
-          <w:sz w:val="19"/>
-          <w:highlight w:val="white"/>
-        </w:rPr>
-        <w:t>Q</w:t>
-      </w:r>
-      <w:r>
-        <w:rPr>
-          <w:rFonts w:ascii="Cascadia Mono" w:hAnsi="Cascadia Mono"/>
-          <w:color w:val="000000"/>
-          <w:sz w:val="19"/>
-          <w:highlight w:val="white"/>
-        </w:rPr>
-        <w:t xml:space="preserve">[k][j] + c * </w:t>
-      </w:r>
-      <w:r>
-        <w:rPr>
-          <w:rFonts w:ascii="Cascadia Mono" w:hAnsi="Cascadia Mono"/>
-          <w:color w:val="808080"/>
-          <w:sz w:val="19"/>
-          <w:highlight w:val="white"/>
-        </w:rPr>
-        <w:t>Q</w:t>
-      </w:r>
-      <w:r>
-        <w:rPr>
-          <w:rFonts w:ascii="Cascadia Mono" w:hAnsi="Cascadia Mono"/>
-          <w:color w:val="000000"/>
-          <w:sz w:val="19"/>
-          <w:highlight w:val="white"/>
-        </w:rPr>
-        <w:t>[k][i];</w:t>
-      </w:r>
-    </w:p>
-    <w:p>
-      <w:pPr>
-        <w:pStyle w:val="Normal"/>
-        <w:rPr>
-          <w:rFonts w:ascii="Cascadia Mono" w:hAnsi="Cascadia Mono"/>
-          <w:color w:val="000000"/>
-          <w:sz w:val="19"/>
-          <w:highlight w:val="white"/>
-        </w:rPr>
-      </w:pPr>
-      <w:r>
-        <w:rPr>
-          <w:rFonts w:ascii="Cascadia Mono" w:hAnsi="Cascadia Mono"/>
-          <w:color w:val="000000"/>
-          <w:sz w:val="19"/>
-          <w:highlight w:val="white"/>
-        </w:rPr>
-        <w:tab/>
-        <w:tab/>
-        <w:tab/>
-        <w:tab/>
-        <w:tab/>
-      </w:r>
-      <w:r>
-        <w:rPr>
-          <w:rFonts w:ascii="Cascadia Mono" w:hAnsi="Cascadia Mono"/>
-          <w:color w:val="808080"/>
-          <w:sz w:val="19"/>
-          <w:highlight w:val="white"/>
-        </w:rPr>
-        <w:t>Q</w:t>
-      </w:r>
-      <w:r>
-        <w:rPr>
-          <w:rFonts w:ascii="Cascadia Mono" w:hAnsi="Cascadia Mono"/>
-          <w:color w:val="000000"/>
-          <w:sz w:val="19"/>
-          <w:highlight w:val="white"/>
-        </w:rPr>
-        <w:t>[k][j] = temp;</w:t>
-      </w:r>
-    </w:p>
-    <w:p>
-      <w:pPr>
-        <w:pStyle w:val="Normal"/>
-        <w:rPr>
-          <w:rFonts w:ascii="Cascadia Mono" w:hAnsi="Cascadia Mono"/>
-          <w:color w:val="000000"/>
-          <w:sz w:val="19"/>
-          <w:highlight w:val="white"/>
-        </w:rPr>
-      </w:pPr>
-      <w:r>
-        <w:rPr>
-          <w:rFonts w:ascii="Cascadia Mono" w:hAnsi="Cascadia Mono"/>
-          <w:color w:val="000000"/>
-          <w:sz w:val="19"/>
-          <w:highlight w:val="white"/>
-        </w:rPr>
-        <w:tab/>
-        <w:tab/>
-        <w:tab/>
-        <w:tab/>
-        <w:t>}</w:t>
-      </w:r>
-    </w:p>
-    <w:p>
-      <w:pPr>
-        <w:pStyle w:val="Normal"/>
-        <w:rPr>
-          <w:rFonts w:ascii="Cascadia Mono" w:hAnsi="Cascadia Mono"/>
-          <w:color w:val="000000"/>
-          <w:sz w:val="19"/>
-          <w:highlight w:val="white"/>
-        </w:rPr>
-      </w:pPr>
-      <w:r>
-        <w:rPr>
-          <w:rFonts w:ascii="Cascadia Mono" w:hAnsi="Cascadia Mono"/>
-          <w:color w:val="000000"/>
-          <w:sz w:val="19"/>
-          <w:highlight w:val="white"/>
-        </w:rPr>
-        <w:tab/>
-        <w:tab/>
-        <w:tab/>
-        <w:t>}</w:t>
-      </w:r>
-    </w:p>
-    <w:p>
-      <w:pPr>
-        <w:pStyle w:val="Normal"/>
-        <w:rPr>
-          <w:rFonts w:ascii="Cascadia Mono" w:hAnsi="Cascadia Mono"/>
-          <w:color w:val="000000"/>
-          <w:sz w:val="19"/>
-          <w:highlight w:val="white"/>
-        </w:rPr>
-      </w:pPr>
-      <w:r>
-        <w:rPr>
-          <w:rFonts w:ascii="Cascadia Mono" w:hAnsi="Cascadia Mono"/>
-          <w:color w:val="000000"/>
-          <w:sz w:val="19"/>
-          <w:highlight w:val="white"/>
-        </w:rPr>
-        <w:tab/>
-        <w:tab/>
-        <w:t>}</w:t>
-      </w:r>
-    </w:p>
-    <w:p>
-      <w:pPr>
-        <w:pStyle w:val="Normal"/>
-        <w:rPr>
-          <w:rFonts w:ascii="Cascadia Mono" w:hAnsi="Cascadia Mono"/>
-          <w:color w:val="000000"/>
-          <w:sz w:val="19"/>
-          <w:highlight w:val="white"/>
-        </w:rPr>
-      </w:pPr>
-      <w:r>
-        <w:rPr>
-          <w:rFonts w:ascii="Cascadia Mono" w:hAnsi="Cascadia Mono"/>
-          <w:color w:val="000000"/>
-          <w:sz w:val="19"/>
-          <w:highlight w:val="white"/>
-        </w:rPr>
-        <w:tab/>
-        <w:t>}</w:t>
-      </w:r>
-    </w:p>
-    <w:p>
-      <w:pPr>
-        <w:pStyle w:val="Normal"/>
-        <w:rPr>
-          <w:rFonts w:ascii="Cascadia Mono" w:hAnsi="Cascadia Mono"/>
-          <w:color w:val="000000"/>
-          <w:sz w:val="19"/>
-          <w:highlight w:val="white"/>
-        </w:rPr>
-      </w:pPr>
-      <w:r>
-        <w:rPr>
-          <w:rFonts w:ascii="Cascadia Mono" w:hAnsi="Cascadia Mono"/>
-          <w:color w:val="000000"/>
-          <w:sz w:val="19"/>
-          <w:highlight w:val="white"/>
-        </w:rPr>
-        <w:t>};</w:t>
       </w:r>
     </w:p>
     <w:p>
@@ -48133,7 +49976,7 @@
     </w:r>
     <w:r>
       <w:rPr/>
-      <w:t>32</w:t>
+      <w:t>33</w:t>
     </w:r>
     <w:r>
       <w:rPr/>
@@ -48167,7 +50010,7 @@
     </w:r>
     <w:r>
       <w:rPr/>
-      <w:t>32</w:t>
+      <w:t>33</w:t>
     </w:r>
     <w:r>
       <w:rPr/>

--- a/практика_отчёт_4_семестр.docx
+++ b/практика_отчёт_4_семестр.docx
@@ -23408,7 +23408,11 @@
     </w:p>
     <w:p>
       <w:pPr>
-        <w:pStyle w:val="Normal"/>
+        <w:pStyle w:val="BodyText"/>
+        <w:widowControl/>
+        <w:suppressAutoHyphens w:val="true"/>
+        <w:bidi w:val="0"/>
+        <w:jc w:val="both"/>
         <w:rPr/>
       </w:pPr>
       <w:r>
@@ -26118,6 +26122,113 @@
     </w:p>
     <w:p>
       <w:pPr>
+        <w:pStyle w:val="BodyText"/>
+        <w:jc w:val="both"/>
+        <w:rPr/>
+      </w:pPr>
+      <w:r>
+        <w:rPr/>
+        <w:t xml:space="preserve">Видно, что даже на небольших данных эта версия проигрывает оптимизированному методу Хаусхолдера, а на больших данных происходит значительное замедление </w:t>
+      </w:r>
+      <w:r>
+        <w:rPr/>
+        <w:t>более чем в два раза</w:t>
+      </w:r>
+      <w:r>
+        <w:rPr/>
+        <w:t>.</w:t>
+      </w:r>
+    </w:p>
+    <w:p>
+      <w:pPr>
+        <w:pStyle w:val="BodyText"/>
+        <w:widowControl/>
+        <w:suppressAutoHyphens w:val="true"/>
+        <w:bidi w:val="0"/>
+        <w:jc w:val="both"/>
+        <w:rPr>
+          <w:rFonts w:eastAsia="NSimSun" w:cs="Arial"/>
+          <w:color w:val="auto"/>
+          <w:kern w:val="2"/>
+          <w:sz w:val="24"/>
+          <w:szCs w:val="24"/>
+          <w:lang w:val="ru-RU" w:eastAsia="zh-CN" w:bidi="hi-IN"/>
+        </w:rPr>
+      </w:pPr>
+      <w:r>
+        <w:rPr>
+          <w:rFonts w:eastAsia="NSimSun" w:cs="Arial"/>
+          <w:color w:val="auto"/>
+          <w:kern w:val="2"/>
+          <w:sz w:val="24"/>
+          <w:szCs w:val="24"/>
+          <w:lang w:val="ru-RU" w:eastAsia="zh-CN" w:bidi="hi-IN"/>
+        </w:rPr>
+        <w:t>Реализация прикреплена в Приложении 1.</w:t>
+      </w:r>
+    </w:p>
+    <w:p>
+      <w:pPr>
+        <w:pStyle w:val="Heading3"/>
+        <w:widowControl/>
+        <w:numPr>
+          <w:ilvl w:val="0"/>
+          <w:numId w:val="0"/>
+        </w:numPr>
+        <w:suppressAutoHyphens w:val="true"/>
+        <w:spacing w:lineRule="auto" w:line="240"/>
+        <w:ind w:hanging="0" w:start="0"/>
+        <w:jc w:val="start"/>
+        <w:rPr/>
+      </w:pPr>
+      <w:r>
+        <w:rPr/>
+      </w:r>
+      <w:r>
+        <w:br w:type="page"/>
+      </w:r>
+    </w:p>
+    <w:p>
+      <w:pPr>
+        <w:pStyle w:val="Heading3"/>
+        <w:numPr>
+          <w:ilvl w:val="2"/>
+          <w:numId w:val="1"/>
+        </w:numPr>
+        <w:ind w:hanging="0" w:start="0"/>
+        <w:rPr/>
+      </w:pPr>
+      <w:r>
+        <w:rPr/>
+        <w:t xml:space="preserve">Хранение </w:t>
+      </w:r>
+      <w:r>
+        <w:rPr>
+          <w:lang w:val="en-US"/>
+        </w:rPr>
+        <w:t xml:space="preserve">Q </w:t>
+      </w:r>
+      <w:r>
+        <w:rPr>
+          <w:lang w:val="ru-RU"/>
+        </w:rPr>
+        <w:t xml:space="preserve">и </w:t>
+      </w:r>
+      <w:r>
+        <w:rPr>
+          <w:lang w:val="en-US"/>
+        </w:rPr>
+        <w:t xml:space="preserve">R </w:t>
+      </w:r>
+      <w:r>
+        <w:rPr>
+          <w:lang w:val="ru-RU"/>
+        </w:rPr>
+        <w:t>в одной структуре</w:t>
+      </w:r>
+    </w:p>
+    <w:p>
+      <w:pPr>
         <w:pStyle w:val="Normal"/>
         <w:spacing w:lineRule="auto" w:line="430" w:before="0" w:after="200"/>
         <w:ind w:firstLine="480" w:end="0"/>
@@ -26134,9 +26245,1601 @@
           <w:u w:val="none"/>
           <w:effect w:val="none"/>
           <w:shd w:fill="auto" w:val="clear"/>
-          <w:lang w:val="en-US"/>
-        </w:rPr>
-      </w:pPr>
+        </w:rPr>
+      </w:pPr>
+      <w:r>
+        <w:rPr>
+          <w:rFonts w:ascii="Times New Roman;serif" w:hAnsi="Times New Roman;serif"/>
+          <w:b w:val="false"/>
+          <w:i w:val="false"/>
+          <w:caps w:val="false"/>
+          <w:smallCaps w:val="false"/>
+          <w:strike w:val="false"/>
+          <w:dstrike w:val="false"/>
+          <w:u w:val="none"/>
+          <w:effect w:val="none"/>
+          <w:shd w:fill="auto" w:val="clear"/>
+        </w:rPr>
+        <w:t xml:space="preserve">Для уменьшения времени работы программы можно попробовать использовать структуру данных, которая обеспечит лучшее обращение к памяти. </w:t>
+      </w:r>
+      <w:r>
+        <w:rPr>
+          <w:rFonts w:ascii="Times New Roman;serif" w:hAnsi="Times New Roman;serif"/>
+          <w:b w:val="false"/>
+          <w:i w:val="false"/>
+          <w:caps w:val="false"/>
+          <w:smallCaps w:val="false"/>
+          <w:strike w:val="false"/>
+          <w:dstrike w:val="false"/>
+          <w:u w:val="none"/>
+          <w:effect w:val="none"/>
+          <w:shd w:fill="auto" w:val="clear"/>
+        </w:rPr>
+        <w:t>Алгоритм использует специализированную структуру данных QRMatrix, которая объединяет хранение матриц Q и R для оптимизации доступа к памяти:</w:t>
+      </w:r>
+    </w:p>
+    <w:p>
+      <w:pPr>
+        <w:pStyle w:val="Normal"/>
+        <w:rPr>
+          <w:rFonts w:ascii="Cascadia Mono" w:hAnsi="Cascadia Mono"/>
+          <w:color w:val="000000"/>
+          <w:sz w:val="19"/>
+          <w:highlight w:val="white"/>
+        </w:rPr>
+      </w:pPr>
+      <w:r>
+        <w:rPr>
+          <w:rFonts w:ascii="Cascadia Mono" w:hAnsi="Cascadia Mono"/>
+          <w:color w:val="0000FF"/>
+          <w:sz w:val="19"/>
+          <w:highlight w:val="white"/>
+        </w:rPr>
+        <w:t>template</w:t>
+      </w:r>
+      <w:r>
+        <w:rPr>
+          <w:rFonts w:ascii="Cascadia Mono" w:hAnsi="Cascadia Mono"/>
+          <w:color w:val="000000"/>
+          <w:sz w:val="19"/>
+          <w:highlight w:val="white"/>
+        </w:rPr>
+        <w:t xml:space="preserve"> &lt;</w:t>
+      </w:r>
+      <w:r>
+        <w:rPr>
+          <w:rFonts w:ascii="Cascadia Mono" w:hAnsi="Cascadia Mono"/>
+          <w:color w:val="0000FF"/>
+          <w:sz w:val="19"/>
+          <w:highlight w:val="white"/>
+        </w:rPr>
+        <w:t>class</w:t>
+      </w:r>
+      <w:r>
+        <w:rPr>
+          <w:rFonts w:ascii="Cascadia Mono" w:hAnsi="Cascadia Mono"/>
+          <w:color w:val="000000"/>
+          <w:sz w:val="19"/>
+          <w:highlight w:val="white"/>
+        </w:rPr>
+        <w:t xml:space="preserve"> </w:t>
+      </w:r>
+      <w:r>
+        <w:rPr>
+          <w:rFonts w:ascii="Cascadia Mono" w:hAnsi="Cascadia Mono"/>
+          <w:color w:val="2B91AF"/>
+          <w:sz w:val="19"/>
+          <w:highlight w:val="white"/>
+        </w:rPr>
+        <w:t>T</w:t>
+      </w:r>
+      <w:r>
+        <w:rPr>
+          <w:rFonts w:ascii="Cascadia Mono" w:hAnsi="Cascadia Mono"/>
+          <w:color w:val="000000"/>
+          <w:sz w:val="19"/>
+          <w:highlight w:val="white"/>
+        </w:rPr>
+        <w:t>&gt;</w:t>
+      </w:r>
+    </w:p>
+    <w:p>
+      <w:pPr>
+        <w:pStyle w:val="Normal"/>
+        <w:rPr>
+          <w:rFonts w:ascii="Cascadia Mono" w:hAnsi="Cascadia Mono"/>
+          <w:color w:val="000000"/>
+          <w:sz w:val="19"/>
+          <w:highlight w:val="white"/>
+        </w:rPr>
+      </w:pPr>
+      <w:r>
+        <w:rPr>
+          <w:rFonts w:ascii="Cascadia Mono" w:hAnsi="Cascadia Mono"/>
+          <w:color w:val="0000FF"/>
+          <w:sz w:val="19"/>
+          <w:highlight w:val="white"/>
+        </w:rPr>
+        <w:t>class</w:t>
+      </w:r>
+      <w:r>
+        <w:rPr>
+          <w:rFonts w:ascii="Cascadia Mono" w:hAnsi="Cascadia Mono"/>
+          <w:color w:val="000000"/>
+          <w:sz w:val="19"/>
+          <w:highlight w:val="white"/>
+        </w:rPr>
+        <w:t xml:space="preserve"> </w:t>
+      </w:r>
+      <w:r>
+        <w:rPr>
+          <w:rFonts w:ascii="Cascadia Mono" w:hAnsi="Cascadia Mono"/>
+          <w:color w:val="2B91AF"/>
+          <w:sz w:val="19"/>
+          <w:highlight w:val="white"/>
+        </w:rPr>
+        <w:t>QRMatrix</w:t>
+      </w:r>
+    </w:p>
+    <w:p>
+      <w:pPr>
+        <w:pStyle w:val="Normal"/>
+        <w:rPr>
+          <w:rFonts w:ascii="Cascadia Mono" w:hAnsi="Cascadia Mono"/>
+          <w:color w:val="000000"/>
+          <w:sz w:val="19"/>
+          <w:highlight w:val="white"/>
+        </w:rPr>
+      </w:pPr>
+      <w:r>
+        <w:rPr>
+          <w:rFonts w:ascii="Cascadia Mono" w:hAnsi="Cascadia Mono"/>
+          <w:color w:val="000000"/>
+          <w:sz w:val="19"/>
+          <w:highlight w:val="white"/>
+        </w:rPr>
+        <w:t>{</w:t>
+      </w:r>
+    </w:p>
+    <w:p>
+      <w:pPr>
+        <w:pStyle w:val="Normal"/>
+        <w:rPr>
+          <w:rFonts w:ascii="Cascadia Mono" w:hAnsi="Cascadia Mono"/>
+          <w:color w:val="000000"/>
+          <w:sz w:val="19"/>
+          <w:highlight w:val="white"/>
+        </w:rPr>
+      </w:pPr>
+      <w:r>
+        <w:rPr>
+          <w:rFonts w:ascii="Cascadia Mono" w:hAnsi="Cascadia Mono"/>
+          <w:color w:val="0000FF"/>
+          <w:sz w:val="19"/>
+          <w:highlight w:val="white"/>
+        </w:rPr>
+        <w:t>public</w:t>
+      </w:r>
+      <w:r>
+        <w:rPr>
+          <w:rFonts w:ascii="Cascadia Mono" w:hAnsi="Cascadia Mono"/>
+          <w:color w:val="000000"/>
+          <w:sz w:val="19"/>
+          <w:highlight w:val="white"/>
+        </w:rPr>
+        <w:t>:</w:t>
+      </w:r>
+    </w:p>
+    <w:p>
+      <w:pPr>
+        <w:pStyle w:val="Normal"/>
+        <w:rPr>
+          <w:rFonts w:ascii="Cascadia Mono" w:hAnsi="Cascadia Mono"/>
+          <w:color w:val="000000"/>
+          <w:sz w:val="19"/>
+          <w:highlight w:val="white"/>
+        </w:rPr>
+      </w:pPr>
+      <w:r>
+        <w:rPr>
+          <w:rFonts w:ascii="Cascadia Mono" w:hAnsi="Cascadia Mono"/>
+          <w:color w:val="000000"/>
+          <w:sz w:val="19"/>
+          <w:highlight w:val="white"/>
+        </w:rPr>
+        <w:tab/>
+        <w:t>QRMatrix(</w:t>
+      </w:r>
+      <w:r>
+        <w:rPr>
+          <w:rFonts w:ascii="Cascadia Mono" w:hAnsi="Cascadia Mono"/>
+          <w:color w:val="0000FF"/>
+          <w:sz w:val="19"/>
+          <w:highlight w:val="white"/>
+        </w:rPr>
+        <w:t>const</w:t>
+      </w:r>
+      <w:r>
+        <w:rPr>
+          <w:rFonts w:ascii="Cascadia Mono" w:hAnsi="Cascadia Mono"/>
+          <w:color w:val="000000"/>
+          <w:sz w:val="19"/>
+          <w:highlight w:val="white"/>
+        </w:rPr>
+        <w:t xml:space="preserve"> std::</w:t>
+      </w:r>
+      <w:r>
+        <w:rPr>
+          <w:rFonts w:ascii="Cascadia Mono" w:hAnsi="Cascadia Mono"/>
+          <w:color w:val="2B91AF"/>
+          <w:sz w:val="19"/>
+          <w:highlight w:val="white"/>
+        </w:rPr>
+        <w:t>vector</w:t>
+      </w:r>
+      <w:r>
+        <w:rPr>
+          <w:rFonts w:ascii="Cascadia Mono" w:hAnsi="Cascadia Mono"/>
+          <w:color w:val="000000"/>
+          <w:sz w:val="19"/>
+          <w:highlight w:val="white"/>
+        </w:rPr>
+        <w:t>&lt;std::</w:t>
+      </w:r>
+      <w:r>
+        <w:rPr>
+          <w:rFonts w:ascii="Cascadia Mono" w:hAnsi="Cascadia Mono"/>
+          <w:color w:val="2B91AF"/>
+          <w:sz w:val="19"/>
+          <w:highlight w:val="white"/>
+        </w:rPr>
+        <w:t>vector</w:t>
+      </w:r>
+      <w:r>
+        <w:rPr>
+          <w:rFonts w:ascii="Cascadia Mono" w:hAnsi="Cascadia Mono"/>
+          <w:color w:val="000000"/>
+          <w:sz w:val="19"/>
+          <w:highlight w:val="white"/>
+        </w:rPr>
+        <w:t>&lt;</w:t>
+      </w:r>
+      <w:r>
+        <w:rPr>
+          <w:rFonts w:ascii="Cascadia Mono" w:hAnsi="Cascadia Mono"/>
+          <w:color w:val="2B91AF"/>
+          <w:sz w:val="19"/>
+          <w:highlight w:val="white"/>
+        </w:rPr>
+        <w:t>T</w:t>
+      </w:r>
+      <w:r>
+        <w:rPr>
+          <w:rFonts w:ascii="Cascadia Mono" w:hAnsi="Cascadia Mono"/>
+          <w:color w:val="000000"/>
+          <w:sz w:val="19"/>
+          <w:highlight w:val="white"/>
+        </w:rPr>
+        <w:t xml:space="preserve">&gt;&gt;&amp; </w:t>
+      </w:r>
+      <w:r>
+        <w:rPr>
+          <w:rFonts w:ascii="Cascadia Mono" w:hAnsi="Cascadia Mono"/>
+          <w:color w:val="808080"/>
+          <w:sz w:val="19"/>
+          <w:highlight w:val="white"/>
+        </w:rPr>
+        <w:t>A</w:t>
+      </w:r>
+      <w:r>
+        <w:rPr>
+          <w:rFonts w:ascii="Cascadia Mono" w:hAnsi="Cascadia Mono"/>
+          <w:color w:val="000000"/>
+          <w:sz w:val="19"/>
+          <w:highlight w:val="white"/>
+        </w:rPr>
+        <w:t>)</w:t>
+      </w:r>
+    </w:p>
+    <w:p>
+      <w:pPr>
+        <w:pStyle w:val="Normal"/>
+        <w:rPr>
+          <w:rFonts w:ascii="Cascadia Mono" w:hAnsi="Cascadia Mono"/>
+          <w:color w:val="000000"/>
+          <w:sz w:val="19"/>
+          <w:highlight w:val="white"/>
+        </w:rPr>
+      </w:pPr>
+      <w:r>
+        <w:rPr>
+          <w:rFonts w:ascii="Cascadia Mono" w:hAnsi="Cascadia Mono"/>
+          <w:color w:val="000000"/>
+          <w:sz w:val="19"/>
+          <w:highlight w:val="white"/>
+        </w:rPr>
+        <w:tab/>
+        <w:tab/>
+        <w:t>: _data(</w:t>
+      </w:r>
+      <w:r>
+        <w:rPr>
+          <w:rFonts w:ascii="Cascadia Mono" w:hAnsi="Cascadia Mono"/>
+          <w:color w:val="808080"/>
+          <w:sz w:val="19"/>
+          <w:highlight w:val="white"/>
+        </w:rPr>
+        <w:t>A</w:t>
+      </w:r>
+      <w:r>
+        <w:rPr>
+          <w:rFonts w:ascii="Cascadia Mono" w:hAnsi="Cascadia Mono"/>
+          <w:color w:val="000000"/>
+          <w:sz w:val="19"/>
+          <w:highlight w:val="white"/>
+        </w:rPr>
+        <w:t xml:space="preserve">.size()* </w:t>
+      </w:r>
+      <w:r>
+        <w:rPr>
+          <w:rFonts w:ascii="Cascadia Mono" w:hAnsi="Cascadia Mono"/>
+          <w:color w:val="808080"/>
+          <w:sz w:val="19"/>
+          <w:highlight w:val="white"/>
+        </w:rPr>
+        <w:t>A</w:t>
+      </w:r>
+      <w:r>
+        <w:rPr>
+          <w:rFonts w:ascii="Cascadia Mono" w:hAnsi="Cascadia Mono"/>
+          <w:color w:val="000000"/>
+          <w:sz w:val="19"/>
+          <w:highlight w:val="white"/>
+        </w:rPr>
+        <w:t>.size())</w:t>
+      </w:r>
+    </w:p>
+    <w:p>
+      <w:pPr>
+        <w:pStyle w:val="Normal"/>
+        <w:rPr>
+          <w:rFonts w:ascii="Cascadia Mono" w:hAnsi="Cascadia Mono"/>
+          <w:color w:val="000000"/>
+          <w:sz w:val="19"/>
+          <w:highlight w:val="white"/>
+        </w:rPr>
+      </w:pPr>
+      <w:r>
+        <w:rPr>
+          <w:rFonts w:ascii="Cascadia Mono" w:hAnsi="Cascadia Mono"/>
+          <w:color w:val="000000"/>
+          <w:sz w:val="19"/>
+          <w:highlight w:val="white"/>
+        </w:rPr>
+        <w:tab/>
+        <w:tab/>
+        <w:t>, N(</w:t>
+      </w:r>
+      <w:r>
+        <w:rPr>
+          <w:rFonts w:ascii="Cascadia Mono" w:hAnsi="Cascadia Mono"/>
+          <w:color w:val="808080"/>
+          <w:sz w:val="19"/>
+          <w:highlight w:val="white"/>
+        </w:rPr>
+        <w:t>A</w:t>
+      </w:r>
+      <w:r>
+        <w:rPr>
+          <w:rFonts w:ascii="Cascadia Mono" w:hAnsi="Cascadia Mono"/>
+          <w:color w:val="000000"/>
+          <w:sz w:val="19"/>
+          <w:highlight w:val="white"/>
+        </w:rPr>
+        <w:t>.size())</w:t>
+      </w:r>
+    </w:p>
+    <w:p>
+      <w:pPr>
+        <w:pStyle w:val="Normal"/>
+        <w:rPr>
+          <w:rFonts w:ascii="Cascadia Mono" w:hAnsi="Cascadia Mono"/>
+          <w:color w:val="000000"/>
+          <w:sz w:val="19"/>
+          <w:highlight w:val="white"/>
+        </w:rPr>
+      </w:pPr>
+      <w:r>
+        <w:rPr>
+          <w:rFonts w:ascii="Cascadia Mono" w:hAnsi="Cascadia Mono"/>
+          <w:color w:val="000000"/>
+          <w:sz w:val="19"/>
+          <w:highlight w:val="white"/>
+        </w:rPr>
+        <w:tab/>
+        <w:t>{</w:t>
+      </w:r>
+    </w:p>
+    <w:p>
+      <w:pPr>
+        <w:pStyle w:val="Normal"/>
+        <w:rPr>
+          <w:rFonts w:ascii="Cascadia Mono" w:hAnsi="Cascadia Mono"/>
+          <w:color w:val="000000"/>
+          <w:sz w:val="19"/>
+          <w:highlight w:val="white"/>
+        </w:rPr>
+      </w:pPr>
+      <w:r>
+        <w:rPr>
+          <w:rFonts w:ascii="Cascadia Mono" w:hAnsi="Cascadia Mono"/>
+          <w:color w:val="808080"/>
+          <w:sz w:val="19"/>
+          <w:highlight w:val="white"/>
+        </w:rPr>
+        <w:t>#pragma</w:t>
+      </w:r>
+      <w:r>
+        <w:rPr>
+          <w:rFonts w:ascii="Cascadia Mono" w:hAnsi="Cascadia Mono"/>
+          <w:color w:val="000000"/>
+          <w:sz w:val="19"/>
+          <w:highlight w:val="white"/>
+        </w:rPr>
+        <w:t xml:space="preserve"> omp parallel </w:t>
+      </w:r>
+      <w:r>
+        <w:rPr>
+          <w:rFonts w:ascii="Cascadia Mono" w:hAnsi="Cascadia Mono"/>
+          <w:color w:val="0000FF"/>
+          <w:sz w:val="19"/>
+          <w:highlight w:val="white"/>
+        </w:rPr>
+        <w:t>for</w:t>
+      </w:r>
+      <w:r>
+        <w:rPr>
+          <w:rFonts w:ascii="Cascadia Mono" w:hAnsi="Cascadia Mono"/>
+          <w:color w:val="000000"/>
+          <w:sz w:val="19"/>
+          <w:highlight w:val="white"/>
+        </w:rPr>
+        <w:t xml:space="preserve"> num_threads(thread_num) </w:t>
+      </w:r>
+      <w:r>
+        <w:rPr>
+          <w:rFonts w:ascii="Cascadia Mono" w:hAnsi="Cascadia Mono"/>
+          <w:color w:val="0000FF"/>
+          <w:sz w:val="19"/>
+          <w:highlight w:val="white"/>
+        </w:rPr>
+        <w:t>if</w:t>
+      </w:r>
+      <w:r>
+        <w:rPr>
+          <w:rFonts w:ascii="Cascadia Mono" w:hAnsi="Cascadia Mono"/>
+          <w:color w:val="000000"/>
+          <w:sz w:val="19"/>
+          <w:highlight w:val="white"/>
+        </w:rPr>
+        <w:t xml:space="preserve"> (N &gt;= 1000)</w:t>
+      </w:r>
+    </w:p>
+    <w:p>
+      <w:pPr>
+        <w:pStyle w:val="Normal"/>
+        <w:rPr>
+          <w:rFonts w:ascii="Cascadia Mono" w:hAnsi="Cascadia Mono"/>
+          <w:color w:val="000000"/>
+          <w:sz w:val="19"/>
+          <w:highlight w:val="white"/>
+        </w:rPr>
+      </w:pPr>
+      <w:r>
+        <w:rPr>
+          <w:rFonts w:ascii="Cascadia Mono" w:hAnsi="Cascadia Mono"/>
+          <w:color w:val="000000"/>
+          <w:sz w:val="19"/>
+          <w:highlight w:val="white"/>
+        </w:rPr>
+        <w:tab/>
+        <w:tab/>
+      </w:r>
+      <w:r>
+        <w:rPr>
+          <w:rFonts w:ascii="Cascadia Mono" w:hAnsi="Cascadia Mono"/>
+          <w:color w:val="0000FF"/>
+          <w:sz w:val="19"/>
+          <w:highlight w:val="white"/>
+        </w:rPr>
+        <w:t>for</w:t>
+      </w:r>
+      <w:r>
+        <w:rPr>
+          <w:rFonts w:ascii="Cascadia Mono" w:hAnsi="Cascadia Mono"/>
+          <w:color w:val="000000"/>
+          <w:sz w:val="19"/>
+          <w:highlight w:val="white"/>
+        </w:rPr>
+        <w:t xml:space="preserve"> (</w:t>
+      </w:r>
+      <w:r>
+        <w:rPr>
+          <w:rFonts w:ascii="Cascadia Mono" w:hAnsi="Cascadia Mono"/>
+          <w:color w:val="0000FF"/>
+          <w:sz w:val="19"/>
+          <w:highlight w:val="white"/>
+        </w:rPr>
+        <w:t>int</w:t>
+      </w:r>
+      <w:r>
+        <w:rPr>
+          <w:rFonts w:ascii="Cascadia Mono" w:hAnsi="Cascadia Mono"/>
+          <w:color w:val="000000"/>
+          <w:sz w:val="19"/>
+          <w:highlight w:val="white"/>
+        </w:rPr>
+        <w:t xml:space="preserve"> i = 0; i &lt; N; ++i)</w:t>
+      </w:r>
+    </w:p>
+    <w:p>
+      <w:pPr>
+        <w:pStyle w:val="Normal"/>
+        <w:rPr>
+          <w:rFonts w:ascii="Cascadia Mono" w:hAnsi="Cascadia Mono"/>
+          <w:color w:val="000000"/>
+          <w:sz w:val="19"/>
+          <w:highlight w:val="white"/>
+        </w:rPr>
+      </w:pPr>
+      <w:r>
+        <w:rPr>
+          <w:rFonts w:ascii="Cascadia Mono" w:hAnsi="Cascadia Mono"/>
+          <w:color w:val="000000"/>
+          <w:sz w:val="19"/>
+          <w:highlight w:val="white"/>
+        </w:rPr>
+        <w:tab/>
+        <w:tab/>
+        <w:t>{</w:t>
+      </w:r>
+    </w:p>
+    <w:p>
+      <w:pPr>
+        <w:pStyle w:val="Normal"/>
+        <w:rPr>
+          <w:rFonts w:ascii="Cascadia Mono" w:hAnsi="Cascadia Mono"/>
+          <w:color w:val="000000"/>
+          <w:sz w:val="19"/>
+          <w:highlight w:val="white"/>
+        </w:rPr>
+      </w:pPr>
+      <w:r>
+        <w:rPr>
+          <w:rFonts w:ascii="Cascadia Mono" w:hAnsi="Cascadia Mono"/>
+          <w:color w:val="000000"/>
+          <w:sz w:val="19"/>
+          <w:highlight w:val="white"/>
+        </w:rPr>
+        <w:tab/>
+        <w:tab/>
+        <w:tab/>
+        <w:t>QAt(i, i) = 1.0;</w:t>
+      </w:r>
+    </w:p>
+    <w:p>
+      <w:pPr>
+        <w:pStyle w:val="Normal"/>
+        <w:rPr>
+          <w:rFonts w:ascii="Cascadia Mono" w:hAnsi="Cascadia Mono"/>
+          <w:color w:val="000000"/>
+          <w:sz w:val="19"/>
+          <w:highlight w:val="white"/>
+        </w:rPr>
+      </w:pPr>
+      <w:r>
+        <w:rPr>
+          <w:rFonts w:ascii="Cascadia Mono" w:hAnsi="Cascadia Mono"/>
+          <w:color w:val="000000"/>
+          <w:sz w:val="19"/>
+          <w:highlight w:val="white"/>
+        </w:rPr>
+        <w:tab/>
+        <w:tab/>
+        <w:tab/>
+      </w:r>
+      <w:r>
+        <w:rPr>
+          <w:rFonts w:ascii="Cascadia Mono" w:hAnsi="Cascadia Mono"/>
+          <w:color w:val="0000FF"/>
+          <w:sz w:val="19"/>
+          <w:highlight w:val="white"/>
+        </w:rPr>
+        <w:t>for</w:t>
+      </w:r>
+      <w:r>
+        <w:rPr>
+          <w:rFonts w:ascii="Cascadia Mono" w:hAnsi="Cascadia Mono"/>
+          <w:color w:val="000000"/>
+          <w:sz w:val="19"/>
+          <w:highlight w:val="white"/>
+        </w:rPr>
+        <w:t xml:space="preserve"> (</w:t>
+      </w:r>
+      <w:r>
+        <w:rPr>
+          <w:rFonts w:ascii="Cascadia Mono" w:hAnsi="Cascadia Mono"/>
+          <w:color w:val="0000FF"/>
+          <w:sz w:val="19"/>
+          <w:highlight w:val="white"/>
+        </w:rPr>
+        <w:t>int</w:t>
+      </w:r>
+      <w:r>
+        <w:rPr>
+          <w:rFonts w:ascii="Cascadia Mono" w:hAnsi="Cascadia Mono"/>
+          <w:color w:val="000000"/>
+          <w:sz w:val="19"/>
+          <w:highlight w:val="white"/>
+        </w:rPr>
+        <w:t xml:space="preserve"> j = 0; j &lt; N; ++j)</w:t>
+      </w:r>
+    </w:p>
+    <w:p>
+      <w:pPr>
+        <w:pStyle w:val="Normal"/>
+        <w:rPr>
+          <w:rFonts w:ascii="Cascadia Mono" w:hAnsi="Cascadia Mono"/>
+          <w:color w:val="000000"/>
+          <w:sz w:val="19"/>
+          <w:highlight w:val="white"/>
+        </w:rPr>
+      </w:pPr>
+      <w:r>
+        <w:rPr>
+          <w:rFonts w:ascii="Cascadia Mono" w:hAnsi="Cascadia Mono"/>
+          <w:color w:val="000000"/>
+          <w:sz w:val="19"/>
+          <w:highlight w:val="white"/>
+        </w:rPr>
+        <w:tab/>
+        <w:tab/>
+        <w:tab/>
+        <w:t>{</w:t>
+      </w:r>
+    </w:p>
+    <w:p>
+      <w:pPr>
+        <w:pStyle w:val="Normal"/>
+        <w:rPr>
+          <w:rFonts w:ascii="Cascadia Mono" w:hAnsi="Cascadia Mono"/>
+          <w:color w:val="000000"/>
+          <w:sz w:val="19"/>
+          <w:highlight w:val="white"/>
+        </w:rPr>
+      </w:pPr>
+      <w:r>
+        <w:rPr>
+          <w:rFonts w:ascii="Cascadia Mono" w:hAnsi="Cascadia Mono"/>
+          <w:color w:val="000000"/>
+          <w:sz w:val="19"/>
+          <w:highlight w:val="white"/>
+        </w:rPr>
+        <w:tab/>
+        <w:tab/>
+        <w:tab/>
+        <w:tab/>
+        <w:t xml:space="preserve">RAt(i, j) = </w:t>
+      </w:r>
+      <w:r>
+        <w:rPr>
+          <w:rFonts w:ascii="Cascadia Mono" w:hAnsi="Cascadia Mono"/>
+          <w:color w:val="808080"/>
+          <w:sz w:val="19"/>
+          <w:highlight w:val="white"/>
+        </w:rPr>
+        <w:t>A</w:t>
+      </w:r>
+      <w:r>
+        <w:rPr>
+          <w:rFonts w:ascii="Cascadia Mono" w:hAnsi="Cascadia Mono"/>
+          <w:color w:val="000000"/>
+          <w:sz w:val="19"/>
+          <w:highlight w:val="white"/>
+        </w:rPr>
+        <w:t>[i][j];</w:t>
+      </w:r>
+    </w:p>
+    <w:p>
+      <w:pPr>
+        <w:pStyle w:val="Normal"/>
+        <w:rPr>
+          <w:rFonts w:ascii="Cascadia Mono" w:hAnsi="Cascadia Mono"/>
+          <w:color w:val="000000"/>
+          <w:sz w:val="19"/>
+          <w:highlight w:val="white"/>
+        </w:rPr>
+      </w:pPr>
+      <w:r>
+        <w:rPr>
+          <w:rFonts w:ascii="Cascadia Mono" w:hAnsi="Cascadia Mono"/>
+          <w:color w:val="000000"/>
+          <w:sz w:val="19"/>
+          <w:highlight w:val="white"/>
+        </w:rPr>
+        <w:tab/>
+        <w:tab/>
+        <w:tab/>
+        <w:t>}</w:t>
+      </w:r>
+    </w:p>
+    <w:p>
+      <w:pPr>
+        <w:pStyle w:val="Normal"/>
+        <w:rPr>
+          <w:rFonts w:ascii="Cascadia Mono" w:hAnsi="Cascadia Mono"/>
+          <w:color w:val="000000"/>
+          <w:sz w:val="19"/>
+          <w:highlight w:val="white"/>
+        </w:rPr>
+      </w:pPr>
+      <w:r>
+        <w:rPr>
+          <w:rFonts w:ascii="Cascadia Mono" w:hAnsi="Cascadia Mono"/>
+          <w:color w:val="000000"/>
+          <w:sz w:val="19"/>
+          <w:highlight w:val="white"/>
+        </w:rPr>
+        <w:tab/>
+        <w:tab/>
+        <w:t>}</w:t>
+      </w:r>
+    </w:p>
+    <w:p>
+      <w:pPr>
+        <w:pStyle w:val="Normal"/>
+        <w:rPr>
+          <w:rFonts w:ascii="Cascadia Mono" w:hAnsi="Cascadia Mono"/>
+          <w:color w:val="000000"/>
+          <w:sz w:val="19"/>
+          <w:highlight w:val="white"/>
+        </w:rPr>
+      </w:pPr>
+      <w:r>
+        <w:rPr>
+          <w:rFonts w:ascii="Cascadia Mono" w:hAnsi="Cascadia Mono"/>
+          <w:color w:val="000000"/>
+          <w:sz w:val="19"/>
+          <w:highlight w:val="white"/>
+        </w:rPr>
+        <w:tab/>
+        <w:t>}</w:t>
+      </w:r>
+    </w:p>
+    <w:p>
+      <w:pPr>
+        <w:pStyle w:val="Normal"/>
+        <w:rPr>
+          <w:rFonts w:ascii="Cascadia Mono" w:hAnsi="Cascadia Mono"/>
+          <w:color w:val="000000"/>
+          <w:sz w:val="19"/>
+          <w:highlight w:val="white"/>
+        </w:rPr>
+      </w:pPr>
+      <w:r>
+        <w:rPr>
+          <w:rFonts w:ascii="Cascadia Mono" w:hAnsi="Cascadia Mono"/>
+          <w:color w:val="000000"/>
+          <w:sz w:val="19"/>
+          <w:highlight w:val="white"/>
+        </w:rPr>
+      </w:r>
+    </w:p>
+    <w:p>
+      <w:pPr>
+        <w:pStyle w:val="Normal"/>
+        <w:rPr>
+          <w:rFonts w:ascii="Cascadia Mono" w:hAnsi="Cascadia Mono"/>
+          <w:color w:val="000000"/>
+          <w:sz w:val="19"/>
+          <w:highlight w:val="white"/>
+        </w:rPr>
+      </w:pPr>
+      <w:r>
+        <w:rPr>
+          <w:rFonts w:ascii="Cascadia Mono" w:hAnsi="Cascadia Mono"/>
+          <w:color w:val="000000"/>
+          <w:sz w:val="19"/>
+          <w:highlight w:val="white"/>
+        </w:rPr>
+        <w:tab/>
+      </w:r>
+      <w:r>
+        <w:rPr>
+          <w:rFonts w:ascii="Cascadia Mono" w:hAnsi="Cascadia Mono"/>
+          <w:color w:val="2B91AF"/>
+          <w:sz w:val="19"/>
+          <w:highlight w:val="white"/>
+        </w:rPr>
+        <w:t>T</w:t>
+      </w:r>
+      <w:r>
+        <w:rPr>
+          <w:rFonts w:ascii="Cascadia Mono" w:hAnsi="Cascadia Mono"/>
+          <w:color w:val="000000"/>
+          <w:sz w:val="19"/>
+          <w:highlight w:val="white"/>
+        </w:rPr>
+        <w:t>&amp; RAt(</w:t>
+      </w:r>
+      <w:r>
+        <w:rPr>
+          <w:rFonts w:ascii="Cascadia Mono" w:hAnsi="Cascadia Mono"/>
+          <w:color w:val="2B91AF"/>
+          <w:sz w:val="19"/>
+          <w:highlight w:val="white"/>
+        </w:rPr>
+        <w:t>size_t</w:t>
+      </w:r>
+      <w:r>
+        <w:rPr>
+          <w:rFonts w:ascii="Cascadia Mono" w:hAnsi="Cascadia Mono"/>
+          <w:color w:val="000000"/>
+          <w:sz w:val="19"/>
+          <w:highlight w:val="white"/>
+        </w:rPr>
+        <w:t xml:space="preserve"> </w:t>
+      </w:r>
+      <w:r>
+        <w:rPr>
+          <w:rFonts w:ascii="Cascadia Mono" w:hAnsi="Cascadia Mono"/>
+          <w:color w:val="808080"/>
+          <w:sz w:val="19"/>
+          <w:highlight w:val="white"/>
+        </w:rPr>
+        <w:t>row</w:t>
+      </w:r>
+      <w:r>
+        <w:rPr>
+          <w:rFonts w:ascii="Cascadia Mono" w:hAnsi="Cascadia Mono"/>
+          <w:color w:val="000000"/>
+          <w:sz w:val="19"/>
+          <w:highlight w:val="white"/>
+        </w:rPr>
+        <w:t xml:space="preserve">, </w:t>
+      </w:r>
+      <w:r>
+        <w:rPr>
+          <w:rFonts w:ascii="Cascadia Mono" w:hAnsi="Cascadia Mono"/>
+          <w:color w:val="2B91AF"/>
+          <w:sz w:val="19"/>
+          <w:highlight w:val="white"/>
+        </w:rPr>
+        <w:t>size_t</w:t>
+      </w:r>
+      <w:r>
+        <w:rPr>
+          <w:rFonts w:ascii="Cascadia Mono" w:hAnsi="Cascadia Mono"/>
+          <w:color w:val="000000"/>
+          <w:sz w:val="19"/>
+          <w:highlight w:val="white"/>
+        </w:rPr>
+        <w:t xml:space="preserve"> </w:t>
+      </w:r>
+      <w:r>
+        <w:rPr>
+          <w:rFonts w:ascii="Cascadia Mono" w:hAnsi="Cascadia Mono"/>
+          <w:color w:val="808080"/>
+          <w:sz w:val="19"/>
+          <w:highlight w:val="white"/>
+        </w:rPr>
+        <w:t>col</w:t>
+      </w:r>
+      <w:r>
+        <w:rPr>
+          <w:rFonts w:ascii="Cascadia Mono" w:hAnsi="Cascadia Mono"/>
+          <w:color w:val="000000"/>
+          <w:sz w:val="19"/>
+          <w:highlight w:val="white"/>
+        </w:rPr>
+        <w:t>)</w:t>
+      </w:r>
+    </w:p>
+    <w:p>
+      <w:pPr>
+        <w:pStyle w:val="Normal"/>
+        <w:rPr>
+          <w:rFonts w:ascii="Cascadia Mono" w:hAnsi="Cascadia Mono"/>
+          <w:color w:val="000000"/>
+          <w:sz w:val="19"/>
+          <w:highlight w:val="white"/>
+        </w:rPr>
+      </w:pPr>
+      <w:r>
+        <w:rPr>
+          <w:rFonts w:ascii="Cascadia Mono" w:hAnsi="Cascadia Mono"/>
+          <w:color w:val="000000"/>
+          <w:sz w:val="19"/>
+          <w:highlight w:val="white"/>
+        </w:rPr>
+        <w:tab/>
+        <w:t>{</w:t>
+      </w:r>
+    </w:p>
+    <w:p>
+      <w:pPr>
+        <w:pStyle w:val="Normal"/>
+        <w:rPr>
+          <w:rFonts w:ascii="Cascadia Mono" w:hAnsi="Cascadia Mono"/>
+          <w:color w:val="000000"/>
+          <w:sz w:val="19"/>
+          <w:highlight w:val="white"/>
+        </w:rPr>
+      </w:pPr>
+      <w:r>
+        <w:rPr>
+          <w:rFonts w:ascii="Cascadia Mono" w:hAnsi="Cascadia Mono"/>
+          <w:color w:val="000000"/>
+          <w:sz w:val="19"/>
+          <w:highlight w:val="white"/>
+        </w:rPr>
+        <w:tab/>
+        <w:tab/>
+      </w:r>
+      <w:r>
+        <w:rPr>
+          <w:rFonts w:ascii="Cascadia Mono" w:hAnsi="Cascadia Mono"/>
+          <w:color w:val="0000FF"/>
+          <w:sz w:val="19"/>
+          <w:highlight w:val="white"/>
+        </w:rPr>
+        <w:t>return</w:t>
+      </w:r>
+      <w:r>
+        <w:rPr>
+          <w:rFonts w:ascii="Cascadia Mono" w:hAnsi="Cascadia Mono"/>
+          <w:color w:val="000000"/>
+          <w:sz w:val="19"/>
+          <w:highlight w:val="white"/>
+        </w:rPr>
+        <w:t xml:space="preserve"> _data[</w:t>
+      </w:r>
+      <w:r>
+        <w:rPr>
+          <w:rFonts w:ascii="Cascadia Mono" w:hAnsi="Cascadia Mono"/>
+          <w:color w:val="808080"/>
+          <w:sz w:val="19"/>
+          <w:highlight w:val="white"/>
+        </w:rPr>
+        <w:t>row</w:t>
+      </w:r>
+      <w:r>
+        <w:rPr>
+          <w:rFonts w:ascii="Cascadia Mono" w:hAnsi="Cascadia Mono"/>
+          <w:color w:val="000000"/>
+          <w:sz w:val="19"/>
+          <w:highlight w:val="white"/>
+        </w:rPr>
+        <w:t xml:space="preserve"> * N + </w:t>
+      </w:r>
+      <w:r>
+        <w:rPr>
+          <w:rFonts w:ascii="Cascadia Mono" w:hAnsi="Cascadia Mono"/>
+          <w:color w:val="808080"/>
+          <w:sz w:val="19"/>
+          <w:highlight w:val="white"/>
+        </w:rPr>
+        <w:t>col</w:t>
+      </w:r>
+      <w:r>
+        <w:rPr>
+          <w:rFonts w:ascii="Cascadia Mono" w:hAnsi="Cascadia Mono"/>
+          <w:color w:val="000000"/>
+          <w:sz w:val="19"/>
+          <w:highlight w:val="white"/>
+        </w:rPr>
+        <w:t>].r;</w:t>
+      </w:r>
+    </w:p>
+    <w:p>
+      <w:pPr>
+        <w:pStyle w:val="Normal"/>
+        <w:rPr>
+          <w:rFonts w:ascii="Cascadia Mono" w:hAnsi="Cascadia Mono"/>
+          <w:color w:val="000000"/>
+          <w:sz w:val="19"/>
+          <w:highlight w:val="white"/>
+        </w:rPr>
+      </w:pPr>
+      <w:r>
+        <w:rPr>
+          <w:rFonts w:ascii="Cascadia Mono" w:hAnsi="Cascadia Mono"/>
+          <w:color w:val="000000"/>
+          <w:sz w:val="19"/>
+          <w:highlight w:val="white"/>
+        </w:rPr>
+        <w:tab/>
+        <w:t>}</w:t>
+      </w:r>
+    </w:p>
+    <w:p>
+      <w:pPr>
+        <w:pStyle w:val="Normal"/>
+        <w:rPr>
+          <w:rFonts w:ascii="Cascadia Mono" w:hAnsi="Cascadia Mono"/>
+          <w:color w:val="000000"/>
+          <w:sz w:val="19"/>
+          <w:highlight w:val="white"/>
+        </w:rPr>
+      </w:pPr>
+      <w:r>
+        <w:rPr>
+          <w:rFonts w:ascii="Cascadia Mono" w:hAnsi="Cascadia Mono"/>
+          <w:color w:val="000000"/>
+          <w:sz w:val="19"/>
+          <w:highlight w:val="white"/>
+        </w:rPr>
+        <w:tab/>
+      </w:r>
+      <w:r>
+        <w:rPr>
+          <w:rFonts w:ascii="Cascadia Mono" w:hAnsi="Cascadia Mono"/>
+          <w:color w:val="2B91AF"/>
+          <w:sz w:val="19"/>
+          <w:highlight w:val="white"/>
+        </w:rPr>
+        <w:t>T</w:t>
+      </w:r>
+      <w:r>
+        <w:rPr>
+          <w:rFonts w:ascii="Cascadia Mono" w:hAnsi="Cascadia Mono"/>
+          <w:color w:val="000000"/>
+          <w:sz w:val="19"/>
+          <w:highlight w:val="white"/>
+        </w:rPr>
+        <w:t>&amp; QAt(</w:t>
+      </w:r>
+      <w:r>
+        <w:rPr>
+          <w:rFonts w:ascii="Cascadia Mono" w:hAnsi="Cascadia Mono"/>
+          <w:color w:val="2B91AF"/>
+          <w:sz w:val="19"/>
+          <w:highlight w:val="white"/>
+        </w:rPr>
+        <w:t>size_t</w:t>
+      </w:r>
+      <w:r>
+        <w:rPr>
+          <w:rFonts w:ascii="Cascadia Mono" w:hAnsi="Cascadia Mono"/>
+          <w:color w:val="000000"/>
+          <w:sz w:val="19"/>
+          <w:highlight w:val="white"/>
+        </w:rPr>
+        <w:t xml:space="preserve"> </w:t>
+      </w:r>
+      <w:r>
+        <w:rPr>
+          <w:rFonts w:ascii="Cascadia Mono" w:hAnsi="Cascadia Mono"/>
+          <w:color w:val="808080"/>
+          <w:sz w:val="19"/>
+          <w:highlight w:val="white"/>
+        </w:rPr>
+        <w:t>row</w:t>
+      </w:r>
+      <w:r>
+        <w:rPr>
+          <w:rFonts w:ascii="Cascadia Mono" w:hAnsi="Cascadia Mono"/>
+          <w:color w:val="000000"/>
+          <w:sz w:val="19"/>
+          <w:highlight w:val="white"/>
+        </w:rPr>
+        <w:t xml:space="preserve">, </w:t>
+      </w:r>
+      <w:r>
+        <w:rPr>
+          <w:rFonts w:ascii="Cascadia Mono" w:hAnsi="Cascadia Mono"/>
+          <w:color w:val="2B91AF"/>
+          <w:sz w:val="19"/>
+          <w:highlight w:val="white"/>
+        </w:rPr>
+        <w:t>size_t</w:t>
+      </w:r>
+      <w:r>
+        <w:rPr>
+          <w:rFonts w:ascii="Cascadia Mono" w:hAnsi="Cascadia Mono"/>
+          <w:color w:val="000000"/>
+          <w:sz w:val="19"/>
+          <w:highlight w:val="white"/>
+        </w:rPr>
+        <w:t xml:space="preserve"> </w:t>
+      </w:r>
+      <w:r>
+        <w:rPr>
+          <w:rFonts w:ascii="Cascadia Mono" w:hAnsi="Cascadia Mono"/>
+          <w:color w:val="808080"/>
+          <w:sz w:val="19"/>
+          <w:highlight w:val="white"/>
+        </w:rPr>
+        <w:t>col</w:t>
+      </w:r>
+      <w:r>
+        <w:rPr>
+          <w:rFonts w:ascii="Cascadia Mono" w:hAnsi="Cascadia Mono"/>
+          <w:color w:val="000000"/>
+          <w:sz w:val="19"/>
+          <w:highlight w:val="white"/>
+        </w:rPr>
+        <w:t>) {</w:t>
+      </w:r>
+    </w:p>
+    <w:p>
+      <w:pPr>
+        <w:pStyle w:val="Normal"/>
+        <w:rPr>
+          <w:rFonts w:ascii="Cascadia Mono" w:hAnsi="Cascadia Mono"/>
+          <w:color w:val="000000"/>
+          <w:sz w:val="19"/>
+          <w:highlight w:val="white"/>
+        </w:rPr>
+      </w:pPr>
+      <w:r>
+        <w:rPr>
+          <w:rFonts w:ascii="Cascadia Mono" w:hAnsi="Cascadia Mono"/>
+          <w:color w:val="000000"/>
+          <w:sz w:val="19"/>
+          <w:highlight w:val="white"/>
+        </w:rPr>
+        <w:tab/>
+        <w:tab/>
+      </w:r>
+      <w:r>
+        <w:rPr>
+          <w:rFonts w:ascii="Cascadia Mono" w:hAnsi="Cascadia Mono"/>
+          <w:color w:val="0000FF"/>
+          <w:sz w:val="19"/>
+          <w:highlight w:val="white"/>
+        </w:rPr>
+        <w:t>return</w:t>
+      </w:r>
+      <w:r>
+        <w:rPr>
+          <w:rFonts w:ascii="Cascadia Mono" w:hAnsi="Cascadia Mono"/>
+          <w:color w:val="000000"/>
+          <w:sz w:val="19"/>
+          <w:highlight w:val="white"/>
+        </w:rPr>
+        <w:t xml:space="preserve"> _data[</w:t>
+      </w:r>
+      <w:r>
+        <w:rPr>
+          <w:rFonts w:ascii="Cascadia Mono" w:hAnsi="Cascadia Mono"/>
+          <w:color w:val="808080"/>
+          <w:sz w:val="19"/>
+          <w:highlight w:val="white"/>
+        </w:rPr>
+        <w:t>col</w:t>
+      </w:r>
+      <w:r>
+        <w:rPr>
+          <w:rFonts w:ascii="Cascadia Mono" w:hAnsi="Cascadia Mono"/>
+          <w:color w:val="000000"/>
+          <w:sz w:val="19"/>
+          <w:highlight w:val="white"/>
+        </w:rPr>
+        <w:t xml:space="preserve"> * N + </w:t>
+      </w:r>
+      <w:r>
+        <w:rPr>
+          <w:rFonts w:ascii="Cascadia Mono" w:hAnsi="Cascadia Mono"/>
+          <w:color w:val="808080"/>
+          <w:sz w:val="19"/>
+          <w:highlight w:val="white"/>
+        </w:rPr>
+        <w:t>row</w:t>
+      </w:r>
+      <w:r>
+        <w:rPr>
+          <w:rFonts w:ascii="Cascadia Mono" w:hAnsi="Cascadia Mono"/>
+          <w:color w:val="000000"/>
+          <w:sz w:val="19"/>
+          <w:highlight w:val="white"/>
+        </w:rPr>
+        <w:t>].q;</w:t>
+      </w:r>
+    </w:p>
+    <w:p>
+      <w:pPr>
+        <w:pStyle w:val="Normal"/>
+        <w:rPr>
+          <w:rFonts w:ascii="Cascadia Mono" w:hAnsi="Cascadia Mono"/>
+          <w:color w:val="000000"/>
+          <w:sz w:val="19"/>
+          <w:highlight w:val="white"/>
+        </w:rPr>
+      </w:pPr>
+      <w:r>
+        <w:rPr>
+          <w:rFonts w:ascii="Cascadia Mono" w:hAnsi="Cascadia Mono"/>
+          <w:color w:val="000000"/>
+          <w:sz w:val="19"/>
+          <w:highlight w:val="white"/>
+        </w:rPr>
+        <w:tab/>
+        <w:t>}</w:t>
+      </w:r>
+    </w:p>
+    <w:p>
+      <w:pPr>
+        <w:pStyle w:val="Normal"/>
+        <w:rPr>
+          <w:rFonts w:ascii="Cascadia Mono" w:hAnsi="Cascadia Mono"/>
+          <w:color w:val="000000"/>
+          <w:sz w:val="19"/>
+          <w:highlight w:val="white"/>
+        </w:rPr>
+      </w:pPr>
+      <w:r>
+        <w:rPr>
+          <w:rFonts w:ascii="Cascadia Mono" w:hAnsi="Cascadia Mono"/>
+          <w:color w:val="000000"/>
+          <w:sz w:val="19"/>
+          <w:highlight w:val="white"/>
+        </w:rPr>
+      </w:r>
+    </w:p>
+    <w:p>
+      <w:pPr>
+        <w:pStyle w:val="Normal"/>
+        <w:rPr>
+          <w:rFonts w:ascii="Cascadia Mono" w:hAnsi="Cascadia Mono"/>
+          <w:color w:val="000000"/>
+          <w:sz w:val="19"/>
+          <w:highlight w:val="white"/>
+        </w:rPr>
+      </w:pPr>
+      <w:r>
+        <w:rPr>
+          <w:rFonts w:ascii="Cascadia Mono" w:hAnsi="Cascadia Mono"/>
+          <w:color w:val="0000FF"/>
+          <w:sz w:val="19"/>
+          <w:highlight w:val="white"/>
+        </w:rPr>
+        <w:t>private</w:t>
+      </w:r>
+      <w:r>
+        <w:rPr>
+          <w:rFonts w:ascii="Cascadia Mono" w:hAnsi="Cascadia Mono"/>
+          <w:color w:val="000000"/>
+          <w:sz w:val="19"/>
+          <w:highlight w:val="white"/>
+        </w:rPr>
+        <w:t>:</w:t>
+      </w:r>
+    </w:p>
+    <w:p>
+      <w:pPr>
+        <w:pStyle w:val="Normal"/>
+        <w:rPr>
+          <w:rFonts w:ascii="Cascadia Mono" w:hAnsi="Cascadia Mono"/>
+          <w:color w:val="000000"/>
+          <w:sz w:val="19"/>
+          <w:highlight w:val="white"/>
+        </w:rPr>
+      </w:pPr>
+      <w:r>
+        <w:rPr>
+          <w:rFonts w:ascii="Cascadia Mono" w:hAnsi="Cascadia Mono"/>
+          <w:color w:val="000000"/>
+          <w:sz w:val="19"/>
+          <w:highlight w:val="white"/>
+        </w:rPr>
+        <w:tab/>
+      </w:r>
+      <w:r>
+        <w:rPr>
+          <w:rFonts w:ascii="Cascadia Mono" w:hAnsi="Cascadia Mono"/>
+          <w:color w:val="0000FF"/>
+          <w:sz w:val="19"/>
+          <w:highlight w:val="white"/>
+        </w:rPr>
+        <w:t>struct</w:t>
+      </w:r>
+      <w:r>
+        <w:rPr>
+          <w:rFonts w:ascii="Cascadia Mono" w:hAnsi="Cascadia Mono"/>
+          <w:color w:val="000000"/>
+          <w:sz w:val="19"/>
+          <w:highlight w:val="white"/>
+        </w:rPr>
+        <w:t xml:space="preserve"> </w:t>
+      </w:r>
+      <w:r>
+        <w:rPr>
+          <w:rFonts w:ascii="Cascadia Mono" w:hAnsi="Cascadia Mono"/>
+          <w:color w:val="2B91AF"/>
+          <w:sz w:val="19"/>
+          <w:highlight w:val="white"/>
+        </w:rPr>
+        <w:t>QRElement</w:t>
+      </w:r>
+      <w:r>
+        <w:rPr>
+          <w:rFonts w:ascii="Cascadia Mono" w:hAnsi="Cascadia Mono"/>
+          <w:color w:val="000000"/>
+          <w:sz w:val="19"/>
+          <w:highlight w:val="white"/>
+        </w:rPr>
+        <w:t xml:space="preserve"> {</w:t>
+      </w:r>
+    </w:p>
+    <w:p>
+      <w:pPr>
+        <w:pStyle w:val="Normal"/>
+        <w:rPr>
+          <w:rFonts w:ascii="Cascadia Mono" w:hAnsi="Cascadia Mono"/>
+          <w:color w:val="000000"/>
+          <w:sz w:val="19"/>
+          <w:highlight w:val="white"/>
+        </w:rPr>
+      </w:pPr>
+      <w:r>
+        <w:rPr>
+          <w:rFonts w:ascii="Cascadia Mono" w:hAnsi="Cascadia Mono"/>
+          <w:color w:val="000000"/>
+          <w:sz w:val="19"/>
+          <w:highlight w:val="white"/>
+        </w:rPr>
+        <w:tab/>
+        <w:tab/>
+      </w:r>
+      <w:r>
+        <w:rPr>
+          <w:rFonts w:ascii="Cascadia Mono" w:hAnsi="Cascadia Mono"/>
+          <w:color w:val="2B91AF"/>
+          <w:sz w:val="19"/>
+          <w:highlight w:val="white"/>
+        </w:rPr>
+        <w:t>T</w:t>
+      </w:r>
+      <w:r>
+        <w:rPr>
+          <w:rFonts w:ascii="Cascadia Mono" w:hAnsi="Cascadia Mono"/>
+          <w:color w:val="000000"/>
+          <w:sz w:val="19"/>
+          <w:highlight w:val="white"/>
+        </w:rPr>
+        <w:t xml:space="preserve"> q;</w:t>
+      </w:r>
+    </w:p>
+    <w:p>
+      <w:pPr>
+        <w:pStyle w:val="Normal"/>
+        <w:rPr>
+          <w:rFonts w:ascii="Cascadia Mono" w:hAnsi="Cascadia Mono"/>
+          <w:color w:val="000000"/>
+          <w:sz w:val="19"/>
+          <w:highlight w:val="white"/>
+        </w:rPr>
+      </w:pPr>
+      <w:r>
+        <w:rPr>
+          <w:rFonts w:ascii="Cascadia Mono" w:hAnsi="Cascadia Mono"/>
+          <w:color w:val="000000"/>
+          <w:sz w:val="19"/>
+          <w:highlight w:val="white"/>
+        </w:rPr>
+        <w:tab/>
+        <w:tab/>
+      </w:r>
+      <w:r>
+        <w:rPr>
+          <w:rFonts w:ascii="Cascadia Mono" w:hAnsi="Cascadia Mono"/>
+          <w:color w:val="2B91AF"/>
+          <w:sz w:val="19"/>
+          <w:highlight w:val="white"/>
+        </w:rPr>
+        <w:t>T</w:t>
+      </w:r>
+      <w:r>
+        <w:rPr>
+          <w:rFonts w:ascii="Cascadia Mono" w:hAnsi="Cascadia Mono"/>
+          <w:color w:val="000000"/>
+          <w:sz w:val="19"/>
+          <w:highlight w:val="white"/>
+        </w:rPr>
+        <w:t xml:space="preserve"> r;</w:t>
+      </w:r>
+    </w:p>
+    <w:p>
+      <w:pPr>
+        <w:pStyle w:val="Normal"/>
+        <w:rPr>
+          <w:rFonts w:ascii="Cascadia Mono" w:hAnsi="Cascadia Mono"/>
+          <w:color w:val="000000"/>
+          <w:sz w:val="19"/>
+          <w:highlight w:val="white"/>
+        </w:rPr>
+      </w:pPr>
+      <w:r>
+        <w:rPr>
+          <w:rFonts w:ascii="Cascadia Mono" w:hAnsi="Cascadia Mono"/>
+          <w:color w:val="000000"/>
+          <w:sz w:val="19"/>
+          <w:highlight w:val="white"/>
+        </w:rPr>
+        <w:tab/>
+        <w:t>};</w:t>
+      </w:r>
+    </w:p>
+    <w:p>
+      <w:pPr>
+        <w:pStyle w:val="Normal"/>
+        <w:rPr>
+          <w:rFonts w:ascii="Cascadia Mono" w:hAnsi="Cascadia Mono"/>
+          <w:color w:val="000000"/>
+          <w:sz w:val="19"/>
+          <w:highlight w:val="white"/>
+        </w:rPr>
+      </w:pPr>
+      <w:r>
+        <w:rPr>
+          <w:rFonts w:ascii="Cascadia Mono" w:hAnsi="Cascadia Mono"/>
+          <w:color w:val="000000"/>
+          <w:sz w:val="19"/>
+          <w:highlight w:val="white"/>
+        </w:rPr>
+        <w:tab/>
+        <w:t>std::</w:t>
+      </w:r>
+      <w:r>
+        <w:rPr>
+          <w:rFonts w:ascii="Cascadia Mono" w:hAnsi="Cascadia Mono"/>
+          <w:color w:val="2B91AF"/>
+          <w:sz w:val="19"/>
+          <w:highlight w:val="white"/>
+        </w:rPr>
+        <w:t>vector</w:t>
+      </w:r>
+      <w:r>
+        <w:rPr>
+          <w:rFonts w:ascii="Cascadia Mono" w:hAnsi="Cascadia Mono"/>
+          <w:color w:val="000000"/>
+          <w:sz w:val="19"/>
+          <w:highlight w:val="white"/>
+        </w:rPr>
+        <w:t>&lt;</w:t>
+      </w:r>
+      <w:r>
+        <w:rPr>
+          <w:rFonts w:ascii="Cascadia Mono" w:hAnsi="Cascadia Mono"/>
+          <w:color w:val="2B91AF"/>
+          <w:sz w:val="19"/>
+          <w:highlight w:val="white"/>
+        </w:rPr>
+        <w:t>QRElement</w:t>
+      </w:r>
+      <w:r>
+        <w:rPr>
+          <w:rFonts w:ascii="Cascadia Mono" w:hAnsi="Cascadia Mono"/>
+          <w:color w:val="000000"/>
+          <w:sz w:val="19"/>
+          <w:highlight w:val="white"/>
+        </w:rPr>
+        <w:t>&gt; _data;</w:t>
+      </w:r>
+    </w:p>
+    <w:p>
+      <w:pPr>
+        <w:pStyle w:val="Normal"/>
+        <w:rPr>
+          <w:rFonts w:ascii="Cascadia Mono" w:hAnsi="Cascadia Mono"/>
+          <w:color w:val="000000"/>
+          <w:sz w:val="19"/>
+          <w:highlight w:val="white"/>
+        </w:rPr>
+      </w:pPr>
+      <w:r>
+        <w:rPr>
+          <w:rFonts w:ascii="Cascadia Mono" w:hAnsi="Cascadia Mono"/>
+          <w:color w:val="000000"/>
+          <w:sz w:val="19"/>
+          <w:highlight w:val="white"/>
+        </w:rPr>
+        <w:tab/>
+      </w:r>
+      <w:r>
+        <w:rPr>
+          <w:rFonts w:ascii="Cascadia Mono" w:hAnsi="Cascadia Mono"/>
+          <w:color w:val="2B91AF"/>
+          <w:sz w:val="19"/>
+          <w:highlight w:val="white"/>
+        </w:rPr>
+        <w:t>size_t</w:t>
+      </w:r>
+      <w:r>
+        <w:rPr>
+          <w:rFonts w:ascii="Cascadia Mono" w:hAnsi="Cascadia Mono"/>
+          <w:color w:val="000000"/>
+          <w:sz w:val="19"/>
+          <w:highlight w:val="white"/>
+        </w:rPr>
+        <w:t xml:space="preserve"> N;</w:t>
+      </w:r>
+    </w:p>
+    <w:p>
+      <w:pPr>
+        <w:pStyle w:val="Normal"/>
+        <w:spacing w:lineRule="auto" w:line="430" w:before="0" w:after="200"/>
+        <w:ind w:firstLine="480" w:end="0"/>
+        <w:jc w:val="both"/>
+        <w:rPr>
+          <w:rFonts w:ascii="Times New Roman;serif" w:hAnsi="Times New Roman;serif"/>
+          <w:b w:val="false"/>
+          <w:i w:val="false"/>
+          <w:i w:val="false"/>
+          <w:caps w:val="false"/>
+          <w:smallCaps w:val="false"/>
+          <w:strike w:val="false"/>
+          <w:dstrike w:val="false"/>
+          <w:u w:val="none"/>
+          <w:effect w:val="none"/>
+          <w:shd w:fill="auto" w:val="clear"/>
+        </w:rPr>
+      </w:pPr>
+      <w:r>
+        <w:rPr>
+          <w:rFonts w:ascii="Cascadia Mono" w:hAnsi="Cascadia Mono"/>
+          <w:b w:val="false"/>
+          <w:i w:val="false"/>
+          <w:caps w:val="false"/>
+          <w:smallCaps w:val="false"/>
+          <w:strike w:val="false"/>
+          <w:dstrike w:val="false"/>
+          <w:color w:val="000000"/>
+          <w:sz w:val="19"/>
+          <w:highlight w:val="white"/>
+          <w:u w:val="none"/>
+          <w:effect w:val="none"/>
+          <w:shd w:fill="auto" w:val="clear"/>
+        </w:rPr>
+        <w:t>};</w:t>
+      </w:r>
+    </w:p>
+    <w:p>
+      <w:pPr>
+        <w:pStyle w:val="Normal"/>
+        <w:spacing w:lineRule="auto" w:line="430" w:before="0" w:after="200"/>
+        <w:ind w:firstLine="480" w:end="0"/>
+        <w:jc w:val="both"/>
+        <w:rPr>
+          <w:rFonts w:ascii="Times New Roman;serif" w:hAnsi="Times New Roman;serif"/>
+          <w:b w:val="false"/>
+          <w:i w:val="false"/>
+          <w:i w:val="false"/>
+          <w:caps w:val="false"/>
+          <w:smallCaps w:val="false"/>
+          <w:strike w:val="false"/>
+          <w:dstrike w:val="false"/>
+          <w:u w:val="none"/>
+          <w:effect w:val="none"/>
+          <w:shd w:fill="auto" w:val="clear"/>
+        </w:rPr>
+      </w:pPr>
+      <w:r>
+        <w:rPr>
+          <w:rFonts w:ascii="Times New Roman;serif" w:hAnsi="Times New Roman;serif"/>
+          <w:b w:val="false"/>
+          <w:i w:val="false"/>
+          <w:caps w:val="false"/>
+          <w:smallCaps w:val="false"/>
+          <w:strike w:val="false"/>
+          <w:dstrike w:val="false"/>
+          <w:u w:val="none"/>
+          <w:effect w:val="none"/>
+          <w:shd w:fill="auto" w:val="clear"/>
+        </w:rPr>
+        <w:t xml:space="preserve">При этом матрица </w:t>
+      </w:r>
       <w:r>
         <w:rPr>
           <w:rFonts w:ascii="Times New Roman;serif" w:hAnsi="Times New Roman;serif"/>
@@ -26151,7 +27854,7 @@
           <w:shd w:fill="auto" w:val="clear"/>
           <w:lang w:val="en-US"/>
         </w:rPr>
-        <w:t>Реализация прикреплена в Приложении 1</w:t>
+        <w:t xml:space="preserve">R </w:t>
       </w:r>
       <w:r>
         <w:rPr>
@@ -26167,7 +27870,7 @@
           <w:shd w:fill="auto" w:val="clear"/>
           <w:lang w:val="ru-RU"/>
         </w:rPr>
-        <w:t xml:space="preserve"> </w:t>
+        <w:t xml:space="preserve">хранится по строкам, а матрица </w:t>
       </w:r>
       <w:r>
         <w:rPr>
@@ -26183,7 +27886,7 @@
           <w:shd w:fill="auto" w:val="clear"/>
           <w:lang w:val="en-US"/>
         </w:rPr>
-        <w:t xml:space="preserve">(см. </w:t>
+        <w:t xml:space="preserve">Q, </w:t>
       </w:r>
       <w:r>
         <w:rPr>
@@ -26199,115 +27902,7 @@
           <w:shd w:fill="auto" w:val="clear"/>
           <w:lang w:val="ru-RU"/>
         </w:rPr>
-        <w:t>с</w:t>
-      </w:r>
-      <w:r>
-        <w:rPr>
-          <w:rFonts w:ascii="Times New Roman;serif" w:hAnsi="Times New Roman;serif"/>
-          <w:b w:val="false"/>
-          <w:i w:val="false"/>
-          <w:caps w:val="false"/>
-          <w:smallCaps w:val="false"/>
-          <w:strike w:val="false"/>
-          <w:dstrike w:val="false"/>
-          <w:u w:val="none"/>
-          <w:effect w:val="none"/>
-          <w:shd w:fill="auto" w:val="clear"/>
-          <w:lang w:val="en-US"/>
-        </w:rPr>
-        <w:t xml:space="preserve">тр. </w:t>
-      </w:r>
-      <w:r>
-        <w:rPr>
-          <w:rFonts w:ascii="Times New Roman;serif" w:hAnsi="Times New Roman;serif"/>
-          <w:b w:val="false"/>
-          <w:i w:val="false"/>
-          <w:caps w:val="false"/>
-          <w:smallCaps w:val="false"/>
-          <w:strike w:val="false"/>
-          <w:dstrike w:val="false"/>
-          <w:u w:val="none"/>
-          <w:effect w:val="none"/>
-          <w:shd w:fill="auto" w:val="clear"/>
-          <w:lang w:val="ru-RU"/>
-        </w:rPr>
-        <w:t>26</w:t>
-      </w:r>
-      <w:r>
-        <w:rPr>
-          <w:rFonts w:ascii="Times New Roman;serif" w:hAnsi="Times New Roman;serif"/>
-          <w:b w:val="false"/>
-          <w:i w:val="false"/>
-          <w:caps w:val="false"/>
-          <w:smallCaps w:val="false"/>
-          <w:strike w:val="false"/>
-          <w:dstrike w:val="false"/>
-          <w:u w:val="none"/>
-          <w:effect w:val="none"/>
-          <w:shd w:fill="auto" w:val="clear"/>
-          <w:lang w:val="en-US"/>
-        </w:rPr>
-        <w:t>).</w:t>
-      </w:r>
-    </w:p>
-    <w:p>
-      <w:pPr>
-        <w:pStyle w:val="Heading3"/>
-        <w:widowControl/>
-        <w:numPr>
-          <w:ilvl w:val="0"/>
-          <w:numId w:val="0"/>
-        </w:numPr>
-        <w:suppressAutoHyphens w:val="true"/>
-        <w:spacing w:lineRule="auto" w:line="240"/>
-        <w:ind w:hanging="0" w:start="0"/>
-        <w:jc w:val="start"/>
-        <w:rPr/>
-      </w:pPr>
-      <w:r>
-        <w:rPr/>
-      </w:r>
-      <w:r>
-        <w:br w:type="page"/>
-      </w:r>
-    </w:p>
-    <w:p>
-      <w:pPr>
-        <w:pStyle w:val="Heading3"/>
-        <w:numPr>
-          <w:ilvl w:val="2"/>
-          <w:numId w:val="1"/>
-        </w:numPr>
-        <w:ind w:hanging="0" w:start="0"/>
-        <w:rPr/>
-      </w:pPr>
-      <w:r>
-        <w:rPr/>
-        <w:t xml:space="preserve">Хранение </w:t>
-      </w:r>
-      <w:r>
-        <w:rPr>
-          <w:lang w:val="en-US"/>
-        </w:rPr>
-        <w:t xml:space="preserve">Q </w:t>
-      </w:r>
-      <w:r>
-        <w:rPr>
-          <w:lang w:val="ru-RU"/>
-        </w:rPr>
-        <w:t xml:space="preserve">и </w:t>
-      </w:r>
-      <w:r>
-        <w:rPr>
-          <w:lang w:val="en-US"/>
-        </w:rPr>
-        <w:t xml:space="preserve">R </w:t>
-      </w:r>
-      <w:r>
-        <w:rPr>
-          <w:lang w:val="ru-RU"/>
-        </w:rPr>
-        <w:t>в одной структуре</w:t>
+        <w:t>транспонированная, по столбцам.</w:t>
       </w:r>
     </w:p>
     <w:p>
@@ -26343,1510 +27938,7 @@
           <w:effect w:val="none"/>
           <w:shd w:fill="auto" w:val="clear"/>
         </w:rPr>
-        <w:t xml:space="preserve">Для уменьшения времени работы программы можно попробовать использовать структуру данных, которая обеспечит лучшее обращение к памяти. </w:t>
-      </w:r>
-      <w:r>
-        <w:rPr>
-          <w:rFonts w:ascii="Times New Roman;serif" w:hAnsi="Times New Roman;serif"/>
-          <w:b w:val="false"/>
-          <w:i w:val="false"/>
-          <w:caps w:val="false"/>
-          <w:smallCaps w:val="false"/>
-          <w:strike w:val="false"/>
-          <w:dstrike w:val="false"/>
-          <w:u w:val="none"/>
-          <w:effect w:val="none"/>
-          <w:shd w:fill="auto" w:val="clear"/>
-        </w:rPr>
-        <w:t>Алгоритм использует специализированную структуру данных QRMatrix, которая объединяет хранение матриц Q и R для оптимизации доступа к памяти:</w:t>
-      </w:r>
-    </w:p>
-    <w:p>
-      <w:pPr>
-        <w:pStyle w:val="Normal"/>
-        <w:rPr>
-          <w:rFonts w:ascii="Cascadia Mono" w:hAnsi="Cascadia Mono"/>
-          <w:color w:val="000000"/>
-          <w:sz w:val="19"/>
-          <w:highlight w:val="white"/>
-        </w:rPr>
-      </w:pPr>
-      <w:r>
-        <w:rPr>
-          <w:rFonts w:ascii="Cascadia Mono" w:hAnsi="Cascadia Mono"/>
-          <w:color w:val="0000FF"/>
-          <w:sz w:val="19"/>
-          <w:highlight w:val="white"/>
-        </w:rPr>
-        <w:t>template</w:t>
-      </w:r>
-      <w:r>
-        <w:rPr>
-          <w:rFonts w:ascii="Cascadia Mono" w:hAnsi="Cascadia Mono"/>
-          <w:color w:val="000000"/>
-          <w:sz w:val="19"/>
-          <w:highlight w:val="white"/>
-        </w:rPr>
-        <w:t xml:space="preserve"> &lt;</w:t>
-      </w:r>
-      <w:r>
-        <w:rPr>
-          <w:rFonts w:ascii="Cascadia Mono" w:hAnsi="Cascadia Mono"/>
-          <w:color w:val="0000FF"/>
-          <w:sz w:val="19"/>
-          <w:highlight w:val="white"/>
-        </w:rPr>
-        <w:t>class</w:t>
-      </w:r>
-      <w:r>
-        <w:rPr>
-          <w:rFonts w:ascii="Cascadia Mono" w:hAnsi="Cascadia Mono"/>
-          <w:color w:val="000000"/>
-          <w:sz w:val="19"/>
-          <w:highlight w:val="white"/>
-        </w:rPr>
-        <w:t xml:space="preserve"> </w:t>
-      </w:r>
-      <w:r>
-        <w:rPr>
-          <w:rFonts w:ascii="Cascadia Mono" w:hAnsi="Cascadia Mono"/>
-          <w:color w:val="2B91AF"/>
-          <w:sz w:val="19"/>
-          <w:highlight w:val="white"/>
-        </w:rPr>
-        <w:t>T</w:t>
-      </w:r>
-      <w:r>
-        <w:rPr>
-          <w:rFonts w:ascii="Cascadia Mono" w:hAnsi="Cascadia Mono"/>
-          <w:color w:val="000000"/>
-          <w:sz w:val="19"/>
-          <w:highlight w:val="white"/>
-        </w:rPr>
-        <w:t>&gt;</w:t>
-      </w:r>
-    </w:p>
-    <w:p>
-      <w:pPr>
-        <w:pStyle w:val="Normal"/>
-        <w:rPr>
-          <w:rFonts w:ascii="Cascadia Mono" w:hAnsi="Cascadia Mono"/>
-          <w:color w:val="000000"/>
-          <w:sz w:val="19"/>
-          <w:highlight w:val="white"/>
-        </w:rPr>
-      </w:pPr>
-      <w:r>
-        <w:rPr>
-          <w:rFonts w:ascii="Cascadia Mono" w:hAnsi="Cascadia Mono"/>
-          <w:color w:val="0000FF"/>
-          <w:sz w:val="19"/>
-          <w:highlight w:val="white"/>
-        </w:rPr>
-        <w:t>class</w:t>
-      </w:r>
-      <w:r>
-        <w:rPr>
-          <w:rFonts w:ascii="Cascadia Mono" w:hAnsi="Cascadia Mono"/>
-          <w:color w:val="000000"/>
-          <w:sz w:val="19"/>
-          <w:highlight w:val="white"/>
-        </w:rPr>
-        <w:t xml:space="preserve"> </w:t>
-      </w:r>
-      <w:r>
-        <w:rPr>
-          <w:rFonts w:ascii="Cascadia Mono" w:hAnsi="Cascadia Mono"/>
-          <w:color w:val="2B91AF"/>
-          <w:sz w:val="19"/>
-          <w:highlight w:val="white"/>
-        </w:rPr>
-        <w:t>QRMatrix</w:t>
-      </w:r>
-    </w:p>
-    <w:p>
-      <w:pPr>
-        <w:pStyle w:val="Normal"/>
-        <w:rPr>
-          <w:rFonts w:ascii="Cascadia Mono" w:hAnsi="Cascadia Mono"/>
-          <w:color w:val="000000"/>
-          <w:sz w:val="19"/>
-          <w:highlight w:val="white"/>
-        </w:rPr>
-      </w:pPr>
-      <w:r>
-        <w:rPr>
-          <w:rFonts w:ascii="Cascadia Mono" w:hAnsi="Cascadia Mono"/>
-          <w:color w:val="000000"/>
-          <w:sz w:val="19"/>
-          <w:highlight w:val="white"/>
-        </w:rPr>
-        <w:t>{</w:t>
-      </w:r>
-    </w:p>
-    <w:p>
-      <w:pPr>
-        <w:pStyle w:val="Normal"/>
-        <w:rPr>
-          <w:rFonts w:ascii="Cascadia Mono" w:hAnsi="Cascadia Mono"/>
-          <w:color w:val="000000"/>
-          <w:sz w:val="19"/>
-          <w:highlight w:val="white"/>
-        </w:rPr>
-      </w:pPr>
-      <w:r>
-        <w:rPr>
-          <w:rFonts w:ascii="Cascadia Mono" w:hAnsi="Cascadia Mono"/>
-          <w:color w:val="0000FF"/>
-          <w:sz w:val="19"/>
-          <w:highlight w:val="white"/>
-        </w:rPr>
-        <w:t>public</w:t>
-      </w:r>
-      <w:r>
-        <w:rPr>
-          <w:rFonts w:ascii="Cascadia Mono" w:hAnsi="Cascadia Mono"/>
-          <w:color w:val="000000"/>
-          <w:sz w:val="19"/>
-          <w:highlight w:val="white"/>
-        </w:rPr>
-        <w:t>:</w:t>
-      </w:r>
-    </w:p>
-    <w:p>
-      <w:pPr>
-        <w:pStyle w:val="Normal"/>
-        <w:rPr>
-          <w:rFonts w:ascii="Cascadia Mono" w:hAnsi="Cascadia Mono"/>
-          <w:color w:val="000000"/>
-          <w:sz w:val="19"/>
-          <w:highlight w:val="white"/>
-        </w:rPr>
-      </w:pPr>
-      <w:r>
-        <w:rPr>
-          <w:rFonts w:ascii="Cascadia Mono" w:hAnsi="Cascadia Mono"/>
-          <w:color w:val="000000"/>
-          <w:sz w:val="19"/>
-          <w:highlight w:val="white"/>
-        </w:rPr>
-        <w:tab/>
-        <w:t>QRMatrix(</w:t>
-      </w:r>
-      <w:r>
-        <w:rPr>
-          <w:rFonts w:ascii="Cascadia Mono" w:hAnsi="Cascadia Mono"/>
-          <w:color w:val="0000FF"/>
-          <w:sz w:val="19"/>
-          <w:highlight w:val="white"/>
-        </w:rPr>
-        <w:t>const</w:t>
-      </w:r>
-      <w:r>
-        <w:rPr>
-          <w:rFonts w:ascii="Cascadia Mono" w:hAnsi="Cascadia Mono"/>
-          <w:color w:val="000000"/>
-          <w:sz w:val="19"/>
-          <w:highlight w:val="white"/>
-        </w:rPr>
-        <w:t xml:space="preserve"> std::</w:t>
-      </w:r>
-      <w:r>
-        <w:rPr>
-          <w:rFonts w:ascii="Cascadia Mono" w:hAnsi="Cascadia Mono"/>
-          <w:color w:val="2B91AF"/>
-          <w:sz w:val="19"/>
-          <w:highlight w:val="white"/>
-        </w:rPr>
-        <w:t>vector</w:t>
-      </w:r>
-      <w:r>
-        <w:rPr>
-          <w:rFonts w:ascii="Cascadia Mono" w:hAnsi="Cascadia Mono"/>
-          <w:color w:val="000000"/>
-          <w:sz w:val="19"/>
-          <w:highlight w:val="white"/>
-        </w:rPr>
-        <w:t>&lt;std::</w:t>
-      </w:r>
-      <w:r>
-        <w:rPr>
-          <w:rFonts w:ascii="Cascadia Mono" w:hAnsi="Cascadia Mono"/>
-          <w:color w:val="2B91AF"/>
-          <w:sz w:val="19"/>
-          <w:highlight w:val="white"/>
-        </w:rPr>
-        <w:t>vector</w:t>
-      </w:r>
-      <w:r>
-        <w:rPr>
-          <w:rFonts w:ascii="Cascadia Mono" w:hAnsi="Cascadia Mono"/>
-          <w:color w:val="000000"/>
-          <w:sz w:val="19"/>
-          <w:highlight w:val="white"/>
-        </w:rPr>
-        <w:t>&lt;</w:t>
-      </w:r>
-      <w:r>
-        <w:rPr>
-          <w:rFonts w:ascii="Cascadia Mono" w:hAnsi="Cascadia Mono"/>
-          <w:color w:val="2B91AF"/>
-          <w:sz w:val="19"/>
-          <w:highlight w:val="white"/>
-        </w:rPr>
-        <w:t>T</w:t>
-      </w:r>
-      <w:r>
-        <w:rPr>
-          <w:rFonts w:ascii="Cascadia Mono" w:hAnsi="Cascadia Mono"/>
-          <w:color w:val="000000"/>
-          <w:sz w:val="19"/>
-          <w:highlight w:val="white"/>
-        </w:rPr>
-        <w:t xml:space="preserve">&gt;&gt;&amp; </w:t>
-      </w:r>
-      <w:r>
-        <w:rPr>
-          <w:rFonts w:ascii="Cascadia Mono" w:hAnsi="Cascadia Mono"/>
-          <w:color w:val="808080"/>
-          <w:sz w:val="19"/>
-          <w:highlight w:val="white"/>
-        </w:rPr>
-        <w:t>A</w:t>
-      </w:r>
-      <w:r>
-        <w:rPr>
-          <w:rFonts w:ascii="Cascadia Mono" w:hAnsi="Cascadia Mono"/>
-          <w:color w:val="000000"/>
-          <w:sz w:val="19"/>
-          <w:highlight w:val="white"/>
-        </w:rPr>
-        <w:t>)</w:t>
-      </w:r>
-    </w:p>
-    <w:p>
-      <w:pPr>
-        <w:pStyle w:val="Normal"/>
-        <w:rPr>
-          <w:rFonts w:ascii="Cascadia Mono" w:hAnsi="Cascadia Mono"/>
-          <w:color w:val="000000"/>
-          <w:sz w:val="19"/>
-          <w:highlight w:val="white"/>
-        </w:rPr>
-      </w:pPr>
-      <w:r>
-        <w:rPr>
-          <w:rFonts w:ascii="Cascadia Mono" w:hAnsi="Cascadia Mono"/>
-          <w:color w:val="000000"/>
-          <w:sz w:val="19"/>
-          <w:highlight w:val="white"/>
-        </w:rPr>
-        <w:tab/>
-        <w:tab/>
-        <w:t>: _data(</w:t>
-      </w:r>
-      <w:r>
-        <w:rPr>
-          <w:rFonts w:ascii="Cascadia Mono" w:hAnsi="Cascadia Mono"/>
-          <w:color w:val="808080"/>
-          <w:sz w:val="19"/>
-          <w:highlight w:val="white"/>
-        </w:rPr>
-        <w:t>A</w:t>
-      </w:r>
-      <w:r>
-        <w:rPr>
-          <w:rFonts w:ascii="Cascadia Mono" w:hAnsi="Cascadia Mono"/>
-          <w:color w:val="000000"/>
-          <w:sz w:val="19"/>
-          <w:highlight w:val="white"/>
-        </w:rPr>
-        <w:t xml:space="preserve">.size()* </w:t>
-      </w:r>
-      <w:r>
-        <w:rPr>
-          <w:rFonts w:ascii="Cascadia Mono" w:hAnsi="Cascadia Mono"/>
-          <w:color w:val="808080"/>
-          <w:sz w:val="19"/>
-          <w:highlight w:val="white"/>
-        </w:rPr>
-        <w:t>A</w:t>
-      </w:r>
-      <w:r>
-        <w:rPr>
-          <w:rFonts w:ascii="Cascadia Mono" w:hAnsi="Cascadia Mono"/>
-          <w:color w:val="000000"/>
-          <w:sz w:val="19"/>
-          <w:highlight w:val="white"/>
-        </w:rPr>
-        <w:t>.size())</w:t>
-      </w:r>
-    </w:p>
-    <w:p>
-      <w:pPr>
-        <w:pStyle w:val="Normal"/>
-        <w:rPr>
-          <w:rFonts w:ascii="Cascadia Mono" w:hAnsi="Cascadia Mono"/>
-          <w:color w:val="000000"/>
-          <w:sz w:val="19"/>
-          <w:highlight w:val="white"/>
-        </w:rPr>
-      </w:pPr>
-      <w:r>
-        <w:rPr>
-          <w:rFonts w:ascii="Cascadia Mono" w:hAnsi="Cascadia Mono"/>
-          <w:color w:val="000000"/>
-          <w:sz w:val="19"/>
-          <w:highlight w:val="white"/>
-        </w:rPr>
-        <w:tab/>
-        <w:tab/>
-        <w:t>, N(</w:t>
-      </w:r>
-      <w:r>
-        <w:rPr>
-          <w:rFonts w:ascii="Cascadia Mono" w:hAnsi="Cascadia Mono"/>
-          <w:color w:val="808080"/>
-          <w:sz w:val="19"/>
-          <w:highlight w:val="white"/>
-        </w:rPr>
-        <w:t>A</w:t>
-      </w:r>
-      <w:r>
-        <w:rPr>
-          <w:rFonts w:ascii="Cascadia Mono" w:hAnsi="Cascadia Mono"/>
-          <w:color w:val="000000"/>
-          <w:sz w:val="19"/>
-          <w:highlight w:val="white"/>
-        </w:rPr>
-        <w:t>.size())</w:t>
-      </w:r>
-    </w:p>
-    <w:p>
-      <w:pPr>
-        <w:pStyle w:val="Normal"/>
-        <w:rPr>
-          <w:rFonts w:ascii="Cascadia Mono" w:hAnsi="Cascadia Mono"/>
-          <w:color w:val="000000"/>
-          <w:sz w:val="19"/>
-          <w:highlight w:val="white"/>
-        </w:rPr>
-      </w:pPr>
-      <w:r>
-        <w:rPr>
-          <w:rFonts w:ascii="Cascadia Mono" w:hAnsi="Cascadia Mono"/>
-          <w:color w:val="000000"/>
-          <w:sz w:val="19"/>
-          <w:highlight w:val="white"/>
-        </w:rPr>
-        <w:tab/>
-        <w:t>{</w:t>
-      </w:r>
-    </w:p>
-    <w:p>
-      <w:pPr>
-        <w:pStyle w:val="Normal"/>
-        <w:rPr>
-          <w:rFonts w:ascii="Cascadia Mono" w:hAnsi="Cascadia Mono"/>
-          <w:color w:val="000000"/>
-          <w:sz w:val="19"/>
-          <w:highlight w:val="white"/>
-        </w:rPr>
-      </w:pPr>
-      <w:r>
-        <w:rPr>
-          <w:rFonts w:ascii="Cascadia Mono" w:hAnsi="Cascadia Mono"/>
-          <w:color w:val="808080"/>
-          <w:sz w:val="19"/>
-          <w:highlight w:val="white"/>
-        </w:rPr>
-        <w:t>#pragma</w:t>
-      </w:r>
-      <w:r>
-        <w:rPr>
-          <w:rFonts w:ascii="Cascadia Mono" w:hAnsi="Cascadia Mono"/>
-          <w:color w:val="000000"/>
-          <w:sz w:val="19"/>
-          <w:highlight w:val="white"/>
-        </w:rPr>
-        <w:t xml:space="preserve"> omp parallel </w:t>
-      </w:r>
-      <w:r>
-        <w:rPr>
-          <w:rFonts w:ascii="Cascadia Mono" w:hAnsi="Cascadia Mono"/>
-          <w:color w:val="0000FF"/>
-          <w:sz w:val="19"/>
-          <w:highlight w:val="white"/>
-        </w:rPr>
-        <w:t>for</w:t>
-      </w:r>
-      <w:r>
-        <w:rPr>
-          <w:rFonts w:ascii="Cascadia Mono" w:hAnsi="Cascadia Mono"/>
-          <w:color w:val="000000"/>
-          <w:sz w:val="19"/>
-          <w:highlight w:val="white"/>
-        </w:rPr>
-        <w:t xml:space="preserve"> num_threads(thread_num) </w:t>
-      </w:r>
-      <w:r>
-        <w:rPr>
-          <w:rFonts w:ascii="Cascadia Mono" w:hAnsi="Cascadia Mono"/>
-          <w:color w:val="0000FF"/>
-          <w:sz w:val="19"/>
-          <w:highlight w:val="white"/>
-        </w:rPr>
-        <w:t>if</w:t>
-      </w:r>
-      <w:r>
-        <w:rPr>
-          <w:rFonts w:ascii="Cascadia Mono" w:hAnsi="Cascadia Mono"/>
-          <w:color w:val="000000"/>
-          <w:sz w:val="19"/>
-          <w:highlight w:val="white"/>
-        </w:rPr>
-        <w:t xml:space="preserve"> (N &gt;= 1000)</w:t>
-      </w:r>
-    </w:p>
-    <w:p>
-      <w:pPr>
-        <w:pStyle w:val="Normal"/>
-        <w:rPr>
-          <w:rFonts w:ascii="Cascadia Mono" w:hAnsi="Cascadia Mono"/>
-          <w:color w:val="000000"/>
-          <w:sz w:val="19"/>
-          <w:highlight w:val="white"/>
-        </w:rPr>
-      </w:pPr>
-      <w:r>
-        <w:rPr>
-          <w:rFonts w:ascii="Cascadia Mono" w:hAnsi="Cascadia Mono"/>
-          <w:color w:val="000000"/>
-          <w:sz w:val="19"/>
-          <w:highlight w:val="white"/>
-        </w:rPr>
-        <w:tab/>
-        <w:tab/>
-      </w:r>
-      <w:r>
-        <w:rPr>
-          <w:rFonts w:ascii="Cascadia Mono" w:hAnsi="Cascadia Mono"/>
-          <w:color w:val="0000FF"/>
-          <w:sz w:val="19"/>
-          <w:highlight w:val="white"/>
-        </w:rPr>
-        <w:t>for</w:t>
-      </w:r>
-      <w:r>
-        <w:rPr>
-          <w:rFonts w:ascii="Cascadia Mono" w:hAnsi="Cascadia Mono"/>
-          <w:color w:val="000000"/>
-          <w:sz w:val="19"/>
-          <w:highlight w:val="white"/>
-        </w:rPr>
-        <w:t xml:space="preserve"> (</w:t>
-      </w:r>
-      <w:r>
-        <w:rPr>
-          <w:rFonts w:ascii="Cascadia Mono" w:hAnsi="Cascadia Mono"/>
-          <w:color w:val="0000FF"/>
-          <w:sz w:val="19"/>
-          <w:highlight w:val="white"/>
-        </w:rPr>
-        <w:t>int</w:t>
-      </w:r>
-      <w:r>
-        <w:rPr>
-          <w:rFonts w:ascii="Cascadia Mono" w:hAnsi="Cascadia Mono"/>
-          <w:color w:val="000000"/>
-          <w:sz w:val="19"/>
-          <w:highlight w:val="white"/>
-        </w:rPr>
-        <w:t xml:space="preserve"> i = 0; i &lt; N; ++i)</w:t>
-      </w:r>
-    </w:p>
-    <w:p>
-      <w:pPr>
-        <w:pStyle w:val="Normal"/>
-        <w:rPr>
-          <w:rFonts w:ascii="Cascadia Mono" w:hAnsi="Cascadia Mono"/>
-          <w:color w:val="000000"/>
-          <w:sz w:val="19"/>
-          <w:highlight w:val="white"/>
-        </w:rPr>
-      </w:pPr>
-      <w:r>
-        <w:rPr>
-          <w:rFonts w:ascii="Cascadia Mono" w:hAnsi="Cascadia Mono"/>
-          <w:color w:val="000000"/>
-          <w:sz w:val="19"/>
-          <w:highlight w:val="white"/>
-        </w:rPr>
-        <w:tab/>
-        <w:tab/>
-        <w:t>{</w:t>
-      </w:r>
-    </w:p>
-    <w:p>
-      <w:pPr>
-        <w:pStyle w:val="Normal"/>
-        <w:rPr>
-          <w:rFonts w:ascii="Cascadia Mono" w:hAnsi="Cascadia Mono"/>
-          <w:color w:val="000000"/>
-          <w:sz w:val="19"/>
-          <w:highlight w:val="white"/>
-        </w:rPr>
-      </w:pPr>
-      <w:r>
-        <w:rPr>
-          <w:rFonts w:ascii="Cascadia Mono" w:hAnsi="Cascadia Mono"/>
-          <w:color w:val="000000"/>
-          <w:sz w:val="19"/>
-          <w:highlight w:val="white"/>
-        </w:rPr>
-        <w:tab/>
-        <w:tab/>
-        <w:tab/>
-        <w:t>QAt(i, i) = 1.0;</w:t>
-      </w:r>
-    </w:p>
-    <w:p>
-      <w:pPr>
-        <w:pStyle w:val="Normal"/>
-        <w:rPr>
-          <w:rFonts w:ascii="Cascadia Mono" w:hAnsi="Cascadia Mono"/>
-          <w:color w:val="000000"/>
-          <w:sz w:val="19"/>
-          <w:highlight w:val="white"/>
-        </w:rPr>
-      </w:pPr>
-      <w:r>
-        <w:rPr>
-          <w:rFonts w:ascii="Cascadia Mono" w:hAnsi="Cascadia Mono"/>
-          <w:color w:val="000000"/>
-          <w:sz w:val="19"/>
-          <w:highlight w:val="white"/>
-        </w:rPr>
-        <w:tab/>
-        <w:tab/>
-        <w:tab/>
-      </w:r>
-      <w:r>
-        <w:rPr>
-          <w:rFonts w:ascii="Cascadia Mono" w:hAnsi="Cascadia Mono"/>
-          <w:color w:val="0000FF"/>
-          <w:sz w:val="19"/>
-          <w:highlight w:val="white"/>
-        </w:rPr>
-        <w:t>for</w:t>
-      </w:r>
-      <w:r>
-        <w:rPr>
-          <w:rFonts w:ascii="Cascadia Mono" w:hAnsi="Cascadia Mono"/>
-          <w:color w:val="000000"/>
-          <w:sz w:val="19"/>
-          <w:highlight w:val="white"/>
-        </w:rPr>
-        <w:t xml:space="preserve"> (</w:t>
-      </w:r>
-      <w:r>
-        <w:rPr>
-          <w:rFonts w:ascii="Cascadia Mono" w:hAnsi="Cascadia Mono"/>
-          <w:color w:val="0000FF"/>
-          <w:sz w:val="19"/>
-          <w:highlight w:val="white"/>
-        </w:rPr>
-        <w:t>int</w:t>
-      </w:r>
-      <w:r>
-        <w:rPr>
-          <w:rFonts w:ascii="Cascadia Mono" w:hAnsi="Cascadia Mono"/>
-          <w:color w:val="000000"/>
-          <w:sz w:val="19"/>
-          <w:highlight w:val="white"/>
-        </w:rPr>
-        <w:t xml:space="preserve"> j = 0; j &lt; N; ++j)</w:t>
-      </w:r>
-    </w:p>
-    <w:p>
-      <w:pPr>
-        <w:pStyle w:val="Normal"/>
-        <w:rPr>
-          <w:rFonts w:ascii="Cascadia Mono" w:hAnsi="Cascadia Mono"/>
-          <w:color w:val="000000"/>
-          <w:sz w:val="19"/>
-          <w:highlight w:val="white"/>
-        </w:rPr>
-      </w:pPr>
-      <w:r>
-        <w:rPr>
-          <w:rFonts w:ascii="Cascadia Mono" w:hAnsi="Cascadia Mono"/>
-          <w:color w:val="000000"/>
-          <w:sz w:val="19"/>
-          <w:highlight w:val="white"/>
-        </w:rPr>
-        <w:tab/>
-        <w:tab/>
-        <w:tab/>
-        <w:t>{</w:t>
-      </w:r>
-    </w:p>
-    <w:p>
-      <w:pPr>
-        <w:pStyle w:val="Normal"/>
-        <w:rPr>
-          <w:rFonts w:ascii="Cascadia Mono" w:hAnsi="Cascadia Mono"/>
-          <w:color w:val="000000"/>
-          <w:sz w:val="19"/>
-          <w:highlight w:val="white"/>
-        </w:rPr>
-      </w:pPr>
-      <w:r>
-        <w:rPr>
-          <w:rFonts w:ascii="Cascadia Mono" w:hAnsi="Cascadia Mono"/>
-          <w:color w:val="000000"/>
-          <w:sz w:val="19"/>
-          <w:highlight w:val="white"/>
-        </w:rPr>
-        <w:tab/>
-        <w:tab/>
-        <w:tab/>
-        <w:tab/>
-        <w:t xml:space="preserve">RAt(i, j) = </w:t>
-      </w:r>
-      <w:r>
-        <w:rPr>
-          <w:rFonts w:ascii="Cascadia Mono" w:hAnsi="Cascadia Mono"/>
-          <w:color w:val="808080"/>
-          <w:sz w:val="19"/>
-          <w:highlight w:val="white"/>
-        </w:rPr>
-        <w:t>A</w:t>
-      </w:r>
-      <w:r>
-        <w:rPr>
-          <w:rFonts w:ascii="Cascadia Mono" w:hAnsi="Cascadia Mono"/>
-          <w:color w:val="000000"/>
-          <w:sz w:val="19"/>
-          <w:highlight w:val="white"/>
-        </w:rPr>
-        <w:t>[i][j];</w:t>
-      </w:r>
-    </w:p>
-    <w:p>
-      <w:pPr>
-        <w:pStyle w:val="Normal"/>
-        <w:rPr>
-          <w:rFonts w:ascii="Cascadia Mono" w:hAnsi="Cascadia Mono"/>
-          <w:color w:val="000000"/>
-          <w:sz w:val="19"/>
-          <w:highlight w:val="white"/>
-        </w:rPr>
-      </w:pPr>
-      <w:r>
-        <w:rPr>
-          <w:rFonts w:ascii="Cascadia Mono" w:hAnsi="Cascadia Mono"/>
-          <w:color w:val="000000"/>
-          <w:sz w:val="19"/>
-          <w:highlight w:val="white"/>
-        </w:rPr>
-        <w:tab/>
-        <w:tab/>
-        <w:tab/>
-        <w:t>}</w:t>
-      </w:r>
-    </w:p>
-    <w:p>
-      <w:pPr>
-        <w:pStyle w:val="Normal"/>
-        <w:rPr>
-          <w:rFonts w:ascii="Cascadia Mono" w:hAnsi="Cascadia Mono"/>
-          <w:color w:val="000000"/>
-          <w:sz w:val="19"/>
-          <w:highlight w:val="white"/>
-        </w:rPr>
-      </w:pPr>
-      <w:r>
-        <w:rPr>
-          <w:rFonts w:ascii="Cascadia Mono" w:hAnsi="Cascadia Mono"/>
-          <w:color w:val="000000"/>
-          <w:sz w:val="19"/>
-          <w:highlight w:val="white"/>
-        </w:rPr>
-        <w:tab/>
-        <w:tab/>
-        <w:t>}</w:t>
-      </w:r>
-    </w:p>
-    <w:p>
-      <w:pPr>
-        <w:pStyle w:val="Normal"/>
-        <w:rPr>
-          <w:rFonts w:ascii="Cascadia Mono" w:hAnsi="Cascadia Mono"/>
-          <w:color w:val="000000"/>
-          <w:sz w:val="19"/>
-          <w:highlight w:val="white"/>
-        </w:rPr>
-      </w:pPr>
-      <w:r>
-        <w:rPr>
-          <w:rFonts w:ascii="Cascadia Mono" w:hAnsi="Cascadia Mono"/>
-          <w:color w:val="000000"/>
-          <w:sz w:val="19"/>
-          <w:highlight w:val="white"/>
-        </w:rPr>
-        <w:tab/>
-        <w:t>}</w:t>
-      </w:r>
-    </w:p>
-    <w:p>
-      <w:pPr>
-        <w:pStyle w:val="Normal"/>
-        <w:rPr>
-          <w:rFonts w:ascii="Cascadia Mono" w:hAnsi="Cascadia Mono"/>
-          <w:color w:val="000000"/>
-          <w:sz w:val="19"/>
-          <w:highlight w:val="white"/>
-        </w:rPr>
-      </w:pPr>
-      <w:r>
-        <w:rPr>
-          <w:rFonts w:ascii="Cascadia Mono" w:hAnsi="Cascadia Mono"/>
-          <w:color w:val="000000"/>
-          <w:sz w:val="19"/>
-          <w:highlight w:val="white"/>
-        </w:rPr>
-      </w:r>
-    </w:p>
-    <w:p>
-      <w:pPr>
-        <w:pStyle w:val="Normal"/>
-        <w:rPr>
-          <w:rFonts w:ascii="Cascadia Mono" w:hAnsi="Cascadia Mono"/>
-          <w:color w:val="000000"/>
-          <w:sz w:val="19"/>
-          <w:highlight w:val="white"/>
-        </w:rPr>
-      </w:pPr>
-      <w:r>
-        <w:rPr>
-          <w:rFonts w:ascii="Cascadia Mono" w:hAnsi="Cascadia Mono"/>
-          <w:color w:val="000000"/>
-          <w:sz w:val="19"/>
-          <w:highlight w:val="white"/>
-        </w:rPr>
-        <w:tab/>
-      </w:r>
-      <w:r>
-        <w:rPr>
-          <w:rFonts w:ascii="Cascadia Mono" w:hAnsi="Cascadia Mono"/>
-          <w:color w:val="2B91AF"/>
-          <w:sz w:val="19"/>
-          <w:highlight w:val="white"/>
-        </w:rPr>
-        <w:t>T</w:t>
-      </w:r>
-      <w:r>
-        <w:rPr>
-          <w:rFonts w:ascii="Cascadia Mono" w:hAnsi="Cascadia Mono"/>
-          <w:color w:val="000000"/>
-          <w:sz w:val="19"/>
-          <w:highlight w:val="white"/>
-        </w:rPr>
-        <w:t>&amp; RAt(</w:t>
-      </w:r>
-      <w:r>
-        <w:rPr>
-          <w:rFonts w:ascii="Cascadia Mono" w:hAnsi="Cascadia Mono"/>
-          <w:color w:val="2B91AF"/>
-          <w:sz w:val="19"/>
-          <w:highlight w:val="white"/>
-        </w:rPr>
-        <w:t>size_t</w:t>
-      </w:r>
-      <w:r>
-        <w:rPr>
-          <w:rFonts w:ascii="Cascadia Mono" w:hAnsi="Cascadia Mono"/>
-          <w:color w:val="000000"/>
-          <w:sz w:val="19"/>
-          <w:highlight w:val="white"/>
-        </w:rPr>
-        <w:t xml:space="preserve"> </w:t>
-      </w:r>
-      <w:r>
-        <w:rPr>
-          <w:rFonts w:ascii="Cascadia Mono" w:hAnsi="Cascadia Mono"/>
-          <w:color w:val="808080"/>
-          <w:sz w:val="19"/>
-          <w:highlight w:val="white"/>
-        </w:rPr>
-        <w:t>row</w:t>
-      </w:r>
-      <w:r>
-        <w:rPr>
-          <w:rFonts w:ascii="Cascadia Mono" w:hAnsi="Cascadia Mono"/>
-          <w:color w:val="000000"/>
-          <w:sz w:val="19"/>
-          <w:highlight w:val="white"/>
-        </w:rPr>
-        <w:t xml:space="preserve">, </w:t>
-      </w:r>
-      <w:r>
-        <w:rPr>
-          <w:rFonts w:ascii="Cascadia Mono" w:hAnsi="Cascadia Mono"/>
-          <w:color w:val="2B91AF"/>
-          <w:sz w:val="19"/>
-          <w:highlight w:val="white"/>
-        </w:rPr>
-        <w:t>size_t</w:t>
-      </w:r>
-      <w:r>
-        <w:rPr>
-          <w:rFonts w:ascii="Cascadia Mono" w:hAnsi="Cascadia Mono"/>
-          <w:color w:val="000000"/>
-          <w:sz w:val="19"/>
-          <w:highlight w:val="white"/>
-        </w:rPr>
-        <w:t xml:space="preserve"> </w:t>
-      </w:r>
-      <w:r>
-        <w:rPr>
-          <w:rFonts w:ascii="Cascadia Mono" w:hAnsi="Cascadia Mono"/>
-          <w:color w:val="808080"/>
-          <w:sz w:val="19"/>
-          <w:highlight w:val="white"/>
-        </w:rPr>
-        <w:t>col</w:t>
-      </w:r>
-      <w:r>
-        <w:rPr>
-          <w:rFonts w:ascii="Cascadia Mono" w:hAnsi="Cascadia Mono"/>
-          <w:color w:val="000000"/>
-          <w:sz w:val="19"/>
-          <w:highlight w:val="white"/>
-        </w:rPr>
-        <w:t>)</w:t>
-      </w:r>
-    </w:p>
-    <w:p>
-      <w:pPr>
-        <w:pStyle w:val="Normal"/>
-        <w:rPr>
-          <w:rFonts w:ascii="Cascadia Mono" w:hAnsi="Cascadia Mono"/>
-          <w:color w:val="000000"/>
-          <w:sz w:val="19"/>
-          <w:highlight w:val="white"/>
-        </w:rPr>
-      </w:pPr>
-      <w:r>
-        <w:rPr>
-          <w:rFonts w:ascii="Cascadia Mono" w:hAnsi="Cascadia Mono"/>
-          <w:color w:val="000000"/>
-          <w:sz w:val="19"/>
-          <w:highlight w:val="white"/>
-        </w:rPr>
-        <w:tab/>
-        <w:t>{</w:t>
-      </w:r>
-    </w:p>
-    <w:p>
-      <w:pPr>
-        <w:pStyle w:val="Normal"/>
-        <w:rPr>
-          <w:rFonts w:ascii="Cascadia Mono" w:hAnsi="Cascadia Mono"/>
-          <w:color w:val="000000"/>
-          <w:sz w:val="19"/>
-          <w:highlight w:val="white"/>
-        </w:rPr>
-      </w:pPr>
-      <w:r>
-        <w:rPr>
-          <w:rFonts w:ascii="Cascadia Mono" w:hAnsi="Cascadia Mono"/>
-          <w:color w:val="000000"/>
-          <w:sz w:val="19"/>
-          <w:highlight w:val="white"/>
-        </w:rPr>
-        <w:tab/>
-        <w:tab/>
-      </w:r>
-      <w:r>
-        <w:rPr>
-          <w:rFonts w:ascii="Cascadia Mono" w:hAnsi="Cascadia Mono"/>
-          <w:color w:val="0000FF"/>
-          <w:sz w:val="19"/>
-          <w:highlight w:val="white"/>
-        </w:rPr>
-        <w:t>return</w:t>
-      </w:r>
-      <w:r>
-        <w:rPr>
-          <w:rFonts w:ascii="Cascadia Mono" w:hAnsi="Cascadia Mono"/>
-          <w:color w:val="000000"/>
-          <w:sz w:val="19"/>
-          <w:highlight w:val="white"/>
-        </w:rPr>
-        <w:t xml:space="preserve"> _data[</w:t>
-      </w:r>
-      <w:r>
-        <w:rPr>
-          <w:rFonts w:ascii="Cascadia Mono" w:hAnsi="Cascadia Mono"/>
-          <w:color w:val="808080"/>
-          <w:sz w:val="19"/>
-          <w:highlight w:val="white"/>
-        </w:rPr>
-        <w:t>row</w:t>
-      </w:r>
-      <w:r>
-        <w:rPr>
-          <w:rFonts w:ascii="Cascadia Mono" w:hAnsi="Cascadia Mono"/>
-          <w:color w:val="000000"/>
-          <w:sz w:val="19"/>
-          <w:highlight w:val="white"/>
-        </w:rPr>
-        <w:t xml:space="preserve"> * N + </w:t>
-      </w:r>
-      <w:r>
-        <w:rPr>
-          <w:rFonts w:ascii="Cascadia Mono" w:hAnsi="Cascadia Mono"/>
-          <w:color w:val="808080"/>
-          <w:sz w:val="19"/>
-          <w:highlight w:val="white"/>
-        </w:rPr>
-        <w:t>col</w:t>
-      </w:r>
-      <w:r>
-        <w:rPr>
-          <w:rFonts w:ascii="Cascadia Mono" w:hAnsi="Cascadia Mono"/>
-          <w:color w:val="000000"/>
-          <w:sz w:val="19"/>
-          <w:highlight w:val="white"/>
-        </w:rPr>
-        <w:t>].r;</w:t>
-      </w:r>
-    </w:p>
-    <w:p>
-      <w:pPr>
-        <w:pStyle w:val="Normal"/>
-        <w:rPr>
-          <w:rFonts w:ascii="Cascadia Mono" w:hAnsi="Cascadia Mono"/>
-          <w:color w:val="000000"/>
-          <w:sz w:val="19"/>
-          <w:highlight w:val="white"/>
-        </w:rPr>
-      </w:pPr>
-      <w:r>
-        <w:rPr>
-          <w:rFonts w:ascii="Cascadia Mono" w:hAnsi="Cascadia Mono"/>
-          <w:color w:val="000000"/>
-          <w:sz w:val="19"/>
-          <w:highlight w:val="white"/>
-        </w:rPr>
-        <w:tab/>
-        <w:t>}</w:t>
-      </w:r>
-    </w:p>
-    <w:p>
-      <w:pPr>
-        <w:pStyle w:val="Normal"/>
-        <w:rPr>
-          <w:rFonts w:ascii="Cascadia Mono" w:hAnsi="Cascadia Mono"/>
-          <w:color w:val="000000"/>
-          <w:sz w:val="19"/>
-          <w:highlight w:val="white"/>
-        </w:rPr>
-      </w:pPr>
-      <w:r>
-        <w:rPr>
-          <w:rFonts w:ascii="Cascadia Mono" w:hAnsi="Cascadia Mono"/>
-          <w:color w:val="000000"/>
-          <w:sz w:val="19"/>
-          <w:highlight w:val="white"/>
-        </w:rPr>
-        <w:tab/>
-      </w:r>
-      <w:r>
-        <w:rPr>
-          <w:rFonts w:ascii="Cascadia Mono" w:hAnsi="Cascadia Mono"/>
-          <w:color w:val="2B91AF"/>
-          <w:sz w:val="19"/>
-          <w:highlight w:val="white"/>
-        </w:rPr>
-        <w:t>T</w:t>
-      </w:r>
-      <w:r>
-        <w:rPr>
-          <w:rFonts w:ascii="Cascadia Mono" w:hAnsi="Cascadia Mono"/>
-          <w:color w:val="000000"/>
-          <w:sz w:val="19"/>
-          <w:highlight w:val="white"/>
-        </w:rPr>
-        <w:t>&amp; QAt(</w:t>
-      </w:r>
-      <w:r>
-        <w:rPr>
-          <w:rFonts w:ascii="Cascadia Mono" w:hAnsi="Cascadia Mono"/>
-          <w:color w:val="2B91AF"/>
-          <w:sz w:val="19"/>
-          <w:highlight w:val="white"/>
-        </w:rPr>
-        <w:t>size_t</w:t>
-      </w:r>
-      <w:r>
-        <w:rPr>
-          <w:rFonts w:ascii="Cascadia Mono" w:hAnsi="Cascadia Mono"/>
-          <w:color w:val="000000"/>
-          <w:sz w:val="19"/>
-          <w:highlight w:val="white"/>
-        </w:rPr>
-        <w:t xml:space="preserve"> </w:t>
-      </w:r>
-      <w:r>
-        <w:rPr>
-          <w:rFonts w:ascii="Cascadia Mono" w:hAnsi="Cascadia Mono"/>
-          <w:color w:val="808080"/>
-          <w:sz w:val="19"/>
-          <w:highlight w:val="white"/>
-        </w:rPr>
-        <w:t>row</w:t>
-      </w:r>
-      <w:r>
-        <w:rPr>
-          <w:rFonts w:ascii="Cascadia Mono" w:hAnsi="Cascadia Mono"/>
-          <w:color w:val="000000"/>
-          <w:sz w:val="19"/>
-          <w:highlight w:val="white"/>
-        </w:rPr>
-        <w:t xml:space="preserve">, </w:t>
-      </w:r>
-      <w:r>
-        <w:rPr>
-          <w:rFonts w:ascii="Cascadia Mono" w:hAnsi="Cascadia Mono"/>
-          <w:color w:val="2B91AF"/>
-          <w:sz w:val="19"/>
-          <w:highlight w:val="white"/>
-        </w:rPr>
-        <w:t>size_t</w:t>
-      </w:r>
-      <w:r>
-        <w:rPr>
-          <w:rFonts w:ascii="Cascadia Mono" w:hAnsi="Cascadia Mono"/>
-          <w:color w:val="000000"/>
-          <w:sz w:val="19"/>
-          <w:highlight w:val="white"/>
-        </w:rPr>
-        <w:t xml:space="preserve"> </w:t>
-      </w:r>
-      <w:r>
-        <w:rPr>
-          <w:rFonts w:ascii="Cascadia Mono" w:hAnsi="Cascadia Mono"/>
-          <w:color w:val="808080"/>
-          <w:sz w:val="19"/>
-          <w:highlight w:val="white"/>
-        </w:rPr>
-        <w:t>col</w:t>
-      </w:r>
-      <w:r>
-        <w:rPr>
-          <w:rFonts w:ascii="Cascadia Mono" w:hAnsi="Cascadia Mono"/>
-          <w:color w:val="000000"/>
-          <w:sz w:val="19"/>
-          <w:highlight w:val="white"/>
-        </w:rPr>
-        <w:t>) {</w:t>
-      </w:r>
-    </w:p>
-    <w:p>
-      <w:pPr>
-        <w:pStyle w:val="Normal"/>
-        <w:rPr>
-          <w:rFonts w:ascii="Cascadia Mono" w:hAnsi="Cascadia Mono"/>
-          <w:color w:val="000000"/>
-          <w:sz w:val="19"/>
-          <w:highlight w:val="white"/>
-        </w:rPr>
-      </w:pPr>
-      <w:r>
-        <w:rPr>
-          <w:rFonts w:ascii="Cascadia Mono" w:hAnsi="Cascadia Mono"/>
-          <w:color w:val="000000"/>
-          <w:sz w:val="19"/>
-          <w:highlight w:val="white"/>
-        </w:rPr>
-        <w:tab/>
-        <w:tab/>
-      </w:r>
-      <w:r>
-        <w:rPr>
-          <w:rFonts w:ascii="Cascadia Mono" w:hAnsi="Cascadia Mono"/>
-          <w:color w:val="0000FF"/>
-          <w:sz w:val="19"/>
-          <w:highlight w:val="white"/>
-        </w:rPr>
-        <w:t>return</w:t>
-      </w:r>
-      <w:r>
-        <w:rPr>
-          <w:rFonts w:ascii="Cascadia Mono" w:hAnsi="Cascadia Mono"/>
-          <w:color w:val="000000"/>
-          <w:sz w:val="19"/>
-          <w:highlight w:val="white"/>
-        </w:rPr>
-        <w:t xml:space="preserve"> _data[</w:t>
-      </w:r>
-      <w:r>
-        <w:rPr>
-          <w:rFonts w:ascii="Cascadia Mono" w:hAnsi="Cascadia Mono"/>
-          <w:color w:val="808080"/>
-          <w:sz w:val="19"/>
-          <w:highlight w:val="white"/>
-        </w:rPr>
-        <w:t>col</w:t>
-      </w:r>
-      <w:r>
-        <w:rPr>
-          <w:rFonts w:ascii="Cascadia Mono" w:hAnsi="Cascadia Mono"/>
-          <w:color w:val="000000"/>
-          <w:sz w:val="19"/>
-          <w:highlight w:val="white"/>
-        </w:rPr>
-        <w:t xml:space="preserve"> * N + </w:t>
-      </w:r>
-      <w:r>
-        <w:rPr>
-          <w:rFonts w:ascii="Cascadia Mono" w:hAnsi="Cascadia Mono"/>
-          <w:color w:val="808080"/>
-          <w:sz w:val="19"/>
-          <w:highlight w:val="white"/>
-        </w:rPr>
-        <w:t>row</w:t>
-      </w:r>
-      <w:r>
-        <w:rPr>
-          <w:rFonts w:ascii="Cascadia Mono" w:hAnsi="Cascadia Mono"/>
-          <w:color w:val="000000"/>
-          <w:sz w:val="19"/>
-          <w:highlight w:val="white"/>
-        </w:rPr>
-        <w:t>].q;</w:t>
-      </w:r>
-    </w:p>
-    <w:p>
-      <w:pPr>
-        <w:pStyle w:val="Normal"/>
-        <w:rPr>
-          <w:rFonts w:ascii="Cascadia Mono" w:hAnsi="Cascadia Mono"/>
-          <w:color w:val="000000"/>
-          <w:sz w:val="19"/>
-          <w:highlight w:val="white"/>
-        </w:rPr>
-      </w:pPr>
-      <w:r>
-        <w:rPr>
-          <w:rFonts w:ascii="Cascadia Mono" w:hAnsi="Cascadia Mono"/>
-          <w:color w:val="000000"/>
-          <w:sz w:val="19"/>
-          <w:highlight w:val="white"/>
-        </w:rPr>
-        <w:tab/>
-        <w:t>}</w:t>
-      </w:r>
-    </w:p>
-    <w:p>
-      <w:pPr>
-        <w:pStyle w:val="Normal"/>
-        <w:rPr>
-          <w:rFonts w:ascii="Cascadia Mono" w:hAnsi="Cascadia Mono"/>
-          <w:color w:val="000000"/>
-          <w:sz w:val="19"/>
-          <w:highlight w:val="white"/>
-        </w:rPr>
-      </w:pPr>
-      <w:r>
-        <w:rPr>
-          <w:rFonts w:ascii="Cascadia Mono" w:hAnsi="Cascadia Mono"/>
-          <w:color w:val="000000"/>
-          <w:sz w:val="19"/>
-          <w:highlight w:val="white"/>
-        </w:rPr>
-      </w:r>
-    </w:p>
-    <w:p>
-      <w:pPr>
-        <w:pStyle w:val="Normal"/>
-        <w:rPr>
-          <w:rFonts w:ascii="Cascadia Mono" w:hAnsi="Cascadia Mono"/>
-          <w:color w:val="000000"/>
-          <w:sz w:val="19"/>
-          <w:highlight w:val="white"/>
-        </w:rPr>
-      </w:pPr>
-      <w:r>
-        <w:rPr>
-          <w:rFonts w:ascii="Cascadia Mono" w:hAnsi="Cascadia Mono"/>
-          <w:color w:val="0000FF"/>
-          <w:sz w:val="19"/>
-          <w:highlight w:val="white"/>
-        </w:rPr>
-        <w:t>private</w:t>
-      </w:r>
-      <w:r>
-        <w:rPr>
-          <w:rFonts w:ascii="Cascadia Mono" w:hAnsi="Cascadia Mono"/>
-          <w:color w:val="000000"/>
-          <w:sz w:val="19"/>
-          <w:highlight w:val="white"/>
-        </w:rPr>
-        <w:t>:</w:t>
-      </w:r>
-    </w:p>
-    <w:p>
-      <w:pPr>
-        <w:pStyle w:val="Normal"/>
-        <w:rPr>
-          <w:rFonts w:ascii="Cascadia Mono" w:hAnsi="Cascadia Mono"/>
-          <w:color w:val="000000"/>
-          <w:sz w:val="19"/>
-          <w:highlight w:val="white"/>
-        </w:rPr>
-      </w:pPr>
-      <w:r>
-        <w:rPr>
-          <w:rFonts w:ascii="Cascadia Mono" w:hAnsi="Cascadia Mono"/>
-          <w:color w:val="000000"/>
-          <w:sz w:val="19"/>
-          <w:highlight w:val="white"/>
-        </w:rPr>
-        <w:tab/>
-      </w:r>
-      <w:r>
-        <w:rPr>
-          <w:rFonts w:ascii="Cascadia Mono" w:hAnsi="Cascadia Mono"/>
-          <w:color w:val="0000FF"/>
-          <w:sz w:val="19"/>
-          <w:highlight w:val="white"/>
-        </w:rPr>
-        <w:t>struct</w:t>
-      </w:r>
-      <w:r>
-        <w:rPr>
-          <w:rFonts w:ascii="Cascadia Mono" w:hAnsi="Cascadia Mono"/>
-          <w:color w:val="000000"/>
-          <w:sz w:val="19"/>
-          <w:highlight w:val="white"/>
-        </w:rPr>
-        <w:t xml:space="preserve"> </w:t>
-      </w:r>
-      <w:r>
-        <w:rPr>
-          <w:rFonts w:ascii="Cascadia Mono" w:hAnsi="Cascadia Mono"/>
-          <w:color w:val="2B91AF"/>
-          <w:sz w:val="19"/>
-          <w:highlight w:val="white"/>
-        </w:rPr>
-        <w:t>QRElement</w:t>
-      </w:r>
-      <w:r>
-        <w:rPr>
-          <w:rFonts w:ascii="Cascadia Mono" w:hAnsi="Cascadia Mono"/>
-          <w:color w:val="000000"/>
-          <w:sz w:val="19"/>
-          <w:highlight w:val="white"/>
-        </w:rPr>
-        <w:t xml:space="preserve"> {</w:t>
-      </w:r>
-    </w:p>
-    <w:p>
-      <w:pPr>
-        <w:pStyle w:val="Normal"/>
-        <w:rPr>
-          <w:rFonts w:ascii="Cascadia Mono" w:hAnsi="Cascadia Mono"/>
-          <w:color w:val="000000"/>
-          <w:sz w:val="19"/>
-          <w:highlight w:val="white"/>
-        </w:rPr>
-      </w:pPr>
-      <w:r>
-        <w:rPr>
-          <w:rFonts w:ascii="Cascadia Mono" w:hAnsi="Cascadia Mono"/>
-          <w:color w:val="000000"/>
-          <w:sz w:val="19"/>
-          <w:highlight w:val="white"/>
-        </w:rPr>
-        <w:tab/>
-        <w:tab/>
-      </w:r>
-      <w:r>
-        <w:rPr>
-          <w:rFonts w:ascii="Cascadia Mono" w:hAnsi="Cascadia Mono"/>
-          <w:color w:val="2B91AF"/>
-          <w:sz w:val="19"/>
-          <w:highlight w:val="white"/>
-        </w:rPr>
-        <w:t>T</w:t>
-      </w:r>
-      <w:r>
-        <w:rPr>
-          <w:rFonts w:ascii="Cascadia Mono" w:hAnsi="Cascadia Mono"/>
-          <w:color w:val="000000"/>
-          <w:sz w:val="19"/>
-          <w:highlight w:val="white"/>
-        </w:rPr>
-        <w:t xml:space="preserve"> q;</w:t>
-      </w:r>
-    </w:p>
-    <w:p>
-      <w:pPr>
-        <w:pStyle w:val="Normal"/>
-        <w:rPr>
-          <w:rFonts w:ascii="Cascadia Mono" w:hAnsi="Cascadia Mono"/>
-          <w:color w:val="000000"/>
-          <w:sz w:val="19"/>
-          <w:highlight w:val="white"/>
-        </w:rPr>
-      </w:pPr>
-      <w:r>
-        <w:rPr>
-          <w:rFonts w:ascii="Cascadia Mono" w:hAnsi="Cascadia Mono"/>
-          <w:color w:val="000000"/>
-          <w:sz w:val="19"/>
-          <w:highlight w:val="white"/>
-        </w:rPr>
-        <w:tab/>
-        <w:tab/>
-      </w:r>
-      <w:r>
-        <w:rPr>
-          <w:rFonts w:ascii="Cascadia Mono" w:hAnsi="Cascadia Mono"/>
-          <w:color w:val="2B91AF"/>
-          <w:sz w:val="19"/>
-          <w:highlight w:val="white"/>
-        </w:rPr>
-        <w:t>T</w:t>
-      </w:r>
-      <w:r>
-        <w:rPr>
-          <w:rFonts w:ascii="Cascadia Mono" w:hAnsi="Cascadia Mono"/>
-          <w:color w:val="000000"/>
-          <w:sz w:val="19"/>
-          <w:highlight w:val="white"/>
-        </w:rPr>
-        <w:t xml:space="preserve"> r;</w:t>
-      </w:r>
-    </w:p>
-    <w:p>
-      <w:pPr>
-        <w:pStyle w:val="Normal"/>
-        <w:rPr>
-          <w:rFonts w:ascii="Cascadia Mono" w:hAnsi="Cascadia Mono"/>
-          <w:color w:val="000000"/>
-          <w:sz w:val="19"/>
-          <w:highlight w:val="white"/>
-        </w:rPr>
-      </w:pPr>
-      <w:r>
-        <w:rPr>
-          <w:rFonts w:ascii="Cascadia Mono" w:hAnsi="Cascadia Mono"/>
-          <w:color w:val="000000"/>
-          <w:sz w:val="19"/>
-          <w:highlight w:val="white"/>
-        </w:rPr>
-        <w:tab/>
-        <w:t>};</w:t>
-      </w:r>
-    </w:p>
-    <w:p>
-      <w:pPr>
-        <w:pStyle w:val="Normal"/>
-        <w:rPr>
-          <w:rFonts w:ascii="Cascadia Mono" w:hAnsi="Cascadia Mono"/>
-          <w:color w:val="000000"/>
-          <w:sz w:val="19"/>
-          <w:highlight w:val="white"/>
-        </w:rPr>
-      </w:pPr>
-      <w:r>
-        <w:rPr>
-          <w:rFonts w:ascii="Cascadia Mono" w:hAnsi="Cascadia Mono"/>
-          <w:color w:val="000000"/>
-          <w:sz w:val="19"/>
-          <w:highlight w:val="white"/>
-        </w:rPr>
-        <w:tab/>
-        <w:t>std::</w:t>
-      </w:r>
-      <w:r>
-        <w:rPr>
-          <w:rFonts w:ascii="Cascadia Mono" w:hAnsi="Cascadia Mono"/>
-          <w:color w:val="2B91AF"/>
-          <w:sz w:val="19"/>
-          <w:highlight w:val="white"/>
-        </w:rPr>
-        <w:t>vector</w:t>
-      </w:r>
-      <w:r>
-        <w:rPr>
-          <w:rFonts w:ascii="Cascadia Mono" w:hAnsi="Cascadia Mono"/>
-          <w:color w:val="000000"/>
-          <w:sz w:val="19"/>
-          <w:highlight w:val="white"/>
-        </w:rPr>
-        <w:t>&lt;</w:t>
-      </w:r>
-      <w:r>
-        <w:rPr>
-          <w:rFonts w:ascii="Cascadia Mono" w:hAnsi="Cascadia Mono"/>
-          <w:color w:val="2B91AF"/>
-          <w:sz w:val="19"/>
-          <w:highlight w:val="white"/>
-        </w:rPr>
-        <w:t>QRElement</w:t>
-      </w:r>
-      <w:r>
-        <w:rPr>
-          <w:rFonts w:ascii="Cascadia Mono" w:hAnsi="Cascadia Mono"/>
-          <w:color w:val="000000"/>
-          <w:sz w:val="19"/>
-          <w:highlight w:val="white"/>
-        </w:rPr>
-        <w:t>&gt; _data;</w:t>
-      </w:r>
-    </w:p>
-    <w:p>
-      <w:pPr>
-        <w:pStyle w:val="Normal"/>
-        <w:rPr>
-          <w:rFonts w:ascii="Cascadia Mono" w:hAnsi="Cascadia Mono"/>
-          <w:color w:val="000000"/>
-          <w:sz w:val="19"/>
-          <w:highlight w:val="white"/>
-        </w:rPr>
-      </w:pPr>
-      <w:r>
-        <w:rPr>
-          <w:rFonts w:ascii="Cascadia Mono" w:hAnsi="Cascadia Mono"/>
-          <w:color w:val="000000"/>
-          <w:sz w:val="19"/>
-          <w:highlight w:val="white"/>
-        </w:rPr>
-        <w:tab/>
-      </w:r>
-      <w:r>
-        <w:rPr>
-          <w:rFonts w:ascii="Cascadia Mono" w:hAnsi="Cascadia Mono"/>
-          <w:color w:val="2B91AF"/>
-          <w:sz w:val="19"/>
-          <w:highlight w:val="white"/>
-        </w:rPr>
-        <w:t>size_t</w:t>
-      </w:r>
-      <w:r>
-        <w:rPr>
-          <w:rFonts w:ascii="Cascadia Mono" w:hAnsi="Cascadia Mono"/>
-          <w:color w:val="000000"/>
-          <w:sz w:val="19"/>
-          <w:highlight w:val="white"/>
-        </w:rPr>
-        <w:t xml:space="preserve"> N;</w:t>
+        <w:t>Применение вращения затрагивает только две строки матрицы R и два столбца матрицы Q. Для матрицы R обновляются элементы с индексами k ≥ j, тогда как для матрицы Q преобразуются все элементы соответствующих столбцов. Реализация включает несколько уровней проверок численной устойчивости: игнорируются вращения для пренебрежимо малых элементов и контролируется относительная величина элементов для предотвращения потери точности.</w:t>
       </w:r>
     </w:p>
     <w:p>
@@ -27871,21 +27963,108 @@
       </w:pPr>
       <w:r>
         <w:rPr>
-          <w:rFonts w:ascii="Cascadia Mono" w:hAnsi="Cascadia Mono"/>
+          <w:rFonts w:ascii="Times New Roman;serif" w:hAnsi="Times New Roman;serif"/>
           <w:b w:val="false"/>
           <w:i w:val="false"/>
           <w:caps w:val="false"/>
           <w:smallCaps w:val="false"/>
           <w:strike w:val="false"/>
           <w:dstrike w:val="false"/>
-          <w:color w:val="000000"/>
-          <w:sz w:val="19"/>
-          <w:highlight w:val="white"/>
           <w:u w:val="none"/>
           <w:effect w:val="none"/>
           <w:shd w:fill="auto" w:val="clear"/>
         </w:rPr>
-        <w:t>};</w:t>
+        <w:t xml:space="preserve">Небольшой выигрыш по ускорению </w:t>
+      </w:r>
+      <w:r>
+        <w:rPr>
+          <w:rFonts w:ascii="Times New Roman;serif" w:hAnsi="Times New Roman;serif"/>
+          <w:b w:val="false"/>
+          <w:i w:val="false"/>
+          <w:caps w:val="false"/>
+          <w:smallCaps w:val="false"/>
+          <w:strike w:val="false"/>
+          <w:dstrike w:val="false"/>
+          <w:u w:val="none"/>
+          <w:effect w:val="none"/>
+          <w:shd w:fill="auto" w:val="clear"/>
+        </w:rPr>
+        <w:t>может дать</w:t>
+      </w:r>
+      <w:r>
+        <w:rPr>
+          <w:rFonts w:ascii="Times New Roman;serif" w:hAnsi="Times New Roman;serif"/>
+          <w:b w:val="false"/>
+          <w:i w:val="false"/>
+          <w:caps w:val="false"/>
+          <w:smallCaps w:val="false"/>
+          <w:strike w:val="false"/>
+          <w:dstrike w:val="false"/>
+          <w:u w:val="none"/>
+          <w:effect w:val="none"/>
+          <w:shd w:fill="auto" w:val="clear"/>
+        </w:rPr>
+        <w:t xml:space="preserve"> совместное попарное хранение элементов Q и R благодаря оптимизации доступа к памяти. При использовании отдельных контейнеров для Q и R в нынешней реализации с вложенными циклами происходит нарушение локальности данных, при параллельном доступе к Q и R возникают множественные кэш-промахи. Это и совместное обновление матриц в одном цикле </w:t>
+      </w:r>
+      <w:r>
+        <w:rPr>
+          <w:rFonts w:ascii="Times New Roman;serif" w:hAnsi="Times New Roman;serif"/>
+          <w:b w:val="false"/>
+          <w:i w:val="false"/>
+          <w:caps w:val="false"/>
+          <w:smallCaps w:val="false"/>
+          <w:strike w:val="false"/>
+          <w:dstrike w:val="false"/>
+          <w:u w:val="none"/>
+          <w:effect w:val="none"/>
+          <w:shd w:fill="auto" w:val="clear"/>
+        </w:rPr>
+        <w:t>может дать</w:t>
+      </w:r>
+      <w:r>
+        <w:rPr>
+          <w:rFonts w:ascii="Times New Roman;serif" w:hAnsi="Times New Roman;serif"/>
+          <w:b w:val="false"/>
+          <w:i w:val="false"/>
+          <w:caps w:val="false"/>
+          <w:smallCaps w:val="false"/>
+          <w:strike w:val="false"/>
+          <w:dstrike w:val="false"/>
+          <w:u w:val="none"/>
+          <w:effect w:val="none"/>
+          <w:shd w:fill="auto" w:val="clear"/>
+        </w:rPr>
+        <w:t xml:space="preserve"> </w:t>
+      </w:r>
+      <w:r>
+        <w:rPr>
+          <w:rFonts w:ascii="Times New Roman;serif" w:hAnsi="Times New Roman;serif"/>
+          <w:b w:val="false"/>
+          <w:i w:val="false"/>
+          <w:caps w:val="false"/>
+          <w:smallCaps w:val="false"/>
+          <w:strike w:val="false"/>
+          <w:dstrike w:val="false"/>
+          <w:u w:val="none"/>
+          <w:effect w:val="none"/>
+          <w:shd w:fill="auto" w:val="clear"/>
+        </w:rPr>
+        <w:t>хорошее</w:t>
+      </w:r>
+      <w:r>
+        <w:rPr>
+          <w:rFonts w:ascii="Times New Roman;serif" w:hAnsi="Times New Roman;serif"/>
+          <w:b w:val="false"/>
+          <w:i w:val="false"/>
+          <w:caps w:val="false"/>
+          <w:smallCaps w:val="false"/>
+          <w:strike w:val="false"/>
+          <w:dstrike w:val="false"/>
+          <w:u w:val="none"/>
+          <w:effect w:val="none"/>
+          <w:shd w:fill="auto" w:val="clear"/>
+        </w:rPr>
+        <w:t xml:space="preserve"> ускорение для этой реализации.</w:t>
       </w:r>
     </w:p>
     <w:p>
@@ -27921,71 +28100,9 @@
           <w:effect w:val="none"/>
           <w:shd w:fill="auto" w:val="clear"/>
         </w:rPr>
-        <w:t xml:space="preserve">При этом матрица </w:t>
-      </w:r>
-      <w:r>
-        <w:rPr>
-          <w:rFonts w:ascii="Times New Roman;serif" w:hAnsi="Times New Roman;serif"/>
-          <w:b w:val="false"/>
-          <w:i w:val="false"/>
-          <w:caps w:val="false"/>
-          <w:smallCaps w:val="false"/>
-          <w:strike w:val="false"/>
-          <w:dstrike w:val="false"/>
-          <w:u w:val="none"/>
-          <w:effect w:val="none"/>
-          <w:shd w:fill="auto" w:val="clear"/>
-          <w:lang w:val="en-US"/>
-        </w:rPr>
-        <w:t xml:space="preserve">R </w:t>
-      </w:r>
-      <w:r>
-        <w:rPr>
-          <w:rFonts w:ascii="Times New Roman;serif" w:hAnsi="Times New Roman;serif"/>
-          <w:b w:val="false"/>
-          <w:i w:val="false"/>
-          <w:caps w:val="false"/>
-          <w:smallCaps w:val="false"/>
-          <w:strike w:val="false"/>
-          <w:dstrike w:val="false"/>
-          <w:u w:val="none"/>
-          <w:effect w:val="none"/>
-          <w:shd w:fill="auto" w:val="clear"/>
-          <w:lang w:val="ru-RU"/>
-        </w:rPr>
-        <w:t xml:space="preserve">хранится по строкам, а матрица </w:t>
-      </w:r>
-      <w:r>
-        <w:rPr>
-          <w:rFonts w:ascii="Times New Roman;serif" w:hAnsi="Times New Roman;serif"/>
-          <w:b w:val="false"/>
-          <w:i w:val="false"/>
-          <w:caps w:val="false"/>
-          <w:smallCaps w:val="false"/>
-          <w:strike w:val="false"/>
-          <w:dstrike w:val="false"/>
-          <w:u w:val="none"/>
-          <w:effect w:val="none"/>
-          <w:shd w:fill="auto" w:val="clear"/>
-          <w:lang w:val="en-US"/>
-        </w:rPr>
-        <w:t xml:space="preserve">Q, </w:t>
-      </w:r>
-      <w:r>
-        <w:rPr>
-          <w:rFonts w:ascii="Times New Roman;serif" w:hAnsi="Times New Roman;serif"/>
-          <w:b w:val="false"/>
-          <w:i w:val="false"/>
-          <w:caps w:val="false"/>
-          <w:smallCaps w:val="false"/>
-          <w:strike w:val="false"/>
-          <w:dstrike w:val="false"/>
-          <w:u w:val="none"/>
-          <w:effect w:val="none"/>
-          <w:shd w:fill="auto" w:val="clear"/>
-          <w:lang w:val="ru-RU"/>
-        </w:rPr>
-        <w:t>транспонированная, по столбцам.</w:t>
+      </w:r>
+      <w:r>
+        <w:br w:type="page"/>
       </w:r>
     </w:p>
     <w:p>
@@ -28021,117 +28138,7 @@
           <w:effect w:val="none"/>
           <w:shd w:fill="auto" w:val="clear"/>
         </w:rPr>
-        <w:t>Применение вращения затрагивает только две строки матрицы R и два столбца матрицы Q. Для матрицы R обновляются элементы с индексами k ≥ j, тогда как для матрицы Q преобразуются все элементы соответствующих столбцов. Реализация включает несколько уровней проверок численной устойчивости: игнорируются вращения для пренебрежимо малых элементов и контролируется относительная величина элементов для предотвращения потери точности.</w:t>
-      </w:r>
-    </w:p>
-    <w:p>
-      <w:pPr>
-        <w:pStyle w:val="Normal"/>
-        <w:spacing w:lineRule="auto" w:line="430" w:before="0" w:after="200"/>
-        <w:ind w:firstLine="480" w:end="0"/>
-        <w:jc w:val="both"/>
-        <w:rPr>
-          <w:rFonts w:ascii="Times New Roman;serif" w:hAnsi="Times New Roman;serif"/>
-          <w:b w:val="false"/>
-          <w:i w:val="false"/>
-          <w:i w:val="false"/>
-          <w:caps w:val="false"/>
-          <w:smallCaps w:val="false"/>
-          <w:strike w:val="false"/>
-          <w:dstrike w:val="false"/>
-          <w:u w:val="none"/>
-          <w:effect w:val="none"/>
-          <w:shd w:fill="auto" w:val="clear"/>
-        </w:rPr>
-      </w:pPr>
-      <w:r>
-        <w:rPr>
-          <w:rFonts w:ascii="Times New Roman;serif" w:hAnsi="Times New Roman;serif"/>
-          <w:b w:val="false"/>
-          <w:i w:val="false"/>
-          <w:caps w:val="false"/>
-          <w:smallCaps w:val="false"/>
-          <w:strike w:val="false"/>
-          <w:dstrike w:val="false"/>
-          <w:u w:val="none"/>
-          <w:effect w:val="none"/>
-          <w:shd w:fill="auto" w:val="clear"/>
-        </w:rPr>
-        <w:t>Небольшой выигрыш по ускорению дало совместное попарное хранение элементов Q и R благодаря оптимизации доступа к памяти. При использовании отдельных контейнеров для Q и R в нынешней реализации с вложенными циклами происходит нарушение локальности данных, при параллельном доступе к Q и R возникают множественные кэш-промахи. Это и совместное обновление матриц в одном цикле дало максимальное ускорение для этой реализации.</w:t>
-      </w:r>
-    </w:p>
-    <w:p>
-      <w:pPr>
-        <w:pStyle w:val="Normal"/>
-        <w:spacing w:lineRule="auto" w:line="430" w:before="0" w:after="200"/>
-        <w:ind w:firstLine="480" w:end="0"/>
-        <w:jc w:val="both"/>
-        <w:rPr>
-          <w:rFonts w:ascii="Times New Roman;serif" w:hAnsi="Times New Roman;serif"/>
-          <w:b w:val="false"/>
-          <w:i w:val="false"/>
-          <w:i w:val="false"/>
-          <w:caps w:val="false"/>
-          <w:smallCaps w:val="false"/>
-          <w:strike w:val="false"/>
-          <w:dstrike w:val="false"/>
-          <w:u w:val="none"/>
-          <w:effect w:val="none"/>
-          <w:shd w:fill="auto" w:val="clear"/>
-        </w:rPr>
-      </w:pPr>
-      <w:r>
-        <w:rPr>
-          <w:rFonts w:ascii="Times New Roman;serif" w:hAnsi="Times New Roman;serif"/>
-          <w:b w:val="false"/>
-          <w:i w:val="false"/>
-          <w:caps w:val="false"/>
-          <w:smallCaps w:val="false"/>
-          <w:strike w:val="false"/>
-          <w:dstrike w:val="false"/>
-          <w:u w:val="none"/>
-          <w:effect w:val="none"/>
-          <w:shd w:fill="auto" w:val="clear"/>
-        </w:rPr>
-      </w:r>
-      <w:r>
-        <w:br w:type="page"/>
-      </w:r>
-    </w:p>
-    <w:p>
-      <w:pPr>
-        <w:pStyle w:val="Normal"/>
-        <w:spacing w:lineRule="auto" w:line="430" w:before="0" w:after="200"/>
-        <w:ind w:firstLine="480" w:end="0"/>
-        <w:jc w:val="both"/>
-        <w:rPr>
-          <w:rFonts w:ascii="Times New Roman;serif" w:hAnsi="Times New Roman;serif"/>
-          <w:b w:val="false"/>
-          <w:i w:val="false"/>
-          <w:i w:val="false"/>
-          <w:caps w:val="false"/>
-          <w:smallCaps w:val="false"/>
-          <w:strike w:val="false"/>
-          <w:dstrike w:val="false"/>
-          <w:u w:val="none"/>
-          <w:effect w:val="none"/>
-          <w:shd w:fill="auto" w:val="clear"/>
-        </w:rPr>
-      </w:pPr>
-      <w:r>
-        <w:rPr>
-          <w:rFonts w:ascii="Times New Roman;serif" w:hAnsi="Times New Roman;serif"/>
-          <w:b w:val="false"/>
-          <w:i w:val="false"/>
-          <w:caps w:val="false"/>
-          <w:smallCaps w:val="false"/>
-          <w:strike w:val="false"/>
-          <w:dstrike w:val="false"/>
-          <w:u w:val="none"/>
-          <w:effect w:val="none"/>
-          <w:shd w:fill="auto" w:val="clear"/>
-        </w:rPr>
-        <w:t>Однако данный метод в первом рассмотрении и реализации не дал желаемый результат. Замеры времени:</w:t>
+        <w:t>Однако данный метод не дал желаемый результат. Замеры времени:</w:t>
       </w:r>
     </w:p>
     <w:tbl>
@@ -30897,7 +30904,9 @@
         <w:spacing w:lineRule="auto" w:line="430" w:before="0" w:after="200"/>
         <w:ind w:firstLine="480" w:end="0"/>
         <w:jc w:val="both"/>
-        <w:rPr/>
+        <w:rPr>
+          <w:lang w:val="ru-RU"/>
+        </w:rPr>
       </w:pPr>
       <w:r>
         <w:rPr>
@@ -30911,9 +30920,19 @@
           <w:u w:val="none"/>
           <w:effect w:val="none"/>
           <w:shd w:fill="auto" w:val="clear"/>
-        </w:rPr>
-        <w:t>Видно, что даже на небольших данных эта версия проигрывает оптимизированному методу Хаусхолдера, а на больших данных происходит значительное замедление</w:t>
-      </w:r>
+          <w:lang w:val="ru-RU"/>
+        </w:rPr>
+        <w:t>Теория не подтвердилась, улучшение локальности не ускорило работу программы по сравнению с первой реализацией.</w:t>
+      </w:r>
+    </w:p>
+    <w:p>
+      <w:pPr>
+        <w:pStyle w:val="Normal"/>
+        <w:spacing w:lineRule="auto" w:line="430" w:before="0" w:after="200"/>
+        <w:ind w:firstLine="480" w:end="0"/>
+        <w:jc w:val="both"/>
+        <w:rPr/>
+      </w:pPr>
       <w:r>
         <w:rPr>
           <w:rFonts w:ascii="Times New Roman;serif" w:hAnsi="Times New Roman;serif"/>
@@ -30928,17 +30947,24 @@
           <w:shd w:fill="auto" w:val="clear"/>
           <w:lang w:val="en-US"/>
         </w:rPr>
-        <w:t>.</w:t>
-      </w:r>
-    </w:p>
-    <w:p>
-      <w:pPr>
-        <w:pStyle w:val="Normal"/>
-        <w:spacing w:lineRule="auto" w:line="430" w:before="0" w:after="200"/>
-        <w:ind w:firstLine="480" w:end="0"/>
-        <w:jc w:val="both"/>
-        <w:rPr/>
-      </w:pPr>
+        <w:t xml:space="preserve">Реализация прикреплена в Приложении </w:t>
+      </w:r>
+      <w:r>
+        <w:rPr>
+          <w:rFonts w:ascii="Times New Roman;serif" w:hAnsi="Times New Roman;serif"/>
+          <w:b w:val="false"/>
+          <w:i w:val="false"/>
+          <w:caps w:val="false"/>
+          <w:smallCaps w:val="false"/>
+          <w:strike w:val="false"/>
+          <w:dstrike w:val="false"/>
+          <w:u w:val="none"/>
+          <w:effect w:val="none"/>
+          <w:shd w:fill="auto" w:val="clear"/>
+          <w:lang w:val="ru-RU"/>
+        </w:rPr>
+        <w:t>2</w:t>
+      </w:r>
       <w:r>
         <w:rPr>
           <w:rFonts w:ascii="Times New Roman;serif" w:hAnsi="Times New Roman;serif"/>
@@ -30953,103 +30979,7 @@
           <w:shd w:fill="auto" w:val="clear"/>
           <w:lang w:val="en-US"/>
         </w:rPr>
-        <w:t xml:space="preserve">Реализация прикреплена в Приложении </w:t>
-      </w:r>
-      <w:r>
-        <w:rPr>
-          <w:rFonts w:ascii="Times New Roman;serif" w:hAnsi="Times New Roman;serif"/>
-          <w:b w:val="false"/>
-          <w:i w:val="false"/>
-          <w:caps w:val="false"/>
-          <w:smallCaps w:val="false"/>
-          <w:strike w:val="false"/>
-          <w:dstrike w:val="false"/>
-          <w:u w:val="none"/>
-          <w:effect w:val="none"/>
-          <w:shd w:fill="auto" w:val="clear"/>
-          <w:lang w:val="ru-RU"/>
-        </w:rPr>
-        <w:t xml:space="preserve">2 </w:t>
-      </w:r>
-      <w:r>
-        <w:rPr>
-          <w:rFonts w:ascii="Times New Roman;serif" w:hAnsi="Times New Roman;serif"/>
-          <w:b w:val="false"/>
-          <w:i w:val="false"/>
-          <w:caps w:val="false"/>
-          <w:smallCaps w:val="false"/>
-          <w:strike w:val="false"/>
-          <w:dstrike w:val="false"/>
-          <w:u w:val="none"/>
-          <w:effect w:val="none"/>
-          <w:shd w:fill="auto" w:val="clear"/>
-          <w:lang w:val="en-US"/>
-        </w:rPr>
-        <w:t xml:space="preserve">(см. </w:t>
-      </w:r>
-      <w:r>
-        <w:rPr>
-          <w:rFonts w:ascii="Times New Roman;serif" w:hAnsi="Times New Roman;serif"/>
-          <w:b w:val="false"/>
-          <w:i w:val="false"/>
-          <w:caps w:val="false"/>
-          <w:smallCaps w:val="false"/>
-          <w:strike w:val="false"/>
-          <w:dstrike w:val="false"/>
-          <w:u w:val="none"/>
-          <w:effect w:val="none"/>
-          <w:shd w:fill="auto" w:val="clear"/>
-          <w:lang w:val="ru-RU"/>
-        </w:rPr>
-        <w:t>с</w:t>
-      </w:r>
-      <w:r>
-        <w:rPr>
-          <w:rFonts w:ascii="Times New Roman;serif" w:hAnsi="Times New Roman;serif"/>
-          <w:b w:val="false"/>
-          <w:i w:val="false"/>
-          <w:caps w:val="false"/>
-          <w:smallCaps w:val="false"/>
-          <w:strike w:val="false"/>
-          <w:dstrike w:val="false"/>
-          <w:u w:val="none"/>
-          <w:effect w:val="none"/>
-          <w:shd w:fill="auto" w:val="clear"/>
-          <w:lang w:val="en-US"/>
-        </w:rPr>
-        <w:t xml:space="preserve">тр. </w:t>
-      </w:r>
-      <w:r>
-        <w:rPr>
-          <w:rFonts w:ascii="Times New Roman;serif" w:hAnsi="Times New Roman;serif"/>
-          <w:b w:val="false"/>
-          <w:i w:val="false"/>
-          <w:caps w:val="false"/>
-          <w:smallCaps w:val="false"/>
-          <w:strike w:val="false"/>
-          <w:dstrike w:val="false"/>
-          <w:u w:val="none"/>
-          <w:effect w:val="none"/>
-          <w:shd w:fill="auto" w:val="clear"/>
-          <w:lang w:val="ru-RU"/>
-        </w:rPr>
-        <w:t>26</w:t>
-      </w:r>
-      <w:r>
-        <w:rPr>
-          <w:rFonts w:ascii="Times New Roman;serif" w:hAnsi="Times New Roman;serif"/>
-          <w:b w:val="false"/>
-          <w:i w:val="false"/>
-          <w:caps w:val="false"/>
-          <w:smallCaps w:val="false"/>
-          <w:strike w:val="false"/>
-          <w:dstrike w:val="false"/>
-          <w:u w:val="none"/>
-          <w:effect w:val="none"/>
-          <w:shd w:fill="auto" w:val="clear"/>
-          <w:lang w:val="en-US"/>
-        </w:rPr>
-        <w:t>).</w:t>
+        <w:t>.</w:t>
       </w:r>
     </w:p>
     <w:p>
@@ -33968,7 +33898,7 @@
           <w:shd w:fill="auto" w:val="clear"/>
           <w:lang w:val="ru-RU"/>
         </w:rPr>
-        <w:t xml:space="preserve">3 </w:t>
+        <w:t>3</w:t>
       </w:r>
       <w:r>
         <w:rPr>
@@ -33984,71 +33914,7 @@
           <w:shd w:fill="auto" w:val="clear"/>
           <w:lang w:val="en-US"/>
         </w:rPr>
-        <w:t xml:space="preserve">(см. </w:t>
-      </w:r>
-      <w:r>
-        <w:rPr>
-          <w:rFonts w:ascii="Times New Roman;serif" w:hAnsi="Times New Roman;serif"/>
-          <w:b w:val="false"/>
-          <w:i w:val="false"/>
-          <w:caps w:val="false"/>
-          <w:smallCaps w:val="false"/>
-          <w:strike w:val="false"/>
-          <w:dstrike w:val="false"/>
-          <w:u w:val="none"/>
-          <w:effect w:val="none"/>
-          <w:shd w:fill="auto" w:val="clear"/>
-          <w:lang w:val="ru-RU"/>
-        </w:rPr>
-        <w:t>с</w:t>
-      </w:r>
-      <w:r>
-        <w:rPr>
-          <w:rFonts w:ascii="Times New Roman;serif" w:hAnsi="Times New Roman;serif"/>
-          <w:b w:val="false"/>
-          <w:i w:val="false"/>
-          <w:caps w:val="false"/>
-          <w:smallCaps w:val="false"/>
-          <w:strike w:val="false"/>
-          <w:dstrike w:val="false"/>
-          <w:u w:val="none"/>
-          <w:effect w:val="none"/>
-          <w:shd w:fill="auto" w:val="clear"/>
-          <w:lang w:val="en-US"/>
-        </w:rPr>
-        <w:t xml:space="preserve">тр. </w:t>
-      </w:r>
-      <w:r>
-        <w:rPr>
-          <w:rFonts w:ascii="Times New Roman;serif" w:hAnsi="Times New Roman;serif"/>
-          <w:b w:val="false"/>
-          <w:i w:val="false"/>
-          <w:caps w:val="false"/>
-          <w:smallCaps w:val="false"/>
-          <w:strike w:val="false"/>
-          <w:dstrike w:val="false"/>
-          <w:u w:val="none"/>
-          <w:effect w:val="none"/>
-          <w:shd w:fill="auto" w:val="clear"/>
-          <w:lang w:val="ru-RU"/>
-        </w:rPr>
-        <w:t>26</w:t>
-      </w:r>
-      <w:r>
-        <w:rPr>
-          <w:rFonts w:ascii="Times New Roman;serif" w:hAnsi="Times New Roman;serif"/>
-          <w:b w:val="false"/>
-          <w:i w:val="false"/>
-          <w:caps w:val="false"/>
-          <w:smallCaps w:val="false"/>
-          <w:strike w:val="false"/>
-          <w:dstrike w:val="false"/>
-          <w:u w:val="none"/>
-          <w:effect w:val="none"/>
-          <w:shd w:fill="auto" w:val="clear"/>
-          <w:lang w:val="en-US"/>
-        </w:rPr>
-        <w:t>).</w:t>
+        <w:t>.</w:t>
       </w:r>
       <w:r>
         <w:br w:type="page"/>
@@ -49976,7 +49842,7 @@
     </w:r>
     <w:r>
       <w:rPr/>
-      <w:t>33</w:t>
+      <w:t>2</w:t>
     </w:r>
     <w:r>
       <w:rPr/>
@@ -50010,7 +49876,7 @@
     </w:r>
     <w:r>
       <w:rPr/>
-      <w:t>33</w:t>
+      <w:t>2</w:t>
     </w:r>
     <w:r>
       <w:rPr/>

--- a/практика_отчёт_4_семестр.docx
+++ b/практика_отчёт_4_семестр.docx
@@ -827,22 +827,27 @@
           </w:r>
           <w:r>
             <w:rPr>
-              <w:rStyle w:val="Style11"/>
+              <w:rStyle w:val="Style14"/>
             </w:rPr>
             <w:instrText xml:space="preserve"> TOC \o "1-1" \h</w:instrText>
           </w:r>
           <w:r>
             <w:rPr>
-              <w:rStyle w:val="Style11"/>
+              <w:rStyle w:val="Style14"/>
             </w:rPr>
             <w:fldChar w:fldCharType="separate"/>
           </w:r>
           <w:hyperlink w:anchor="__RefHeading___Toc92_3037178689">
             <w:r>
               <w:rPr>
-                <w:rStyle w:val="Style11"/>
+                <w:rStyle w:val="Style14"/>
               </w:rPr>
               <w:t>Введение</w:t>
+            </w:r>
+            <w:r>
+              <w:rPr>
+                <w:rStyle w:val="Style14"/>
+              </w:rPr>
               <w:tab/>
               <w:t>3</w:t>
             </w:r>
@@ -860,7 +865,7 @@
           <w:hyperlink w:anchor="__RefHeading___Toc410_247696738">
             <w:r>
               <w:rPr>
-                <w:rStyle w:val="Style11"/>
+                <w:rStyle w:val="Style14"/>
               </w:rPr>
               <w:t>Постановка задачи</w:t>
               <w:tab/>
@@ -880,7 +885,7 @@
           <w:hyperlink w:anchor="__RefHeading___Toc412_247696738">
             <w:r>
               <w:rPr>
-                <w:rStyle w:val="Style11"/>
+                <w:rStyle w:val="Style14"/>
               </w:rPr>
               <w:t>Описание алгоритмов</w:t>
               <w:tab/>
@@ -900,7 +905,7 @@
           <w:hyperlink w:anchor="__RefHeading___Toc6629_534636906">
             <w:r>
               <w:rPr>
-                <w:rStyle w:val="Style11"/>
+                <w:rStyle w:val="Style14"/>
               </w:rPr>
               <w:t>Описание программы</w:t>
               <w:tab/>
@@ -920,7 +925,7 @@
           <w:hyperlink w:anchor="__RefHeading___Toc416_247696738">
             <w:r>
               <w:rPr>
-                <w:rStyle w:val="Style11"/>
+                <w:rStyle w:val="Style14"/>
               </w:rPr>
               <w:t>Заключение</w:t>
               <w:tab/>
@@ -940,7 +945,7 @@
           <w:hyperlink w:anchor="__RefHeading___Toc90_3037178689">
             <w:r>
               <w:rPr>
-                <w:rStyle w:val="Style11"/>
+                <w:rStyle w:val="Style14"/>
               </w:rPr>
               <w:t>Список литературы</w:t>
               <w:tab/>
@@ -960,7 +965,7 @@
           <w:hyperlink w:anchor="__RefHeading___Toc418_247696738">
             <w:r>
               <w:rPr>
-                <w:rStyle w:val="Style11"/>
+                <w:rStyle w:val="Style14"/>
               </w:rPr>
               <w:t>Приложение 1.</w:t>
               <w:tab/>
@@ -977,10 +982,10 @@
             </w:tabs>
             <w:rPr/>
           </w:pPr>
-          <w:hyperlink w:anchor="__RefHeading___Toc418_247696738_%25D0%25">
+          <w:hyperlink w:anchor="__RefHeading___Toc418_247696738_%2525D0%">
             <w:r>
               <w:rPr>
-                <w:rStyle w:val="Style11"/>
+                <w:rStyle w:val="Style14"/>
               </w:rPr>
               <w:t>Приложение 2.</w:t>
               <w:tab/>
@@ -997,10 +1002,10 @@
             </w:tabs>
             <w:rPr/>
           </w:pPr>
-          <w:hyperlink w:anchor="__RefHeading___Toc418_247696738_%25D0%21">
+          <w:hyperlink w:anchor="__RefHeading___Toc418_247696738_%2525D0!">
             <w:r>
               <w:rPr>
-                <w:rStyle w:val="Style11"/>
+                <w:rStyle w:val="Style14"/>
               </w:rPr>
               <w:t>Приложение 3.</w:t>
               <w:tab/>
@@ -1009,7 +1014,7 @@
           </w:hyperlink>
           <w:r>
             <w:rPr>
-              <w:rStyle w:val="Style11"/>
+              <w:rStyle w:val="Style14"/>
             </w:rPr>
             <w:fldChar w:fldCharType="end"/>
           </w:r>
@@ -1163,15 +1168,7 @@
       </w:r>
       <w:r>
         <w:rPr/>
-        <w:t xml:space="preserve"> в виде произведения унитарной (или ортогональной </w:t>
-      </w:r>
-      <w:r>
-        <w:rPr/>
-        <w:t>в вещественном виде</w:t>
-      </w:r>
-      <w:r>
-        <w:rPr/>
-        <w:t>) Q (Q</w:t>
+        <w:t xml:space="preserve"> в виде произведения унитарной (или ортогональной в вещественном виде) Q (Q</w:t>
       </w:r>
       <w:r>
         <w:rPr>
@@ -1816,31 +1813,13 @@
         <w:rPr>
           <w:lang w:val="en-US"/>
         </w:rPr>
-        <w:t xml:space="preserve"> </w:t>
-      </w:r>
-      <w:r>
-        <w:rPr>
-          <w:lang w:val="en-US"/>
-        </w:rPr>
-        <w:t>j</w:t>
-      </w:r>
-      <w:r>
-        <w:rPr>
-          <w:lang w:val="en-US"/>
-        </w:rPr>
-        <w:t xml:space="preserve"> </w:t>
+        <w:t xml:space="preserve"> j </w:t>
       </w:r>
       <w:r>
         <w:rPr>
           <w:lang w:val="ru-RU"/>
         </w:rPr>
-        <w:t xml:space="preserve">и </w:t>
-      </w:r>
-      <w:r>
-        <w:rPr>
-          <w:lang w:val="ru-RU"/>
-        </w:rPr>
-        <w:t>i</w:t>
+        <w:t>и i</w:t>
       </w:r>
       <w:r>
         <w:rPr>
@@ -2569,9 +2548,7 @@
         <w:t xml:space="preserve">Подматрица </w:t>
       </w:r>
       <w:r>
-        <w:rPr>
-          <w:lang w:val="ru-RU"/>
-        </w:rPr>
+        <w:rPr/>
       </w:r>
       <m:oMath xmlns:m="http://schemas.openxmlformats.org/officeDocument/2006/math">
         <m:d>
@@ -2659,6 +2636,7 @@
         <w:rPr>
           <w:position w:val="0"/>
           <w:sz w:val="24"/>
+          <w:sz w:val="24"/>
           <w:vertAlign w:val="baseline"/>
           <w:lang w:val="en-US"/>
         </w:rPr>
@@ -2686,9 +2664,7 @@
         <w:t xml:space="preserve">Если дан вектор </w:t>
       </w:r>
       <w:r>
-        <w:rPr>
-          <w:lang w:val="ru-RU"/>
-        </w:rPr>
+        <w:rPr/>
       </w:r>
       <m:oMath xmlns:m="http://schemas.openxmlformats.org/officeDocument/2006/math">
         <m:r>
@@ -2832,9 +2808,7 @@
         <w:t xml:space="preserve">, то выбрав </w:t>
       </w:r>
       <w:r>
-        <w:rPr>
-          <w:lang w:val="ru-RU"/>
-        </w:rPr>
+        <w:rPr/>
       </w:r>
       <m:oMath xmlns:m="http://schemas.openxmlformats.org/officeDocument/2006/math">
         <m:r>
@@ -3013,7 +2987,18 @@
           <w:szCs w:val="24"/>
           <w:lang w:val="ru-RU" w:eastAsia="zh-CN" w:bidi="hi-IN"/>
         </w:rPr>
-        <w:t xml:space="preserve">можно </w:t>
+        <w:t>можно обнулить</w:t>
+      </w:r>
+      <w:r>
+        <w:rPr>
+          <w:rFonts w:eastAsia="NSimSun" w:cs="Arial"/>
+          <w:color w:val="auto"/>
+          <w:kern w:val="2"/>
+          <w:sz w:val="24"/>
+          <w:szCs w:val="24"/>
+          <w:lang w:val="en-US" w:eastAsia="zh-CN" w:bidi="hi-IN"/>
+        </w:rPr>
+        <w:t xml:space="preserve"> i </w:t>
       </w:r>
       <w:r>
         <w:rPr>
@@ -3024,7 +3009,7 @@
           <w:szCs w:val="24"/>
           <w:lang w:val="ru-RU" w:eastAsia="zh-CN" w:bidi="hi-IN"/>
         </w:rPr>
-        <w:t>обнулить</w:t>
+        <w:t xml:space="preserve">компоненту вектора </w:t>
       </w:r>
       <w:r>
         <w:rPr>
@@ -3035,28 +3020,6 @@
           <w:szCs w:val="24"/>
           <w:lang w:val="en-US" w:eastAsia="zh-CN" w:bidi="hi-IN"/>
         </w:rPr>
-        <w:t xml:space="preserve"> i </w:t>
-      </w:r>
-      <w:r>
-        <w:rPr>
-          <w:rFonts w:eastAsia="NSimSun" w:cs="Arial"/>
-          <w:color w:val="auto"/>
-          <w:kern w:val="2"/>
-          <w:sz w:val="24"/>
-          <w:szCs w:val="24"/>
-          <w:lang w:val="ru-RU" w:eastAsia="zh-CN" w:bidi="hi-IN"/>
-        </w:rPr>
-        <w:t xml:space="preserve">компоненту вектора </w:t>
-      </w:r>
-      <w:r>
-        <w:rPr>
-          <w:rFonts w:eastAsia="NSimSun" w:cs="Arial"/>
-          <w:color w:val="auto"/>
-          <w:kern w:val="2"/>
-          <w:sz w:val="24"/>
-          <w:szCs w:val="24"/>
-          <w:lang w:val="en-US" w:eastAsia="zh-CN" w:bidi="hi-IN"/>
-        </w:rPr>
         <w:t>a:</w:t>
       </w:r>
     </w:p>
@@ -3069,14 +3032,7 @@
         </w:rPr>
       </w:pPr>
       <w:r>
-        <w:rPr>
-          <w:rFonts w:eastAsia="NSimSun" w:cs="Arial"/>
-          <w:color w:val="auto"/>
-          <w:kern w:val="2"/>
-          <w:sz w:val="24"/>
-          <w:szCs w:val="24"/>
-          <w:lang w:val="en-US" w:eastAsia="zh-CN" w:bidi="hi-IN"/>
-        </w:rPr>
+        <w:rPr/>
       </w:r>
       <m:oMath xmlns:m="http://schemas.openxmlformats.org/officeDocument/2006/math">
         <m:d>
@@ -3612,67 +3568,37 @@
         <w:rPr>
           <w:lang w:val="en-US"/>
         </w:rPr>
-        <w:t xml:space="preserve"> </w:t>
+        <w:t xml:space="preserve"> j</w:t>
+      </w:r>
+      <w:r>
+        <w:rPr>
+          <w:lang w:val="ru-RU"/>
+        </w:rPr>
+        <w:t xml:space="preserve"> и</w:t>
       </w:r>
       <w:r>
         <w:rPr>
           <w:lang w:val="en-US"/>
         </w:rPr>
-        <w:t>j</w:t>
+        <w:t xml:space="preserve"> i </w:t>
       </w:r>
       <w:r>
         <w:rPr>
           <w:lang w:val="ru-RU"/>
         </w:rPr>
-        <w:t xml:space="preserve"> и</w:t>
+        <w:t xml:space="preserve">преобразуемой матрицы подвергаются преобразованию вращения. При этом параметр такого преобразования подбирается так, чтобы один из поддиагональных элементов преобразуемой матрицы стал нулевым. Сначала в нуль последовательно обращаются элементы 1-го столбца, затем 2-го, и т.д. до n-1-го, после чего получившаяся матрица — это и есть матрица </w:t>
       </w:r>
       <w:r>
         <w:rPr>
           <w:lang w:val="en-US"/>
         </w:rPr>
-        <w:t xml:space="preserve"> </w:t>
-      </w:r>
-      <w:r>
-        <w:rPr>
-          <w:lang w:val="en-US"/>
-        </w:rPr>
-        <w:t>i</w:t>
-      </w:r>
-      <w:r>
-        <w:rPr>
-          <w:lang w:val="en-US"/>
-        </w:rPr>
-        <w:t xml:space="preserve"> </w:t>
+        <w:t>R</w:t>
       </w:r>
       <w:r>
         <w:rPr>
           <w:lang w:val="ru-RU"/>
         </w:rPr>
-        <w:t xml:space="preserve">преобразуемой матрицы подвергаются преобразованию вращения. При этом параметр такого преобразования подбирается так, чтобы один из поддиагональных элементов преобразуемой матрицы стал нулевым. Сначала в нуль последовательно обращаются элементы 1-го столбца, затем 2-го, и т.д. до n-1-го, после чего получившаяся матрица — это и есть матрица </w:t>
-      </w:r>
-      <w:r>
-        <w:rPr>
-          <w:lang w:val="en-US"/>
-        </w:rPr>
-        <w:t>R</w:t>
-      </w:r>
-      <w:r>
-        <w:rPr>
-          <w:lang w:val="ru-RU"/>
-        </w:rPr>
-        <w:t xml:space="preserve">. Сам шаг алгоритма распадается на две части: подбор параметра вращения и выполнение вращения над двумя строками матрицы. </w:t>
-      </w:r>
-      <w:r>
-        <w:rPr>
-          <w:lang w:val="ru-RU"/>
-        </w:rPr>
-        <w:t>П</w:t>
-      </w:r>
-      <w:r>
-        <w:rPr>
-          <w:lang w:val="ru-RU"/>
-        </w:rPr>
-        <w:t>оскольку слева от "рабочего" столбца элементы вращаемых строк равны 0, то там выполнять вращение не нужно.</w:t>
+        <w:t>. Сам шаг алгоритма распадается на две части: подбор параметра вращения и выполнение вращения над двумя строками матрицы. Поскольку слева от "рабочего" столбца элементы вращаемых строк равны 0, то там выполнять вращение не нужно.</w:t>
       </w:r>
     </w:p>
     <w:p>
@@ -3700,49 +3626,19 @@
         <w:rPr>
           <w:lang w:val="ru-RU"/>
         </w:rPr>
-        <w:t>Как уже было сказано выше, д</w:t>
+        <w:t xml:space="preserve">Как уже было сказано выше, для получения верхнетреугольной матрицы </w:t>
+      </w:r>
+      <w:r>
+        <w:rPr>
+          <w:lang w:val="en-US"/>
+        </w:rPr>
+        <w:t>R</w:t>
       </w:r>
       <w:r>
         <w:rPr>
           <w:lang w:val="ru-RU"/>
         </w:rPr>
-        <w:t xml:space="preserve">ля получения </w:t>
-      </w:r>
-      <w:r>
-        <w:rPr>
-          <w:lang w:val="ru-RU"/>
-        </w:rPr>
-        <w:t xml:space="preserve">верхнетреугольной </w:t>
-      </w:r>
-      <w:r>
-        <w:rPr>
-          <w:lang w:val="ru-RU"/>
-        </w:rPr>
-        <w:t xml:space="preserve">матрицы </w:t>
-      </w:r>
-      <w:r>
-        <w:rPr>
-          <w:lang w:val="en-US"/>
-        </w:rPr>
-        <w:t>R</w:t>
-      </w:r>
-      <w:r>
-        <w:rPr>
-          <w:lang w:val="ru-RU"/>
-        </w:rPr>
-        <w:t xml:space="preserve"> </w:t>
-      </w:r>
-      <w:r>
-        <w:rPr>
-          <w:lang w:val="ru-RU"/>
-        </w:rPr>
-        <w:t xml:space="preserve">последовательно занулим все элементы ниже главной диагонали, то есть последовательно домножим </w:t>
-      </w:r>
-      <w:r>
-        <w:rPr>
-          <w:lang w:val="ru-RU"/>
-        </w:rPr>
-        <w:t xml:space="preserve">матрицу </w:t>
+        <w:t xml:space="preserve"> последовательно занулим все элементы ниже главной диагонали, то есть последовательно домножим матрицу </w:t>
       </w:r>
       <w:r>
         <w:rPr>
@@ -3764,9 +3660,7 @@
         <w:rPr/>
       </w:pPr>
       <w:r>
-        <w:rPr>
-          <w:lang w:val="ru-RU"/>
-        </w:rPr>
+        <w:rPr/>
       </w:r>
       <m:oMath xmlns:m="http://schemas.openxmlformats.org/officeDocument/2006/math">
         <m:r>
@@ -3939,17 +3833,7 @@
           <w:vertAlign w:val="baseline"/>
           <w:lang w:val="ru-RU"/>
         </w:rPr>
-        <w:t>Д</w:t>
-      </w:r>
-      <w:r>
-        <w:rPr>
-          <w:position w:val="0"/>
-          <w:sz w:val="24"/>
-          <w:sz w:val="24"/>
-          <w:vertAlign w:val="baseline"/>
-          <w:lang w:val="ru-RU"/>
-        </w:rPr>
-        <w:t xml:space="preserve">ля получения </w:t>
+        <w:t xml:space="preserve">Для получения </w:t>
       </w:r>
       <w:r>
         <w:rPr>
@@ -3980,7 +3864,17 @@
           <w:vertAlign w:val="baseline"/>
           <w:lang w:val="ru-RU"/>
         </w:rPr>
-        <w:t xml:space="preserve">Ясно, что изначально </w:t>
+        <w:t xml:space="preserve">Ясно, что изначально R = A, Q = </w:t>
+      </w:r>
+      <w:r>
+        <w:rPr>
+          <w:position w:val="0"/>
+          <w:sz w:val="24"/>
+          <w:sz w:val="24"/>
+          <w:vertAlign w:val="baseline"/>
+          <w:lang w:val="en-US"/>
+        </w:rPr>
+        <w:t>E</w:t>
       </w:r>
       <w:r>
         <w:rPr>
@@ -3990,47 +3884,7 @@
           <w:vertAlign w:val="baseline"/>
           <w:lang w:val="ru-RU"/>
         </w:rPr>
-        <w:t xml:space="preserve">R = A, Q = </w:t>
-      </w:r>
-      <w:r>
-        <w:rPr>
-          <w:position w:val="0"/>
-          <w:sz w:val="24"/>
-          <w:sz w:val="24"/>
-          <w:vertAlign w:val="baseline"/>
-          <w:lang w:val="en-US"/>
-        </w:rPr>
-        <w:t>E</w:t>
-      </w:r>
-      <w:r>
-        <w:rPr>
-          <w:position w:val="0"/>
-          <w:sz w:val="24"/>
-          <w:sz w:val="24"/>
-          <w:vertAlign w:val="baseline"/>
-          <w:lang w:val="ru-RU"/>
-        </w:rPr>
-        <w:t xml:space="preserve">, </w:t>
-      </w:r>
-      <w:r>
-        <w:rPr>
-          <w:position w:val="0"/>
-          <w:sz w:val="24"/>
-          <w:sz w:val="24"/>
-          <w:vertAlign w:val="baseline"/>
-          <w:lang w:val="ru-RU"/>
-        </w:rPr>
-        <w:t>в виду чего, очевидно,</w:t>
-      </w:r>
-      <w:r>
-        <w:rPr>
-          <w:position w:val="0"/>
-          <w:sz w:val="24"/>
-          <w:sz w:val="24"/>
-          <w:vertAlign w:val="baseline"/>
-          <w:lang w:val="ru-RU"/>
-        </w:rPr>
-        <w:t xml:space="preserve"> выполняется A = QR.</w:t>
+        <w:t>, в виду чего, очевидно, выполняется A = QR.</w:t>
       </w:r>
     </w:p>
     <w:p>
@@ -4057,7 +3911,25 @@
           <w:vertAlign w:val="baseline"/>
           <w:lang w:val="ru-RU"/>
         </w:rPr>
-        <w:t xml:space="preserve">Теперь </w:t>
+        <w:t>Теперь выполняем одно вращение, домножая R слева на матрицу G</w:t>
+      </w:r>
+      <w:r>
+        <w:rPr>
+          <w:sz w:val="24"/>
+          <w:vertAlign w:val="subscript"/>
+          <w:lang w:val="en-US"/>
+        </w:rPr>
+        <w:t>12</w:t>
+      </w:r>
+      <w:r>
+        <w:rPr>
+          <w:position w:val="0"/>
+          <w:sz w:val="24"/>
+          <w:sz w:val="24"/>
+          <w:vertAlign w:val="baseline"/>
+          <w:lang w:val="en-US"/>
+        </w:rPr>
+        <w:t xml:space="preserve">, </w:t>
       </w:r>
       <w:r>
         <w:rPr>
@@ -4067,7 +3939,15 @@
           <w:vertAlign w:val="baseline"/>
           <w:lang w:val="ru-RU"/>
         </w:rPr>
-        <w:t>выполняем</w:t>
+        <w:t>получим QG</w:t>
+      </w:r>
+      <w:r>
+        <w:rPr>
+          <w:sz w:val="24"/>
+          <w:vertAlign w:val="subscript"/>
+          <w:lang w:val="en-US"/>
+        </w:rPr>
+        <w:t>12</w:t>
       </w:r>
       <w:r>
         <w:rPr>
@@ -4077,7 +3957,15 @@
           <w:vertAlign w:val="baseline"/>
           <w:lang w:val="ru-RU"/>
         </w:rPr>
-        <w:t xml:space="preserve"> одно вращение, </w:t>
+        <w:t>R.</w:t>
+      </w:r>
+      <w:r>
+        <w:rPr>
+          <w:sz w:val="24"/>
+          <w:vertAlign w:val="subscript"/>
+          <w:lang w:val="en-US"/>
+        </w:rPr>
+        <w:br/>
       </w:r>
       <w:r>
         <w:rPr>
@@ -4087,7 +3975,15 @@
           <w:vertAlign w:val="baseline"/>
           <w:lang w:val="ru-RU"/>
         </w:rPr>
-        <w:t>домножая</w:t>
+        <w:t>Чтобы равенство A = QR не нарушалось, домножим Q справа на G</w:t>
+      </w:r>
+      <w:r>
+        <w:rPr>
+          <w:sz w:val="24"/>
+          <w:vertAlign w:val="subscript"/>
+          <w:lang w:val="en-US"/>
+        </w:rPr>
+        <w:t>12</w:t>
       </w:r>
       <w:r>
         <w:rPr>
@@ -4097,7 +3993,7 @@
           <w:vertAlign w:val="baseline"/>
           <w:lang w:val="ru-RU"/>
         </w:rPr>
-        <w:t xml:space="preserve"> R слева на матрицу G</w:t>
+        <w:t>⁻¹, что из-за ортогональности матрицы вращения означает, что её обратная матрица может быть заменена на транспонированную, G</w:t>
       </w:r>
       <w:r>
         <w:rPr>
@@ -4106,6 +4002,16 @@
           <w:lang w:val="en-US"/>
         </w:rPr>
         <w:t>12</w:t>
+      </w:r>
+      <w:r>
+        <w:rPr>
+          <w:position w:val="0"/>
+          <w:sz w:val="24"/>
+          <w:sz w:val="24"/>
+          <w:vertAlign w:val="baseline"/>
+          <w:lang w:val="ru-RU"/>
+        </w:rPr>
+        <w:t xml:space="preserve">ᵀ. Получим  </w:t>
       </w:r>
       <w:r>
         <w:rPr>
@@ -4115,7 +4021,7 @@
           <w:vertAlign w:val="baseline"/>
           <w:lang w:val="en-US"/>
         </w:rPr>
-        <w:t xml:space="preserve">, </w:t>
+        <w:t>E</w:t>
       </w:r>
       <w:r>
         <w:rPr>
@@ -4125,7 +4031,15 @@
           <w:vertAlign w:val="baseline"/>
           <w:lang w:val="ru-RU"/>
         </w:rPr>
-        <w:t xml:space="preserve">получим </w:t>
+        <w:t>G</w:t>
+      </w:r>
+      <w:r>
+        <w:rPr>
+          <w:sz w:val="24"/>
+          <w:vertAlign w:val="subscript"/>
+          <w:lang w:val="en-US"/>
+        </w:rPr>
+        <w:t>12</w:t>
       </w:r>
       <w:r>
         <w:rPr>
@@ -4135,7 +4049,7 @@
           <w:vertAlign w:val="baseline"/>
           <w:lang w:val="ru-RU"/>
         </w:rPr>
-        <w:t>QG</w:t>
+        <w:t>ᵀG</w:t>
       </w:r>
       <w:r>
         <w:rPr>
@@ -4153,15 +4067,17 @@
           <w:vertAlign w:val="baseline"/>
           <w:lang w:val="ru-RU"/>
         </w:rPr>
-        <w:t>R.</w:t>
-      </w:r>
-      <w:r>
-        <w:rPr>
+        <w:t xml:space="preserve">R = </w:t>
+      </w:r>
+      <w:r>
+        <w:rPr>
+          <w:position w:val="0"/>
           <w:sz w:val="24"/>
-          <w:vertAlign w:val="subscript"/>
+          <w:sz w:val="24"/>
+          <w:vertAlign w:val="baseline"/>
           <w:lang w:val="en-US"/>
         </w:rPr>
-        <w:br/>
+        <w:t xml:space="preserve">A, </w:t>
       </w:r>
       <w:r>
         <w:rPr>
@@ -4171,209 +4087,7 @@
           <w:vertAlign w:val="baseline"/>
           <w:lang w:val="ru-RU"/>
         </w:rPr>
-        <w:t>Чтобы равенство A = QR не наруш</w:t>
-      </w:r>
-      <w:r>
-        <w:rPr>
-          <w:position w:val="0"/>
-          <w:sz w:val="24"/>
-          <w:sz w:val="24"/>
-          <w:vertAlign w:val="baseline"/>
-          <w:lang w:val="ru-RU"/>
-        </w:rPr>
-        <w:t>а</w:t>
-      </w:r>
-      <w:r>
-        <w:rPr>
-          <w:position w:val="0"/>
-          <w:sz w:val="24"/>
-          <w:sz w:val="24"/>
-          <w:vertAlign w:val="baseline"/>
-          <w:lang w:val="ru-RU"/>
-        </w:rPr>
-        <w:t xml:space="preserve">лось, </w:t>
-      </w:r>
-      <w:r>
-        <w:rPr>
-          <w:position w:val="0"/>
-          <w:sz w:val="24"/>
-          <w:sz w:val="24"/>
-          <w:vertAlign w:val="baseline"/>
-          <w:lang w:val="ru-RU"/>
-        </w:rPr>
-        <w:t>домножим</w:t>
-      </w:r>
-      <w:r>
-        <w:rPr>
-          <w:position w:val="0"/>
-          <w:sz w:val="24"/>
-          <w:sz w:val="24"/>
-          <w:vertAlign w:val="baseline"/>
-          <w:lang w:val="ru-RU"/>
-        </w:rPr>
-        <w:t xml:space="preserve"> Q справа на G</w:t>
-      </w:r>
-      <w:r>
-        <w:rPr>
-          <w:sz w:val="24"/>
-          <w:vertAlign w:val="subscript"/>
-          <w:lang w:val="en-US"/>
-        </w:rPr>
-        <w:t>12</w:t>
-      </w:r>
-      <w:r>
-        <w:rPr>
-          <w:position w:val="0"/>
-          <w:sz w:val="24"/>
-          <w:sz w:val="24"/>
-          <w:vertAlign w:val="baseline"/>
-          <w:lang w:val="ru-RU"/>
-        </w:rPr>
-        <w:t xml:space="preserve">⁻¹, </w:t>
-      </w:r>
-      <w:r>
-        <w:rPr>
-          <w:position w:val="0"/>
-          <w:sz w:val="24"/>
-          <w:sz w:val="24"/>
-          <w:vertAlign w:val="baseline"/>
-          <w:lang w:val="ru-RU"/>
-        </w:rPr>
-        <w:t>что из-за ортогональности матрицы вращения означает, что её обратная матрица может быть заменена на транспонированную,</w:t>
-      </w:r>
-      <w:r>
-        <w:rPr>
-          <w:position w:val="0"/>
-          <w:sz w:val="24"/>
-          <w:sz w:val="24"/>
-          <w:vertAlign w:val="baseline"/>
-          <w:lang w:val="ru-RU"/>
-        </w:rPr>
-        <w:t xml:space="preserve"> G</w:t>
-      </w:r>
-      <w:r>
-        <w:rPr>
-          <w:sz w:val="24"/>
-          <w:vertAlign w:val="subscript"/>
-          <w:lang w:val="en-US"/>
-        </w:rPr>
-        <w:t>12</w:t>
-      </w:r>
-      <w:r>
-        <w:rPr>
-          <w:position w:val="0"/>
-          <w:sz w:val="24"/>
-          <w:sz w:val="24"/>
-          <w:vertAlign w:val="baseline"/>
-          <w:lang w:val="ru-RU"/>
-        </w:rPr>
-        <w:t xml:space="preserve">ᵀ. </w:t>
-      </w:r>
-      <w:r>
-        <w:rPr>
-          <w:position w:val="0"/>
-          <w:sz w:val="24"/>
-          <w:sz w:val="24"/>
-          <w:vertAlign w:val="baseline"/>
-          <w:lang w:val="ru-RU"/>
-        </w:rPr>
-        <w:t xml:space="preserve">Получим  </w:t>
-      </w:r>
-      <w:r>
-        <w:rPr>
-          <w:position w:val="0"/>
-          <w:sz w:val="24"/>
-          <w:sz w:val="24"/>
-          <w:vertAlign w:val="baseline"/>
-          <w:lang w:val="en-US"/>
-        </w:rPr>
-        <w:t>E</w:t>
-      </w:r>
-      <w:r>
-        <w:rPr>
-          <w:position w:val="0"/>
-          <w:sz w:val="24"/>
-          <w:sz w:val="24"/>
-          <w:vertAlign w:val="baseline"/>
-          <w:lang w:val="ru-RU"/>
-        </w:rPr>
-        <w:t>G</w:t>
-      </w:r>
-      <w:r>
-        <w:rPr>
-          <w:sz w:val="24"/>
-          <w:vertAlign w:val="subscript"/>
-          <w:lang w:val="en-US"/>
-        </w:rPr>
-        <w:t>12</w:t>
-      </w:r>
-      <w:r>
-        <w:rPr>
-          <w:position w:val="0"/>
-          <w:sz w:val="24"/>
-          <w:sz w:val="24"/>
-          <w:vertAlign w:val="baseline"/>
-          <w:lang w:val="ru-RU"/>
-        </w:rPr>
-        <w:t>ᵀG</w:t>
-      </w:r>
-      <w:r>
-        <w:rPr>
-          <w:sz w:val="24"/>
-          <w:vertAlign w:val="subscript"/>
-          <w:lang w:val="en-US"/>
-        </w:rPr>
-        <w:t>12</w:t>
-      </w:r>
-      <w:r>
-        <w:rPr>
-          <w:position w:val="0"/>
-          <w:sz w:val="24"/>
-          <w:sz w:val="24"/>
-          <w:vertAlign w:val="baseline"/>
-          <w:lang w:val="ru-RU"/>
-        </w:rPr>
-        <w:t xml:space="preserve">R </w:t>
-      </w:r>
-      <w:r>
-        <w:rPr>
-          <w:position w:val="0"/>
-          <w:sz w:val="24"/>
-          <w:sz w:val="24"/>
-          <w:vertAlign w:val="baseline"/>
-          <w:lang w:val="ru-RU"/>
-        </w:rPr>
-        <w:t xml:space="preserve">= </w:t>
-      </w:r>
-      <w:r>
-        <w:rPr>
-          <w:position w:val="0"/>
-          <w:sz w:val="24"/>
-          <w:sz w:val="24"/>
-          <w:vertAlign w:val="baseline"/>
-          <w:lang w:val="en-US"/>
-        </w:rPr>
-        <w:t xml:space="preserve">A, </w:t>
-      </w:r>
-      <w:r>
-        <w:rPr>
-          <w:position w:val="0"/>
-          <w:sz w:val="24"/>
-          <w:sz w:val="24"/>
-          <w:vertAlign w:val="baseline"/>
-          <w:lang w:val="ru-RU"/>
-        </w:rPr>
-        <w:t xml:space="preserve">где </w:t>
-      </w:r>
-      <w:r>
-        <w:rPr>
-          <w:position w:val="0"/>
-          <w:sz w:val="24"/>
-          <w:sz w:val="24"/>
-          <w:vertAlign w:val="baseline"/>
-          <w:lang w:val="ru-RU"/>
-        </w:rPr>
-        <w:t>G</w:t>
+        <w:t>где G</w:t>
       </w:r>
       <w:r>
         <w:rPr>
@@ -4450,13 +4164,7 @@
         <w:rPr>
           <w:lang w:val="ru-RU"/>
         </w:rPr>
-        <w:t>будем домножать полученную с предыдущего шага матрицу</w:t>
-      </w:r>
-      <w:r>
-        <w:rPr>
-          <w:lang w:val="ru-RU"/>
-        </w:rPr>
-        <w:t xml:space="preserve"> </w:t>
+        <w:t xml:space="preserve">будем домножать полученную с предыдущего шага матрицу </w:t>
       </w:r>
       <w:r>
         <w:rPr>
@@ -4524,10 +4232,7 @@
         </w:rPr>
       </w:pPr>
       <w:r>
-        <w:rPr>
-          <w:sz w:val="24"/>
-          <w:lang w:val="en-US"/>
-        </w:rPr>
+        <w:rPr/>
       </w:r>
       <m:oMathPara xmlns:m="http://schemas.openxmlformats.org/officeDocument/2006/math">
         <m:oMathParaPr>
@@ -4952,6 +4657,7 @@
         <w:rPr>
           <w:position w:val="0"/>
           <w:sz w:val="24"/>
+          <w:sz w:val="24"/>
           <w:vertAlign w:val="baseline"/>
           <w:lang w:val="ru-RU"/>
         </w:rPr>
@@ -4960,6 +4666,7 @@
       <w:r>
         <w:rPr>
           <w:position w:val="0"/>
+          <w:sz w:val="24"/>
           <w:sz w:val="24"/>
           <w:vertAlign w:val="baseline"/>
           <w:lang w:val="en-US"/>
@@ -4970,6 +4677,7 @@
         <w:rPr>
           <w:position w:val="0"/>
           <w:sz w:val="24"/>
+          <w:sz w:val="24"/>
           <w:vertAlign w:val="baseline"/>
           <w:lang w:val="ru-RU"/>
         </w:rPr>
@@ -4978,6 +4686,7 @@
       <w:r>
         <w:rPr>
           <w:position w:val="0"/>
+          <w:sz w:val="24"/>
           <w:sz w:val="24"/>
           <w:vertAlign w:val="baseline"/>
           <w:lang w:val="en-US"/>
@@ -4988,6 +4697,7 @@
         <w:rPr>
           <w:position w:val="0"/>
           <w:sz w:val="24"/>
+          <w:sz w:val="24"/>
           <w:vertAlign w:val="baseline"/>
           <w:lang w:val="ru-RU"/>
         </w:rPr>
@@ -4996,6 +4706,7 @@
       <w:r>
         <w:rPr>
           <w:position w:val="0"/>
+          <w:sz w:val="24"/>
           <w:sz w:val="24"/>
           <w:vertAlign w:val="baseline"/>
           <w:lang w:val="en-US"/>
@@ -5006,6 +4717,7 @@
         <w:rPr>
           <w:position w:val="0"/>
           <w:sz w:val="24"/>
+          <w:sz w:val="24"/>
           <w:vertAlign w:val="baseline"/>
           <w:lang w:val="ru-RU"/>
         </w:rPr>
@@ -5014,6 +4726,7 @@
       <w:r>
         <w:rPr>
           <w:position w:val="0"/>
+          <w:sz w:val="24"/>
           <w:sz w:val="24"/>
           <w:vertAlign w:val="baseline"/>
           <w:lang w:val="en-US"/>
@@ -5024,6 +4737,7 @@
         <w:rPr>
           <w:position w:val="0"/>
           <w:sz w:val="24"/>
+          <w:sz w:val="24"/>
           <w:vertAlign w:val="baseline"/>
           <w:lang w:val="ru-RU"/>
         </w:rPr>
@@ -5032,137 +4746,121 @@
       <w:r>
         <w:rPr>
           <w:position w:val="0"/>
+          <w:sz w:val="24"/>
           <w:sz w:val="24"/>
           <w:vertAlign w:val="baseline"/>
           <w:lang w:val="en-US"/>
         </w:rPr>
-        <w:t>2(N-</w:t>
+        <w:t xml:space="preserve">2(N-j), </w:t>
       </w:r>
       <w:r>
         <w:rPr>
           <w:position w:val="0"/>
+          <w:sz w:val="24"/>
+          <w:sz w:val="24"/>
+          <w:vertAlign w:val="baseline"/>
+          <w:lang w:val="ru-RU"/>
+        </w:rPr>
+        <w:t xml:space="preserve">где </w:t>
+      </w:r>
+      <w:r>
+        <w:rPr>
+          <w:position w:val="0"/>
+          <w:sz w:val="24"/>
           <w:sz w:val="24"/>
           <w:vertAlign w:val="baseline"/>
           <w:lang w:val="en-US"/>
         </w:rPr>
-        <w:t>j</w:t>
+        <w:t xml:space="preserve">j – </w:t>
       </w:r>
       <w:r>
         <w:rPr>
           <w:position w:val="0"/>
+          <w:sz w:val="24"/>
+          <w:sz w:val="24"/>
+          <w:vertAlign w:val="baseline"/>
+          <w:lang w:val="ru-RU"/>
+        </w:rPr>
+        <w:t>номер текущего зануляемого столбца, элементов при вращении строк для вычисления матрицы</w:t>
+      </w:r>
+      <w:r>
+        <w:rPr>
+          <w:position w:val="0"/>
+          <w:sz w:val="24"/>
           <w:sz w:val="24"/>
           <w:vertAlign w:val="baseline"/>
           <w:lang w:val="en-US"/>
         </w:rPr>
-        <w:t xml:space="preserve">), </w:t>
+        <w:t xml:space="preserve"> R </w:t>
       </w:r>
       <w:r>
         <w:rPr>
           <w:position w:val="0"/>
+          <w:sz w:val="24"/>
           <w:sz w:val="24"/>
           <w:vertAlign w:val="baseline"/>
           <w:lang w:val="ru-RU"/>
         </w:rPr>
-        <w:t xml:space="preserve">где </w:t>
+        <w:t>(т.к. при вращении элементы слева от текущего столбца обнуляются</w:t>
       </w:r>
       <w:r>
         <w:rPr>
           <w:position w:val="0"/>
+          <w:sz w:val="24"/>
           <w:sz w:val="24"/>
           <w:vertAlign w:val="baseline"/>
           <w:lang w:val="en-US"/>
         </w:rPr>
-        <w:t>j</w:t>
+        <w:t>)</w:t>
+      </w:r>
+      <w:r>
+        <w:rPr>
+          <w:vertAlign w:val="subscript"/>
+          <w:lang w:val="en-US"/>
+        </w:rPr>
+        <w:t xml:space="preserve"> </w:t>
       </w:r>
       <w:r>
         <w:rPr>
           <w:position w:val="0"/>
+          <w:sz w:val="24"/>
           <w:sz w:val="24"/>
           <w:vertAlign w:val="baseline"/>
           <w:lang w:val="en-US"/>
         </w:rPr>
-        <w:t xml:space="preserve"> – </w:t>
+        <w:t>и</w:t>
+      </w:r>
+      <w:r>
+        <w:rPr>
+          <w:vertAlign w:val="subscript"/>
+          <w:lang w:val="en-US"/>
+        </w:rPr>
+        <w:t xml:space="preserve"> </w:t>
       </w:r>
       <w:r>
         <w:rPr>
           <w:position w:val="0"/>
+          <w:sz w:val="24"/>
+          <w:sz w:val="24"/>
+          <w:vertAlign w:val="baseline"/>
+          <w:lang w:val="en-US"/>
+        </w:rPr>
+        <w:t xml:space="preserve">2N </w:t>
+      </w:r>
+      <w:r>
+        <w:rPr>
+          <w:position w:val="0"/>
+          <w:sz w:val="24"/>
           <w:sz w:val="24"/>
           <w:vertAlign w:val="baseline"/>
           <w:lang w:val="ru-RU"/>
         </w:rPr>
-        <w:t>номер текущего зануляемого столбца, элементов при вращении строк для вычисления матрицы</w:t>
+        <w:t xml:space="preserve">элементов при вращении столбцов для накопления </w:t>
       </w:r>
       <w:r>
         <w:rPr>
           <w:position w:val="0"/>
           <w:sz w:val="24"/>
-          <w:vertAlign w:val="baseline"/>
-          <w:lang w:val="en-US"/>
-        </w:rPr>
-        <w:t xml:space="preserve"> R </w:t>
-      </w:r>
-      <w:r>
-        <w:rPr>
-          <w:position w:val="0"/>
-          <w:sz w:val="24"/>
-          <w:vertAlign w:val="baseline"/>
-          <w:lang w:val="ru-RU"/>
-        </w:rPr>
-        <w:t>(т.к. при вращении элементы слева от текущего столбца обнуляются</w:t>
-      </w:r>
-      <w:r>
-        <w:rPr>
-          <w:position w:val="0"/>
-          <w:sz w:val="24"/>
-          <w:vertAlign w:val="baseline"/>
-          <w:lang w:val="en-US"/>
-        </w:rPr>
-        <w:t>)</w:t>
-      </w:r>
-      <w:r>
-        <w:rPr>
-          <w:vertAlign w:val="subscript"/>
-          <w:lang w:val="en-US"/>
-        </w:rPr>
-        <w:t xml:space="preserve"> </w:t>
-      </w:r>
-      <w:r>
-        <w:rPr>
-          <w:position w:val="0"/>
-          <w:sz w:val="24"/>
-          <w:vertAlign w:val="baseline"/>
-          <w:lang w:val="en-US"/>
-        </w:rPr>
-        <w:t>и</w:t>
-      </w:r>
-      <w:r>
-        <w:rPr>
-          <w:vertAlign w:val="subscript"/>
-          <w:lang w:val="en-US"/>
-        </w:rPr>
-        <w:t xml:space="preserve"> </w:t>
-      </w:r>
-      <w:r>
-        <w:rPr>
-          <w:position w:val="0"/>
-          <w:sz w:val="24"/>
-          <w:vertAlign w:val="baseline"/>
-          <w:lang w:val="en-US"/>
-        </w:rPr>
-        <w:t xml:space="preserve">2N </w:t>
-      </w:r>
-      <w:r>
-        <w:rPr>
-          <w:position w:val="0"/>
-          <w:sz w:val="24"/>
-          <w:vertAlign w:val="baseline"/>
-          <w:lang w:val="ru-RU"/>
-        </w:rPr>
-        <w:t xml:space="preserve">элементов при вращении столбцов для накопления </w:t>
-      </w:r>
-      <w:r>
-        <w:rPr>
-          <w:position w:val="0"/>
           <w:sz w:val="24"/>
           <w:vertAlign w:val="baseline"/>
           <w:lang w:val="en-US"/>
@@ -5198,6 +4896,7 @@
           <w:ilvl w:val="2"/>
           <w:numId w:val="1"/>
         </w:numPr>
+        <w:spacing w:before="0" w:after="120"/>
         <w:ind w:hanging="0" w:start="0"/>
         <w:rPr/>
       </w:pPr>
@@ -5270,31 +4969,7 @@
         <w:rPr>
           <w:lang w:val="en-US"/>
         </w:rPr>
-        <w:t>для всех диагональных элементов (</w:t>
-      </w:r>
-      <w:r>
-        <w:rPr>
-          <w:lang w:val="en-US"/>
-        </w:rPr>
-        <w:t>i</w:t>
-      </w:r>
-      <w:r>
-        <w:rPr>
-          <w:lang w:val="en-US"/>
-        </w:rPr>
-        <w:t xml:space="preserve">, </w:t>
-      </w:r>
-      <w:r>
-        <w:rPr>
-          <w:lang w:val="en-US"/>
-        </w:rPr>
-        <w:t>j</w:t>
-      </w:r>
-      <w:r>
-        <w:rPr>
-          <w:lang w:val="en-US"/>
-        </w:rPr>
-        <w:t xml:space="preserve">) по очереди </w:t>
+        <w:t xml:space="preserve">для всех диагональных элементов (i, j) по очереди </w:t>
       </w:r>
       <w:r>
         <w:rPr>
@@ -5317,9 +4992,7 @@
         </w:rPr>
       </w:pPr>
       <w:r>
-        <w:rPr>
-          <w:lang w:val="ru-RU"/>
-        </w:rPr>
+        <w:rPr/>
       </w:r>
       <m:oMathPara xmlns:m="http://schemas.openxmlformats.org/officeDocument/2006/math">
         <m:oMathParaPr>
@@ -5548,6 +5221,7 @@
         <w:rPr>
           <w:position w:val="0"/>
           <w:sz w:val="24"/>
+          <w:sz w:val="24"/>
           <w:vertAlign w:val="baseline"/>
           <w:lang w:val="en-US"/>
         </w:rPr>
@@ -5564,9 +5238,7 @@
         </w:rPr>
       </w:pPr>
       <w:r>
-        <w:rPr>
-          <w:lang w:val="en-US"/>
-        </w:rPr>
+        <w:rPr/>
       </w:r>
       <m:oMath xmlns:m="http://schemas.openxmlformats.org/officeDocument/2006/math">
         <m:sSub>
@@ -8084,54 +7756,28 @@
         <w:rPr>
           <w:lang w:val="ru-RU"/>
         </w:rPr>
-        <w:t>п</w:t>
+        <w:t xml:space="preserve">перемножаются строка </w:t>
+      </w:r>
+      <w:r>
+        <w:rPr>
+          <w:lang w:val="en-US"/>
+        </w:rPr>
+        <w:t xml:space="preserve">Gj </w:t>
       </w:r>
       <w:r>
         <w:rPr>
           <w:lang w:val="ru-RU"/>
         </w:rPr>
-        <w:t xml:space="preserve">еремножаются строка </w:t>
+        <w:t xml:space="preserve">и столбцы </w:t>
       </w:r>
       <w:r>
         <w:rPr>
           <w:lang w:val="en-US"/>
         </w:rPr>
-        <w:t xml:space="preserve">Gj </w:t>
-      </w:r>
-      <w:r>
-        <w:rPr>
-          <w:lang w:val="ru-RU"/>
-        </w:rPr>
-        <w:t>и столбц</w:t>
-      </w:r>
-      <w:r>
-        <w:rPr>
-          <w:lang w:val="ru-RU"/>
-        </w:rPr>
-        <w:t>ы</w:t>
-      </w:r>
-      <w:r>
-        <w:rPr>
-          <w:lang w:val="ru-RU"/>
-        </w:rPr>
-        <w:t xml:space="preserve"> </w:t>
-      </w:r>
-      <w:r>
-        <w:rPr>
-          <w:lang w:val="en-US"/>
-        </w:rPr>
-        <w:t>A</w:t>
-      </w:r>
-      <w:r>
-        <w:rPr>
-          <w:lang w:val="en-US"/>
-        </w:rPr>
-        <w:t xml:space="preserve">k, </w:t>
-      </w:r>
-      <w:r>
-        <w:rPr>
-          <w:lang w:val="en-US"/>
-        </w:rPr>
+        <w:t xml:space="preserve">Ak, </w:t>
+      </w:r>
+      <w:r>
+        <w:rPr/>
       </w:r>
       <m:oMath xmlns:m="http://schemas.openxmlformats.org/officeDocument/2006/math">
         <m:r>
@@ -8180,54 +7826,22 @@
         <w:rPr>
           <w:lang w:val="en-US"/>
         </w:rPr>
-        <w:t>G</w:t>
+        <w:t xml:space="preserve">Gi </w:t>
+      </w:r>
+      <w:r>
+        <w:rPr>
+          <w:lang w:val="ru-RU"/>
+        </w:rPr>
+        <w:t xml:space="preserve">и столбцы </w:t>
       </w:r>
       <w:r>
         <w:rPr>
           <w:lang w:val="en-US"/>
         </w:rPr>
-        <w:t>i</w:t>
-      </w:r>
-      <w:r>
-        <w:rPr>
-          <w:lang w:val="en-US"/>
-        </w:rPr>
-        <w:t xml:space="preserve"> </w:t>
-      </w:r>
-      <w:r>
-        <w:rPr>
-          <w:lang w:val="ru-RU"/>
-        </w:rPr>
-        <w:t>и столбц</w:t>
-      </w:r>
-      <w:r>
-        <w:rPr>
-          <w:lang w:val="ru-RU"/>
-        </w:rPr>
-        <w:t>ы</w:t>
-      </w:r>
-      <w:r>
-        <w:rPr>
-          <w:lang w:val="ru-RU"/>
-        </w:rPr>
-        <w:t xml:space="preserve"> </w:t>
-      </w:r>
-      <w:r>
-        <w:rPr>
-          <w:lang w:val="en-US"/>
-        </w:rPr>
-        <w:t>A</w:t>
-      </w:r>
-      <w:r>
-        <w:rPr>
-          <w:lang w:val="en-US"/>
-        </w:rPr>
-        <w:t xml:space="preserve">k, </w:t>
-      </w:r>
-      <w:r>
-        <w:rPr>
-          <w:lang w:val="en-US"/>
-        </w:rPr>
+        <w:t xml:space="preserve">Ak, </w:t>
+      </w:r>
+      <w:r>
+        <w:rPr/>
       </w:r>
       <m:oMath xmlns:m="http://schemas.openxmlformats.org/officeDocument/2006/math">
         <m:r>
@@ -8300,44 +7914,2306 @@
         <w:rPr>
           <w:lang w:val="en-US"/>
         </w:rPr>
-        <w:t xml:space="preserve"> </w:t>
+        <w:t xml:space="preserve"> j </w:t>
+      </w:r>
+      <w:r>
+        <w:rPr>
+          <w:lang w:val="ru-RU"/>
+        </w:rPr>
+        <w:t>столбца, что уменьшает количество вычислений</w:t>
       </w:r>
       <w:r>
         <w:rPr>
           <w:lang w:val="en-US"/>
         </w:rPr>
-        <w:t>j</w:t>
-      </w:r>
-      <w:r>
-        <w:rPr>
-          <w:lang w:val="en-US"/>
-        </w:rPr>
-        <w:t xml:space="preserve"> </w:t>
+        <w:t xml:space="preserve">. </w:t>
+      </w:r>
+      <w:r>
+        <w:rPr>
+          <w:lang w:val="ru-RU" w:eastAsia="zh-CN" w:bidi="hi-IN"/>
+        </w:rPr>
+        <w:t>Вычисление</w:t>
       </w:r>
       <w:r>
         <w:rPr>
           <w:lang w:val="ru-RU"/>
         </w:rPr>
-        <w:t>столбца, что уменьшает количество вычислений</w:t>
-      </w:r>
-      <w:r>
-        <w:rPr>
-          <w:lang w:val="en-US"/>
-        </w:rPr>
-        <w:t xml:space="preserve">. </w:t>
-      </w:r>
-      <w:r>
-        <w:rPr>
-          <w:lang w:val="ru-RU" w:eastAsia="zh-CN" w:bidi="hi-IN"/>
-        </w:rPr>
-        <w:t>Вычисление</w:t>
-      </w:r>
-      <w:r>
+        <w:t xml:space="preserve"> нового значения заключается в сложении двух умножений:</w:t>
+      </w:r>
+    </w:p>
+    <w:p>
+      <w:pPr>
+        <w:pStyle w:val="BodyText"/>
+        <w:ind w:hanging="0" w:start="0"/>
+        <w:jc w:val="start"/>
         <w:rPr>
           <w:lang w:val="ru-RU"/>
         </w:rPr>
-        <w:t xml:space="preserve"> нового значения заключается в сложении двух умножений:</w:t>
-      </w:r>
+      </w:pPr>
+      <w:r>
+        <w:rPr>
+          <w:lang w:val="ru-RU"/>
+        </w:rPr>
+      </w:r>
+      <m:oMathPara xmlns:m="http://schemas.openxmlformats.org/officeDocument/2006/math">
+        <m:oMathParaPr>
+          <m:jc m:val="left"/>
+        </m:oMathParaPr>
+        <m:oMath>
+          <m:d>
+            <m:dPr>
+              <m:begChr m:val="["/>
+              <m:endChr m:val="]"/>
+            </m:dPr>
+            <m:e>
+              <m:m>
+                <m:mr>
+                  <m:e>
+                    <m:r>
+                      <m:t xml:space="preserve">1</m:t>
+                    </m:r>
+                  </m:e>
+                  <m:e>
+                    <m:r>
+                      <m:t xml:space="preserve">⋯</m:t>
+                    </m:r>
+                  </m:e>
+                  <m:e>
+                    <m:r>
+                      <m:t xml:space="preserve">0</m:t>
+                    </m:r>
+                  </m:e>
+                  <m:e>
+                    <m:r>
+                      <m:t xml:space="preserve">0</m:t>
+                    </m:r>
+                  </m:e>
+                  <m:e>
+                    <m:r>
+                      <m:t xml:space="preserve">0</m:t>
+                    </m:r>
+                  </m:e>
+                  <m:e>
+                    <m:r>
+                      <m:t xml:space="preserve">⋯</m:t>
+                    </m:r>
+                  </m:e>
+                  <m:e>
+                    <m:r>
+                      <m:t xml:space="preserve">0</m:t>
+                    </m:r>
+                  </m:e>
+                  <m:e>
+                    <m:r>
+                      <m:t xml:space="preserve">0</m:t>
+                    </m:r>
+                  </m:e>
+                  <m:e>
+                    <m:r>
+                      <m:t xml:space="preserve">0</m:t>
+                    </m:r>
+                  </m:e>
+                  <m:e>
+                    <m:r>
+                      <m:t xml:space="preserve">⋯</m:t>
+                    </m:r>
+                  </m:e>
+                  <m:e>
+                    <m:r>
+                      <m:t xml:space="preserve">0</m:t>
+                    </m:r>
+                  </m:e>
+                </m:mr>
+                <m:mr>
+                  <m:e>
+                    <m:r>
+                      <m:t xml:space="preserve">⋯</m:t>
+                    </m:r>
+                  </m:e>
+                  <m:e>
+                    <m:r>
+                      <m:t xml:space="preserve">⋱</m:t>
+                    </m:r>
+                  </m:e>
+                  <m:e>
+                    <m:r>
+                      <m:t xml:space="preserve">⋮</m:t>
+                    </m:r>
+                  </m:e>
+                  <m:e>
+                    <m:r>
+                      <m:t xml:space="preserve">⋮</m:t>
+                    </m:r>
+                  </m:e>
+                  <m:e>
+                    <m:r>
+                      <m:t xml:space="preserve">⋮</m:t>
+                    </m:r>
+                  </m:e>
+                  <m:e>
+                    <m:r>
+                      <m:t xml:space="preserve">⋮</m:t>
+                    </m:r>
+                  </m:e>
+                  <m:e>
+                    <m:r>
+                      <m:t xml:space="preserve">⋮</m:t>
+                    </m:r>
+                  </m:e>
+                  <m:e>
+                    <m:r>
+                      <m:t xml:space="preserve">⋮</m:t>
+                    </m:r>
+                  </m:e>
+                  <m:e>
+                    <m:r>
+                      <m:t xml:space="preserve">⋮</m:t>
+                    </m:r>
+                  </m:e>
+                  <m:e>
+                    <m:r>
+                      <m:t xml:space="preserve">⋮</m:t>
+                    </m:r>
+                  </m:e>
+                  <m:e>
+                    <m:r>
+                      <m:t xml:space="preserve">0</m:t>
+                    </m:r>
+                  </m:e>
+                </m:mr>
+                <m:mr>
+                  <m:e>
+                    <m:r>
+                      <m:t xml:space="preserve">0</m:t>
+                    </m:r>
+                  </m:e>
+                  <m:e>
+                    <m:r>
+                      <m:t xml:space="preserve">⋯</m:t>
+                    </m:r>
+                  </m:e>
+                  <m:e>
+                    <m:r>
+                      <m:t xml:space="preserve">1</m:t>
+                    </m:r>
+                  </m:e>
+                  <m:e>
+                    <m:r>
+                      <m:t xml:space="preserve">0</m:t>
+                    </m:r>
+                  </m:e>
+                  <m:e>
+                    <m:r>
+                      <m:t xml:space="preserve">0</m:t>
+                    </m:r>
+                  </m:e>
+                  <m:e>
+                    <m:r>
+                      <m:t xml:space="preserve">⋯</m:t>
+                    </m:r>
+                  </m:e>
+                  <m:e>
+                    <m:r>
+                      <m:t xml:space="preserve">0</m:t>
+                    </m:r>
+                  </m:e>
+                  <m:e>
+                    <m:r>
+                      <m:t xml:space="preserve">0</m:t>
+                    </m:r>
+                  </m:e>
+                  <m:e>
+                    <m:r>
+                      <m:t xml:space="preserve">0</m:t>
+                    </m:r>
+                  </m:e>
+                  <m:e>
+                    <m:r>
+                      <m:t xml:space="preserve">⋯</m:t>
+                    </m:r>
+                  </m:e>
+                  <m:e>
+                    <m:r>
+                      <m:t xml:space="preserve">0</m:t>
+                    </m:r>
+                  </m:e>
+                </m:mr>
+                <m:mr>
+                  <m:e>
+                    <m:r>
+                      <m:t xml:space="preserve">0</m:t>
+                    </m:r>
+                  </m:e>
+                  <m:e>
+                    <m:r>
+                      <m:t xml:space="preserve">⋯</m:t>
+                    </m:r>
+                  </m:e>
+                  <m:e>
+                    <m:r>
+                      <m:t xml:space="preserve">0</m:t>
+                    </m:r>
+                  </m:e>
+                  <m:e>
+                    <m:r>
+                      <m:t xml:space="preserve">c</m:t>
+                    </m:r>
+                  </m:e>
+                  <m:e>
+                    <m:r>
+                      <m:t xml:space="preserve">0</m:t>
+                    </m:r>
+                  </m:e>
+                  <m:e>
+                    <m:r>
+                      <m:t xml:space="preserve">⋯</m:t>
+                    </m:r>
+                  </m:e>
+                  <m:e>
+                    <m:r>
+                      <m:t xml:space="preserve">0</m:t>
+                    </m:r>
+                  </m:e>
+                  <m:e>
+                    <m:r>
+                      <m:t xml:space="preserve">−</m:t>
+                    </m:r>
+                    <m:r>
+                      <m:t xml:space="preserve">s</m:t>
+                    </m:r>
+                  </m:e>
+                  <m:e>
+                    <m:r>
+                      <m:t xml:space="preserve">0</m:t>
+                    </m:r>
+                  </m:e>
+                  <m:e>
+                    <m:r>
+                      <m:t xml:space="preserve">⋯</m:t>
+                    </m:r>
+                  </m:e>
+                  <m:e>
+                    <m:r>
+                      <m:t xml:space="preserve">0</m:t>
+                    </m:r>
+                  </m:e>
+                </m:mr>
+                <m:mr>
+                  <m:e>
+                    <m:r>
+                      <m:t xml:space="preserve">0</m:t>
+                    </m:r>
+                  </m:e>
+                  <m:e>
+                    <m:r>
+                      <m:t xml:space="preserve">⋯</m:t>
+                    </m:r>
+                  </m:e>
+                  <m:e>
+                    <m:r>
+                      <m:t xml:space="preserve">0</m:t>
+                    </m:r>
+                  </m:e>
+                  <m:e>
+                    <m:r>
+                      <m:t xml:space="preserve">0</m:t>
+                    </m:r>
+                  </m:e>
+                  <m:e>
+                    <m:r>
+                      <m:t xml:space="preserve">1</m:t>
+                    </m:r>
+                  </m:e>
+                  <m:e>
+                    <m:r>
+                      <m:t xml:space="preserve">⋯</m:t>
+                    </m:r>
+                  </m:e>
+                  <m:e>
+                    <m:r>
+                      <m:t xml:space="preserve">0</m:t>
+                    </m:r>
+                  </m:e>
+                  <m:e>
+                    <m:r>
+                      <m:t xml:space="preserve">0</m:t>
+                    </m:r>
+                  </m:e>
+                  <m:e>
+                    <m:r>
+                      <m:t xml:space="preserve">0</m:t>
+                    </m:r>
+                  </m:e>
+                  <m:e>
+                    <m:r>
+                      <m:t xml:space="preserve">⋯</m:t>
+                    </m:r>
+                  </m:e>
+                  <m:e>
+                    <m:r>
+                      <m:t xml:space="preserve">0</m:t>
+                    </m:r>
+                  </m:e>
+                </m:mr>
+                <m:mr>
+                  <m:e>
+                    <m:r>
+                      <m:t xml:space="preserve">⋮</m:t>
+                    </m:r>
+                  </m:e>
+                  <m:e>
+                    <m:r>
+                      <m:t xml:space="preserve">⋮</m:t>
+                    </m:r>
+                  </m:e>
+                  <m:e>
+                    <m:r>
+                      <m:t xml:space="preserve">⋮</m:t>
+                    </m:r>
+                  </m:e>
+                  <m:e>
+                    <m:r>
+                      <m:t xml:space="preserve">⋮</m:t>
+                    </m:r>
+                  </m:e>
+                  <m:e>
+                    <m:r>
+                      <m:t xml:space="preserve">⋮</m:t>
+                    </m:r>
+                  </m:e>
+                  <m:e>
+                    <m:r>
+                      <m:t xml:space="preserve">⋱</m:t>
+                    </m:r>
+                  </m:e>
+                  <m:e>
+                    <m:r>
+                      <m:t xml:space="preserve">⋮</m:t>
+                    </m:r>
+                  </m:e>
+                  <m:e>
+                    <m:r>
+                      <m:t xml:space="preserve">⋮</m:t>
+                    </m:r>
+                  </m:e>
+                  <m:e>
+                    <m:r>
+                      <m:t xml:space="preserve">⋮</m:t>
+                    </m:r>
+                  </m:e>
+                  <m:e>
+                    <m:r>
+                      <m:t xml:space="preserve">⋮</m:t>
+                    </m:r>
+                  </m:e>
+                  <m:e>
+                    <m:r>
+                      <m:t xml:space="preserve">⋮</m:t>
+                    </m:r>
+                  </m:e>
+                </m:mr>
+                <m:mr>
+                  <m:e>
+                    <m:r>
+                      <m:t xml:space="preserve">0</m:t>
+                    </m:r>
+                  </m:e>
+                  <m:e>
+                    <m:r>
+                      <m:t xml:space="preserve">⋯</m:t>
+                    </m:r>
+                  </m:e>
+                  <m:e>
+                    <m:r>
+                      <m:t xml:space="preserve">0</m:t>
+                    </m:r>
+                  </m:e>
+                  <m:e>
+                    <m:r>
+                      <m:t xml:space="preserve">0</m:t>
+                    </m:r>
+                  </m:e>
+                  <m:e>
+                    <m:r>
+                      <m:t xml:space="preserve">0</m:t>
+                    </m:r>
+                  </m:e>
+                  <m:e>
+                    <m:r>
+                      <m:t xml:space="preserve">⋯</m:t>
+                    </m:r>
+                  </m:e>
+                  <m:e>
+                    <m:r>
+                      <m:t xml:space="preserve">1</m:t>
+                    </m:r>
+                  </m:e>
+                  <m:e>
+                    <m:r>
+                      <m:t xml:space="preserve">0</m:t>
+                    </m:r>
+                  </m:e>
+                  <m:e>
+                    <m:r>
+                      <m:t xml:space="preserve">0</m:t>
+                    </m:r>
+                  </m:e>
+                  <m:e>
+                    <m:r>
+                      <m:t xml:space="preserve">⋯</m:t>
+                    </m:r>
+                  </m:e>
+                  <m:e>
+                    <m:r>
+                      <m:t xml:space="preserve">0</m:t>
+                    </m:r>
+                  </m:e>
+                </m:mr>
+                <m:mr>
+                  <m:e>
+                    <m:r>
+                      <m:t xml:space="preserve">0</m:t>
+                    </m:r>
+                  </m:e>
+                  <m:e>
+                    <m:r>
+                      <m:t xml:space="preserve">⋯</m:t>
+                    </m:r>
+                  </m:e>
+                  <m:e>
+                    <m:r>
+                      <m:t xml:space="preserve">0</m:t>
+                    </m:r>
+                  </m:e>
+                  <m:e>
+                    <m:r>
+                      <m:t xml:space="preserve">s</m:t>
+                    </m:r>
+                  </m:e>
+                  <m:e>
+                    <m:r>
+                      <m:t xml:space="preserve">0</m:t>
+                    </m:r>
+                  </m:e>
+                  <m:e>
+                    <m:r>
+                      <m:t xml:space="preserve">⋯</m:t>
+                    </m:r>
+                  </m:e>
+                  <m:e>
+                    <m:r>
+                      <m:t xml:space="preserve">0</m:t>
+                    </m:r>
+                  </m:e>
+                  <m:e>
+                    <m:r>
+                      <m:t xml:space="preserve">c</m:t>
+                    </m:r>
+                  </m:e>
+                  <m:e>
+                    <m:r>
+                      <m:t xml:space="preserve">0</m:t>
+                    </m:r>
+                  </m:e>
+                  <m:e>
+                    <m:r>
+                      <m:t xml:space="preserve">⋯</m:t>
+                    </m:r>
+                  </m:e>
+                  <m:e>
+                    <m:r>
+                      <m:t xml:space="preserve">0</m:t>
+                    </m:r>
+                  </m:e>
+                </m:mr>
+                <m:mr>
+                  <m:e>
+                    <m:r>
+                      <m:t xml:space="preserve">0</m:t>
+                    </m:r>
+                  </m:e>
+                  <m:e>
+                    <m:r>
+                      <m:t xml:space="preserve">⋯</m:t>
+                    </m:r>
+                  </m:e>
+                  <m:e>
+                    <m:r>
+                      <m:t xml:space="preserve">0</m:t>
+                    </m:r>
+                  </m:e>
+                  <m:e>
+                    <m:r>
+                      <m:t xml:space="preserve">0</m:t>
+                    </m:r>
+                  </m:e>
+                  <m:e>
+                    <m:r>
+                      <m:t xml:space="preserve">0</m:t>
+                    </m:r>
+                  </m:e>
+                  <m:e>
+                    <m:r>
+                      <m:t xml:space="preserve">⋯</m:t>
+                    </m:r>
+                  </m:e>
+                  <m:e>
+                    <m:r>
+                      <m:t xml:space="preserve">0</m:t>
+                    </m:r>
+                  </m:e>
+                  <m:e>
+                    <m:r>
+                      <m:t xml:space="preserve">0</m:t>
+                    </m:r>
+                  </m:e>
+                  <m:e>
+                    <m:r>
+                      <m:t xml:space="preserve">1</m:t>
+                    </m:r>
+                  </m:e>
+                  <m:e>
+                    <m:r>
+                      <m:t xml:space="preserve">⋯</m:t>
+                    </m:r>
+                  </m:e>
+                  <m:e>
+                    <m:r>
+                      <m:t xml:space="preserve">0</m:t>
+                    </m:r>
+                  </m:e>
+                </m:mr>
+                <m:mr>
+                  <m:e>
+                    <m:r>
+                      <m:t xml:space="preserve">⋮</m:t>
+                    </m:r>
+                  </m:e>
+                  <m:e>
+                    <m:r>
+                      <m:t xml:space="preserve">⋮</m:t>
+                    </m:r>
+                  </m:e>
+                  <m:e>
+                    <m:r>
+                      <m:t xml:space="preserve">⋮</m:t>
+                    </m:r>
+                  </m:e>
+                  <m:e>
+                    <m:r>
+                      <m:t xml:space="preserve">⋮</m:t>
+                    </m:r>
+                  </m:e>
+                  <m:e>
+                    <m:r>
+                      <m:t xml:space="preserve">⋮</m:t>
+                    </m:r>
+                  </m:e>
+                  <m:e>
+                    <m:r>
+                      <m:t xml:space="preserve">⋮</m:t>
+                    </m:r>
+                  </m:e>
+                  <m:e>
+                    <m:r>
+                      <m:t xml:space="preserve">⋮</m:t>
+                    </m:r>
+                  </m:e>
+                  <m:e>
+                    <m:r>
+                      <m:t xml:space="preserve">⋮</m:t>
+                    </m:r>
+                  </m:e>
+                  <m:e>
+                    <m:r>
+                      <m:t xml:space="preserve">⋮</m:t>
+                    </m:r>
+                  </m:e>
+                  <m:e>
+                    <m:r>
+                      <m:t xml:space="preserve">⋱</m:t>
+                    </m:r>
+                  </m:e>
+                  <m:e>
+                    <m:r>
+                      <m:t xml:space="preserve">⋮</m:t>
+                    </m:r>
+                  </m:e>
+                </m:mr>
+                <m:mr>
+                  <m:e>
+                    <m:r>
+                      <m:t xml:space="preserve">0</m:t>
+                    </m:r>
+                  </m:e>
+                  <m:e>
+                    <m:r>
+                      <m:t xml:space="preserve">⋯</m:t>
+                    </m:r>
+                  </m:e>
+                  <m:e>
+                    <m:r>
+                      <m:t xml:space="preserve">0</m:t>
+                    </m:r>
+                  </m:e>
+                  <m:e>
+                    <m:r>
+                      <m:t xml:space="preserve">0</m:t>
+                    </m:r>
+                  </m:e>
+                  <m:e>
+                    <m:r>
+                      <m:t xml:space="preserve">0</m:t>
+                    </m:r>
+                  </m:e>
+                  <m:e>
+                    <m:r>
+                      <m:t xml:space="preserve">⋯</m:t>
+                    </m:r>
+                  </m:e>
+                  <m:e>
+                    <m:r>
+                      <m:t xml:space="preserve">0</m:t>
+                    </m:r>
+                  </m:e>
+                  <m:e>
+                    <m:r>
+                      <m:t xml:space="preserve">0</m:t>
+                    </m:r>
+                  </m:e>
+                  <m:e>
+                    <m:r>
+                      <m:t xml:space="preserve">0</m:t>
+                    </m:r>
+                  </m:e>
+                  <m:e>
+                    <m:r>
+                      <m:t xml:space="preserve">⋯</m:t>
+                    </m:r>
+                  </m:e>
+                  <m:e>
+                    <m:r>
+                      <m:t xml:space="preserve">1</m:t>
+                    </m:r>
+                  </m:e>
+                </m:mr>
+              </m:m>
+            </m:e>
+          </m:d>
+          <m:r>
+            <m:t xml:space="preserve">⋅</m:t>
+          </m:r>
+          <m:d>
+            <m:dPr>
+              <m:begChr m:val="["/>
+              <m:endChr m:val="]"/>
+            </m:dPr>
+            <m:e>
+              <m:m>
+                <m:mr>
+                  <m:e>
+                    <m:sSub>
+                      <m:e>
+                        <m:r>
+                          <m:t xml:space="preserve">a</m:t>
+                        </m:r>
+                      </m:e>
+                      <m:sub>
+                        <m:r>
+                          <m:t xml:space="preserve">11</m:t>
+                        </m:r>
+                      </m:sub>
+                    </m:sSub>
+                  </m:e>
+                  <m:e>
+                    <m:r>
+                      <m:t xml:space="preserve">⋯</m:t>
+                    </m:r>
+                  </m:e>
+                  <m:e>
+                    <m:sSub>
+                      <m:e>
+                        <m:r>
+                          <m:t xml:space="preserve">a</m:t>
+                        </m:r>
+                      </m:e>
+                      <m:sub>
+                        <m:r>
+                          <m:t xml:space="preserve">1</m:t>
+                        </m:r>
+                        <m:r>
+                          <m:t xml:space="preserve">,</m:t>
+                        </m:r>
+                        <m:r>
+                          <m:t xml:space="preserve">j</m:t>
+                        </m:r>
+                        <m:r>
+                          <m:t xml:space="preserve">−</m:t>
+                        </m:r>
+                        <m:r>
+                          <m:t xml:space="preserve">1</m:t>
+                        </m:r>
+                      </m:sub>
+                    </m:sSub>
+                  </m:e>
+                  <m:e>
+                    <m:sSub>
+                      <m:e>
+                        <m:r>
+                          <m:t xml:space="preserve">a</m:t>
+                        </m:r>
+                      </m:e>
+                      <m:sub>
+                        <m:r>
+                          <m:t xml:space="preserve">1</m:t>
+                        </m:r>
+                        <m:r>
+                          <m:t xml:space="preserve">j</m:t>
+                        </m:r>
+                      </m:sub>
+                    </m:sSub>
+                  </m:e>
+                  <m:e>
+                    <m:sSub>
+                      <m:e>
+                        <m:r>
+                          <m:t xml:space="preserve">a</m:t>
+                        </m:r>
+                      </m:e>
+                      <m:sub>
+                        <m:r>
+                          <m:t xml:space="preserve">1</m:t>
+                        </m:r>
+                        <m:r>
+                          <m:t xml:space="preserve">,</m:t>
+                        </m:r>
+                        <m:r>
+                          <m:t xml:space="preserve">j</m:t>
+                        </m:r>
+                        <m:r>
+                          <m:t xml:space="preserve">+</m:t>
+                        </m:r>
+                        <m:r>
+                          <m:t xml:space="preserve">1</m:t>
+                        </m:r>
+                      </m:sub>
+                    </m:sSub>
+                  </m:e>
+                  <m:e>
+                    <m:r>
+                      <m:t xml:space="preserve">⋯</m:t>
+                    </m:r>
+                  </m:e>
+                  <m:e>
+                    <m:sSub>
+                      <m:e>
+                        <m:r>
+                          <m:t xml:space="preserve">a</m:t>
+                        </m:r>
+                      </m:e>
+                      <m:sub>
+                        <m:r>
+                          <m:t xml:space="preserve">1</m:t>
+                        </m:r>
+                        <m:r>
+                          <m:t xml:space="preserve">,</m:t>
+                        </m:r>
+                        <m:r>
+                          <m:t xml:space="preserve">i</m:t>
+                        </m:r>
+                        <m:r>
+                          <m:t xml:space="preserve">−</m:t>
+                        </m:r>
+                        <m:r>
+                          <m:t xml:space="preserve">1</m:t>
+                        </m:r>
+                      </m:sub>
+                    </m:sSub>
+                  </m:e>
+                  <m:e>
+                    <m:sSub>
+                      <m:e>
+                        <m:r>
+                          <m:t xml:space="preserve">a</m:t>
+                        </m:r>
+                      </m:e>
+                      <m:sub>
+                        <m:r>
+                          <m:t xml:space="preserve">1</m:t>
+                        </m:r>
+                        <m:r>
+                          <m:t xml:space="preserve">i</m:t>
+                        </m:r>
+                      </m:sub>
+                    </m:sSub>
+                  </m:e>
+                  <m:e>
+                    <m:sSub>
+                      <m:e>
+                        <m:r>
+                          <m:t xml:space="preserve">a</m:t>
+                        </m:r>
+                      </m:e>
+                      <m:sub>
+                        <m:r>
+                          <m:t xml:space="preserve">1</m:t>
+                        </m:r>
+                        <m:r>
+                          <m:t xml:space="preserve">,</m:t>
+                        </m:r>
+                        <m:r>
+                          <m:t xml:space="preserve">i</m:t>
+                        </m:r>
+                        <m:r>
+                          <m:t xml:space="preserve">+</m:t>
+                        </m:r>
+                        <m:r>
+                          <m:t xml:space="preserve">1</m:t>
+                        </m:r>
+                      </m:sub>
+                    </m:sSub>
+                  </m:e>
+                  <m:e>
+                    <m:r>
+                      <m:t xml:space="preserve">⋯</m:t>
+                    </m:r>
+                  </m:e>
+                  <m:e>
+                    <m:sSub>
+                      <m:e>
+                        <m:r>
+                          <m:t xml:space="preserve">a</m:t>
+                        </m:r>
+                      </m:e>
+                      <m:sub>
+                        <m:r>
+                          <m:t xml:space="preserve">1</m:t>
+                        </m:r>
+                        <m:r>
+                          <m:t xml:space="preserve">n</m:t>
+                        </m:r>
+                      </m:sub>
+                    </m:sSub>
+                  </m:e>
+                </m:mr>
+                <m:mr>
+                  <m:e>
+                    <m:r>
+                      <m:t xml:space="preserve">⋯</m:t>
+                    </m:r>
+                  </m:e>
+                  <m:e>
+                    <m:r>
+                      <m:t xml:space="preserve">⋱</m:t>
+                    </m:r>
+                  </m:e>
+                  <m:e>
+                    <m:r>
+                      <m:t xml:space="preserve">⋮</m:t>
+                    </m:r>
+                  </m:e>
+                  <m:e>
+                    <m:r>
+                      <m:t xml:space="preserve">⋮</m:t>
+                    </m:r>
+                  </m:e>
+                  <m:e>
+                    <m:r>
+                      <m:t xml:space="preserve">⋮</m:t>
+                    </m:r>
+                  </m:e>
+                  <m:e>
+                    <m:r>
+                      <m:t xml:space="preserve">⋮</m:t>
+                    </m:r>
+                  </m:e>
+                  <m:e>
+                    <m:r>
+                      <m:t xml:space="preserve">⋮</m:t>
+                    </m:r>
+                  </m:e>
+                  <m:e>
+                    <m:r>
+                      <m:t xml:space="preserve">⋮</m:t>
+                    </m:r>
+                  </m:e>
+                  <m:e>
+                    <m:r>
+                      <m:t xml:space="preserve">⋮</m:t>
+                    </m:r>
+                  </m:e>
+                  <m:e>
+                    <m:r>
+                      <m:t xml:space="preserve">⋮</m:t>
+                    </m:r>
+                  </m:e>
+                  <m:e>
+                    <m:r>
+                      <m:t xml:space="preserve">⋮</m:t>
+                    </m:r>
+                  </m:e>
+                </m:mr>
+                <m:mr>
+                  <m:e>
+                    <m:r>
+                      <m:t xml:space="preserve">0</m:t>
+                    </m:r>
+                  </m:e>
+                  <m:e>
+                    <m:r>
+                      <m:t xml:space="preserve">⋯</m:t>
+                    </m:r>
+                  </m:e>
+                  <m:e>
+                    <m:sSub>
+                      <m:e>
+                        <m:r>
+                          <m:t xml:space="preserve">a</m:t>
+                        </m:r>
+                      </m:e>
+                      <m:sub>
+                        <m:r>
+                          <m:t xml:space="preserve">j</m:t>
+                        </m:r>
+                        <m:r>
+                          <m:t xml:space="preserve">−</m:t>
+                        </m:r>
+                        <m:r>
+                          <m:t xml:space="preserve">1</m:t>
+                        </m:r>
+                        <m:r>
+                          <m:t xml:space="preserve">,</m:t>
+                        </m:r>
+                        <m:r>
+                          <m:t xml:space="preserve">j</m:t>
+                        </m:r>
+                        <m:r>
+                          <m:t xml:space="preserve">−</m:t>
+                        </m:r>
+                        <m:r>
+                          <m:t xml:space="preserve">1</m:t>
+                        </m:r>
+                      </m:sub>
+                    </m:sSub>
+                  </m:e>
+                  <m:e>
+                    <m:sSub>
+                      <m:e>
+                        <m:r>
+                          <m:t xml:space="preserve">a</m:t>
+                        </m:r>
+                      </m:e>
+                      <m:sub>
+                        <m:r>
+                          <m:t xml:space="preserve">j</m:t>
+                        </m:r>
+                        <m:r>
+                          <m:t xml:space="preserve">−</m:t>
+                        </m:r>
+                        <m:r>
+                          <m:t xml:space="preserve">1</m:t>
+                        </m:r>
+                        <m:r>
+                          <m:t xml:space="preserve">,</m:t>
+                        </m:r>
+                        <m:r>
+                          <m:t xml:space="preserve">j</m:t>
+                        </m:r>
+                      </m:sub>
+                    </m:sSub>
+                  </m:e>
+                  <m:e>
+                    <m:sSub>
+                      <m:e>
+                        <m:r>
+                          <m:t xml:space="preserve">a</m:t>
+                        </m:r>
+                      </m:e>
+                      <m:sub>
+                        <m:r>
+                          <m:t xml:space="preserve">j</m:t>
+                        </m:r>
+                        <m:r>
+                          <m:t xml:space="preserve">−</m:t>
+                        </m:r>
+                        <m:r>
+                          <m:t xml:space="preserve">1</m:t>
+                        </m:r>
+                        <m:r>
+                          <m:t xml:space="preserve">,</m:t>
+                        </m:r>
+                        <m:r>
+                          <m:t xml:space="preserve">j</m:t>
+                        </m:r>
+                        <m:r>
+                          <m:t xml:space="preserve">+</m:t>
+                        </m:r>
+                        <m:r>
+                          <m:t xml:space="preserve">1</m:t>
+                        </m:r>
+                      </m:sub>
+                    </m:sSub>
+                  </m:e>
+                  <m:e>
+                    <m:r>
+                      <m:t xml:space="preserve">⋯</m:t>
+                    </m:r>
+                  </m:e>
+                  <m:e>
+                    <m:sSub>
+                      <m:e>
+                        <m:r>
+                          <m:t xml:space="preserve">a</m:t>
+                        </m:r>
+                      </m:e>
+                      <m:sub>
+                        <m:r>
+                          <m:t xml:space="preserve">j</m:t>
+                        </m:r>
+                        <m:r>
+                          <m:t xml:space="preserve">−</m:t>
+                        </m:r>
+                        <m:r>
+                          <m:t xml:space="preserve">1</m:t>
+                        </m:r>
+                        <m:r>
+                          <m:t xml:space="preserve">,</m:t>
+                        </m:r>
+                        <m:r>
+                          <m:t xml:space="preserve">i</m:t>
+                        </m:r>
+                        <m:r>
+                          <m:t xml:space="preserve">−</m:t>
+                        </m:r>
+                        <m:r>
+                          <m:t xml:space="preserve">1</m:t>
+                        </m:r>
+                      </m:sub>
+                    </m:sSub>
+                  </m:e>
+                  <m:e>
+                    <m:sSub>
+                      <m:e>
+                        <m:r>
+                          <m:t xml:space="preserve">a</m:t>
+                        </m:r>
+                      </m:e>
+                      <m:sub>
+                        <m:r>
+                          <m:t xml:space="preserve">j</m:t>
+                        </m:r>
+                        <m:r>
+                          <m:t xml:space="preserve">−</m:t>
+                        </m:r>
+                        <m:r>
+                          <m:t xml:space="preserve">1</m:t>
+                        </m:r>
+                        <m:r>
+                          <m:t xml:space="preserve">,</m:t>
+                        </m:r>
+                        <m:r>
+                          <m:t xml:space="preserve">i</m:t>
+                        </m:r>
+                      </m:sub>
+                    </m:sSub>
+                  </m:e>
+                  <m:e>
+                    <m:sSub>
+                      <m:e>
+                        <m:r>
+                          <m:t xml:space="preserve">a</m:t>
+                        </m:r>
+                      </m:e>
+                      <m:sub>
+                        <m:r>
+                          <m:t xml:space="preserve">j</m:t>
+                        </m:r>
+                        <m:r>
+                          <m:t xml:space="preserve">−</m:t>
+                        </m:r>
+                        <m:r>
+                          <m:t xml:space="preserve">1</m:t>
+                        </m:r>
+                        <m:r>
+                          <m:t xml:space="preserve">,</m:t>
+                        </m:r>
+                        <m:r>
+                          <m:t xml:space="preserve">i</m:t>
+                        </m:r>
+                        <m:r>
+                          <m:t xml:space="preserve">+</m:t>
+                        </m:r>
+                        <m:r>
+                          <m:t xml:space="preserve">1</m:t>
+                        </m:r>
+                      </m:sub>
+                    </m:sSub>
+                  </m:e>
+                  <m:e>
+                    <m:r>
+                      <m:t xml:space="preserve">⋯</m:t>
+                    </m:r>
+                  </m:e>
+                  <m:e>
+                    <m:sSub>
+                      <m:e>
+                        <m:r>
+                          <m:t xml:space="preserve">a</m:t>
+                        </m:r>
+                      </m:e>
+                      <m:sub>
+                        <m:r>
+                          <m:t xml:space="preserve">j</m:t>
+                        </m:r>
+                        <m:r>
+                          <m:t xml:space="preserve">−</m:t>
+                        </m:r>
+                        <m:r>
+                          <m:t xml:space="preserve">1</m:t>
+                        </m:r>
+                        <m:r>
+                          <m:t xml:space="preserve">,</m:t>
+                        </m:r>
+                        <m:r>
+                          <m:t xml:space="preserve">n</m:t>
+                        </m:r>
+                      </m:sub>
+                    </m:sSub>
+                  </m:e>
+                </m:mr>
+                <m:mr>
+                  <m:e>
+                    <m:r>
+                      <m:t xml:space="preserve">0</m:t>
+                    </m:r>
+                  </m:e>
+                  <m:e>
+                    <m:r>
+                      <m:t xml:space="preserve">⋯</m:t>
+                    </m:r>
+                  </m:e>
+                  <m:e>
+                    <m:r>
+                      <m:t xml:space="preserve">0</m:t>
+                    </m:r>
+                  </m:e>
+                  <m:e>
+                    <m:sSub>
+                      <m:e>
+                        <m:r>
+                          <m:t xml:space="preserve">a</m:t>
+                        </m:r>
+                      </m:e>
+                      <m:sub>
+                        <m:r>
+                          <m:t xml:space="preserve">jj</m:t>
+                        </m:r>
+                      </m:sub>
+                    </m:sSub>
+                  </m:e>
+                  <m:e>
+                    <m:sSub>
+                      <m:e>
+                        <m:r>
+                          <m:t xml:space="preserve">a</m:t>
+                        </m:r>
+                      </m:e>
+                      <m:sub>
+                        <m:r>
+                          <m:t xml:space="preserve">j</m:t>
+                        </m:r>
+                        <m:r>
+                          <m:t xml:space="preserve">,</m:t>
+                        </m:r>
+                        <m:r>
+                          <m:t xml:space="preserve">j</m:t>
+                        </m:r>
+                        <m:r>
+                          <m:t xml:space="preserve">+</m:t>
+                        </m:r>
+                        <m:r>
+                          <m:t xml:space="preserve">1</m:t>
+                        </m:r>
+                      </m:sub>
+                    </m:sSub>
+                  </m:e>
+                  <m:e>
+                    <m:r>
+                      <m:t xml:space="preserve">⋯</m:t>
+                    </m:r>
+                  </m:e>
+                  <m:e>
+                    <m:sSub>
+                      <m:e>
+                        <m:r>
+                          <m:t xml:space="preserve">a</m:t>
+                        </m:r>
+                      </m:e>
+                      <m:sub>
+                        <m:r>
+                          <m:t xml:space="preserve">j</m:t>
+                        </m:r>
+                        <m:r>
+                          <m:t xml:space="preserve">,</m:t>
+                        </m:r>
+                        <m:r>
+                          <m:t xml:space="preserve">i</m:t>
+                        </m:r>
+                        <m:r>
+                          <m:t xml:space="preserve">−</m:t>
+                        </m:r>
+                        <m:r>
+                          <m:t xml:space="preserve">1</m:t>
+                        </m:r>
+                      </m:sub>
+                    </m:sSub>
+                  </m:e>
+                  <m:e>
+                    <m:sSub>
+                      <m:e>
+                        <m:r>
+                          <m:t xml:space="preserve">a</m:t>
+                        </m:r>
+                      </m:e>
+                      <m:sub>
+                        <m:r>
+                          <m:t xml:space="preserve">j</m:t>
+                        </m:r>
+                        <m:r>
+                          <m:t xml:space="preserve">,</m:t>
+                        </m:r>
+                        <m:r>
+                          <m:t xml:space="preserve">i</m:t>
+                        </m:r>
+                      </m:sub>
+                    </m:sSub>
+                  </m:e>
+                  <m:e>
+                    <m:sSub>
+                      <m:e>
+                        <m:r>
+                          <m:t xml:space="preserve">a</m:t>
+                        </m:r>
+                      </m:e>
+                      <m:sub>
+                        <m:r>
+                          <m:t xml:space="preserve">j</m:t>
+                        </m:r>
+                        <m:r>
+                          <m:t xml:space="preserve">,</m:t>
+                        </m:r>
+                        <m:r>
+                          <m:t xml:space="preserve">i</m:t>
+                        </m:r>
+                        <m:r>
+                          <m:t xml:space="preserve">+</m:t>
+                        </m:r>
+                        <m:r>
+                          <m:t xml:space="preserve">1</m:t>
+                        </m:r>
+                      </m:sub>
+                    </m:sSub>
+                  </m:e>
+                  <m:e>
+                    <m:r>
+                      <m:t xml:space="preserve">⋯</m:t>
+                    </m:r>
+                  </m:e>
+                  <m:e>
+                    <m:sSub>
+                      <m:e>
+                        <m:r>
+                          <m:t xml:space="preserve">a</m:t>
+                        </m:r>
+                      </m:e>
+                      <m:sub>
+                        <m:r>
+                          <m:t xml:space="preserve">jn</m:t>
+                        </m:r>
+                      </m:sub>
+                    </m:sSub>
+                  </m:e>
+                </m:mr>
+                <m:mr>
+                  <m:e>
+                    <m:r>
+                      <m:t xml:space="preserve">0</m:t>
+                    </m:r>
+                  </m:e>
+                  <m:e>
+                    <m:r>
+                      <m:t xml:space="preserve">⋯</m:t>
+                    </m:r>
+                  </m:e>
+                  <m:e>
+                    <m:r>
+                      <m:t xml:space="preserve">0</m:t>
+                    </m:r>
+                  </m:e>
+                  <m:e>
+                    <m:r>
+                      <m:t xml:space="preserve">0</m:t>
+                    </m:r>
+                  </m:e>
+                  <m:e>
+                    <m:sSub>
+                      <m:e>
+                        <m:r>
+                          <m:t xml:space="preserve">a</m:t>
+                        </m:r>
+                      </m:e>
+                      <m:sub>
+                        <m:r>
+                          <m:t xml:space="preserve">j</m:t>
+                        </m:r>
+                        <m:r>
+                          <m:t xml:space="preserve">+</m:t>
+                        </m:r>
+                        <m:r>
+                          <m:t xml:space="preserve">1</m:t>
+                        </m:r>
+                        <m:r>
+                          <m:t xml:space="preserve">,</m:t>
+                        </m:r>
+                        <m:r>
+                          <m:t xml:space="preserve">j</m:t>
+                        </m:r>
+                        <m:r>
+                          <m:t xml:space="preserve">+</m:t>
+                        </m:r>
+                        <m:r>
+                          <m:t xml:space="preserve">1</m:t>
+                        </m:r>
+                      </m:sub>
+                    </m:sSub>
+                  </m:e>
+                  <m:e>
+                    <m:r>
+                      <m:t xml:space="preserve">⋯</m:t>
+                    </m:r>
+                  </m:e>
+                  <m:e>
+                    <m:sSub>
+                      <m:e>
+                        <m:r>
+                          <m:t xml:space="preserve">a</m:t>
+                        </m:r>
+                      </m:e>
+                      <m:sub>
+                        <m:r>
+                          <m:t xml:space="preserve">j</m:t>
+                        </m:r>
+                        <m:r>
+                          <m:t xml:space="preserve">+</m:t>
+                        </m:r>
+                        <m:r>
+                          <m:t xml:space="preserve">1</m:t>
+                        </m:r>
+                        <m:r>
+                          <m:t xml:space="preserve">,</m:t>
+                        </m:r>
+                        <m:r>
+                          <m:t xml:space="preserve">i</m:t>
+                        </m:r>
+                        <m:r>
+                          <m:t xml:space="preserve">−</m:t>
+                        </m:r>
+                        <m:r>
+                          <m:t xml:space="preserve">1</m:t>
+                        </m:r>
+                      </m:sub>
+                    </m:sSub>
+                  </m:e>
+                  <m:e>
+                    <m:sSub>
+                      <m:e>
+                        <m:r>
+                          <m:t xml:space="preserve">a</m:t>
+                        </m:r>
+                      </m:e>
+                      <m:sub>
+                        <m:r>
+                          <m:t xml:space="preserve">j</m:t>
+                        </m:r>
+                        <m:r>
+                          <m:t xml:space="preserve">+</m:t>
+                        </m:r>
+                        <m:r>
+                          <m:t xml:space="preserve">1</m:t>
+                        </m:r>
+                        <m:r>
+                          <m:t xml:space="preserve">,</m:t>
+                        </m:r>
+                        <m:r>
+                          <m:t xml:space="preserve">i</m:t>
+                        </m:r>
+                      </m:sub>
+                    </m:sSub>
+                  </m:e>
+                  <m:e>
+                    <m:sSub>
+                      <m:e>
+                        <m:r>
+                          <m:t xml:space="preserve">a</m:t>
+                        </m:r>
+                      </m:e>
+                      <m:sub>
+                        <m:r>
+                          <m:t xml:space="preserve">j</m:t>
+                        </m:r>
+                        <m:r>
+                          <m:t xml:space="preserve">+</m:t>
+                        </m:r>
+                        <m:r>
+                          <m:t xml:space="preserve">1</m:t>
+                        </m:r>
+                        <m:r>
+                          <m:t xml:space="preserve">,</m:t>
+                        </m:r>
+                        <m:r>
+                          <m:t xml:space="preserve">i</m:t>
+                        </m:r>
+                        <m:r>
+                          <m:t xml:space="preserve">+</m:t>
+                        </m:r>
+                        <m:r>
+                          <m:t xml:space="preserve">1</m:t>
+                        </m:r>
+                      </m:sub>
+                    </m:sSub>
+                  </m:e>
+                  <m:e>
+                    <m:r>
+                      <m:t xml:space="preserve">⋯</m:t>
+                    </m:r>
+                  </m:e>
+                  <m:e>
+                    <m:sSub>
+                      <m:e>
+                        <m:r>
+                          <m:t xml:space="preserve">a</m:t>
+                        </m:r>
+                      </m:e>
+                      <m:sub>
+                        <m:r>
+                          <m:t xml:space="preserve">j</m:t>
+                        </m:r>
+                        <m:r>
+                          <m:t xml:space="preserve">+</m:t>
+                        </m:r>
+                        <m:r>
+                          <m:t xml:space="preserve">1</m:t>
+                        </m:r>
+                        <m:r>
+                          <m:t xml:space="preserve">,</m:t>
+                        </m:r>
+                        <m:r>
+                          <m:t xml:space="preserve">n</m:t>
+                        </m:r>
+                      </m:sub>
+                    </m:sSub>
+                  </m:e>
+                </m:mr>
+                <m:mr>
+                  <m:e>
+                    <m:r>
+                      <m:t xml:space="preserve">⋮</m:t>
+                    </m:r>
+                  </m:e>
+                  <m:e>
+                    <m:r>
+                      <m:t xml:space="preserve">⋮</m:t>
+                    </m:r>
+                  </m:e>
+                  <m:e>
+                    <m:r>
+                      <m:t xml:space="preserve">⋮</m:t>
+                    </m:r>
+                  </m:e>
+                  <m:e>
+                    <m:r>
+                      <m:t xml:space="preserve">⋮</m:t>
+                    </m:r>
+                  </m:e>
+                  <m:e>
+                    <m:r>
+                      <m:t xml:space="preserve">⋮</m:t>
+                    </m:r>
+                  </m:e>
+                  <m:e>
+                    <m:r>
+                      <m:t xml:space="preserve">⋱</m:t>
+                    </m:r>
+                  </m:e>
+                  <m:e>
+                    <m:r>
+                      <m:t xml:space="preserve">⋮</m:t>
+                    </m:r>
+                  </m:e>
+                  <m:e>
+                    <m:r>
+                      <m:t xml:space="preserve">⋮</m:t>
+                    </m:r>
+                  </m:e>
+                  <m:e>
+                    <m:r>
+                      <m:t xml:space="preserve">⋮</m:t>
+                    </m:r>
+                  </m:e>
+                  <m:e>
+                    <m:r>
+                      <m:t xml:space="preserve">⋮</m:t>
+                    </m:r>
+                  </m:e>
+                  <m:e>
+                    <m:r>
+                      <m:t xml:space="preserve">⋮</m:t>
+                    </m:r>
+                  </m:e>
+                </m:mr>
+                <m:mr>
+                  <m:e>
+                    <m:r>
+                      <m:t xml:space="preserve">0</m:t>
+                    </m:r>
+                  </m:e>
+                  <m:e>
+                    <m:r>
+                      <m:t xml:space="preserve">⋯</m:t>
+                    </m:r>
+                  </m:e>
+                  <m:e>
+                    <m:r>
+                      <m:t xml:space="preserve">0</m:t>
+                    </m:r>
+                  </m:e>
+                  <m:e>
+                    <m:r>
+                      <m:t xml:space="preserve">0</m:t>
+                    </m:r>
+                  </m:e>
+                  <m:e>
+                    <m:sSub>
+                      <m:e>
+                        <m:r>
+                          <m:t xml:space="preserve">a</m:t>
+                        </m:r>
+                      </m:e>
+                      <m:sub>
+                        <m:r>
+                          <m:t xml:space="preserve">i</m:t>
+                        </m:r>
+                        <m:r>
+                          <m:t xml:space="preserve">−</m:t>
+                        </m:r>
+                        <m:r>
+                          <m:t xml:space="preserve">1</m:t>
+                        </m:r>
+                        <m:r>
+                          <m:t xml:space="preserve">,</m:t>
+                        </m:r>
+                        <m:r>
+                          <m:t xml:space="preserve">j</m:t>
+                        </m:r>
+                        <m:r>
+                          <m:t xml:space="preserve">+</m:t>
+                        </m:r>
+                        <m:r>
+                          <m:t xml:space="preserve">1</m:t>
+                        </m:r>
+                      </m:sub>
+                    </m:sSub>
+                  </m:e>
+                  <m:e>
+                    <m:r>
+                      <m:t xml:space="preserve">⋯</m:t>
+                    </m:r>
+                  </m:e>
+                  <m:e>
+                    <m:sSub>
+                      <m:e>
+                        <m:r>
+                          <m:t xml:space="preserve">a</m:t>
+                        </m:r>
+                      </m:e>
+                      <m:sub>
+                        <m:r>
+                          <m:t xml:space="preserve">i</m:t>
+                        </m:r>
+                        <m:r>
+                          <m:t xml:space="preserve">−</m:t>
+                        </m:r>
+                        <m:r>
+                          <m:t xml:space="preserve">1</m:t>
+                        </m:r>
+                        <m:r>
+                          <m:t xml:space="preserve">,</m:t>
+                        </m:r>
+                        <m:r>
+                          <m:t xml:space="preserve">i</m:t>
+                        </m:r>
+                        <m:r>
+                          <m:t xml:space="preserve">−</m:t>
+                        </m:r>
+                        <m:r>
+                          <m:t xml:space="preserve">1</m:t>
+                        </m:r>
+                      </m:sub>
+                    </m:sSub>
+                  </m:e>
+                  <m:e>
+                    <m:sSub>
+                      <m:e>
+                        <m:r>
+                          <m:t xml:space="preserve">a</m:t>
+                        </m:r>
+                      </m:e>
+                      <m:sub>
+                        <m:r>
+                          <m:t xml:space="preserve">i</m:t>
+                        </m:r>
+                        <m:r>
+                          <m:t xml:space="preserve">−</m:t>
+                        </m:r>
+                        <m:r>
+                          <m:t xml:space="preserve">1</m:t>
+                        </m:r>
+                        <m:r>
+                          <m:t xml:space="preserve">,</m:t>
+                        </m:r>
+                        <m:r>
+                          <m:t xml:space="preserve">i</m:t>
+                        </m:r>
+                      </m:sub>
+                    </m:sSub>
+                  </m:e>
+                  <m:e>
+                    <m:sSub>
+                      <m:e>
+                        <m:r>
+                          <m:t xml:space="preserve">a</m:t>
+                        </m:r>
+                      </m:e>
+                      <m:sub>
+                        <m:r>
+                          <m:t xml:space="preserve">i</m:t>
+                        </m:r>
+                        <m:r>
+                          <m:t xml:space="preserve">−</m:t>
+                        </m:r>
+                        <m:r>
+                          <m:t xml:space="preserve">1</m:t>
+                        </m:r>
+                        <m:r>
+                          <m:t xml:space="preserve">,</m:t>
+                        </m:r>
+                        <m:r>
+                          <m:t xml:space="preserve">i</m:t>
+                        </m:r>
+                        <m:r>
+                          <m:t xml:space="preserve">+</m:t>
+                        </m:r>
+                        <m:r>
+                          <m:t xml:space="preserve">1</m:t>
+                        </m:r>
+                      </m:sub>
+                    </m:sSub>
+                  </m:e>
+                  <m:e>
+                    <m:r>
+                      <m:t xml:space="preserve">⋯</m:t>
+                    </m:r>
+                  </m:e>
+                  <m:e>
+                    <m:sSub>
+                      <m:e>
+                        <m:r>
+                          <m:t xml:space="preserve">a</m:t>
+                        </m:r>
+                      </m:e>
+                      <m:sub>
+                        <m:r>
+                          <m:t xml:space="preserve">i</m:t>
+                        </m:r>
+                        <m:r>
+                          <m:t xml:space="preserve">−</m:t>
+                        </m:r>
+                        <m:r>
+                          <m:t xml:space="preserve">1</m:t>
+                        </m:r>
+                        <m:r>
+                          <m:t xml:space="preserve">,</m:t>
+                        </m:r>
+                        <m:r>
+                          <m:t xml:space="preserve">n</m:t>
+                        </m:r>
+                      </m:sub>
+                    </m:sSub>
+                  </m:e>
+                </m:mr>
+                <m:mr>
+                  <m:e>
+                    <m:r>
+                      <m:t xml:space="preserve">0</m:t>
+                    </m:r>
+                  </m:e>
+                  <m:e>
+                    <m:r>
+                      <m:t xml:space="preserve">⋯</m:t>
+                    </m:r>
+                  </m:e>
+                  <m:e>
+                    <m:r>
+                      <m:t xml:space="preserve">0</m:t>
+                    </m:r>
+                  </m:e>
+                  <m:e>
+                    <m:sSub>
+                      <m:e>
+                        <m:r>
+                          <m:t xml:space="preserve">a</m:t>
+                        </m:r>
+                      </m:e>
+                      <m:sub>
+                        <m:r>
+                          <m:t xml:space="preserve">ij</m:t>
+                        </m:r>
+                      </m:sub>
+                    </m:sSub>
+                  </m:e>
+                  <m:e>
+                    <m:sSub>
+                      <m:e>
+                        <m:r>
+                          <m:t xml:space="preserve">a</m:t>
+                        </m:r>
+                      </m:e>
+                      <m:sub>
+                        <m:r>
+                          <m:t xml:space="preserve">i</m:t>
+                        </m:r>
+                        <m:r>
+                          <m:t xml:space="preserve">,</m:t>
+                        </m:r>
+                        <m:r>
+                          <m:t xml:space="preserve">j</m:t>
+                        </m:r>
+                        <m:r>
+                          <m:t xml:space="preserve">+</m:t>
+                        </m:r>
+                        <m:r>
+                          <m:t xml:space="preserve">1</m:t>
+                        </m:r>
+                      </m:sub>
+                    </m:sSub>
+                  </m:e>
+                  <m:e>
+                    <m:r>
+                      <m:t xml:space="preserve">⋯</m:t>
+                    </m:r>
+                  </m:e>
+                  <m:e>
+                    <m:sSub>
+                      <m:e>
+                        <m:r>
+                          <m:t xml:space="preserve">a</m:t>
+                        </m:r>
+                      </m:e>
+                      <m:sub>
+                        <m:r>
+                          <m:t xml:space="preserve">i</m:t>
+                        </m:r>
+                        <m:r>
+                          <m:t xml:space="preserve">,</m:t>
+                        </m:r>
+                        <m:r>
+                          <m:t xml:space="preserve">i</m:t>
+                        </m:r>
+                        <m:r>
+                          <m:t xml:space="preserve">−</m:t>
+                        </m:r>
+                        <m:r>
+                          <m:t xml:space="preserve">1</m:t>
+                        </m:r>
+                      </m:sub>
+                    </m:sSub>
+                  </m:e>
+                  <m:e>
+                    <m:sSub>
+                      <m:e>
+                        <m:r>
+                          <m:t xml:space="preserve">a</m:t>
+                        </m:r>
+                      </m:e>
+                      <m:sub>
+                        <m:r>
+                          <m:t xml:space="preserve">ii</m:t>
+                        </m:r>
+                      </m:sub>
+                    </m:sSub>
+                  </m:e>
+                  <m:e>
+                    <m:sSub>
+                      <m:e>
+                        <m:r>
+                          <m:t xml:space="preserve">a</m:t>
+                        </m:r>
+                      </m:e>
+                      <m:sub>
+                        <m:r>
+                          <m:t xml:space="preserve">i</m:t>
+                        </m:r>
+                        <m:r>
+                          <m:t xml:space="preserve">,</m:t>
+                        </m:r>
+                        <m:r>
+                          <m:t xml:space="preserve">i</m:t>
+                        </m:r>
+                        <m:r>
+                          <m:t xml:space="preserve">+</m:t>
+                        </m:r>
+                        <m:r>
+                          <m:t xml:space="preserve">1</m:t>
+                        </m:r>
+                      </m:sub>
+                    </m:sSub>
+                  </m:e>
+                  <m:e>
+                    <m:r>
+                      <m:t xml:space="preserve">⋯</m:t>
+                    </m:r>
+                  </m:e>
+                  <m:e>
+                    <m:sSub>
+                      <m:e>
+                        <m:r>
+                          <m:t xml:space="preserve">a</m:t>
+                        </m:r>
+                      </m:e>
+                      <m:sub>
+                        <m:r>
+                          <m:t xml:space="preserve">i</m:t>
+                        </m:r>
+                        <m:r>
+                          <m:t xml:space="preserve">n</m:t>
+                        </m:r>
+                      </m:sub>
+                    </m:sSub>
+                  </m:e>
+                </m:mr>
+                <m:mr>
+                  <m:e>
+                    <m:r>
+                      <m:t xml:space="preserve">0</m:t>
+                    </m:r>
+                  </m:e>
+                  <m:e>
+                    <m:r>
+                      <m:t xml:space="preserve">⋯</m:t>
+                    </m:r>
+                  </m:e>
+                  <m:e>
+                    <m:r>
+                      <m:t xml:space="preserve">0</m:t>
+                    </m:r>
+                  </m:e>
+                  <m:e>
+                    <m:sSub>
+                      <m:e>
+                        <m:r>
+                          <m:t xml:space="preserve">a</m:t>
+                        </m:r>
+                      </m:e>
+                      <m:sub>
+                        <m:r>
+                          <m:t xml:space="preserve">i</m:t>
+                        </m:r>
+                        <m:r>
+                          <m:t xml:space="preserve">+</m:t>
+                        </m:r>
+                        <m:r>
+                          <m:t xml:space="preserve">1</m:t>
+                        </m:r>
+                        <m:r>
+                          <m:t xml:space="preserve">,</m:t>
+                        </m:r>
+                        <m:r>
+                          <m:t xml:space="preserve">j</m:t>
+                        </m:r>
+                      </m:sub>
+                    </m:sSub>
+                  </m:e>
+                  <m:e>
+                    <m:sSub>
+                      <m:e>
+                        <m:r>
+                          <m:t xml:space="preserve">a</m:t>
+                        </m:r>
+                      </m:e>
+                      <m:sub>
+                        <m:r>
+                          <m:t xml:space="preserve">i</m:t>
+                        </m:r>
+                        <m:r>
+                          <m:t xml:space="preserve">+</m:t>
+                        </m:r>
+                        <m:r>
+                          <m:t xml:space="preserve">1</m:t>
+                        </m:r>
+                        <m:r>
+                          <m:t xml:space="preserve">,</m:t>
+                        </m:r>
+                        <m:r>
+                          <m:t xml:space="preserve">j</m:t>
+                        </m:r>
+                      </m:sub>
+                    </m:sSub>
+                  </m:e>
+                  <m:e>
+                    <m:r>
+                      <m:t xml:space="preserve">⋯</m:t>
+                    </m:r>
+                  </m:e>
+                  <m:e>
+                    <m:sSub>
+                      <m:e>
+                        <m:r>
+                          <m:t xml:space="preserve">a</m:t>
+                        </m:r>
+                      </m:e>
+                      <m:sub>
+                        <m:r>
+                          <m:t xml:space="preserve">i</m:t>
+                        </m:r>
+                        <m:r>
+                          <m:t xml:space="preserve">+</m:t>
+                        </m:r>
+                        <m:r>
+                          <m:t xml:space="preserve">1</m:t>
+                        </m:r>
+                        <m:r>
+                          <m:t xml:space="preserve">,</m:t>
+                        </m:r>
+                        <m:r>
+                          <m:t xml:space="preserve">i</m:t>
+                        </m:r>
+                        <m:r>
+                          <m:t xml:space="preserve">−</m:t>
+                        </m:r>
+                        <m:r>
+                          <m:t xml:space="preserve">1</m:t>
+                        </m:r>
+                      </m:sub>
+                    </m:sSub>
+                  </m:e>
+                  <m:e>
+                    <m:sSub>
+                      <m:e>
+                        <m:r>
+                          <m:t xml:space="preserve">a</m:t>
+                        </m:r>
+                      </m:e>
+                      <m:sub>
+                        <m:r>
+                          <m:t xml:space="preserve">i</m:t>
+                        </m:r>
+                        <m:r>
+                          <m:t xml:space="preserve">+</m:t>
+                        </m:r>
+                        <m:r>
+                          <m:t xml:space="preserve">1</m:t>
+                        </m:r>
+                        <m:r>
+                          <m:t xml:space="preserve">,</m:t>
+                        </m:r>
+                        <m:r>
+                          <m:t xml:space="preserve">i</m:t>
+                        </m:r>
+                      </m:sub>
+                    </m:sSub>
+                  </m:e>
+                  <m:e>
+                    <m:sSub>
+                      <m:e>
+                        <m:r>
+                          <m:t xml:space="preserve">a</m:t>
+                        </m:r>
+                      </m:e>
+                      <m:sub>
+                        <m:r>
+                          <m:t xml:space="preserve">i</m:t>
+                        </m:r>
+                        <m:r>
+                          <m:t xml:space="preserve">+</m:t>
+                        </m:r>
+                        <m:r>
+                          <m:t xml:space="preserve">1</m:t>
+                        </m:r>
+                        <m:r>
+                          <m:t xml:space="preserve">,</m:t>
+                        </m:r>
+                        <m:r>
+                          <m:t xml:space="preserve">i</m:t>
+                        </m:r>
+                        <m:r>
+                          <m:t xml:space="preserve">+</m:t>
+                        </m:r>
+                        <m:r>
+                          <m:t xml:space="preserve">1</m:t>
+                        </m:r>
+                      </m:sub>
+                    </m:sSub>
+                  </m:e>
+                  <m:e>
+                    <m:r>
+                      <m:t xml:space="preserve">⋯</m:t>
+                    </m:r>
+                  </m:e>
+                  <m:e>
+                    <m:sSub>
+                      <m:e>
+                        <m:r>
+                          <m:t xml:space="preserve">a</m:t>
+                        </m:r>
+                      </m:e>
+                      <m:sub>
+                        <m:r>
+                          <m:t xml:space="preserve">i</m:t>
+                        </m:r>
+                        <m:r>
+                          <m:t xml:space="preserve">+</m:t>
+                        </m:r>
+                        <m:r>
+                          <m:t xml:space="preserve">1</m:t>
+                        </m:r>
+                        <m:r>
+                          <m:t xml:space="preserve">,</m:t>
+                        </m:r>
+                        <m:r>
+                          <m:t xml:space="preserve">n</m:t>
+                        </m:r>
+                      </m:sub>
+                    </m:sSub>
+                  </m:e>
+                </m:mr>
+                <m:mr>
+                  <m:e>
+                    <m:r>
+                      <m:t xml:space="preserve">⋮</m:t>
+                    </m:r>
+                  </m:e>
+                  <m:e>
+                    <m:r>
+                      <m:t xml:space="preserve">⋮</m:t>
+                    </m:r>
+                  </m:e>
+                  <m:e>
+                    <m:r>
+                      <m:t xml:space="preserve">⋮</m:t>
+                    </m:r>
+                  </m:e>
+                  <m:e>
+                    <m:r>
+                      <m:t xml:space="preserve">⋮</m:t>
+                    </m:r>
+                  </m:e>
+                  <m:e>
+                    <m:r>
+                      <m:t xml:space="preserve">⋮</m:t>
+                    </m:r>
+                  </m:e>
+                  <m:e>
+                    <m:r>
+                      <m:t xml:space="preserve">⋮</m:t>
+                    </m:r>
+                  </m:e>
+                  <m:e>
+                    <m:r>
+                      <m:t xml:space="preserve">⋮</m:t>
+                    </m:r>
+                  </m:e>
+                  <m:e>
+                    <m:r>
+                      <m:t xml:space="preserve">⋮</m:t>
+                    </m:r>
+                  </m:e>
+                  <m:e>
+                    <m:r>
+                      <m:t xml:space="preserve">⋮</m:t>
+                    </m:r>
+                  </m:e>
+                  <m:e>
+                    <m:r>
+                      <m:t xml:space="preserve">⋱</m:t>
+                    </m:r>
+                  </m:e>
+                  <m:e>
+                    <m:r>
+                      <m:t xml:space="preserve">⋮</m:t>
+                    </m:r>
+                  </m:e>
+                </m:mr>
+                <m:mr>
+                  <m:e>
+                    <m:r>
+                      <m:t xml:space="preserve">0</m:t>
+                    </m:r>
+                  </m:e>
+                  <m:e>
+                    <m:r>
+                      <m:t xml:space="preserve">⋯</m:t>
+                    </m:r>
+                  </m:e>
+                  <m:e>
+                    <m:r>
+                      <m:t xml:space="preserve">0</m:t>
+                    </m:r>
+                  </m:e>
+                  <m:e>
+                    <m:sSub>
+                      <m:e>
+                        <m:r>
+                          <m:t xml:space="preserve">a</m:t>
+                        </m:r>
+                      </m:e>
+                      <m:sub>
+                        <m:r>
+                          <m:t xml:space="preserve">n</m:t>
+                        </m:r>
+                        <m:r>
+                          <m:t xml:space="preserve">,</m:t>
+                        </m:r>
+                        <m:r>
+                          <m:t xml:space="preserve">j</m:t>
+                        </m:r>
+                      </m:sub>
+                    </m:sSub>
+                  </m:e>
+                  <m:e>
+                    <m:sSub>
+                      <m:e>
+                        <m:r>
+                          <m:t xml:space="preserve">a</m:t>
+                        </m:r>
+                      </m:e>
+                      <m:sub>
+                        <m:r>
+                          <m:t xml:space="preserve">n</m:t>
+                        </m:r>
+                        <m:r>
+                          <m:t xml:space="preserve">,</m:t>
+                        </m:r>
+                        <m:r>
+                          <m:t xml:space="preserve">j</m:t>
+                        </m:r>
+                        <m:r>
+                          <m:t xml:space="preserve">+</m:t>
+                        </m:r>
+                        <m:r>
+                          <m:t xml:space="preserve">1</m:t>
+                        </m:r>
+                      </m:sub>
+                    </m:sSub>
+                  </m:e>
+                  <m:e>
+                    <m:r>
+                      <m:t xml:space="preserve">⋯</m:t>
+                    </m:r>
+                  </m:e>
+                  <m:e>
+                    <m:sSub>
+                      <m:e>
+                        <m:r>
+                          <m:t xml:space="preserve">a</m:t>
+                        </m:r>
+                      </m:e>
+                      <m:sub>
+                        <m:r>
+                          <m:t xml:space="preserve">n</m:t>
+                        </m:r>
+                        <m:r>
+                          <m:t xml:space="preserve">,</m:t>
+                        </m:r>
+                        <m:r>
+                          <m:t xml:space="preserve">i</m:t>
+                        </m:r>
+                        <m:r>
+                          <m:t xml:space="preserve">−</m:t>
+                        </m:r>
+                        <m:r>
+                          <m:t xml:space="preserve">1</m:t>
+                        </m:r>
+                      </m:sub>
+                    </m:sSub>
+                  </m:e>
+                  <m:e>
+                    <m:sSub>
+                      <m:e>
+                        <m:r>
+                          <m:t xml:space="preserve">a</m:t>
+                        </m:r>
+                      </m:e>
+                      <m:sub>
+                        <m:r>
+                          <m:t xml:space="preserve">n</m:t>
+                        </m:r>
+                        <m:r>
+                          <m:t xml:space="preserve">i</m:t>
+                        </m:r>
+                      </m:sub>
+                    </m:sSub>
+                  </m:e>
+                  <m:e>
+                    <m:sSub>
+                      <m:e>
+                        <m:r>
+                          <m:t xml:space="preserve">a</m:t>
+                        </m:r>
+                      </m:e>
+                      <m:sub>
+                        <m:r>
+                          <m:t xml:space="preserve">n</m:t>
+                        </m:r>
+                        <m:r>
+                          <m:t xml:space="preserve">,</m:t>
+                        </m:r>
+                        <m:r>
+                          <m:t xml:space="preserve">i</m:t>
+                        </m:r>
+                        <m:r>
+                          <m:t xml:space="preserve">+</m:t>
+                        </m:r>
+                        <m:r>
+                          <m:t xml:space="preserve">1</m:t>
+                        </m:r>
+                      </m:sub>
+                    </m:sSub>
+                  </m:e>
+                  <m:e>
+                    <m:r>
+                      <m:t xml:space="preserve">⋯</m:t>
+                    </m:r>
+                  </m:e>
+                  <m:e>
+                    <m:sSub>
+                      <m:e>
+                        <m:r>
+                          <m:t xml:space="preserve">a</m:t>
+                        </m:r>
+                      </m:e>
+                      <m:sub>
+                        <m:r>
+                          <m:t xml:space="preserve">nn</m:t>
+                        </m:r>
+                      </m:sub>
+                    </m:sSub>
+                  </m:e>
+                </m:mr>
+              </m:m>
+            </m:e>
+          </m:d>
+        </m:oMath>
+      </m:oMathPara>
     </w:p>
     <w:p>
       <w:pPr>
@@ -8349,9 +10225,7 @@
         </w:rPr>
       </w:pPr>
       <w:r>
-        <w:rPr>
-          <w:lang w:val="ru-RU"/>
-        </w:rPr>
+        <w:rPr/>
       </w:r>
       <m:oMath xmlns:m="http://schemas.openxmlformats.org/officeDocument/2006/math">
         <m:acc>
@@ -8433,9 +10307,7 @@
         </w:rPr>
       </w:pPr>
       <w:r>
-        <w:rPr>
-          <w:lang w:val="ru-RU"/>
-        </w:rPr>
+        <w:rPr/>
       </w:r>
       <m:oMath xmlns:m="http://schemas.openxmlformats.org/officeDocument/2006/math">
         <m:acc>
@@ -8522,6 +10394,7 @@
         <w:rPr>
           <w:position w:val="0"/>
           <w:sz w:val="24"/>
+          <w:sz w:val="24"/>
           <w:vertAlign w:val="baseline"/>
           <w:lang w:val="ru-RU"/>
         </w:rPr>
@@ -8529,6 +10402,7 @@
       <w:r>
         <w:rPr>
           <w:position w:val="0"/>
+          <w:sz w:val="24"/>
           <w:sz w:val="24"/>
           <w:vertAlign w:val="baseline"/>
           <w:lang w:val="ru-RU"/>
@@ -8545,6 +10419,7 @@
           <w:ilvl w:val="0"/>
           <w:numId w:val="7"/>
         </w:numPr>
+        <w:spacing w:before="0" w:after="140"/>
         <w:jc w:val="both"/>
         <w:rPr>
           <w:lang w:val="ru-RU"/>
@@ -8553,6 +10428,7 @@
       <w:r>
         <w:rPr>
           <w:position w:val="0"/>
+          <w:sz w:val="24"/>
           <w:sz w:val="24"/>
           <w:vertAlign w:val="baseline"/>
           <w:lang w:val="ru-RU"/>
@@ -8563,6 +10439,7 @@
         <w:rPr>
           <w:position w:val="0"/>
           <w:sz w:val="24"/>
+          <w:sz w:val="24"/>
           <w:vertAlign w:val="baseline"/>
           <w:lang w:val="en-US"/>
         </w:rPr>
@@ -8571,6 +10448,7 @@
       <w:r>
         <w:rPr>
           <w:position w:val="0"/>
+          <w:sz w:val="24"/>
           <w:sz w:val="24"/>
           <w:vertAlign w:val="baseline"/>
           <w:lang w:val="ru-RU"/>
@@ -8581,6 +10459,7 @@
         <w:rPr>
           <w:position w:val="0"/>
           <w:sz w:val="24"/>
+          <w:sz w:val="24"/>
           <w:vertAlign w:val="baseline"/>
           <w:lang w:val="en-US"/>
         </w:rPr>
@@ -8597,9 +10476,7 @@
         </w:rPr>
       </w:pPr>
       <w:r>
-        <w:rPr>
-          <w:lang w:val="en-US"/>
-        </w:rPr>
+        <w:rPr/>
       </w:r>
       <m:oMathPara xmlns:m="http://schemas.openxmlformats.org/officeDocument/2006/math">
         <m:oMathParaPr>
@@ -10558,6 +12435,9 @@
               </m:m>
             </m:e>
           </m:d>
+          <m:r>
+            <m:t xml:space="preserve">⋅</m:t>
+          </m:r>
           <m:d>
             <m:dPr>
               <m:begChr m:val="["/>
@@ -10774,6 +12654,9 @@
                   </m:e>
                   <m:e>
                     <m:r>
+                      <m:t xml:space="preserve">−</m:t>
+                    </m:r>
+                    <m:r>
                       <m:t xml:space="preserve">s</m:t>
                     </m:r>
                   </m:e>
@@ -10981,9 +12864,6 @@
                     </m:r>
                   </m:e>
                   <m:e>
-                    <m:r>
-                      <m:t xml:space="preserve">−</m:t>
-                    </m:r>
                     <m:r>
                       <m:t xml:space="preserve">s</m:t>
                     </m:r>
@@ -11198,9 +13078,6 @@
               </m:m>
             </m:e>
           </m:d>
-          <m:r>
-            <m:t xml:space="preserve">⋅</m:t>
-          </m:r>
         </m:oMath>
       </m:oMathPara>
     </w:p>
@@ -11349,13 +13226,7 @@
         <w:rPr>
           <w:lang w:val="ru-RU"/>
         </w:rPr>
-        <w:t xml:space="preserve">Для вычисления новых значений в </w:t>
-      </w:r>
-      <w:r>
-        <w:rPr>
-          <w:lang w:val="ru-RU"/>
-        </w:rPr>
-        <w:t>столбцах</w:t>
+        <w:t>Для вычисления новых значений в столбцах</w:t>
       </w:r>
       <w:r>
         <w:rPr/>
@@ -11395,13 +13266,7 @@
         <w:rPr>
           <w:lang w:val="ru-RU"/>
         </w:rPr>
-        <w:t>п</w:t>
-      </w:r>
-      <w:r>
-        <w:rPr>
-          <w:lang w:val="ru-RU"/>
-        </w:rPr>
-        <w:t xml:space="preserve">еремножаются строка </w:t>
+        <w:t xml:space="preserve">перемножаются строка </w:t>
       </w:r>
       <w:r>
         <w:rPr>
@@ -11451,19 +13316,7 @@
         <w:rPr>
           <w:lang w:val="ru-RU"/>
         </w:rPr>
-        <w:t>и столбц</w:t>
-      </w:r>
-      <w:r>
-        <w:rPr>
-          <w:lang w:val="ru-RU"/>
-        </w:rPr>
-        <w:t>ы</w:t>
-      </w:r>
-      <w:r>
-        <w:rPr>
-          <w:lang w:val="ru-RU"/>
-        </w:rPr>
-        <w:t xml:space="preserve"> </w:t>
+        <w:t xml:space="preserve">и столбцы </w:t>
       </w:r>
       <w:r>
         <w:rPr>
@@ -11488,9 +13341,7 @@
         <w:t xml:space="preserve">Qk, </w:t>
       </w:r>
       <w:r>
-        <w:rPr>
-          <w:lang w:val="en-US"/>
-        </w:rPr>
+        <w:rPr/>
       </w:r>
       <m:oMath xmlns:m="http://schemas.openxmlformats.org/officeDocument/2006/math">
         <m:r>
@@ -11531,19 +13382,7 @@
         <w:rPr>
           <w:lang w:val="ru-RU"/>
         </w:rPr>
-        <w:t>и столбц</w:t>
-      </w:r>
-      <w:r>
-        <w:rPr>
-          <w:lang w:val="ru-RU"/>
-        </w:rPr>
-        <w:t>ы</w:t>
-      </w:r>
-      <w:r>
-        <w:rPr>
-          <w:lang w:val="ru-RU"/>
-        </w:rPr>
-        <w:t xml:space="preserve"> </w:t>
+        <w:t xml:space="preserve">и столбцы </w:t>
       </w:r>
       <w:r>
         <w:rPr>
@@ -11559,13 +13398,7 @@
         <w:rPr>
           <w:lang w:val="ru-RU"/>
         </w:rPr>
-        <w:t xml:space="preserve"> количество вычислений </w:t>
-      </w:r>
-      <w:r>
-        <w:rPr>
-          <w:lang w:val="ru-RU"/>
-        </w:rPr>
-        <w:t>здесь не уменьшается</w:t>
+        <w:t xml:space="preserve"> количество вычислений здесь не уменьшается</w:t>
       </w:r>
       <w:r>
         <w:rPr/>
@@ -11594,9 +13427,7 @@
         </w:rPr>
       </w:pPr>
       <w:r>
-        <w:rPr>
-          <w:lang w:val="ru-RU"/>
-        </w:rPr>
+        <w:rPr/>
       </w:r>
       <m:oMath xmlns:m="http://schemas.openxmlformats.org/officeDocument/2006/math">
         <m:acc>
@@ -11676,9 +13507,7 @@
         <w:rPr/>
       </w:pPr>
       <w:r>
-        <w:rPr>
-          <w:lang w:val="ru-RU"/>
-        </w:rPr>
+        <w:rPr/>
       </w:r>
       <m:oMath xmlns:m="http://schemas.openxmlformats.org/officeDocument/2006/math">
         <m:acc>
@@ -11760,6 +13589,7 @@
           <w:ilvl w:val="2"/>
           <w:numId w:val="1"/>
         </w:numPr>
+        <w:spacing w:before="0" w:after="120"/>
         <w:ind w:hanging="0" w:start="0"/>
         <w:rPr/>
       </w:pPr>
@@ -11806,15 +13636,690 @@
     </w:p>
     <w:p>
       <w:pPr>
-        <w:pStyle w:val="BodyText"/>
-        <w:rPr>
+        <w:pStyle w:val="Normal"/>
+        <w:spacing w:lineRule="auto" w:line="430" w:before="0" w:after="200"/>
+        <w:ind w:firstLine="480" w:end="0"/>
+        <w:jc w:val="both"/>
+        <w:rPr>
+          <w:rFonts w:ascii="Times New Roman;serif" w:hAnsi="Times New Roman;serif"/>
+          <w:b w:val="false"/>
+          <w:i w:val="false"/>
+          <w:i w:val="false"/>
+          <w:caps w:val="false"/>
+          <w:smallCaps w:val="false"/>
+          <w:strike w:val="false"/>
+          <w:dstrike w:val="false"/>
+          <w:u w:val="none"/>
+          <w:effect w:val="none"/>
+          <w:shd w:fill="auto" w:val="clear"/>
           <w:lang w:val="ru-RU"/>
         </w:rPr>
       </w:pPr>
       <w:r>
         <w:rPr>
+          <w:rFonts w:ascii="Times New Roman;serif" w:hAnsi="Times New Roman;serif"/>
+          <w:b w:val="false"/>
+          <w:i w:val="false"/>
+          <w:caps w:val="false"/>
+          <w:smallCaps w:val="false"/>
+          <w:strike w:val="false"/>
+          <w:dstrike w:val="false"/>
+          <w:u w:val="none"/>
+          <w:effect w:val="none"/>
+          <w:shd w:fill="auto" w:val="clear"/>
+        </w:rPr>
+        <w:t xml:space="preserve">Если использовать подход, при котором матрица </w:t>
+      </w:r>
+      <w:r>
+        <w:rPr>
+          <w:rFonts w:ascii="Times New Roman;serif" w:hAnsi="Times New Roman;serif"/>
+          <w:b w:val="false"/>
+          <w:i w:val="false"/>
+          <w:caps w:val="false"/>
+          <w:smallCaps w:val="false"/>
+          <w:strike w:val="false"/>
+          <w:dstrike w:val="false"/>
+          <w:u w:val="none"/>
+          <w:effect w:val="none"/>
+          <w:shd w:fill="auto" w:val="clear"/>
+          <w:lang w:val="en-US"/>
+        </w:rPr>
+        <w:t xml:space="preserve">Q </w:t>
+      </w:r>
+      <w:r>
+        <w:rPr>
+          <w:rFonts w:ascii="Times New Roman;serif" w:hAnsi="Times New Roman;serif"/>
+          <w:b w:val="false"/>
+          <w:i w:val="false"/>
+          <w:caps w:val="false"/>
+          <w:smallCaps w:val="false"/>
+          <w:strike w:val="false"/>
+          <w:dstrike w:val="false"/>
+          <w:u w:val="none"/>
+          <w:effect w:val="none"/>
+          <w:shd w:fill="auto" w:val="clear"/>
           <w:lang w:val="ru-RU"/>
         </w:rPr>
+        <w:t xml:space="preserve">вычисляется там же, где и матрица </w:t>
+      </w:r>
+      <w:r>
+        <w:rPr>
+          <w:rFonts w:ascii="Times New Roman;serif" w:hAnsi="Times New Roman;serif"/>
+          <w:b w:val="false"/>
+          <w:i w:val="false"/>
+          <w:caps w:val="false"/>
+          <w:smallCaps w:val="false"/>
+          <w:strike w:val="false"/>
+          <w:dstrike w:val="false"/>
+          <w:u w:val="none"/>
+          <w:effect w:val="none"/>
+          <w:shd w:fill="auto" w:val="clear"/>
+          <w:lang w:val="en-US"/>
+        </w:rPr>
+        <w:t xml:space="preserve">R, </w:t>
+      </w:r>
+      <w:r>
+        <w:rPr>
+          <w:rFonts w:ascii="Times New Roman;serif" w:hAnsi="Times New Roman;serif"/>
+          <w:b w:val="false"/>
+          <w:i w:val="false"/>
+          <w:caps w:val="false"/>
+          <w:smallCaps w:val="false"/>
+          <w:strike w:val="false"/>
+          <w:dstrike w:val="false"/>
+          <w:u w:val="none"/>
+          <w:effect w:val="none"/>
+          <w:shd w:fill="auto" w:val="clear"/>
+          <w:lang w:val="ru-RU"/>
+        </w:rPr>
+        <w:t xml:space="preserve">во время основного цикла вращения, возможно использование специализированной структуры данных с быстрым доступ к элементам обоих матриц. Эта идея берёт за основу тот факт, что алгоритм обращается к </w:t>
+      </w:r>
+      <w:r>
+        <w:rPr>
+          <w:rFonts w:ascii="Times New Roman;serif" w:hAnsi="Times New Roman;serif"/>
+          <w:b w:val="false"/>
+          <w:i w:val="false"/>
+          <w:caps w:val="false"/>
+          <w:smallCaps w:val="false"/>
+          <w:strike w:val="false"/>
+          <w:dstrike w:val="false"/>
+          <w:u w:val="none"/>
+          <w:effect w:val="none"/>
+          <w:shd w:fill="auto" w:val="clear"/>
+          <w:lang w:val="en-US"/>
+        </w:rPr>
+        <w:t xml:space="preserve">i </w:t>
+      </w:r>
+      <w:r>
+        <w:rPr>
+          <w:rFonts w:ascii="Times New Roman;serif" w:hAnsi="Times New Roman;serif"/>
+          <w:b w:val="false"/>
+          <w:i w:val="false"/>
+          <w:caps w:val="false"/>
+          <w:smallCaps w:val="false"/>
+          <w:strike w:val="false"/>
+          <w:dstrike w:val="false"/>
+          <w:u w:val="none"/>
+          <w:effect w:val="none"/>
+          <w:shd w:fill="auto" w:val="clear"/>
+          <w:lang w:val="ru-RU"/>
+        </w:rPr>
+        <w:t xml:space="preserve">и </w:t>
+      </w:r>
+      <w:r>
+        <w:rPr>
+          <w:rFonts w:ascii="Times New Roman;serif" w:hAnsi="Times New Roman;serif"/>
+          <w:b w:val="false"/>
+          <w:i w:val="false"/>
+          <w:caps w:val="false"/>
+          <w:smallCaps w:val="false"/>
+          <w:strike w:val="false"/>
+          <w:dstrike w:val="false"/>
+          <w:u w:val="none"/>
+          <w:effect w:val="none"/>
+          <w:shd w:fill="auto" w:val="clear"/>
+          <w:lang w:val="en-US"/>
+        </w:rPr>
+        <w:t xml:space="preserve">j </w:t>
+      </w:r>
+      <w:r>
+        <w:rPr>
+          <w:rFonts w:ascii="Times New Roman;serif" w:hAnsi="Times New Roman;serif"/>
+          <w:b w:val="false"/>
+          <w:i w:val="false"/>
+          <w:caps w:val="false"/>
+          <w:smallCaps w:val="false"/>
+          <w:strike w:val="false"/>
+          <w:dstrike w:val="false"/>
+          <w:u w:val="none"/>
+          <w:effect w:val="none"/>
+          <w:shd w:fill="auto" w:val="clear"/>
+          <w:lang w:val="ru-RU"/>
+        </w:rPr>
+        <w:t xml:space="preserve">строкам матрицы </w:t>
+      </w:r>
+      <w:r>
+        <w:rPr>
+          <w:rFonts w:ascii="Times New Roman;serif" w:hAnsi="Times New Roman;serif"/>
+          <w:b w:val="false"/>
+          <w:i w:val="false"/>
+          <w:caps w:val="false"/>
+          <w:smallCaps w:val="false"/>
+          <w:strike w:val="false"/>
+          <w:dstrike w:val="false"/>
+          <w:u w:val="none"/>
+          <w:effect w:val="none"/>
+          <w:shd w:fill="auto" w:val="clear"/>
+          <w:lang w:val="en-US"/>
+        </w:rPr>
+        <w:t xml:space="preserve">R </w:t>
+      </w:r>
+      <w:r>
+        <w:rPr>
+          <w:rFonts w:ascii="Times New Roman;serif" w:hAnsi="Times New Roman;serif"/>
+          <w:b w:val="false"/>
+          <w:i w:val="false"/>
+          <w:caps w:val="false"/>
+          <w:smallCaps w:val="false"/>
+          <w:strike w:val="false"/>
+          <w:dstrike w:val="false"/>
+          <w:u w:val="none"/>
+          <w:effect w:val="none"/>
+          <w:shd w:fill="auto" w:val="clear"/>
+          <w:lang w:val="ru-RU"/>
+        </w:rPr>
+        <w:t xml:space="preserve">и одновременно к  </w:t>
+      </w:r>
+      <w:r>
+        <w:rPr>
+          <w:rFonts w:ascii="Times New Roman;serif" w:hAnsi="Times New Roman;serif"/>
+          <w:b w:val="false"/>
+          <w:i w:val="false"/>
+          <w:caps w:val="false"/>
+          <w:smallCaps w:val="false"/>
+          <w:strike w:val="false"/>
+          <w:dstrike w:val="false"/>
+          <w:u w:val="none"/>
+          <w:effect w:val="none"/>
+          <w:shd w:fill="auto" w:val="clear"/>
+          <w:lang w:val="en-US"/>
+        </w:rPr>
+        <w:t xml:space="preserve">i </w:t>
+      </w:r>
+      <w:r>
+        <w:rPr>
+          <w:rFonts w:ascii="Times New Roman;serif" w:hAnsi="Times New Roman;serif"/>
+          <w:b w:val="false"/>
+          <w:i w:val="false"/>
+          <w:caps w:val="false"/>
+          <w:smallCaps w:val="false"/>
+          <w:strike w:val="false"/>
+          <w:dstrike w:val="false"/>
+          <w:u w:val="none"/>
+          <w:effect w:val="none"/>
+          <w:shd w:fill="auto" w:val="clear"/>
+          <w:lang w:val="ru-RU"/>
+        </w:rPr>
+        <w:t xml:space="preserve">и </w:t>
+      </w:r>
+      <w:r>
+        <w:rPr>
+          <w:rFonts w:ascii="Times New Roman;serif" w:hAnsi="Times New Roman;serif"/>
+          <w:b w:val="false"/>
+          <w:i w:val="false"/>
+          <w:caps w:val="false"/>
+          <w:smallCaps w:val="false"/>
+          <w:strike w:val="false"/>
+          <w:dstrike w:val="false"/>
+          <w:u w:val="none"/>
+          <w:effect w:val="none"/>
+          <w:shd w:fill="auto" w:val="clear"/>
+          <w:lang w:val="en-US"/>
+        </w:rPr>
+        <w:t>j с</w:t>
+      </w:r>
+      <w:r>
+        <w:rPr>
+          <w:rFonts w:ascii="Times New Roman;serif" w:hAnsi="Times New Roman;serif"/>
+          <w:b w:val="false"/>
+          <w:i w:val="false"/>
+          <w:caps w:val="false"/>
+          <w:smallCaps w:val="false"/>
+          <w:strike w:val="false"/>
+          <w:dstrike w:val="false"/>
+          <w:u w:val="none"/>
+          <w:effect w:val="none"/>
+          <w:shd w:fill="auto" w:val="clear"/>
+          <w:lang w:val="ru-RU"/>
+        </w:rPr>
+        <w:t xml:space="preserve">толбцам матрицы </w:t>
+      </w:r>
+      <w:r>
+        <w:rPr>
+          <w:rFonts w:ascii="Times New Roman;serif" w:hAnsi="Times New Roman;serif"/>
+          <w:b w:val="false"/>
+          <w:i w:val="false"/>
+          <w:caps w:val="false"/>
+          <w:smallCaps w:val="false"/>
+          <w:strike w:val="false"/>
+          <w:dstrike w:val="false"/>
+          <w:u w:val="none"/>
+          <w:effect w:val="none"/>
+          <w:shd w:fill="auto" w:val="clear"/>
+          <w:lang w:val="en-US"/>
+        </w:rPr>
+        <w:t xml:space="preserve">Q, </w:t>
+      </w:r>
+      <w:r>
+        <w:rPr>
+          <w:rFonts w:ascii="Times New Roman;serif" w:hAnsi="Times New Roman;serif"/>
+          <w:b w:val="false"/>
+          <w:i w:val="false"/>
+          <w:caps w:val="false"/>
+          <w:smallCaps w:val="false"/>
+          <w:strike w:val="false"/>
+          <w:dstrike w:val="false"/>
+          <w:u w:val="none"/>
+          <w:effect w:val="none"/>
+          <w:shd w:fill="auto" w:val="clear"/>
+          <w:lang w:val="ru-RU"/>
+        </w:rPr>
+        <w:t xml:space="preserve">и если хранить матрицу </w:t>
+      </w:r>
+      <w:r>
+        <w:rPr>
+          <w:rFonts w:ascii="Times New Roman;serif" w:hAnsi="Times New Roman;serif"/>
+          <w:b w:val="false"/>
+          <w:i w:val="false"/>
+          <w:caps w:val="false"/>
+          <w:smallCaps w:val="false"/>
+          <w:strike w:val="false"/>
+          <w:dstrike w:val="false"/>
+          <w:u w:val="none"/>
+          <w:effect w:val="none"/>
+          <w:shd w:fill="auto" w:val="clear"/>
+          <w:lang w:val="en-US"/>
+        </w:rPr>
+        <w:t xml:space="preserve">Q </w:t>
+      </w:r>
+      <w:r>
+        <w:rPr>
+          <w:rFonts w:ascii="Times New Roman;serif" w:hAnsi="Times New Roman;serif"/>
+          <w:b w:val="false"/>
+          <w:i w:val="false"/>
+          <w:caps w:val="false"/>
+          <w:smallCaps w:val="false"/>
+          <w:strike w:val="false"/>
+          <w:dstrike w:val="false"/>
+          <w:u w:val="none"/>
+          <w:effect w:val="none"/>
+          <w:shd w:fill="auto" w:val="clear"/>
+          <w:lang w:val="ru-RU"/>
+        </w:rPr>
+        <w:t xml:space="preserve">транспонированной, произойдёт обращение к одним и тем же элементам </w:t>
+      </w:r>
+      <w:r>
+        <w:rPr>
+          <w:rFonts w:ascii="Times New Roman;serif" w:hAnsi="Times New Roman;serif"/>
+          <w:b w:val="false"/>
+          <w:i w:val="false"/>
+          <w:caps w:val="false"/>
+          <w:smallCaps w:val="false"/>
+          <w:strike w:val="false"/>
+          <w:dstrike w:val="false"/>
+          <w:u w:val="none"/>
+          <w:effect w:val="none"/>
+          <w:shd w:fill="auto" w:val="clear"/>
+          <w:lang w:val="en-US"/>
+        </w:rPr>
+        <w:t>R</w:t>
+      </w:r>
+      <w:r>
+        <w:rPr>
+          <w:rFonts w:ascii="Times New Roman;serif" w:hAnsi="Times New Roman;serif"/>
+          <w:b w:val="false"/>
+          <w:i w:val="false"/>
+          <w:caps w:val="false"/>
+          <w:smallCaps w:val="false"/>
+          <w:strike w:val="false"/>
+          <w:dstrike w:val="false"/>
+          <w:u w:val="none"/>
+          <w:effect w:val="none"/>
+          <w:shd w:fill="auto" w:val="clear"/>
+          <w:vertAlign w:val="subscript"/>
+          <w:lang w:val="en-US"/>
+        </w:rPr>
+        <w:t>ik</w:t>
+      </w:r>
+      <w:r>
+        <w:rPr>
+          <w:rFonts w:ascii="Times New Roman;serif" w:hAnsi="Times New Roman;serif"/>
+          <w:b w:val="false"/>
+          <w:i w:val="false"/>
+          <w:caps w:val="false"/>
+          <w:smallCaps w:val="false"/>
+          <w:strike w:val="false"/>
+          <w:dstrike w:val="false"/>
+          <w:u w:val="none"/>
+          <w:effect w:val="none"/>
+          <w:shd w:fill="auto" w:val="clear"/>
+          <w:lang w:val="en-US"/>
+        </w:rPr>
+        <w:t xml:space="preserve"> </w:t>
+      </w:r>
+      <w:r>
+        <w:rPr>
+          <w:rFonts w:ascii="Times New Roman;serif" w:hAnsi="Times New Roman;serif"/>
+          <w:b w:val="false"/>
+          <w:i w:val="false"/>
+          <w:caps w:val="false"/>
+          <w:smallCaps w:val="false"/>
+          <w:strike w:val="false"/>
+          <w:dstrike w:val="false"/>
+          <w:u w:val="none"/>
+          <w:effect w:val="none"/>
+          <w:shd w:fill="auto" w:val="clear"/>
+          <w:lang w:val="ru-RU"/>
+        </w:rPr>
+        <w:t xml:space="preserve">и </w:t>
+      </w:r>
+      <w:r>
+        <w:rPr>
+          <w:rFonts w:ascii="Times New Roman;serif" w:hAnsi="Times New Roman;serif"/>
+          <w:b w:val="false"/>
+          <w:i w:val="false"/>
+          <w:caps w:val="false"/>
+          <w:smallCaps w:val="false"/>
+          <w:strike w:val="false"/>
+          <w:dstrike w:val="false"/>
+          <w:u w:val="none"/>
+          <w:effect w:val="none"/>
+          <w:shd w:fill="auto" w:val="clear"/>
+          <w:lang w:val="en-US"/>
+        </w:rPr>
+        <w:t>Q</w:t>
+      </w:r>
+      <w:r>
+        <w:rPr>
+          <w:rFonts w:ascii="Times New Roman;serif" w:hAnsi="Times New Roman;serif"/>
+          <w:b w:val="false"/>
+          <w:i w:val="false"/>
+          <w:caps w:val="false"/>
+          <w:smallCaps w:val="false"/>
+          <w:strike w:val="false"/>
+          <w:dstrike w:val="false"/>
+          <w:u w:val="none"/>
+          <w:effect w:val="none"/>
+          <w:shd w:fill="auto" w:val="clear"/>
+          <w:vertAlign w:val="superscript"/>
+          <w:lang w:val="en-US"/>
+        </w:rPr>
+        <w:t>T</w:t>
+      </w:r>
+      <w:r>
+        <w:rPr>
+          <w:rFonts w:ascii="Times New Roman;serif" w:hAnsi="Times New Roman;serif"/>
+          <w:b w:val="false"/>
+          <w:i w:val="false"/>
+          <w:caps w:val="false"/>
+          <w:smallCaps w:val="false"/>
+          <w:strike w:val="false"/>
+          <w:dstrike w:val="false"/>
+          <w:u w:val="none"/>
+          <w:effect w:val="none"/>
+          <w:shd w:fill="auto" w:val="clear"/>
+          <w:vertAlign w:val="subscript"/>
+          <w:lang w:val="en-US"/>
+        </w:rPr>
+        <w:t>ik</w:t>
+      </w:r>
+      <w:r>
+        <w:rPr>
+          <w:rFonts w:ascii="Times New Roman;serif" w:hAnsi="Times New Roman;serif"/>
+          <w:b w:val="false"/>
+          <w:i w:val="false"/>
+          <w:caps w:val="false"/>
+          <w:smallCaps w:val="false"/>
+          <w:strike w:val="false"/>
+          <w:dstrike w:val="false"/>
+          <w:position w:val="0"/>
+          <w:sz w:val="24"/>
+          <w:u w:val="none"/>
+          <w:effect w:val="none"/>
+          <w:shd w:fill="auto" w:val="clear"/>
+          <w:vertAlign w:val="baseline"/>
+          <w:lang w:val="en-US"/>
+        </w:rPr>
+        <w:t>,</w:t>
+      </w:r>
+      <w:r>
+        <w:rPr>
+          <w:rFonts w:ascii="Times New Roman;serif" w:hAnsi="Times New Roman;serif"/>
+          <w:b w:val="false"/>
+          <w:i w:val="false"/>
+          <w:caps w:val="false"/>
+          <w:smallCaps w:val="false"/>
+          <w:strike w:val="false"/>
+          <w:dstrike w:val="false"/>
+          <w:u w:val="none"/>
+          <w:effect w:val="none"/>
+          <w:shd w:fill="auto" w:val="clear"/>
+          <w:lang w:val="en-US"/>
+        </w:rPr>
+        <w:t xml:space="preserve"> R</w:t>
+      </w:r>
+      <w:r>
+        <w:rPr>
+          <w:rFonts w:ascii="Times New Roman;serif" w:hAnsi="Times New Roman;serif"/>
+          <w:b w:val="false"/>
+          <w:i w:val="false"/>
+          <w:caps w:val="false"/>
+          <w:smallCaps w:val="false"/>
+          <w:strike w:val="false"/>
+          <w:dstrike w:val="false"/>
+          <w:u w:val="none"/>
+          <w:effect w:val="none"/>
+          <w:shd w:fill="auto" w:val="clear"/>
+          <w:vertAlign w:val="subscript"/>
+          <w:lang w:val="en-US"/>
+        </w:rPr>
+        <w:t>jk</w:t>
+      </w:r>
+      <w:r>
+        <w:rPr>
+          <w:rFonts w:ascii="Times New Roman;serif" w:hAnsi="Times New Roman;serif"/>
+          <w:b w:val="false"/>
+          <w:i w:val="false"/>
+          <w:caps w:val="false"/>
+          <w:smallCaps w:val="false"/>
+          <w:strike w:val="false"/>
+          <w:dstrike w:val="false"/>
+          <w:u w:val="none"/>
+          <w:effect w:val="none"/>
+          <w:shd w:fill="auto" w:val="clear"/>
+          <w:lang w:val="en-US"/>
+        </w:rPr>
+        <w:t xml:space="preserve"> </w:t>
+      </w:r>
+      <w:r>
+        <w:rPr>
+          <w:rFonts w:ascii="Times New Roman;serif" w:hAnsi="Times New Roman;serif"/>
+          <w:b w:val="false"/>
+          <w:i w:val="false"/>
+          <w:caps w:val="false"/>
+          <w:smallCaps w:val="false"/>
+          <w:strike w:val="false"/>
+          <w:dstrike w:val="false"/>
+          <w:u w:val="none"/>
+          <w:effect w:val="none"/>
+          <w:shd w:fill="auto" w:val="clear"/>
+          <w:lang w:val="ru-RU"/>
+        </w:rPr>
+        <w:t xml:space="preserve">и </w:t>
+      </w:r>
+      <w:r>
+        <w:rPr>
+          <w:rFonts w:ascii="Times New Roman;serif" w:hAnsi="Times New Roman;serif"/>
+          <w:b w:val="false"/>
+          <w:i w:val="false"/>
+          <w:caps w:val="false"/>
+          <w:smallCaps w:val="false"/>
+          <w:strike w:val="false"/>
+          <w:dstrike w:val="false"/>
+          <w:u w:val="none"/>
+          <w:effect w:val="none"/>
+          <w:shd w:fill="auto" w:val="clear"/>
+          <w:lang w:val="en-US"/>
+        </w:rPr>
+        <w:t>Q</w:t>
+      </w:r>
+      <w:r>
+        <w:rPr>
+          <w:rFonts w:ascii="Times New Roman;serif" w:hAnsi="Times New Roman;serif"/>
+          <w:b w:val="false"/>
+          <w:i w:val="false"/>
+          <w:caps w:val="false"/>
+          <w:smallCaps w:val="false"/>
+          <w:strike w:val="false"/>
+          <w:dstrike w:val="false"/>
+          <w:u w:val="none"/>
+          <w:effect w:val="none"/>
+          <w:shd w:fill="auto" w:val="clear"/>
+          <w:vertAlign w:val="superscript"/>
+          <w:lang w:val="en-US"/>
+        </w:rPr>
+        <w:t>T</w:t>
+      </w:r>
+      <w:r>
+        <w:rPr>
+          <w:rFonts w:ascii="Times New Roman;serif" w:hAnsi="Times New Roman;serif"/>
+          <w:b w:val="false"/>
+          <w:i w:val="false"/>
+          <w:caps w:val="false"/>
+          <w:smallCaps w:val="false"/>
+          <w:strike w:val="false"/>
+          <w:dstrike w:val="false"/>
+          <w:u w:val="none"/>
+          <w:effect w:val="none"/>
+          <w:shd w:fill="auto" w:val="clear"/>
+          <w:vertAlign w:val="subscript"/>
+          <w:lang w:val="en-US"/>
+        </w:rPr>
+        <w:t>jk</w:t>
+      </w:r>
+      <w:r>
+        <w:rPr>
+          <w:rFonts w:ascii="Times New Roman;serif" w:hAnsi="Times New Roman;serif"/>
+          <w:b w:val="false"/>
+          <w:i w:val="false"/>
+          <w:caps w:val="false"/>
+          <w:smallCaps w:val="false"/>
+          <w:strike w:val="false"/>
+          <w:dstrike w:val="false"/>
+          <w:u w:val="none"/>
+          <w:effect w:val="none"/>
+          <w:shd w:fill="auto" w:val="clear"/>
+          <w:lang w:val="en-US"/>
+        </w:rPr>
+        <w:t xml:space="preserve"> </w:t>
+      </w:r>
+      <w:r>
+        <w:rPr>
+          <w:rFonts w:ascii="Times New Roman;serif" w:hAnsi="Times New Roman;serif"/>
+          <w:b w:val="false"/>
+          <w:i w:val="false"/>
+          <w:caps w:val="false"/>
+          <w:smallCaps w:val="false"/>
+          <w:strike w:val="false"/>
+          <w:dstrike w:val="false"/>
+          <w:u w:val="none"/>
+          <w:effect w:val="none"/>
+          <w:shd w:fill="auto" w:val="clear"/>
+          <w:lang w:val="ru-RU"/>
+        </w:rPr>
+        <w:t xml:space="preserve">во время вращения строк (транспонированных столбцов , в случае матрицы </w:t>
+      </w:r>
+      <w:r>
+        <w:rPr>
+          <w:rFonts w:ascii="Times New Roman;serif" w:hAnsi="Times New Roman;serif"/>
+          <w:b w:val="false"/>
+          <w:i w:val="false"/>
+          <w:caps w:val="false"/>
+          <w:smallCaps w:val="false"/>
+          <w:strike w:val="false"/>
+          <w:dstrike w:val="false"/>
+          <w:u w:val="none"/>
+          <w:effect w:val="none"/>
+          <w:shd w:fill="auto" w:val="clear"/>
+          <w:lang w:val="en-US"/>
+        </w:rPr>
+        <w:t>Q).</w:t>
+      </w:r>
+    </w:p>
+    <w:p>
+      <w:pPr>
+        <w:pStyle w:val="Normal"/>
+        <w:spacing w:lineRule="auto" w:line="430" w:before="0" w:after="200"/>
+        <w:ind w:firstLine="480" w:end="0"/>
+        <w:jc w:val="both"/>
+        <w:rPr>
+          <w:rFonts w:ascii="Times New Roman;serif" w:hAnsi="Times New Roman;serif"/>
+          <w:b w:val="false"/>
+          <w:i w:val="false"/>
+          <w:i w:val="false"/>
+          <w:caps w:val="false"/>
+          <w:smallCaps w:val="false"/>
+          <w:strike w:val="false"/>
+          <w:dstrike w:val="false"/>
+          <w:u w:val="none"/>
+          <w:effect w:val="none"/>
+          <w:shd w:fill="auto" w:val="clear"/>
+        </w:rPr>
+      </w:pPr>
+      <w:r>
+        <w:rPr>
+          <w:rFonts w:ascii="Times New Roman;serif" w:hAnsi="Times New Roman;serif"/>
+          <w:b w:val="false"/>
+          <w:i w:val="false"/>
+          <w:caps w:val="false"/>
+          <w:smallCaps w:val="false"/>
+          <w:strike w:val="false"/>
+          <w:dstrike w:val="false"/>
+          <w:u w:val="none"/>
+          <w:effect w:val="none"/>
+          <w:shd w:fill="auto" w:val="clear"/>
+        </w:rPr>
+        <w:t xml:space="preserve">Небольшой выигрыш по ускорению </w:t>
+      </w:r>
+      <w:r>
+        <w:rPr>
+          <w:rFonts w:ascii="Times New Roman;serif" w:hAnsi="Times New Roman;serif"/>
+          <w:b w:val="false"/>
+          <w:i w:val="false"/>
+          <w:caps w:val="false"/>
+          <w:smallCaps w:val="false"/>
+          <w:strike w:val="false"/>
+          <w:dstrike w:val="false"/>
+          <w:u w:val="none"/>
+          <w:effect w:val="none"/>
+          <w:shd w:fill="auto" w:val="clear"/>
+        </w:rPr>
+        <w:t>может дать</w:t>
+      </w:r>
+      <w:r>
+        <w:rPr>
+          <w:rFonts w:ascii="Times New Roman;serif" w:hAnsi="Times New Roman;serif"/>
+          <w:b w:val="false"/>
+          <w:i w:val="false"/>
+          <w:caps w:val="false"/>
+          <w:smallCaps w:val="false"/>
+          <w:strike w:val="false"/>
+          <w:dstrike w:val="false"/>
+          <w:u w:val="none"/>
+          <w:effect w:val="none"/>
+          <w:shd w:fill="auto" w:val="clear"/>
+        </w:rPr>
+        <w:t xml:space="preserve"> совместное попарное хранение элементов Q и R благодаря оптимизации доступа к памяти. При использовании отдельных контейнеров для Q и R в нынешней реализации с вложенными циклами происходит нарушение локальности данных, при параллельном доступе к Q и R возникают множественные кэш-промахи.</w:t>
       </w:r>
     </w:p>
     <w:p>
@@ -11845,6 +14350,7 @@
           <w:ilvl w:val="2"/>
           <w:numId w:val="1"/>
         </w:numPr>
+        <w:spacing w:before="0" w:after="120"/>
         <w:ind w:hanging="0" w:start="0"/>
         <w:rPr/>
       </w:pPr>
@@ -11887,6 +14393,7 @@
           <w:ilvl w:val="1"/>
           <w:numId w:val="2"/>
         </w:numPr>
+        <w:spacing w:before="0" w:after="119"/>
         <w:ind w:hanging="0" w:start="0"/>
         <w:rPr>
           <w:lang w:val="en-US"/>
@@ -16967,9 +19474,7 @@
         <w:t xml:space="preserve">j, </w:t>
       </w:r>
       <w:r>
-        <w:rPr>
-          <w:lang w:val="en-US"/>
-        </w:rPr>
+        <w:rPr/>
       </w:r>
       <m:oMath xmlns:m="http://schemas.openxmlformats.org/officeDocument/2006/math">
         <m:r>
@@ -17021,9 +19526,7 @@
         <w:t xml:space="preserve"> i, </w:t>
       </w:r>
       <w:r>
-        <w:rPr>
-          <w:lang w:val="en-US"/>
-        </w:rPr>
+        <w:rPr/>
       </w:r>
       <m:oMath xmlns:m="http://schemas.openxmlformats.org/officeDocument/2006/math">
         <m:r>
@@ -17160,9 +19663,7 @@
         </w:rPr>
       </w:pPr>
       <w:r>
-        <w:rPr>
-          <w:lang w:val="ru-RU"/>
-        </w:rPr>
+        <w:rPr/>
       </w:r>
       <m:oMath xmlns:m="http://schemas.openxmlformats.org/officeDocument/2006/math">
         <m:r>
@@ -17489,14 +19990,7 @@
         <w:t xml:space="preserve">, </w:t>
       </w:r>
       <w:r>
-        <w:rPr>
-          <w:rFonts w:eastAsia="NSimSun" w:cs="Arial"/>
-          <w:color w:val="auto"/>
-          <w:kern w:val="2"/>
-          <w:sz w:val="24"/>
-          <w:szCs w:val="24"/>
-          <w:lang w:val="en-US" w:eastAsia="zh-CN" w:bidi="hi-IN"/>
-        </w:rPr>
+        <w:rPr/>
       </w:r>
       <m:oMath xmlns:m="http://schemas.openxmlformats.org/officeDocument/2006/math">
         <m:r>
@@ -17556,9 +20050,7 @@
         </w:rPr>
       </w:pPr>
       <w:r>
-        <w:rPr>
-          <w:lang w:val="ru-RU"/>
-        </w:rPr>
+        <w:rPr/>
       </w:r>
       <m:oMath xmlns:m="http://schemas.openxmlformats.org/officeDocument/2006/math">
         <m:acc>
@@ -17648,14 +20140,7 @@
         </w:rPr>
       </w:pPr>
       <w:r>
-        <w:rPr>
-          <w:rFonts w:eastAsia="NSimSun" w:cs="Arial"/>
-          <w:color w:val="auto"/>
-          <w:kern w:val="2"/>
-          <w:sz w:val="24"/>
-          <w:szCs w:val="24"/>
-          <w:lang w:val="ru-RU" w:eastAsia="zh-CN" w:bidi="hi-IN"/>
-        </w:rPr>
+        <w:rPr/>
       </w:r>
       <m:oMath xmlns:m="http://schemas.openxmlformats.org/officeDocument/2006/math">
         <m:acc>
@@ -17981,14 +20466,7 @@
         <w:t xml:space="preserve">, </w:t>
       </w:r>
       <w:r>
-        <w:rPr>
-          <w:rFonts w:eastAsia="NSimSun" w:cs="Arial"/>
-          <w:color w:val="auto"/>
-          <w:kern w:val="2"/>
-          <w:sz w:val="24"/>
-          <w:szCs w:val="24"/>
-          <w:lang w:val="en-US" w:eastAsia="zh-CN" w:bidi="hi-IN"/>
-        </w:rPr>
+        <w:rPr/>
       </w:r>
       <m:oMath xmlns:m="http://schemas.openxmlformats.org/officeDocument/2006/math">
         <m:r>
@@ -18048,9 +20526,7 @@
         </w:rPr>
       </w:pPr>
       <w:r>
-        <w:rPr>
-          <w:lang w:val="ru-RU"/>
-        </w:rPr>
+        <w:rPr/>
       </w:r>
       <m:oMath xmlns:m="http://schemas.openxmlformats.org/officeDocument/2006/math">
         <m:acc>
@@ -18228,6 +20704,7 @@
         <w:widowControl/>
         <w:suppressAutoHyphens w:val="true"/>
         <w:bidi w:val="0"/>
+        <w:spacing w:before="0" w:after="140"/>
         <w:jc w:val="start"/>
         <w:rPr>
           <w:rFonts w:eastAsia="NSimSun" w:cs="Arial"/>
@@ -19703,7 +22180,27 @@
           <w:szCs w:val="24"/>
           <w:lang w:val="ru-RU" w:eastAsia="zh-CN" w:bidi="hi-IN"/>
         </w:rPr>
-        <w:t xml:space="preserve">Можно сохранить параметры вращения </w:t>
+        <w:t xml:space="preserve">Можно сохранить параметры вращения параметры вращения </w:t>
+      </w:r>
+      <w:r>
+        <w:rPr>
+          <w:rFonts w:eastAsia="NSimSun" w:cs="Arial"/>
+          <w:color w:val="auto"/>
+          <w:kern w:val="2"/>
+          <w:sz w:val="24"/>
+          <w:szCs w:val="24"/>
+          <w:lang w:val="en-US" w:eastAsia="zh-CN" w:bidi="hi-IN"/>
+        </w:rPr>
+        <w:t>cos</w:t>
+      </w:r>
+      <w:r>
+        <w:rPr>
+          <w:rFonts w:ascii="Liberation Mono" w:hAnsi="Liberation Mono"/>
+          <w:b w:val="false"/>
+          <w:i w:val="false"/>
+          <w:sz w:val="22"/>
+        </w:rPr>
+        <w:t>θ</w:t>
       </w:r>
       <w:r>
         <w:rPr>
@@ -19714,7 +22211,7 @@
           <w:szCs w:val="24"/>
           <w:lang w:val="ru-RU" w:eastAsia="zh-CN" w:bidi="hi-IN"/>
         </w:rPr>
-        <w:t xml:space="preserve">параметры вращения </w:t>
+        <w:t xml:space="preserve"> и </w:t>
       </w:r>
       <w:r>
         <w:rPr>
@@ -19725,7 +22222,7 @@
           <w:szCs w:val="24"/>
           <w:lang w:val="en-US" w:eastAsia="zh-CN" w:bidi="hi-IN"/>
         </w:rPr>
-        <w:t>cos</w:t>
+        <w:t>sin</w:t>
       </w:r>
       <w:r>
         <w:rPr>
@@ -19745,49 +22242,7 @@
           <w:szCs w:val="24"/>
           <w:lang w:val="ru-RU" w:eastAsia="zh-CN" w:bidi="hi-IN"/>
         </w:rPr>
-        <w:t xml:space="preserve"> и </w:t>
-      </w:r>
-      <w:r>
-        <w:rPr>
-          <w:rFonts w:eastAsia="NSimSun" w:cs="Arial"/>
-          <w:color w:val="auto"/>
-          <w:kern w:val="2"/>
-          <w:sz w:val="24"/>
-          <w:szCs w:val="24"/>
-          <w:lang w:val="en-US" w:eastAsia="zh-CN" w:bidi="hi-IN"/>
-        </w:rPr>
-        <w:t>sin</w:t>
-      </w:r>
-      <w:r>
-        <w:rPr>
-          <w:rFonts w:ascii="Liberation Mono" w:hAnsi="Liberation Mono"/>
-          <w:b w:val="false"/>
-          <w:i w:val="false"/>
-          <w:sz w:val="22"/>
-        </w:rPr>
-        <w:t>θ</w:t>
-      </w:r>
-      <w:r>
-        <w:rPr>
-          <w:rFonts w:eastAsia="NSimSun" w:cs="Arial"/>
-          <w:color w:val="auto"/>
-          <w:kern w:val="2"/>
-          <w:sz w:val="24"/>
-          <w:szCs w:val="24"/>
-          <w:lang w:val="ru-RU" w:eastAsia="zh-CN" w:bidi="hi-IN"/>
-        </w:rPr>
-        <w:t xml:space="preserve"> </w:t>
-      </w:r>
-      <w:r>
-        <w:rPr>
-          <w:rFonts w:eastAsia="NSimSun" w:cs="Arial"/>
-          <w:color w:val="auto"/>
-          <w:kern w:val="2"/>
-          <w:sz w:val="24"/>
-          <w:szCs w:val="24"/>
-          <w:lang w:val="ru-RU" w:eastAsia="zh-CN" w:bidi="hi-IN"/>
-        </w:rPr>
-        <w:t>и позже, после накопления матрицы</w:t>
+        <w:t xml:space="preserve"> и позже, после накопления матрицы</w:t>
       </w:r>
       <w:r>
         <w:rPr>
@@ -19911,7 +22366,18 @@
           <w:szCs w:val="24"/>
           <w:lang w:val="ru-RU" w:eastAsia="zh-CN" w:bidi="hi-IN"/>
         </w:rPr>
-        <w:t xml:space="preserve"> можно со</w:t>
+        <w:t xml:space="preserve"> можно сохранить</w:t>
+      </w:r>
+      <w:r>
+        <w:rPr>
+          <w:rFonts w:eastAsia="NSimSun" w:cs="Arial"/>
+          <w:color w:val="auto"/>
+          <w:kern w:val="2"/>
+          <w:sz w:val="24"/>
+          <w:szCs w:val="24"/>
+          <w:lang w:val="en-US" w:eastAsia="zh-CN" w:bidi="hi-IN"/>
+        </w:rPr>
+        <w:t xml:space="preserve"> </w:t>
       </w:r>
       <w:r>
         <w:rPr>
@@ -19922,150 +22388,7 @@
           <w:szCs w:val="24"/>
           <w:lang w:val="ru-RU" w:eastAsia="zh-CN" w:bidi="hi-IN"/>
         </w:rPr>
-        <w:t>х</w:t>
-      </w:r>
-      <w:r>
-        <w:rPr>
-          <w:rFonts w:eastAsia="NSimSun" w:cs="Arial"/>
-          <w:color w:val="auto"/>
-          <w:kern w:val="2"/>
-          <w:sz w:val="24"/>
-          <w:szCs w:val="24"/>
-          <w:lang w:val="ru-RU" w:eastAsia="zh-CN" w:bidi="hi-IN"/>
-        </w:rPr>
-        <w:t>ранить</w:t>
-      </w:r>
-      <w:r>
-        <w:rPr>
-          <w:rFonts w:eastAsia="NSimSun" w:cs="Arial"/>
-          <w:color w:val="auto"/>
-          <w:kern w:val="2"/>
-          <w:sz w:val="24"/>
-          <w:szCs w:val="24"/>
-          <w:lang w:val="en-US" w:eastAsia="zh-CN" w:bidi="hi-IN"/>
-        </w:rPr>
-        <w:t xml:space="preserve"> </w:t>
-      </w:r>
-      <w:r>
-        <w:rPr>
-          <w:rFonts w:eastAsia="NSimSun" w:cs="Arial"/>
-          <w:color w:val="auto"/>
-          <w:kern w:val="2"/>
-          <w:sz w:val="24"/>
-          <w:szCs w:val="24"/>
-          <w:lang w:val="ru-RU" w:eastAsia="zh-CN" w:bidi="hi-IN"/>
-        </w:rPr>
-        <w:t xml:space="preserve">в </w:t>
-      </w:r>
-      <w:r>
-        <w:rPr>
-          <w:rFonts w:eastAsia="NSimSun" w:cs="Arial"/>
-          <w:color w:val="auto"/>
-          <w:kern w:val="2"/>
-          <w:sz w:val="24"/>
-          <w:szCs w:val="24"/>
-          <w:lang w:val="ru-RU" w:eastAsia="zh-CN" w:bidi="hi-IN"/>
-        </w:rPr>
-        <w:t xml:space="preserve">позиции Rij, </w:t>
-      </w:r>
-      <w:r>
-        <w:rPr>
-          <w:rFonts w:eastAsia="NSimSun" w:cs="Arial"/>
-          <w:color w:val="auto"/>
-          <w:kern w:val="2"/>
-          <w:sz w:val="24"/>
-          <w:szCs w:val="24"/>
-          <w:lang w:val="ru-RU" w:eastAsia="zh-CN" w:bidi="hi-IN"/>
-        </w:rPr>
-        <w:t>брать в цикле для</w:t>
-      </w:r>
-      <w:r>
-        <w:rPr>
-          <w:rFonts w:eastAsia="NSimSun" w:cs="Arial"/>
-          <w:color w:val="auto"/>
-          <w:kern w:val="2"/>
-          <w:sz w:val="24"/>
-          <w:szCs w:val="24"/>
-          <w:lang w:val="ru-RU" w:eastAsia="zh-CN" w:bidi="hi-IN"/>
-        </w:rPr>
-        <w:t xml:space="preserve"> восстанов</w:t>
-      </w:r>
-      <w:r>
-        <w:rPr>
-          <w:rFonts w:eastAsia="NSimSun" w:cs="Arial"/>
-          <w:color w:val="auto"/>
-          <w:kern w:val="2"/>
-          <w:sz w:val="24"/>
-          <w:szCs w:val="24"/>
-          <w:lang w:val="ru-RU" w:eastAsia="zh-CN" w:bidi="hi-IN"/>
-        </w:rPr>
-        <w:t>ления</w:t>
-      </w:r>
-      <w:r>
-        <w:rPr>
-          <w:rFonts w:eastAsia="NSimSun" w:cs="Arial"/>
-          <w:color w:val="auto"/>
-          <w:kern w:val="2"/>
-          <w:sz w:val="24"/>
-          <w:szCs w:val="24"/>
-          <w:lang w:val="ru-RU" w:eastAsia="zh-CN" w:bidi="hi-IN"/>
-        </w:rPr>
-        <w:t xml:space="preserve"> </w:t>
-      </w:r>
-      <w:r>
-        <w:rPr>
-          <w:rFonts w:eastAsia="NSimSun" w:cs="Arial"/>
-          <w:color w:val="auto"/>
-          <w:kern w:val="2"/>
-          <w:sz w:val="24"/>
-          <w:szCs w:val="24"/>
-          <w:lang w:val="ru-RU" w:eastAsia="zh-CN" w:bidi="hi-IN"/>
-        </w:rPr>
-        <w:t xml:space="preserve">матриц вращения и вычисления </w:t>
-      </w:r>
-      <w:r>
-        <w:rPr>
-          <w:rFonts w:eastAsia="NSimSun" w:cs="Arial"/>
-          <w:color w:val="auto"/>
-          <w:kern w:val="2"/>
-          <w:sz w:val="24"/>
-          <w:szCs w:val="24"/>
-          <w:lang w:val="ru-RU" w:eastAsia="zh-CN" w:bidi="hi-IN"/>
-        </w:rPr>
-        <w:t xml:space="preserve">Q, </w:t>
-      </w:r>
-      <w:r>
-        <w:rPr>
-          <w:rFonts w:eastAsia="NSimSun" w:cs="Arial"/>
-          <w:color w:val="auto"/>
-          <w:kern w:val="2"/>
-          <w:sz w:val="24"/>
-          <w:szCs w:val="24"/>
-          <w:lang w:val="ru-RU" w:eastAsia="zh-CN" w:bidi="hi-IN"/>
-        </w:rPr>
-        <w:t xml:space="preserve">занулять элемент </w:t>
-      </w:r>
-      <w:r>
-        <w:rPr>
-          <w:rFonts w:eastAsia="NSimSun" w:cs="Arial"/>
-          <w:color w:val="auto"/>
-          <w:kern w:val="2"/>
-          <w:sz w:val="24"/>
-          <w:szCs w:val="24"/>
-          <w:lang w:val="ru-RU" w:eastAsia="zh-CN" w:bidi="hi-IN"/>
-        </w:rPr>
-        <w:t xml:space="preserve">Rij. </w:t>
-      </w:r>
-      <w:r>
-        <w:rPr>
-          <w:rFonts w:eastAsia="NSimSun" w:cs="Arial"/>
-          <w:color w:val="auto"/>
-          <w:kern w:val="2"/>
-          <w:sz w:val="24"/>
-          <w:szCs w:val="24"/>
-          <w:lang w:val="ru-RU" w:eastAsia="zh-CN" w:bidi="hi-IN"/>
-        </w:rPr>
-        <w:t xml:space="preserve">Для этого </w:t>
+        <w:t xml:space="preserve">в позиции Rij, брать в цикле для восстановления матриц вращения и вычисления Q, занулять элемент Rij. Для этого </w:t>
       </w:r>
       <w:r>
         <w:rPr>
@@ -20166,14 +22489,7 @@
         </w:rPr>
       </w:pPr>
       <w:r>
-        <w:rPr>
-          <w:rFonts w:eastAsia="NSimSun" w:cs="Arial"/>
-          <w:color w:val="auto"/>
-          <w:kern w:val="2"/>
-          <w:sz w:val="24"/>
-          <w:szCs w:val="24"/>
-          <w:lang w:val="ru-RU" w:eastAsia="zh-CN" w:bidi="hi-IN"/>
-        </w:rPr>
+        <w:rPr/>
       </w:r>
       <m:oMath xmlns:m="http://schemas.openxmlformats.org/officeDocument/2006/math">
         <m:r>
@@ -20339,14 +22655,7 @@
         </w:rPr>
       </w:pPr>
       <w:r>
-        <w:rPr>
-          <w:rFonts w:eastAsia="NSimSun" w:cs="Arial"/>
-          <w:color w:val="auto"/>
-          <w:kern w:val="2"/>
-          <w:sz w:val="24"/>
-          <w:szCs w:val="24"/>
-          <w:lang w:val="ru-RU" w:eastAsia="zh-CN" w:bidi="hi-IN"/>
-        </w:rPr>
+        <w:rPr/>
       </w:r>
       <m:oMath xmlns:m="http://schemas.openxmlformats.org/officeDocument/2006/math">
         <m:r>
@@ -20427,14 +22736,7 @@
         </w:rPr>
       </w:pPr>
       <w:r>
-        <w:rPr>
-          <w:rFonts w:eastAsia="NSimSun" w:cs="Arial"/>
-          <w:color w:val="auto"/>
-          <w:kern w:val="2"/>
-          <w:sz w:val="24"/>
-          <w:szCs w:val="24"/>
-          <w:lang w:val="ru-RU" w:eastAsia="zh-CN" w:bidi="hi-IN"/>
-        </w:rPr>
+        <w:rPr/>
       </w:r>
       <m:oMathPara xmlns:m="http://schemas.openxmlformats.org/officeDocument/2006/math">
         <m:oMathParaPr>
@@ -22880,7 +25182,12 @@
         </w:rPr>
       </w:pPr>
       <w:r>
-        <w:rPr/>
+        <w:rPr>
+          <w:rFonts w:ascii="Cascadia Mono" w:hAnsi="Cascadia Mono"/>
+          <w:color w:val="000000"/>
+          <w:sz w:val="19"/>
+          <w:highlight w:val="white"/>
+        </w:rPr>
       </w:r>
     </w:p>
     <w:p>
@@ -22925,9 +25232,7 @@
         </w:rPr>
       </w:pPr>
       <w:r>
-        <w:rPr>
-          <w:lang w:val="ru-RU"/>
-        </w:rPr>
+        <w:rPr/>
       </w:r>
       <m:oMath xmlns:m="http://schemas.openxmlformats.org/officeDocument/2006/math">
         <m:r>
@@ -23000,9 +25305,7 @@
         </w:rPr>
       </w:pPr>
       <w:r>
-        <w:rPr>
-          <w:lang w:val="ru-RU"/>
-        </w:rPr>
+        <w:rPr/>
       </w:r>
       <m:oMath xmlns:m="http://schemas.openxmlformats.org/officeDocument/2006/math">
         <m:r>
@@ -23289,67 +25592,59 @@
       </w:pPr>
       <w:r>
         <w:rPr/>
-        <w:t xml:space="preserve">Эксперимент показал, что </w:t>
+        <w:t>Эксперимент показал, что наибольший выигрыш по времени для размеров</w:t>
+      </w:r>
+      <w:r>
+        <w:rPr>
+          <w:lang w:val="en-US"/>
+        </w:rPr>
+        <w:t xml:space="preserve"> </w:t>
+      </w:r>
+      <w:r>
+        <w:rPr>
+          <w:lang w:val="ru-RU"/>
+        </w:rPr>
+        <w:t xml:space="preserve">диагонали </w:t>
+      </w:r>
+      <w:r>
+        <w:rPr>
+          <w:lang w:val="en-US"/>
+        </w:rPr>
+        <w:t>N</w:t>
+      </w:r>
+      <w:r>
+        <w:rPr>
+          <w:lang w:val="ru-RU"/>
+        </w:rPr>
+        <w:t xml:space="preserve"> матрицы </w:t>
+      </w:r>
+      <w:r>
+        <w:rPr>
+          <w:lang w:val="en-US"/>
+        </w:rPr>
+        <w:t>A</w:t>
+      </w:r>
+      <w:r>
+        <w:rPr>
+          <w:lang w:val="ru-RU"/>
+        </w:rPr>
+        <w:t xml:space="preserve"> больше </w:t>
+      </w:r>
+      <w:r>
+        <w:rPr>
+          <w:lang w:val="en-US"/>
+        </w:rPr>
+        <w:t xml:space="preserve">1000 </w:t>
+      </w:r>
+      <w:r>
+        <w:rPr>
+          <w:lang w:val="ru-RU"/>
+        </w:rPr>
+        <w:t xml:space="preserve">элементов </w:t>
       </w:r>
       <w:r>
         <w:rPr/>
-        <w:t>наибольший выигрыш по времени для размеров</w:t>
-      </w:r>
-      <w:r>
-        <w:rPr>
-          <w:lang w:val="en-US"/>
-        </w:rPr>
-        <w:t xml:space="preserve"> </w:t>
-      </w:r>
-      <w:r>
-        <w:rPr>
-          <w:lang w:val="ru-RU"/>
-        </w:rPr>
-        <w:t xml:space="preserve">диагонали </w:t>
-      </w:r>
-      <w:r>
-        <w:rPr>
-          <w:lang w:val="en-US"/>
-        </w:rPr>
-        <w:t>N</w:t>
-      </w:r>
-      <w:r>
-        <w:rPr>
-          <w:lang w:val="ru-RU"/>
-        </w:rPr>
-        <w:t xml:space="preserve"> матрицы </w:t>
-      </w:r>
-      <w:r>
-        <w:rPr>
-          <w:lang w:val="en-US"/>
-        </w:rPr>
-        <w:t>A</w:t>
-      </w:r>
-      <w:r>
-        <w:rPr>
-          <w:lang w:val="ru-RU"/>
-        </w:rPr>
-        <w:t xml:space="preserve"> больше </w:t>
-      </w:r>
-      <w:r>
-        <w:rPr>
-          <w:lang w:val="en-US"/>
-        </w:rPr>
-        <w:t xml:space="preserve">1000 </w:t>
-      </w:r>
-      <w:r>
-        <w:rPr>
-          <w:lang w:val="ru-RU"/>
-        </w:rPr>
-        <w:t xml:space="preserve">элементов </w:t>
-      </w:r>
-      <w:r>
-        <w:rPr/>
-        <w:t>даёт способ, согласно которому нужно</w:t>
-      </w:r>
-      <w:r>
-        <w:rPr/>
-        <w:t xml:space="preserve"> вычислять матрицу </w:t>
+        <w:t xml:space="preserve">даёт способ, согласно которому нужно вычислять матрицу </w:t>
       </w:r>
       <w:r>
         <w:rPr>
@@ -23412,6 +25707,7 @@
         <w:widowControl/>
         <w:suppressAutoHyphens w:val="true"/>
         <w:bidi w:val="0"/>
+        <w:spacing w:before="0" w:after="140"/>
         <w:jc w:val="both"/>
         <w:rPr/>
       </w:pPr>
@@ -23437,7 +25733,7 @@
         <w:gridCol w:w="2409"/>
         <w:gridCol w:w="2410"/>
         <w:gridCol w:w="2410"/>
-        <w:gridCol w:w="2410"/>
+        <w:gridCol w:w="2409"/>
       </w:tblGrid>
       <w:tr>
         <w:trPr/>
@@ -23452,7 +25748,7 @@
           </w:tcPr>
           <w:p>
             <w:pPr>
-              <w:pStyle w:val="user9"/>
+              <w:pStyle w:val="Style20"/>
               <w:widowControl/>
               <w:bidi w:val="0"/>
               <w:spacing w:lineRule="auto" w:line="288" w:before="0" w:after="200"/>
@@ -23504,7 +25800,7 @@
           </w:tcPr>
           <w:p>
             <w:pPr>
-              <w:pStyle w:val="user9"/>
+              <w:pStyle w:val="Style20"/>
               <w:widowControl/>
               <w:bidi w:val="0"/>
               <w:spacing w:lineRule="auto" w:line="288" w:before="0" w:after="200"/>
@@ -23556,7 +25852,7 @@
           </w:tcPr>
           <w:p>
             <w:pPr>
-              <w:pStyle w:val="user9"/>
+              <w:pStyle w:val="Style20"/>
               <w:widowControl/>
               <w:bidi w:val="0"/>
               <w:spacing w:lineRule="auto" w:line="288" w:before="0" w:after="200"/>
@@ -23599,7 +25895,7 @@
         </w:tc>
         <w:tc>
           <w:tcPr>
-            <w:tcW w:w="2410" w:type="dxa"/>
+            <w:tcW w:w="2409" w:type="dxa"/>
             <w:tcBorders>
               <w:top w:val="single" w:sz="4" w:space="0" w:color="000000"/>
               <w:start w:val="single" w:sz="4" w:space="0" w:color="000000"/>
@@ -23609,7 +25905,7 @@
           </w:tcPr>
           <w:p>
             <w:pPr>
-              <w:pStyle w:val="user9"/>
+              <w:pStyle w:val="Style20"/>
               <w:widowControl/>
               <w:bidi w:val="0"/>
               <w:spacing w:lineRule="auto" w:line="288" w:before="0" w:after="200"/>
@@ -23663,7 +25959,7 @@
           </w:tcPr>
           <w:p>
             <w:pPr>
-              <w:pStyle w:val="user9"/>
+              <w:pStyle w:val="Style20"/>
               <w:widowControl/>
               <w:bidi w:val="0"/>
               <w:spacing w:lineRule="auto" w:line="288" w:before="0" w:after="200"/>
@@ -23714,7 +26010,7 @@
           </w:tcPr>
           <w:p>
             <w:pPr>
-              <w:pStyle w:val="user9"/>
+              <w:pStyle w:val="Style20"/>
               <w:widowControl/>
               <w:bidi w:val="0"/>
               <w:spacing w:lineRule="auto" w:line="288" w:before="0" w:after="200"/>
@@ -23765,7 +26061,7 @@
           </w:tcPr>
           <w:p>
             <w:pPr>
-              <w:pStyle w:val="user9"/>
+              <w:pStyle w:val="Style20"/>
               <w:widowControl/>
               <w:bidi w:val="0"/>
               <w:spacing w:lineRule="auto" w:line="288" w:before="0" w:after="200"/>
@@ -23808,7 +26104,7 @@
         </w:tc>
         <w:tc>
           <w:tcPr>
-            <w:tcW w:w="2410" w:type="dxa"/>
+            <w:tcW w:w="2409" w:type="dxa"/>
             <w:tcBorders>
               <w:start w:val="single" w:sz="4" w:space="0" w:color="000000"/>
               <w:bottom w:val="single" w:sz="4" w:space="0" w:color="000000"/>
@@ -23817,7 +26113,7 @@
           </w:tcPr>
           <w:p>
             <w:pPr>
-              <w:pStyle w:val="user9"/>
+              <w:pStyle w:val="Style20"/>
               <w:widowControl/>
               <w:bidi w:val="0"/>
               <w:spacing w:lineRule="auto" w:line="288" w:before="0" w:after="200"/>
@@ -23871,7 +26167,7 @@
           </w:tcPr>
           <w:p>
             <w:pPr>
-              <w:pStyle w:val="user9"/>
+              <w:pStyle w:val="Style20"/>
               <w:widowControl/>
               <w:bidi w:val="0"/>
               <w:spacing w:lineRule="auto" w:line="288" w:before="0" w:after="200"/>
@@ -24015,7 +26311,7 @@
         </w:tc>
         <w:tc>
           <w:tcPr>
-            <w:tcW w:w="2410" w:type="dxa"/>
+            <w:tcW w:w="2409" w:type="dxa"/>
             <w:tcBorders>
               <w:start w:val="single" w:sz="4" w:space="0" w:color="000000"/>
               <w:bottom w:val="single" w:sz="4" w:space="0" w:color="000000"/>
@@ -24077,7 +26373,7 @@
           </w:tcPr>
           <w:p>
             <w:pPr>
-              <w:pStyle w:val="user9"/>
+              <w:pStyle w:val="Style20"/>
               <w:widowControl/>
               <w:bidi w:val="0"/>
               <w:spacing w:lineRule="auto" w:line="288" w:before="0" w:after="200"/>
@@ -24209,7 +26505,7 @@
         </w:tc>
         <w:tc>
           <w:tcPr>
-            <w:tcW w:w="2410" w:type="dxa"/>
+            <w:tcW w:w="2409" w:type="dxa"/>
             <w:tcBorders>
               <w:start w:val="single" w:sz="4" w:space="0" w:color="000000"/>
               <w:bottom w:val="single" w:sz="4" w:space="0" w:color="000000"/>
@@ -24271,7 +26567,7 @@
           </w:tcPr>
           <w:p>
             <w:pPr>
-              <w:pStyle w:val="user9"/>
+              <w:pStyle w:val="Style20"/>
               <w:widowControl/>
               <w:bidi w:val="0"/>
               <w:spacing w:lineRule="auto" w:line="288" w:before="0" w:after="200"/>
@@ -24403,7 +26699,7 @@
         </w:tc>
         <w:tc>
           <w:tcPr>
-            <w:tcW w:w="2410" w:type="dxa"/>
+            <w:tcW w:w="2409" w:type="dxa"/>
             <w:tcBorders>
               <w:start w:val="single" w:sz="4" w:space="0" w:color="000000"/>
               <w:bottom w:val="single" w:sz="4" w:space="0" w:color="000000"/>
@@ -24465,7 +26761,7 @@
           </w:tcPr>
           <w:p>
             <w:pPr>
-              <w:pStyle w:val="user9"/>
+              <w:pStyle w:val="Style20"/>
               <w:widowControl/>
               <w:bidi w:val="0"/>
               <w:spacing w:lineRule="auto" w:line="288" w:before="0" w:after="200"/>
@@ -24608,7 +26904,7 @@
         </w:tc>
         <w:tc>
           <w:tcPr>
-            <w:tcW w:w="2410" w:type="dxa"/>
+            <w:tcW w:w="2409" w:type="dxa"/>
             <w:tcBorders>
               <w:start w:val="single" w:sz="4" w:space="0" w:color="000000"/>
               <w:bottom w:val="single" w:sz="4" w:space="0" w:color="000000"/>
@@ -24670,7 +26966,7 @@
           </w:tcPr>
           <w:p>
             <w:pPr>
-              <w:pStyle w:val="user9"/>
+              <w:pStyle w:val="Style20"/>
               <w:widowControl/>
               <w:bidi w:val="0"/>
               <w:spacing w:lineRule="auto" w:line="288" w:before="0" w:after="200"/>
@@ -24813,7 +27109,7 @@
         </w:tc>
         <w:tc>
           <w:tcPr>
-            <w:tcW w:w="2410" w:type="dxa"/>
+            <w:tcW w:w="2409" w:type="dxa"/>
             <w:tcBorders>
               <w:start w:val="single" w:sz="4" w:space="0" w:color="000000"/>
               <w:bottom w:val="single" w:sz="4" w:space="0" w:color="000000"/>
@@ -24875,7 +27171,7 @@
           </w:tcPr>
           <w:p>
             <w:pPr>
-              <w:pStyle w:val="user9"/>
+              <w:pStyle w:val="Style20"/>
               <w:widowControl/>
               <w:bidi w:val="0"/>
               <w:spacing w:lineRule="auto" w:line="288" w:before="0" w:after="200"/>
@@ -25018,7 +27314,7 @@
         </w:tc>
         <w:tc>
           <w:tcPr>
-            <w:tcW w:w="2410" w:type="dxa"/>
+            <w:tcW w:w="2409" w:type="dxa"/>
             <w:tcBorders>
               <w:start w:val="single" w:sz="4" w:space="0" w:color="000000"/>
               <w:bottom w:val="single" w:sz="4" w:space="0" w:color="000000"/>
@@ -25080,7 +27376,7 @@
           </w:tcPr>
           <w:p>
             <w:pPr>
-              <w:pStyle w:val="user9"/>
+              <w:pStyle w:val="Style20"/>
               <w:widowControl/>
               <w:bidi w:val="0"/>
               <w:spacing w:lineRule="auto" w:line="288" w:before="0" w:after="200"/>
@@ -25223,7 +27519,7 @@
         </w:tc>
         <w:tc>
           <w:tcPr>
-            <w:tcW w:w="2410" w:type="dxa"/>
+            <w:tcW w:w="2409" w:type="dxa"/>
             <w:tcBorders>
               <w:start w:val="single" w:sz="4" w:space="0" w:color="000000"/>
               <w:bottom w:val="single" w:sz="4" w:space="0" w:color="000000"/>
@@ -25285,7 +27581,7 @@
           </w:tcPr>
           <w:p>
             <w:pPr>
-              <w:pStyle w:val="user9"/>
+              <w:pStyle w:val="Style20"/>
               <w:widowControl/>
               <w:bidi w:val="0"/>
               <w:spacing w:lineRule="auto" w:line="288" w:before="0" w:after="200"/>
@@ -25417,7 +27713,7 @@
         </w:tc>
         <w:tc>
           <w:tcPr>
-            <w:tcW w:w="2410" w:type="dxa"/>
+            <w:tcW w:w="2409" w:type="dxa"/>
             <w:tcBorders>
               <w:start w:val="single" w:sz="4" w:space="0" w:color="000000"/>
               <w:bottom w:val="single" w:sz="4" w:space="0" w:color="000000"/>
@@ -25426,7 +27722,7 @@
           </w:tcPr>
           <w:p>
             <w:pPr>
-              <w:pStyle w:val="user9"/>
+              <w:pStyle w:val="Style20"/>
               <w:widowControl/>
               <w:bidi w:val="0"/>
               <w:spacing w:lineRule="auto" w:line="288" w:before="0" w:after="200"/>
@@ -25480,7 +27776,7 @@
           </w:tcPr>
           <w:p>
             <w:pPr>
-              <w:pStyle w:val="user9"/>
+              <w:pStyle w:val="Style20"/>
               <w:widowControl/>
               <w:bidi w:val="0"/>
               <w:spacing w:lineRule="auto" w:line="288" w:before="0" w:after="200"/>
@@ -25531,7 +27827,7 @@
           </w:tcPr>
           <w:p>
             <w:pPr>
-              <w:pStyle w:val="user9"/>
+              <w:pStyle w:val="Style20"/>
               <w:widowControl/>
               <w:bidi w:val="0"/>
               <w:spacing w:lineRule="auto" w:line="288" w:before="0" w:after="200"/>
@@ -25582,7 +27878,7 @@
           </w:tcPr>
           <w:p>
             <w:pPr>
-              <w:pStyle w:val="user9"/>
+              <w:pStyle w:val="Style20"/>
               <w:widowControl/>
               <w:bidi w:val="0"/>
               <w:spacing w:lineRule="auto" w:line="288" w:before="0" w:after="200"/>
@@ -25625,7 +27921,7 @@
         </w:tc>
         <w:tc>
           <w:tcPr>
-            <w:tcW w:w="2410" w:type="dxa"/>
+            <w:tcW w:w="2409" w:type="dxa"/>
             <w:tcBorders>
               <w:start w:val="single" w:sz="4" w:space="0" w:color="000000"/>
               <w:bottom w:val="single" w:sz="4" w:space="0" w:color="000000"/>
@@ -25634,7 +27930,7 @@
           </w:tcPr>
           <w:p>
             <w:pPr>
-              <w:pStyle w:val="user9"/>
+              <w:pStyle w:val="Style20"/>
               <w:widowControl/>
               <w:bidi w:val="0"/>
               <w:spacing w:lineRule="auto" w:line="288" w:before="0" w:after="200"/>
@@ -25688,7 +27984,7 @@
           </w:tcPr>
           <w:p>
             <w:pPr>
-              <w:pStyle w:val="user9"/>
+              <w:pStyle w:val="Style20"/>
               <w:widowControl/>
               <w:bidi w:val="0"/>
               <w:spacing w:lineRule="auto" w:line="288" w:before="0" w:after="200"/>
@@ -25739,7 +28035,7 @@
           </w:tcPr>
           <w:p>
             <w:pPr>
-              <w:pStyle w:val="user9"/>
+              <w:pStyle w:val="Style20"/>
               <w:widowControl/>
               <w:bidi w:val="0"/>
               <w:spacing w:lineRule="auto" w:line="288" w:before="0" w:after="200"/>
@@ -25790,7 +28086,7 @@
           </w:tcPr>
           <w:p>
             <w:pPr>
-              <w:pStyle w:val="user9"/>
+              <w:pStyle w:val="Style20"/>
               <w:widowControl/>
               <w:bidi w:val="0"/>
               <w:spacing w:lineRule="auto" w:line="288" w:before="0" w:after="200"/>
@@ -25833,7 +28129,7 @@
         </w:tc>
         <w:tc>
           <w:tcPr>
-            <w:tcW w:w="2410" w:type="dxa"/>
+            <w:tcW w:w="2409" w:type="dxa"/>
             <w:tcBorders>
               <w:start w:val="single" w:sz="4" w:space="0" w:color="000000"/>
               <w:bottom w:val="single" w:sz="4" w:space="0" w:color="000000"/>
@@ -25842,7 +28138,7 @@
           </w:tcPr>
           <w:p>
             <w:pPr>
-              <w:pStyle w:val="user9"/>
+              <w:pStyle w:val="Style20"/>
               <w:widowControl/>
               <w:bidi w:val="0"/>
               <w:spacing w:lineRule="auto" w:line="288" w:before="0" w:after="200"/>
@@ -25896,7 +28192,7 @@
           </w:tcPr>
           <w:p>
             <w:pPr>
-              <w:pStyle w:val="user9"/>
+              <w:pStyle w:val="Style20"/>
               <w:widowControl/>
               <w:bidi w:val="0"/>
               <w:spacing w:lineRule="auto" w:line="288" w:before="0" w:after="200"/>
@@ -25947,7 +28243,7 @@
           </w:tcPr>
           <w:p>
             <w:pPr>
-              <w:pStyle w:val="user9"/>
+              <w:pStyle w:val="Style20"/>
               <w:widowControl/>
               <w:bidi w:val="0"/>
               <w:spacing w:lineRule="auto" w:line="288" w:before="0" w:after="200"/>
@@ -25998,7 +28294,7 @@
           </w:tcPr>
           <w:p>
             <w:pPr>
-              <w:pStyle w:val="user9"/>
+              <w:pStyle w:val="Style20"/>
               <w:widowControl/>
               <w:bidi w:val="0"/>
               <w:spacing w:lineRule="auto" w:line="288" w:before="0" w:after="200"/>
@@ -26041,7 +28337,7 @@
         </w:tc>
         <w:tc>
           <w:tcPr>
-            <w:tcW w:w="2410" w:type="dxa"/>
+            <w:tcW w:w="2409" w:type="dxa"/>
             <w:tcBorders>
               <w:start w:val="single" w:sz="4" w:space="0" w:color="000000"/>
               <w:bottom w:val="single" w:sz="4" w:space="0" w:color="000000"/>
@@ -26050,7 +28346,7 @@
           </w:tcPr>
           <w:p>
             <w:pPr>
-              <w:pStyle w:val="user9"/>
+              <w:pStyle w:val="Style20"/>
               <w:widowControl/>
               <w:bidi w:val="0"/>
               <w:spacing w:lineRule="auto" w:line="288" w:before="0" w:after="200"/>
@@ -26128,15 +28424,7 @@
       </w:pPr>
       <w:r>
         <w:rPr/>
-        <w:t xml:space="preserve">Видно, что даже на небольших данных эта версия проигрывает оптимизированному методу Хаусхолдера, а на больших данных происходит значительное замедление </w:t>
-      </w:r>
-      <w:r>
-        <w:rPr/>
-        <w:t>более чем в два раза</w:t>
-      </w:r>
-      <w:r>
-        <w:rPr/>
-        <w:t>.</w:t>
+        <w:t>Видно, что даже на небольших данных эта версия проигрывает оптимизированному методу Хаусхолдера, а на больших данных происходит значительное замедление более чем в два раза.</w:t>
       </w:r>
     </w:p>
     <w:p>
@@ -26195,6 +28483,7 @@
           <w:ilvl w:val="2"/>
           <w:numId w:val="1"/>
         </w:numPr>
+        <w:spacing w:before="0" w:after="120"/>
         <w:ind w:hanging="0" w:start="0"/>
         <w:rPr/>
       </w:pPr>
@@ -26260,22 +28549,7 @@
           <w:effect w:val="none"/>
           <w:shd w:fill="auto" w:val="clear"/>
         </w:rPr>
-        <w:t xml:space="preserve">Для уменьшения времени работы программы можно попробовать использовать структуру данных, которая обеспечит лучшее обращение к памяти. </w:t>
-      </w:r>
-      <w:r>
-        <w:rPr>
-          <w:rFonts w:ascii="Times New Roman;serif" w:hAnsi="Times New Roman;serif"/>
-          <w:b w:val="false"/>
-          <w:i w:val="false"/>
-          <w:caps w:val="false"/>
-          <w:smallCaps w:val="false"/>
-          <w:strike w:val="false"/>
-          <w:dstrike w:val="false"/>
-          <w:u w:val="none"/>
-          <w:effect w:val="none"/>
-          <w:shd w:fill="auto" w:val="clear"/>
-        </w:rPr>
-        <w:t>Алгоритм использует специализированную структуру данных QRMatrix, которая объединяет хранение матриц Q и R для оптимизации доступа к памяти:</w:t>
+        <w:t>Для уменьшения времени работы программы можно попробовать использовать структуру данных, которая обеспечит лучшее обращение к памяти. Алгоритм использует специализированную структуру данных QRMatrix, которая объединяет хранение матриц Q и R для оптимизации доступа к памяти:</w:t>
       </w:r>
     </w:p>
     <w:p>
@@ -27974,97 +30248,7 @@
           <w:effect w:val="none"/>
           <w:shd w:fill="auto" w:val="clear"/>
         </w:rPr>
-        <w:t xml:space="preserve">Небольшой выигрыш по ускорению </w:t>
-      </w:r>
-      <w:r>
-        <w:rPr>
-          <w:rFonts w:ascii="Times New Roman;serif" w:hAnsi="Times New Roman;serif"/>
-          <w:b w:val="false"/>
-          <w:i w:val="false"/>
-          <w:caps w:val="false"/>
-          <w:smallCaps w:val="false"/>
-          <w:strike w:val="false"/>
-          <w:dstrike w:val="false"/>
-          <w:u w:val="none"/>
-          <w:effect w:val="none"/>
-          <w:shd w:fill="auto" w:val="clear"/>
-        </w:rPr>
-        <w:t>может дать</w:t>
-      </w:r>
-      <w:r>
-        <w:rPr>
-          <w:rFonts w:ascii="Times New Roman;serif" w:hAnsi="Times New Roman;serif"/>
-          <w:b w:val="false"/>
-          <w:i w:val="false"/>
-          <w:caps w:val="false"/>
-          <w:smallCaps w:val="false"/>
-          <w:strike w:val="false"/>
-          <w:dstrike w:val="false"/>
-          <w:u w:val="none"/>
-          <w:effect w:val="none"/>
-          <w:shd w:fill="auto" w:val="clear"/>
-        </w:rPr>
-        <w:t xml:space="preserve"> совместное попарное хранение элементов Q и R благодаря оптимизации доступа к памяти. При использовании отдельных контейнеров для Q и R в нынешней реализации с вложенными циклами происходит нарушение локальности данных, при параллельном доступе к Q и R возникают множественные кэш-промахи. Это и совместное обновление матриц в одном цикле </w:t>
-      </w:r>
-      <w:r>
-        <w:rPr>
-          <w:rFonts w:ascii="Times New Roman;serif" w:hAnsi="Times New Roman;serif"/>
-          <w:b w:val="false"/>
-          <w:i w:val="false"/>
-          <w:caps w:val="false"/>
-          <w:smallCaps w:val="false"/>
-          <w:strike w:val="false"/>
-          <w:dstrike w:val="false"/>
-          <w:u w:val="none"/>
-          <w:effect w:val="none"/>
-          <w:shd w:fill="auto" w:val="clear"/>
-        </w:rPr>
-        <w:t>может дать</w:t>
-      </w:r>
-      <w:r>
-        <w:rPr>
-          <w:rFonts w:ascii="Times New Roman;serif" w:hAnsi="Times New Roman;serif"/>
-          <w:b w:val="false"/>
-          <w:i w:val="false"/>
-          <w:caps w:val="false"/>
-          <w:smallCaps w:val="false"/>
-          <w:strike w:val="false"/>
-          <w:dstrike w:val="false"/>
-          <w:u w:val="none"/>
-          <w:effect w:val="none"/>
-          <w:shd w:fill="auto" w:val="clear"/>
-        </w:rPr>
-        <w:t xml:space="preserve"> </w:t>
-      </w:r>
-      <w:r>
-        <w:rPr>
-          <w:rFonts w:ascii="Times New Roman;serif" w:hAnsi="Times New Roman;serif"/>
-          <w:b w:val="false"/>
-          <w:i w:val="false"/>
-          <w:caps w:val="false"/>
-          <w:smallCaps w:val="false"/>
-          <w:strike w:val="false"/>
-          <w:dstrike w:val="false"/>
-          <w:u w:val="none"/>
-          <w:effect w:val="none"/>
-          <w:shd w:fill="auto" w:val="clear"/>
-        </w:rPr>
-        <w:t>хорошее</w:t>
-      </w:r>
-      <w:r>
-        <w:rPr>
-          <w:rFonts w:ascii="Times New Roman;serif" w:hAnsi="Times New Roman;serif"/>
-          <w:b w:val="false"/>
-          <w:i w:val="false"/>
-          <w:caps w:val="false"/>
-          <w:smallCaps w:val="false"/>
-          <w:strike w:val="false"/>
-          <w:dstrike w:val="false"/>
-          <w:u w:val="none"/>
-          <w:effect w:val="none"/>
-          <w:shd w:fill="auto" w:val="clear"/>
-        </w:rPr>
-        <w:t xml:space="preserve"> ускорение для этой реализации.</w:t>
+        <w:t>Небольшой выигрыш по ускорению может дать совместное попарное хранение элементов Q и R благодаря оптимизации доступа к памяти. При использовании отдельных контейнеров для Q и R в нынешней реализации с вложенными циклами происходит нарушение локальности данных, при параллельном доступе к Q и R возникают множественные кэш-промахи. Это и совместное обновление матриц в одном цикле может дать хорошее ускорение для этой реализации.</w:t>
       </w:r>
     </w:p>
     <w:p>
@@ -28157,7 +30341,7 @@
       <w:tblGrid>
         <w:gridCol w:w="2207"/>
         <w:gridCol w:w="2218"/>
-        <w:gridCol w:w="2261"/>
+        <w:gridCol w:w="2260"/>
         <w:gridCol w:w="2953"/>
       </w:tblGrid>
       <w:tr>
@@ -28175,7 +30359,7 @@
           </w:tcPr>
           <w:p>
             <w:pPr>
-              <w:pStyle w:val="user9"/>
+              <w:pStyle w:val="Style20"/>
               <w:widowControl/>
               <w:bidi w:val="0"/>
               <w:spacing w:lineRule="auto" w:line="288" w:before="0" w:after="200"/>
@@ -28227,7 +30411,7 @@
           </w:tcPr>
           <w:p>
             <w:pPr>
-              <w:pStyle w:val="user9"/>
+              <w:pStyle w:val="Style20"/>
               <w:widowControl/>
               <w:bidi w:val="0"/>
               <w:spacing w:lineRule="auto" w:line="288" w:before="0" w:after="200"/>
@@ -28270,7 +30454,7 @@
         </w:tc>
         <w:tc>
           <w:tcPr>
-            <w:tcW w:w="2261" w:type="dxa"/>
+            <w:tcW w:w="2260" w:type="dxa"/>
             <w:tcBorders>
               <w:top w:val="single" w:sz="4" w:space="0" w:color="000000"/>
               <w:start w:val="single" w:sz="4" w:space="0" w:color="000000"/>
@@ -28279,7 +30463,7 @@
           </w:tcPr>
           <w:p>
             <w:pPr>
-              <w:pStyle w:val="user9"/>
+              <w:pStyle w:val="Style20"/>
               <w:widowControl/>
               <w:bidi w:val="0"/>
               <w:spacing w:lineRule="auto" w:line="288" w:before="0" w:after="200"/>
@@ -28332,7 +30516,7 @@
           </w:tcPr>
           <w:p>
             <w:pPr>
-              <w:pStyle w:val="user9"/>
+              <w:pStyle w:val="Style20"/>
               <w:widowControl/>
               <w:bidi w:val="0"/>
               <w:spacing w:lineRule="auto" w:line="288" w:before="0" w:after="200"/>
@@ -28386,7 +30570,7 @@
           </w:tcPr>
           <w:p>
             <w:pPr>
-              <w:pStyle w:val="user9"/>
+              <w:pStyle w:val="Style20"/>
               <w:widowControl/>
               <w:bidi w:val="0"/>
               <w:spacing w:lineRule="auto" w:line="288" w:before="0" w:after="200"/>
@@ -28437,7 +30621,7 @@
           </w:tcPr>
           <w:p>
             <w:pPr>
-              <w:pStyle w:val="user9"/>
+              <w:pStyle w:val="Style20"/>
               <w:widowControl/>
               <w:bidi w:val="0"/>
               <w:spacing w:lineRule="auto" w:line="288" w:before="0" w:after="200"/>
@@ -28480,7 +30664,7 @@
         </w:tc>
         <w:tc>
           <w:tcPr>
-            <w:tcW w:w="2261" w:type="dxa"/>
+            <w:tcW w:w="2260" w:type="dxa"/>
             <w:tcBorders>
               <w:start w:val="single" w:sz="4" w:space="0" w:color="000000"/>
               <w:bottom w:val="single" w:sz="4" w:space="0" w:color="000000"/>
@@ -28488,7 +30672,7 @@
           </w:tcPr>
           <w:p>
             <w:pPr>
-              <w:pStyle w:val="user9"/>
+              <w:pStyle w:val="Style20"/>
               <w:widowControl/>
               <w:bidi w:val="0"/>
               <w:spacing w:lineRule="auto" w:line="288" w:before="0" w:after="200"/>
@@ -28540,7 +30724,7 @@
           </w:tcPr>
           <w:p>
             <w:pPr>
-              <w:pStyle w:val="user9"/>
+              <w:pStyle w:val="Style20"/>
               <w:widowControl/>
               <w:bidi w:val="0"/>
               <w:spacing w:lineRule="auto" w:line="288" w:before="0" w:after="200"/>
@@ -28594,7 +30778,7 @@
           </w:tcPr>
           <w:p>
             <w:pPr>
-              <w:pStyle w:val="user9"/>
+              <w:pStyle w:val="Style20"/>
               <w:widowControl/>
               <w:bidi w:val="0"/>
               <w:spacing w:lineRule="auto" w:line="288" w:before="0" w:after="200"/>
@@ -28645,7 +30829,7 @@
           </w:tcPr>
           <w:p>
             <w:pPr>
-              <w:pStyle w:val="user9"/>
+              <w:pStyle w:val="Style20"/>
               <w:widowControl/>
               <w:bidi w:val="0"/>
               <w:spacing w:lineRule="auto" w:line="288" w:before="0" w:after="200"/>
@@ -28688,7 +30872,7 @@
         </w:tc>
         <w:tc>
           <w:tcPr>
-            <w:tcW w:w="2261" w:type="dxa"/>
+            <w:tcW w:w="2260" w:type="dxa"/>
             <w:tcBorders>
               <w:start w:val="single" w:sz="4" w:space="0" w:color="000000"/>
               <w:bottom w:val="single" w:sz="4" w:space="0" w:color="000000"/>
@@ -28696,7 +30880,7 @@
           </w:tcPr>
           <w:p>
             <w:pPr>
-              <w:pStyle w:val="user9"/>
+              <w:pStyle w:val="Style20"/>
               <w:widowControl/>
               <w:bidi w:val="0"/>
               <w:spacing w:lineRule="auto" w:line="288" w:before="0" w:after="200"/>
@@ -28748,7 +30932,7 @@
           </w:tcPr>
           <w:p>
             <w:pPr>
-              <w:pStyle w:val="user9"/>
+              <w:pStyle w:val="Style20"/>
               <w:widowControl/>
               <w:bidi w:val="0"/>
               <w:spacing w:lineRule="auto" w:line="288" w:before="0" w:after="200"/>
@@ -28802,7 +30986,7 @@
           </w:tcPr>
           <w:p>
             <w:pPr>
-              <w:pStyle w:val="user9"/>
+              <w:pStyle w:val="Style20"/>
               <w:widowControl/>
               <w:bidi w:val="0"/>
               <w:spacing w:lineRule="auto" w:line="288" w:before="0" w:after="200"/>
@@ -28853,7 +31037,7 @@
           </w:tcPr>
           <w:p>
             <w:pPr>
-              <w:pStyle w:val="user9"/>
+              <w:pStyle w:val="Style20"/>
               <w:widowControl/>
               <w:bidi w:val="0"/>
               <w:spacing w:lineRule="auto" w:line="288" w:before="0" w:after="200"/>
@@ -28896,7 +31080,7 @@
         </w:tc>
         <w:tc>
           <w:tcPr>
-            <w:tcW w:w="2261" w:type="dxa"/>
+            <w:tcW w:w="2260" w:type="dxa"/>
             <w:tcBorders>
               <w:start w:val="single" w:sz="4" w:space="0" w:color="000000"/>
               <w:bottom w:val="single" w:sz="4" w:space="0" w:color="000000"/>
@@ -28904,7 +31088,7 @@
           </w:tcPr>
           <w:p>
             <w:pPr>
-              <w:pStyle w:val="user9"/>
+              <w:pStyle w:val="Style20"/>
               <w:widowControl/>
               <w:bidi w:val="0"/>
               <w:spacing w:lineRule="auto" w:line="288" w:before="0" w:after="200"/>
@@ -28956,7 +31140,7 @@
           </w:tcPr>
           <w:p>
             <w:pPr>
-              <w:pStyle w:val="user9"/>
+              <w:pStyle w:val="Style20"/>
               <w:widowControl/>
               <w:bidi w:val="0"/>
               <w:spacing w:lineRule="auto" w:line="288" w:before="0" w:after="200"/>
@@ -29010,7 +31194,7 @@
           </w:tcPr>
           <w:p>
             <w:pPr>
-              <w:pStyle w:val="user9"/>
+              <w:pStyle w:val="Style20"/>
               <w:widowControl/>
               <w:bidi w:val="0"/>
               <w:spacing w:lineRule="auto" w:line="288" w:before="0" w:after="200"/>
@@ -29061,7 +31245,7 @@
           </w:tcPr>
           <w:p>
             <w:pPr>
-              <w:pStyle w:val="user9"/>
+              <w:pStyle w:val="Style20"/>
               <w:widowControl/>
               <w:bidi w:val="0"/>
               <w:spacing w:lineRule="auto" w:line="288" w:before="0" w:after="200"/>
@@ -29104,7 +31288,7 @@
         </w:tc>
         <w:tc>
           <w:tcPr>
-            <w:tcW w:w="2261" w:type="dxa"/>
+            <w:tcW w:w="2260" w:type="dxa"/>
             <w:tcBorders>
               <w:start w:val="single" w:sz="4" w:space="0" w:color="000000"/>
               <w:bottom w:val="single" w:sz="4" w:space="0" w:color="000000"/>
@@ -29112,7 +31296,7 @@
           </w:tcPr>
           <w:p>
             <w:pPr>
-              <w:pStyle w:val="user9"/>
+              <w:pStyle w:val="Style20"/>
               <w:widowControl/>
               <w:bidi w:val="0"/>
               <w:spacing w:lineRule="auto" w:line="288" w:before="0" w:after="200"/>
@@ -29164,7 +31348,7 @@
           </w:tcPr>
           <w:p>
             <w:pPr>
-              <w:pStyle w:val="user9"/>
+              <w:pStyle w:val="Style20"/>
               <w:widowControl/>
               <w:bidi w:val="0"/>
               <w:spacing w:lineRule="auto" w:line="288" w:before="0" w:after="200"/>
@@ -29218,7 +31402,7 @@
           </w:tcPr>
           <w:p>
             <w:pPr>
-              <w:pStyle w:val="user9"/>
+              <w:pStyle w:val="Style20"/>
               <w:widowControl/>
               <w:bidi w:val="0"/>
               <w:spacing w:lineRule="auto" w:line="288" w:before="0" w:after="200"/>
@@ -29269,7 +31453,7 @@
           </w:tcPr>
           <w:p>
             <w:pPr>
-              <w:pStyle w:val="user9"/>
+              <w:pStyle w:val="Style20"/>
               <w:widowControl/>
               <w:bidi w:val="0"/>
               <w:spacing w:lineRule="auto" w:line="288" w:before="0" w:after="200"/>
@@ -29312,7 +31496,7 @@
         </w:tc>
         <w:tc>
           <w:tcPr>
-            <w:tcW w:w="2261" w:type="dxa"/>
+            <w:tcW w:w="2260" w:type="dxa"/>
             <w:tcBorders>
               <w:start w:val="single" w:sz="4" w:space="0" w:color="000000"/>
               <w:bottom w:val="single" w:sz="4" w:space="0" w:color="000000"/>
@@ -29320,7 +31504,7 @@
           </w:tcPr>
           <w:p>
             <w:pPr>
-              <w:pStyle w:val="user9"/>
+              <w:pStyle w:val="Style20"/>
               <w:widowControl/>
               <w:bidi w:val="0"/>
               <w:spacing w:lineRule="auto" w:line="288" w:before="0" w:after="200"/>
@@ -29372,7 +31556,7 @@
           </w:tcPr>
           <w:p>
             <w:pPr>
-              <w:pStyle w:val="user9"/>
+              <w:pStyle w:val="Style20"/>
               <w:widowControl/>
               <w:bidi w:val="0"/>
               <w:spacing w:lineRule="auto" w:line="288" w:before="0" w:after="200"/>
@@ -29426,7 +31610,7 @@
           </w:tcPr>
           <w:p>
             <w:pPr>
-              <w:pStyle w:val="user9"/>
+              <w:pStyle w:val="Style20"/>
               <w:widowControl/>
               <w:bidi w:val="0"/>
               <w:spacing w:lineRule="auto" w:line="288" w:before="0" w:after="200"/>
@@ -29477,7 +31661,7 @@
           </w:tcPr>
           <w:p>
             <w:pPr>
-              <w:pStyle w:val="user9"/>
+              <w:pStyle w:val="Style20"/>
               <w:widowControl/>
               <w:bidi w:val="0"/>
               <w:spacing w:lineRule="auto" w:line="288" w:before="0" w:after="200"/>
@@ -29520,7 +31704,7 @@
         </w:tc>
         <w:tc>
           <w:tcPr>
-            <w:tcW w:w="2261" w:type="dxa"/>
+            <w:tcW w:w="2260" w:type="dxa"/>
             <w:tcBorders>
               <w:start w:val="single" w:sz="4" w:space="0" w:color="000000"/>
               <w:bottom w:val="single" w:sz="4" w:space="0" w:color="000000"/>
@@ -29528,7 +31712,7 @@
           </w:tcPr>
           <w:p>
             <w:pPr>
-              <w:pStyle w:val="user9"/>
+              <w:pStyle w:val="Style20"/>
               <w:widowControl/>
               <w:bidi w:val="0"/>
               <w:spacing w:lineRule="auto" w:line="288" w:before="0" w:after="200"/>
@@ -29580,7 +31764,7 @@
           </w:tcPr>
           <w:p>
             <w:pPr>
-              <w:pStyle w:val="user9"/>
+              <w:pStyle w:val="Style20"/>
               <w:widowControl/>
               <w:bidi w:val="0"/>
               <w:spacing w:lineRule="auto" w:line="288" w:before="0" w:after="200"/>
@@ -29634,7 +31818,7 @@
           </w:tcPr>
           <w:p>
             <w:pPr>
-              <w:pStyle w:val="user9"/>
+              <w:pStyle w:val="Style20"/>
               <w:widowControl/>
               <w:bidi w:val="0"/>
               <w:spacing w:lineRule="auto" w:line="288" w:before="0" w:after="200"/>
@@ -29685,7 +31869,7 @@
           </w:tcPr>
           <w:p>
             <w:pPr>
-              <w:pStyle w:val="user9"/>
+              <w:pStyle w:val="Style20"/>
               <w:widowControl/>
               <w:bidi w:val="0"/>
               <w:spacing w:lineRule="auto" w:line="288" w:before="0" w:after="200"/>
@@ -29728,7 +31912,7 @@
         </w:tc>
         <w:tc>
           <w:tcPr>
-            <w:tcW w:w="2261" w:type="dxa"/>
+            <w:tcW w:w="2260" w:type="dxa"/>
             <w:tcBorders>
               <w:start w:val="single" w:sz="4" w:space="0" w:color="000000"/>
               <w:bottom w:val="single" w:sz="4" w:space="0" w:color="000000"/>
@@ -29736,7 +31920,7 @@
           </w:tcPr>
           <w:p>
             <w:pPr>
-              <w:pStyle w:val="user9"/>
+              <w:pStyle w:val="Style20"/>
               <w:widowControl/>
               <w:bidi w:val="0"/>
               <w:spacing w:lineRule="auto" w:line="288" w:before="0" w:after="200"/>
@@ -29788,7 +31972,7 @@
           </w:tcPr>
           <w:p>
             <w:pPr>
-              <w:pStyle w:val="user9"/>
+              <w:pStyle w:val="Style20"/>
               <w:widowControl/>
               <w:bidi w:val="0"/>
               <w:spacing w:lineRule="auto" w:line="288" w:before="0" w:after="200"/>
@@ -29842,7 +32026,7 @@
           </w:tcPr>
           <w:p>
             <w:pPr>
-              <w:pStyle w:val="user9"/>
+              <w:pStyle w:val="Style20"/>
               <w:widowControl/>
               <w:bidi w:val="0"/>
               <w:spacing w:lineRule="auto" w:line="288" w:before="0" w:after="200"/>
@@ -29893,7 +32077,7 @@
           </w:tcPr>
           <w:p>
             <w:pPr>
-              <w:pStyle w:val="user9"/>
+              <w:pStyle w:val="Style20"/>
               <w:widowControl/>
               <w:bidi w:val="0"/>
               <w:spacing w:lineRule="auto" w:line="288" w:before="0" w:after="200"/>
@@ -29936,7 +32120,7 @@
         </w:tc>
         <w:tc>
           <w:tcPr>
-            <w:tcW w:w="2261" w:type="dxa"/>
+            <w:tcW w:w="2260" w:type="dxa"/>
             <w:tcBorders>
               <w:start w:val="single" w:sz="4" w:space="0" w:color="000000"/>
               <w:bottom w:val="single" w:sz="4" w:space="0" w:color="000000"/>
@@ -29944,7 +32128,7 @@
           </w:tcPr>
           <w:p>
             <w:pPr>
-              <w:pStyle w:val="user9"/>
+              <w:pStyle w:val="Style20"/>
               <w:widowControl/>
               <w:bidi w:val="0"/>
               <w:spacing w:lineRule="auto" w:line="288" w:before="0" w:after="200"/>
@@ -29996,7 +32180,7 @@
           </w:tcPr>
           <w:p>
             <w:pPr>
-              <w:pStyle w:val="user9"/>
+              <w:pStyle w:val="Style20"/>
               <w:widowControl/>
               <w:bidi w:val="0"/>
               <w:spacing w:lineRule="auto" w:line="288" w:before="0" w:after="200"/>
@@ -30050,7 +32234,7 @@
           </w:tcPr>
           <w:p>
             <w:pPr>
-              <w:pStyle w:val="user9"/>
+              <w:pStyle w:val="Style20"/>
               <w:widowControl/>
               <w:bidi w:val="0"/>
               <w:spacing w:lineRule="auto" w:line="288" w:before="0" w:after="200"/>
@@ -30101,7 +32285,7 @@
           </w:tcPr>
           <w:p>
             <w:pPr>
-              <w:pStyle w:val="user9"/>
+              <w:pStyle w:val="Style20"/>
               <w:widowControl/>
               <w:bidi w:val="0"/>
               <w:spacing w:lineRule="auto" w:line="288" w:before="0" w:after="200"/>
@@ -30144,7 +32328,7 @@
         </w:tc>
         <w:tc>
           <w:tcPr>
-            <w:tcW w:w="2261" w:type="dxa"/>
+            <w:tcW w:w="2260" w:type="dxa"/>
             <w:tcBorders>
               <w:start w:val="single" w:sz="4" w:space="0" w:color="000000"/>
               <w:bottom w:val="single" w:sz="4" w:space="0" w:color="000000"/>
@@ -30152,7 +32336,7 @@
           </w:tcPr>
           <w:p>
             <w:pPr>
-              <w:pStyle w:val="user9"/>
+              <w:pStyle w:val="Style20"/>
               <w:widowControl/>
               <w:bidi w:val="0"/>
               <w:spacing w:lineRule="auto" w:line="288" w:before="0" w:after="200"/>
@@ -30204,7 +32388,7 @@
           </w:tcPr>
           <w:p>
             <w:pPr>
-              <w:pStyle w:val="user9"/>
+              <w:pStyle w:val="Style20"/>
               <w:widowControl/>
               <w:bidi w:val="0"/>
               <w:spacing w:lineRule="auto" w:line="288" w:before="0" w:after="200"/>
@@ -30258,7 +32442,7 @@
           </w:tcPr>
           <w:p>
             <w:pPr>
-              <w:pStyle w:val="user9"/>
+              <w:pStyle w:val="Style20"/>
               <w:widowControl/>
               <w:bidi w:val="0"/>
               <w:spacing w:lineRule="auto" w:line="288" w:before="0" w:after="200"/>
@@ -30309,7 +32493,7 @@
           </w:tcPr>
           <w:p>
             <w:pPr>
-              <w:pStyle w:val="user9"/>
+              <w:pStyle w:val="Style20"/>
               <w:widowControl/>
               <w:bidi w:val="0"/>
               <w:spacing w:lineRule="auto" w:line="288" w:before="0" w:after="200"/>
@@ -30352,7 +32536,7 @@
         </w:tc>
         <w:tc>
           <w:tcPr>
-            <w:tcW w:w="2261" w:type="dxa"/>
+            <w:tcW w:w="2260" w:type="dxa"/>
             <w:tcBorders>
               <w:start w:val="single" w:sz="4" w:space="0" w:color="000000"/>
               <w:bottom w:val="single" w:sz="4" w:space="0" w:color="000000"/>
@@ -30360,7 +32544,7 @@
           </w:tcPr>
           <w:p>
             <w:pPr>
-              <w:pStyle w:val="user9"/>
+              <w:pStyle w:val="Style20"/>
               <w:widowControl/>
               <w:bidi w:val="0"/>
               <w:spacing w:lineRule="auto" w:line="288" w:before="0" w:after="200"/>
@@ -30412,7 +32596,7 @@
           </w:tcPr>
           <w:p>
             <w:pPr>
-              <w:pStyle w:val="user9"/>
+              <w:pStyle w:val="Style20"/>
               <w:widowControl/>
               <w:bidi w:val="0"/>
               <w:spacing w:lineRule="auto" w:line="288" w:before="0" w:after="200"/>
@@ -30466,7 +32650,7 @@
           </w:tcPr>
           <w:p>
             <w:pPr>
-              <w:pStyle w:val="user9"/>
+              <w:pStyle w:val="Style20"/>
               <w:widowControl/>
               <w:bidi w:val="0"/>
               <w:spacing w:lineRule="auto" w:line="288" w:before="0" w:after="200"/>
@@ -30517,7 +32701,7 @@
           </w:tcPr>
           <w:p>
             <w:pPr>
-              <w:pStyle w:val="user9"/>
+              <w:pStyle w:val="Style20"/>
               <w:widowControl/>
               <w:bidi w:val="0"/>
               <w:spacing w:lineRule="auto" w:line="288" w:before="0" w:after="200"/>
@@ -30560,7 +32744,7 @@
         </w:tc>
         <w:tc>
           <w:tcPr>
-            <w:tcW w:w="2261" w:type="dxa"/>
+            <w:tcW w:w="2260" w:type="dxa"/>
             <w:tcBorders>
               <w:start w:val="single" w:sz="4" w:space="0" w:color="000000"/>
               <w:bottom w:val="single" w:sz="4" w:space="0" w:color="000000"/>
@@ -30568,7 +32752,7 @@
           </w:tcPr>
           <w:p>
             <w:pPr>
-              <w:pStyle w:val="user9"/>
+              <w:pStyle w:val="Style20"/>
               <w:widowControl/>
               <w:bidi w:val="0"/>
               <w:spacing w:lineRule="auto" w:line="288" w:before="0" w:after="200"/>
@@ -30620,7 +32804,7 @@
           </w:tcPr>
           <w:p>
             <w:pPr>
-              <w:pStyle w:val="user9"/>
+              <w:pStyle w:val="Style20"/>
               <w:widowControl/>
               <w:bidi w:val="0"/>
               <w:spacing w:lineRule="auto" w:line="288" w:before="0" w:after="200"/>
@@ -30674,7 +32858,7 @@
           </w:tcPr>
           <w:p>
             <w:pPr>
-              <w:pStyle w:val="user9"/>
+              <w:pStyle w:val="Style20"/>
               <w:widowControl/>
               <w:bidi w:val="0"/>
               <w:spacing w:lineRule="auto" w:line="288" w:before="0" w:after="200"/>
@@ -30725,7 +32909,7 @@
           </w:tcPr>
           <w:p>
             <w:pPr>
-              <w:pStyle w:val="user9"/>
+              <w:pStyle w:val="Style20"/>
               <w:widowControl/>
               <w:bidi w:val="0"/>
               <w:spacing w:lineRule="auto" w:line="288" w:before="0" w:after="200"/>
@@ -30768,7 +32952,7 @@
         </w:tc>
         <w:tc>
           <w:tcPr>
-            <w:tcW w:w="2261" w:type="dxa"/>
+            <w:tcW w:w="2260" w:type="dxa"/>
             <w:tcBorders>
               <w:start w:val="single" w:sz="4" w:space="0" w:color="000000"/>
               <w:bottom w:val="single" w:sz="4" w:space="0" w:color="000000"/>
@@ -30776,7 +32960,7 @@
           </w:tcPr>
           <w:p>
             <w:pPr>
-              <w:pStyle w:val="user9"/>
+              <w:pStyle w:val="Style20"/>
               <w:widowControl/>
               <w:bidi w:val="0"/>
               <w:spacing w:lineRule="auto" w:line="288" w:before="0" w:after="200"/>
@@ -30828,7 +33012,7 @@
           </w:tcPr>
           <w:p>
             <w:pPr>
-              <w:pStyle w:val="user9"/>
+              <w:pStyle w:val="Style20"/>
               <w:widowControl/>
               <w:bidi w:val="0"/>
               <w:spacing w:lineRule="auto" w:line="288" w:before="0" w:after="200"/>
@@ -31010,6 +33194,7 @@
           <w:ilvl w:val="2"/>
           <w:numId w:val="1"/>
         </w:numPr>
+        <w:spacing w:before="0" w:after="120"/>
         <w:ind w:hanging="0" w:start="0"/>
         <w:jc w:val="both"/>
         <w:rPr/>
@@ -31071,7 +33256,7 @@
       <w:tblGrid>
         <w:gridCol w:w="2207"/>
         <w:gridCol w:w="2218"/>
-        <w:gridCol w:w="2261"/>
+        <w:gridCol w:w="2260"/>
         <w:gridCol w:w="2953"/>
       </w:tblGrid>
       <w:tr>
@@ -31089,7 +33274,7 @@
           </w:tcPr>
           <w:p>
             <w:pPr>
-              <w:pStyle w:val="user9"/>
+              <w:pStyle w:val="Style20"/>
               <w:widowControl/>
               <w:bidi w:val="0"/>
               <w:spacing w:lineRule="auto" w:line="288" w:before="0" w:after="200"/>
@@ -31141,7 +33326,7 @@
           </w:tcPr>
           <w:p>
             <w:pPr>
-              <w:pStyle w:val="user9"/>
+              <w:pStyle w:val="Style20"/>
               <w:widowControl/>
               <w:bidi w:val="0"/>
               <w:spacing w:lineRule="auto" w:line="288" w:before="0" w:after="200"/>
@@ -31184,7 +33369,7 @@
         </w:tc>
         <w:tc>
           <w:tcPr>
-            <w:tcW w:w="2261" w:type="dxa"/>
+            <w:tcW w:w="2260" w:type="dxa"/>
             <w:tcBorders>
               <w:top w:val="single" w:sz="4" w:space="0" w:color="000000"/>
               <w:start w:val="single" w:sz="4" w:space="0" w:color="000000"/>
@@ -31193,7 +33378,7 @@
           </w:tcPr>
           <w:p>
             <w:pPr>
-              <w:pStyle w:val="user9"/>
+              <w:pStyle w:val="Style20"/>
               <w:widowControl/>
               <w:bidi w:val="0"/>
               <w:spacing w:lineRule="auto" w:line="288" w:before="0" w:after="200"/>
@@ -31246,7 +33431,7 @@
           </w:tcPr>
           <w:p>
             <w:pPr>
-              <w:pStyle w:val="user9"/>
+              <w:pStyle w:val="Style20"/>
               <w:widowControl/>
               <w:bidi w:val="0"/>
               <w:spacing w:lineRule="auto" w:line="288" w:before="0" w:after="200"/>
@@ -31300,7 +33485,7 @@
           </w:tcPr>
           <w:p>
             <w:pPr>
-              <w:pStyle w:val="user9"/>
+              <w:pStyle w:val="Style20"/>
               <w:widowControl/>
               <w:bidi w:val="0"/>
               <w:spacing w:lineRule="auto" w:line="288" w:before="0" w:after="200"/>
@@ -31351,7 +33536,7 @@
           </w:tcPr>
           <w:p>
             <w:pPr>
-              <w:pStyle w:val="user9"/>
+              <w:pStyle w:val="Style20"/>
               <w:widowControl/>
               <w:bidi w:val="0"/>
               <w:spacing w:lineRule="auto" w:line="288" w:before="0" w:after="200"/>
@@ -31394,7 +33579,7 @@
         </w:tc>
         <w:tc>
           <w:tcPr>
-            <w:tcW w:w="2261" w:type="dxa"/>
+            <w:tcW w:w="2260" w:type="dxa"/>
             <w:tcBorders>
               <w:start w:val="single" w:sz="4" w:space="0" w:color="000000"/>
               <w:bottom w:val="single" w:sz="4" w:space="0" w:color="000000"/>
@@ -31402,7 +33587,7 @@
           </w:tcPr>
           <w:p>
             <w:pPr>
-              <w:pStyle w:val="user9"/>
+              <w:pStyle w:val="Style20"/>
               <w:widowControl/>
               <w:bidi w:val="0"/>
               <w:spacing w:lineRule="auto" w:line="288" w:before="0" w:after="200"/>
@@ -31454,7 +33639,7 @@
           </w:tcPr>
           <w:p>
             <w:pPr>
-              <w:pStyle w:val="user9"/>
+              <w:pStyle w:val="Style20"/>
               <w:widowControl/>
               <w:bidi w:val="0"/>
               <w:spacing w:lineRule="auto" w:line="288" w:before="0" w:after="200"/>
@@ -31508,7 +33693,7 @@
           </w:tcPr>
           <w:p>
             <w:pPr>
-              <w:pStyle w:val="user9"/>
+              <w:pStyle w:val="Style20"/>
               <w:widowControl/>
               <w:bidi w:val="0"/>
               <w:spacing w:lineRule="auto" w:line="288" w:before="0" w:after="200"/>
@@ -31559,7 +33744,7 @@
           </w:tcPr>
           <w:p>
             <w:pPr>
-              <w:pStyle w:val="user9"/>
+              <w:pStyle w:val="Style20"/>
               <w:widowControl/>
               <w:bidi w:val="0"/>
               <w:spacing w:lineRule="auto" w:line="288" w:before="0" w:after="200"/>
@@ -31602,7 +33787,7 @@
         </w:tc>
         <w:tc>
           <w:tcPr>
-            <w:tcW w:w="2261" w:type="dxa"/>
+            <w:tcW w:w="2260" w:type="dxa"/>
             <w:tcBorders>
               <w:start w:val="single" w:sz="4" w:space="0" w:color="000000"/>
               <w:bottom w:val="single" w:sz="4" w:space="0" w:color="000000"/>
@@ -31610,7 +33795,7 @@
           </w:tcPr>
           <w:p>
             <w:pPr>
-              <w:pStyle w:val="user9"/>
+              <w:pStyle w:val="Style20"/>
               <w:widowControl/>
               <w:bidi w:val="0"/>
               <w:spacing w:lineRule="auto" w:line="288" w:before="0" w:after="200"/>
@@ -31662,7 +33847,7 @@
           </w:tcPr>
           <w:p>
             <w:pPr>
-              <w:pStyle w:val="user9"/>
+              <w:pStyle w:val="Style20"/>
               <w:widowControl/>
               <w:bidi w:val="0"/>
               <w:spacing w:lineRule="auto" w:line="288" w:before="0" w:after="200"/>
@@ -31716,7 +33901,7 @@
           </w:tcPr>
           <w:p>
             <w:pPr>
-              <w:pStyle w:val="user9"/>
+              <w:pStyle w:val="Style20"/>
               <w:widowControl/>
               <w:bidi w:val="0"/>
               <w:spacing w:lineRule="auto" w:line="288" w:before="0" w:after="200"/>
@@ -31767,7 +33952,7 @@
           </w:tcPr>
           <w:p>
             <w:pPr>
-              <w:pStyle w:val="user9"/>
+              <w:pStyle w:val="Style20"/>
               <w:widowControl/>
               <w:bidi w:val="0"/>
               <w:spacing w:lineRule="auto" w:line="288" w:before="0" w:after="200"/>
@@ -31810,7 +33995,7 @@
         </w:tc>
         <w:tc>
           <w:tcPr>
-            <w:tcW w:w="2261" w:type="dxa"/>
+            <w:tcW w:w="2260" w:type="dxa"/>
             <w:tcBorders>
               <w:start w:val="single" w:sz="4" w:space="0" w:color="000000"/>
               <w:bottom w:val="single" w:sz="4" w:space="0" w:color="000000"/>
@@ -31818,7 +34003,7 @@
           </w:tcPr>
           <w:p>
             <w:pPr>
-              <w:pStyle w:val="user9"/>
+              <w:pStyle w:val="Style20"/>
               <w:widowControl/>
               <w:bidi w:val="0"/>
               <w:spacing w:lineRule="auto" w:line="288" w:before="0" w:after="200"/>
@@ -31870,7 +34055,7 @@
           </w:tcPr>
           <w:p>
             <w:pPr>
-              <w:pStyle w:val="user9"/>
+              <w:pStyle w:val="Style20"/>
               <w:widowControl/>
               <w:bidi w:val="0"/>
               <w:spacing w:lineRule="auto" w:line="288" w:before="0" w:after="200"/>
@@ -31924,7 +34109,7 @@
           </w:tcPr>
           <w:p>
             <w:pPr>
-              <w:pStyle w:val="user9"/>
+              <w:pStyle w:val="Style20"/>
               <w:widowControl/>
               <w:bidi w:val="0"/>
               <w:spacing w:lineRule="auto" w:line="288" w:before="0" w:after="200"/>
@@ -31975,7 +34160,7 @@
           </w:tcPr>
           <w:p>
             <w:pPr>
-              <w:pStyle w:val="user9"/>
+              <w:pStyle w:val="Style20"/>
               <w:widowControl/>
               <w:bidi w:val="0"/>
               <w:spacing w:lineRule="auto" w:line="288" w:before="0" w:after="200"/>
@@ -32018,7 +34203,7 @@
         </w:tc>
         <w:tc>
           <w:tcPr>
-            <w:tcW w:w="2261" w:type="dxa"/>
+            <w:tcW w:w="2260" w:type="dxa"/>
             <w:tcBorders>
               <w:start w:val="single" w:sz="4" w:space="0" w:color="000000"/>
               <w:bottom w:val="single" w:sz="4" w:space="0" w:color="000000"/>
@@ -32026,7 +34211,7 @@
           </w:tcPr>
           <w:p>
             <w:pPr>
-              <w:pStyle w:val="user9"/>
+              <w:pStyle w:val="Style20"/>
               <w:widowControl/>
               <w:bidi w:val="0"/>
               <w:spacing w:lineRule="auto" w:line="288" w:before="0" w:after="200"/>
@@ -32078,7 +34263,7 @@
           </w:tcPr>
           <w:p>
             <w:pPr>
-              <w:pStyle w:val="user9"/>
+              <w:pStyle w:val="Style20"/>
               <w:widowControl/>
               <w:bidi w:val="0"/>
               <w:spacing w:lineRule="auto" w:line="288" w:before="0" w:after="200"/>
@@ -32132,7 +34317,7 @@
           </w:tcPr>
           <w:p>
             <w:pPr>
-              <w:pStyle w:val="user9"/>
+              <w:pStyle w:val="Style20"/>
               <w:widowControl/>
               <w:bidi w:val="0"/>
               <w:spacing w:lineRule="auto" w:line="288" w:before="0" w:after="200"/>
@@ -32183,7 +34368,7 @@
           </w:tcPr>
           <w:p>
             <w:pPr>
-              <w:pStyle w:val="user9"/>
+              <w:pStyle w:val="Style20"/>
               <w:widowControl/>
               <w:bidi w:val="0"/>
               <w:spacing w:lineRule="auto" w:line="288" w:before="0" w:after="200"/>
@@ -32213,7 +34398,7 @@
         </w:tc>
         <w:tc>
           <w:tcPr>
-            <w:tcW w:w="2261" w:type="dxa"/>
+            <w:tcW w:w="2260" w:type="dxa"/>
             <w:tcBorders>
               <w:start w:val="single" w:sz="4" w:space="0" w:color="000000"/>
               <w:bottom w:val="single" w:sz="4" w:space="0" w:color="000000"/>
@@ -32221,7 +34406,7 @@
           </w:tcPr>
           <w:p>
             <w:pPr>
-              <w:pStyle w:val="user9"/>
+              <w:pStyle w:val="Style20"/>
               <w:widowControl/>
               <w:bidi w:val="0"/>
               <w:spacing w:lineRule="auto" w:line="288" w:before="0" w:after="200"/>
@@ -32273,7 +34458,7 @@
           </w:tcPr>
           <w:p>
             <w:pPr>
-              <w:pStyle w:val="user9"/>
+              <w:pStyle w:val="Style20"/>
               <w:widowControl/>
               <w:bidi w:val="0"/>
               <w:spacing w:lineRule="auto" w:line="288" w:before="0" w:after="200"/>
@@ -32327,7 +34512,7 @@
           </w:tcPr>
           <w:p>
             <w:pPr>
-              <w:pStyle w:val="user9"/>
+              <w:pStyle w:val="Style20"/>
               <w:widowControl/>
               <w:bidi w:val="0"/>
               <w:spacing w:lineRule="auto" w:line="288" w:before="0" w:after="200"/>
@@ -32378,7 +34563,7 @@
           </w:tcPr>
           <w:p>
             <w:pPr>
-              <w:pStyle w:val="user9"/>
+              <w:pStyle w:val="Style20"/>
               <w:widowControl/>
               <w:bidi w:val="0"/>
               <w:spacing w:lineRule="auto" w:line="288" w:before="0" w:after="200"/>
@@ -32421,7 +34606,7 @@
         </w:tc>
         <w:tc>
           <w:tcPr>
-            <w:tcW w:w="2261" w:type="dxa"/>
+            <w:tcW w:w="2260" w:type="dxa"/>
             <w:tcBorders>
               <w:start w:val="single" w:sz="4" w:space="0" w:color="000000"/>
               <w:bottom w:val="single" w:sz="4" w:space="0" w:color="000000"/>
@@ -32429,7 +34614,7 @@
           </w:tcPr>
           <w:p>
             <w:pPr>
-              <w:pStyle w:val="user9"/>
+              <w:pStyle w:val="Style20"/>
               <w:widowControl/>
               <w:bidi w:val="0"/>
               <w:spacing w:lineRule="auto" w:line="288" w:before="0" w:after="200"/>
@@ -32481,7 +34666,7 @@
           </w:tcPr>
           <w:p>
             <w:pPr>
-              <w:pStyle w:val="user9"/>
+              <w:pStyle w:val="Style20"/>
               <w:widowControl/>
               <w:bidi w:val="0"/>
               <w:spacing w:lineRule="auto" w:line="288" w:before="0" w:after="200"/>
@@ -32535,7 +34720,7 @@
           </w:tcPr>
           <w:p>
             <w:pPr>
-              <w:pStyle w:val="user9"/>
+              <w:pStyle w:val="Style20"/>
               <w:widowControl/>
               <w:bidi w:val="0"/>
               <w:spacing w:lineRule="auto" w:line="288" w:before="0" w:after="200"/>
@@ -32586,7 +34771,7 @@
           </w:tcPr>
           <w:p>
             <w:pPr>
-              <w:pStyle w:val="user9"/>
+              <w:pStyle w:val="Style20"/>
               <w:widowControl/>
               <w:bidi w:val="0"/>
               <w:spacing w:lineRule="auto" w:line="288" w:before="0" w:after="200"/>
@@ -32629,7 +34814,7 @@
         </w:tc>
         <w:tc>
           <w:tcPr>
-            <w:tcW w:w="2261" w:type="dxa"/>
+            <w:tcW w:w="2260" w:type="dxa"/>
             <w:tcBorders>
               <w:start w:val="single" w:sz="4" w:space="0" w:color="000000"/>
               <w:bottom w:val="single" w:sz="4" w:space="0" w:color="000000"/>
@@ -32637,7 +34822,7 @@
           </w:tcPr>
           <w:p>
             <w:pPr>
-              <w:pStyle w:val="user9"/>
+              <w:pStyle w:val="Style20"/>
               <w:widowControl/>
               <w:bidi w:val="0"/>
               <w:spacing w:lineRule="auto" w:line="288" w:before="0" w:after="200"/>
@@ -32706,7 +34891,7 @@
           </w:tcPr>
           <w:p>
             <w:pPr>
-              <w:pStyle w:val="user9"/>
+              <w:pStyle w:val="Style20"/>
               <w:widowControl/>
               <w:bidi w:val="0"/>
               <w:spacing w:lineRule="auto" w:line="288" w:before="0" w:after="200"/>
@@ -32760,7 +34945,7 @@
           </w:tcPr>
           <w:p>
             <w:pPr>
-              <w:pStyle w:val="user9"/>
+              <w:pStyle w:val="Style20"/>
               <w:widowControl/>
               <w:bidi w:val="0"/>
               <w:spacing w:lineRule="auto" w:line="288" w:before="0" w:after="200"/>
@@ -32811,7 +34996,7 @@
           </w:tcPr>
           <w:p>
             <w:pPr>
-              <w:pStyle w:val="user9"/>
+              <w:pStyle w:val="Style20"/>
               <w:widowControl/>
               <w:bidi w:val="0"/>
               <w:spacing w:lineRule="auto" w:line="288" w:before="0" w:after="200"/>
@@ -32854,7 +35039,7 @@
         </w:tc>
         <w:tc>
           <w:tcPr>
-            <w:tcW w:w="2261" w:type="dxa"/>
+            <w:tcW w:w="2260" w:type="dxa"/>
             <w:tcBorders>
               <w:start w:val="single" w:sz="4" w:space="0" w:color="000000"/>
               <w:bottom w:val="single" w:sz="4" w:space="0" w:color="000000"/>
@@ -32862,7 +35047,7 @@
           </w:tcPr>
           <w:p>
             <w:pPr>
-              <w:pStyle w:val="user9"/>
+              <w:pStyle w:val="Style20"/>
               <w:widowControl/>
               <w:bidi w:val="0"/>
               <w:spacing w:lineRule="auto" w:line="288" w:before="0" w:after="200"/>
@@ -32914,7 +35099,7 @@
           </w:tcPr>
           <w:p>
             <w:pPr>
-              <w:pStyle w:val="user9"/>
+              <w:pStyle w:val="Style20"/>
               <w:widowControl/>
               <w:bidi w:val="0"/>
               <w:spacing w:lineRule="auto" w:line="288" w:before="0" w:after="200"/>
@@ -32968,7 +35153,7 @@
           </w:tcPr>
           <w:p>
             <w:pPr>
-              <w:pStyle w:val="user9"/>
+              <w:pStyle w:val="Style20"/>
               <w:widowControl/>
               <w:bidi w:val="0"/>
               <w:spacing w:lineRule="auto" w:line="288" w:before="0" w:after="200"/>
@@ -33019,7 +35204,7 @@
           </w:tcPr>
           <w:p>
             <w:pPr>
-              <w:pStyle w:val="user9"/>
+              <w:pStyle w:val="Style20"/>
               <w:widowControl/>
               <w:bidi w:val="0"/>
               <w:spacing w:lineRule="auto" w:line="288" w:before="0" w:after="200"/>
@@ -33062,7 +35247,7 @@
         </w:tc>
         <w:tc>
           <w:tcPr>
-            <w:tcW w:w="2261" w:type="dxa"/>
+            <w:tcW w:w="2260" w:type="dxa"/>
             <w:tcBorders>
               <w:start w:val="single" w:sz="4" w:space="0" w:color="000000"/>
               <w:bottom w:val="single" w:sz="4" w:space="0" w:color="000000"/>
@@ -33070,7 +35255,7 @@
           </w:tcPr>
           <w:p>
             <w:pPr>
-              <w:pStyle w:val="user9"/>
+              <w:pStyle w:val="Style20"/>
               <w:widowControl/>
               <w:bidi w:val="0"/>
               <w:spacing w:lineRule="auto" w:line="288" w:before="0" w:after="200"/>
@@ -33122,7 +35307,7 @@
           </w:tcPr>
           <w:p>
             <w:pPr>
-              <w:pStyle w:val="user9"/>
+              <w:pStyle w:val="Style20"/>
               <w:widowControl/>
               <w:bidi w:val="0"/>
               <w:spacing w:lineRule="auto" w:line="288" w:before="0" w:after="200"/>
@@ -33176,7 +35361,7 @@
           </w:tcPr>
           <w:p>
             <w:pPr>
-              <w:pStyle w:val="user9"/>
+              <w:pStyle w:val="Style20"/>
               <w:widowControl/>
               <w:bidi w:val="0"/>
               <w:spacing w:lineRule="auto" w:line="288" w:before="0" w:after="200"/>
@@ -33227,7 +35412,7 @@
           </w:tcPr>
           <w:p>
             <w:pPr>
-              <w:pStyle w:val="user9"/>
+              <w:pStyle w:val="Style20"/>
               <w:widowControl/>
               <w:bidi w:val="0"/>
               <w:spacing w:lineRule="auto" w:line="288" w:before="0" w:after="200"/>
@@ -33270,7 +35455,7 @@
         </w:tc>
         <w:tc>
           <w:tcPr>
-            <w:tcW w:w="2261" w:type="dxa"/>
+            <w:tcW w:w="2260" w:type="dxa"/>
             <w:tcBorders>
               <w:start w:val="single" w:sz="4" w:space="0" w:color="000000"/>
               <w:bottom w:val="single" w:sz="4" w:space="0" w:color="000000"/>
@@ -33278,7 +35463,7 @@
           </w:tcPr>
           <w:p>
             <w:pPr>
-              <w:pStyle w:val="user9"/>
+              <w:pStyle w:val="Style20"/>
               <w:widowControl/>
               <w:bidi w:val="0"/>
               <w:spacing w:lineRule="auto" w:line="288" w:before="0" w:after="200"/>
@@ -33330,7 +35515,7 @@
           </w:tcPr>
           <w:p>
             <w:pPr>
-              <w:pStyle w:val="user9"/>
+              <w:pStyle w:val="Style20"/>
               <w:widowControl/>
               <w:bidi w:val="0"/>
               <w:spacing w:lineRule="auto" w:line="288" w:before="0" w:after="200"/>
@@ -33384,7 +35569,7 @@
           </w:tcPr>
           <w:p>
             <w:pPr>
-              <w:pStyle w:val="user9"/>
+              <w:pStyle w:val="Style20"/>
               <w:widowControl/>
               <w:bidi w:val="0"/>
               <w:spacing w:lineRule="auto" w:line="288" w:before="0" w:after="200"/>
@@ -33435,7 +35620,7 @@
           </w:tcPr>
           <w:p>
             <w:pPr>
-              <w:pStyle w:val="user9"/>
+              <w:pStyle w:val="Style20"/>
               <w:widowControl/>
               <w:bidi w:val="0"/>
               <w:spacing w:lineRule="auto" w:line="288" w:before="0" w:after="200"/>
@@ -33478,7 +35663,7 @@
         </w:tc>
         <w:tc>
           <w:tcPr>
-            <w:tcW w:w="2261" w:type="dxa"/>
+            <w:tcW w:w="2260" w:type="dxa"/>
             <w:tcBorders>
               <w:start w:val="single" w:sz="4" w:space="0" w:color="000000"/>
               <w:bottom w:val="single" w:sz="4" w:space="0" w:color="000000"/>
@@ -33486,7 +35671,7 @@
           </w:tcPr>
           <w:p>
             <w:pPr>
-              <w:pStyle w:val="user9"/>
+              <w:pStyle w:val="Style20"/>
               <w:widowControl/>
               <w:bidi w:val="0"/>
               <w:spacing w:lineRule="auto" w:line="288" w:before="0" w:after="200"/>
@@ -33538,7 +35723,7 @@
           </w:tcPr>
           <w:p>
             <w:pPr>
-              <w:pStyle w:val="user9"/>
+              <w:pStyle w:val="Style20"/>
               <w:widowControl/>
               <w:bidi w:val="0"/>
               <w:spacing w:lineRule="auto" w:line="288" w:before="0" w:after="200"/>
@@ -33592,7 +35777,7 @@
           </w:tcPr>
           <w:p>
             <w:pPr>
-              <w:pStyle w:val="user9"/>
+              <w:pStyle w:val="Style20"/>
               <w:widowControl/>
               <w:bidi w:val="0"/>
               <w:spacing w:lineRule="auto" w:line="288" w:before="0" w:after="200"/>
@@ -33643,7 +35828,7 @@
           </w:tcPr>
           <w:p>
             <w:pPr>
-              <w:pStyle w:val="user9"/>
+              <w:pStyle w:val="Style20"/>
               <w:widowControl/>
               <w:bidi w:val="0"/>
               <w:spacing w:lineRule="auto" w:line="288" w:before="0" w:after="200"/>
@@ -33686,7 +35871,7 @@
         </w:tc>
         <w:tc>
           <w:tcPr>
-            <w:tcW w:w="2261" w:type="dxa"/>
+            <w:tcW w:w="2260" w:type="dxa"/>
             <w:tcBorders>
               <w:start w:val="single" w:sz="4" w:space="0" w:color="000000"/>
               <w:bottom w:val="single" w:sz="4" w:space="0" w:color="000000"/>
@@ -33694,7 +35879,7 @@
           </w:tcPr>
           <w:p>
             <w:pPr>
-              <w:pStyle w:val="user9"/>
+              <w:pStyle w:val="Style20"/>
               <w:widowControl/>
               <w:bidi w:val="0"/>
               <w:spacing w:lineRule="auto" w:line="288" w:before="0" w:after="200"/>
@@ -33746,7 +35931,7 @@
           </w:tcPr>
           <w:p>
             <w:pPr>
-              <w:pStyle w:val="user9"/>
+              <w:pStyle w:val="Style20"/>
               <w:widowControl/>
               <w:bidi w:val="0"/>
               <w:spacing w:lineRule="auto" w:line="288" w:before="0" w:after="200"/>
@@ -33813,14 +35998,7 @@
           <w:color w:val="000000"/>
           <w:sz w:val="20"/>
         </w:rPr>
-        <w:t xml:space="preserve">амеры для версии метода Гивенса </w:t>
-      </w:r>
-      <w:r>
-        <w:rPr>
-          <w:color w:val="000000"/>
-          <w:sz w:val="20"/>
-        </w:rPr>
-        <w:t>с помощью интринсиков</w:t>
+        <w:t>амеры для версии метода Гивенса с помощью интринсиков</w:t>
       </w:r>
     </w:p>
     <w:p>
@@ -34034,6 +36212,19 @@
     <w:p>
       <w:pPr>
         <w:pStyle w:val="BodyText"/>
+        <w:rPr/>
+      </w:pPr>
+      <w:r>
+        <w:rPr/>
+      </w:r>
+    </w:p>
+    <w:p>
+      <w:pPr>
+        <w:pStyle w:val="BodyText"/>
+        <w:bidi w:val="0"/>
+        <w:spacing w:before="0" w:after="140"/>
+        <w:ind w:hanging="0" w:start="0" w:end="0"/>
+        <w:jc w:val="start"/>
         <w:rPr/>
       </w:pPr>
       <w:r>
@@ -35364,19 +37555,7 @@
         </w:rPr>
         <w:tab/>
         <w:tab/>
-        <w:t xml:space="preserve">// </w:t>
-      </w:r>
-      <w:r>
-        <w:rPr>
-          <w:rFonts w:eastAsia="NSimSun" w:cs="Arial" w:ascii="Cascadia Mono" w:hAnsi="Cascadia Mono"/>
-          <w:color w:val="008000"/>
-          <w:kern w:val="2"/>
-          <w:sz w:val="19"/>
-          <w:szCs w:val="24"/>
-          <w:highlight w:val="white"/>
-          <w:lang w:val="ru-RU" w:eastAsia="zh-CN" w:bidi="hi-IN"/>
-        </w:rPr>
-        <w:t xml:space="preserve">матрица </w:t>
+        <w:t xml:space="preserve">// матрица </w:t>
       </w:r>
       <w:r>
         <w:rPr>
@@ -36508,19 +38687,7 @@
           <w:highlight w:val="white"/>
           <w:lang w:val="ru-RU" w:eastAsia="zh-CN" w:bidi="hi-IN"/>
         </w:rPr>
-        <w:t xml:space="preserve">// </w:t>
-      </w:r>
-      <w:r>
-        <w:rPr>
-          <w:rFonts w:eastAsia="NSimSun" w:cs="Arial" w:ascii="Cascadia Mono" w:hAnsi="Cascadia Mono"/>
-          <w:color w:val="008000"/>
-          <w:kern w:val="2"/>
-          <w:sz w:val="19"/>
-          <w:szCs w:val="24"/>
-          <w:highlight w:val="white"/>
-          <w:lang w:val="ru-RU" w:eastAsia="zh-CN" w:bidi="hi-IN"/>
-        </w:rPr>
-        <w:t>вычисление матрицы R</w:t>
+        <w:t>// вычисление матрицы R</w:t>
       </w:r>
       <w:r>
         <w:rPr>
@@ -37016,19 +39183,7 @@
           <w:highlight w:val="white"/>
           <w:lang w:val="ru-RU" w:eastAsia="zh-CN" w:bidi="hi-IN"/>
         </w:rPr>
-        <w:t xml:space="preserve">// </w:t>
-      </w:r>
-      <w:r>
-        <w:rPr>
-          <w:rFonts w:eastAsia="NSimSun" w:cs="Arial" w:ascii="Cascadia Mono" w:hAnsi="Cascadia Mono"/>
-          <w:color w:val="008000"/>
-          <w:kern w:val="2"/>
-          <w:sz w:val="19"/>
-          <w:szCs w:val="24"/>
-          <w:highlight w:val="white"/>
-          <w:lang w:val="ru-RU" w:eastAsia="zh-CN" w:bidi="hi-IN"/>
-        </w:rPr>
-        <w:t>сохранение коэффициентов вращения</w:t>
+        <w:t>// сохранение коэффициентов вращения</w:t>
       </w:r>
     </w:p>
     <w:p>
@@ -37482,19 +39637,7 @@
           <w:highlight w:val="white"/>
           <w:lang w:val="ru-RU" w:eastAsia="zh-CN" w:bidi="hi-IN"/>
         </w:rPr>
-        <w:t xml:space="preserve">// </w:t>
-      </w:r>
-      <w:r>
-        <w:rPr>
-          <w:rFonts w:eastAsia="NSimSun" w:cs="Arial" w:ascii="Cascadia Mono" w:hAnsi="Cascadia Mono"/>
-          <w:color w:val="008000"/>
-          <w:kern w:val="2"/>
-          <w:sz w:val="19"/>
-          <w:szCs w:val="24"/>
-          <w:highlight w:val="white"/>
-          <w:lang w:val="ru-RU" w:eastAsia="zh-CN" w:bidi="hi-IN"/>
-        </w:rPr>
-        <w:t>восстановление коэффициентов вращения</w:t>
+        <w:t>// восстановление коэффициентов вращения</w:t>
       </w:r>
     </w:p>
     <w:p>
@@ -37808,19 +39951,7 @@
           <w:highlight w:val="white"/>
           <w:lang w:val="ru-RU" w:eastAsia="zh-CN" w:bidi="hi-IN"/>
         </w:rPr>
-        <w:t xml:space="preserve">// </w:t>
-      </w:r>
-      <w:r>
-        <w:rPr>
-          <w:rFonts w:eastAsia="NSimSun" w:cs="Arial" w:ascii="Cascadia Mono" w:hAnsi="Cascadia Mono"/>
-          <w:color w:val="008000"/>
-          <w:kern w:val="2"/>
-          <w:sz w:val="19"/>
-          <w:szCs w:val="24"/>
-          <w:highlight w:val="white"/>
-          <w:lang w:val="ru-RU" w:eastAsia="zh-CN" w:bidi="hi-IN"/>
-        </w:rPr>
-        <w:t xml:space="preserve">вычисление матрицы </w:t>
+        <w:t xml:space="preserve">// вычисление матрицы </w:t>
       </w:r>
       <w:r>
         <w:rPr>
@@ -38004,19 +40135,7 @@
           <w:highlight w:val="white"/>
           <w:lang w:val="ru-RU" w:eastAsia="zh-CN" w:bidi="hi-IN"/>
         </w:rPr>
-        <w:t xml:space="preserve">// </w:t>
-      </w:r>
-      <w:r>
-        <w:rPr>
-          <w:rFonts w:eastAsia="NSimSun" w:cs="Arial" w:ascii="Cascadia Mono" w:hAnsi="Cascadia Mono"/>
-          <w:color w:val="008000"/>
-          <w:kern w:val="2"/>
-          <w:sz w:val="19"/>
-          <w:szCs w:val="24"/>
-          <w:highlight w:val="white"/>
-          <w:lang w:val="ru-RU" w:eastAsia="zh-CN" w:bidi="hi-IN"/>
-        </w:rPr>
-        <w:t xml:space="preserve">обращение к элементам транспонированной матрицы </w:t>
+        <w:t xml:space="preserve">// обращение к элементам транспонированной матрицы </w:t>
       </w:r>
       <w:r>
         <w:rPr>
@@ -43911,43 +46030,19 @@
         <w:rPr>
           <w:lang w:val="ru-RU"/>
         </w:rPr>
-        <w:t xml:space="preserve"> в которой использу</w:t>
+        <w:t xml:space="preserve"> в которой используется подход </w:t>
+      </w:r>
+      <w:r>
+        <w:rPr>
+          <w:lang w:val="en-US"/>
+        </w:rPr>
+        <w:t xml:space="preserve">Single-Instruction-Multiple-Data </w:t>
       </w:r>
       <w:r>
         <w:rPr>
           <w:lang w:val="ru-RU"/>
         </w:rPr>
-        <w:t>е</w:t>
-      </w:r>
-      <w:r>
-        <w:rPr>
-          <w:lang w:val="ru-RU"/>
-        </w:rPr>
-        <w:t xml:space="preserve">тся </w:t>
-      </w:r>
-      <w:r>
-        <w:rPr>
-          <w:lang w:val="ru-RU"/>
-        </w:rPr>
-        <w:t xml:space="preserve">подход </w:t>
-      </w:r>
-      <w:r>
-        <w:rPr>
-          <w:lang w:val="en-US"/>
-        </w:rPr>
-        <w:t xml:space="preserve">Single-Instruction-Multiple-Data </w:t>
-      </w:r>
-      <w:r>
-        <w:rPr>
-          <w:lang w:val="ru-RU"/>
-        </w:rPr>
-        <w:t xml:space="preserve">с помощью </w:t>
-      </w:r>
-      <w:r>
-        <w:rPr>
-          <w:lang w:val="ru-RU"/>
-        </w:rPr>
-        <w:t>интринсиков</w:t>
+        <w:t>с помощью интринсиков</w:t>
       </w:r>
       <w:r>
         <w:rPr/>
@@ -49842,7 +51937,7 @@
     </w:r>
     <w:r>
       <w:rPr/>
-      <w:t>2</w:t>
+      <w:t>7</w:t>
     </w:r>
     <w:r>
       <w:rPr/>
@@ -49876,7 +51971,7 @@
     </w:r>
     <w:r>
       <w:rPr/>
-      <w:t>2</w:t>
+      <w:t>7</w:t>
     </w:r>
     <w:r>
       <w:rPr/>
@@ -51298,13 +53393,13 @@
       <w:szCs w:val="28"/>
     </w:rPr>
   </w:style>
-  <w:style w:type="character" w:styleId="user">
-    <w:name w:val="Символ нумерации (user)"/>
+  <w:style w:type="character" w:styleId="Style11">
+    <w:name w:val="Символ нумерации"/>
     <w:qFormat/>
     <w:rPr/>
   </w:style>
-  <w:style w:type="character" w:styleId="user1">
-    <w:name w:val="Маркеры (user)"/>
+  <w:style w:type="character" w:styleId="Style12">
+    <w:name w:val="Маркеры"/>
     <w:qFormat/>
     <w:rPr>
       <w:rFonts w:ascii="OpenSymbol" w:hAnsi="OpenSymbol" w:eastAsia="OpenSymbol" w:cs="OpenSymbol"/>
@@ -51317,16 +53412,16 @@
       <w:u w:val="single"/>
     </w:rPr>
   </w:style>
-  <w:style w:type="character" w:styleId="user2">
-    <w:name w:val="Цитата (user)"/>
+  <w:style w:type="character" w:styleId="Style13">
+    <w:name w:val="Цитата"/>
     <w:qFormat/>
     <w:rPr>
       <w:i/>
       <w:iCs/>
     </w:rPr>
   </w:style>
-  <w:style w:type="character" w:styleId="user3">
-    <w:name w:val="Ссылка указателя (user)"/>
+  <w:style w:type="character" w:styleId="Style14">
+    <w:name w:val="Ссылка указателя"/>
     <w:qFormat/>
     <w:rPr/>
   </w:style>
@@ -51337,20 +53432,20 @@
       <w:u w:val="single"/>
     </w:rPr>
   </w:style>
-  <w:style w:type="character" w:styleId="Style11">
-    <w:name w:val="Ссылка указателя"/>
+  <w:style w:type="character" w:styleId="user">
+    <w:name w:val="Ссылка указателя (user)"/>
     <w:qFormat/>
     <w:rPr/>
   </w:style>
-  <w:style w:type="character" w:styleId="Style12">
-    <w:name w:val="Маркеры"/>
+  <w:style w:type="character" w:styleId="user1">
+    <w:name w:val="Маркеры (user)"/>
     <w:qFormat/>
     <w:rPr>
       <w:rFonts w:ascii="OpenSymbol" w:hAnsi="OpenSymbol" w:eastAsia="OpenSymbol" w:cs="OpenSymbol"/>
     </w:rPr>
   </w:style>
-  <w:style w:type="character" w:styleId="user4">
-    <w:name w:val="Исходный текст (user)"/>
+  <w:style w:type="character" w:styleId="Style15">
+    <w:name w:val="Исходный текст"/>
     <w:qFormat/>
     <w:rPr>
       <w:rFonts w:ascii="Liberation Mono" w:hAnsi="Liberation Mono" w:eastAsia="NSimSun" w:cs="Liberation Mono"/>
@@ -51364,12 +53459,12 @@
       <w:bCs/>
     </w:rPr>
   </w:style>
-  <w:style w:type="character" w:styleId="Style13">
-    <w:name w:val="Символ нумерации"/>
+  <w:style w:type="character" w:styleId="user2">
+    <w:name w:val="Символ нумерации (user)"/>
     <w:qFormat/>
     <w:rPr/>
   </w:style>
-  <w:style w:type="paragraph" w:styleId="Style14">
+  <w:style w:type="paragraph" w:styleId="Style16">
     <w:name w:val="Заголовок"/>
     <w:basedOn w:val="Normal"/>
     <w:next w:val="BodyText"/>
@@ -51420,7 +53515,7 @@
       <w:szCs w:val="24"/>
     </w:rPr>
   </w:style>
-  <w:style w:type="paragraph" w:styleId="Style15">
+  <w:style w:type="paragraph" w:styleId="Style17">
     <w:name w:val="Указатель"/>
     <w:basedOn w:val="Normal"/>
     <w:qFormat/>
@@ -51431,7 +53526,7 @@
       <w:rFonts w:cs="Arial"/>
     </w:rPr>
   </w:style>
-  <w:style w:type="paragraph" w:styleId="user5">
+  <w:style w:type="paragraph" w:styleId="user3">
     <w:name w:val="Заголовок (user)"/>
     <w:basedOn w:val="Normal"/>
     <w:next w:val="BodyText"/>
@@ -51446,7 +53541,7 @@
       <w:szCs w:val="28"/>
     </w:rPr>
   </w:style>
-  <w:style w:type="paragraph" w:styleId="user6">
+  <w:style w:type="paragraph" w:styleId="user4">
     <w:name w:val="Указатель (user)"/>
     <w:basedOn w:val="Normal"/>
     <w:qFormat/>
@@ -51457,8 +53552,8 @@
       <w:rFonts w:cs="Arial"/>
     </w:rPr>
   </w:style>
-  <w:style w:type="paragraph" w:styleId="user7">
-    <w:name w:val="Колонтитулы (user)"/>
+  <w:style w:type="paragraph" w:styleId="Style18">
+    <w:name w:val="Колонтитулы"/>
     <w:basedOn w:val="Normal"/>
     <w:qFormat/>
     <w:pPr>
@@ -51471,8 +53566,8 @@
     </w:pPr>
     <w:rPr/>
   </w:style>
-  <w:style w:type="paragraph" w:styleId="Style16">
-    <w:name w:val="Колонтитулы"/>
+  <w:style w:type="paragraph" w:styleId="user5">
+    <w:name w:val="Колонтитулы (user)"/>
     <w:basedOn w:val="Normal"/>
     <w:qFormat/>
     <w:pPr/>
@@ -51480,7 +53575,7 @@
   </w:style>
   <w:style w:type="paragraph" w:styleId="Footer">
     <w:name w:val="footer"/>
-    <w:basedOn w:val="user7"/>
+    <w:basedOn w:val="Style18"/>
     <w:pPr>
       <w:suppressLineNumbers/>
     </w:pPr>
@@ -51488,7 +53583,7 @@
   </w:style>
   <w:style w:type="paragraph" w:styleId="Title">
     <w:name w:val="Title"/>
-    <w:basedOn w:val="user5"/>
+    <w:basedOn w:val="Style16"/>
     <w:next w:val="BodyText"/>
     <w:qFormat/>
     <w:pPr>
@@ -51501,15 +53596,15 @@
       <w:szCs w:val="56"/>
     </w:rPr>
   </w:style>
-  <w:style w:type="paragraph" w:styleId="user8">
-    <w:name w:val="Содержимое врезки (user)"/>
+  <w:style w:type="paragraph" w:styleId="Style19">
+    <w:name w:val="Содержимое врезки"/>
     <w:basedOn w:val="Normal"/>
     <w:qFormat/>
     <w:pPr/>
     <w:rPr/>
   </w:style>
-  <w:style w:type="paragraph" w:styleId="user9">
-    <w:name w:val="Содержимое таблицы (user)"/>
+  <w:style w:type="paragraph" w:styleId="Style20">
+    <w:name w:val="Содержимое таблицы"/>
     <w:basedOn w:val="Normal"/>
     <w:qFormat/>
     <w:pPr>
@@ -51518,9 +53613,9 @@
     </w:pPr>
     <w:rPr/>
   </w:style>
-  <w:style w:type="paragraph" w:styleId="user10">
-    <w:name w:val="Заголовок таблицы (user)"/>
-    <w:basedOn w:val="user9"/>
+  <w:style w:type="paragraph" w:styleId="Style21">
+    <w:name w:val="Заголовок таблицы"/>
+    <w:basedOn w:val="Style20"/>
     <w:qFormat/>
     <w:pPr>
       <w:suppressLineNumbers/>
@@ -51533,7 +53628,7 @@
   </w:style>
   <w:style w:type="paragraph" w:styleId="IndexHeading">
     <w:name w:val="index heading"/>
-    <w:basedOn w:val="user5"/>
+    <w:basedOn w:val="Style16"/>
     <w:pPr>
       <w:suppressLineNumbers/>
       <w:ind w:hanging="0" w:start="0"/>
@@ -51562,7 +53657,7 @@
   </w:style>
   <w:style w:type="paragraph" w:styleId="TOC1">
     <w:name w:val="toc 1"/>
-    <w:basedOn w:val="user6"/>
+    <w:basedOn w:val="Style17"/>
     <w:pPr>
       <w:tabs>
         <w:tab w:val="clear" w:pos="709"/>
@@ -51575,15 +53670,15 @@
       <w:rFonts w:ascii="Times New Roman" w:hAnsi="Times New Roman"/>
     </w:rPr>
   </w:style>
-  <w:style w:type="paragraph" w:styleId="Style17">
-    <w:name w:val="Содержимое врезки"/>
+  <w:style w:type="paragraph" w:styleId="user6">
+    <w:name w:val="Содержимое врезки (user)"/>
     <w:basedOn w:val="Normal"/>
     <w:qFormat/>
     <w:pPr/>
     <w:rPr/>
   </w:style>
-  <w:style w:type="paragraph" w:styleId="user11">
-    <w:name w:val="Текст в заданном формате (user)"/>
+  <w:style w:type="paragraph" w:styleId="Style22">
+    <w:name w:val="Текст в заданном формате"/>
     <w:basedOn w:val="Normal"/>
     <w:qFormat/>
     <w:pPr>
@@ -51595,8 +53690,8 @@
       <w:szCs w:val="20"/>
     </w:rPr>
   </w:style>
-  <w:style w:type="paragraph" w:styleId="Style18">
-    <w:name w:val="Содержимое таблицы"/>
+  <w:style w:type="paragraph" w:styleId="user7">
+    <w:name w:val="Содержимое таблицы (user)"/>
     <w:basedOn w:val="Normal"/>
     <w:qFormat/>
     <w:pPr>
@@ -51605,9 +53700,9 @@
     </w:pPr>
     <w:rPr/>
   </w:style>
-  <w:style w:type="paragraph" w:styleId="Style19">
-    <w:name w:val="Заголовок таблицы"/>
-    <w:basedOn w:val="Style18"/>
+  <w:style w:type="paragraph" w:styleId="user8">
+    <w:name w:val="Заголовок таблицы (user)"/>
+    <w:basedOn w:val="user7"/>
     <w:qFormat/>
     <w:pPr>
       <w:suppressLineNumbers/>

--- a/практика_отчёт_4_семестр.docx
+++ b/практика_отчёт_4_семестр.docx
@@ -827,26 +827,26 @@
           </w:r>
           <w:r>
             <w:rPr>
-              <w:rStyle w:val="Style14"/>
+              <w:rStyle w:val="Style11"/>
             </w:rPr>
             <w:instrText xml:space="preserve"> TOC \o "1-1" \h</w:instrText>
           </w:r>
           <w:r>
             <w:rPr>
-              <w:rStyle w:val="Style14"/>
+              <w:rStyle w:val="Style11"/>
             </w:rPr>
             <w:fldChar w:fldCharType="separate"/>
           </w:r>
           <w:hyperlink w:anchor="__RefHeading___Toc92_3037178689">
             <w:r>
               <w:rPr>
-                <w:rStyle w:val="Style14"/>
+                <w:rStyle w:val="Style11"/>
               </w:rPr>
               <w:t>Введение</w:t>
             </w:r>
             <w:r>
               <w:rPr>
-                <w:rStyle w:val="Style14"/>
+                <w:rStyle w:val="Style11"/>
               </w:rPr>
               <w:tab/>
               <w:t>3</w:t>
@@ -865,7 +865,7 @@
           <w:hyperlink w:anchor="__RefHeading___Toc410_247696738">
             <w:r>
               <w:rPr>
-                <w:rStyle w:val="Style14"/>
+                <w:rStyle w:val="Style11"/>
               </w:rPr>
               <w:t>Постановка задачи</w:t>
               <w:tab/>
@@ -885,7 +885,7 @@
           <w:hyperlink w:anchor="__RefHeading___Toc412_247696738">
             <w:r>
               <w:rPr>
-                <w:rStyle w:val="Style14"/>
+                <w:rStyle w:val="Style11"/>
               </w:rPr>
               <w:t>Описание алгоритмов</w:t>
               <w:tab/>
@@ -905,7 +905,7 @@
           <w:hyperlink w:anchor="__RefHeading___Toc6629_534636906">
             <w:r>
               <w:rPr>
-                <w:rStyle w:val="Style14"/>
+                <w:rStyle w:val="Style11"/>
               </w:rPr>
               <w:t>Описание программы</w:t>
               <w:tab/>
@@ -925,7 +925,7 @@
           <w:hyperlink w:anchor="__RefHeading___Toc416_247696738">
             <w:r>
               <w:rPr>
-                <w:rStyle w:val="Style14"/>
+                <w:rStyle w:val="Style11"/>
               </w:rPr>
               <w:t>Заключение</w:t>
               <w:tab/>
@@ -945,7 +945,7 @@
           <w:hyperlink w:anchor="__RefHeading___Toc90_3037178689">
             <w:r>
               <w:rPr>
-                <w:rStyle w:val="Style14"/>
+                <w:rStyle w:val="Style11"/>
               </w:rPr>
               <w:t>Список литературы</w:t>
               <w:tab/>
@@ -965,7 +965,7 @@
           <w:hyperlink w:anchor="__RefHeading___Toc418_247696738">
             <w:r>
               <w:rPr>
-                <w:rStyle w:val="Style14"/>
+                <w:rStyle w:val="Style11"/>
               </w:rPr>
               <w:t>Приложение 1.</w:t>
               <w:tab/>
@@ -982,10 +982,10 @@
             </w:tabs>
             <w:rPr/>
           </w:pPr>
-          <w:hyperlink w:anchor="__RefHeading___Toc418_247696738_%2525D0%">
+          <w:hyperlink w:anchor="__RefHeading___Toc418_247696738_%252525D">
             <w:r>
               <w:rPr>
-                <w:rStyle w:val="Style14"/>
+                <w:rStyle w:val="Style11"/>
               </w:rPr>
               <w:t>Приложение 2.</w:t>
               <w:tab/>
@@ -1002,10 +1002,10 @@
             </w:tabs>
             <w:rPr/>
           </w:pPr>
-          <w:hyperlink w:anchor="__RefHeading___Toc418_247696738_%2525D0!">
+          <w:hyperlink w:anchor="__RefHeading___Toc418_247696738_%2525251">
             <w:r>
               <w:rPr>
-                <w:rStyle w:val="Style14"/>
+                <w:rStyle w:val="Style11"/>
               </w:rPr>
               <w:t>Приложение 3.</w:t>
               <w:tab/>
@@ -1014,7 +1014,7 @@
           </w:hyperlink>
           <w:r>
             <w:rPr>
-              <w:rStyle w:val="Style14"/>
+              <w:rStyle w:val="Style11"/>
             </w:rPr>
             <w:fldChar w:fldCharType="end"/>
           </w:r>
@@ -5288,2266 +5288,45 @@
       </w:pPr>
       <w:r>
         <w:rPr/>
-      </w:r>
-      <m:oMathPara xmlns:m="http://schemas.openxmlformats.org/officeDocument/2006/math">
-        <m:oMathParaPr>
-          <m:jc m:val="center"/>
-        </m:oMathParaPr>
-        <m:oMath>
-          <m:d>
-            <m:dPr>
-              <m:begChr m:val="["/>
-              <m:endChr m:val="]"/>
-            </m:dPr>
-            <m:e>
-              <m:m>
-                <m:mr>
-                  <m:e>
-                    <m:r>
-                      <m:t xml:space="preserve">1</m:t>
-                    </m:r>
-                  </m:e>
-                  <m:e>
-                    <m:r>
-                      <m:t xml:space="preserve">⋯</m:t>
-                    </m:r>
-                  </m:e>
-                  <m:e>
-                    <m:r>
-                      <m:t xml:space="preserve">0</m:t>
-                    </m:r>
-                  </m:e>
-                  <m:e>
-                    <m:r>
-                      <m:t xml:space="preserve">0</m:t>
-                    </m:r>
-                  </m:e>
-                  <m:e>
-                    <m:r>
-                      <m:t xml:space="preserve">0</m:t>
-                    </m:r>
-                  </m:e>
-                  <m:e>
-                    <m:r>
-                      <m:t xml:space="preserve">⋯</m:t>
-                    </m:r>
-                  </m:e>
-                  <m:e>
-                    <m:r>
-                      <m:t xml:space="preserve">0</m:t>
-                    </m:r>
-                  </m:e>
-                  <m:e>
-                    <m:r>
-                      <m:t xml:space="preserve">0</m:t>
-                    </m:r>
-                  </m:e>
-                  <m:e>
-                    <m:r>
-                      <m:t xml:space="preserve">0</m:t>
-                    </m:r>
-                  </m:e>
-                  <m:e>
-                    <m:r>
-                      <m:t xml:space="preserve">⋯</m:t>
-                    </m:r>
-                  </m:e>
-                  <m:e>
-                    <m:r>
-                      <m:t xml:space="preserve">0</m:t>
-                    </m:r>
-                  </m:e>
-                </m:mr>
-                <m:mr>
-                  <m:e>
-                    <m:r>
-                      <m:t xml:space="preserve">⋯</m:t>
-                    </m:r>
-                  </m:e>
-                  <m:e>
-                    <m:r>
-                      <m:t xml:space="preserve">⋱</m:t>
-                    </m:r>
-                  </m:e>
-                  <m:e>
-                    <m:r>
-                      <m:t xml:space="preserve">⋮</m:t>
-                    </m:r>
-                  </m:e>
-                  <m:e>
-                    <m:r>
-                      <m:t xml:space="preserve">⋮</m:t>
-                    </m:r>
-                  </m:e>
-                  <m:e>
-                    <m:r>
-                      <m:t xml:space="preserve">⋮</m:t>
-                    </m:r>
-                  </m:e>
-                  <m:e>
-                    <m:r>
-                      <m:t xml:space="preserve">⋮</m:t>
-                    </m:r>
-                  </m:e>
-                  <m:e>
-                    <m:r>
-                      <m:t xml:space="preserve">⋮</m:t>
-                    </m:r>
-                  </m:e>
-                  <m:e>
-                    <m:r>
-                      <m:t xml:space="preserve">⋮</m:t>
-                    </m:r>
-                  </m:e>
-                  <m:e>
-                    <m:r>
-                      <m:t xml:space="preserve">⋮</m:t>
-                    </m:r>
-                  </m:e>
-                  <m:e>
-                    <m:r>
-                      <m:t xml:space="preserve">⋮</m:t>
-                    </m:r>
-                  </m:e>
-                  <m:e>
-                    <m:r>
-                      <m:t xml:space="preserve">0</m:t>
-                    </m:r>
-                  </m:e>
-                </m:mr>
-                <m:mr>
-                  <m:e>
-                    <m:r>
-                      <m:t xml:space="preserve">0</m:t>
-                    </m:r>
-                  </m:e>
-                  <m:e>
-                    <m:r>
-                      <m:t xml:space="preserve">⋯</m:t>
-                    </m:r>
-                  </m:e>
-                  <m:e>
-                    <m:r>
-                      <m:t xml:space="preserve">1</m:t>
-                    </m:r>
-                  </m:e>
-                  <m:e>
-                    <m:r>
-                      <m:t xml:space="preserve">0</m:t>
-                    </m:r>
-                  </m:e>
-                  <m:e>
-                    <m:r>
-                      <m:t xml:space="preserve">0</m:t>
-                    </m:r>
-                  </m:e>
-                  <m:e>
-                    <m:r>
-                      <m:t xml:space="preserve">⋯</m:t>
-                    </m:r>
-                  </m:e>
-                  <m:e>
-                    <m:r>
-                      <m:t xml:space="preserve">0</m:t>
-                    </m:r>
-                  </m:e>
-                  <m:e>
-                    <m:r>
-                      <m:t xml:space="preserve">0</m:t>
-                    </m:r>
-                  </m:e>
-                  <m:e>
-                    <m:r>
-                      <m:t xml:space="preserve">0</m:t>
-                    </m:r>
-                  </m:e>
-                  <m:e>
-                    <m:r>
-                      <m:t xml:space="preserve">⋯</m:t>
-                    </m:r>
-                  </m:e>
-                  <m:e>
-                    <m:r>
-                      <m:t xml:space="preserve">0</m:t>
-                    </m:r>
-                  </m:e>
-                </m:mr>
-                <m:mr>
-                  <m:e>
-                    <m:r>
-                      <m:t xml:space="preserve">0</m:t>
-                    </m:r>
-                  </m:e>
-                  <m:e>
-                    <m:r>
-                      <m:t xml:space="preserve">⋯</m:t>
-                    </m:r>
-                  </m:e>
-                  <m:e>
-                    <m:r>
-                      <m:t xml:space="preserve">0</m:t>
-                    </m:r>
-                  </m:e>
-                  <m:e>
-                    <m:r>
-                      <m:t xml:space="preserve">c</m:t>
-                    </m:r>
-                  </m:e>
-                  <m:e>
-                    <m:r>
-                      <m:t xml:space="preserve">0</m:t>
-                    </m:r>
-                  </m:e>
-                  <m:e>
-                    <m:r>
-                      <m:t xml:space="preserve">⋯</m:t>
-                    </m:r>
-                  </m:e>
-                  <m:e>
-                    <m:r>
-                      <m:t xml:space="preserve">0</m:t>
-                    </m:r>
-                  </m:e>
-                  <m:e>
-                    <m:r>
-                      <m:t xml:space="preserve">−</m:t>
-                    </m:r>
-                    <m:r>
-                      <m:t xml:space="preserve">s</m:t>
-                    </m:r>
-                  </m:e>
-                  <m:e>
-                    <m:r>
-                      <m:t xml:space="preserve">0</m:t>
-                    </m:r>
-                  </m:e>
-                  <m:e>
-                    <m:r>
-                      <m:t xml:space="preserve">⋯</m:t>
-                    </m:r>
-                  </m:e>
-                  <m:e>
-                    <m:r>
-                      <m:t xml:space="preserve">0</m:t>
-                    </m:r>
-                  </m:e>
-                </m:mr>
-                <m:mr>
-                  <m:e>
-                    <m:r>
-                      <m:t xml:space="preserve">0</m:t>
-                    </m:r>
-                  </m:e>
-                  <m:e>
-                    <m:r>
-                      <m:t xml:space="preserve">⋯</m:t>
-                    </m:r>
-                  </m:e>
-                  <m:e>
-                    <m:r>
-                      <m:t xml:space="preserve">0</m:t>
-                    </m:r>
-                  </m:e>
-                  <m:e>
-                    <m:r>
-                      <m:t xml:space="preserve">0</m:t>
-                    </m:r>
-                  </m:e>
-                  <m:e>
-                    <m:r>
-                      <m:t xml:space="preserve">1</m:t>
-                    </m:r>
-                  </m:e>
-                  <m:e>
-                    <m:r>
-                      <m:t xml:space="preserve">⋯</m:t>
-                    </m:r>
-                  </m:e>
-                  <m:e>
-                    <m:r>
-                      <m:t xml:space="preserve">0</m:t>
-                    </m:r>
-                  </m:e>
-                  <m:e>
-                    <m:r>
-                      <m:t xml:space="preserve">0</m:t>
-                    </m:r>
-                  </m:e>
-                  <m:e>
-                    <m:r>
-                      <m:t xml:space="preserve">0</m:t>
-                    </m:r>
-                  </m:e>
-                  <m:e>
-                    <m:r>
-                      <m:t xml:space="preserve">⋯</m:t>
-                    </m:r>
-                  </m:e>
-                  <m:e>
-                    <m:r>
-                      <m:t xml:space="preserve">0</m:t>
-                    </m:r>
-                  </m:e>
-                </m:mr>
-                <m:mr>
-                  <m:e>
-                    <m:r>
-                      <m:t xml:space="preserve">⋮</m:t>
-                    </m:r>
-                  </m:e>
-                  <m:e>
-                    <m:r>
-                      <m:t xml:space="preserve">⋮</m:t>
-                    </m:r>
-                  </m:e>
-                  <m:e>
-                    <m:r>
-                      <m:t xml:space="preserve">⋮</m:t>
-                    </m:r>
-                  </m:e>
-                  <m:e>
-                    <m:r>
-                      <m:t xml:space="preserve">⋮</m:t>
-                    </m:r>
-                  </m:e>
-                  <m:e>
-                    <m:r>
-                      <m:t xml:space="preserve">⋮</m:t>
-                    </m:r>
-                  </m:e>
-                  <m:e>
-                    <m:r>
-                      <m:t xml:space="preserve">⋱</m:t>
-                    </m:r>
-                  </m:e>
-                  <m:e>
-                    <m:r>
-                      <m:t xml:space="preserve">⋮</m:t>
-                    </m:r>
-                  </m:e>
-                  <m:e>
-                    <m:r>
-                      <m:t xml:space="preserve">⋮</m:t>
-                    </m:r>
-                  </m:e>
-                  <m:e>
-                    <m:r>
-                      <m:t xml:space="preserve">⋮</m:t>
-                    </m:r>
-                  </m:e>
-                  <m:e>
-                    <m:r>
-                      <m:t xml:space="preserve">⋮</m:t>
-                    </m:r>
-                  </m:e>
-                  <m:e>
-                    <m:r>
-                      <m:t xml:space="preserve">⋮</m:t>
-                    </m:r>
-                  </m:e>
-                </m:mr>
-                <m:mr>
-                  <m:e>
-                    <m:r>
-                      <m:t xml:space="preserve">0</m:t>
-                    </m:r>
-                  </m:e>
-                  <m:e>
-                    <m:r>
-                      <m:t xml:space="preserve">⋯</m:t>
-                    </m:r>
-                  </m:e>
-                  <m:e>
-                    <m:r>
-                      <m:t xml:space="preserve">0</m:t>
-                    </m:r>
-                  </m:e>
-                  <m:e>
-                    <m:r>
-                      <m:t xml:space="preserve">0</m:t>
-                    </m:r>
-                  </m:e>
-                  <m:e>
-                    <m:r>
-                      <m:t xml:space="preserve">0</m:t>
-                    </m:r>
-                  </m:e>
-                  <m:e>
-                    <m:r>
-                      <m:t xml:space="preserve">⋯</m:t>
-                    </m:r>
-                  </m:e>
-                  <m:e>
-                    <m:r>
-                      <m:t xml:space="preserve">1</m:t>
-                    </m:r>
-                  </m:e>
-                  <m:e>
-                    <m:r>
-                      <m:t xml:space="preserve">0</m:t>
-                    </m:r>
-                  </m:e>
-                  <m:e>
-                    <m:r>
-                      <m:t xml:space="preserve">0</m:t>
-                    </m:r>
-                  </m:e>
-                  <m:e>
-                    <m:r>
-                      <m:t xml:space="preserve">⋯</m:t>
-                    </m:r>
-                  </m:e>
-                  <m:e>
-                    <m:r>
-                      <m:t xml:space="preserve">0</m:t>
-                    </m:r>
-                  </m:e>
-                </m:mr>
-                <m:mr>
-                  <m:e>
-                    <m:r>
-                      <m:t xml:space="preserve">0</m:t>
-                    </m:r>
-                  </m:e>
-                  <m:e>
-                    <m:r>
-                      <m:t xml:space="preserve">⋯</m:t>
-                    </m:r>
-                  </m:e>
-                  <m:e>
-                    <m:r>
-                      <m:t xml:space="preserve">0</m:t>
-                    </m:r>
-                  </m:e>
-                  <m:e>
-                    <m:r>
-                      <m:t xml:space="preserve">s</m:t>
-                    </m:r>
-                  </m:e>
-                  <m:e>
-                    <m:r>
-                      <m:t xml:space="preserve">0</m:t>
-                    </m:r>
-                  </m:e>
-                  <m:e>
-                    <m:r>
-                      <m:t xml:space="preserve">⋯</m:t>
-                    </m:r>
-                  </m:e>
-                  <m:e>
-                    <m:r>
-                      <m:t xml:space="preserve">0</m:t>
-                    </m:r>
-                  </m:e>
-                  <m:e>
-                    <m:r>
-                      <m:t xml:space="preserve">c</m:t>
-                    </m:r>
-                  </m:e>
-                  <m:e>
-                    <m:r>
-                      <m:t xml:space="preserve">0</m:t>
-                    </m:r>
-                  </m:e>
-                  <m:e>
-                    <m:r>
-                      <m:t xml:space="preserve">⋯</m:t>
-                    </m:r>
-                  </m:e>
-                  <m:e>
-                    <m:r>
-                      <m:t xml:space="preserve">0</m:t>
-                    </m:r>
-                  </m:e>
-                </m:mr>
-                <m:mr>
-                  <m:e>
-                    <m:r>
-                      <m:t xml:space="preserve">0</m:t>
-                    </m:r>
-                  </m:e>
-                  <m:e>
-                    <m:r>
-                      <m:t xml:space="preserve">⋯</m:t>
-                    </m:r>
-                  </m:e>
-                  <m:e>
-                    <m:r>
-                      <m:t xml:space="preserve">0</m:t>
-                    </m:r>
-                  </m:e>
-                  <m:e>
-                    <m:r>
-                      <m:t xml:space="preserve">0</m:t>
-                    </m:r>
-                  </m:e>
-                  <m:e>
-                    <m:r>
-                      <m:t xml:space="preserve">0</m:t>
-                    </m:r>
-                  </m:e>
-                  <m:e>
-                    <m:r>
-                      <m:t xml:space="preserve">⋯</m:t>
-                    </m:r>
-                  </m:e>
-                  <m:e>
-                    <m:r>
-                      <m:t xml:space="preserve">0</m:t>
-                    </m:r>
-                  </m:e>
-                  <m:e>
-                    <m:r>
-                      <m:t xml:space="preserve">0</m:t>
-                    </m:r>
-                  </m:e>
-                  <m:e>
-                    <m:r>
-                      <m:t xml:space="preserve">1</m:t>
-                    </m:r>
-                  </m:e>
-                  <m:e>
-                    <m:r>
-                      <m:t xml:space="preserve">⋯</m:t>
-                    </m:r>
-                  </m:e>
-                  <m:e>
-                    <m:r>
-                      <m:t xml:space="preserve">0</m:t>
-                    </m:r>
-                  </m:e>
-                </m:mr>
-                <m:mr>
-                  <m:e>
-                    <m:r>
-                      <m:t xml:space="preserve">⋮</m:t>
-                    </m:r>
-                  </m:e>
-                  <m:e>
-                    <m:r>
-                      <m:t xml:space="preserve">⋮</m:t>
-                    </m:r>
-                  </m:e>
-                  <m:e>
-                    <m:r>
-                      <m:t xml:space="preserve">⋮</m:t>
-                    </m:r>
-                  </m:e>
-                  <m:e>
-                    <m:r>
-                      <m:t xml:space="preserve">⋮</m:t>
-                    </m:r>
-                  </m:e>
-                  <m:e>
-                    <m:r>
-                      <m:t xml:space="preserve">⋮</m:t>
-                    </m:r>
-                  </m:e>
-                  <m:e>
-                    <m:r>
-                      <m:t xml:space="preserve">⋮</m:t>
-                    </m:r>
-                  </m:e>
-                  <m:e>
-                    <m:r>
-                      <m:t xml:space="preserve">⋮</m:t>
-                    </m:r>
-                  </m:e>
-                  <m:e>
-                    <m:r>
-                      <m:t xml:space="preserve">⋮</m:t>
-                    </m:r>
-                  </m:e>
-                  <m:e>
-                    <m:r>
-                      <m:t xml:space="preserve">⋮</m:t>
-                    </m:r>
-                  </m:e>
-                  <m:e>
-                    <m:r>
-                      <m:t xml:space="preserve">⋱</m:t>
-                    </m:r>
-                  </m:e>
-                  <m:e>
-                    <m:r>
-                      <m:t xml:space="preserve">⋮</m:t>
-                    </m:r>
-                  </m:e>
-                </m:mr>
-                <m:mr>
-                  <m:e>
-                    <m:r>
-                      <m:t xml:space="preserve">0</m:t>
-                    </m:r>
-                  </m:e>
-                  <m:e>
-                    <m:r>
-                      <m:t xml:space="preserve">⋯</m:t>
-                    </m:r>
-                  </m:e>
-                  <m:e>
-                    <m:r>
-                      <m:t xml:space="preserve">0</m:t>
-                    </m:r>
-                  </m:e>
-                  <m:e>
-                    <m:r>
-                      <m:t xml:space="preserve">0</m:t>
-                    </m:r>
-                  </m:e>
-                  <m:e>
-                    <m:r>
-                      <m:t xml:space="preserve">0</m:t>
-                    </m:r>
-                  </m:e>
-                  <m:e>
-                    <m:r>
-                      <m:t xml:space="preserve">⋯</m:t>
-                    </m:r>
-                  </m:e>
-                  <m:e>
-                    <m:r>
-                      <m:t xml:space="preserve">0</m:t>
-                    </m:r>
-                  </m:e>
-                  <m:e>
-                    <m:r>
-                      <m:t xml:space="preserve">0</m:t>
-                    </m:r>
-                  </m:e>
-                  <m:e>
-                    <m:r>
-                      <m:t xml:space="preserve">0</m:t>
-                    </m:r>
-                  </m:e>
-                  <m:e>
-                    <m:r>
-                      <m:t xml:space="preserve">⋯</m:t>
-                    </m:r>
-                  </m:e>
-                  <m:e>
-                    <m:r>
-                      <m:t xml:space="preserve">1</m:t>
-                    </m:r>
-                  </m:e>
-                </m:mr>
-              </m:m>
-            </m:e>
-          </m:d>
-          <m:r>
-            <m:t xml:space="preserve">⋅</m:t>
-          </m:r>
-          <m:d>
-            <m:dPr>
-              <m:begChr m:val="["/>
-              <m:endChr m:val="]"/>
-            </m:dPr>
-            <m:e>
-              <m:m>
-                <m:mr>
-                  <m:e>
-                    <m:sSub>
-                      <m:e>
-                        <m:r>
-                          <m:t xml:space="preserve">a</m:t>
-                        </m:r>
-                      </m:e>
-                      <m:sub>
-                        <m:r>
-                          <m:t xml:space="preserve">11</m:t>
-                        </m:r>
-                      </m:sub>
-                    </m:sSub>
-                  </m:e>
-                  <m:e>
-                    <m:r>
-                      <m:t xml:space="preserve">⋯</m:t>
-                    </m:r>
-                  </m:e>
-                  <m:e>
-                    <m:sSub>
-                      <m:e>
-                        <m:r>
-                          <m:t xml:space="preserve">a</m:t>
-                        </m:r>
-                      </m:e>
-                      <m:sub>
-                        <m:r>
-                          <m:t xml:space="preserve">1</m:t>
-                        </m:r>
-                        <m:r>
-                          <m:t xml:space="preserve">,</m:t>
-                        </m:r>
-                        <m:r>
-                          <m:t xml:space="preserve">j</m:t>
-                        </m:r>
-                        <m:r>
-                          <m:t xml:space="preserve">−</m:t>
-                        </m:r>
-                        <m:r>
-                          <m:t xml:space="preserve">1</m:t>
-                        </m:r>
-                      </m:sub>
-                    </m:sSub>
-                  </m:e>
-                  <m:e>
-                    <m:sSub>
-                      <m:e>
-                        <m:r>
-                          <m:t xml:space="preserve">a</m:t>
-                        </m:r>
-                      </m:e>
-                      <m:sub>
-                        <m:r>
-                          <m:t xml:space="preserve">1</m:t>
-                        </m:r>
-                        <m:r>
-                          <m:t xml:space="preserve">j</m:t>
-                        </m:r>
-                      </m:sub>
-                    </m:sSub>
-                  </m:e>
-                  <m:e>
-                    <m:sSub>
-                      <m:e>
-                        <m:r>
-                          <m:t xml:space="preserve">a</m:t>
-                        </m:r>
-                      </m:e>
-                      <m:sub>
-                        <m:r>
-                          <m:t xml:space="preserve">1</m:t>
-                        </m:r>
-                        <m:r>
-                          <m:t xml:space="preserve">,</m:t>
-                        </m:r>
-                        <m:r>
-                          <m:t xml:space="preserve">j</m:t>
-                        </m:r>
-                        <m:r>
-                          <m:t xml:space="preserve">+</m:t>
-                        </m:r>
-                        <m:r>
-                          <m:t xml:space="preserve">1</m:t>
-                        </m:r>
-                      </m:sub>
-                    </m:sSub>
-                  </m:e>
-                  <m:e>
-                    <m:r>
-                      <m:t xml:space="preserve">⋯</m:t>
-                    </m:r>
-                  </m:e>
-                  <m:e>
-                    <m:sSub>
-                      <m:e>
-                        <m:r>
-                          <m:t xml:space="preserve">a</m:t>
-                        </m:r>
-                      </m:e>
-                      <m:sub>
-                        <m:r>
-                          <m:t xml:space="preserve">1</m:t>
-                        </m:r>
-                        <m:r>
-                          <m:t xml:space="preserve">,</m:t>
-                        </m:r>
-                        <m:r>
-                          <m:t xml:space="preserve">i</m:t>
-                        </m:r>
-                        <m:r>
-                          <m:t xml:space="preserve">−</m:t>
-                        </m:r>
-                        <m:r>
-                          <m:t xml:space="preserve">1</m:t>
-                        </m:r>
-                      </m:sub>
-                    </m:sSub>
-                  </m:e>
-                  <m:e>
-                    <m:sSub>
-                      <m:e>
-                        <m:r>
-                          <m:t xml:space="preserve">a</m:t>
-                        </m:r>
-                      </m:e>
-                      <m:sub>
-                        <m:r>
-                          <m:t xml:space="preserve">1</m:t>
-                        </m:r>
-                        <m:r>
-                          <m:t xml:space="preserve">i</m:t>
-                        </m:r>
-                      </m:sub>
-                    </m:sSub>
-                  </m:e>
-                  <m:e>
-                    <m:sSub>
-                      <m:e>
-                        <m:r>
-                          <m:t xml:space="preserve">a</m:t>
-                        </m:r>
-                      </m:e>
-                      <m:sub>
-                        <m:r>
-                          <m:t xml:space="preserve">1</m:t>
-                        </m:r>
-                        <m:r>
-                          <m:t xml:space="preserve">,</m:t>
-                        </m:r>
-                        <m:r>
-                          <m:t xml:space="preserve">i</m:t>
-                        </m:r>
-                        <m:r>
-                          <m:t xml:space="preserve">+</m:t>
-                        </m:r>
-                        <m:r>
-                          <m:t xml:space="preserve">1</m:t>
-                        </m:r>
-                      </m:sub>
-                    </m:sSub>
-                  </m:e>
-                  <m:e>
-                    <m:r>
-                      <m:t xml:space="preserve">⋯</m:t>
-                    </m:r>
-                  </m:e>
-                  <m:e>
-                    <m:sSub>
-                      <m:e>
-                        <m:r>
-                          <m:t xml:space="preserve">a</m:t>
-                        </m:r>
-                      </m:e>
-                      <m:sub>
-                        <m:r>
-                          <m:t xml:space="preserve">1</m:t>
-                        </m:r>
-                        <m:r>
-                          <m:t xml:space="preserve">n</m:t>
-                        </m:r>
-                      </m:sub>
-                    </m:sSub>
-                  </m:e>
-                </m:mr>
-                <m:mr>
-                  <m:e>
-                    <m:r>
-                      <m:t xml:space="preserve">⋯</m:t>
-                    </m:r>
-                  </m:e>
-                  <m:e>
-                    <m:r>
-                      <m:t xml:space="preserve">⋱</m:t>
-                    </m:r>
-                  </m:e>
-                  <m:e>
-                    <m:r>
-                      <m:t xml:space="preserve">⋮</m:t>
-                    </m:r>
-                  </m:e>
-                  <m:e>
-                    <m:r>
-                      <m:t xml:space="preserve">⋮</m:t>
-                    </m:r>
-                  </m:e>
-                  <m:e>
-                    <m:r>
-                      <m:t xml:space="preserve">⋮</m:t>
-                    </m:r>
-                  </m:e>
-                  <m:e>
-                    <m:r>
-                      <m:t xml:space="preserve">⋮</m:t>
-                    </m:r>
-                  </m:e>
-                  <m:e>
-                    <m:r>
-                      <m:t xml:space="preserve">⋮</m:t>
-                    </m:r>
-                  </m:e>
-                  <m:e>
-                    <m:r>
-                      <m:t xml:space="preserve">⋮</m:t>
-                    </m:r>
-                  </m:e>
-                  <m:e>
-                    <m:r>
-                      <m:t xml:space="preserve">⋮</m:t>
-                    </m:r>
-                  </m:e>
-                  <m:e>
-                    <m:r>
-                      <m:t xml:space="preserve">⋮</m:t>
-                    </m:r>
-                  </m:e>
-                  <m:e>
-                    <m:r>
-                      <m:t xml:space="preserve">⋮</m:t>
-                    </m:r>
-                  </m:e>
-                </m:mr>
-                <m:mr>
-                  <m:e>
-                    <m:r>
-                      <m:t xml:space="preserve">0</m:t>
-                    </m:r>
-                  </m:e>
-                  <m:e>
-                    <m:r>
-                      <m:t xml:space="preserve">⋯</m:t>
-                    </m:r>
-                  </m:e>
-                  <m:e>
-                    <m:sSub>
-                      <m:e>
-                        <m:r>
-                          <m:t xml:space="preserve">a</m:t>
-                        </m:r>
-                      </m:e>
-                      <m:sub>
-                        <m:r>
-                          <m:t xml:space="preserve">j</m:t>
-                        </m:r>
-                        <m:r>
-                          <m:t xml:space="preserve">−</m:t>
-                        </m:r>
-                        <m:r>
-                          <m:t xml:space="preserve">1</m:t>
-                        </m:r>
-                        <m:r>
-                          <m:t xml:space="preserve">,</m:t>
-                        </m:r>
-                        <m:r>
-                          <m:t xml:space="preserve">j</m:t>
-                        </m:r>
-                        <m:r>
-                          <m:t xml:space="preserve">−</m:t>
-                        </m:r>
-                        <m:r>
-                          <m:t xml:space="preserve">1</m:t>
-                        </m:r>
-                      </m:sub>
-                    </m:sSub>
-                  </m:e>
-                  <m:e>
-                    <m:sSub>
-                      <m:e>
-                        <m:r>
-                          <m:t xml:space="preserve">a</m:t>
-                        </m:r>
-                      </m:e>
-                      <m:sub>
-                        <m:r>
-                          <m:t xml:space="preserve">j</m:t>
-                        </m:r>
-                        <m:r>
-                          <m:t xml:space="preserve">−</m:t>
-                        </m:r>
-                        <m:r>
-                          <m:t xml:space="preserve">1</m:t>
-                        </m:r>
-                        <m:r>
-                          <m:t xml:space="preserve">,</m:t>
-                        </m:r>
-                        <m:r>
-                          <m:t xml:space="preserve">j</m:t>
-                        </m:r>
-                      </m:sub>
-                    </m:sSub>
-                  </m:e>
-                  <m:e>
-                    <m:sSub>
-                      <m:e>
-                        <m:r>
-                          <m:t xml:space="preserve">a</m:t>
-                        </m:r>
-                      </m:e>
-                      <m:sub>
-                        <m:r>
-                          <m:t xml:space="preserve">j</m:t>
-                        </m:r>
-                        <m:r>
-                          <m:t xml:space="preserve">−</m:t>
-                        </m:r>
-                        <m:r>
-                          <m:t xml:space="preserve">1</m:t>
-                        </m:r>
-                        <m:r>
-                          <m:t xml:space="preserve">,</m:t>
-                        </m:r>
-                        <m:r>
-                          <m:t xml:space="preserve">j</m:t>
-                        </m:r>
-                        <m:r>
-                          <m:t xml:space="preserve">+</m:t>
-                        </m:r>
-                        <m:r>
-                          <m:t xml:space="preserve">1</m:t>
-                        </m:r>
-                      </m:sub>
-                    </m:sSub>
-                  </m:e>
-                  <m:e>
-                    <m:r>
-                      <m:t xml:space="preserve">⋯</m:t>
-                    </m:r>
-                  </m:e>
-                  <m:e>
-                    <m:sSub>
-                      <m:e>
-                        <m:r>
-                          <m:t xml:space="preserve">a</m:t>
-                        </m:r>
-                      </m:e>
-                      <m:sub>
-                        <m:r>
-                          <m:t xml:space="preserve">j</m:t>
-                        </m:r>
-                        <m:r>
-                          <m:t xml:space="preserve">−</m:t>
-                        </m:r>
-                        <m:r>
-                          <m:t xml:space="preserve">1</m:t>
-                        </m:r>
-                        <m:r>
-                          <m:t xml:space="preserve">,</m:t>
-                        </m:r>
-                        <m:r>
-                          <m:t xml:space="preserve">i</m:t>
-                        </m:r>
-                        <m:r>
-                          <m:t xml:space="preserve">−</m:t>
-                        </m:r>
-                        <m:r>
-                          <m:t xml:space="preserve">1</m:t>
-                        </m:r>
-                      </m:sub>
-                    </m:sSub>
-                  </m:e>
-                  <m:e>
-                    <m:sSub>
-                      <m:e>
-                        <m:r>
-                          <m:t xml:space="preserve">a</m:t>
-                        </m:r>
-                      </m:e>
-                      <m:sub>
-                        <m:r>
-                          <m:t xml:space="preserve">j</m:t>
-                        </m:r>
-                        <m:r>
-                          <m:t xml:space="preserve">−</m:t>
-                        </m:r>
-                        <m:r>
-                          <m:t xml:space="preserve">1</m:t>
-                        </m:r>
-                        <m:r>
-                          <m:t xml:space="preserve">,</m:t>
-                        </m:r>
-                        <m:r>
-                          <m:t xml:space="preserve">i</m:t>
-                        </m:r>
-                      </m:sub>
-                    </m:sSub>
-                  </m:e>
-                  <m:e>
-                    <m:sSub>
-                      <m:e>
-                        <m:r>
-                          <m:t xml:space="preserve">a</m:t>
-                        </m:r>
-                      </m:e>
-                      <m:sub>
-                        <m:r>
-                          <m:t xml:space="preserve">j</m:t>
-                        </m:r>
-                        <m:r>
-                          <m:t xml:space="preserve">−</m:t>
-                        </m:r>
-                        <m:r>
-                          <m:t xml:space="preserve">1</m:t>
-                        </m:r>
-                        <m:r>
-                          <m:t xml:space="preserve">,</m:t>
-                        </m:r>
-                        <m:r>
-                          <m:t xml:space="preserve">i</m:t>
-                        </m:r>
-                        <m:r>
-                          <m:t xml:space="preserve">+</m:t>
-                        </m:r>
-                        <m:r>
-                          <m:t xml:space="preserve">1</m:t>
-                        </m:r>
-                      </m:sub>
-                    </m:sSub>
-                  </m:e>
-                  <m:e>
-                    <m:r>
-                      <m:t xml:space="preserve">⋯</m:t>
-                    </m:r>
-                  </m:e>
-                  <m:e>
-                    <m:sSub>
-                      <m:e>
-                        <m:r>
-                          <m:t xml:space="preserve">a</m:t>
-                        </m:r>
-                      </m:e>
-                      <m:sub>
-                        <m:r>
-                          <m:t xml:space="preserve">j</m:t>
-                        </m:r>
-                        <m:r>
-                          <m:t xml:space="preserve">−</m:t>
-                        </m:r>
-                        <m:r>
-                          <m:t xml:space="preserve">1</m:t>
-                        </m:r>
-                        <m:r>
-                          <m:t xml:space="preserve">,</m:t>
-                        </m:r>
-                        <m:r>
-                          <m:t xml:space="preserve">n</m:t>
-                        </m:r>
-                      </m:sub>
-                    </m:sSub>
-                  </m:e>
-                </m:mr>
-                <m:mr>
-                  <m:e>
-                    <m:r>
-                      <m:t xml:space="preserve">0</m:t>
-                    </m:r>
-                  </m:e>
-                  <m:e>
-                    <m:r>
-                      <m:t xml:space="preserve">⋯</m:t>
-                    </m:r>
-                  </m:e>
-                  <m:e>
-                    <m:r>
-                      <m:t xml:space="preserve">0</m:t>
-                    </m:r>
-                  </m:e>
-                  <m:e>
-                    <m:sSub>
-                      <m:e>
-                        <m:r>
-                          <m:t xml:space="preserve">a</m:t>
-                        </m:r>
-                      </m:e>
-                      <m:sub>
-                        <m:r>
-                          <m:t xml:space="preserve">jj</m:t>
-                        </m:r>
-                      </m:sub>
-                    </m:sSub>
-                  </m:e>
-                  <m:e>
-                    <m:sSub>
-                      <m:e>
-                        <m:r>
-                          <m:t xml:space="preserve">a</m:t>
-                        </m:r>
-                      </m:e>
-                      <m:sub>
-                        <m:r>
-                          <m:t xml:space="preserve">j</m:t>
-                        </m:r>
-                        <m:r>
-                          <m:t xml:space="preserve">,</m:t>
-                        </m:r>
-                        <m:r>
-                          <m:t xml:space="preserve">j</m:t>
-                        </m:r>
-                        <m:r>
-                          <m:t xml:space="preserve">+</m:t>
-                        </m:r>
-                        <m:r>
-                          <m:t xml:space="preserve">1</m:t>
-                        </m:r>
-                      </m:sub>
-                    </m:sSub>
-                  </m:e>
-                  <m:e>
-                    <m:r>
-                      <m:t xml:space="preserve">⋯</m:t>
-                    </m:r>
-                  </m:e>
-                  <m:e>
-                    <m:sSub>
-                      <m:e>
-                        <m:r>
-                          <m:t xml:space="preserve">a</m:t>
-                        </m:r>
-                      </m:e>
-                      <m:sub>
-                        <m:r>
-                          <m:t xml:space="preserve">j</m:t>
-                        </m:r>
-                        <m:r>
-                          <m:t xml:space="preserve">,</m:t>
-                        </m:r>
-                        <m:r>
-                          <m:t xml:space="preserve">i</m:t>
-                        </m:r>
-                        <m:r>
-                          <m:t xml:space="preserve">−</m:t>
-                        </m:r>
-                        <m:r>
-                          <m:t xml:space="preserve">1</m:t>
-                        </m:r>
-                      </m:sub>
-                    </m:sSub>
-                  </m:e>
-                  <m:e>
-                    <m:sSub>
-                      <m:e>
-                        <m:r>
-                          <m:t xml:space="preserve">a</m:t>
-                        </m:r>
-                      </m:e>
-                      <m:sub>
-                        <m:r>
-                          <m:t xml:space="preserve">j</m:t>
-                        </m:r>
-                        <m:r>
-                          <m:t xml:space="preserve">,</m:t>
-                        </m:r>
-                        <m:r>
-                          <m:t xml:space="preserve">i</m:t>
-                        </m:r>
-                      </m:sub>
-                    </m:sSub>
-                  </m:e>
-                  <m:e>
-                    <m:sSub>
-                      <m:e>
-                        <m:r>
-                          <m:t xml:space="preserve">a</m:t>
-                        </m:r>
-                      </m:e>
-                      <m:sub>
-                        <m:r>
-                          <m:t xml:space="preserve">j</m:t>
-                        </m:r>
-                        <m:r>
-                          <m:t xml:space="preserve">,</m:t>
-                        </m:r>
-                        <m:r>
-                          <m:t xml:space="preserve">i</m:t>
-                        </m:r>
-                        <m:r>
-                          <m:t xml:space="preserve">+</m:t>
-                        </m:r>
-                        <m:r>
-                          <m:t xml:space="preserve">1</m:t>
-                        </m:r>
-                      </m:sub>
-                    </m:sSub>
-                  </m:e>
-                  <m:e>
-                    <m:r>
-                      <m:t xml:space="preserve">⋯</m:t>
-                    </m:r>
-                  </m:e>
-                  <m:e>
-                    <m:sSub>
-                      <m:e>
-                        <m:r>
-                          <m:t xml:space="preserve">a</m:t>
-                        </m:r>
-                      </m:e>
-                      <m:sub>
-                        <m:r>
-                          <m:t xml:space="preserve">jn</m:t>
-                        </m:r>
-                      </m:sub>
-                    </m:sSub>
-                  </m:e>
-                </m:mr>
-                <m:mr>
-                  <m:e>
-                    <m:r>
-                      <m:t xml:space="preserve">0</m:t>
-                    </m:r>
-                  </m:e>
-                  <m:e>
-                    <m:r>
-                      <m:t xml:space="preserve">⋯</m:t>
-                    </m:r>
-                  </m:e>
-                  <m:e>
-                    <m:r>
-                      <m:t xml:space="preserve">0</m:t>
-                    </m:r>
-                  </m:e>
-                  <m:e>
-                    <m:r>
-                      <m:t xml:space="preserve">0</m:t>
-                    </m:r>
-                  </m:e>
-                  <m:e>
-                    <m:sSub>
-                      <m:e>
-                        <m:r>
-                          <m:t xml:space="preserve">a</m:t>
-                        </m:r>
-                      </m:e>
-                      <m:sub>
-                        <m:r>
-                          <m:t xml:space="preserve">j</m:t>
-                        </m:r>
-                        <m:r>
-                          <m:t xml:space="preserve">+</m:t>
-                        </m:r>
-                        <m:r>
-                          <m:t xml:space="preserve">1</m:t>
-                        </m:r>
-                        <m:r>
-                          <m:t xml:space="preserve">,</m:t>
-                        </m:r>
-                        <m:r>
-                          <m:t xml:space="preserve">j</m:t>
-                        </m:r>
-                        <m:r>
-                          <m:t xml:space="preserve">+</m:t>
-                        </m:r>
-                        <m:r>
-                          <m:t xml:space="preserve">1</m:t>
-                        </m:r>
-                      </m:sub>
-                    </m:sSub>
-                  </m:e>
-                  <m:e>
-                    <m:r>
-                      <m:t xml:space="preserve">⋯</m:t>
-                    </m:r>
-                  </m:e>
-                  <m:e>
-                    <m:sSub>
-                      <m:e>
-                        <m:r>
-                          <m:t xml:space="preserve">a</m:t>
-                        </m:r>
-                      </m:e>
-                      <m:sub>
-                        <m:r>
-                          <m:t xml:space="preserve">j</m:t>
-                        </m:r>
-                        <m:r>
-                          <m:t xml:space="preserve">+</m:t>
-                        </m:r>
-                        <m:r>
-                          <m:t xml:space="preserve">1</m:t>
-                        </m:r>
-                        <m:r>
-                          <m:t xml:space="preserve">,</m:t>
-                        </m:r>
-                        <m:r>
-                          <m:t xml:space="preserve">i</m:t>
-                        </m:r>
-                        <m:r>
-                          <m:t xml:space="preserve">−</m:t>
-                        </m:r>
-                        <m:r>
-                          <m:t xml:space="preserve">1</m:t>
-                        </m:r>
-                      </m:sub>
-                    </m:sSub>
-                  </m:e>
-                  <m:e>
-                    <m:sSub>
-                      <m:e>
-                        <m:r>
-                          <m:t xml:space="preserve">a</m:t>
-                        </m:r>
-                      </m:e>
-                      <m:sub>
-                        <m:r>
-                          <m:t xml:space="preserve">j</m:t>
-                        </m:r>
-                        <m:r>
-                          <m:t xml:space="preserve">+</m:t>
-                        </m:r>
-                        <m:r>
-                          <m:t xml:space="preserve">1</m:t>
-                        </m:r>
-                        <m:r>
-                          <m:t xml:space="preserve">,</m:t>
-                        </m:r>
-                        <m:r>
-                          <m:t xml:space="preserve">i</m:t>
-                        </m:r>
-                      </m:sub>
-                    </m:sSub>
-                  </m:e>
-                  <m:e>
-                    <m:sSub>
-                      <m:e>
-                        <m:r>
-                          <m:t xml:space="preserve">a</m:t>
-                        </m:r>
-                      </m:e>
-                      <m:sub>
-                        <m:r>
-                          <m:t xml:space="preserve">j</m:t>
-                        </m:r>
-                        <m:r>
-                          <m:t xml:space="preserve">+</m:t>
-                        </m:r>
-                        <m:r>
-                          <m:t xml:space="preserve">1</m:t>
-                        </m:r>
-                        <m:r>
-                          <m:t xml:space="preserve">,</m:t>
-                        </m:r>
-                        <m:r>
-                          <m:t xml:space="preserve">i</m:t>
-                        </m:r>
-                        <m:r>
-                          <m:t xml:space="preserve">+</m:t>
-                        </m:r>
-                        <m:r>
-                          <m:t xml:space="preserve">1</m:t>
-                        </m:r>
-                      </m:sub>
-                    </m:sSub>
-                  </m:e>
-                  <m:e>
-                    <m:r>
-                      <m:t xml:space="preserve">⋯</m:t>
-                    </m:r>
-                  </m:e>
-                  <m:e>
-                    <m:sSub>
-                      <m:e>
-                        <m:r>
-                          <m:t xml:space="preserve">a</m:t>
-                        </m:r>
-                      </m:e>
-                      <m:sub>
-                        <m:r>
-                          <m:t xml:space="preserve">j</m:t>
-                        </m:r>
-                        <m:r>
-                          <m:t xml:space="preserve">+</m:t>
-                        </m:r>
-                        <m:r>
-                          <m:t xml:space="preserve">1</m:t>
-                        </m:r>
-                        <m:r>
-                          <m:t xml:space="preserve">,</m:t>
-                        </m:r>
-                        <m:r>
-                          <m:t xml:space="preserve">n</m:t>
-                        </m:r>
-                      </m:sub>
-                    </m:sSub>
-                  </m:e>
-                </m:mr>
-                <m:mr>
-                  <m:e>
-                    <m:r>
-                      <m:t xml:space="preserve">⋮</m:t>
-                    </m:r>
-                  </m:e>
-                  <m:e>
-                    <m:r>
-                      <m:t xml:space="preserve">⋮</m:t>
-                    </m:r>
-                  </m:e>
-                  <m:e>
-                    <m:r>
-                      <m:t xml:space="preserve">⋮</m:t>
-                    </m:r>
-                  </m:e>
-                  <m:e>
-                    <m:r>
-                      <m:t xml:space="preserve">⋮</m:t>
-                    </m:r>
-                  </m:e>
-                  <m:e>
-                    <m:r>
-                      <m:t xml:space="preserve">⋮</m:t>
-                    </m:r>
-                  </m:e>
-                  <m:e>
-                    <m:r>
-                      <m:t xml:space="preserve">⋱</m:t>
-                    </m:r>
-                  </m:e>
-                  <m:e>
-                    <m:r>
-                      <m:t xml:space="preserve">⋮</m:t>
-                    </m:r>
-                  </m:e>
-                  <m:e>
-                    <m:r>
-                      <m:t xml:space="preserve">⋮</m:t>
-                    </m:r>
-                  </m:e>
-                  <m:e>
-                    <m:r>
-                      <m:t xml:space="preserve">⋮</m:t>
-                    </m:r>
-                  </m:e>
-                  <m:e>
-                    <m:r>
-                      <m:t xml:space="preserve">⋮</m:t>
-                    </m:r>
-                  </m:e>
-                  <m:e>
-                    <m:r>
-                      <m:t xml:space="preserve">⋮</m:t>
-                    </m:r>
-                  </m:e>
-                </m:mr>
-                <m:mr>
-                  <m:e>
-                    <m:r>
-                      <m:t xml:space="preserve">0</m:t>
-                    </m:r>
-                  </m:e>
-                  <m:e>
-                    <m:r>
-                      <m:t xml:space="preserve">⋯</m:t>
-                    </m:r>
-                  </m:e>
-                  <m:e>
-                    <m:r>
-                      <m:t xml:space="preserve">0</m:t>
-                    </m:r>
-                  </m:e>
-                  <m:e>
-                    <m:r>
-                      <m:t xml:space="preserve">0</m:t>
-                    </m:r>
-                  </m:e>
-                  <m:e>
-                    <m:sSub>
-                      <m:e>
-                        <m:r>
-                          <m:t xml:space="preserve">a</m:t>
-                        </m:r>
-                      </m:e>
-                      <m:sub>
-                        <m:r>
-                          <m:t xml:space="preserve">i</m:t>
-                        </m:r>
-                        <m:r>
-                          <m:t xml:space="preserve">−</m:t>
-                        </m:r>
-                        <m:r>
-                          <m:t xml:space="preserve">1</m:t>
-                        </m:r>
-                        <m:r>
-                          <m:t xml:space="preserve">,</m:t>
-                        </m:r>
-                        <m:r>
-                          <m:t xml:space="preserve">j</m:t>
-                        </m:r>
-                        <m:r>
-                          <m:t xml:space="preserve">+</m:t>
-                        </m:r>
-                        <m:r>
-                          <m:t xml:space="preserve">1</m:t>
-                        </m:r>
-                      </m:sub>
-                    </m:sSub>
-                  </m:e>
-                  <m:e>
-                    <m:r>
-                      <m:t xml:space="preserve">⋯</m:t>
-                    </m:r>
-                  </m:e>
-                  <m:e>
-                    <m:sSub>
-                      <m:e>
-                        <m:r>
-                          <m:t xml:space="preserve">a</m:t>
-                        </m:r>
-                      </m:e>
-                      <m:sub>
-                        <m:r>
-                          <m:t xml:space="preserve">i</m:t>
-                        </m:r>
-                        <m:r>
-                          <m:t xml:space="preserve">−</m:t>
-                        </m:r>
-                        <m:r>
-                          <m:t xml:space="preserve">1</m:t>
-                        </m:r>
-                        <m:r>
-                          <m:t xml:space="preserve">,</m:t>
-                        </m:r>
-                        <m:r>
-                          <m:t xml:space="preserve">i</m:t>
-                        </m:r>
-                        <m:r>
-                          <m:t xml:space="preserve">−</m:t>
-                        </m:r>
-                        <m:r>
-                          <m:t xml:space="preserve">1</m:t>
-                        </m:r>
-                      </m:sub>
-                    </m:sSub>
-                  </m:e>
-                  <m:e>
-                    <m:sSub>
-                      <m:e>
-                        <m:r>
-                          <m:t xml:space="preserve">a</m:t>
-                        </m:r>
-                      </m:e>
-                      <m:sub>
-                        <m:r>
-                          <m:t xml:space="preserve">i</m:t>
-                        </m:r>
-                        <m:r>
-                          <m:t xml:space="preserve">−</m:t>
-                        </m:r>
-                        <m:r>
-                          <m:t xml:space="preserve">1</m:t>
-                        </m:r>
-                        <m:r>
-                          <m:t xml:space="preserve">,</m:t>
-                        </m:r>
-                        <m:r>
-                          <m:t xml:space="preserve">i</m:t>
-                        </m:r>
-                      </m:sub>
-                    </m:sSub>
-                  </m:e>
-                  <m:e>
-                    <m:sSub>
-                      <m:e>
-                        <m:r>
-                          <m:t xml:space="preserve">a</m:t>
-                        </m:r>
-                      </m:e>
-                      <m:sub>
-                        <m:r>
-                          <m:t xml:space="preserve">i</m:t>
-                        </m:r>
-                        <m:r>
-                          <m:t xml:space="preserve">−</m:t>
-                        </m:r>
-                        <m:r>
-                          <m:t xml:space="preserve">1</m:t>
-                        </m:r>
-                        <m:r>
-                          <m:t xml:space="preserve">,</m:t>
-                        </m:r>
-                        <m:r>
-                          <m:t xml:space="preserve">i</m:t>
-                        </m:r>
-                        <m:r>
-                          <m:t xml:space="preserve">+</m:t>
-                        </m:r>
-                        <m:r>
-                          <m:t xml:space="preserve">1</m:t>
-                        </m:r>
-                      </m:sub>
-                    </m:sSub>
-                  </m:e>
-                  <m:e>
-                    <m:r>
-                      <m:t xml:space="preserve">⋯</m:t>
-                    </m:r>
-                  </m:e>
-                  <m:e>
-                    <m:sSub>
-                      <m:e>
-                        <m:r>
-                          <m:t xml:space="preserve">a</m:t>
-                        </m:r>
-                      </m:e>
-                      <m:sub>
-                        <m:r>
-                          <m:t xml:space="preserve">i</m:t>
-                        </m:r>
-                        <m:r>
-                          <m:t xml:space="preserve">−</m:t>
-                        </m:r>
-                        <m:r>
-                          <m:t xml:space="preserve">1</m:t>
-                        </m:r>
-                        <m:r>
-                          <m:t xml:space="preserve">,</m:t>
-                        </m:r>
-                        <m:r>
-                          <m:t xml:space="preserve">n</m:t>
-                        </m:r>
-                      </m:sub>
-                    </m:sSub>
-                  </m:e>
-                </m:mr>
-                <m:mr>
-                  <m:e>
-                    <m:r>
-                      <m:t xml:space="preserve">0</m:t>
-                    </m:r>
-                  </m:e>
-                  <m:e>
-                    <m:r>
-                      <m:t xml:space="preserve">⋯</m:t>
-                    </m:r>
-                  </m:e>
-                  <m:e>
-                    <m:r>
-                      <m:t xml:space="preserve">0</m:t>
-                    </m:r>
-                  </m:e>
-                  <m:e>
-                    <m:sSub>
-                      <m:e>
-                        <m:r>
-                          <m:t xml:space="preserve">a</m:t>
-                        </m:r>
-                      </m:e>
-                      <m:sub>
-                        <m:r>
-                          <m:t xml:space="preserve">ij</m:t>
-                        </m:r>
-                      </m:sub>
-                    </m:sSub>
-                  </m:e>
-                  <m:e>
-                    <m:sSub>
-                      <m:e>
-                        <m:r>
-                          <m:t xml:space="preserve">a</m:t>
-                        </m:r>
-                      </m:e>
-                      <m:sub>
-                        <m:r>
-                          <m:t xml:space="preserve">i</m:t>
-                        </m:r>
-                        <m:r>
-                          <m:t xml:space="preserve">,</m:t>
-                        </m:r>
-                        <m:r>
-                          <m:t xml:space="preserve">j</m:t>
-                        </m:r>
-                        <m:r>
-                          <m:t xml:space="preserve">+</m:t>
-                        </m:r>
-                        <m:r>
-                          <m:t xml:space="preserve">1</m:t>
-                        </m:r>
-                      </m:sub>
-                    </m:sSub>
-                  </m:e>
-                  <m:e>
-                    <m:r>
-                      <m:t xml:space="preserve">⋯</m:t>
-                    </m:r>
-                  </m:e>
-                  <m:e>
-                    <m:sSub>
-                      <m:e>
-                        <m:r>
-                          <m:t xml:space="preserve">a</m:t>
-                        </m:r>
-                      </m:e>
-                      <m:sub>
-                        <m:r>
-                          <m:t xml:space="preserve">i</m:t>
-                        </m:r>
-                        <m:r>
-                          <m:t xml:space="preserve">,</m:t>
-                        </m:r>
-                        <m:r>
-                          <m:t xml:space="preserve">i</m:t>
-                        </m:r>
-                        <m:r>
-                          <m:t xml:space="preserve">−</m:t>
-                        </m:r>
-                        <m:r>
-                          <m:t xml:space="preserve">1</m:t>
-                        </m:r>
-                      </m:sub>
-                    </m:sSub>
-                  </m:e>
-                  <m:e>
-                    <m:sSub>
-                      <m:e>
-                        <m:r>
-                          <m:t xml:space="preserve">a</m:t>
-                        </m:r>
-                      </m:e>
-                      <m:sub>
-                        <m:r>
-                          <m:t xml:space="preserve">ii</m:t>
-                        </m:r>
-                      </m:sub>
-                    </m:sSub>
-                  </m:e>
-                  <m:e>
-                    <m:sSub>
-                      <m:e>
-                        <m:r>
-                          <m:t xml:space="preserve">a</m:t>
-                        </m:r>
-                      </m:e>
-                      <m:sub>
-                        <m:r>
-                          <m:t xml:space="preserve">i</m:t>
-                        </m:r>
-                        <m:r>
-                          <m:t xml:space="preserve">,</m:t>
-                        </m:r>
-                        <m:r>
-                          <m:t xml:space="preserve">i</m:t>
-                        </m:r>
-                        <m:r>
-                          <m:t xml:space="preserve">+</m:t>
-                        </m:r>
-                        <m:r>
-                          <m:t xml:space="preserve">1</m:t>
-                        </m:r>
-                      </m:sub>
-                    </m:sSub>
-                  </m:e>
-                  <m:e>
-                    <m:r>
-                      <m:t xml:space="preserve">⋯</m:t>
-                    </m:r>
-                  </m:e>
-                  <m:e>
-                    <m:sSub>
-                      <m:e>
-                        <m:r>
-                          <m:t xml:space="preserve">a</m:t>
-                        </m:r>
-                      </m:e>
-                      <m:sub>
-                        <m:r>
-                          <m:t xml:space="preserve">i</m:t>
-                        </m:r>
-                        <m:r>
-                          <m:t xml:space="preserve">n</m:t>
-                        </m:r>
-                      </m:sub>
-                    </m:sSub>
-                  </m:e>
-                </m:mr>
-                <m:mr>
-                  <m:e>
-                    <m:r>
-                      <m:t xml:space="preserve">0</m:t>
-                    </m:r>
-                  </m:e>
-                  <m:e>
-                    <m:r>
-                      <m:t xml:space="preserve">⋯</m:t>
-                    </m:r>
-                  </m:e>
-                  <m:e>
-                    <m:r>
-                      <m:t xml:space="preserve">0</m:t>
-                    </m:r>
-                  </m:e>
-                  <m:e>
-                    <m:sSub>
-                      <m:e>
-                        <m:r>
-                          <m:t xml:space="preserve">a</m:t>
-                        </m:r>
-                      </m:e>
-                      <m:sub>
-                        <m:r>
-                          <m:t xml:space="preserve">i</m:t>
-                        </m:r>
-                        <m:r>
-                          <m:t xml:space="preserve">+</m:t>
-                        </m:r>
-                        <m:r>
-                          <m:t xml:space="preserve">1</m:t>
-                        </m:r>
-                        <m:r>
-                          <m:t xml:space="preserve">,</m:t>
-                        </m:r>
-                        <m:r>
-                          <m:t xml:space="preserve">j</m:t>
-                        </m:r>
-                      </m:sub>
-                    </m:sSub>
-                  </m:e>
-                  <m:e>
-                    <m:sSub>
-                      <m:e>
-                        <m:r>
-                          <m:t xml:space="preserve">a</m:t>
-                        </m:r>
-                      </m:e>
-                      <m:sub>
-                        <m:r>
-                          <m:t xml:space="preserve">i</m:t>
-                        </m:r>
-                        <m:r>
-                          <m:t xml:space="preserve">+</m:t>
-                        </m:r>
-                        <m:r>
-                          <m:t xml:space="preserve">1</m:t>
-                        </m:r>
-                        <m:r>
-                          <m:t xml:space="preserve">,</m:t>
-                        </m:r>
-                        <m:r>
-                          <m:t xml:space="preserve">j</m:t>
-                        </m:r>
-                      </m:sub>
-                    </m:sSub>
-                  </m:e>
-                  <m:e>
-                    <m:r>
-                      <m:t xml:space="preserve">⋯</m:t>
-                    </m:r>
-                  </m:e>
-                  <m:e>
-                    <m:sSub>
-                      <m:e>
-                        <m:r>
-                          <m:t xml:space="preserve">a</m:t>
-                        </m:r>
-                      </m:e>
-                      <m:sub>
-                        <m:r>
-                          <m:t xml:space="preserve">i</m:t>
-                        </m:r>
-                        <m:r>
-                          <m:t xml:space="preserve">+</m:t>
-                        </m:r>
-                        <m:r>
-                          <m:t xml:space="preserve">1</m:t>
-                        </m:r>
-                        <m:r>
-                          <m:t xml:space="preserve">,</m:t>
-                        </m:r>
-                        <m:r>
-                          <m:t xml:space="preserve">i</m:t>
-                        </m:r>
-                        <m:r>
-                          <m:t xml:space="preserve">−</m:t>
-                        </m:r>
-                        <m:r>
-                          <m:t xml:space="preserve">1</m:t>
-                        </m:r>
-                      </m:sub>
-                    </m:sSub>
-                  </m:e>
-                  <m:e>
-                    <m:sSub>
-                      <m:e>
-                        <m:r>
-                          <m:t xml:space="preserve">a</m:t>
-                        </m:r>
-                      </m:e>
-                      <m:sub>
-                        <m:r>
-                          <m:t xml:space="preserve">i</m:t>
-                        </m:r>
-                        <m:r>
-                          <m:t xml:space="preserve">+</m:t>
-                        </m:r>
-                        <m:r>
-                          <m:t xml:space="preserve">1</m:t>
-                        </m:r>
-                        <m:r>
-                          <m:t xml:space="preserve">,</m:t>
-                        </m:r>
-                        <m:r>
-                          <m:t xml:space="preserve">i</m:t>
-                        </m:r>
-                      </m:sub>
-                    </m:sSub>
-                  </m:e>
-                  <m:e>
-                    <m:sSub>
-                      <m:e>
-                        <m:r>
-                          <m:t xml:space="preserve">a</m:t>
-                        </m:r>
-                      </m:e>
-                      <m:sub>
-                        <m:r>
-                          <m:t xml:space="preserve">i</m:t>
-                        </m:r>
-                        <m:r>
-                          <m:t xml:space="preserve">+</m:t>
-                        </m:r>
-                        <m:r>
-                          <m:t xml:space="preserve">1</m:t>
-                        </m:r>
-                        <m:r>
-                          <m:t xml:space="preserve">,</m:t>
-                        </m:r>
-                        <m:r>
-                          <m:t xml:space="preserve">i</m:t>
-                        </m:r>
-                        <m:r>
-                          <m:t xml:space="preserve">+</m:t>
-                        </m:r>
-                        <m:r>
-                          <m:t xml:space="preserve">1</m:t>
-                        </m:r>
-                      </m:sub>
-                    </m:sSub>
-                  </m:e>
-                  <m:e>
-                    <m:r>
-                      <m:t xml:space="preserve">⋯</m:t>
-                    </m:r>
-                  </m:e>
-                  <m:e>
-                    <m:sSub>
-                      <m:e>
-                        <m:r>
-                          <m:t xml:space="preserve">a</m:t>
-                        </m:r>
-                      </m:e>
-                      <m:sub>
-                        <m:r>
-                          <m:t xml:space="preserve">i</m:t>
-                        </m:r>
-                        <m:r>
-                          <m:t xml:space="preserve">+</m:t>
-                        </m:r>
-                        <m:r>
-                          <m:t xml:space="preserve">1</m:t>
-                        </m:r>
-                        <m:r>
-                          <m:t xml:space="preserve">,</m:t>
-                        </m:r>
-                        <m:r>
-                          <m:t xml:space="preserve">n</m:t>
-                        </m:r>
-                      </m:sub>
-                    </m:sSub>
-                  </m:e>
-                </m:mr>
-                <m:mr>
-                  <m:e>
-                    <m:r>
-                      <m:t xml:space="preserve">⋮</m:t>
-                    </m:r>
-                  </m:e>
-                  <m:e>
-                    <m:r>
-                      <m:t xml:space="preserve">⋮</m:t>
-                    </m:r>
-                  </m:e>
-                  <m:e>
-                    <m:r>
-                      <m:t xml:space="preserve">⋮</m:t>
-                    </m:r>
-                  </m:e>
-                  <m:e>
-                    <m:r>
-                      <m:t xml:space="preserve">⋮</m:t>
-                    </m:r>
-                  </m:e>
-                  <m:e>
-                    <m:r>
-                      <m:t xml:space="preserve">⋮</m:t>
-                    </m:r>
-                  </m:e>
-                  <m:e>
-                    <m:r>
-                      <m:t xml:space="preserve">⋮</m:t>
-                    </m:r>
-                  </m:e>
-                  <m:e>
-                    <m:r>
-                      <m:t xml:space="preserve">⋮</m:t>
-                    </m:r>
-                  </m:e>
-                  <m:e>
-                    <m:r>
-                      <m:t xml:space="preserve">⋮</m:t>
-                    </m:r>
-                  </m:e>
-                  <m:e>
-                    <m:r>
-                      <m:t xml:space="preserve">⋮</m:t>
-                    </m:r>
-                  </m:e>
-                  <m:e>
-                    <m:r>
-                      <m:t xml:space="preserve">⋱</m:t>
-                    </m:r>
-                  </m:e>
-                  <m:e>
-                    <m:r>
-                      <m:t xml:space="preserve">⋮</m:t>
-                    </m:r>
-                  </m:e>
-                </m:mr>
-                <m:mr>
-                  <m:e>
-                    <m:r>
-                      <m:t xml:space="preserve">0</m:t>
-                    </m:r>
-                  </m:e>
-                  <m:e>
-                    <m:r>
-                      <m:t xml:space="preserve">⋯</m:t>
-                    </m:r>
-                  </m:e>
-                  <m:e>
-                    <m:r>
-                      <m:t xml:space="preserve">0</m:t>
-                    </m:r>
-                  </m:e>
-                  <m:e>
-                    <m:sSub>
-                      <m:e>
-                        <m:r>
-                          <m:t xml:space="preserve">a</m:t>
-                        </m:r>
-                      </m:e>
-                      <m:sub>
-                        <m:r>
-                          <m:t xml:space="preserve">n</m:t>
-                        </m:r>
-                        <m:r>
-                          <m:t xml:space="preserve">,</m:t>
-                        </m:r>
-                        <m:r>
-                          <m:t xml:space="preserve">j</m:t>
-                        </m:r>
-                      </m:sub>
-                    </m:sSub>
-                  </m:e>
-                  <m:e>
-                    <m:sSub>
-                      <m:e>
-                        <m:r>
-                          <m:t xml:space="preserve">a</m:t>
-                        </m:r>
-                      </m:e>
-                      <m:sub>
-                        <m:r>
-                          <m:t xml:space="preserve">n</m:t>
-                        </m:r>
-                        <m:r>
-                          <m:t xml:space="preserve">,</m:t>
-                        </m:r>
-                        <m:r>
-                          <m:t xml:space="preserve">j</m:t>
-                        </m:r>
-                        <m:r>
-                          <m:t xml:space="preserve">+</m:t>
-                        </m:r>
-                        <m:r>
-                          <m:t xml:space="preserve">1</m:t>
-                        </m:r>
-                      </m:sub>
-                    </m:sSub>
-                  </m:e>
-                  <m:e>
-                    <m:r>
-                      <m:t xml:space="preserve">⋯</m:t>
-                    </m:r>
-                  </m:e>
-                  <m:e>
-                    <m:sSub>
-                      <m:e>
-                        <m:r>
-                          <m:t xml:space="preserve">a</m:t>
-                        </m:r>
-                      </m:e>
-                      <m:sub>
-                        <m:r>
-                          <m:t xml:space="preserve">n</m:t>
-                        </m:r>
-                        <m:r>
-                          <m:t xml:space="preserve">,</m:t>
-                        </m:r>
-                        <m:r>
-                          <m:t xml:space="preserve">i</m:t>
-                        </m:r>
-                        <m:r>
-                          <m:t xml:space="preserve">−</m:t>
-                        </m:r>
-                        <m:r>
-                          <m:t xml:space="preserve">1</m:t>
-                        </m:r>
-                      </m:sub>
-                    </m:sSub>
-                  </m:e>
-                  <m:e>
-                    <m:sSub>
-                      <m:e>
-                        <m:r>
-                          <m:t xml:space="preserve">a</m:t>
-                        </m:r>
-                      </m:e>
-                      <m:sub>
-                        <m:r>
-                          <m:t xml:space="preserve">n</m:t>
-                        </m:r>
-                        <m:r>
-                          <m:t xml:space="preserve">i</m:t>
-                        </m:r>
-                      </m:sub>
-                    </m:sSub>
-                  </m:e>
-                  <m:e>
-                    <m:sSub>
-                      <m:e>
-                        <m:r>
-                          <m:t xml:space="preserve">a</m:t>
-                        </m:r>
-                      </m:e>
-                      <m:sub>
-                        <m:r>
-                          <m:t xml:space="preserve">n</m:t>
-                        </m:r>
-                        <m:r>
-                          <m:t xml:space="preserve">,</m:t>
-                        </m:r>
-                        <m:r>
-                          <m:t xml:space="preserve">i</m:t>
-                        </m:r>
-                        <m:r>
-                          <m:t xml:space="preserve">+</m:t>
-                        </m:r>
-                        <m:r>
-                          <m:t xml:space="preserve">1</m:t>
-                        </m:r>
-                      </m:sub>
-                    </m:sSub>
-                  </m:e>
-                  <m:e>
-                    <m:r>
-                      <m:t xml:space="preserve">⋯</m:t>
-                    </m:r>
-                  </m:e>
-                  <m:e>
-                    <m:sSub>
-                      <m:e>
-                        <m:r>
-                          <m:t xml:space="preserve">a</m:t>
-                        </m:r>
-                      </m:e>
-                      <m:sub>
-                        <m:r>
-                          <m:t xml:space="preserve">nn</m:t>
-                        </m:r>
-                      </m:sub>
-                    </m:sSub>
-                  </m:e>
-                </m:mr>
-              </m:m>
-            </m:e>
-          </m:d>
-        </m:oMath>
-      </m:oMathPara>
+        <w:drawing>
+          <wp:inline distT="0" distB="0" distL="0" distR="0">
+            <wp:extent cx="6120765" cy="1787525"/>
+            <wp:effectExtent l="0" t="0" r="0" b="0"/>
+            <wp:docPr id="1" name="Изображение2" descr="" title=""/>
+            <wp:cNvGraphicFramePr>
+              <a:graphicFrameLocks xmlns:a="http://schemas.openxmlformats.org/drawingml/2006/main" noChangeAspect="1"/>
+            </wp:cNvGraphicFramePr>
+            <a:graphic xmlns:a="http://schemas.openxmlformats.org/drawingml/2006/main">
+              <a:graphicData uri="http://schemas.openxmlformats.org/drawingml/2006/picture">
+                <pic:pic xmlns:pic="http://schemas.openxmlformats.org/drawingml/2006/picture">
+                  <pic:nvPicPr>
+                    <pic:cNvPr id="1" name="Изображение2" descr="" title=""/>
+                    <pic:cNvPicPr>
+                      <a:picLocks noChangeAspect="1" noChangeArrowheads="1"/>
+                    </pic:cNvPicPr>
+                  </pic:nvPicPr>
+                  <pic:blipFill>
+                    <a:blip r:embed="rId2"/>
+                    <a:stretch>
+                      <a:fillRect/>
+                    </a:stretch>
+                  </pic:blipFill>
+                  <pic:spPr bwMode="auto">
+                    <a:xfrm>
+                      <a:off x="0" y="0"/>
+                      <a:ext cx="6120765" cy="1787525"/>
+                    </a:xfrm>
+                    <a:prstGeom prst="rect">
+                      <a:avLst/>
+                    </a:prstGeom>
+                    <a:noFill/>
+                  </pic:spPr>
+                </pic:pic>
+              </a:graphicData>
+            </a:graphic>
+          </wp:inline>
+        </w:drawing>
+      </w:r>
     </w:p>
     <w:p>
       <w:pPr>
@@ -7940,2280 +5719,6 @@
         </w:rPr>
         <w:t xml:space="preserve"> нового значения заключается в сложении двух умножений:</w:t>
       </w:r>
-    </w:p>
-    <w:p>
-      <w:pPr>
-        <w:pStyle w:val="BodyText"/>
-        <w:ind w:hanging="0" w:start="0"/>
-        <w:jc w:val="start"/>
-        <w:rPr>
-          <w:lang w:val="ru-RU"/>
-        </w:rPr>
-      </w:pPr>
-      <w:r>
-        <w:rPr>
-          <w:lang w:val="ru-RU"/>
-        </w:rPr>
-      </w:r>
-      <m:oMathPara xmlns:m="http://schemas.openxmlformats.org/officeDocument/2006/math">
-        <m:oMathParaPr>
-          <m:jc m:val="left"/>
-        </m:oMathParaPr>
-        <m:oMath>
-          <m:d>
-            <m:dPr>
-              <m:begChr m:val="["/>
-              <m:endChr m:val="]"/>
-            </m:dPr>
-            <m:e>
-              <m:m>
-                <m:mr>
-                  <m:e>
-                    <m:r>
-                      <m:t xml:space="preserve">1</m:t>
-                    </m:r>
-                  </m:e>
-                  <m:e>
-                    <m:r>
-                      <m:t xml:space="preserve">⋯</m:t>
-                    </m:r>
-                  </m:e>
-                  <m:e>
-                    <m:r>
-                      <m:t xml:space="preserve">0</m:t>
-                    </m:r>
-                  </m:e>
-                  <m:e>
-                    <m:r>
-                      <m:t xml:space="preserve">0</m:t>
-                    </m:r>
-                  </m:e>
-                  <m:e>
-                    <m:r>
-                      <m:t xml:space="preserve">0</m:t>
-                    </m:r>
-                  </m:e>
-                  <m:e>
-                    <m:r>
-                      <m:t xml:space="preserve">⋯</m:t>
-                    </m:r>
-                  </m:e>
-                  <m:e>
-                    <m:r>
-                      <m:t xml:space="preserve">0</m:t>
-                    </m:r>
-                  </m:e>
-                  <m:e>
-                    <m:r>
-                      <m:t xml:space="preserve">0</m:t>
-                    </m:r>
-                  </m:e>
-                  <m:e>
-                    <m:r>
-                      <m:t xml:space="preserve">0</m:t>
-                    </m:r>
-                  </m:e>
-                  <m:e>
-                    <m:r>
-                      <m:t xml:space="preserve">⋯</m:t>
-                    </m:r>
-                  </m:e>
-                  <m:e>
-                    <m:r>
-                      <m:t xml:space="preserve">0</m:t>
-                    </m:r>
-                  </m:e>
-                </m:mr>
-                <m:mr>
-                  <m:e>
-                    <m:r>
-                      <m:t xml:space="preserve">⋯</m:t>
-                    </m:r>
-                  </m:e>
-                  <m:e>
-                    <m:r>
-                      <m:t xml:space="preserve">⋱</m:t>
-                    </m:r>
-                  </m:e>
-                  <m:e>
-                    <m:r>
-                      <m:t xml:space="preserve">⋮</m:t>
-                    </m:r>
-                  </m:e>
-                  <m:e>
-                    <m:r>
-                      <m:t xml:space="preserve">⋮</m:t>
-                    </m:r>
-                  </m:e>
-                  <m:e>
-                    <m:r>
-                      <m:t xml:space="preserve">⋮</m:t>
-                    </m:r>
-                  </m:e>
-                  <m:e>
-                    <m:r>
-                      <m:t xml:space="preserve">⋮</m:t>
-                    </m:r>
-                  </m:e>
-                  <m:e>
-                    <m:r>
-                      <m:t xml:space="preserve">⋮</m:t>
-                    </m:r>
-                  </m:e>
-                  <m:e>
-                    <m:r>
-                      <m:t xml:space="preserve">⋮</m:t>
-                    </m:r>
-                  </m:e>
-                  <m:e>
-                    <m:r>
-                      <m:t xml:space="preserve">⋮</m:t>
-                    </m:r>
-                  </m:e>
-                  <m:e>
-                    <m:r>
-                      <m:t xml:space="preserve">⋮</m:t>
-                    </m:r>
-                  </m:e>
-                  <m:e>
-                    <m:r>
-                      <m:t xml:space="preserve">0</m:t>
-                    </m:r>
-                  </m:e>
-                </m:mr>
-                <m:mr>
-                  <m:e>
-                    <m:r>
-                      <m:t xml:space="preserve">0</m:t>
-                    </m:r>
-                  </m:e>
-                  <m:e>
-                    <m:r>
-                      <m:t xml:space="preserve">⋯</m:t>
-                    </m:r>
-                  </m:e>
-                  <m:e>
-                    <m:r>
-                      <m:t xml:space="preserve">1</m:t>
-                    </m:r>
-                  </m:e>
-                  <m:e>
-                    <m:r>
-                      <m:t xml:space="preserve">0</m:t>
-                    </m:r>
-                  </m:e>
-                  <m:e>
-                    <m:r>
-                      <m:t xml:space="preserve">0</m:t>
-                    </m:r>
-                  </m:e>
-                  <m:e>
-                    <m:r>
-                      <m:t xml:space="preserve">⋯</m:t>
-                    </m:r>
-                  </m:e>
-                  <m:e>
-                    <m:r>
-                      <m:t xml:space="preserve">0</m:t>
-                    </m:r>
-                  </m:e>
-                  <m:e>
-                    <m:r>
-                      <m:t xml:space="preserve">0</m:t>
-                    </m:r>
-                  </m:e>
-                  <m:e>
-                    <m:r>
-                      <m:t xml:space="preserve">0</m:t>
-                    </m:r>
-                  </m:e>
-                  <m:e>
-                    <m:r>
-                      <m:t xml:space="preserve">⋯</m:t>
-                    </m:r>
-                  </m:e>
-                  <m:e>
-                    <m:r>
-                      <m:t xml:space="preserve">0</m:t>
-                    </m:r>
-                  </m:e>
-                </m:mr>
-                <m:mr>
-                  <m:e>
-                    <m:r>
-                      <m:t xml:space="preserve">0</m:t>
-                    </m:r>
-                  </m:e>
-                  <m:e>
-                    <m:r>
-                      <m:t xml:space="preserve">⋯</m:t>
-                    </m:r>
-                  </m:e>
-                  <m:e>
-                    <m:r>
-                      <m:t xml:space="preserve">0</m:t>
-                    </m:r>
-                  </m:e>
-                  <m:e>
-                    <m:r>
-                      <m:t xml:space="preserve">c</m:t>
-                    </m:r>
-                  </m:e>
-                  <m:e>
-                    <m:r>
-                      <m:t xml:space="preserve">0</m:t>
-                    </m:r>
-                  </m:e>
-                  <m:e>
-                    <m:r>
-                      <m:t xml:space="preserve">⋯</m:t>
-                    </m:r>
-                  </m:e>
-                  <m:e>
-                    <m:r>
-                      <m:t xml:space="preserve">0</m:t>
-                    </m:r>
-                  </m:e>
-                  <m:e>
-                    <m:r>
-                      <m:t xml:space="preserve">−</m:t>
-                    </m:r>
-                    <m:r>
-                      <m:t xml:space="preserve">s</m:t>
-                    </m:r>
-                  </m:e>
-                  <m:e>
-                    <m:r>
-                      <m:t xml:space="preserve">0</m:t>
-                    </m:r>
-                  </m:e>
-                  <m:e>
-                    <m:r>
-                      <m:t xml:space="preserve">⋯</m:t>
-                    </m:r>
-                  </m:e>
-                  <m:e>
-                    <m:r>
-                      <m:t xml:space="preserve">0</m:t>
-                    </m:r>
-                  </m:e>
-                </m:mr>
-                <m:mr>
-                  <m:e>
-                    <m:r>
-                      <m:t xml:space="preserve">0</m:t>
-                    </m:r>
-                  </m:e>
-                  <m:e>
-                    <m:r>
-                      <m:t xml:space="preserve">⋯</m:t>
-                    </m:r>
-                  </m:e>
-                  <m:e>
-                    <m:r>
-                      <m:t xml:space="preserve">0</m:t>
-                    </m:r>
-                  </m:e>
-                  <m:e>
-                    <m:r>
-                      <m:t xml:space="preserve">0</m:t>
-                    </m:r>
-                  </m:e>
-                  <m:e>
-                    <m:r>
-                      <m:t xml:space="preserve">1</m:t>
-                    </m:r>
-                  </m:e>
-                  <m:e>
-                    <m:r>
-                      <m:t xml:space="preserve">⋯</m:t>
-                    </m:r>
-                  </m:e>
-                  <m:e>
-                    <m:r>
-                      <m:t xml:space="preserve">0</m:t>
-                    </m:r>
-                  </m:e>
-                  <m:e>
-                    <m:r>
-                      <m:t xml:space="preserve">0</m:t>
-                    </m:r>
-                  </m:e>
-                  <m:e>
-                    <m:r>
-                      <m:t xml:space="preserve">0</m:t>
-                    </m:r>
-                  </m:e>
-                  <m:e>
-                    <m:r>
-                      <m:t xml:space="preserve">⋯</m:t>
-                    </m:r>
-                  </m:e>
-                  <m:e>
-                    <m:r>
-                      <m:t xml:space="preserve">0</m:t>
-                    </m:r>
-                  </m:e>
-                </m:mr>
-                <m:mr>
-                  <m:e>
-                    <m:r>
-                      <m:t xml:space="preserve">⋮</m:t>
-                    </m:r>
-                  </m:e>
-                  <m:e>
-                    <m:r>
-                      <m:t xml:space="preserve">⋮</m:t>
-                    </m:r>
-                  </m:e>
-                  <m:e>
-                    <m:r>
-                      <m:t xml:space="preserve">⋮</m:t>
-                    </m:r>
-                  </m:e>
-                  <m:e>
-                    <m:r>
-                      <m:t xml:space="preserve">⋮</m:t>
-                    </m:r>
-                  </m:e>
-                  <m:e>
-                    <m:r>
-                      <m:t xml:space="preserve">⋮</m:t>
-                    </m:r>
-                  </m:e>
-                  <m:e>
-                    <m:r>
-                      <m:t xml:space="preserve">⋱</m:t>
-                    </m:r>
-                  </m:e>
-                  <m:e>
-                    <m:r>
-                      <m:t xml:space="preserve">⋮</m:t>
-                    </m:r>
-                  </m:e>
-                  <m:e>
-                    <m:r>
-                      <m:t xml:space="preserve">⋮</m:t>
-                    </m:r>
-                  </m:e>
-                  <m:e>
-                    <m:r>
-                      <m:t xml:space="preserve">⋮</m:t>
-                    </m:r>
-                  </m:e>
-                  <m:e>
-                    <m:r>
-                      <m:t xml:space="preserve">⋮</m:t>
-                    </m:r>
-                  </m:e>
-                  <m:e>
-                    <m:r>
-                      <m:t xml:space="preserve">⋮</m:t>
-                    </m:r>
-                  </m:e>
-                </m:mr>
-                <m:mr>
-                  <m:e>
-                    <m:r>
-                      <m:t xml:space="preserve">0</m:t>
-                    </m:r>
-                  </m:e>
-                  <m:e>
-                    <m:r>
-                      <m:t xml:space="preserve">⋯</m:t>
-                    </m:r>
-                  </m:e>
-                  <m:e>
-                    <m:r>
-                      <m:t xml:space="preserve">0</m:t>
-                    </m:r>
-                  </m:e>
-                  <m:e>
-                    <m:r>
-                      <m:t xml:space="preserve">0</m:t>
-                    </m:r>
-                  </m:e>
-                  <m:e>
-                    <m:r>
-                      <m:t xml:space="preserve">0</m:t>
-                    </m:r>
-                  </m:e>
-                  <m:e>
-                    <m:r>
-                      <m:t xml:space="preserve">⋯</m:t>
-                    </m:r>
-                  </m:e>
-                  <m:e>
-                    <m:r>
-                      <m:t xml:space="preserve">1</m:t>
-                    </m:r>
-                  </m:e>
-                  <m:e>
-                    <m:r>
-                      <m:t xml:space="preserve">0</m:t>
-                    </m:r>
-                  </m:e>
-                  <m:e>
-                    <m:r>
-                      <m:t xml:space="preserve">0</m:t>
-                    </m:r>
-                  </m:e>
-                  <m:e>
-                    <m:r>
-                      <m:t xml:space="preserve">⋯</m:t>
-                    </m:r>
-                  </m:e>
-                  <m:e>
-                    <m:r>
-                      <m:t xml:space="preserve">0</m:t>
-                    </m:r>
-                  </m:e>
-                </m:mr>
-                <m:mr>
-                  <m:e>
-                    <m:r>
-                      <m:t xml:space="preserve">0</m:t>
-                    </m:r>
-                  </m:e>
-                  <m:e>
-                    <m:r>
-                      <m:t xml:space="preserve">⋯</m:t>
-                    </m:r>
-                  </m:e>
-                  <m:e>
-                    <m:r>
-                      <m:t xml:space="preserve">0</m:t>
-                    </m:r>
-                  </m:e>
-                  <m:e>
-                    <m:r>
-                      <m:t xml:space="preserve">s</m:t>
-                    </m:r>
-                  </m:e>
-                  <m:e>
-                    <m:r>
-                      <m:t xml:space="preserve">0</m:t>
-                    </m:r>
-                  </m:e>
-                  <m:e>
-                    <m:r>
-                      <m:t xml:space="preserve">⋯</m:t>
-                    </m:r>
-                  </m:e>
-                  <m:e>
-                    <m:r>
-                      <m:t xml:space="preserve">0</m:t>
-                    </m:r>
-                  </m:e>
-                  <m:e>
-                    <m:r>
-                      <m:t xml:space="preserve">c</m:t>
-                    </m:r>
-                  </m:e>
-                  <m:e>
-                    <m:r>
-                      <m:t xml:space="preserve">0</m:t>
-                    </m:r>
-                  </m:e>
-                  <m:e>
-                    <m:r>
-                      <m:t xml:space="preserve">⋯</m:t>
-                    </m:r>
-                  </m:e>
-                  <m:e>
-                    <m:r>
-                      <m:t xml:space="preserve">0</m:t>
-                    </m:r>
-                  </m:e>
-                </m:mr>
-                <m:mr>
-                  <m:e>
-                    <m:r>
-                      <m:t xml:space="preserve">0</m:t>
-                    </m:r>
-                  </m:e>
-                  <m:e>
-                    <m:r>
-                      <m:t xml:space="preserve">⋯</m:t>
-                    </m:r>
-                  </m:e>
-                  <m:e>
-                    <m:r>
-                      <m:t xml:space="preserve">0</m:t>
-                    </m:r>
-                  </m:e>
-                  <m:e>
-                    <m:r>
-                      <m:t xml:space="preserve">0</m:t>
-                    </m:r>
-                  </m:e>
-                  <m:e>
-                    <m:r>
-                      <m:t xml:space="preserve">0</m:t>
-                    </m:r>
-                  </m:e>
-                  <m:e>
-                    <m:r>
-                      <m:t xml:space="preserve">⋯</m:t>
-                    </m:r>
-                  </m:e>
-                  <m:e>
-                    <m:r>
-                      <m:t xml:space="preserve">0</m:t>
-                    </m:r>
-                  </m:e>
-                  <m:e>
-                    <m:r>
-                      <m:t xml:space="preserve">0</m:t>
-                    </m:r>
-                  </m:e>
-                  <m:e>
-                    <m:r>
-                      <m:t xml:space="preserve">1</m:t>
-                    </m:r>
-                  </m:e>
-                  <m:e>
-                    <m:r>
-                      <m:t xml:space="preserve">⋯</m:t>
-                    </m:r>
-                  </m:e>
-                  <m:e>
-                    <m:r>
-                      <m:t xml:space="preserve">0</m:t>
-                    </m:r>
-                  </m:e>
-                </m:mr>
-                <m:mr>
-                  <m:e>
-                    <m:r>
-                      <m:t xml:space="preserve">⋮</m:t>
-                    </m:r>
-                  </m:e>
-                  <m:e>
-                    <m:r>
-                      <m:t xml:space="preserve">⋮</m:t>
-                    </m:r>
-                  </m:e>
-                  <m:e>
-                    <m:r>
-                      <m:t xml:space="preserve">⋮</m:t>
-                    </m:r>
-                  </m:e>
-                  <m:e>
-                    <m:r>
-                      <m:t xml:space="preserve">⋮</m:t>
-                    </m:r>
-                  </m:e>
-                  <m:e>
-                    <m:r>
-                      <m:t xml:space="preserve">⋮</m:t>
-                    </m:r>
-                  </m:e>
-                  <m:e>
-                    <m:r>
-                      <m:t xml:space="preserve">⋮</m:t>
-                    </m:r>
-                  </m:e>
-                  <m:e>
-                    <m:r>
-                      <m:t xml:space="preserve">⋮</m:t>
-                    </m:r>
-                  </m:e>
-                  <m:e>
-                    <m:r>
-                      <m:t xml:space="preserve">⋮</m:t>
-                    </m:r>
-                  </m:e>
-                  <m:e>
-                    <m:r>
-                      <m:t xml:space="preserve">⋮</m:t>
-                    </m:r>
-                  </m:e>
-                  <m:e>
-                    <m:r>
-                      <m:t xml:space="preserve">⋱</m:t>
-                    </m:r>
-                  </m:e>
-                  <m:e>
-                    <m:r>
-                      <m:t xml:space="preserve">⋮</m:t>
-                    </m:r>
-                  </m:e>
-                </m:mr>
-                <m:mr>
-                  <m:e>
-                    <m:r>
-                      <m:t xml:space="preserve">0</m:t>
-                    </m:r>
-                  </m:e>
-                  <m:e>
-                    <m:r>
-                      <m:t xml:space="preserve">⋯</m:t>
-                    </m:r>
-                  </m:e>
-                  <m:e>
-                    <m:r>
-                      <m:t xml:space="preserve">0</m:t>
-                    </m:r>
-                  </m:e>
-                  <m:e>
-                    <m:r>
-                      <m:t xml:space="preserve">0</m:t>
-                    </m:r>
-                  </m:e>
-                  <m:e>
-                    <m:r>
-                      <m:t xml:space="preserve">0</m:t>
-                    </m:r>
-                  </m:e>
-                  <m:e>
-                    <m:r>
-                      <m:t xml:space="preserve">⋯</m:t>
-                    </m:r>
-                  </m:e>
-                  <m:e>
-                    <m:r>
-                      <m:t xml:space="preserve">0</m:t>
-                    </m:r>
-                  </m:e>
-                  <m:e>
-                    <m:r>
-                      <m:t xml:space="preserve">0</m:t>
-                    </m:r>
-                  </m:e>
-                  <m:e>
-                    <m:r>
-                      <m:t xml:space="preserve">0</m:t>
-                    </m:r>
-                  </m:e>
-                  <m:e>
-                    <m:r>
-                      <m:t xml:space="preserve">⋯</m:t>
-                    </m:r>
-                  </m:e>
-                  <m:e>
-                    <m:r>
-                      <m:t xml:space="preserve">1</m:t>
-                    </m:r>
-                  </m:e>
-                </m:mr>
-              </m:m>
-            </m:e>
-          </m:d>
-          <m:r>
-            <m:t xml:space="preserve">⋅</m:t>
-          </m:r>
-          <m:d>
-            <m:dPr>
-              <m:begChr m:val="["/>
-              <m:endChr m:val="]"/>
-            </m:dPr>
-            <m:e>
-              <m:m>
-                <m:mr>
-                  <m:e>
-                    <m:sSub>
-                      <m:e>
-                        <m:r>
-                          <m:t xml:space="preserve">a</m:t>
-                        </m:r>
-                      </m:e>
-                      <m:sub>
-                        <m:r>
-                          <m:t xml:space="preserve">11</m:t>
-                        </m:r>
-                      </m:sub>
-                    </m:sSub>
-                  </m:e>
-                  <m:e>
-                    <m:r>
-                      <m:t xml:space="preserve">⋯</m:t>
-                    </m:r>
-                  </m:e>
-                  <m:e>
-                    <m:sSub>
-                      <m:e>
-                        <m:r>
-                          <m:t xml:space="preserve">a</m:t>
-                        </m:r>
-                      </m:e>
-                      <m:sub>
-                        <m:r>
-                          <m:t xml:space="preserve">1</m:t>
-                        </m:r>
-                        <m:r>
-                          <m:t xml:space="preserve">,</m:t>
-                        </m:r>
-                        <m:r>
-                          <m:t xml:space="preserve">j</m:t>
-                        </m:r>
-                        <m:r>
-                          <m:t xml:space="preserve">−</m:t>
-                        </m:r>
-                        <m:r>
-                          <m:t xml:space="preserve">1</m:t>
-                        </m:r>
-                      </m:sub>
-                    </m:sSub>
-                  </m:e>
-                  <m:e>
-                    <m:sSub>
-                      <m:e>
-                        <m:r>
-                          <m:t xml:space="preserve">a</m:t>
-                        </m:r>
-                      </m:e>
-                      <m:sub>
-                        <m:r>
-                          <m:t xml:space="preserve">1</m:t>
-                        </m:r>
-                        <m:r>
-                          <m:t xml:space="preserve">j</m:t>
-                        </m:r>
-                      </m:sub>
-                    </m:sSub>
-                  </m:e>
-                  <m:e>
-                    <m:sSub>
-                      <m:e>
-                        <m:r>
-                          <m:t xml:space="preserve">a</m:t>
-                        </m:r>
-                      </m:e>
-                      <m:sub>
-                        <m:r>
-                          <m:t xml:space="preserve">1</m:t>
-                        </m:r>
-                        <m:r>
-                          <m:t xml:space="preserve">,</m:t>
-                        </m:r>
-                        <m:r>
-                          <m:t xml:space="preserve">j</m:t>
-                        </m:r>
-                        <m:r>
-                          <m:t xml:space="preserve">+</m:t>
-                        </m:r>
-                        <m:r>
-                          <m:t xml:space="preserve">1</m:t>
-                        </m:r>
-                      </m:sub>
-                    </m:sSub>
-                  </m:e>
-                  <m:e>
-                    <m:r>
-                      <m:t xml:space="preserve">⋯</m:t>
-                    </m:r>
-                  </m:e>
-                  <m:e>
-                    <m:sSub>
-                      <m:e>
-                        <m:r>
-                          <m:t xml:space="preserve">a</m:t>
-                        </m:r>
-                      </m:e>
-                      <m:sub>
-                        <m:r>
-                          <m:t xml:space="preserve">1</m:t>
-                        </m:r>
-                        <m:r>
-                          <m:t xml:space="preserve">,</m:t>
-                        </m:r>
-                        <m:r>
-                          <m:t xml:space="preserve">i</m:t>
-                        </m:r>
-                        <m:r>
-                          <m:t xml:space="preserve">−</m:t>
-                        </m:r>
-                        <m:r>
-                          <m:t xml:space="preserve">1</m:t>
-                        </m:r>
-                      </m:sub>
-                    </m:sSub>
-                  </m:e>
-                  <m:e>
-                    <m:sSub>
-                      <m:e>
-                        <m:r>
-                          <m:t xml:space="preserve">a</m:t>
-                        </m:r>
-                      </m:e>
-                      <m:sub>
-                        <m:r>
-                          <m:t xml:space="preserve">1</m:t>
-                        </m:r>
-                        <m:r>
-                          <m:t xml:space="preserve">i</m:t>
-                        </m:r>
-                      </m:sub>
-                    </m:sSub>
-                  </m:e>
-                  <m:e>
-                    <m:sSub>
-                      <m:e>
-                        <m:r>
-                          <m:t xml:space="preserve">a</m:t>
-                        </m:r>
-                      </m:e>
-                      <m:sub>
-                        <m:r>
-                          <m:t xml:space="preserve">1</m:t>
-                        </m:r>
-                        <m:r>
-                          <m:t xml:space="preserve">,</m:t>
-                        </m:r>
-                        <m:r>
-                          <m:t xml:space="preserve">i</m:t>
-                        </m:r>
-                        <m:r>
-                          <m:t xml:space="preserve">+</m:t>
-                        </m:r>
-                        <m:r>
-                          <m:t xml:space="preserve">1</m:t>
-                        </m:r>
-                      </m:sub>
-                    </m:sSub>
-                  </m:e>
-                  <m:e>
-                    <m:r>
-                      <m:t xml:space="preserve">⋯</m:t>
-                    </m:r>
-                  </m:e>
-                  <m:e>
-                    <m:sSub>
-                      <m:e>
-                        <m:r>
-                          <m:t xml:space="preserve">a</m:t>
-                        </m:r>
-                      </m:e>
-                      <m:sub>
-                        <m:r>
-                          <m:t xml:space="preserve">1</m:t>
-                        </m:r>
-                        <m:r>
-                          <m:t xml:space="preserve">n</m:t>
-                        </m:r>
-                      </m:sub>
-                    </m:sSub>
-                  </m:e>
-                </m:mr>
-                <m:mr>
-                  <m:e>
-                    <m:r>
-                      <m:t xml:space="preserve">⋯</m:t>
-                    </m:r>
-                  </m:e>
-                  <m:e>
-                    <m:r>
-                      <m:t xml:space="preserve">⋱</m:t>
-                    </m:r>
-                  </m:e>
-                  <m:e>
-                    <m:r>
-                      <m:t xml:space="preserve">⋮</m:t>
-                    </m:r>
-                  </m:e>
-                  <m:e>
-                    <m:r>
-                      <m:t xml:space="preserve">⋮</m:t>
-                    </m:r>
-                  </m:e>
-                  <m:e>
-                    <m:r>
-                      <m:t xml:space="preserve">⋮</m:t>
-                    </m:r>
-                  </m:e>
-                  <m:e>
-                    <m:r>
-                      <m:t xml:space="preserve">⋮</m:t>
-                    </m:r>
-                  </m:e>
-                  <m:e>
-                    <m:r>
-                      <m:t xml:space="preserve">⋮</m:t>
-                    </m:r>
-                  </m:e>
-                  <m:e>
-                    <m:r>
-                      <m:t xml:space="preserve">⋮</m:t>
-                    </m:r>
-                  </m:e>
-                  <m:e>
-                    <m:r>
-                      <m:t xml:space="preserve">⋮</m:t>
-                    </m:r>
-                  </m:e>
-                  <m:e>
-                    <m:r>
-                      <m:t xml:space="preserve">⋮</m:t>
-                    </m:r>
-                  </m:e>
-                  <m:e>
-                    <m:r>
-                      <m:t xml:space="preserve">⋮</m:t>
-                    </m:r>
-                  </m:e>
-                </m:mr>
-                <m:mr>
-                  <m:e>
-                    <m:r>
-                      <m:t xml:space="preserve">0</m:t>
-                    </m:r>
-                  </m:e>
-                  <m:e>
-                    <m:r>
-                      <m:t xml:space="preserve">⋯</m:t>
-                    </m:r>
-                  </m:e>
-                  <m:e>
-                    <m:sSub>
-                      <m:e>
-                        <m:r>
-                          <m:t xml:space="preserve">a</m:t>
-                        </m:r>
-                      </m:e>
-                      <m:sub>
-                        <m:r>
-                          <m:t xml:space="preserve">j</m:t>
-                        </m:r>
-                        <m:r>
-                          <m:t xml:space="preserve">−</m:t>
-                        </m:r>
-                        <m:r>
-                          <m:t xml:space="preserve">1</m:t>
-                        </m:r>
-                        <m:r>
-                          <m:t xml:space="preserve">,</m:t>
-                        </m:r>
-                        <m:r>
-                          <m:t xml:space="preserve">j</m:t>
-                        </m:r>
-                        <m:r>
-                          <m:t xml:space="preserve">−</m:t>
-                        </m:r>
-                        <m:r>
-                          <m:t xml:space="preserve">1</m:t>
-                        </m:r>
-                      </m:sub>
-                    </m:sSub>
-                  </m:e>
-                  <m:e>
-                    <m:sSub>
-                      <m:e>
-                        <m:r>
-                          <m:t xml:space="preserve">a</m:t>
-                        </m:r>
-                      </m:e>
-                      <m:sub>
-                        <m:r>
-                          <m:t xml:space="preserve">j</m:t>
-                        </m:r>
-                        <m:r>
-                          <m:t xml:space="preserve">−</m:t>
-                        </m:r>
-                        <m:r>
-                          <m:t xml:space="preserve">1</m:t>
-                        </m:r>
-                        <m:r>
-                          <m:t xml:space="preserve">,</m:t>
-                        </m:r>
-                        <m:r>
-                          <m:t xml:space="preserve">j</m:t>
-                        </m:r>
-                      </m:sub>
-                    </m:sSub>
-                  </m:e>
-                  <m:e>
-                    <m:sSub>
-                      <m:e>
-                        <m:r>
-                          <m:t xml:space="preserve">a</m:t>
-                        </m:r>
-                      </m:e>
-                      <m:sub>
-                        <m:r>
-                          <m:t xml:space="preserve">j</m:t>
-                        </m:r>
-                        <m:r>
-                          <m:t xml:space="preserve">−</m:t>
-                        </m:r>
-                        <m:r>
-                          <m:t xml:space="preserve">1</m:t>
-                        </m:r>
-                        <m:r>
-                          <m:t xml:space="preserve">,</m:t>
-                        </m:r>
-                        <m:r>
-                          <m:t xml:space="preserve">j</m:t>
-                        </m:r>
-                        <m:r>
-                          <m:t xml:space="preserve">+</m:t>
-                        </m:r>
-                        <m:r>
-                          <m:t xml:space="preserve">1</m:t>
-                        </m:r>
-                      </m:sub>
-                    </m:sSub>
-                  </m:e>
-                  <m:e>
-                    <m:r>
-                      <m:t xml:space="preserve">⋯</m:t>
-                    </m:r>
-                  </m:e>
-                  <m:e>
-                    <m:sSub>
-                      <m:e>
-                        <m:r>
-                          <m:t xml:space="preserve">a</m:t>
-                        </m:r>
-                      </m:e>
-                      <m:sub>
-                        <m:r>
-                          <m:t xml:space="preserve">j</m:t>
-                        </m:r>
-                        <m:r>
-                          <m:t xml:space="preserve">−</m:t>
-                        </m:r>
-                        <m:r>
-                          <m:t xml:space="preserve">1</m:t>
-                        </m:r>
-                        <m:r>
-                          <m:t xml:space="preserve">,</m:t>
-                        </m:r>
-                        <m:r>
-                          <m:t xml:space="preserve">i</m:t>
-                        </m:r>
-                        <m:r>
-                          <m:t xml:space="preserve">−</m:t>
-                        </m:r>
-                        <m:r>
-                          <m:t xml:space="preserve">1</m:t>
-                        </m:r>
-                      </m:sub>
-                    </m:sSub>
-                  </m:e>
-                  <m:e>
-                    <m:sSub>
-                      <m:e>
-                        <m:r>
-                          <m:t xml:space="preserve">a</m:t>
-                        </m:r>
-                      </m:e>
-                      <m:sub>
-                        <m:r>
-                          <m:t xml:space="preserve">j</m:t>
-                        </m:r>
-                        <m:r>
-                          <m:t xml:space="preserve">−</m:t>
-                        </m:r>
-                        <m:r>
-                          <m:t xml:space="preserve">1</m:t>
-                        </m:r>
-                        <m:r>
-                          <m:t xml:space="preserve">,</m:t>
-                        </m:r>
-                        <m:r>
-                          <m:t xml:space="preserve">i</m:t>
-                        </m:r>
-                      </m:sub>
-                    </m:sSub>
-                  </m:e>
-                  <m:e>
-                    <m:sSub>
-                      <m:e>
-                        <m:r>
-                          <m:t xml:space="preserve">a</m:t>
-                        </m:r>
-                      </m:e>
-                      <m:sub>
-                        <m:r>
-                          <m:t xml:space="preserve">j</m:t>
-                        </m:r>
-                        <m:r>
-                          <m:t xml:space="preserve">−</m:t>
-                        </m:r>
-                        <m:r>
-                          <m:t xml:space="preserve">1</m:t>
-                        </m:r>
-                        <m:r>
-                          <m:t xml:space="preserve">,</m:t>
-                        </m:r>
-                        <m:r>
-                          <m:t xml:space="preserve">i</m:t>
-                        </m:r>
-                        <m:r>
-                          <m:t xml:space="preserve">+</m:t>
-                        </m:r>
-                        <m:r>
-                          <m:t xml:space="preserve">1</m:t>
-                        </m:r>
-                      </m:sub>
-                    </m:sSub>
-                  </m:e>
-                  <m:e>
-                    <m:r>
-                      <m:t xml:space="preserve">⋯</m:t>
-                    </m:r>
-                  </m:e>
-                  <m:e>
-                    <m:sSub>
-                      <m:e>
-                        <m:r>
-                          <m:t xml:space="preserve">a</m:t>
-                        </m:r>
-                      </m:e>
-                      <m:sub>
-                        <m:r>
-                          <m:t xml:space="preserve">j</m:t>
-                        </m:r>
-                        <m:r>
-                          <m:t xml:space="preserve">−</m:t>
-                        </m:r>
-                        <m:r>
-                          <m:t xml:space="preserve">1</m:t>
-                        </m:r>
-                        <m:r>
-                          <m:t xml:space="preserve">,</m:t>
-                        </m:r>
-                        <m:r>
-                          <m:t xml:space="preserve">n</m:t>
-                        </m:r>
-                      </m:sub>
-                    </m:sSub>
-                  </m:e>
-                </m:mr>
-                <m:mr>
-                  <m:e>
-                    <m:r>
-                      <m:t xml:space="preserve">0</m:t>
-                    </m:r>
-                  </m:e>
-                  <m:e>
-                    <m:r>
-                      <m:t xml:space="preserve">⋯</m:t>
-                    </m:r>
-                  </m:e>
-                  <m:e>
-                    <m:r>
-                      <m:t xml:space="preserve">0</m:t>
-                    </m:r>
-                  </m:e>
-                  <m:e>
-                    <m:sSub>
-                      <m:e>
-                        <m:r>
-                          <m:t xml:space="preserve">a</m:t>
-                        </m:r>
-                      </m:e>
-                      <m:sub>
-                        <m:r>
-                          <m:t xml:space="preserve">jj</m:t>
-                        </m:r>
-                      </m:sub>
-                    </m:sSub>
-                  </m:e>
-                  <m:e>
-                    <m:sSub>
-                      <m:e>
-                        <m:r>
-                          <m:t xml:space="preserve">a</m:t>
-                        </m:r>
-                      </m:e>
-                      <m:sub>
-                        <m:r>
-                          <m:t xml:space="preserve">j</m:t>
-                        </m:r>
-                        <m:r>
-                          <m:t xml:space="preserve">,</m:t>
-                        </m:r>
-                        <m:r>
-                          <m:t xml:space="preserve">j</m:t>
-                        </m:r>
-                        <m:r>
-                          <m:t xml:space="preserve">+</m:t>
-                        </m:r>
-                        <m:r>
-                          <m:t xml:space="preserve">1</m:t>
-                        </m:r>
-                      </m:sub>
-                    </m:sSub>
-                  </m:e>
-                  <m:e>
-                    <m:r>
-                      <m:t xml:space="preserve">⋯</m:t>
-                    </m:r>
-                  </m:e>
-                  <m:e>
-                    <m:sSub>
-                      <m:e>
-                        <m:r>
-                          <m:t xml:space="preserve">a</m:t>
-                        </m:r>
-                      </m:e>
-                      <m:sub>
-                        <m:r>
-                          <m:t xml:space="preserve">j</m:t>
-                        </m:r>
-                        <m:r>
-                          <m:t xml:space="preserve">,</m:t>
-                        </m:r>
-                        <m:r>
-                          <m:t xml:space="preserve">i</m:t>
-                        </m:r>
-                        <m:r>
-                          <m:t xml:space="preserve">−</m:t>
-                        </m:r>
-                        <m:r>
-                          <m:t xml:space="preserve">1</m:t>
-                        </m:r>
-                      </m:sub>
-                    </m:sSub>
-                  </m:e>
-                  <m:e>
-                    <m:sSub>
-                      <m:e>
-                        <m:r>
-                          <m:t xml:space="preserve">a</m:t>
-                        </m:r>
-                      </m:e>
-                      <m:sub>
-                        <m:r>
-                          <m:t xml:space="preserve">j</m:t>
-                        </m:r>
-                        <m:r>
-                          <m:t xml:space="preserve">,</m:t>
-                        </m:r>
-                        <m:r>
-                          <m:t xml:space="preserve">i</m:t>
-                        </m:r>
-                      </m:sub>
-                    </m:sSub>
-                  </m:e>
-                  <m:e>
-                    <m:sSub>
-                      <m:e>
-                        <m:r>
-                          <m:t xml:space="preserve">a</m:t>
-                        </m:r>
-                      </m:e>
-                      <m:sub>
-                        <m:r>
-                          <m:t xml:space="preserve">j</m:t>
-                        </m:r>
-                        <m:r>
-                          <m:t xml:space="preserve">,</m:t>
-                        </m:r>
-                        <m:r>
-                          <m:t xml:space="preserve">i</m:t>
-                        </m:r>
-                        <m:r>
-                          <m:t xml:space="preserve">+</m:t>
-                        </m:r>
-                        <m:r>
-                          <m:t xml:space="preserve">1</m:t>
-                        </m:r>
-                      </m:sub>
-                    </m:sSub>
-                  </m:e>
-                  <m:e>
-                    <m:r>
-                      <m:t xml:space="preserve">⋯</m:t>
-                    </m:r>
-                  </m:e>
-                  <m:e>
-                    <m:sSub>
-                      <m:e>
-                        <m:r>
-                          <m:t xml:space="preserve">a</m:t>
-                        </m:r>
-                      </m:e>
-                      <m:sub>
-                        <m:r>
-                          <m:t xml:space="preserve">jn</m:t>
-                        </m:r>
-                      </m:sub>
-                    </m:sSub>
-                  </m:e>
-                </m:mr>
-                <m:mr>
-                  <m:e>
-                    <m:r>
-                      <m:t xml:space="preserve">0</m:t>
-                    </m:r>
-                  </m:e>
-                  <m:e>
-                    <m:r>
-                      <m:t xml:space="preserve">⋯</m:t>
-                    </m:r>
-                  </m:e>
-                  <m:e>
-                    <m:r>
-                      <m:t xml:space="preserve">0</m:t>
-                    </m:r>
-                  </m:e>
-                  <m:e>
-                    <m:r>
-                      <m:t xml:space="preserve">0</m:t>
-                    </m:r>
-                  </m:e>
-                  <m:e>
-                    <m:sSub>
-                      <m:e>
-                        <m:r>
-                          <m:t xml:space="preserve">a</m:t>
-                        </m:r>
-                      </m:e>
-                      <m:sub>
-                        <m:r>
-                          <m:t xml:space="preserve">j</m:t>
-                        </m:r>
-                        <m:r>
-                          <m:t xml:space="preserve">+</m:t>
-                        </m:r>
-                        <m:r>
-                          <m:t xml:space="preserve">1</m:t>
-                        </m:r>
-                        <m:r>
-                          <m:t xml:space="preserve">,</m:t>
-                        </m:r>
-                        <m:r>
-                          <m:t xml:space="preserve">j</m:t>
-                        </m:r>
-                        <m:r>
-                          <m:t xml:space="preserve">+</m:t>
-                        </m:r>
-                        <m:r>
-                          <m:t xml:space="preserve">1</m:t>
-                        </m:r>
-                      </m:sub>
-                    </m:sSub>
-                  </m:e>
-                  <m:e>
-                    <m:r>
-                      <m:t xml:space="preserve">⋯</m:t>
-                    </m:r>
-                  </m:e>
-                  <m:e>
-                    <m:sSub>
-                      <m:e>
-                        <m:r>
-                          <m:t xml:space="preserve">a</m:t>
-                        </m:r>
-                      </m:e>
-                      <m:sub>
-                        <m:r>
-                          <m:t xml:space="preserve">j</m:t>
-                        </m:r>
-                        <m:r>
-                          <m:t xml:space="preserve">+</m:t>
-                        </m:r>
-                        <m:r>
-                          <m:t xml:space="preserve">1</m:t>
-                        </m:r>
-                        <m:r>
-                          <m:t xml:space="preserve">,</m:t>
-                        </m:r>
-                        <m:r>
-                          <m:t xml:space="preserve">i</m:t>
-                        </m:r>
-                        <m:r>
-                          <m:t xml:space="preserve">−</m:t>
-                        </m:r>
-                        <m:r>
-                          <m:t xml:space="preserve">1</m:t>
-                        </m:r>
-                      </m:sub>
-                    </m:sSub>
-                  </m:e>
-                  <m:e>
-                    <m:sSub>
-                      <m:e>
-                        <m:r>
-                          <m:t xml:space="preserve">a</m:t>
-                        </m:r>
-                      </m:e>
-                      <m:sub>
-                        <m:r>
-                          <m:t xml:space="preserve">j</m:t>
-                        </m:r>
-                        <m:r>
-                          <m:t xml:space="preserve">+</m:t>
-                        </m:r>
-                        <m:r>
-                          <m:t xml:space="preserve">1</m:t>
-                        </m:r>
-                        <m:r>
-                          <m:t xml:space="preserve">,</m:t>
-                        </m:r>
-                        <m:r>
-                          <m:t xml:space="preserve">i</m:t>
-                        </m:r>
-                      </m:sub>
-                    </m:sSub>
-                  </m:e>
-                  <m:e>
-                    <m:sSub>
-                      <m:e>
-                        <m:r>
-                          <m:t xml:space="preserve">a</m:t>
-                        </m:r>
-                      </m:e>
-                      <m:sub>
-                        <m:r>
-                          <m:t xml:space="preserve">j</m:t>
-                        </m:r>
-                        <m:r>
-                          <m:t xml:space="preserve">+</m:t>
-                        </m:r>
-                        <m:r>
-                          <m:t xml:space="preserve">1</m:t>
-                        </m:r>
-                        <m:r>
-                          <m:t xml:space="preserve">,</m:t>
-                        </m:r>
-                        <m:r>
-                          <m:t xml:space="preserve">i</m:t>
-                        </m:r>
-                        <m:r>
-                          <m:t xml:space="preserve">+</m:t>
-                        </m:r>
-                        <m:r>
-                          <m:t xml:space="preserve">1</m:t>
-                        </m:r>
-                      </m:sub>
-                    </m:sSub>
-                  </m:e>
-                  <m:e>
-                    <m:r>
-                      <m:t xml:space="preserve">⋯</m:t>
-                    </m:r>
-                  </m:e>
-                  <m:e>
-                    <m:sSub>
-                      <m:e>
-                        <m:r>
-                          <m:t xml:space="preserve">a</m:t>
-                        </m:r>
-                      </m:e>
-                      <m:sub>
-                        <m:r>
-                          <m:t xml:space="preserve">j</m:t>
-                        </m:r>
-                        <m:r>
-                          <m:t xml:space="preserve">+</m:t>
-                        </m:r>
-                        <m:r>
-                          <m:t xml:space="preserve">1</m:t>
-                        </m:r>
-                        <m:r>
-                          <m:t xml:space="preserve">,</m:t>
-                        </m:r>
-                        <m:r>
-                          <m:t xml:space="preserve">n</m:t>
-                        </m:r>
-                      </m:sub>
-                    </m:sSub>
-                  </m:e>
-                </m:mr>
-                <m:mr>
-                  <m:e>
-                    <m:r>
-                      <m:t xml:space="preserve">⋮</m:t>
-                    </m:r>
-                  </m:e>
-                  <m:e>
-                    <m:r>
-                      <m:t xml:space="preserve">⋮</m:t>
-                    </m:r>
-                  </m:e>
-                  <m:e>
-                    <m:r>
-                      <m:t xml:space="preserve">⋮</m:t>
-                    </m:r>
-                  </m:e>
-                  <m:e>
-                    <m:r>
-                      <m:t xml:space="preserve">⋮</m:t>
-                    </m:r>
-                  </m:e>
-                  <m:e>
-                    <m:r>
-                      <m:t xml:space="preserve">⋮</m:t>
-                    </m:r>
-                  </m:e>
-                  <m:e>
-                    <m:r>
-                      <m:t xml:space="preserve">⋱</m:t>
-                    </m:r>
-                  </m:e>
-                  <m:e>
-                    <m:r>
-                      <m:t xml:space="preserve">⋮</m:t>
-                    </m:r>
-                  </m:e>
-                  <m:e>
-                    <m:r>
-                      <m:t xml:space="preserve">⋮</m:t>
-                    </m:r>
-                  </m:e>
-                  <m:e>
-                    <m:r>
-                      <m:t xml:space="preserve">⋮</m:t>
-                    </m:r>
-                  </m:e>
-                  <m:e>
-                    <m:r>
-                      <m:t xml:space="preserve">⋮</m:t>
-                    </m:r>
-                  </m:e>
-                  <m:e>
-                    <m:r>
-                      <m:t xml:space="preserve">⋮</m:t>
-                    </m:r>
-                  </m:e>
-                </m:mr>
-                <m:mr>
-                  <m:e>
-                    <m:r>
-                      <m:t xml:space="preserve">0</m:t>
-                    </m:r>
-                  </m:e>
-                  <m:e>
-                    <m:r>
-                      <m:t xml:space="preserve">⋯</m:t>
-                    </m:r>
-                  </m:e>
-                  <m:e>
-                    <m:r>
-                      <m:t xml:space="preserve">0</m:t>
-                    </m:r>
-                  </m:e>
-                  <m:e>
-                    <m:r>
-                      <m:t xml:space="preserve">0</m:t>
-                    </m:r>
-                  </m:e>
-                  <m:e>
-                    <m:sSub>
-                      <m:e>
-                        <m:r>
-                          <m:t xml:space="preserve">a</m:t>
-                        </m:r>
-                      </m:e>
-                      <m:sub>
-                        <m:r>
-                          <m:t xml:space="preserve">i</m:t>
-                        </m:r>
-                        <m:r>
-                          <m:t xml:space="preserve">−</m:t>
-                        </m:r>
-                        <m:r>
-                          <m:t xml:space="preserve">1</m:t>
-                        </m:r>
-                        <m:r>
-                          <m:t xml:space="preserve">,</m:t>
-                        </m:r>
-                        <m:r>
-                          <m:t xml:space="preserve">j</m:t>
-                        </m:r>
-                        <m:r>
-                          <m:t xml:space="preserve">+</m:t>
-                        </m:r>
-                        <m:r>
-                          <m:t xml:space="preserve">1</m:t>
-                        </m:r>
-                      </m:sub>
-                    </m:sSub>
-                  </m:e>
-                  <m:e>
-                    <m:r>
-                      <m:t xml:space="preserve">⋯</m:t>
-                    </m:r>
-                  </m:e>
-                  <m:e>
-                    <m:sSub>
-                      <m:e>
-                        <m:r>
-                          <m:t xml:space="preserve">a</m:t>
-                        </m:r>
-                      </m:e>
-                      <m:sub>
-                        <m:r>
-                          <m:t xml:space="preserve">i</m:t>
-                        </m:r>
-                        <m:r>
-                          <m:t xml:space="preserve">−</m:t>
-                        </m:r>
-                        <m:r>
-                          <m:t xml:space="preserve">1</m:t>
-                        </m:r>
-                        <m:r>
-                          <m:t xml:space="preserve">,</m:t>
-                        </m:r>
-                        <m:r>
-                          <m:t xml:space="preserve">i</m:t>
-                        </m:r>
-                        <m:r>
-                          <m:t xml:space="preserve">−</m:t>
-                        </m:r>
-                        <m:r>
-                          <m:t xml:space="preserve">1</m:t>
-                        </m:r>
-                      </m:sub>
-                    </m:sSub>
-                  </m:e>
-                  <m:e>
-                    <m:sSub>
-                      <m:e>
-                        <m:r>
-                          <m:t xml:space="preserve">a</m:t>
-                        </m:r>
-                      </m:e>
-                      <m:sub>
-                        <m:r>
-                          <m:t xml:space="preserve">i</m:t>
-                        </m:r>
-                        <m:r>
-                          <m:t xml:space="preserve">−</m:t>
-                        </m:r>
-                        <m:r>
-                          <m:t xml:space="preserve">1</m:t>
-                        </m:r>
-                        <m:r>
-                          <m:t xml:space="preserve">,</m:t>
-                        </m:r>
-                        <m:r>
-                          <m:t xml:space="preserve">i</m:t>
-                        </m:r>
-                      </m:sub>
-                    </m:sSub>
-                  </m:e>
-                  <m:e>
-                    <m:sSub>
-                      <m:e>
-                        <m:r>
-                          <m:t xml:space="preserve">a</m:t>
-                        </m:r>
-                      </m:e>
-                      <m:sub>
-                        <m:r>
-                          <m:t xml:space="preserve">i</m:t>
-                        </m:r>
-                        <m:r>
-                          <m:t xml:space="preserve">−</m:t>
-                        </m:r>
-                        <m:r>
-                          <m:t xml:space="preserve">1</m:t>
-                        </m:r>
-                        <m:r>
-                          <m:t xml:space="preserve">,</m:t>
-                        </m:r>
-                        <m:r>
-                          <m:t xml:space="preserve">i</m:t>
-                        </m:r>
-                        <m:r>
-                          <m:t xml:space="preserve">+</m:t>
-                        </m:r>
-                        <m:r>
-                          <m:t xml:space="preserve">1</m:t>
-                        </m:r>
-                      </m:sub>
-                    </m:sSub>
-                  </m:e>
-                  <m:e>
-                    <m:r>
-                      <m:t xml:space="preserve">⋯</m:t>
-                    </m:r>
-                  </m:e>
-                  <m:e>
-                    <m:sSub>
-                      <m:e>
-                        <m:r>
-                          <m:t xml:space="preserve">a</m:t>
-                        </m:r>
-                      </m:e>
-                      <m:sub>
-                        <m:r>
-                          <m:t xml:space="preserve">i</m:t>
-                        </m:r>
-                        <m:r>
-                          <m:t xml:space="preserve">−</m:t>
-                        </m:r>
-                        <m:r>
-                          <m:t xml:space="preserve">1</m:t>
-                        </m:r>
-                        <m:r>
-                          <m:t xml:space="preserve">,</m:t>
-                        </m:r>
-                        <m:r>
-                          <m:t xml:space="preserve">n</m:t>
-                        </m:r>
-                      </m:sub>
-                    </m:sSub>
-                  </m:e>
-                </m:mr>
-                <m:mr>
-                  <m:e>
-                    <m:r>
-                      <m:t xml:space="preserve">0</m:t>
-                    </m:r>
-                  </m:e>
-                  <m:e>
-                    <m:r>
-                      <m:t xml:space="preserve">⋯</m:t>
-                    </m:r>
-                  </m:e>
-                  <m:e>
-                    <m:r>
-                      <m:t xml:space="preserve">0</m:t>
-                    </m:r>
-                  </m:e>
-                  <m:e>
-                    <m:sSub>
-                      <m:e>
-                        <m:r>
-                          <m:t xml:space="preserve">a</m:t>
-                        </m:r>
-                      </m:e>
-                      <m:sub>
-                        <m:r>
-                          <m:t xml:space="preserve">ij</m:t>
-                        </m:r>
-                      </m:sub>
-                    </m:sSub>
-                  </m:e>
-                  <m:e>
-                    <m:sSub>
-                      <m:e>
-                        <m:r>
-                          <m:t xml:space="preserve">a</m:t>
-                        </m:r>
-                      </m:e>
-                      <m:sub>
-                        <m:r>
-                          <m:t xml:space="preserve">i</m:t>
-                        </m:r>
-                        <m:r>
-                          <m:t xml:space="preserve">,</m:t>
-                        </m:r>
-                        <m:r>
-                          <m:t xml:space="preserve">j</m:t>
-                        </m:r>
-                        <m:r>
-                          <m:t xml:space="preserve">+</m:t>
-                        </m:r>
-                        <m:r>
-                          <m:t xml:space="preserve">1</m:t>
-                        </m:r>
-                      </m:sub>
-                    </m:sSub>
-                  </m:e>
-                  <m:e>
-                    <m:r>
-                      <m:t xml:space="preserve">⋯</m:t>
-                    </m:r>
-                  </m:e>
-                  <m:e>
-                    <m:sSub>
-                      <m:e>
-                        <m:r>
-                          <m:t xml:space="preserve">a</m:t>
-                        </m:r>
-                      </m:e>
-                      <m:sub>
-                        <m:r>
-                          <m:t xml:space="preserve">i</m:t>
-                        </m:r>
-                        <m:r>
-                          <m:t xml:space="preserve">,</m:t>
-                        </m:r>
-                        <m:r>
-                          <m:t xml:space="preserve">i</m:t>
-                        </m:r>
-                        <m:r>
-                          <m:t xml:space="preserve">−</m:t>
-                        </m:r>
-                        <m:r>
-                          <m:t xml:space="preserve">1</m:t>
-                        </m:r>
-                      </m:sub>
-                    </m:sSub>
-                  </m:e>
-                  <m:e>
-                    <m:sSub>
-                      <m:e>
-                        <m:r>
-                          <m:t xml:space="preserve">a</m:t>
-                        </m:r>
-                      </m:e>
-                      <m:sub>
-                        <m:r>
-                          <m:t xml:space="preserve">ii</m:t>
-                        </m:r>
-                      </m:sub>
-                    </m:sSub>
-                  </m:e>
-                  <m:e>
-                    <m:sSub>
-                      <m:e>
-                        <m:r>
-                          <m:t xml:space="preserve">a</m:t>
-                        </m:r>
-                      </m:e>
-                      <m:sub>
-                        <m:r>
-                          <m:t xml:space="preserve">i</m:t>
-                        </m:r>
-                        <m:r>
-                          <m:t xml:space="preserve">,</m:t>
-                        </m:r>
-                        <m:r>
-                          <m:t xml:space="preserve">i</m:t>
-                        </m:r>
-                        <m:r>
-                          <m:t xml:space="preserve">+</m:t>
-                        </m:r>
-                        <m:r>
-                          <m:t xml:space="preserve">1</m:t>
-                        </m:r>
-                      </m:sub>
-                    </m:sSub>
-                  </m:e>
-                  <m:e>
-                    <m:r>
-                      <m:t xml:space="preserve">⋯</m:t>
-                    </m:r>
-                  </m:e>
-                  <m:e>
-                    <m:sSub>
-                      <m:e>
-                        <m:r>
-                          <m:t xml:space="preserve">a</m:t>
-                        </m:r>
-                      </m:e>
-                      <m:sub>
-                        <m:r>
-                          <m:t xml:space="preserve">i</m:t>
-                        </m:r>
-                        <m:r>
-                          <m:t xml:space="preserve">n</m:t>
-                        </m:r>
-                      </m:sub>
-                    </m:sSub>
-                  </m:e>
-                </m:mr>
-                <m:mr>
-                  <m:e>
-                    <m:r>
-                      <m:t xml:space="preserve">0</m:t>
-                    </m:r>
-                  </m:e>
-                  <m:e>
-                    <m:r>
-                      <m:t xml:space="preserve">⋯</m:t>
-                    </m:r>
-                  </m:e>
-                  <m:e>
-                    <m:r>
-                      <m:t xml:space="preserve">0</m:t>
-                    </m:r>
-                  </m:e>
-                  <m:e>
-                    <m:sSub>
-                      <m:e>
-                        <m:r>
-                          <m:t xml:space="preserve">a</m:t>
-                        </m:r>
-                      </m:e>
-                      <m:sub>
-                        <m:r>
-                          <m:t xml:space="preserve">i</m:t>
-                        </m:r>
-                        <m:r>
-                          <m:t xml:space="preserve">+</m:t>
-                        </m:r>
-                        <m:r>
-                          <m:t xml:space="preserve">1</m:t>
-                        </m:r>
-                        <m:r>
-                          <m:t xml:space="preserve">,</m:t>
-                        </m:r>
-                        <m:r>
-                          <m:t xml:space="preserve">j</m:t>
-                        </m:r>
-                      </m:sub>
-                    </m:sSub>
-                  </m:e>
-                  <m:e>
-                    <m:sSub>
-                      <m:e>
-                        <m:r>
-                          <m:t xml:space="preserve">a</m:t>
-                        </m:r>
-                      </m:e>
-                      <m:sub>
-                        <m:r>
-                          <m:t xml:space="preserve">i</m:t>
-                        </m:r>
-                        <m:r>
-                          <m:t xml:space="preserve">+</m:t>
-                        </m:r>
-                        <m:r>
-                          <m:t xml:space="preserve">1</m:t>
-                        </m:r>
-                        <m:r>
-                          <m:t xml:space="preserve">,</m:t>
-                        </m:r>
-                        <m:r>
-                          <m:t xml:space="preserve">j</m:t>
-                        </m:r>
-                      </m:sub>
-                    </m:sSub>
-                  </m:e>
-                  <m:e>
-                    <m:r>
-                      <m:t xml:space="preserve">⋯</m:t>
-                    </m:r>
-                  </m:e>
-                  <m:e>
-                    <m:sSub>
-                      <m:e>
-                        <m:r>
-                          <m:t xml:space="preserve">a</m:t>
-                        </m:r>
-                      </m:e>
-                      <m:sub>
-                        <m:r>
-                          <m:t xml:space="preserve">i</m:t>
-                        </m:r>
-                        <m:r>
-                          <m:t xml:space="preserve">+</m:t>
-                        </m:r>
-                        <m:r>
-                          <m:t xml:space="preserve">1</m:t>
-                        </m:r>
-                        <m:r>
-                          <m:t xml:space="preserve">,</m:t>
-                        </m:r>
-                        <m:r>
-                          <m:t xml:space="preserve">i</m:t>
-                        </m:r>
-                        <m:r>
-                          <m:t xml:space="preserve">−</m:t>
-                        </m:r>
-                        <m:r>
-                          <m:t xml:space="preserve">1</m:t>
-                        </m:r>
-                      </m:sub>
-                    </m:sSub>
-                  </m:e>
-                  <m:e>
-                    <m:sSub>
-                      <m:e>
-                        <m:r>
-                          <m:t xml:space="preserve">a</m:t>
-                        </m:r>
-                      </m:e>
-                      <m:sub>
-                        <m:r>
-                          <m:t xml:space="preserve">i</m:t>
-                        </m:r>
-                        <m:r>
-                          <m:t xml:space="preserve">+</m:t>
-                        </m:r>
-                        <m:r>
-                          <m:t xml:space="preserve">1</m:t>
-                        </m:r>
-                        <m:r>
-                          <m:t xml:space="preserve">,</m:t>
-                        </m:r>
-                        <m:r>
-                          <m:t xml:space="preserve">i</m:t>
-                        </m:r>
-                      </m:sub>
-                    </m:sSub>
-                  </m:e>
-                  <m:e>
-                    <m:sSub>
-                      <m:e>
-                        <m:r>
-                          <m:t xml:space="preserve">a</m:t>
-                        </m:r>
-                      </m:e>
-                      <m:sub>
-                        <m:r>
-                          <m:t xml:space="preserve">i</m:t>
-                        </m:r>
-                        <m:r>
-                          <m:t xml:space="preserve">+</m:t>
-                        </m:r>
-                        <m:r>
-                          <m:t xml:space="preserve">1</m:t>
-                        </m:r>
-                        <m:r>
-                          <m:t xml:space="preserve">,</m:t>
-                        </m:r>
-                        <m:r>
-                          <m:t xml:space="preserve">i</m:t>
-                        </m:r>
-                        <m:r>
-                          <m:t xml:space="preserve">+</m:t>
-                        </m:r>
-                        <m:r>
-                          <m:t xml:space="preserve">1</m:t>
-                        </m:r>
-                      </m:sub>
-                    </m:sSub>
-                  </m:e>
-                  <m:e>
-                    <m:r>
-                      <m:t xml:space="preserve">⋯</m:t>
-                    </m:r>
-                  </m:e>
-                  <m:e>
-                    <m:sSub>
-                      <m:e>
-                        <m:r>
-                          <m:t xml:space="preserve">a</m:t>
-                        </m:r>
-                      </m:e>
-                      <m:sub>
-                        <m:r>
-                          <m:t xml:space="preserve">i</m:t>
-                        </m:r>
-                        <m:r>
-                          <m:t xml:space="preserve">+</m:t>
-                        </m:r>
-                        <m:r>
-                          <m:t xml:space="preserve">1</m:t>
-                        </m:r>
-                        <m:r>
-                          <m:t xml:space="preserve">,</m:t>
-                        </m:r>
-                        <m:r>
-                          <m:t xml:space="preserve">n</m:t>
-                        </m:r>
-                      </m:sub>
-                    </m:sSub>
-                  </m:e>
-                </m:mr>
-                <m:mr>
-                  <m:e>
-                    <m:r>
-                      <m:t xml:space="preserve">⋮</m:t>
-                    </m:r>
-                  </m:e>
-                  <m:e>
-                    <m:r>
-                      <m:t xml:space="preserve">⋮</m:t>
-                    </m:r>
-                  </m:e>
-                  <m:e>
-                    <m:r>
-                      <m:t xml:space="preserve">⋮</m:t>
-                    </m:r>
-                  </m:e>
-                  <m:e>
-                    <m:r>
-                      <m:t xml:space="preserve">⋮</m:t>
-                    </m:r>
-                  </m:e>
-                  <m:e>
-                    <m:r>
-                      <m:t xml:space="preserve">⋮</m:t>
-                    </m:r>
-                  </m:e>
-                  <m:e>
-                    <m:r>
-                      <m:t xml:space="preserve">⋮</m:t>
-                    </m:r>
-                  </m:e>
-                  <m:e>
-                    <m:r>
-                      <m:t xml:space="preserve">⋮</m:t>
-                    </m:r>
-                  </m:e>
-                  <m:e>
-                    <m:r>
-                      <m:t xml:space="preserve">⋮</m:t>
-                    </m:r>
-                  </m:e>
-                  <m:e>
-                    <m:r>
-                      <m:t xml:space="preserve">⋮</m:t>
-                    </m:r>
-                  </m:e>
-                  <m:e>
-                    <m:r>
-                      <m:t xml:space="preserve">⋱</m:t>
-                    </m:r>
-                  </m:e>
-                  <m:e>
-                    <m:r>
-                      <m:t xml:space="preserve">⋮</m:t>
-                    </m:r>
-                  </m:e>
-                </m:mr>
-                <m:mr>
-                  <m:e>
-                    <m:r>
-                      <m:t xml:space="preserve">0</m:t>
-                    </m:r>
-                  </m:e>
-                  <m:e>
-                    <m:r>
-                      <m:t xml:space="preserve">⋯</m:t>
-                    </m:r>
-                  </m:e>
-                  <m:e>
-                    <m:r>
-                      <m:t xml:space="preserve">0</m:t>
-                    </m:r>
-                  </m:e>
-                  <m:e>
-                    <m:sSub>
-                      <m:e>
-                        <m:r>
-                          <m:t xml:space="preserve">a</m:t>
-                        </m:r>
-                      </m:e>
-                      <m:sub>
-                        <m:r>
-                          <m:t xml:space="preserve">n</m:t>
-                        </m:r>
-                        <m:r>
-                          <m:t xml:space="preserve">,</m:t>
-                        </m:r>
-                        <m:r>
-                          <m:t xml:space="preserve">j</m:t>
-                        </m:r>
-                      </m:sub>
-                    </m:sSub>
-                  </m:e>
-                  <m:e>
-                    <m:sSub>
-                      <m:e>
-                        <m:r>
-                          <m:t xml:space="preserve">a</m:t>
-                        </m:r>
-                      </m:e>
-                      <m:sub>
-                        <m:r>
-                          <m:t xml:space="preserve">n</m:t>
-                        </m:r>
-                        <m:r>
-                          <m:t xml:space="preserve">,</m:t>
-                        </m:r>
-                        <m:r>
-                          <m:t xml:space="preserve">j</m:t>
-                        </m:r>
-                        <m:r>
-                          <m:t xml:space="preserve">+</m:t>
-                        </m:r>
-                        <m:r>
-                          <m:t xml:space="preserve">1</m:t>
-                        </m:r>
-                      </m:sub>
-                    </m:sSub>
-                  </m:e>
-                  <m:e>
-                    <m:r>
-                      <m:t xml:space="preserve">⋯</m:t>
-                    </m:r>
-                  </m:e>
-                  <m:e>
-                    <m:sSub>
-                      <m:e>
-                        <m:r>
-                          <m:t xml:space="preserve">a</m:t>
-                        </m:r>
-                      </m:e>
-                      <m:sub>
-                        <m:r>
-                          <m:t xml:space="preserve">n</m:t>
-                        </m:r>
-                        <m:r>
-                          <m:t xml:space="preserve">,</m:t>
-                        </m:r>
-                        <m:r>
-                          <m:t xml:space="preserve">i</m:t>
-                        </m:r>
-                        <m:r>
-                          <m:t xml:space="preserve">−</m:t>
-                        </m:r>
-                        <m:r>
-                          <m:t xml:space="preserve">1</m:t>
-                        </m:r>
-                      </m:sub>
-                    </m:sSub>
-                  </m:e>
-                  <m:e>
-                    <m:sSub>
-                      <m:e>
-                        <m:r>
-                          <m:t xml:space="preserve">a</m:t>
-                        </m:r>
-                      </m:e>
-                      <m:sub>
-                        <m:r>
-                          <m:t xml:space="preserve">n</m:t>
-                        </m:r>
-                        <m:r>
-                          <m:t xml:space="preserve">i</m:t>
-                        </m:r>
-                      </m:sub>
-                    </m:sSub>
-                  </m:e>
-                  <m:e>
-                    <m:sSub>
-                      <m:e>
-                        <m:r>
-                          <m:t xml:space="preserve">a</m:t>
-                        </m:r>
-                      </m:e>
-                      <m:sub>
-                        <m:r>
-                          <m:t xml:space="preserve">n</m:t>
-                        </m:r>
-                        <m:r>
-                          <m:t xml:space="preserve">,</m:t>
-                        </m:r>
-                        <m:r>
-                          <m:t xml:space="preserve">i</m:t>
-                        </m:r>
-                        <m:r>
-                          <m:t xml:space="preserve">+</m:t>
-                        </m:r>
-                        <m:r>
-                          <m:t xml:space="preserve">1</m:t>
-                        </m:r>
-                      </m:sub>
-                    </m:sSub>
-                  </m:e>
-                  <m:e>
-                    <m:r>
-                      <m:t xml:space="preserve">⋯</m:t>
-                    </m:r>
-                  </m:e>
-                  <m:e>
-                    <m:sSub>
-                      <m:e>
-                        <m:r>
-                          <m:t xml:space="preserve">a</m:t>
-                        </m:r>
-                      </m:e>
-                      <m:sub>
-                        <m:r>
-                          <m:t xml:space="preserve">nn</m:t>
-                        </m:r>
-                      </m:sub>
-                    </m:sSub>
-                  </m:e>
-                </m:mr>
-              </m:m>
-            </m:e>
-          </m:d>
-        </m:oMath>
-      </m:oMathPara>
     </w:p>
     <w:p>
       <w:pPr>
@@ -10389,7 +5894,7 @@
         </w:numPr>
         <w:suppressAutoHyphens w:val="true"/>
         <w:spacing w:lineRule="auto" w:line="360"/>
-        <w:ind w:firstLine="709" w:start="0"/>
+        <w:ind w:hanging="0" w:start="0"/>
         <w:jc w:val="both"/>
         <w:rPr>
           <w:position w:val="0"/>
@@ -10538,2548 +6043,45 @@
       </w:pPr>
       <w:r>
         <w:rPr/>
-      </w:r>
-      <m:oMathPara xmlns:m="http://schemas.openxmlformats.org/officeDocument/2006/math">
-        <m:oMathParaPr>
-          <m:jc m:val="center"/>
-        </m:oMathParaPr>
-        <m:oMath>
-          <m:d>
-            <m:dPr>
-              <m:begChr m:val="["/>
-              <m:endChr m:val="]"/>
-            </m:dPr>
-            <m:e>
-              <m:m>
-                <m:mr>
-                  <m:e>
-                    <m:sSub>
-                      <m:e>
-                        <m:r>
-                          <m:t xml:space="preserve">Q</m:t>
-                        </m:r>
-                      </m:e>
-                      <m:sub>
-                        <m:r>
-                          <m:t xml:space="preserve">11</m:t>
-                        </m:r>
-                      </m:sub>
-                    </m:sSub>
-                  </m:e>
-                  <m:e>
-                    <m:r>
-                      <m:t xml:space="preserve">⋯</m:t>
-                    </m:r>
-                  </m:e>
-                  <m:e>
-                    <m:sSub>
-                      <m:e>
-                        <m:r>
-                          <m:t xml:space="preserve">Q</m:t>
-                        </m:r>
-                      </m:e>
-                      <m:sub>
-                        <m:r>
-                          <m:t xml:space="preserve">1</m:t>
-                        </m:r>
-                        <m:r>
-                          <m:t xml:space="preserve">,</m:t>
-                        </m:r>
-                        <m:r>
-                          <m:t xml:space="preserve">j</m:t>
-                        </m:r>
-                        <m:r>
-                          <m:t xml:space="preserve">−</m:t>
-                        </m:r>
-                        <m:r>
-                          <m:t xml:space="preserve">1</m:t>
-                        </m:r>
-                      </m:sub>
-                    </m:sSub>
-                  </m:e>
-                  <m:e>
-                    <m:sSub>
-                      <m:e>
-                        <m:r>
-                          <m:t xml:space="preserve">Q</m:t>
-                        </m:r>
-                      </m:e>
-                      <m:sub>
-                        <m:r>
-                          <m:t xml:space="preserve">1</m:t>
-                        </m:r>
-                        <m:r>
-                          <m:t xml:space="preserve">j</m:t>
-                        </m:r>
-                      </m:sub>
-                    </m:sSub>
-                  </m:e>
-                  <m:e>
-                    <m:sSub>
-                      <m:e>
-                        <m:r>
-                          <m:t xml:space="preserve">Q</m:t>
-                        </m:r>
-                      </m:e>
-                      <m:sub>
-                        <m:r>
-                          <m:t xml:space="preserve">1</m:t>
-                        </m:r>
-                        <m:r>
-                          <m:t xml:space="preserve">,</m:t>
-                        </m:r>
-                        <m:r>
-                          <m:t xml:space="preserve">j</m:t>
-                        </m:r>
-                        <m:r>
-                          <m:t xml:space="preserve">+</m:t>
-                        </m:r>
-                        <m:r>
-                          <m:t xml:space="preserve">1</m:t>
-                        </m:r>
-                      </m:sub>
-                    </m:sSub>
-                  </m:e>
-                  <m:e>
-                    <m:r>
-                      <m:t xml:space="preserve">⋯</m:t>
-                    </m:r>
-                  </m:e>
-                  <m:e>
-                    <m:sSub>
-                      <m:e>
-                        <m:r>
-                          <m:t xml:space="preserve">Q</m:t>
-                        </m:r>
-                      </m:e>
-                      <m:sub>
-                        <m:r>
-                          <m:t xml:space="preserve">1</m:t>
-                        </m:r>
-                        <m:r>
-                          <m:t xml:space="preserve">,</m:t>
-                        </m:r>
-                        <m:r>
-                          <m:t xml:space="preserve">i</m:t>
-                        </m:r>
-                        <m:r>
-                          <m:t xml:space="preserve">−</m:t>
-                        </m:r>
-                        <m:r>
-                          <m:t xml:space="preserve">1</m:t>
-                        </m:r>
-                      </m:sub>
-                    </m:sSub>
-                  </m:e>
-                  <m:e>
-                    <m:sSub>
-                      <m:e>
-                        <m:r>
-                          <m:t xml:space="preserve">Q</m:t>
-                        </m:r>
-                      </m:e>
-                      <m:sub>
-                        <m:r>
-                          <m:t xml:space="preserve">1</m:t>
-                        </m:r>
-                        <m:r>
-                          <m:t xml:space="preserve">i</m:t>
-                        </m:r>
-                      </m:sub>
-                    </m:sSub>
-                  </m:e>
-                  <m:e>
-                    <m:sSub>
-                      <m:e>
-                        <m:r>
-                          <m:t xml:space="preserve">Q</m:t>
-                        </m:r>
-                      </m:e>
-                      <m:sub>
-                        <m:r>
-                          <m:t xml:space="preserve">1</m:t>
-                        </m:r>
-                        <m:r>
-                          <m:t xml:space="preserve">,</m:t>
-                        </m:r>
-                        <m:r>
-                          <m:t xml:space="preserve">i</m:t>
-                        </m:r>
-                        <m:r>
-                          <m:t xml:space="preserve">+</m:t>
-                        </m:r>
-                        <m:r>
-                          <m:t xml:space="preserve">1</m:t>
-                        </m:r>
-                      </m:sub>
-                    </m:sSub>
-                  </m:e>
-                  <m:e>
-                    <m:r>
-                      <m:t xml:space="preserve">⋯</m:t>
-                    </m:r>
-                  </m:e>
-                  <m:e>
-                    <m:sSub>
-                      <m:e>
-                        <m:r>
-                          <m:t xml:space="preserve">Q</m:t>
-                        </m:r>
-                      </m:e>
-                      <m:sub>
-                        <m:r>
-                          <m:t xml:space="preserve">1</m:t>
-                        </m:r>
-                        <m:r>
-                          <m:t xml:space="preserve">n</m:t>
-                        </m:r>
-                      </m:sub>
-                    </m:sSub>
-                  </m:e>
-                </m:mr>
-                <m:mr>
-                  <m:e>
-                    <m:r>
-                      <m:t xml:space="preserve">⋯</m:t>
-                    </m:r>
-                  </m:e>
-                  <m:e>
-                    <m:r>
-                      <m:t xml:space="preserve">⋱</m:t>
-                    </m:r>
-                  </m:e>
-                  <m:e>
-                    <m:r>
-                      <m:t xml:space="preserve">⋮</m:t>
-                    </m:r>
-                  </m:e>
-                  <m:e>
-                    <m:r>
-                      <m:t xml:space="preserve">⋮</m:t>
-                    </m:r>
-                  </m:e>
-                  <m:e>
-                    <m:r>
-                      <m:t xml:space="preserve">⋮</m:t>
-                    </m:r>
-                  </m:e>
-                  <m:e>
-                    <m:r>
-                      <m:t xml:space="preserve">⋮</m:t>
-                    </m:r>
-                  </m:e>
-                  <m:e>
-                    <m:r>
-                      <m:t xml:space="preserve">⋮</m:t>
-                    </m:r>
-                  </m:e>
-                  <m:e>
-                    <m:r>
-                      <m:t xml:space="preserve">⋮</m:t>
-                    </m:r>
-                  </m:e>
-                  <m:e>
-                    <m:r>
-                      <m:t xml:space="preserve">⋮</m:t>
-                    </m:r>
-                  </m:e>
-                  <m:e>
-                    <m:r>
-                      <m:t xml:space="preserve">⋮</m:t>
-                    </m:r>
-                  </m:e>
-                  <m:e>
-                    <m:r>
-                      <m:t xml:space="preserve">⋮</m:t>
-                    </m:r>
-                  </m:e>
-                </m:mr>
-                <m:mr>
-                  <m:e>
-                    <m:sSub>
-                      <m:e>
-                        <m:r>
-                          <m:t xml:space="preserve">Q</m:t>
-                        </m:r>
-                      </m:e>
-                      <m:sub>
-                        <m:r>
-                          <m:t xml:space="preserve">j</m:t>
-                        </m:r>
-                        <m:r>
-                          <m:t xml:space="preserve">−</m:t>
-                        </m:r>
-                        <m:r>
-                          <m:t xml:space="preserve">1,1</m:t>
-                        </m:r>
-                      </m:sub>
-                    </m:sSub>
-                  </m:e>
-                  <m:e>
-                    <m:r>
-                      <m:t xml:space="preserve">⋯</m:t>
-                    </m:r>
-                  </m:e>
-                  <m:e>
-                    <m:sSub>
-                      <m:e>
-                        <m:r>
-                          <m:t xml:space="preserve">Q</m:t>
-                        </m:r>
-                      </m:e>
-                      <m:sub>
-                        <m:r>
-                          <m:t xml:space="preserve">j</m:t>
-                        </m:r>
-                        <m:r>
-                          <m:t xml:space="preserve">−</m:t>
-                        </m:r>
-                        <m:r>
-                          <m:t xml:space="preserve">1</m:t>
-                        </m:r>
-                        <m:r>
-                          <m:t xml:space="preserve">,</m:t>
-                        </m:r>
-                        <m:r>
-                          <m:t xml:space="preserve">j</m:t>
-                        </m:r>
-                        <m:r>
-                          <m:t xml:space="preserve">−</m:t>
-                        </m:r>
-                        <m:r>
-                          <m:t xml:space="preserve">1</m:t>
-                        </m:r>
-                      </m:sub>
-                    </m:sSub>
-                  </m:e>
-                  <m:e>
-                    <m:sSub>
-                      <m:e>
-                        <m:r>
-                          <m:t xml:space="preserve">Q</m:t>
-                        </m:r>
-                      </m:e>
-                      <m:sub>
-                        <m:r>
-                          <m:t xml:space="preserve">j</m:t>
-                        </m:r>
-                        <m:r>
-                          <m:t xml:space="preserve">−</m:t>
-                        </m:r>
-                        <m:r>
-                          <m:t xml:space="preserve">1</m:t>
-                        </m:r>
-                        <m:r>
-                          <m:t xml:space="preserve">,</m:t>
-                        </m:r>
-                        <m:r>
-                          <m:t xml:space="preserve">j</m:t>
-                        </m:r>
-                      </m:sub>
-                    </m:sSub>
-                  </m:e>
-                  <m:e>
-                    <m:sSub>
-                      <m:e>
-                        <m:r>
-                          <m:t xml:space="preserve">Q</m:t>
-                        </m:r>
-                      </m:e>
-                      <m:sub>
-                        <m:r>
-                          <m:t xml:space="preserve">j</m:t>
-                        </m:r>
-                        <m:r>
-                          <m:t xml:space="preserve">−</m:t>
-                        </m:r>
-                        <m:r>
-                          <m:t xml:space="preserve">1</m:t>
-                        </m:r>
-                        <m:r>
-                          <m:t xml:space="preserve">,</m:t>
-                        </m:r>
-                        <m:r>
-                          <m:t xml:space="preserve">j</m:t>
-                        </m:r>
-                        <m:r>
-                          <m:t xml:space="preserve">+</m:t>
-                        </m:r>
-                        <m:r>
-                          <m:t xml:space="preserve">1</m:t>
-                        </m:r>
-                      </m:sub>
-                    </m:sSub>
-                  </m:e>
-                  <m:e>
-                    <m:r>
-                      <m:t xml:space="preserve">⋯</m:t>
-                    </m:r>
-                  </m:e>
-                  <m:e>
-                    <m:sSub>
-                      <m:e>
-                        <m:r>
-                          <m:t xml:space="preserve">Q</m:t>
-                        </m:r>
-                      </m:e>
-                      <m:sub>
-                        <m:r>
-                          <m:t xml:space="preserve">j</m:t>
-                        </m:r>
-                        <m:r>
-                          <m:t xml:space="preserve">−</m:t>
-                        </m:r>
-                        <m:r>
-                          <m:t xml:space="preserve">1</m:t>
-                        </m:r>
-                        <m:r>
-                          <m:t xml:space="preserve">,</m:t>
-                        </m:r>
-                        <m:r>
-                          <m:t xml:space="preserve">i</m:t>
-                        </m:r>
-                        <m:r>
-                          <m:t xml:space="preserve">−</m:t>
-                        </m:r>
-                        <m:r>
-                          <m:t xml:space="preserve">1</m:t>
-                        </m:r>
-                      </m:sub>
-                    </m:sSub>
-                  </m:e>
-                  <m:e>
-                    <m:sSub>
-                      <m:e>
-                        <m:r>
-                          <m:t xml:space="preserve">Q</m:t>
-                        </m:r>
-                      </m:e>
-                      <m:sub>
-                        <m:r>
-                          <m:t xml:space="preserve">j</m:t>
-                        </m:r>
-                        <m:r>
-                          <m:t xml:space="preserve">−</m:t>
-                        </m:r>
-                        <m:r>
-                          <m:t xml:space="preserve">1</m:t>
-                        </m:r>
-                        <m:r>
-                          <m:t xml:space="preserve">,</m:t>
-                        </m:r>
-                        <m:r>
-                          <m:t xml:space="preserve">i</m:t>
-                        </m:r>
-                      </m:sub>
-                    </m:sSub>
-                  </m:e>
-                  <m:e>
-                    <m:sSub>
-                      <m:e>
-                        <m:r>
-                          <m:t xml:space="preserve">Q</m:t>
-                        </m:r>
-                      </m:e>
-                      <m:sub>
-                        <m:r>
-                          <m:t xml:space="preserve">j</m:t>
-                        </m:r>
-                        <m:r>
-                          <m:t xml:space="preserve">−</m:t>
-                        </m:r>
-                        <m:r>
-                          <m:t xml:space="preserve">1</m:t>
-                        </m:r>
-                        <m:r>
-                          <m:t xml:space="preserve">,</m:t>
-                        </m:r>
-                        <m:r>
-                          <m:t xml:space="preserve">i</m:t>
-                        </m:r>
-                        <m:r>
-                          <m:t xml:space="preserve">+</m:t>
-                        </m:r>
-                        <m:r>
-                          <m:t xml:space="preserve">1</m:t>
-                        </m:r>
-                      </m:sub>
-                    </m:sSub>
-                  </m:e>
-                  <m:e>
-                    <m:r>
-                      <m:t xml:space="preserve">⋯</m:t>
-                    </m:r>
-                  </m:e>
-                  <m:e>
-                    <m:sSub>
-                      <m:e>
-                        <m:r>
-                          <m:t xml:space="preserve">Q</m:t>
-                        </m:r>
-                      </m:e>
-                      <m:sub>
-                        <m:r>
-                          <m:t xml:space="preserve">j</m:t>
-                        </m:r>
-                        <m:r>
-                          <m:t xml:space="preserve">−</m:t>
-                        </m:r>
-                        <m:r>
-                          <m:t xml:space="preserve">1</m:t>
-                        </m:r>
-                        <m:r>
-                          <m:t xml:space="preserve">,</m:t>
-                        </m:r>
-                        <m:r>
-                          <m:t xml:space="preserve">n</m:t>
-                        </m:r>
-                      </m:sub>
-                    </m:sSub>
-                  </m:e>
-                </m:mr>
-                <m:mr>
-                  <m:e>
-                    <m:sSub>
-                      <m:e>
-                        <m:r>
-                          <m:t xml:space="preserve">Q</m:t>
-                        </m:r>
-                      </m:e>
-                      <m:sub>
-                        <m:r>
-                          <m:t xml:space="preserve">j</m:t>
-                        </m:r>
-                        <m:r>
-                          <m:t xml:space="preserve">,1</m:t>
-                        </m:r>
-                      </m:sub>
-                    </m:sSub>
-                  </m:e>
-                  <m:e>
-                    <m:r>
-                      <m:t xml:space="preserve">⋯</m:t>
-                    </m:r>
-                  </m:e>
-                  <m:e>
-                    <m:sSub>
-                      <m:e>
-                        <m:r>
-                          <m:t xml:space="preserve">Q</m:t>
-                        </m:r>
-                      </m:e>
-                      <m:sub>
-                        <m:r>
-                          <m:t xml:space="preserve">j</m:t>
-                        </m:r>
-                        <m:r>
-                          <m:t xml:space="preserve">,</m:t>
-                        </m:r>
-                        <m:r>
-                          <m:t xml:space="preserve">j</m:t>
-                        </m:r>
-                        <m:r>
-                          <m:t xml:space="preserve">−</m:t>
-                        </m:r>
-                        <m:r>
-                          <m:t xml:space="preserve">1</m:t>
-                        </m:r>
-                      </m:sub>
-                    </m:sSub>
-                  </m:e>
-                  <m:e>
-                    <m:sSub>
-                      <m:e>
-                        <m:r>
-                          <m:t xml:space="preserve">Q</m:t>
-                        </m:r>
-                      </m:e>
-                      <m:sub>
-                        <m:r>
-                          <m:t xml:space="preserve">jj</m:t>
-                        </m:r>
-                      </m:sub>
-                    </m:sSub>
-                  </m:e>
-                  <m:e>
-                    <m:sSub>
-                      <m:e>
-                        <m:r>
-                          <m:t xml:space="preserve">Q</m:t>
-                        </m:r>
-                      </m:e>
-                      <m:sub>
-                        <m:r>
-                          <m:t xml:space="preserve">j</m:t>
-                        </m:r>
-                        <m:r>
-                          <m:t xml:space="preserve">,</m:t>
-                        </m:r>
-                        <m:r>
-                          <m:t xml:space="preserve">j</m:t>
-                        </m:r>
-                        <m:r>
-                          <m:t xml:space="preserve">+</m:t>
-                        </m:r>
-                        <m:r>
-                          <m:t xml:space="preserve">1</m:t>
-                        </m:r>
-                      </m:sub>
-                    </m:sSub>
-                  </m:e>
-                  <m:e>
-                    <m:r>
-                      <m:t xml:space="preserve">⋯</m:t>
-                    </m:r>
-                  </m:e>
-                  <m:e>
-                    <m:sSub>
-                      <m:e>
-                        <m:r>
-                          <m:t xml:space="preserve">Q</m:t>
-                        </m:r>
-                      </m:e>
-                      <m:sub>
-                        <m:r>
-                          <m:t xml:space="preserve">j</m:t>
-                        </m:r>
-                        <m:r>
-                          <m:t xml:space="preserve">,</m:t>
-                        </m:r>
-                        <m:r>
-                          <m:t xml:space="preserve">i</m:t>
-                        </m:r>
-                        <m:r>
-                          <m:t xml:space="preserve">−</m:t>
-                        </m:r>
-                        <m:r>
-                          <m:t xml:space="preserve">1</m:t>
-                        </m:r>
-                      </m:sub>
-                    </m:sSub>
-                  </m:e>
-                  <m:e>
-                    <m:sSub>
-                      <m:e>
-                        <m:r>
-                          <m:t xml:space="preserve">Q</m:t>
-                        </m:r>
-                      </m:e>
-                      <m:sub>
-                        <m:r>
-                          <m:t xml:space="preserve">j</m:t>
-                        </m:r>
-                        <m:r>
-                          <m:t xml:space="preserve">,</m:t>
-                        </m:r>
-                        <m:r>
-                          <m:t xml:space="preserve">i</m:t>
-                        </m:r>
-                      </m:sub>
-                    </m:sSub>
-                  </m:e>
-                  <m:e>
-                    <m:sSub>
-                      <m:e>
-                        <m:r>
-                          <m:t xml:space="preserve">Q</m:t>
-                        </m:r>
-                      </m:e>
-                      <m:sub>
-                        <m:r>
-                          <m:t xml:space="preserve">j</m:t>
-                        </m:r>
-                        <m:r>
-                          <m:t xml:space="preserve">,</m:t>
-                        </m:r>
-                        <m:r>
-                          <m:t xml:space="preserve">i</m:t>
-                        </m:r>
-                        <m:r>
-                          <m:t xml:space="preserve">+</m:t>
-                        </m:r>
-                        <m:r>
-                          <m:t xml:space="preserve">1</m:t>
-                        </m:r>
-                      </m:sub>
-                    </m:sSub>
-                  </m:e>
-                  <m:e>
-                    <m:r>
-                      <m:t xml:space="preserve">⋯</m:t>
-                    </m:r>
-                  </m:e>
-                  <m:e>
-                    <m:sSub>
-                      <m:e>
-                        <m:r>
-                          <m:t xml:space="preserve">Q</m:t>
-                        </m:r>
-                      </m:e>
-                      <m:sub>
-                        <m:r>
-                          <m:t xml:space="preserve">jn</m:t>
-                        </m:r>
-                      </m:sub>
-                    </m:sSub>
-                  </m:e>
-                </m:mr>
-                <m:mr>
-                  <m:e>
-                    <m:sSub>
-                      <m:e>
-                        <m:r>
-                          <m:t xml:space="preserve">Q</m:t>
-                        </m:r>
-                      </m:e>
-                      <m:sub>
-                        <m:r>
-                          <m:t xml:space="preserve">j</m:t>
-                        </m:r>
-                        <m:r>
-                          <m:t xml:space="preserve">+</m:t>
-                        </m:r>
-                        <m:r>
-                          <m:t xml:space="preserve">1,1</m:t>
-                        </m:r>
-                      </m:sub>
-                    </m:sSub>
-                  </m:e>
-                  <m:e>
-                    <m:r>
-                      <m:t xml:space="preserve">⋯</m:t>
-                    </m:r>
-                  </m:e>
-                  <m:e>
-                    <m:sSub>
-                      <m:e>
-                        <m:r>
-                          <m:t xml:space="preserve">Q</m:t>
-                        </m:r>
-                      </m:e>
-                      <m:sub>
-                        <m:r>
-                          <m:t xml:space="preserve">j</m:t>
-                        </m:r>
-                        <m:r>
-                          <m:t xml:space="preserve">+</m:t>
-                        </m:r>
-                        <m:r>
-                          <m:t xml:space="preserve">1</m:t>
-                        </m:r>
-                        <m:r>
-                          <m:t xml:space="preserve">,</m:t>
-                        </m:r>
-                        <m:r>
-                          <m:t xml:space="preserve">j</m:t>
-                        </m:r>
-                        <m:r>
-                          <m:t xml:space="preserve">−</m:t>
-                        </m:r>
-                        <m:r>
-                          <m:t xml:space="preserve">1</m:t>
-                        </m:r>
-                      </m:sub>
-                    </m:sSub>
-                  </m:e>
-                  <m:e>
-                    <m:sSub>
-                      <m:e>
-                        <m:r>
-                          <m:t xml:space="preserve">Q</m:t>
-                        </m:r>
-                      </m:e>
-                      <m:sub>
-                        <m:r>
-                          <m:t xml:space="preserve">j</m:t>
-                        </m:r>
-                        <m:r>
-                          <m:t xml:space="preserve">+</m:t>
-                        </m:r>
-                        <m:r>
-                          <m:t xml:space="preserve">1</m:t>
-                        </m:r>
-                        <m:r>
-                          <m:t xml:space="preserve">,</m:t>
-                        </m:r>
-                        <m:r>
-                          <m:t xml:space="preserve">j</m:t>
-                        </m:r>
-                      </m:sub>
-                    </m:sSub>
-                  </m:e>
-                  <m:e>
-                    <m:sSub>
-                      <m:e>
-                        <m:r>
-                          <m:t xml:space="preserve">Q</m:t>
-                        </m:r>
-                      </m:e>
-                      <m:sub>
-                        <m:r>
-                          <m:t xml:space="preserve">j</m:t>
-                        </m:r>
-                        <m:r>
-                          <m:t xml:space="preserve">+</m:t>
-                        </m:r>
-                        <m:r>
-                          <m:t xml:space="preserve">1</m:t>
-                        </m:r>
-                        <m:r>
-                          <m:t xml:space="preserve">,</m:t>
-                        </m:r>
-                        <m:r>
-                          <m:t xml:space="preserve">j</m:t>
-                        </m:r>
-                        <m:r>
-                          <m:t xml:space="preserve">+</m:t>
-                        </m:r>
-                        <m:r>
-                          <m:t xml:space="preserve">1</m:t>
-                        </m:r>
-                      </m:sub>
-                    </m:sSub>
-                  </m:e>
-                  <m:e>
-                    <m:r>
-                      <m:t xml:space="preserve">⋯</m:t>
-                    </m:r>
-                  </m:e>
-                  <m:e>
-                    <m:sSub>
-                      <m:e>
-                        <m:r>
-                          <m:t xml:space="preserve">Q</m:t>
-                        </m:r>
-                      </m:e>
-                      <m:sub>
-                        <m:r>
-                          <m:t xml:space="preserve">j</m:t>
-                        </m:r>
-                        <m:r>
-                          <m:t xml:space="preserve">+</m:t>
-                        </m:r>
-                        <m:r>
-                          <m:t xml:space="preserve">1</m:t>
-                        </m:r>
-                        <m:r>
-                          <m:t xml:space="preserve">,</m:t>
-                        </m:r>
-                        <m:r>
-                          <m:t xml:space="preserve">i</m:t>
-                        </m:r>
-                        <m:r>
-                          <m:t xml:space="preserve">−</m:t>
-                        </m:r>
-                        <m:r>
-                          <m:t xml:space="preserve">1</m:t>
-                        </m:r>
-                      </m:sub>
-                    </m:sSub>
-                  </m:e>
-                  <m:e>
-                    <m:sSub>
-                      <m:e>
-                        <m:r>
-                          <m:t xml:space="preserve">Q</m:t>
-                        </m:r>
-                      </m:e>
-                      <m:sub>
-                        <m:r>
-                          <m:t xml:space="preserve">j</m:t>
-                        </m:r>
-                        <m:r>
-                          <m:t xml:space="preserve">+</m:t>
-                        </m:r>
-                        <m:r>
-                          <m:t xml:space="preserve">1</m:t>
-                        </m:r>
-                        <m:r>
-                          <m:t xml:space="preserve">,</m:t>
-                        </m:r>
-                        <m:r>
-                          <m:t xml:space="preserve">i</m:t>
-                        </m:r>
-                      </m:sub>
-                    </m:sSub>
-                  </m:e>
-                  <m:e>
-                    <m:sSub>
-                      <m:e>
-                        <m:r>
-                          <m:t xml:space="preserve">Q</m:t>
-                        </m:r>
-                      </m:e>
-                      <m:sub>
-                        <m:r>
-                          <m:t xml:space="preserve">j</m:t>
-                        </m:r>
-                        <m:r>
-                          <m:t xml:space="preserve">+</m:t>
-                        </m:r>
-                        <m:r>
-                          <m:t xml:space="preserve">1</m:t>
-                        </m:r>
-                        <m:r>
-                          <m:t xml:space="preserve">,</m:t>
-                        </m:r>
-                        <m:r>
-                          <m:t xml:space="preserve">i</m:t>
-                        </m:r>
-                        <m:r>
-                          <m:t xml:space="preserve">+</m:t>
-                        </m:r>
-                        <m:r>
-                          <m:t xml:space="preserve">1</m:t>
-                        </m:r>
-                      </m:sub>
-                    </m:sSub>
-                  </m:e>
-                  <m:e>
-                    <m:r>
-                      <m:t xml:space="preserve">⋯</m:t>
-                    </m:r>
-                  </m:e>
-                  <m:e>
-                    <m:sSub>
-                      <m:e>
-                        <m:r>
-                          <m:t xml:space="preserve">Q</m:t>
-                        </m:r>
-                      </m:e>
-                      <m:sub>
-                        <m:r>
-                          <m:t xml:space="preserve">j</m:t>
-                        </m:r>
-                        <m:r>
-                          <m:t xml:space="preserve">+</m:t>
-                        </m:r>
-                        <m:r>
-                          <m:t xml:space="preserve">1</m:t>
-                        </m:r>
-                        <m:r>
-                          <m:t xml:space="preserve">,</m:t>
-                        </m:r>
-                        <m:r>
-                          <m:t xml:space="preserve">n</m:t>
-                        </m:r>
-                      </m:sub>
-                    </m:sSub>
-                  </m:e>
-                </m:mr>
-                <m:mr>
-                  <m:e>
-                    <m:r>
-                      <m:t xml:space="preserve">⋮</m:t>
-                    </m:r>
-                  </m:e>
-                  <m:e>
-                    <m:r>
-                      <m:t xml:space="preserve">⋮</m:t>
-                    </m:r>
-                  </m:e>
-                  <m:e>
-                    <m:r>
-                      <m:t xml:space="preserve">⋮</m:t>
-                    </m:r>
-                  </m:e>
-                  <m:e>
-                    <m:r>
-                      <m:t xml:space="preserve">⋮</m:t>
-                    </m:r>
-                  </m:e>
-                  <m:e>
-                    <m:r>
-                      <m:t xml:space="preserve">⋮</m:t>
-                    </m:r>
-                  </m:e>
-                  <m:e>
-                    <m:r>
-                      <m:t xml:space="preserve">⋱</m:t>
-                    </m:r>
-                  </m:e>
-                  <m:e>
-                    <m:r>
-                      <m:t xml:space="preserve">⋮</m:t>
-                    </m:r>
-                  </m:e>
-                  <m:e>
-                    <m:r>
-                      <m:t xml:space="preserve">⋮</m:t>
-                    </m:r>
-                  </m:e>
-                  <m:e>
-                    <m:r>
-                      <m:t xml:space="preserve">⋮</m:t>
-                    </m:r>
-                  </m:e>
-                  <m:e>
-                    <m:r>
-                      <m:t xml:space="preserve">⋮</m:t>
-                    </m:r>
-                  </m:e>
-                  <m:e>
-                    <m:r>
-                      <m:t xml:space="preserve">⋮</m:t>
-                    </m:r>
-                  </m:e>
-                </m:mr>
-                <m:mr>
-                  <m:e>
-                    <m:sSub>
-                      <m:e>
-                        <m:r>
-                          <m:t xml:space="preserve">Q</m:t>
-                        </m:r>
-                      </m:e>
-                      <m:sub>
-                        <m:r>
-                          <m:t xml:space="preserve">i</m:t>
-                        </m:r>
-                        <m:r>
-                          <m:t xml:space="preserve">−</m:t>
-                        </m:r>
-                        <m:r>
-                          <m:t xml:space="preserve">1,1</m:t>
-                        </m:r>
-                      </m:sub>
-                    </m:sSub>
-                  </m:e>
-                  <m:e>
-                    <m:r>
-                      <m:t xml:space="preserve">⋯</m:t>
-                    </m:r>
-                  </m:e>
-                  <m:e>
-                    <m:sSub>
-                      <m:e>
-                        <m:r>
-                          <m:t xml:space="preserve">Q</m:t>
-                        </m:r>
-                      </m:e>
-                      <m:sub>
-                        <m:r>
-                          <m:t xml:space="preserve">i</m:t>
-                        </m:r>
-                        <m:r>
-                          <m:t xml:space="preserve">−</m:t>
-                        </m:r>
-                        <m:r>
-                          <m:t xml:space="preserve">1</m:t>
-                        </m:r>
-                        <m:r>
-                          <m:t xml:space="preserve">,</m:t>
-                        </m:r>
-                        <m:r>
-                          <m:t xml:space="preserve">j</m:t>
-                        </m:r>
-                        <m:r>
-                          <m:t xml:space="preserve">−</m:t>
-                        </m:r>
-                        <m:r>
-                          <m:t xml:space="preserve">1</m:t>
-                        </m:r>
-                      </m:sub>
-                    </m:sSub>
-                  </m:e>
-                  <m:e>
-                    <m:sSub>
-                      <m:e>
-                        <m:r>
-                          <m:t xml:space="preserve">Q</m:t>
-                        </m:r>
-                      </m:e>
-                      <m:sub>
-                        <m:r>
-                          <m:t xml:space="preserve">i</m:t>
-                        </m:r>
-                        <m:r>
-                          <m:t xml:space="preserve">−</m:t>
-                        </m:r>
-                        <m:r>
-                          <m:t xml:space="preserve">1</m:t>
-                        </m:r>
-                        <m:r>
-                          <m:t xml:space="preserve">,</m:t>
-                        </m:r>
-                        <m:r>
-                          <m:t xml:space="preserve">j</m:t>
-                        </m:r>
-                      </m:sub>
-                    </m:sSub>
-                  </m:e>
-                  <m:e>
-                    <m:sSub>
-                      <m:e>
-                        <m:r>
-                          <m:t xml:space="preserve">Q</m:t>
-                        </m:r>
-                      </m:e>
-                      <m:sub>
-                        <m:r>
-                          <m:t xml:space="preserve">i</m:t>
-                        </m:r>
-                        <m:r>
-                          <m:t xml:space="preserve">−</m:t>
-                        </m:r>
-                        <m:r>
-                          <m:t xml:space="preserve">1</m:t>
-                        </m:r>
-                        <m:r>
-                          <m:t xml:space="preserve">,</m:t>
-                        </m:r>
-                        <m:r>
-                          <m:t xml:space="preserve">j</m:t>
-                        </m:r>
-                        <m:r>
-                          <m:t xml:space="preserve">+</m:t>
-                        </m:r>
-                        <m:r>
-                          <m:t xml:space="preserve">1</m:t>
-                        </m:r>
-                      </m:sub>
-                    </m:sSub>
-                  </m:e>
-                  <m:e>
-                    <m:r>
-                      <m:t xml:space="preserve">⋯</m:t>
-                    </m:r>
-                  </m:e>
-                  <m:e>
-                    <m:sSub>
-                      <m:e>
-                        <m:r>
-                          <m:t xml:space="preserve">Q</m:t>
-                        </m:r>
-                      </m:e>
-                      <m:sub>
-                        <m:r>
-                          <m:t xml:space="preserve">i</m:t>
-                        </m:r>
-                        <m:r>
-                          <m:t xml:space="preserve">−</m:t>
-                        </m:r>
-                        <m:r>
-                          <m:t xml:space="preserve">1</m:t>
-                        </m:r>
-                        <m:r>
-                          <m:t xml:space="preserve">,</m:t>
-                        </m:r>
-                        <m:r>
-                          <m:t xml:space="preserve">i</m:t>
-                        </m:r>
-                        <m:r>
-                          <m:t xml:space="preserve">−</m:t>
-                        </m:r>
-                        <m:r>
-                          <m:t xml:space="preserve">1</m:t>
-                        </m:r>
-                      </m:sub>
-                    </m:sSub>
-                  </m:e>
-                  <m:e>
-                    <m:sSub>
-                      <m:e>
-                        <m:r>
-                          <m:t xml:space="preserve">Q</m:t>
-                        </m:r>
-                      </m:e>
-                      <m:sub>
-                        <m:r>
-                          <m:t xml:space="preserve">i</m:t>
-                        </m:r>
-                        <m:r>
-                          <m:t xml:space="preserve">−</m:t>
-                        </m:r>
-                        <m:r>
-                          <m:t xml:space="preserve">1</m:t>
-                        </m:r>
-                        <m:r>
-                          <m:t xml:space="preserve">,</m:t>
-                        </m:r>
-                        <m:r>
-                          <m:t xml:space="preserve">i</m:t>
-                        </m:r>
-                      </m:sub>
-                    </m:sSub>
-                  </m:e>
-                  <m:e>
-                    <m:sSub>
-                      <m:e>
-                        <m:r>
-                          <m:t xml:space="preserve">Q</m:t>
-                        </m:r>
-                      </m:e>
-                      <m:sub>
-                        <m:r>
-                          <m:t xml:space="preserve">i</m:t>
-                        </m:r>
-                        <m:r>
-                          <m:t xml:space="preserve">−</m:t>
-                        </m:r>
-                        <m:r>
-                          <m:t xml:space="preserve">1</m:t>
-                        </m:r>
-                        <m:r>
-                          <m:t xml:space="preserve">,</m:t>
-                        </m:r>
-                        <m:r>
-                          <m:t xml:space="preserve">i</m:t>
-                        </m:r>
-                        <m:r>
-                          <m:t xml:space="preserve">+</m:t>
-                        </m:r>
-                        <m:r>
-                          <m:t xml:space="preserve">1</m:t>
-                        </m:r>
-                      </m:sub>
-                    </m:sSub>
-                  </m:e>
-                  <m:e>
-                    <m:r>
-                      <m:t xml:space="preserve">⋯</m:t>
-                    </m:r>
-                  </m:e>
-                  <m:e>
-                    <m:sSub>
-                      <m:e>
-                        <m:r>
-                          <m:t xml:space="preserve">Q</m:t>
-                        </m:r>
-                      </m:e>
-                      <m:sub>
-                        <m:r>
-                          <m:t xml:space="preserve">i</m:t>
-                        </m:r>
-                        <m:r>
-                          <m:t xml:space="preserve">−</m:t>
-                        </m:r>
-                        <m:r>
-                          <m:t xml:space="preserve">1</m:t>
-                        </m:r>
-                        <m:r>
-                          <m:t xml:space="preserve">,</m:t>
-                        </m:r>
-                        <m:r>
-                          <m:t xml:space="preserve">n</m:t>
-                        </m:r>
-                      </m:sub>
-                    </m:sSub>
-                  </m:e>
-                </m:mr>
-                <m:mr>
-                  <m:e>
-                    <m:sSub>
-                      <m:e>
-                        <m:r>
-                          <m:t xml:space="preserve">Q</m:t>
-                        </m:r>
-                      </m:e>
-                      <m:sub>
-                        <m:r>
-                          <m:t xml:space="preserve">i</m:t>
-                        </m:r>
-                        <m:r>
-                          <m:t xml:space="preserve">,1</m:t>
-                        </m:r>
-                      </m:sub>
-                    </m:sSub>
-                  </m:e>
-                  <m:e>
-                    <m:r>
-                      <m:t xml:space="preserve">⋯</m:t>
-                    </m:r>
-                  </m:e>
-                  <m:e>
-                    <m:sSub>
-                      <m:e>
-                        <m:r>
-                          <m:t xml:space="preserve">Q</m:t>
-                        </m:r>
-                      </m:e>
-                      <m:sub>
-                        <m:r>
-                          <m:t xml:space="preserve">i</m:t>
-                        </m:r>
-                        <m:r>
-                          <m:t xml:space="preserve">,</m:t>
-                        </m:r>
-                        <m:r>
-                          <m:t xml:space="preserve">j</m:t>
-                        </m:r>
-                        <m:r>
-                          <m:t xml:space="preserve">−</m:t>
-                        </m:r>
-                        <m:r>
-                          <m:t xml:space="preserve">1</m:t>
-                        </m:r>
-                      </m:sub>
-                    </m:sSub>
-                  </m:e>
-                  <m:e>
-                    <m:sSub>
-                      <m:e>
-                        <m:r>
-                          <m:t xml:space="preserve">Q</m:t>
-                        </m:r>
-                      </m:e>
-                      <m:sub>
-                        <m:r>
-                          <m:t xml:space="preserve">ij</m:t>
-                        </m:r>
-                      </m:sub>
-                    </m:sSub>
-                  </m:e>
-                  <m:e>
-                    <m:sSub>
-                      <m:e>
-                        <m:r>
-                          <m:t xml:space="preserve">Q</m:t>
-                        </m:r>
-                      </m:e>
-                      <m:sub>
-                        <m:r>
-                          <m:t xml:space="preserve">i</m:t>
-                        </m:r>
-                        <m:r>
-                          <m:t xml:space="preserve">,</m:t>
-                        </m:r>
-                        <m:r>
-                          <m:t xml:space="preserve">j</m:t>
-                        </m:r>
-                        <m:r>
-                          <m:t xml:space="preserve">+</m:t>
-                        </m:r>
-                        <m:r>
-                          <m:t xml:space="preserve">1</m:t>
-                        </m:r>
-                      </m:sub>
-                    </m:sSub>
-                  </m:e>
-                  <m:e>
-                    <m:r>
-                      <m:t xml:space="preserve">⋯</m:t>
-                    </m:r>
-                  </m:e>
-                  <m:e>
-                    <m:sSub>
-                      <m:e>
-                        <m:r>
-                          <m:t xml:space="preserve">Q</m:t>
-                        </m:r>
-                      </m:e>
-                      <m:sub>
-                        <m:r>
-                          <m:t xml:space="preserve">i</m:t>
-                        </m:r>
-                        <m:r>
-                          <m:t xml:space="preserve">,</m:t>
-                        </m:r>
-                        <m:r>
-                          <m:t xml:space="preserve">i</m:t>
-                        </m:r>
-                        <m:r>
-                          <m:t xml:space="preserve">−</m:t>
-                        </m:r>
-                        <m:r>
-                          <m:t xml:space="preserve">1</m:t>
-                        </m:r>
-                      </m:sub>
-                    </m:sSub>
-                  </m:e>
-                  <m:e>
-                    <m:sSub>
-                      <m:e>
-                        <m:r>
-                          <m:t xml:space="preserve">Q</m:t>
-                        </m:r>
-                      </m:e>
-                      <m:sub>
-                        <m:r>
-                          <m:t xml:space="preserve">ii</m:t>
-                        </m:r>
-                      </m:sub>
-                    </m:sSub>
-                  </m:e>
-                  <m:e>
-                    <m:sSub>
-                      <m:e>
-                        <m:r>
-                          <m:t xml:space="preserve">Q</m:t>
-                        </m:r>
-                      </m:e>
-                      <m:sub>
-                        <m:r>
-                          <m:t xml:space="preserve">i</m:t>
-                        </m:r>
-                        <m:r>
-                          <m:t xml:space="preserve">,</m:t>
-                        </m:r>
-                        <m:r>
-                          <m:t xml:space="preserve">i</m:t>
-                        </m:r>
-                        <m:r>
-                          <m:t xml:space="preserve">+</m:t>
-                        </m:r>
-                        <m:r>
-                          <m:t xml:space="preserve">1</m:t>
-                        </m:r>
-                      </m:sub>
-                    </m:sSub>
-                  </m:e>
-                  <m:e>
-                    <m:r>
-                      <m:t xml:space="preserve">⋯</m:t>
-                    </m:r>
-                  </m:e>
-                  <m:e>
-                    <m:sSub>
-                      <m:e>
-                        <m:r>
-                          <m:t xml:space="preserve">Q</m:t>
-                        </m:r>
-                      </m:e>
-                      <m:sub>
-                        <m:r>
-                          <m:t xml:space="preserve">i</m:t>
-                        </m:r>
-                        <m:r>
-                          <m:t xml:space="preserve">n</m:t>
-                        </m:r>
-                      </m:sub>
-                    </m:sSub>
-                  </m:e>
-                </m:mr>
-                <m:mr>
-                  <m:e>
-                    <m:sSub>
-                      <m:e>
-                        <m:r>
-                          <m:t xml:space="preserve">Q</m:t>
-                        </m:r>
-                      </m:e>
-                      <m:sub>
-                        <m:r>
-                          <m:t xml:space="preserve">i</m:t>
-                        </m:r>
-                        <m:r>
-                          <m:t xml:space="preserve">+</m:t>
-                        </m:r>
-                        <m:r>
-                          <m:t xml:space="preserve">1,1</m:t>
-                        </m:r>
-                      </m:sub>
-                    </m:sSub>
-                  </m:e>
-                  <m:e>
-                    <m:r>
-                      <m:t xml:space="preserve">⋯</m:t>
-                    </m:r>
-                  </m:e>
-                  <m:e>
-                    <m:sSub>
-                      <m:e>
-                        <m:r>
-                          <m:t xml:space="preserve">Q</m:t>
-                        </m:r>
-                      </m:e>
-                      <m:sub>
-                        <m:r>
-                          <m:t xml:space="preserve">i</m:t>
-                        </m:r>
-                        <m:r>
-                          <m:t xml:space="preserve">+</m:t>
-                        </m:r>
-                        <m:r>
-                          <m:t xml:space="preserve">1</m:t>
-                        </m:r>
-                        <m:r>
-                          <m:t xml:space="preserve">,</m:t>
-                        </m:r>
-                        <m:r>
-                          <m:t xml:space="preserve">j</m:t>
-                        </m:r>
-                        <m:r>
-                          <m:t xml:space="preserve">−</m:t>
-                        </m:r>
-                        <m:r>
-                          <m:t xml:space="preserve">1</m:t>
-                        </m:r>
-                      </m:sub>
-                    </m:sSub>
-                  </m:e>
-                  <m:e>
-                    <m:sSub>
-                      <m:e>
-                        <m:r>
-                          <m:t xml:space="preserve">Q</m:t>
-                        </m:r>
-                      </m:e>
-                      <m:sub>
-                        <m:r>
-                          <m:t xml:space="preserve">i</m:t>
-                        </m:r>
-                        <m:r>
-                          <m:t xml:space="preserve">+</m:t>
-                        </m:r>
-                        <m:r>
-                          <m:t xml:space="preserve">1</m:t>
-                        </m:r>
-                        <m:r>
-                          <m:t xml:space="preserve">,</m:t>
-                        </m:r>
-                        <m:r>
-                          <m:t xml:space="preserve">j</m:t>
-                        </m:r>
-                      </m:sub>
-                    </m:sSub>
-                  </m:e>
-                  <m:e>
-                    <m:sSub>
-                      <m:e>
-                        <m:r>
-                          <m:t xml:space="preserve">Q</m:t>
-                        </m:r>
-                      </m:e>
-                      <m:sub>
-                        <m:r>
-                          <m:t xml:space="preserve">i</m:t>
-                        </m:r>
-                        <m:r>
-                          <m:t xml:space="preserve">+</m:t>
-                        </m:r>
-                        <m:r>
-                          <m:t xml:space="preserve">1</m:t>
-                        </m:r>
-                        <m:r>
-                          <m:t xml:space="preserve">,</m:t>
-                        </m:r>
-                        <m:r>
-                          <m:t xml:space="preserve">j</m:t>
-                        </m:r>
-                      </m:sub>
-                    </m:sSub>
-                  </m:e>
-                  <m:e>
-                    <m:r>
-                      <m:t xml:space="preserve">⋯</m:t>
-                    </m:r>
-                  </m:e>
-                  <m:e>
-                    <m:sSub>
-                      <m:e>
-                        <m:r>
-                          <m:t xml:space="preserve">Q</m:t>
-                        </m:r>
-                      </m:e>
-                      <m:sub>
-                        <m:r>
-                          <m:t xml:space="preserve">i</m:t>
-                        </m:r>
-                        <m:r>
-                          <m:t xml:space="preserve">+</m:t>
-                        </m:r>
-                        <m:r>
-                          <m:t xml:space="preserve">1</m:t>
-                        </m:r>
-                        <m:r>
-                          <m:t xml:space="preserve">,</m:t>
-                        </m:r>
-                        <m:r>
-                          <m:t xml:space="preserve">i</m:t>
-                        </m:r>
-                        <m:r>
-                          <m:t xml:space="preserve">−</m:t>
-                        </m:r>
-                        <m:r>
-                          <m:t xml:space="preserve">1</m:t>
-                        </m:r>
-                      </m:sub>
-                    </m:sSub>
-                  </m:e>
-                  <m:e>
-                    <m:sSub>
-                      <m:e>
-                        <m:r>
-                          <m:t xml:space="preserve">Q</m:t>
-                        </m:r>
-                      </m:e>
-                      <m:sub>
-                        <m:r>
-                          <m:t xml:space="preserve">i</m:t>
-                        </m:r>
-                        <m:r>
-                          <m:t xml:space="preserve">+</m:t>
-                        </m:r>
-                        <m:r>
-                          <m:t xml:space="preserve">1</m:t>
-                        </m:r>
-                        <m:r>
-                          <m:t xml:space="preserve">,</m:t>
-                        </m:r>
-                        <m:r>
-                          <m:t xml:space="preserve">i</m:t>
-                        </m:r>
-                      </m:sub>
-                    </m:sSub>
-                  </m:e>
-                  <m:e>
-                    <m:sSub>
-                      <m:e>
-                        <m:r>
-                          <m:t xml:space="preserve">Q</m:t>
-                        </m:r>
-                      </m:e>
-                      <m:sub>
-                        <m:r>
-                          <m:t xml:space="preserve">i</m:t>
-                        </m:r>
-                        <m:r>
-                          <m:t xml:space="preserve">+</m:t>
-                        </m:r>
-                        <m:r>
-                          <m:t xml:space="preserve">1</m:t>
-                        </m:r>
-                        <m:r>
-                          <m:t xml:space="preserve">,</m:t>
-                        </m:r>
-                        <m:r>
-                          <m:t xml:space="preserve">i</m:t>
-                        </m:r>
-                        <m:r>
-                          <m:t xml:space="preserve">+</m:t>
-                        </m:r>
-                        <m:r>
-                          <m:t xml:space="preserve">1</m:t>
-                        </m:r>
-                      </m:sub>
-                    </m:sSub>
-                  </m:e>
-                  <m:e>
-                    <m:r>
-                      <m:t xml:space="preserve">⋯</m:t>
-                    </m:r>
-                  </m:e>
-                  <m:e>
-                    <m:sSub>
-                      <m:e>
-                        <m:r>
-                          <m:t xml:space="preserve">Q</m:t>
-                        </m:r>
-                      </m:e>
-                      <m:sub>
-                        <m:r>
-                          <m:t xml:space="preserve">i</m:t>
-                        </m:r>
-                        <m:r>
-                          <m:t xml:space="preserve">+</m:t>
-                        </m:r>
-                        <m:r>
-                          <m:t xml:space="preserve">1</m:t>
-                        </m:r>
-                        <m:r>
-                          <m:t xml:space="preserve">,</m:t>
-                        </m:r>
-                        <m:r>
-                          <m:t xml:space="preserve">n</m:t>
-                        </m:r>
-                      </m:sub>
-                    </m:sSub>
-                  </m:e>
-                </m:mr>
-                <m:mr>
-                  <m:e>
-                    <m:r>
-                      <m:t xml:space="preserve">⋮</m:t>
-                    </m:r>
-                  </m:e>
-                  <m:e>
-                    <m:r>
-                      <m:t xml:space="preserve">⋮</m:t>
-                    </m:r>
-                  </m:e>
-                  <m:e>
-                    <m:r>
-                      <m:t xml:space="preserve">⋮</m:t>
-                    </m:r>
-                  </m:e>
-                  <m:e>
-                    <m:r>
-                      <m:t xml:space="preserve">⋮</m:t>
-                    </m:r>
-                  </m:e>
-                  <m:e>
-                    <m:r>
-                      <m:t xml:space="preserve">⋮</m:t>
-                    </m:r>
-                  </m:e>
-                  <m:e>
-                    <m:r>
-                      <m:t xml:space="preserve">⋮</m:t>
-                    </m:r>
-                  </m:e>
-                  <m:e>
-                    <m:r>
-                      <m:t xml:space="preserve">⋮</m:t>
-                    </m:r>
-                  </m:e>
-                  <m:e>
-                    <m:r>
-                      <m:t xml:space="preserve">⋮</m:t>
-                    </m:r>
-                  </m:e>
-                  <m:e>
-                    <m:r>
-                      <m:t xml:space="preserve">⋮</m:t>
-                    </m:r>
-                  </m:e>
-                  <m:e>
-                    <m:r>
-                      <m:t xml:space="preserve">⋱</m:t>
-                    </m:r>
-                  </m:e>
-                  <m:e>
-                    <m:r>
-                      <m:t xml:space="preserve">⋮</m:t>
-                    </m:r>
-                  </m:e>
-                </m:mr>
-                <m:mr>
-                  <m:e>
-                    <m:sSub>
-                      <m:e>
-                        <m:r>
-                          <m:t xml:space="preserve">Q</m:t>
-                        </m:r>
-                      </m:e>
-                      <m:sub>
-                        <m:r>
-                          <m:t xml:space="preserve">n</m:t>
-                        </m:r>
-                        <m:r>
-                          <m:t xml:space="preserve">,1</m:t>
-                        </m:r>
-                      </m:sub>
-                    </m:sSub>
-                  </m:e>
-                  <m:e>
-                    <m:r>
-                      <m:t xml:space="preserve">⋯</m:t>
-                    </m:r>
-                  </m:e>
-                  <m:e>
-                    <m:sSub>
-                      <m:e>
-                        <m:r>
-                          <m:t xml:space="preserve">Q</m:t>
-                        </m:r>
-                      </m:e>
-                      <m:sub>
-                        <m:r>
-                          <m:t xml:space="preserve">n</m:t>
-                        </m:r>
-                        <m:r>
-                          <m:t xml:space="preserve">,</m:t>
-                        </m:r>
-                        <m:r>
-                          <m:t xml:space="preserve">j</m:t>
-                        </m:r>
-                        <m:r>
-                          <m:t xml:space="preserve">−</m:t>
-                        </m:r>
-                        <m:r>
-                          <m:t xml:space="preserve">1</m:t>
-                        </m:r>
-                      </m:sub>
-                    </m:sSub>
-                  </m:e>
-                  <m:e>
-                    <m:sSub>
-                      <m:e>
-                        <m:r>
-                          <m:t xml:space="preserve">Q</m:t>
-                        </m:r>
-                      </m:e>
-                      <m:sub>
-                        <m:r>
-                          <m:t xml:space="preserve">n</m:t>
-                        </m:r>
-                        <m:r>
-                          <m:t xml:space="preserve">,</m:t>
-                        </m:r>
-                        <m:r>
-                          <m:t xml:space="preserve">j</m:t>
-                        </m:r>
-                      </m:sub>
-                    </m:sSub>
-                  </m:e>
-                  <m:e>
-                    <m:sSub>
-                      <m:e>
-                        <m:r>
-                          <m:t xml:space="preserve">Q</m:t>
-                        </m:r>
-                      </m:e>
-                      <m:sub>
-                        <m:r>
-                          <m:t xml:space="preserve">n</m:t>
-                        </m:r>
-                        <m:r>
-                          <m:t xml:space="preserve">,</m:t>
-                        </m:r>
-                        <m:r>
-                          <m:t xml:space="preserve">j</m:t>
-                        </m:r>
-                        <m:r>
-                          <m:t xml:space="preserve">+</m:t>
-                        </m:r>
-                        <m:r>
-                          <m:t xml:space="preserve">1</m:t>
-                        </m:r>
-                      </m:sub>
-                    </m:sSub>
-                  </m:e>
-                  <m:e>
-                    <m:r>
-                      <m:t xml:space="preserve">⋯</m:t>
-                    </m:r>
-                  </m:e>
-                  <m:e>
-                    <m:sSub>
-                      <m:e>
-                        <m:r>
-                          <m:t xml:space="preserve">Q</m:t>
-                        </m:r>
-                      </m:e>
-                      <m:sub>
-                        <m:r>
-                          <m:t xml:space="preserve">n</m:t>
-                        </m:r>
-                        <m:r>
-                          <m:t xml:space="preserve">,</m:t>
-                        </m:r>
-                        <m:r>
-                          <m:t xml:space="preserve">i</m:t>
-                        </m:r>
-                        <m:r>
-                          <m:t xml:space="preserve">−</m:t>
-                        </m:r>
-                        <m:r>
-                          <m:t xml:space="preserve">1</m:t>
-                        </m:r>
-                      </m:sub>
-                    </m:sSub>
-                  </m:e>
-                  <m:e>
-                    <m:sSub>
-                      <m:e>
-                        <m:r>
-                          <m:t xml:space="preserve">Q</m:t>
-                        </m:r>
-                      </m:e>
-                      <m:sub>
-                        <m:r>
-                          <m:t xml:space="preserve">n</m:t>
-                        </m:r>
-                        <m:r>
-                          <m:t xml:space="preserve">i</m:t>
-                        </m:r>
-                      </m:sub>
-                    </m:sSub>
-                  </m:e>
-                  <m:e>
-                    <m:sSub>
-                      <m:e>
-                        <m:r>
-                          <m:t xml:space="preserve">Q</m:t>
-                        </m:r>
-                      </m:e>
-                      <m:sub>
-                        <m:r>
-                          <m:t xml:space="preserve">n</m:t>
-                        </m:r>
-                        <m:r>
-                          <m:t xml:space="preserve">,</m:t>
-                        </m:r>
-                        <m:r>
-                          <m:t xml:space="preserve">i</m:t>
-                        </m:r>
-                        <m:r>
-                          <m:t xml:space="preserve">+</m:t>
-                        </m:r>
-                        <m:r>
-                          <m:t xml:space="preserve">1</m:t>
-                        </m:r>
-                      </m:sub>
-                    </m:sSub>
-                  </m:e>
-                  <m:e>
-                    <m:r>
-                      <m:t xml:space="preserve">⋯</m:t>
-                    </m:r>
-                  </m:e>
-                  <m:e>
-                    <m:sSub>
-                      <m:e>
-                        <m:r>
-                          <m:t xml:space="preserve">Q</m:t>
-                        </m:r>
-                      </m:e>
-                      <m:sub>
-                        <m:r>
-                          <m:t xml:space="preserve">nn</m:t>
-                        </m:r>
-                      </m:sub>
-                    </m:sSub>
-                  </m:e>
-                </m:mr>
-              </m:m>
-            </m:e>
-          </m:d>
-          <m:r>
-            <m:t xml:space="preserve">⋅</m:t>
-          </m:r>
-          <m:d>
-            <m:dPr>
-              <m:begChr m:val="["/>
-              <m:endChr m:val="]"/>
-            </m:dPr>
-            <m:e>
-              <m:m>
-                <m:mr>
-                  <m:e>
-                    <m:r>
-                      <m:t xml:space="preserve">1</m:t>
-                    </m:r>
-                  </m:e>
-                  <m:e>
-                    <m:r>
-                      <m:t xml:space="preserve">⋯</m:t>
-                    </m:r>
-                  </m:e>
-                  <m:e>
-                    <m:r>
-                      <m:t xml:space="preserve">0</m:t>
-                    </m:r>
-                  </m:e>
-                  <m:e>
-                    <m:r>
-                      <m:t xml:space="preserve">0</m:t>
-                    </m:r>
-                  </m:e>
-                  <m:e>
-                    <m:r>
-                      <m:t xml:space="preserve">0</m:t>
-                    </m:r>
-                  </m:e>
-                  <m:e>
-                    <m:r>
-                      <m:t xml:space="preserve">⋯</m:t>
-                    </m:r>
-                  </m:e>
-                  <m:e>
-                    <m:r>
-                      <m:t xml:space="preserve">0</m:t>
-                    </m:r>
-                  </m:e>
-                  <m:e>
-                    <m:r>
-                      <m:t xml:space="preserve">0</m:t>
-                    </m:r>
-                  </m:e>
-                  <m:e>
-                    <m:r>
-                      <m:t xml:space="preserve">0</m:t>
-                    </m:r>
-                  </m:e>
-                  <m:e>
-                    <m:r>
-                      <m:t xml:space="preserve">⋯</m:t>
-                    </m:r>
-                  </m:e>
-                  <m:e>
-                    <m:r>
-                      <m:t xml:space="preserve">0</m:t>
-                    </m:r>
-                  </m:e>
-                </m:mr>
-                <m:mr>
-                  <m:e>
-                    <m:r>
-                      <m:t xml:space="preserve">⋯</m:t>
-                    </m:r>
-                  </m:e>
-                  <m:e>
-                    <m:r>
-                      <m:t xml:space="preserve">⋱</m:t>
-                    </m:r>
-                  </m:e>
-                  <m:e>
-                    <m:r>
-                      <m:t xml:space="preserve">⋮</m:t>
-                    </m:r>
-                  </m:e>
-                  <m:e>
-                    <m:r>
-                      <m:t xml:space="preserve">⋮</m:t>
-                    </m:r>
-                  </m:e>
-                  <m:e>
-                    <m:r>
-                      <m:t xml:space="preserve">⋮</m:t>
-                    </m:r>
-                  </m:e>
-                  <m:e>
-                    <m:r>
-                      <m:t xml:space="preserve">⋮</m:t>
-                    </m:r>
-                  </m:e>
-                  <m:e>
-                    <m:r>
-                      <m:t xml:space="preserve">⋮</m:t>
-                    </m:r>
-                  </m:e>
-                  <m:e>
-                    <m:r>
-                      <m:t xml:space="preserve">⋮</m:t>
-                    </m:r>
-                  </m:e>
-                  <m:e>
-                    <m:r>
-                      <m:t xml:space="preserve">⋮</m:t>
-                    </m:r>
-                  </m:e>
-                  <m:e>
-                    <m:r>
-                      <m:t xml:space="preserve">⋮</m:t>
-                    </m:r>
-                  </m:e>
-                  <m:e>
-                    <m:r>
-                      <m:t xml:space="preserve">0</m:t>
-                    </m:r>
-                  </m:e>
-                </m:mr>
-                <m:mr>
-                  <m:e>
-                    <m:r>
-                      <m:t xml:space="preserve">0</m:t>
-                    </m:r>
-                  </m:e>
-                  <m:e>
-                    <m:r>
-                      <m:t xml:space="preserve">⋯</m:t>
-                    </m:r>
-                  </m:e>
-                  <m:e>
-                    <m:r>
-                      <m:t xml:space="preserve">1</m:t>
-                    </m:r>
-                  </m:e>
-                  <m:e>
-                    <m:r>
-                      <m:t xml:space="preserve">0</m:t>
-                    </m:r>
-                  </m:e>
-                  <m:e>
-                    <m:r>
-                      <m:t xml:space="preserve">0</m:t>
-                    </m:r>
-                  </m:e>
-                  <m:e>
-                    <m:r>
-                      <m:t xml:space="preserve">⋯</m:t>
-                    </m:r>
-                  </m:e>
-                  <m:e>
-                    <m:r>
-                      <m:t xml:space="preserve">0</m:t>
-                    </m:r>
-                  </m:e>
-                  <m:e>
-                    <m:r>
-                      <m:t xml:space="preserve">0</m:t>
-                    </m:r>
-                  </m:e>
-                  <m:e>
-                    <m:r>
-                      <m:t xml:space="preserve">0</m:t>
-                    </m:r>
-                  </m:e>
-                  <m:e>
-                    <m:r>
-                      <m:t xml:space="preserve">⋯</m:t>
-                    </m:r>
-                  </m:e>
-                  <m:e>
-                    <m:r>
-                      <m:t xml:space="preserve">0</m:t>
-                    </m:r>
-                  </m:e>
-                </m:mr>
-                <m:mr>
-                  <m:e>
-                    <m:r>
-                      <m:t xml:space="preserve">0</m:t>
-                    </m:r>
-                  </m:e>
-                  <m:e>
-                    <m:r>
-                      <m:t xml:space="preserve">⋯</m:t>
-                    </m:r>
-                  </m:e>
-                  <m:e>
-                    <m:r>
-                      <m:t xml:space="preserve">0</m:t>
-                    </m:r>
-                  </m:e>
-                  <m:e>
-                    <m:r>
-                      <m:t xml:space="preserve">c</m:t>
-                    </m:r>
-                  </m:e>
-                  <m:e>
-                    <m:r>
-                      <m:t xml:space="preserve">0</m:t>
-                    </m:r>
-                  </m:e>
-                  <m:e>
-                    <m:r>
-                      <m:t xml:space="preserve">⋯</m:t>
-                    </m:r>
-                  </m:e>
-                  <m:e>
-                    <m:r>
-                      <m:t xml:space="preserve">0</m:t>
-                    </m:r>
-                  </m:e>
-                  <m:e>
-                    <m:r>
-                      <m:t xml:space="preserve">−</m:t>
-                    </m:r>
-                    <m:r>
-                      <m:t xml:space="preserve">s</m:t>
-                    </m:r>
-                  </m:e>
-                  <m:e>
-                    <m:r>
-                      <m:t xml:space="preserve">0</m:t>
-                    </m:r>
-                  </m:e>
-                  <m:e>
-                    <m:r>
-                      <m:t xml:space="preserve">⋯</m:t>
-                    </m:r>
-                  </m:e>
-                  <m:e>
-                    <m:r>
-                      <m:t xml:space="preserve">0</m:t>
-                    </m:r>
-                  </m:e>
-                </m:mr>
-                <m:mr>
-                  <m:e>
-                    <m:r>
-                      <m:t xml:space="preserve">0</m:t>
-                    </m:r>
-                  </m:e>
-                  <m:e>
-                    <m:r>
-                      <m:t xml:space="preserve">⋯</m:t>
-                    </m:r>
-                  </m:e>
-                  <m:e>
-                    <m:r>
-                      <m:t xml:space="preserve">0</m:t>
-                    </m:r>
-                  </m:e>
-                  <m:e>
-                    <m:r>
-                      <m:t xml:space="preserve">0</m:t>
-                    </m:r>
-                  </m:e>
-                  <m:e>
-                    <m:r>
-                      <m:t xml:space="preserve">1</m:t>
-                    </m:r>
-                  </m:e>
-                  <m:e>
-                    <m:r>
-                      <m:t xml:space="preserve">⋯</m:t>
-                    </m:r>
-                  </m:e>
-                  <m:e>
-                    <m:r>
-                      <m:t xml:space="preserve">0</m:t>
-                    </m:r>
-                  </m:e>
-                  <m:e>
-                    <m:r>
-                      <m:t xml:space="preserve">0</m:t>
-                    </m:r>
-                  </m:e>
-                  <m:e>
-                    <m:r>
-                      <m:t xml:space="preserve">0</m:t>
-                    </m:r>
-                  </m:e>
-                  <m:e>
-                    <m:r>
-                      <m:t xml:space="preserve">⋯</m:t>
-                    </m:r>
-                  </m:e>
-                  <m:e>
-                    <m:r>
-                      <m:t xml:space="preserve">0</m:t>
-                    </m:r>
-                  </m:e>
-                </m:mr>
-                <m:mr>
-                  <m:e>
-                    <m:r>
-                      <m:t xml:space="preserve">⋮</m:t>
-                    </m:r>
-                  </m:e>
-                  <m:e>
-                    <m:r>
-                      <m:t xml:space="preserve">⋮</m:t>
-                    </m:r>
-                  </m:e>
-                  <m:e>
-                    <m:r>
-                      <m:t xml:space="preserve">⋮</m:t>
-                    </m:r>
-                  </m:e>
-                  <m:e>
-                    <m:r>
-                      <m:t xml:space="preserve">⋮</m:t>
-                    </m:r>
-                  </m:e>
-                  <m:e>
-                    <m:r>
-                      <m:t xml:space="preserve">⋮</m:t>
-                    </m:r>
-                  </m:e>
-                  <m:e>
-                    <m:r>
-                      <m:t xml:space="preserve">⋱</m:t>
-                    </m:r>
-                  </m:e>
-                  <m:e>
-                    <m:r>
-                      <m:t xml:space="preserve">⋮</m:t>
-                    </m:r>
-                  </m:e>
-                  <m:e>
-                    <m:r>
-                      <m:t xml:space="preserve">⋮</m:t>
-                    </m:r>
-                  </m:e>
-                  <m:e>
-                    <m:r>
-                      <m:t xml:space="preserve">⋮</m:t>
-                    </m:r>
-                  </m:e>
-                  <m:e>
-                    <m:r>
-                      <m:t xml:space="preserve">⋮</m:t>
-                    </m:r>
-                  </m:e>
-                  <m:e>
-                    <m:r>
-                      <m:t xml:space="preserve">⋮</m:t>
-                    </m:r>
-                  </m:e>
-                </m:mr>
-                <m:mr>
-                  <m:e>
-                    <m:r>
-                      <m:t xml:space="preserve">0</m:t>
-                    </m:r>
-                  </m:e>
-                  <m:e>
-                    <m:r>
-                      <m:t xml:space="preserve">⋯</m:t>
-                    </m:r>
-                  </m:e>
-                  <m:e>
-                    <m:r>
-                      <m:t xml:space="preserve">0</m:t>
-                    </m:r>
-                  </m:e>
-                  <m:e>
-                    <m:r>
-                      <m:t xml:space="preserve">0</m:t>
-                    </m:r>
-                  </m:e>
-                  <m:e>
-                    <m:r>
-                      <m:t xml:space="preserve">0</m:t>
-                    </m:r>
-                  </m:e>
-                  <m:e>
-                    <m:r>
-                      <m:t xml:space="preserve">⋯</m:t>
-                    </m:r>
-                  </m:e>
-                  <m:e>
-                    <m:r>
-                      <m:t xml:space="preserve">1</m:t>
-                    </m:r>
-                  </m:e>
-                  <m:e>
-                    <m:r>
-                      <m:t xml:space="preserve">0</m:t>
-                    </m:r>
-                  </m:e>
-                  <m:e>
-                    <m:r>
-                      <m:t xml:space="preserve">0</m:t>
-                    </m:r>
-                  </m:e>
-                  <m:e>
-                    <m:r>
-                      <m:t xml:space="preserve">⋯</m:t>
-                    </m:r>
-                  </m:e>
-                  <m:e>
-                    <m:r>
-                      <m:t xml:space="preserve">0</m:t>
-                    </m:r>
-                  </m:e>
-                </m:mr>
-                <m:mr>
-                  <m:e>
-                    <m:r>
-                      <m:t xml:space="preserve">0</m:t>
-                    </m:r>
-                  </m:e>
-                  <m:e>
-                    <m:r>
-                      <m:t xml:space="preserve">⋯</m:t>
-                    </m:r>
-                  </m:e>
-                  <m:e>
-                    <m:r>
-                      <m:t xml:space="preserve">0</m:t>
-                    </m:r>
-                  </m:e>
-                  <m:e>
-                    <m:r>
-                      <m:t xml:space="preserve">s</m:t>
-                    </m:r>
-                  </m:e>
-                  <m:e>
-                    <m:r>
-                      <m:t xml:space="preserve">0</m:t>
-                    </m:r>
-                  </m:e>
-                  <m:e>
-                    <m:r>
-                      <m:t xml:space="preserve">⋯</m:t>
-                    </m:r>
-                  </m:e>
-                  <m:e>
-                    <m:r>
-                      <m:t xml:space="preserve">0</m:t>
-                    </m:r>
-                  </m:e>
-                  <m:e>
-                    <m:r>
-                      <m:t xml:space="preserve">c</m:t>
-                    </m:r>
-                  </m:e>
-                  <m:e>
-                    <m:r>
-                      <m:t xml:space="preserve">0</m:t>
-                    </m:r>
-                  </m:e>
-                  <m:e>
-                    <m:r>
-                      <m:t xml:space="preserve">⋯</m:t>
-                    </m:r>
-                  </m:e>
-                  <m:e>
-                    <m:r>
-                      <m:t xml:space="preserve">0</m:t>
-                    </m:r>
-                  </m:e>
-                </m:mr>
-                <m:mr>
-                  <m:e>
-                    <m:r>
-                      <m:t xml:space="preserve">0</m:t>
-                    </m:r>
-                  </m:e>
-                  <m:e>
-                    <m:r>
-                      <m:t xml:space="preserve">⋯</m:t>
-                    </m:r>
-                  </m:e>
-                  <m:e>
-                    <m:r>
-                      <m:t xml:space="preserve">0</m:t>
-                    </m:r>
-                  </m:e>
-                  <m:e>
-                    <m:r>
-                      <m:t xml:space="preserve">0</m:t>
-                    </m:r>
-                  </m:e>
-                  <m:e>
-                    <m:r>
-                      <m:t xml:space="preserve">0</m:t>
-                    </m:r>
-                  </m:e>
-                  <m:e>
-                    <m:r>
-                      <m:t xml:space="preserve">⋯</m:t>
-                    </m:r>
-                  </m:e>
-                  <m:e>
-                    <m:r>
-                      <m:t xml:space="preserve">0</m:t>
-                    </m:r>
-                  </m:e>
-                  <m:e>
-                    <m:r>
-                      <m:t xml:space="preserve">0</m:t>
-                    </m:r>
-                  </m:e>
-                  <m:e>
-                    <m:r>
-                      <m:t xml:space="preserve">1</m:t>
-                    </m:r>
-                  </m:e>
-                  <m:e>
-                    <m:r>
-                      <m:t xml:space="preserve">⋯</m:t>
-                    </m:r>
-                  </m:e>
-                  <m:e>
-                    <m:r>
-                      <m:t xml:space="preserve">0</m:t>
-                    </m:r>
-                  </m:e>
-                </m:mr>
-                <m:mr>
-                  <m:e>
-                    <m:r>
-                      <m:t xml:space="preserve">⋮</m:t>
-                    </m:r>
-                  </m:e>
-                  <m:e>
-                    <m:r>
-                      <m:t xml:space="preserve">⋮</m:t>
-                    </m:r>
-                  </m:e>
-                  <m:e>
-                    <m:r>
-                      <m:t xml:space="preserve">⋮</m:t>
-                    </m:r>
-                  </m:e>
-                  <m:e>
-                    <m:r>
-                      <m:t xml:space="preserve">⋮</m:t>
-                    </m:r>
-                  </m:e>
-                  <m:e>
-                    <m:r>
-                      <m:t xml:space="preserve">⋮</m:t>
-                    </m:r>
-                  </m:e>
-                  <m:e>
-                    <m:r>
-                      <m:t xml:space="preserve">⋮</m:t>
-                    </m:r>
-                  </m:e>
-                  <m:e>
-                    <m:r>
-                      <m:t xml:space="preserve">⋮</m:t>
-                    </m:r>
-                  </m:e>
-                  <m:e>
-                    <m:r>
-                      <m:t xml:space="preserve">⋮</m:t>
-                    </m:r>
-                  </m:e>
-                  <m:e>
-                    <m:r>
-                      <m:t xml:space="preserve">⋮</m:t>
-                    </m:r>
-                  </m:e>
-                  <m:e>
-                    <m:r>
-                      <m:t xml:space="preserve">⋱</m:t>
-                    </m:r>
-                  </m:e>
-                  <m:e>
-                    <m:r>
-                      <m:t xml:space="preserve">⋮</m:t>
-                    </m:r>
-                  </m:e>
-                </m:mr>
-                <m:mr>
-                  <m:e>
-                    <m:r>
-                      <m:t xml:space="preserve">0</m:t>
-                    </m:r>
-                  </m:e>
-                  <m:e>
-                    <m:r>
-                      <m:t xml:space="preserve">⋯</m:t>
-                    </m:r>
-                  </m:e>
-                  <m:e>
-                    <m:r>
-                      <m:t xml:space="preserve">0</m:t>
-                    </m:r>
-                  </m:e>
-                  <m:e>
-                    <m:r>
-                      <m:t xml:space="preserve">0</m:t>
-                    </m:r>
-                  </m:e>
-                  <m:e>
-                    <m:r>
-                      <m:t xml:space="preserve">0</m:t>
-                    </m:r>
-                  </m:e>
-                  <m:e>
-                    <m:r>
-                      <m:t xml:space="preserve">⋯</m:t>
-                    </m:r>
-                  </m:e>
-                  <m:e>
-                    <m:r>
-                      <m:t xml:space="preserve">0</m:t>
-                    </m:r>
-                  </m:e>
-                  <m:e>
-                    <m:r>
-                      <m:t xml:space="preserve">0</m:t>
-                    </m:r>
-                  </m:e>
-                  <m:e>
-                    <m:r>
-                      <m:t xml:space="preserve">0</m:t>
-                    </m:r>
-                  </m:e>
-                  <m:e>
-                    <m:r>
-                      <m:t xml:space="preserve">⋯</m:t>
-                    </m:r>
-                  </m:e>
-                  <m:e>
-                    <m:r>
-                      <m:t xml:space="preserve">1</m:t>
-                    </m:r>
-                  </m:e>
-                </m:mr>
-              </m:m>
-            </m:e>
-          </m:d>
-        </m:oMath>
-      </m:oMathPara>
+        <w:drawing>
+          <wp:inline distT="0" distB="0" distL="0" distR="0">
+            <wp:extent cx="6120765" cy="1734820"/>
+            <wp:effectExtent l="0" t="0" r="0" b="0"/>
+            <wp:docPr id="2" name="Изображение1" descr="" title=""/>
+            <wp:cNvGraphicFramePr>
+              <a:graphicFrameLocks xmlns:a="http://schemas.openxmlformats.org/drawingml/2006/main" noChangeAspect="1"/>
+            </wp:cNvGraphicFramePr>
+            <a:graphic xmlns:a="http://schemas.openxmlformats.org/drawingml/2006/main">
+              <a:graphicData uri="http://schemas.openxmlformats.org/drawingml/2006/picture">
+                <pic:pic xmlns:pic="http://schemas.openxmlformats.org/drawingml/2006/picture">
+                  <pic:nvPicPr>
+                    <pic:cNvPr id="2" name="Изображение1" descr="" title=""/>
+                    <pic:cNvPicPr>
+                      <a:picLocks noChangeAspect="1" noChangeArrowheads="1"/>
+                    </pic:cNvPicPr>
+                  </pic:nvPicPr>
+                  <pic:blipFill>
+                    <a:blip r:embed="rId3"/>
+                    <a:stretch>
+                      <a:fillRect/>
+                    </a:stretch>
+                  </pic:blipFill>
+                  <pic:spPr bwMode="auto">
+                    <a:xfrm>
+                      <a:off x="0" y="0"/>
+                      <a:ext cx="6120765" cy="1734820"/>
+                    </a:xfrm>
+                    <a:prstGeom prst="rect">
+                      <a:avLst/>
+                    </a:prstGeom>
+                    <a:noFill/>
+                  </pic:spPr>
+                </pic:pic>
+              </a:graphicData>
+            </a:graphic>
+          </wp:inline>
+        </w:drawing>
+      </w:r>
     </w:p>
     <w:p>
       <w:pPr>
@@ -14084,6 +7086,7 @@
           <w:dstrike w:val="false"/>
           <w:position w:val="0"/>
           <w:sz w:val="24"/>
+          <w:sz w:val="24"/>
           <w:u w:val="none"/>
           <w:effect w:val="none"/>
           <w:shd w:fill="auto" w:val="clear"/>
@@ -14289,37 +7292,7 @@
           <w:effect w:val="none"/>
           <w:shd w:fill="auto" w:val="clear"/>
         </w:rPr>
-        <w:t xml:space="preserve">Небольшой выигрыш по ускорению </w:t>
-      </w:r>
-      <w:r>
-        <w:rPr>
-          <w:rFonts w:ascii="Times New Roman;serif" w:hAnsi="Times New Roman;serif"/>
-          <w:b w:val="false"/>
-          <w:i w:val="false"/>
-          <w:caps w:val="false"/>
-          <w:smallCaps w:val="false"/>
-          <w:strike w:val="false"/>
-          <w:dstrike w:val="false"/>
-          <w:u w:val="none"/>
-          <w:effect w:val="none"/>
-          <w:shd w:fill="auto" w:val="clear"/>
-        </w:rPr>
-        <w:t>может дать</w:t>
-      </w:r>
-      <w:r>
-        <w:rPr>
-          <w:rFonts w:ascii="Times New Roman;serif" w:hAnsi="Times New Roman;serif"/>
-          <w:b w:val="false"/>
-          <w:i w:val="false"/>
-          <w:caps w:val="false"/>
-          <w:smallCaps w:val="false"/>
-          <w:strike w:val="false"/>
-          <w:dstrike w:val="false"/>
-          <w:u w:val="none"/>
-          <w:effect w:val="none"/>
-          <w:shd w:fill="auto" w:val="clear"/>
-        </w:rPr>
-        <w:t xml:space="preserve"> совместное попарное хранение элементов Q и R благодаря оптимизации доступа к памяти. При использовании отдельных контейнеров для Q и R в нынешней реализации с вложенными циклами происходит нарушение локальности данных, при параллельном доступе к Q и R возникают множественные кэш-промахи.</w:t>
+        <w:t>Небольшой выигрыш по ускорению может дать совместное попарное хранение элементов Q и R благодаря оптимизации доступа к памяти. При использовании отдельных контейнеров для Q и R в нынешней реализации с вложенными циклами происходит нарушение локальности данных, при параллельном доступе к Q и R возникают множественные кэш-промахи.</w:t>
       </w:r>
     </w:p>
     <w:p>
@@ -25732,8 +18705,8 @@
       <w:tblGrid>
         <w:gridCol w:w="2409"/>
         <w:gridCol w:w="2410"/>
-        <w:gridCol w:w="2410"/>
-        <w:gridCol w:w="2409"/>
+        <w:gridCol w:w="2411"/>
+        <w:gridCol w:w="2408"/>
       </w:tblGrid>
       <w:tr>
         <w:trPr/>
@@ -25748,7 +18721,7 @@
           </w:tcPr>
           <w:p>
             <w:pPr>
-              <w:pStyle w:val="Style20"/>
+              <w:pStyle w:val="user9"/>
               <w:widowControl/>
               <w:bidi w:val="0"/>
               <w:spacing w:lineRule="auto" w:line="288" w:before="0" w:after="200"/>
@@ -25800,7 +18773,7 @@
           </w:tcPr>
           <w:p>
             <w:pPr>
-              <w:pStyle w:val="Style20"/>
+              <w:pStyle w:val="user9"/>
               <w:widowControl/>
               <w:bidi w:val="0"/>
               <w:spacing w:lineRule="auto" w:line="288" w:before="0" w:after="200"/>
@@ -25843,7 +18816,7 @@
         </w:tc>
         <w:tc>
           <w:tcPr>
-            <w:tcW w:w="2410" w:type="dxa"/>
+            <w:tcW w:w="2411" w:type="dxa"/>
             <w:tcBorders>
               <w:top w:val="single" w:sz="4" w:space="0" w:color="000000"/>
               <w:start w:val="single" w:sz="4" w:space="0" w:color="000000"/>
@@ -25852,7 +18825,7 @@
           </w:tcPr>
           <w:p>
             <w:pPr>
-              <w:pStyle w:val="Style20"/>
+              <w:pStyle w:val="user9"/>
               <w:widowControl/>
               <w:bidi w:val="0"/>
               <w:spacing w:lineRule="auto" w:line="288" w:before="0" w:after="200"/>
@@ -25895,7 +18868,7 @@
         </w:tc>
         <w:tc>
           <w:tcPr>
-            <w:tcW w:w="2409" w:type="dxa"/>
+            <w:tcW w:w="2408" w:type="dxa"/>
             <w:tcBorders>
               <w:top w:val="single" w:sz="4" w:space="0" w:color="000000"/>
               <w:start w:val="single" w:sz="4" w:space="0" w:color="000000"/>
@@ -25905,7 +18878,7 @@
           </w:tcPr>
           <w:p>
             <w:pPr>
-              <w:pStyle w:val="Style20"/>
+              <w:pStyle w:val="user9"/>
               <w:widowControl/>
               <w:bidi w:val="0"/>
               <w:spacing w:lineRule="auto" w:line="288" w:before="0" w:after="200"/>
@@ -25959,7 +18932,7 @@
           </w:tcPr>
           <w:p>
             <w:pPr>
-              <w:pStyle w:val="Style20"/>
+              <w:pStyle w:val="user9"/>
               <w:widowControl/>
               <w:bidi w:val="0"/>
               <w:spacing w:lineRule="auto" w:line="288" w:before="0" w:after="200"/>
@@ -26010,7 +18983,7 @@
           </w:tcPr>
           <w:p>
             <w:pPr>
-              <w:pStyle w:val="Style20"/>
+              <w:pStyle w:val="user9"/>
               <w:widowControl/>
               <w:bidi w:val="0"/>
               <w:spacing w:lineRule="auto" w:line="288" w:before="0" w:after="200"/>
@@ -26053,7 +19026,7 @@
         </w:tc>
         <w:tc>
           <w:tcPr>
-            <w:tcW w:w="2410" w:type="dxa"/>
+            <w:tcW w:w="2411" w:type="dxa"/>
             <w:tcBorders>
               <w:start w:val="single" w:sz="4" w:space="0" w:color="000000"/>
               <w:bottom w:val="single" w:sz="4" w:space="0" w:color="000000"/>
@@ -26061,7 +19034,7 @@
           </w:tcPr>
           <w:p>
             <w:pPr>
-              <w:pStyle w:val="Style20"/>
+              <w:pStyle w:val="user9"/>
               <w:widowControl/>
               <w:bidi w:val="0"/>
               <w:spacing w:lineRule="auto" w:line="288" w:before="0" w:after="200"/>
@@ -26104,7 +19077,7 @@
         </w:tc>
         <w:tc>
           <w:tcPr>
-            <w:tcW w:w="2409" w:type="dxa"/>
+            <w:tcW w:w="2408" w:type="dxa"/>
             <w:tcBorders>
               <w:start w:val="single" w:sz="4" w:space="0" w:color="000000"/>
               <w:bottom w:val="single" w:sz="4" w:space="0" w:color="000000"/>
@@ -26113,7 +19086,7 @@
           </w:tcPr>
           <w:p>
             <w:pPr>
-              <w:pStyle w:val="Style20"/>
+              <w:pStyle w:val="user9"/>
               <w:widowControl/>
               <w:bidi w:val="0"/>
               <w:spacing w:lineRule="auto" w:line="288" w:before="0" w:after="200"/>
@@ -26167,7 +19140,7 @@
           </w:tcPr>
           <w:p>
             <w:pPr>
-              <w:pStyle w:val="Style20"/>
+              <w:pStyle w:val="user9"/>
               <w:widowControl/>
               <w:bidi w:val="0"/>
               <w:spacing w:lineRule="auto" w:line="288" w:before="0" w:after="200"/>
@@ -26260,7 +19233,7 @@
         </w:tc>
         <w:tc>
           <w:tcPr>
-            <w:tcW w:w="2410" w:type="dxa"/>
+            <w:tcW w:w="2411" w:type="dxa"/>
             <w:tcBorders>
               <w:start w:val="single" w:sz="4" w:space="0" w:color="000000"/>
               <w:bottom w:val="single" w:sz="4" w:space="0" w:color="000000"/>
@@ -26311,7 +19284,7 @@
         </w:tc>
         <w:tc>
           <w:tcPr>
-            <w:tcW w:w="2409" w:type="dxa"/>
+            <w:tcW w:w="2408" w:type="dxa"/>
             <w:tcBorders>
               <w:start w:val="single" w:sz="4" w:space="0" w:color="000000"/>
               <w:bottom w:val="single" w:sz="4" w:space="0" w:color="000000"/>
@@ -26373,7 +19346,7 @@
           </w:tcPr>
           <w:p>
             <w:pPr>
-              <w:pStyle w:val="Style20"/>
+              <w:pStyle w:val="user9"/>
               <w:widowControl/>
               <w:bidi w:val="0"/>
               <w:spacing w:lineRule="auto" w:line="288" w:before="0" w:after="200"/>
@@ -26455,7 +19428,7 @@
         </w:tc>
         <w:tc>
           <w:tcPr>
-            <w:tcW w:w="2410" w:type="dxa"/>
+            <w:tcW w:w="2411" w:type="dxa"/>
             <w:tcBorders>
               <w:start w:val="single" w:sz="4" w:space="0" w:color="000000"/>
               <w:bottom w:val="single" w:sz="4" w:space="0" w:color="000000"/>
@@ -26505,7 +19478,7 @@
         </w:tc>
         <w:tc>
           <w:tcPr>
-            <w:tcW w:w="2409" w:type="dxa"/>
+            <w:tcW w:w="2408" w:type="dxa"/>
             <w:tcBorders>
               <w:start w:val="single" w:sz="4" w:space="0" w:color="000000"/>
               <w:bottom w:val="single" w:sz="4" w:space="0" w:color="000000"/>
@@ -26567,7 +19540,7 @@
           </w:tcPr>
           <w:p>
             <w:pPr>
-              <w:pStyle w:val="Style20"/>
+              <w:pStyle w:val="user9"/>
               <w:widowControl/>
               <w:bidi w:val="0"/>
               <w:spacing w:lineRule="auto" w:line="288" w:before="0" w:after="200"/>
@@ -26649,7 +19622,7 @@
         </w:tc>
         <w:tc>
           <w:tcPr>
-            <w:tcW w:w="2410" w:type="dxa"/>
+            <w:tcW w:w="2411" w:type="dxa"/>
             <w:tcBorders>
               <w:start w:val="single" w:sz="4" w:space="0" w:color="000000"/>
               <w:bottom w:val="single" w:sz="4" w:space="0" w:color="000000"/>
@@ -26699,7 +19672,7 @@
         </w:tc>
         <w:tc>
           <w:tcPr>
-            <w:tcW w:w="2409" w:type="dxa"/>
+            <w:tcW w:w="2408" w:type="dxa"/>
             <w:tcBorders>
               <w:start w:val="single" w:sz="4" w:space="0" w:color="000000"/>
               <w:bottom w:val="single" w:sz="4" w:space="0" w:color="000000"/>
@@ -26761,7 +19734,7 @@
           </w:tcPr>
           <w:p>
             <w:pPr>
-              <w:pStyle w:val="Style20"/>
+              <w:pStyle w:val="user9"/>
               <w:widowControl/>
               <w:bidi w:val="0"/>
               <w:spacing w:lineRule="auto" w:line="288" w:before="0" w:after="200"/>
@@ -26854,7 +19827,7 @@
         </w:tc>
         <w:tc>
           <w:tcPr>
-            <w:tcW w:w="2410" w:type="dxa"/>
+            <w:tcW w:w="2411" w:type="dxa"/>
             <w:tcBorders>
               <w:start w:val="single" w:sz="4" w:space="0" w:color="000000"/>
               <w:bottom w:val="single" w:sz="4" w:space="0" w:color="000000"/>
@@ -26904,7 +19877,7 @@
         </w:tc>
         <w:tc>
           <w:tcPr>
-            <w:tcW w:w="2409" w:type="dxa"/>
+            <w:tcW w:w="2408" w:type="dxa"/>
             <w:tcBorders>
               <w:start w:val="single" w:sz="4" w:space="0" w:color="000000"/>
               <w:bottom w:val="single" w:sz="4" w:space="0" w:color="000000"/>
@@ -26966,7 +19939,7 @@
           </w:tcPr>
           <w:p>
             <w:pPr>
-              <w:pStyle w:val="Style20"/>
+              <w:pStyle w:val="user9"/>
               <w:widowControl/>
               <w:bidi w:val="0"/>
               <w:spacing w:lineRule="auto" w:line="288" w:before="0" w:after="200"/>
@@ -27059,7 +20032,7 @@
         </w:tc>
         <w:tc>
           <w:tcPr>
-            <w:tcW w:w="2410" w:type="dxa"/>
+            <w:tcW w:w="2411" w:type="dxa"/>
             <w:tcBorders>
               <w:start w:val="single" w:sz="4" w:space="0" w:color="000000"/>
               <w:bottom w:val="single" w:sz="4" w:space="0" w:color="000000"/>
@@ -27109,7 +20082,7 @@
         </w:tc>
         <w:tc>
           <w:tcPr>
-            <w:tcW w:w="2409" w:type="dxa"/>
+            <w:tcW w:w="2408" w:type="dxa"/>
             <w:tcBorders>
               <w:start w:val="single" w:sz="4" w:space="0" w:color="000000"/>
               <w:bottom w:val="single" w:sz="4" w:space="0" w:color="000000"/>
@@ -27171,7 +20144,7 @@
           </w:tcPr>
           <w:p>
             <w:pPr>
-              <w:pStyle w:val="Style20"/>
+              <w:pStyle w:val="user9"/>
               <w:widowControl/>
               <w:bidi w:val="0"/>
               <w:spacing w:lineRule="auto" w:line="288" w:before="0" w:after="200"/>
@@ -27264,7 +20237,7 @@
         </w:tc>
         <w:tc>
           <w:tcPr>
-            <w:tcW w:w="2410" w:type="dxa"/>
+            <w:tcW w:w="2411" w:type="dxa"/>
             <w:tcBorders>
               <w:start w:val="single" w:sz="4" w:space="0" w:color="000000"/>
               <w:bottom w:val="single" w:sz="4" w:space="0" w:color="000000"/>
@@ -27314,7 +20287,7 @@
         </w:tc>
         <w:tc>
           <w:tcPr>
-            <w:tcW w:w="2409" w:type="dxa"/>
+            <w:tcW w:w="2408" w:type="dxa"/>
             <w:tcBorders>
               <w:start w:val="single" w:sz="4" w:space="0" w:color="000000"/>
               <w:bottom w:val="single" w:sz="4" w:space="0" w:color="000000"/>
@@ -27376,7 +20349,7 @@
           </w:tcPr>
           <w:p>
             <w:pPr>
-              <w:pStyle w:val="Style20"/>
+              <w:pStyle w:val="user9"/>
               <w:widowControl/>
               <w:bidi w:val="0"/>
               <w:spacing w:lineRule="auto" w:line="288" w:before="0" w:after="200"/>
@@ -27469,7 +20442,7 @@
         </w:tc>
         <w:tc>
           <w:tcPr>
-            <w:tcW w:w="2410" w:type="dxa"/>
+            <w:tcW w:w="2411" w:type="dxa"/>
             <w:tcBorders>
               <w:start w:val="single" w:sz="4" w:space="0" w:color="000000"/>
               <w:bottom w:val="single" w:sz="4" w:space="0" w:color="000000"/>
@@ -27519,7 +20492,7 @@
         </w:tc>
         <w:tc>
           <w:tcPr>
-            <w:tcW w:w="2409" w:type="dxa"/>
+            <w:tcW w:w="2408" w:type="dxa"/>
             <w:tcBorders>
               <w:start w:val="single" w:sz="4" w:space="0" w:color="000000"/>
               <w:bottom w:val="single" w:sz="4" w:space="0" w:color="000000"/>
@@ -27581,7 +20554,7 @@
           </w:tcPr>
           <w:p>
             <w:pPr>
-              <w:pStyle w:val="Style20"/>
+              <w:pStyle w:val="user9"/>
               <w:widowControl/>
               <w:bidi w:val="0"/>
               <w:spacing w:lineRule="auto" w:line="288" w:before="0" w:after="200"/>
@@ -27663,7 +20636,7 @@
         </w:tc>
         <w:tc>
           <w:tcPr>
-            <w:tcW w:w="2410" w:type="dxa"/>
+            <w:tcW w:w="2411" w:type="dxa"/>
             <w:tcBorders>
               <w:start w:val="single" w:sz="4" w:space="0" w:color="000000"/>
               <w:bottom w:val="single" w:sz="4" w:space="0" w:color="000000"/>
@@ -27713,7 +20686,7 @@
         </w:tc>
         <w:tc>
           <w:tcPr>
-            <w:tcW w:w="2409" w:type="dxa"/>
+            <w:tcW w:w="2408" w:type="dxa"/>
             <w:tcBorders>
               <w:start w:val="single" w:sz="4" w:space="0" w:color="000000"/>
               <w:bottom w:val="single" w:sz="4" w:space="0" w:color="000000"/>
@@ -27722,7 +20695,7 @@
           </w:tcPr>
           <w:p>
             <w:pPr>
-              <w:pStyle w:val="Style20"/>
+              <w:pStyle w:val="user9"/>
               <w:widowControl/>
               <w:bidi w:val="0"/>
               <w:spacing w:lineRule="auto" w:line="288" w:before="0" w:after="200"/>
@@ -27776,7 +20749,7 @@
           </w:tcPr>
           <w:p>
             <w:pPr>
-              <w:pStyle w:val="Style20"/>
+              <w:pStyle w:val="user9"/>
               <w:widowControl/>
               <w:bidi w:val="0"/>
               <w:spacing w:lineRule="auto" w:line="288" w:before="0" w:after="200"/>
@@ -27827,7 +20800,7 @@
           </w:tcPr>
           <w:p>
             <w:pPr>
-              <w:pStyle w:val="Style20"/>
+              <w:pStyle w:val="user9"/>
               <w:widowControl/>
               <w:bidi w:val="0"/>
               <w:spacing w:lineRule="auto" w:line="288" w:before="0" w:after="200"/>
@@ -27870,7 +20843,7 @@
         </w:tc>
         <w:tc>
           <w:tcPr>
-            <w:tcW w:w="2410" w:type="dxa"/>
+            <w:tcW w:w="2411" w:type="dxa"/>
             <w:tcBorders>
               <w:start w:val="single" w:sz="4" w:space="0" w:color="000000"/>
               <w:bottom w:val="single" w:sz="4" w:space="0" w:color="000000"/>
@@ -27878,7 +20851,7 @@
           </w:tcPr>
           <w:p>
             <w:pPr>
-              <w:pStyle w:val="Style20"/>
+              <w:pStyle w:val="user9"/>
               <w:widowControl/>
               <w:bidi w:val="0"/>
               <w:spacing w:lineRule="auto" w:line="288" w:before="0" w:after="200"/>
@@ -27921,7 +20894,7 @@
         </w:tc>
         <w:tc>
           <w:tcPr>
-            <w:tcW w:w="2409" w:type="dxa"/>
+            <w:tcW w:w="2408" w:type="dxa"/>
             <w:tcBorders>
               <w:start w:val="single" w:sz="4" w:space="0" w:color="000000"/>
               <w:bottom w:val="single" w:sz="4" w:space="0" w:color="000000"/>
@@ -27930,7 +20903,7 @@
           </w:tcPr>
           <w:p>
             <w:pPr>
-              <w:pStyle w:val="Style20"/>
+              <w:pStyle w:val="user9"/>
               <w:widowControl/>
               <w:bidi w:val="0"/>
               <w:spacing w:lineRule="auto" w:line="288" w:before="0" w:after="200"/>
@@ -27984,7 +20957,7 @@
           </w:tcPr>
           <w:p>
             <w:pPr>
-              <w:pStyle w:val="Style20"/>
+              <w:pStyle w:val="user9"/>
               <w:widowControl/>
               <w:bidi w:val="0"/>
               <w:spacing w:lineRule="auto" w:line="288" w:before="0" w:after="200"/>
@@ -28035,7 +21008,7 @@
           </w:tcPr>
           <w:p>
             <w:pPr>
-              <w:pStyle w:val="Style20"/>
+              <w:pStyle w:val="user9"/>
               <w:widowControl/>
               <w:bidi w:val="0"/>
               <w:spacing w:lineRule="auto" w:line="288" w:before="0" w:after="200"/>
@@ -28078,7 +21051,7 @@
         </w:tc>
         <w:tc>
           <w:tcPr>
-            <w:tcW w:w="2410" w:type="dxa"/>
+            <w:tcW w:w="2411" w:type="dxa"/>
             <w:tcBorders>
               <w:start w:val="single" w:sz="4" w:space="0" w:color="000000"/>
               <w:bottom w:val="single" w:sz="4" w:space="0" w:color="000000"/>
@@ -28086,7 +21059,7 @@
           </w:tcPr>
           <w:p>
             <w:pPr>
-              <w:pStyle w:val="Style20"/>
+              <w:pStyle w:val="user9"/>
               <w:widowControl/>
               <w:bidi w:val="0"/>
               <w:spacing w:lineRule="auto" w:line="288" w:before="0" w:after="200"/>
@@ -28129,7 +21102,7 @@
         </w:tc>
         <w:tc>
           <w:tcPr>
-            <w:tcW w:w="2409" w:type="dxa"/>
+            <w:tcW w:w="2408" w:type="dxa"/>
             <w:tcBorders>
               <w:start w:val="single" w:sz="4" w:space="0" w:color="000000"/>
               <w:bottom w:val="single" w:sz="4" w:space="0" w:color="000000"/>
@@ -28138,7 +21111,7 @@
           </w:tcPr>
           <w:p>
             <w:pPr>
-              <w:pStyle w:val="Style20"/>
+              <w:pStyle w:val="user9"/>
               <w:widowControl/>
               <w:bidi w:val="0"/>
               <w:spacing w:lineRule="auto" w:line="288" w:before="0" w:after="200"/>
@@ -28192,7 +21165,7 @@
           </w:tcPr>
           <w:p>
             <w:pPr>
-              <w:pStyle w:val="Style20"/>
+              <w:pStyle w:val="user9"/>
               <w:widowControl/>
               <w:bidi w:val="0"/>
               <w:spacing w:lineRule="auto" w:line="288" w:before="0" w:after="200"/>
@@ -28243,7 +21216,7 @@
           </w:tcPr>
           <w:p>
             <w:pPr>
-              <w:pStyle w:val="Style20"/>
+              <w:pStyle w:val="user9"/>
               <w:widowControl/>
               <w:bidi w:val="0"/>
               <w:spacing w:lineRule="auto" w:line="288" w:before="0" w:after="200"/>
@@ -28286,7 +21259,7 @@
         </w:tc>
         <w:tc>
           <w:tcPr>
-            <w:tcW w:w="2410" w:type="dxa"/>
+            <w:tcW w:w="2411" w:type="dxa"/>
             <w:tcBorders>
               <w:start w:val="single" w:sz="4" w:space="0" w:color="000000"/>
               <w:bottom w:val="single" w:sz="4" w:space="0" w:color="000000"/>
@@ -28294,7 +21267,7 @@
           </w:tcPr>
           <w:p>
             <w:pPr>
-              <w:pStyle w:val="Style20"/>
+              <w:pStyle w:val="user9"/>
               <w:widowControl/>
               <w:bidi w:val="0"/>
               <w:spacing w:lineRule="auto" w:line="288" w:before="0" w:after="200"/>
@@ -28337,7 +21310,7 @@
         </w:tc>
         <w:tc>
           <w:tcPr>
-            <w:tcW w:w="2409" w:type="dxa"/>
+            <w:tcW w:w="2408" w:type="dxa"/>
             <w:tcBorders>
               <w:start w:val="single" w:sz="4" w:space="0" w:color="000000"/>
               <w:bottom w:val="single" w:sz="4" w:space="0" w:color="000000"/>
@@ -28346,7 +21319,7 @@
           </w:tcPr>
           <w:p>
             <w:pPr>
-              <w:pStyle w:val="Style20"/>
+              <w:pStyle w:val="user9"/>
               <w:widowControl/>
               <w:bidi w:val="0"/>
               <w:spacing w:lineRule="auto" w:line="288" w:before="0" w:after="200"/>
@@ -30359,7 +23332,7 @@
           </w:tcPr>
           <w:p>
             <w:pPr>
-              <w:pStyle w:val="Style20"/>
+              <w:pStyle w:val="user9"/>
               <w:widowControl/>
               <w:bidi w:val="0"/>
               <w:spacing w:lineRule="auto" w:line="288" w:before="0" w:after="200"/>
@@ -30411,7 +23384,7 @@
           </w:tcPr>
           <w:p>
             <w:pPr>
-              <w:pStyle w:val="Style20"/>
+              <w:pStyle w:val="user9"/>
               <w:widowControl/>
               <w:bidi w:val="0"/>
               <w:spacing w:lineRule="auto" w:line="288" w:before="0" w:after="200"/>
@@ -30463,7 +23436,7 @@
           </w:tcPr>
           <w:p>
             <w:pPr>
-              <w:pStyle w:val="Style20"/>
+              <w:pStyle w:val="user9"/>
               <w:widowControl/>
               <w:bidi w:val="0"/>
               <w:spacing w:lineRule="auto" w:line="288" w:before="0" w:after="200"/>
@@ -30516,7 +23489,7 @@
           </w:tcPr>
           <w:p>
             <w:pPr>
-              <w:pStyle w:val="Style20"/>
+              <w:pStyle w:val="user9"/>
               <w:widowControl/>
               <w:bidi w:val="0"/>
               <w:spacing w:lineRule="auto" w:line="288" w:before="0" w:after="200"/>
@@ -30570,7 +23543,7 @@
           </w:tcPr>
           <w:p>
             <w:pPr>
-              <w:pStyle w:val="Style20"/>
+              <w:pStyle w:val="user9"/>
               <w:widowControl/>
               <w:bidi w:val="0"/>
               <w:spacing w:lineRule="auto" w:line="288" w:before="0" w:after="200"/>
@@ -30621,7 +23594,7 @@
           </w:tcPr>
           <w:p>
             <w:pPr>
-              <w:pStyle w:val="Style20"/>
+              <w:pStyle w:val="user9"/>
               <w:widowControl/>
               <w:bidi w:val="0"/>
               <w:spacing w:lineRule="auto" w:line="288" w:before="0" w:after="200"/>
@@ -30672,7 +23645,7 @@
           </w:tcPr>
           <w:p>
             <w:pPr>
-              <w:pStyle w:val="Style20"/>
+              <w:pStyle w:val="user9"/>
               <w:widowControl/>
               <w:bidi w:val="0"/>
               <w:spacing w:lineRule="auto" w:line="288" w:before="0" w:after="200"/>
@@ -30724,7 +23697,7 @@
           </w:tcPr>
           <w:p>
             <w:pPr>
-              <w:pStyle w:val="Style20"/>
+              <w:pStyle w:val="user9"/>
               <w:widowControl/>
               <w:bidi w:val="0"/>
               <w:spacing w:lineRule="auto" w:line="288" w:before="0" w:after="200"/>
@@ -30778,7 +23751,7 @@
           </w:tcPr>
           <w:p>
             <w:pPr>
-              <w:pStyle w:val="Style20"/>
+              <w:pStyle w:val="user9"/>
               <w:widowControl/>
               <w:bidi w:val="0"/>
               <w:spacing w:lineRule="auto" w:line="288" w:before="0" w:after="200"/>
@@ -30829,7 +23802,7 @@
           </w:tcPr>
           <w:p>
             <w:pPr>
-              <w:pStyle w:val="Style20"/>
+              <w:pStyle w:val="user9"/>
               <w:widowControl/>
               <w:bidi w:val="0"/>
               <w:spacing w:lineRule="auto" w:line="288" w:before="0" w:after="200"/>
@@ -30880,7 +23853,7 @@
           </w:tcPr>
           <w:p>
             <w:pPr>
-              <w:pStyle w:val="Style20"/>
+              <w:pStyle w:val="user9"/>
               <w:widowControl/>
               <w:bidi w:val="0"/>
               <w:spacing w:lineRule="auto" w:line="288" w:before="0" w:after="200"/>
@@ -30932,7 +23905,7 @@
           </w:tcPr>
           <w:p>
             <w:pPr>
-              <w:pStyle w:val="Style20"/>
+              <w:pStyle w:val="user9"/>
               <w:widowControl/>
               <w:bidi w:val="0"/>
               <w:spacing w:lineRule="auto" w:line="288" w:before="0" w:after="200"/>
@@ -30986,7 +23959,7 @@
           </w:tcPr>
           <w:p>
             <w:pPr>
-              <w:pStyle w:val="Style20"/>
+              <w:pStyle w:val="user9"/>
               <w:widowControl/>
               <w:bidi w:val="0"/>
               <w:spacing w:lineRule="auto" w:line="288" w:before="0" w:after="200"/>
@@ -31037,7 +24010,7 @@
           </w:tcPr>
           <w:p>
             <w:pPr>
-              <w:pStyle w:val="Style20"/>
+              <w:pStyle w:val="user9"/>
               <w:widowControl/>
               <w:bidi w:val="0"/>
               <w:spacing w:lineRule="auto" w:line="288" w:before="0" w:after="200"/>
@@ -31088,7 +24061,7 @@
           </w:tcPr>
           <w:p>
             <w:pPr>
-              <w:pStyle w:val="Style20"/>
+              <w:pStyle w:val="user9"/>
               <w:widowControl/>
               <w:bidi w:val="0"/>
               <w:spacing w:lineRule="auto" w:line="288" w:before="0" w:after="200"/>
@@ -31140,7 +24113,7 @@
           </w:tcPr>
           <w:p>
             <w:pPr>
-              <w:pStyle w:val="Style20"/>
+              <w:pStyle w:val="user9"/>
               <w:widowControl/>
               <w:bidi w:val="0"/>
               <w:spacing w:lineRule="auto" w:line="288" w:before="0" w:after="200"/>
@@ -31194,7 +24167,7 @@
           </w:tcPr>
           <w:p>
             <w:pPr>
-              <w:pStyle w:val="Style20"/>
+              <w:pStyle w:val="user9"/>
               <w:widowControl/>
               <w:bidi w:val="0"/>
               <w:spacing w:lineRule="auto" w:line="288" w:before="0" w:after="200"/>
@@ -31245,7 +24218,7 @@
           </w:tcPr>
           <w:p>
             <w:pPr>
-              <w:pStyle w:val="Style20"/>
+              <w:pStyle w:val="user9"/>
               <w:widowControl/>
               <w:bidi w:val="0"/>
               <w:spacing w:lineRule="auto" w:line="288" w:before="0" w:after="200"/>
@@ -31296,7 +24269,7 @@
           </w:tcPr>
           <w:p>
             <w:pPr>
-              <w:pStyle w:val="Style20"/>
+              <w:pStyle w:val="user9"/>
               <w:widowControl/>
               <w:bidi w:val="0"/>
               <w:spacing w:lineRule="auto" w:line="288" w:before="0" w:after="200"/>
@@ -31348,7 +24321,7 @@
           </w:tcPr>
           <w:p>
             <w:pPr>
-              <w:pStyle w:val="Style20"/>
+              <w:pStyle w:val="user9"/>
               <w:widowControl/>
               <w:bidi w:val="0"/>
               <w:spacing w:lineRule="auto" w:line="288" w:before="0" w:after="200"/>
@@ -31402,7 +24375,7 @@
           </w:tcPr>
           <w:p>
             <w:pPr>
-              <w:pStyle w:val="Style20"/>
+              <w:pStyle w:val="user9"/>
               <w:widowControl/>
               <w:bidi w:val="0"/>
               <w:spacing w:lineRule="auto" w:line="288" w:before="0" w:after="200"/>
@@ -31453,7 +24426,7 @@
           </w:tcPr>
           <w:p>
             <w:pPr>
-              <w:pStyle w:val="Style20"/>
+              <w:pStyle w:val="user9"/>
               <w:widowControl/>
               <w:bidi w:val="0"/>
               <w:spacing w:lineRule="auto" w:line="288" w:before="0" w:after="200"/>
@@ -31504,7 +24477,7 @@
           </w:tcPr>
           <w:p>
             <w:pPr>
-              <w:pStyle w:val="Style20"/>
+              <w:pStyle w:val="user9"/>
               <w:widowControl/>
               <w:bidi w:val="0"/>
               <w:spacing w:lineRule="auto" w:line="288" w:before="0" w:after="200"/>
@@ -31556,7 +24529,7 @@
           </w:tcPr>
           <w:p>
             <w:pPr>
-              <w:pStyle w:val="Style20"/>
+              <w:pStyle w:val="user9"/>
               <w:widowControl/>
               <w:bidi w:val="0"/>
               <w:spacing w:lineRule="auto" w:line="288" w:before="0" w:after="200"/>
@@ -31610,7 +24583,7 @@
           </w:tcPr>
           <w:p>
             <w:pPr>
-              <w:pStyle w:val="Style20"/>
+              <w:pStyle w:val="user9"/>
               <w:widowControl/>
               <w:bidi w:val="0"/>
               <w:spacing w:lineRule="auto" w:line="288" w:before="0" w:after="200"/>
@@ -31661,7 +24634,7 @@
           </w:tcPr>
           <w:p>
             <w:pPr>
-              <w:pStyle w:val="Style20"/>
+              <w:pStyle w:val="user9"/>
               <w:widowControl/>
               <w:bidi w:val="0"/>
               <w:spacing w:lineRule="auto" w:line="288" w:before="0" w:after="200"/>
@@ -31712,7 +24685,7 @@
           </w:tcPr>
           <w:p>
             <w:pPr>
-              <w:pStyle w:val="Style20"/>
+              <w:pStyle w:val="user9"/>
               <w:widowControl/>
               <w:bidi w:val="0"/>
               <w:spacing w:lineRule="auto" w:line="288" w:before="0" w:after="200"/>
@@ -31764,7 +24737,7 @@
           </w:tcPr>
           <w:p>
             <w:pPr>
-              <w:pStyle w:val="Style20"/>
+              <w:pStyle w:val="user9"/>
               <w:widowControl/>
               <w:bidi w:val="0"/>
               <w:spacing w:lineRule="auto" w:line="288" w:before="0" w:after="200"/>
@@ -31818,7 +24791,7 @@
           </w:tcPr>
           <w:p>
             <w:pPr>
-              <w:pStyle w:val="Style20"/>
+              <w:pStyle w:val="user9"/>
               <w:widowControl/>
               <w:bidi w:val="0"/>
               <w:spacing w:lineRule="auto" w:line="288" w:before="0" w:after="200"/>
@@ -31869,7 +24842,7 @@
           </w:tcPr>
           <w:p>
             <w:pPr>
-              <w:pStyle w:val="Style20"/>
+              <w:pStyle w:val="user9"/>
               <w:widowControl/>
               <w:bidi w:val="0"/>
               <w:spacing w:lineRule="auto" w:line="288" w:before="0" w:after="200"/>
@@ -31920,7 +24893,7 @@
           </w:tcPr>
           <w:p>
             <w:pPr>
-              <w:pStyle w:val="Style20"/>
+              <w:pStyle w:val="user9"/>
               <w:widowControl/>
               <w:bidi w:val="0"/>
               <w:spacing w:lineRule="auto" w:line="288" w:before="0" w:after="200"/>
@@ -31972,7 +24945,7 @@
           </w:tcPr>
           <w:p>
             <w:pPr>
-              <w:pStyle w:val="Style20"/>
+              <w:pStyle w:val="user9"/>
               <w:widowControl/>
               <w:bidi w:val="0"/>
               <w:spacing w:lineRule="auto" w:line="288" w:before="0" w:after="200"/>
@@ -32026,7 +24999,7 @@
           </w:tcPr>
           <w:p>
             <w:pPr>
-              <w:pStyle w:val="Style20"/>
+              <w:pStyle w:val="user9"/>
               <w:widowControl/>
               <w:bidi w:val="0"/>
               <w:spacing w:lineRule="auto" w:line="288" w:before="0" w:after="200"/>
@@ -32077,7 +25050,7 @@
           </w:tcPr>
           <w:p>
             <w:pPr>
-              <w:pStyle w:val="Style20"/>
+              <w:pStyle w:val="user9"/>
               <w:widowControl/>
               <w:bidi w:val="0"/>
               <w:spacing w:lineRule="auto" w:line="288" w:before="0" w:after="200"/>
@@ -32128,7 +25101,7 @@
           </w:tcPr>
           <w:p>
             <w:pPr>
-              <w:pStyle w:val="Style20"/>
+              <w:pStyle w:val="user9"/>
               <w:widowControl/>
               <w:bidi w:val="0"/>
               <w:spacing w:lineRule="auto" w:line="288" w:before="0" w:after="200"/>
@@ -32180,7 +25153,7 @@
           </w:tcPr>
           <w:p>
             <w:pPr>
-              <w:pStyle w:val="Style20"/>
+              <w:pStyle w:val="user9"/>
               <w:widowControl/>
               <w:bidi w:val="0"/>
               <w:spacing w:lineRule="auto" w:line="288" w:before="0" w:after="200"/>
@@ -32234,7 +25207,7 @@
           </w:tcPr>
           <w:p>
             <w:pPr>
-              <w:pStyle w:val="Style20"/>
+              <w:pStyle w:val="user9"/>
               <w:widowControl/>
               <w:bidi w:val="0"/>
               <w:spacing w:lineRule="auto" w:line="288" w:before="0" w:after="200"/>
@@ -32285,7 +25258,7 @@
           </w:tcPr>
           <w:p>
             <w:pPr>
-              <w:pStyle w:val="Style20"/>
+              <w:pStyle w:val="user9"/>
               <w:widowControl/>
               <w:bidi w:val="0"/>
               <w:spacing w:lineRule="auto" w:line="288" w:before="0" w:after="200"/>
@@ -32336,7 +25309,7 @@
           </w:tcPr>
           <w:p>
             <w:pPr>
-              <w:pStyle w:val="Style20"/>
+              <w:pStyle w:val="user9"/>
               <w:widowControl/>
               <w:bidi w:val="0"/>
               <w:spacing w:lineRule="auto" w:line="288" w:before="0" w:after="200"/>
@@ -32388,7 +25361,7 @@
           </w:tcPr>
           <w:p>
             <w:pPr>
-              <w:pStyle w:val="Style20"/>
+              <w:pStyle w:val="user9"/>
               <w:widowControl/>
               <w:bidi w:val="0"/>
               <w:spacing w:lineRule="auto" w:line="288" w:before="0" w:after="200"/>
@@ -32442,7 +25415,7 @@
           </w:tcPr>
           <w:p>
             <w:pPr>
-              <w:pStyle w:val="Style20"/>
+              <w:pStyle w:val="user9"/>
               <w:widowControl/>
               <w:bidi w:val="0"/>
               <w:spacing w:lineRule="auto" w:line="288" w:before="0" w:after="200"/>
@@ -32493,7 +25466,7 @@
           </w:tcPr>
           <w:p>
             <w:pPr>
-              <w:pStyle w:val="Style20"/>
+              <w:pStyle w:val="user9"/>
               <w:widowControl/>
               <w:bidi w:val="0"/>
               <w:spacing w:lineRule="auto" w:line="288" w:before="0" w:after="200"/>
@@ -32544,7 +25517,7 @@
           </w:tcPr>
           <w:p>
             <w:pPr>
-              <w:pStyle w:val="Style20"/>
+              <w:pStyle w:val="user9"/>
               <w:widowControl/>
               <w:bidi w:val="0"/>
               <w:spacing w:lineRule="auto" w:line="288" w:before="0" w:after="200"/>
@@ -32596,7 +25569,7 @@
           </w:tcPr>
           <w:p>
             <w:pPr>
-              <w:pStyle w:val="Style20"/>
+              <w:pStyle w:val="user9"/>
               <w:widowControl/>
               <w:bidi w:val="0"/>
               <w:spacing w:lineRule="auto" w:line="288" w:before="0" w:after="200"/>
@@ -32650,7 +25623,7 @@
           </w:tcPr>
           <w:p>
             <w:pPr>
-              <w:pStyle w:val="Style20"/>
+              <w:pStyle w:val="user9"/>
               <w:widowControl/>
               <w:bidi w:val="0"/>
               <w:spacing w:lineRule="auto" w:line="288" w:before="0" w:after="200"/>
@@ -32701,7 +25674,7 @@
           </w:tcPr>
           <w:p>
             <w:pPr>
-              <w:pStyle w:val="Style20"/>
+              <w:pStyle w:val="user9"/>
               <w:widowControl/>
               <w:bidi w:val="0"/>
               <w:spacing w:lineRule="auto" w:line="288" w:before="0" w:after="200"/>
@@ -32752,7 +25725,7 @@
           </w:tcPr>
           <w:p>
             <w:pPr>
-              <w:pStyle w:val="Style20"/>
+              <w:pStyle w:val="user9"/>
               <w:widowControl/>
               <w:bidi w:val="0"/>
               <w:spacing w:lineRule="auto" w:line="288" w:before="0" w:after="200"/>
@@ -32804,7 +25777,7 @@
           </w:tcPr>
           <w:p>
             <w:pPr>
-              <w:pStyle w:val="Style20"/>
+              <w:pStyle w:val="user9"/>
               <w:widowControl/>
               <w:bidi w:val="0"/>
               <w:spacing w:lineRule="auto" w:line="288" w:before="0" w:after="200"/>
@@ -32858,7 +25831,7 @@
           </w:tcPr>
           <w:p>
             <w:pPr>
-              <w:pStyle w:val="Style20"/>
+              <w:pStyle w:val="user9"/>
               <w:widowControl/>
               <w:bidi w:val="0"/>
               <w:spacing w:lineRule="auto" w:line="288" w:before="0" w:after="200"/>
@@ -32909,7 +25882,7 @@
           </w:tcPr>
           <w:p>
             <w:pPr>
-              <w:pStyle w:val="Style20"/>
+              <w:pStyle w:val="user9"/>
               <w:widowControl/>
               <w:bidi w:val="0"/>
               <w:spacing w:lineRule="auto" w:line="288" w:before="0" w:after="200"/>
@@ -32960,7 +25933,7 @@
           </w:tcPr>
           <w:p>
             <w:pPr>
-              <w:pStyle w:val="Style20"/>
+              <w:pStyle w:val="user9"/>
               <w:widowControl/>
               <w:bidi w:val="0"/>
               <w:spacing w:lineRule="auto" w:line="288" w:before="0" w:after="200"/>
@@ -33012,7 +25985,7 @@
           </w:tcPr>
           <w:p>
             <w:pPr>
-              <w:pStyle w:val="Style20"/>
+              <w:pStyle w:val="user9"/>
               <w:widowControl/>
               <w:bidi w:val="0"/>
               <w:spacing w:lineRule="auto" w:line="288" w:before="0" w:after="200"/>
@@ -33274,7 +26247,7 @@
           </w:tcPr>
           <w:p>
             <w:pPr>
-              <w:pStyle w:val="Style20"/>
+              <w:pStyle w:val="user9"/>
               <w:widowControl/>
               <w:bidi w:val="0"/>
               <w:spacing w:lineRule="auto" w:line="288" w:before="0" w:after="200"/>
@@ -33326,7 +26299,7 @@
           </w:tcPr>
           <w:p>
             <w:pPr>
-              <w:pStyle w:val="Style20"/>
+              <w:pStyle w:val="user9"/>
               <w:widowControl/>
               <w:bidi w:val="0"/>
               <w:spacing w:lineRule="auto" w:line="288" w:before="0" w:after="200"/>
@@ -33378,7 +26351,7 @@
           </w:tcPr>
           <w:p>
             <w:pPr>
-              <w:pStyle w:val="Style20"/>
+              <w:pStyle w:val="user9"/>
               <w:widowControl/>
               <w:bidi w:val="0"/>
               <w:spacing w:lineRule="auto" w:line="288" w:before="0" w:after="200"/>
@@ -33431,7 +26404,7 @@
           </w:tcPr>
           <w:p>
             <w:pPr>
-              <w:pStyle w:val="Style20"/>
+              <w:pStyle w:val="user9"/>
               <w:widowControl/>
               <w:bidi w:val="0"/>
               <w:spacing w:lineRule="auto" w:line="288" w:before="0" w:after="200"/>
@@ -33485,7 +26458,7 @@
           </w:tcPr>
           <w:p>
             <w:pPr>
-              <w:pStyle w:val="Style20"/>
+              <w:pStyle w:val="user9"/>
               <w:widowControl/>
               <w:bidi w:val="0"/>
               <w:spacing w:lineRule="auto" w:line="288" w:before="0" w:after="200"/>
@@ -33536,7 +26509,7 @@
           </w:tcPr>
           <w:p>
             <w:pPr>
-              <w:pStyle w:val="Style20"/>
+              <w:pStyle w:val="user9"/>
               <w:widowControl/>
               <w:bidi w:val="0"/>
               <w:spacing w:lineRule="auto" w:line="288" w:before="0" w:after="200"/>
@@ -33587,7 +26560,7 @@
           </w:tcPr>
           <w:p>
             <w:pPr>
-              <w:pStyle w:val="Style20"/>
+              <w:pStyle w:val="user9"/>
               <w:widowControl/>
               <w:bidi w:val="0"/>
               <w:spacing w:lineRule="auto" w:line="288" w:before="0" w:after="200"/>
@@ -33639,7 +26612,7 @@
           </w:tcPr>
           <w:p>
             <w:pPr>
-              <w:pStyle w:val="Style20"/>
+              <w:pStyle w:val="user9"/>
               <w:widowControl/>
               <w:bidi w:val="0"/>
               <w:spacing w:lineRule="auto" w:line="288" w:before="0" w:after="200"/>
@@ -33693,7 +26666,7 @@
           </w:tcPr>
           <w:p>
             <w:pPr>
-              <w:pStyle w:val="Style20"/>
+              <w:pStyle w:val="user9"/>
               <w:widowControl/>
               <w:bidi w:val="0"/>
               <w:spacing w:lineRule="auto" w:line="288" w:before="0" w:after="200"/>
@@ -33744,7 +26717,7 @@
           </w:tcPr>
           <w:p>
             <w:pPr>
-              <w:pStyle w:val="Style20"/>
+              <w:pStyle w:val="user9"/>
               <w:widowControl/>
               <w:bidi w:val="0"/>
               <w:spacing w:lineRule="auto" w:line="288" w:before="0" w:after="200"/>
@@ -33795,7 +26768,7 @@
           </w:tcPr>
           <w:p>
             <w:pPr>
-              <w:pStyle w:val="Style20"/>
+              <w:pStyle w:val="user9"/>
               <w:widowControl/>
               <w:bidi w:val="0"/>
               <w:spacing w:lineRule="auto" w:line="288" w:before="0" w:after="200"/>
@@ -33847,7 +26820,7 @@
           </w:tcPr>
           <w:p>
             <w:pPr>
-              <w:pStyle w:val="Style20"/>
+              <w:pStyle w:val="user9"/>
               <w:widowControl/>
               <w:bidi w:val="0"/>
               <w:spacing w:lineRule="auto" w:line="288" w:before="0" w:after="200"/>
@@ -33901,7 +26874,7 @@
           </w:tcPr>
           <w:p>
             <w:pPr>
-              <w:pStyle w:val="Style20"/>
+              <w:pStyle w:val="user9"/>
               <w:widowControl/>
               <w:bidi w:val="0"/>
               <w:spacing w:lineRule="auto" w:line="288" w:before="0" w:after="200"/>
@@ -33952,7 +26925,7 @@
           </w:tcPr>
           <w:p>
             <w:pPr>
-              <w:pStyle w:val="Style20"/>
+              <w:pStyle w:val="user9"/>
               <w:widowControl/>
               <w:bidi w:val="0"/>
               <w:spacing w:lineRule="auto" w:line="288" w:before="0" w:after="200"/>
@@ -34003,7 +26976,7 @@
           </w:tcPr>
           <w:p>
             <w:pPr>
-              <w:pStyle w:val="Style20"/>
+              <w:pStyle w:val="user9"/>
               <w:widowControl/>
               <w:bidi w:val="0"/>
               <w:spacing w:lineRule="auto" w:line="288" w:before="0" w:after="200"/>
@@ -34055,7 +27028,7 @@
           </w:tcPr>
           <w:p>
             <w:pPr>
-              <w:pStyle w:val="Style20"/>
+              <w:pStyle w:val="user9"/>
               <w:widowControl/>
               <w:bidi w:val="0"/>
               <w:spacing w:lineRule="auto" w:line="288" w:before="0" w:after="200"/>
@@ -34109,7 +27082,7 @@
           </w:tcPr>
           <w:p>
             <w:pPr>
-              <w:pStyle w:val="Style20"/>
+              <w:pStyle w:val="user9"/>
               <w:widowControl/>
               <w:bidi w:val="0"/>
               <w:spacing w:lineRule="auto" w:line="288" w:before="0" w:after="200"/>
@@ -34160,7 +27133,7 @@
           </w:tcPr>
           <w:p>
             <w:pPr>
-              <w:pStyle w:val="Style20"/>
+              <w:pStyle w:val="user9"/>
               <w:widowControl/>
               <w:bidi w:val="0"/>
               <w:spacing w:lineRule="auto" w:line="288" w:before="0" w:after="200"/>
@@ -34211,7 +27184,7 @@
           </w:tcPr>
           <w:p>
             <w:pPr>
-              <w:pStyle w:val="Style20"/>
+              <w:pStyle w:val="user9"/>
               <w:widowControl/>
               <w:bidi w:val="0"/>
               <w:spacing w:lineRule="auto" w:line="288" w:before="0" w:after="200"/>
@@ -34263,7 +27236,7 @@
           </w:tcPr>
           <w:p>
             <w:pPr>
-              <w:pStyle w:val="Style20"/>
+              <w:pStyle w:val="user9"/>
               <w:widowControl/>
               <w:bidi w:val="0"/>
               <w:spacing w:lineRule="auto" w:line="288" w:before="0" w:after="200"/>
@@ -34317,7 +27290,7 @@
           </w:tcPr>
           <w:p>
             <w:pPr>
-              <w:pStyle w:val="Style20"/>
+              <w:pStyle w:val="user9"/>
               <w:widowControl/>
               <w:bidi w:val="0"/>
               <w:spacing w:lineRule="auto" w:line="288" w:before="0" w:after="200"/>
@@ -34368,7 +27341,7 @@
           </w:tcPr>
           <w:p>
             <w:pPr>
-              <w:pStyle w:val="Style20"/>
+              <w:pStyle w:val="user9"/>
               <w:widowControl/>
               <w:bidi w:val="0"/>
               <w:spacing w:lineRule="auto" w:line="288" w:before="0" w:after="200"/>
@@ -34406,7 +27379,7 @@
           </w:tcPr>
           <w:p>
             <w:pPr>
-              <w:pStyle w:val="Style20"/>
+              <w:pStyle w:val="user9"/>
               <w:widowControl/>
               <w:bidi w:val="0"/>
               <w:spacing w:lineRule="auto" w:line="288" w:before="0" w:after="200"/>
@@ -34458,7 +27431,7 @@
           </w:tcPr>
           <w:p>
             <w:pPr>
-              <w:pStyle w:val="Style20"/>
+              <w:pStyle w:val="user9"/>
               <w:widowControl/>
               <w:bidi w:val="0"/>
               <w:spacing w:lineRule="auto" w:line="288" w:before="0" w:after="200"/>
@@ -34512,7 +27485,7 @@
           </w:tcPr>
           <w:p>
             <w:pPr>
-              <w:pStyle w:val="Style20"/>
+              <w:pStyle w:val="user9"/>
               <w:widowControl/>
               <w:bidi w:val="0"/>
               <w:spacing w:lineRule="auto" w:line="288" w:before="0" w:after="200"/>
@@ -34563,7 +27536,7 @@
           </w:tcPr>
           <w:p>
             <w:pPr>
-              <w:pStyle w:val="Style20"/>
+              <w:pStyle w:val="user9"/>
               <w:widowControl/>
               <w:bidi w:val="0"/>
               <w:spacing w:lineRule="auto" w:line="288" w:before="0" w:after="200"/>
@@ -34614,7 +27587,7 @@
           </w:tcPr>
           <w:p>
             <w:pPr>
-              <w:pStyle w:val="Style20"/>
+              <w:pStyle w:val="user9"/>
               <w:widowControl/>
               <w:bidi w:val="0"/>
               <w:spacing w:lineRule="auto" w:line="288" w:before="0" w:after="200"/>
@@ -34666,7 +27639,7 @@
           </w:tcPr>
           <w:p>
             <w:pPr>
-              <w:pStyle w:val="Style20"/>
+              <w:pStyle w:val="user9"/>
               <w:widowControl/>
               <w:bidi w:val="0"/>
               <w:spacing w:lineRule="auto" w:line="288" w:before="0" w:after="200"/>
@@ -34720,7 +27693,7 @@
           </w:tcPr>
           <w:p>
             <w:pPr>
-              <w:pStyle w:val="Style20"/>
+              <w:pStyle w:val="user9"/>
               <w:widowControl/>
               <w:bidi w:val="0"/>
               <w:spacing w:lineRule="auto" w:line="288" w:before="0" w:after="200"/>
@@ -34771,7 +27744,7 @@
           </w:tcPr>
           <w:p>
             <w:pPr>
-              <w:pStyle w:val="Style20"/>
+              <w:pStyle w:val="user9"/>
               <w:widowControl/>
               <w:bidi w:val="0"/>
               <w:spacing w:lineRule="auto" w:line="288" w:before="0" w:after="200"/>
@@ -34822,7 +27795,7 @@
           </w:tcPr>
           <w:p>
             <w:pPr>
-              <w:pStyle w:val="Style20"/>
+              <w:pStyle w:val="user9"/>
               <w:widowControl/>
               <w:bidi w:val="0"/>
               <w:spacing w:lineRule="auto" w:line="288" w:before="0" w:after="200"/>
@@ -34891,7 +27864,7 @@
           </w:tcPr>
           <w:p>
             <w:pPr>
-              <w:pStyle w:val="Style20"/>
+              <w:pStyle w:val="user9"/>
               <w:widowControl/>
               <w:bidi w:val="0"/>
               <w:spacing w:lineRule="auto" w:line="288" w:before="0" w:after="200"/>
@@ -34945,7 +27918,7 @@
           </w:tcPr>
           <w:p>
             <w:pPr>
-              <w:pStyle w:val="Style20"/>
+              <w:pStyle w:val="user9"/>
               <w:widowControl/>
               <w:bidi w:val="0"/>
               <w:spacing w:lineRule="auto" w:line="288" w:before="0" w:after="200"/>
@@ -34996,7 +27969,7 @@
           </w:tcPr>
           <w:p>
             <w:pPr>
-              <w:pStyle w:val="Style20"/>
+              <w:pStyle w:val="user9"/>
               <w:widowControl/>
               <w:bidi w:val="0"/>
               <w:spacing w:lineRule="auto" w:line="288" w:before="0" w:after="200"/>
@@ -35047,7 +28020,7 @@
           </w:tcPr>
           <w:p>
             <w:pPr>
-              <w:pStyle w:val="Style20"/>
+              <w:pStyle w:val="user9"/>
               <w:widowControl/>
               <w:bidi w:val="0"/>
               <w:spacing w:lineRule="auto" w:line="288" w:before="0" w:after="200"/>
@@ -35099,7 +28072,7 @@
           </w:tcPr>
           <w:p>
             <w:pPr>
-              <w:pStyle w:val="Style20"/>
+              <w:pStyle w:val="user9"/>
               <w:widowControl/>
               <w:bidi w:val="0"/>
               <w:spacing w:lineRule="auto" w:line="288" w:before="0" w:after="200"/>
@@ -35153,7 +28126,7 @@
           </w:tcPr>
           <w:p>
             <w:pPr>
-              <w:pStyle w:val="Style20"/>
+              <w:pStyle w:val="user9"/>
               <w:widowControl/>
               <w:bidi w:val="0"/>
               <w:spacing w:lineRule="auto" w:line="288" w:before="0" w:after="200"/>
@@ -35204,7 +28177,7 @@
           </w:tcPr>
           <w:p>
             <w:pPr>
-              <w:pStyle w:val="Style20"/>
+              <w:pStyle w:val="user9"/>
               <w:widowControl/>
               <w:bidi w:val="0"/>
               <w:spacing w:lineRule="auto" w:line="288" w:before="0" w:after="200"/>
@@ -35255,7 +28228,7 @@
           </w:tcPr>
           <w:p>
             <w:pPr>
-              <w:pStyle w:val="Style20"/>
+              <w:pStyle w:val="user9"/>
               <w:widowControl/>
               <w:bidi w:val="0"/>
               <w:spacing w:lineRule="auto" w:line="288" w:before="0" w:after="200"/>
@@ -35307,7 +28280,7 @@
           </w:tcPr>
           <w:p>
             <w:pPr>
-              <w:pStyle w:val="Style20"/>
+              <w:pStyle w:val="user9"/>
               <w:widowControl/>
               <w:bidi w:val="0"/>
               <w:spacing w:lineRule="auto" w:line="288" w:before="0" w:after="200"/>
@@ -35361,7 +28334,7 @@
           </w:tcPr>
           <w:p>
             <w:pPr>
-              <w:pStyle w:val="Style20"/>
+              <w:pStyle w:val="user9"/>
               <w:widowControl/>
               <w:bidi w:val="0"/>
               <w:spacing w:lineRule="auto" w:line="288" w:before="0" w:after="200"/>
@@ -35412,7 +28385,7 @@
           </w:tcPr>
           <w:p>
             <w:pPr>
-              <w:pStyle w:val="Style20"/>
+              <w:pStyle w:val="user9"/>
               <w:widowControl/>
               <w:bidi w:val="0"/>
               <w:spacing w:lineRule="auto" w:line="288" w:before="0" w:after="200"/>
@@ -35463,7 +28436,7 @@
           </w:tcPr>
           <w:p>
             <w:pPr>
-              <w:pStyle w:val="Style20"/>
+              <w:pStyle w:val="user9"/>
               <w:widowControl/>
               <w:bidi w:val="0"/>
               <w:spacing w:lineRule="auto" w:line="288" w:before="0" w:after="200"/>
@@ -35515,7 +28488,7 @@
           </w:tcPr>
           <w:p>
             <w:pPr>
-              <w:pStyle w:val="Style20"/>
+              <w:pStyle w:val="user9"/>
               <w:widowControl/>
               <w:bidi w:val="0"/>
               <w:spacing w:lineRule="auto" w:line="288" w:before="0" w:after="200"/>
@@ -35569,7 +28542,7 @@
           </w:tcPr>
           <w:p>
             <w:pPr>
-              <w:pStyle w:val="Style20"/>
+              <w:pStyle w:val="user9"/>
               <w:widowControl/>
               <w:bidi w:val="0"/>
               <w:spacing w:lineRule="auto" w:line="288" w:before="0" w:after="200"/>
@@ -35620,7 +28593,7 @@
           </w:tcPr>
           <w:p>
             <w:pPr>
-              <w:pStyle w:val="Style20"/>
+              <w:pStyle w:val="user9"/>
               <w:widowControl/>
               <w:bidi w:val="0"/>
               <w:spacing w:lineRule="auto" w:line="288" w:before="0" w:after="200"/>
@@ -35671,7 +28644,7 @@
           </w:tcPr>
           <w:p>
             <w:pPr>
-              <w:pStyle w:val="Style20"/>
+              <w:pStyle w:val="user9"/>
               <w:widowControl/>
               <w:bidi w:val="0"/>
               <w:spacing w:lineRule="auto" w:line="288" w:before="0" w:after="200"/>
@@ -35723,7 +28696,7 @@
           </w:tcPr>
           <w:p>
             <w:pPr>
-              <w:pStyle w:val="Style20"/>
+              <w:pStyle w:val="user9"/>
               <w:widowControl/>
               <w:bidi w:val="0"/>
               <w:spacing w:lineRule="auto" w:line="288" w:before="0" w:after="200"/>
@@ -35777,7 +28750,7 @@
           </w:tcPr>
           <w:p>
             <w:pPr>
-              <w:pStyle w:val="Style20"/>
+              <w:pStyle w:val="user9"/>
               <w:widowControl/>
               <w:bidi w:val="0"/>
               <w:spacing w:lineRule="auto" w:line="288" w:before="0" w:after="200"/>
@@ -35828,7 +28801,7 @@
           </w:tcPr>
           <w:p>
             <w:pPr>
-              <w:pStyle w:val="Style20"/>
+              <w:pStyle w:val="user9"/>
               <w:widowControl/>
               <w:bidi w:val="0"/>
               <w:spacing w:lineRule="auto" w:line="288" w:before="0" w:after="200"/>
@@ -35879,7 +28852,7 @@
           </w:tcPr>
           <w:p>
             <w:pPr>
-              <w:pStyle w:val="Style20"/>
+              <w:pStyle w:val="user9"/>
               <w:widowControl/>
               <w:bidi w:val="0"/>
               <w:spacing w:lineRule="auto" w:line="288" w:before="0" w:after="200"/>
@@ -35931,7 +28904,7 @@
           </w:tcPr>
           <w:p>
             <w:pPr>
-              <w:pStyle w:val="Style20"/>
+              <w:pStyle w:val="user9"/>
               <w:widowControl/>
               <w:bidi w:val="0"/>
               <w:spacing w:lineRule="auto" w:line="288" w:before="0" w:after="200"/>
@@ -36230,9 +29203,6 @@
       <w:r>
         <w:rPr/>
       </w:r>
-      <w:r>
-        <w:br w:type="page"/>
-      </w:r>
     </w:p>
     <w:p>
       <w:pPr>
@@ -36291,7 +29261,7 @@
         </w:rPr>
         <w:t>Horn, R. A., Johnson C. R. Matrix analysis: Textbook  / Roger A. Horn, Charles R. Johnson. – 2nd ed.  — Cambridge University Press, 2012. — 561 p. —URL: </w:t>
       </w:r>
-      <w:hyperlink r:id="rId2" w:tgtFrame="_blank">
+      <w:hyperlink r:id="rId4" w:tgtFrame="_blank">
         <w:r>
           <w:rPr>
             <w:rStyle w:val="Hyperlink"/>
@@ -36371,7 +29341,7 @@
         </w:rPr>
         <w:t>Agullo, E. Exploiting a Parametrized Task Graph model for the parallelization of a sparse direct multifrontal solver // Euro-Par 2016: Parallel Processing Workshops, 2017. – P. 175–186. – URL: </w:t>
       </w:r>
-      <w:hyperlink r:id="rId3">
+      <w:hyperlink r:id="rId5">
         <w:r>
           <w:rPr>
             <w:rStyle w:val="Hyperlink"/>
@@ -36420,7 +29390,7 @@
         </w:rPr>
         <w:t>Davis, T. A. Algorithm 915, SuiteSparseQR: Multifrontal multithreaded rank-revealing sparse QR factorization / T. A. Davis // ACM Transactions on Mathematical Software, Vol. 38, No. 1, Article 8, 2011. – P. 1-22. – URL: </w:t>
       </w:r>
-      <w:hyperlink r:id="rId4" w:tgtFrame="_blank">
+      <w:hyperlink r:id="rId6" w:tgtFrame="_blank">
         <w:r>
           <w:rPr>
             <w:rStyle w:val="Hyperlink"/>
@@ -36468,7 +29438,7 @@
         </w:rPr>
         <w:t xml:space="preserve">URL: </w:t>
       </w:r>
-      <w:hyperlink r:id="rId5">
+      <w:hyperlink r:id="rId7">
         <w:r>
           <w:rPr>
             <w:rStyle w:val="Hyperlink"/>
@@ -36514,7 +29484,7 @@
         <w:rPr/>
         <w:t xml:space="preserve">Soliverez, C. E. Orthonormalization on the plane: a geometric approach / C. E. Soliverez, E. Gagliano // Revista Mexicana de Física., 1985. – P. 743–758. – URL: </w:t>
       </w:r>
-      <w:hyperlink r:id="rId6">
+      <w:hyperlink r:id="rId8">
         <w:r>
           <w:rPr>
             <w:rStyle w:val="Hyperlink"/>
@@ -36591,7 +29561,7 @@
         </w:rPr>
         <w:t xml:space="preserve">Фролов, А. В. Сопоставление разных методов решения одной задачи по методике проекта Algowiki / А. В. Фролов, А. С. Антонов, Вл. В. Воеводин, А. М. Теплов // Параллельные вычислительные технологии (ПаВТ'2016), 2016 – С. 347–360. – URL: </w:t>
       </w:r>
-      <w:hyperlink r:id="rId7">
+      <w:hyperlink r:id="rId9">
         <w:r>
           <w:rPr>
             <w:rStyle w:val="Hyperlink"/>
@@ -51885,9 +44855,9 @@
       </w:r>
     </w:p>
     <w:sectPr>
-      <w:footerReference w:type="even" r:id="rId8"/>
-      <w:footerReference w:type="default" r:id="rId9"/>
-      <w:footerReference w:type="first" r:id="rId10"/>
+      <w:footerReference w:type="even" r:id="rId10"/>
+      <w:footerReference w:type="default" r:id="rId11"/>
+      <w:footerReference w:type="first" r:id="rId12"/>
       <w:type w:val="nextPage"/>
       <w:pgSz w:w="11906" w:h="16838"/>
       <w:pgMar w:left="1417" w:right="850" w:gutter="0" w:header="0" w:top="1134" w:footer="1134" w:bottom="1693"/>
@@ -51937,7 +44907,7 @@
     </w:r>
     <w:r>
       <w:rPr/>
-      <w:t>7</w:t>
+      <w:t>33</w:t>
     </w:r>
     <w:r>
       <w:rPr/>
@@ -51971,7 +44941,7 @@
     </w:r>
     <w:r>
       <w:rPr/>
-      <w:t>7</w:t>
+      <w:t>33</w:t>
     </w:r>
     <w:r>
       <w:rPr/>
@@ -53393,13 +46363,13 @@
       <w:szCs w:val="28"/>
     </w:rPr>
   </w:style>
-  <w:style w:type="character" w:styleId="Style11">
-    <w:name w:val="Символ нумерации"/>
+  <w:style w:type="character" w:styleId="user">
+    <w:name w:val="Символ нумерации (user)"/>
     <w:qFormat/>
     <w:rPr/>
   </w:style>
-  <w:style w:type="character" w:styleId="Style12">
-    <w:name w:val="Маркеры"/>
+  <w:style w:type="character" w:styleId="user1">
+    <w:name w:val="Маркеры (user)"/>
     <w:qFormat/>
     <w:rPr>
       <w:rFonts w:ascii="OpenSymbol" w:hAnsi="OpenSymbol" w:eastAsia="OpenSymbol" w:cs="OpenSymbol"/>
@@ -53412,16 +46382,16 @@
       <w:u w:val="single"/>
     </w:rPr>
   </w:style>
-  <w:style w:type="character" w:styleId="Style13">
-    <w:name w:val="Цитата"/>
+  <w:style w:type="character" w:styleId="user2">
+    <w:name w:val="Цитата (user)"/>
     <w:qFormat/>
     <w:rPr>
       <w:i/>
       <w:iCs/>
     </w:rPr>
   </w:style>
-  <w:style w:type="character" w:styleId="Style14">
-    <w:name w:val="Ссылка указателя"/>
+  <w:style w:type="character" w:styleId="user3">
+    <w:name w:val="Ссылка указателя (user)"/>
     <w:qFormat/>
     <w:rPr/>
   </w:style>
@@ -53432,20 +46402,20 @@
       <w:u w:val="single"/>
     </w:rPr>
   </w:style>
-  <w:style w:type="character" w:styleId="user">
-    <w:name w:val="Ссылка указателя (user)"/>
+  <w:style w:type="character" w:styleId="Style11">
+    <w:name w:val="Ссылка указателя"/>
     <w:qFormat/>
     <w:rPr/>
   </w:style>
-  <w:style w:type="character" w:styleId="user1">
-    <w:name w:val="Маркеры (user)"/>
+  <w:style w:type="character" w:styleId="Style12">
+    <w:name w:val="Маркеры"/>
     <w:qFormat/>
     <w:rPr>
       <w:rFonts w:ascii="OpenSymbol" w:hAnsi="OpenSymbol" w:eastAsia="OpenSymbol" w:cs="OpenSymbol"/>
     </w:rPr>
   </w:style>
-  <w:style w:type="character" w:styleId="Style15">
-    <w:name w:val="Исходный текст"/>
+  <w:style w:type="character" w:styleId="user4">
+    <w:name w:val="Исходный текст (user)"/>
     <w:qFormat/>
     <w:rPr>
       <w:rFonts w:ascii="Liberation Mono" w:hAnsi="Liberation Mono" w:eastAsia="NSimSun" w:cs="Liberation Mono"/>
@@ -53459,12 +46429,12 @@
       <w:bCs/>
     </w:rPr>
   </w:style>
-  <w:style w:type="character" w:styleId="user2">
-    <w:name w:val="Символ нумерации (user)"/>
+  <w:style w:type="character" w:styleId="Style13">
+    <w:name w:val="Символ нумерации"/>
     <w:qFormat/>
     <w:rPr/>
   </w:style>
-  <w:style w:type="paragraph" w:styleId="Style16">
+  <w:style w:type="paragraph" w:styleId="Style14">
     <w:name w:val="Заголовок"/>
     <w:basedOn w:val="Normal"/>
     <w:next w:val="BodyText"/>
@@ -53515,7 +46485,7 @@
       <w:szCs w:val="24"/>
     </w:rPr>
   </w:style>
-  <w:style w:type="paragraph" w:styleId="Style17">
+  <w:style w:type="paragraph" w:styleId="Style15">
     <w:name w:val="Указатель"/>
     <w:basedOn w:val="Normal"/>
     <w:qFormat/>
@@ -53526,7 +46496,7 @@
       <w:rFonts w:cs="Arial"/>
     </w:rPr>
   </w:style>
-  <w:style w:type="paragraph" w:styleId="user3">
+  <w:style w:type="paragraph" w:styleId="user5">
     <w:name w:val="Заголовок (user)"/>
     <w:basedOn w:val="Normal"/>
     <w:next w:val="BodyText"/>
@@ -53541,7 +46511,7 @@
       <w:szCs w:val="28"/>
     </w:rPr>
   </w:style>
-  <w:style w:type="paragraph" w:styleId="user4">
+  <w:style w:type="paragraph" w:styleId="user6">
     <w:name w:val="Указатель (user)"/>
     <w:basedOn w:val="Normal"/>
     <w:qFormat/>
@@ -53552,8 +46522,8 @@
       <w:rFonts w:cs="Arial"/>
     </w:rPr>
   </w:style>
-  <w:style w:type="paragraph" w:styleId="Style18">
-    <w:name w:val="Колонтитулы"/>
+  <w:style w:type="paragraph" w:styleId="user7">
+    <w:name w:val="Колонтитулы (user)"/>
     <w:basedOn w:val="Normal"/>
     <w:qFormat/>
     <w:pPr>
@@ -53566,8 +46536,8 @@
     </w:pPr>
     <w:rPr/>
   </w:style>
-  <w:style w:type="paragraph" w:styleId="user5">
-    <w:name w:val="Колонтитулы (user)"/>
+  <w:style w:type="paragraph" w:styleId="Style16">
+    <w:name w:val="Колонтитулы"/>
     <w:basedOn w:val="Normal"/>
     <w:qFormat/>
     <w:pPr/>
@@ -53575,7 +46545,7 @@
   </w:style>
   <w:style w:type="paragraph" w:styleId="Footer">
     <w:name w:val="footer"/>
-    <w:basedOn w:val="Style18"/>
+    <w:basedOn w:val="user7"/>
     <w:pPr>
       <w:suppressLineNumbers/>
     </w:pPr>
@@ -53583,7 +46553,7 @@
   </w:style>
   <w:style w:type="paragraph" w:styleId="Title">
     <w:name w:val="Title"/>
-    <w:basedOn w:val="Style16"/>
+    <w:basedOn w:val="user5"/>
     <w:next w:val="BodyText"/>
     <w:qFormat/>
     <w:pPr>
@@ -53596,15 +46566,15 @@
       <w:szCs w:val="56"/>
     </w:rPr>
   </w:style>
-  <w:style w:type="paragraph" w:styleId="Style19">
-    <w:name w:val="Содержимое врезки"/>
+  <w:style w:type="paragraph" w:styleId="user8">
+    <w:name w:val="Содержимое врезки (user)"/>
     <w:basedOn w:val="Normal"/>
     <w:qFormat/>
     <w:pPr/>
     <w:rPr/>
   </w:style>
-  <w:style w:type="paragraph" w:styleId="Style20">
-    <w:name w:val="Содержимое таблицы"/>
+  <w:style w:type="paragraph" w:styleId="user9">
+    <w:name w:val="Содержимое таблицы (user)"/>
     <w:basedOn w:val="Normal"/>
     <w:qFormat/>
     <w:pPr>
@@ -53613,9 +46583,9 @@
     </w:pPr>
     <w:rPr/>
   </w:style>
-  <w:style w:type="paragraph" w:styleId="Style21">
-    <w:name w:val="Заголовок таблицы"/>
-    <w:basedOn w:val="Style20"/>
+  <w:style w:type="paragraph" w:styleId="user10">
+    <w:name w:val="Заголовок таблицы (user)"/>
+    <w:basedOn w:val="user9"/>
     <w:qFormat/>
     <w:pPr>
       <w:suppressLineNumbers/>
@@ -53628,7 +46598,7 @@
   </w:style>
   <w:style w:type="paragraph" w:styleId="IndexHeading">
     <w:name w:val="index heading"/>
-    <w:basedOn w:val="Style16"/>
+    <w:basedOn w:val="user5"/>
     <w:pPr>
       <w:suppressLineNumbers/>
       <w:ind w:hanging="0" w:start="0"/>
@@ -53657,7 +46627,7 @@
   </w:style>
   <w:style w:type="paragraph" w:styleId="TOC1">
     <w:name w:val="toc 1"/>
-    <w:basedOn w:val="Style17"/>
+    <w:basedOn w:val="user6"/>
     <w:pPr>
       <w:tabs>
         <w:tab w:val="clear" w:pos="709"/>
@@ -53670,15 +46640,15 @@
       <w:rFonts w:ascii="Times New Roman" w:hAnsi="Times New Roman"/>
     </w:rPr>
   </w:style>
-  <w:style w:type="paragraph" w:styleId="user6">
-    <w:name w:val="Содержимое врезки (user)"/>
+  <w:style w:type="paragraph" w:styleId="Style17">
+    <w:name w:val="Содержимое врезки"/>
     <w:basedOn w:val="Normal"/>
     <w:qFormat/>
     <w:pPr/>
     <w:rPr/>
   </w:style>
-  <w:style w:type="paragraph" w:styleId="Style22">
-    <w:name w:val="Текст в заданном формате"/>
+  <w:style w:type="paragraph" w:styleId="user11">
+    <w:name w:val="Текст в заданном формате (user)"/>
     <w:basedOn w:val="Normal"/>
     <w:qFormat/>
     <w:pPr>
@@ -53690,8 +46660,8 @@
       <w:szCs w:val="20"/>
     </w:rPr>
   </w:style>
-  <w:style w:type="paragraph" w:styleId="user7">
-    <w:name w:val="Содержимое таблицы (user)"/>
+  <w:style w:type="paragraph" w:styleId="Style18">
+    <w:name w:val="Содержимое таблицы"/>
     <w:basedOn w:val="Normal"/>
     <w:qFormat/>
     <w:pPr>
@@ -53700,9 +46670,9 @@
     </w:pPr>
     <w:rPr/>
   </w:style>
-  <w:style w:type="paragraph" w:styleId="user8">
-    <w:name w:val="Заголовок таблицы (user)"/>
-    <w:basedOn w:val="user7"/>
+  <w:style w:type="paragraph" w:styleId="Style19">
+    <w:name w:val="Заголовок таблицы"/>
+    <w:basedOn w:val="Style18"/>
     <w:qFormat/>
     <w:pPr>
       <w:suppressLineNumbers/>

--- a/практика_отчёт_4_семестр.docx
+++ b/практика_отчёт_4_семестр.docx
@@ -33,6 +33,426 @@
         <w:t>МИНИСТЕРСТВО ОБРАЗОВАНИЯ И НАУКИ</w:t>
         <w:br/>
         <w:t>РОССИЙСКОЙ ФЕДЕРАЦИИ</w:t>
+      </w:r>
+      <w:r>
+        <mc:AlternateContent>
+          <mc:Choice Requires="wps">
+            <w:drawing>
+              <wp:anchor behindDoc="0" distT="0" distB="0" distL="0" distR="0" simplePos="0" locked="0" layoutInCell="1" allowOverlap="1" relativeHeight="48">
+                <wp:simplePos x="0" y="0"/>
+                <wp:positionH relativeFrom="column">
+                  <wp:posOffset>133350</wp:posOffset>
+                </wp:positionH>
+                <wp:positionV relativeFrom="paragraph">
+                  <wp:posOffset>133350</wp:posOffset>
+                </wp:positionV>
+                <wp:extent cx="266700" cy="266700"/>
+                <wp:effectExtent l="0" t="0" r="0" b="0"/>
+                <wp:wrapNone/>
+                <wp:docPr id="1" name="Врезка26"/>
+                <a:graphic xmlns:a="http://schemas.openxmlformats.org/drawingml/2006/main">
+                  <a:graphicData uri="http://schemas.microsoft.com/office/word/2010/wordprocessingShape">
+                    <wps:wsp>
+                      <wps:cNvSpPr txBox="1"/>
+                      <wps:spPr>
+                        <a:xfrm>
+                          <a:off x="0" y="0"/>
+                          <a:ext cx="266700" cy="266700"/>
+                        </a:xfrm>
+                        <a:prstGeom prst="rect"/>
+                        <a:solidFill>
+                          <a:srgbClr val="FFFFFF"/>
+                        </a:solidFill>
+                        <a:solidFill>
+                          <a:srgbClr val="FFFFFF">
+                            <a:alpha val="0"/>
+                          </a:srgbClr>
+                        </a:solidFill>
+                      </wps:spPr>
+                      <wps:txbx>
+                        <w:txbxContent>
+                          <w:p>
+                            <w:pPr>
+                              <w:pStyle w:val="BodyText"/>
+                              <w:spacing w:before="0" w:after="140"/>
+                              <w:ind w:hanging="0" w:start="660" w:end="660"/>
+                              <w:rPr/>
+                            </w:pPr>
+                            <w:r>
+                              <w:rPr/>
+                            </w:r>
+                          </w:p>
+                        </w:txbxContent>
+                      </wps:txbx>
+                      <wps:bodyPr anchor="t" lIns="0" tIns="0" rIns="0" bIns="0">
+                        <a:noAutofit/>
+                      </wps:bodyPr>
+                    </wps:wsp>
+                  </a:graphicData>
+                </a:graphic>
+              </wp:anchor>
+            </w:drawing>
+          </mc:Choice>
+          <mc:Fallback>
+            <w:pict>
+              <v:rect fillcolor="#FFFFFF" style="position:absolute;rotation:-0;width:21pt;height:21pt;mso-wrap-distance-left:0pt;mso-wrap-distance-right:0pt;mso-wrap-distance-top:0pt;mso-wrap-distance-bottom:0pt;margin-top:10.5pt;mso-position-vertical-relative:text;margin-left:10.5pt;mso-position-horizontal-relative:text">
+                <v:fill opacity="0f"/>
+                <v:textbox inset="0in,0in,0in,0in">
+                  <w:txbxContent>
+                    <w:p>
+                      <w:pPr>
+                        <w:pStyle w:val="BodyText"/>
+                        <w:spacing w:before="0" w:after="140"/>
+                        <w:ind w:hanging="0" w:start="660" w:end="660"/>
+                        <w:rPr/>
+                      </w:pPr>
+                      <w:r>
+                        <w:rPr/>
+                      </w:r>
+                    </w:p>
+                  </w:txbxContent>
+                </v:textbox>
+                <w10:wrap type="none"/>
+              </v:rect>
+            </w:pict>
+          </mc:Fallback>
+        </mc:AlternateContent>
+      </w:r>
+      <w:r>
+        <mc:AlternateContent>
+          <mc:Choice Requires="wps">
+            <w:drawing>
+              <wp:anchor behindDoc="0" distT="0" distB="0" distL="0" distR="0" simplePos="0" locked="0" layoutInCell="1" allowOverlap="1" relativeHeight="49">
+                <wp:simplePos x="0" y="0"/>
+                <wp:positionH relativeFrom="column">
+                  <wp:posOffset>133350</wp:posOffset>
+                </wp:positionH>
+                <wp:positionV relativeFrom="paragraph">
+                  <wp:posOffset>133350</wp:posOffset>
+                </wp:positionV>
+                <wp:extent cx="266700" cy="266700"/>
+                <wp:effectExtent l="0" t="0" r="0" b="0"/>
+                <wp:wrapNone/>
+                <wp:docPr id="2" name="Врезка27"/>
+                <a:graphic xmlns:a="http://schemas.openxmlformats.org/drawingml/2006/main">
+                  <a:graphicData uri="http://schemas.microsoft.com/office/word/2010/wordprocessingShape">
+                    <wps:wsp>
+                      <wps:cNvSpPr txBox="1"/>
+                      <wps:spPr>
+                        <a:xfrm>
+                          <a:off x="0" y="0"/>
+                          <a:ext cx="266700" cy="266700"/>
+                        </a:xfrm>
+                        <a:prstGeom prst="rect"/>
+                        <a:solidFill>
+                          <a:srgbClr val="FFFFFF"/>
+                        </a:solidFill>
+                        <a:solidFill>
+                          <a:srgbClr val="FFFFFF">
+                            <a:alpha val="0"/>
+                          </a:srgbClr>
+                        </a:solidFill>
+                      </wps:spPr>
+                      <wps:txbx>
+                        <w:txbxContent>
+                          <w:p>
+                            <w:pPr>
+                              <w:pStyle w:val="BodyText"/>
+                              <w:spacing w:before="0" w:after="140"/>
+                              <w:ind w:hanging="0" w:start="660" w:end="660"/>
+                              <w:rPr/>
+                            </w:pPr>
+                            <w:r>
+                              <w:rPr/>
+                            </w:r>
+                          </w:p>
+                        </w:txbxContent>
+                      </wps:txbx>
+                      <wps:bodyPr anchor="t" lIns="0" tIns="0" rIns="0" bIns="0">
+                        <a:noAutofit/>
+                      </wps:bodyPr>
+                    </wps:wsp>
+                  </a:graphicData>
+                </a:graphic>
+              </wp:anchor>
+            </w:drawing>
+          </mc:Choice>
+          <mc:Fallback>
+            <w:pict>
+              <v:rect fillcolor="#FFFFFF" style="position:absolute;rotation:-0;width:21pt;height:21pt;mso-wrap-distance-left:0pt;mso-wrap-distance-right:0pt;mso-wrap-distance-top:0pt;mso-wrap-distance-bottom:0pt;margin-top:10.5pt;mso-position-vertical-relative:text;margin-left:10.5pt;mso-position-horizontal-relative:text">
+                <v:fill opacity="0f"/>
+                <v:textbox inset="0in,0in,0in,0in">
+                  <w:txbxContent>
+                    <w:p>
+                      <w:pPr>
+                        <w:pStyle w:val="BodyText"/>
+                        <w:spacing w:before="0" w:after="140"/>
+                        <w:ind w:hanging="0" w:start="660" w:end="660"/>
+                        <w:rPr/>
+                      </w:pPr>
+                      <w:r>
+                        <w:rPr/>
+                      </w:r>
+                    </w:p>
+                  </w:txbxContent>
+                </v:textbox>
+                <w10:wrap type="none"/>
+              </v:rect>
+            </w:pict>
+          </mc:Fallback>
+        </mc:AlternateContent>
+      </w:r>
+      <w:r>
+        <mc:AlternateContent>
+          <mc:Choice Requires="wps">
+            <w:drawing>
+              <wp:anchor behindDoc="0" distT="0" distB="0" distL="0" distR="0" simplePos="0" locked="0" layoutInCell="1" allowOverlap="1" relativeHeight="50">
+                <wp:simplePos x="0" y="0"/>
+                <wp:positionH relativeFrom="column">
+                  <wp:posOffset>133350</wp:posOffset>
+                </wp:positionH>
+                <wp:positionV relativeFrom="paragraph">
+                  <wp:posOffset>133350</wp:posOffset>
+                </wp:positionV>
+                <wp:extent cx="266700" cy="266700"/>
+                <wp:effectExtent l="0" t="0" r="0" b="0"/>
+                <wp:wrapNone/>
+                <wp:docPr id="3" name="Врезка28"/>
+                <a:graphic xmlns:a="http://schemas.openxmlformats.org/drawingml/2006/main">
+                  <a:graphicData uri="http://schemas.microsoft.com/office/word/2010/wordprocessingShape">
+                    <wps:wsp>
+                      <wps:cNvSpPr txBox="1"/>
+                      <wps:spPr>
+                        <a:xfrm>
+                          <a:off x="0" y="0"/>
+                          <a:ext cx="266700" cy="266700"/>
+                        </a:xfrm>
+                        <a:prstGeom prst="rect"/>
+                        <a:solidFill>
+                          <a:srgbClr val="FFFFFF"/>
+                        </a:solidFill>
+                        <a:solidFill>
+                          <a:srgbClr val="FFFFFF">
+                            <a:alpha val="0"/>
+                          </a:srgbClr>
+                        </a:solidFill>
+                      </wps:spPr>
+                      <wps:txbx>
+                        <w:txbxContent>
+                          <w:p>
+                            <w:pPr>
+                              <w:pStyle w:val="BodyText"/>
+                              <w:spacing w:before="0" w:after="140"/>
+                              <w:ind w:hanging="0" w:start="660" w:end="660"/>
+                              <w:rPr/>
+                            </w:pPr>
+                            <w:r>
+                              <w:rPr/>
+                            </w:r>
+                          </w:p>
+                        </w:txbxContent>
+                      </wps:txbx>
+                      <wps:bodyPr anchor="t" lIns="0" tIns="0" rIns="0" bIns="0">
+                        <a:noAutofit/>
+                      </wps:bodyPr>
+                    </wps:wsp>
+                  </a:graphicData>
+                </a:graphic>
+              </wp:anchor>
+            </w:drawing>
+          </mc:Choice>
+          <mc:Fallback>
+            <w:pict>
+              <v:rect fillcolor="#FFFFFF" style="position:absolute;rotation:-0;width:21pt;height:21pt;mso-wrap-distance-left:0pt;mso-wrap-distance-right:0pt;mso-wrap-distance-top:0pt;mso-wrap-distance-bottom:0pt;margin-top:10.5pt;mso-position-vertical-relative:text;margin-left:10.5pt;mso-position-horizontal-relative:text">
+                <v:fill opacity="0f"/>
+                <v:textbox inset="0in,0in,0in,0in">
+                  <w:txbxContent>
+                    <w:p>
+                      <w:pPr>
+                        <w:pStyle w:val="BodyText"/>
+                        <w:spacing w:before="0" w:after="140"/>
+                        <w:ind w:hanging="0" w:start="660" w:end="660"/>
+                        <w:rPr/>
+                      </w:pPr>
+                      <w:r>
+                        <w:rPr/>
+                      </w:r>
+                    </w:p>
+                  </w:txbxContent>
+                </v:textbox>
+                <w10:wrap type="none"/>
+              </v:rect>
+            </w:pict>
+          </mc:Fallback>
+        </mc:AlternateContent>
+      </w:r>
+      <w:r>
+        <mc:AlternateContent>
+          <mc:Choice Requires="wps">
+            <w:drawing>
+              <wp:anchor behindDoc="0" distT="0" distB="0" distL="0" distR="0" simplePos="0" locked="0" layoutInCell="1" allowOverlap="1" relativeHeight="51">
+                <wp:simplePos x="0" y="0"/>
+                <wp:positionH relativeFrom="column">
+                  <wp:posOffset>133350</wp:posOffset>
+                </wp:positionH>
+                <wp:positionV relativeFrom="paragraph">
+                  <wp:posOffset>133350</wp:posOffset>
+                </wp:positionV>
+                <wp:extent cx="266700" cy="266700"/>
+                <wp:effectExtent l="0" t="0" r="0" b="0"/>
+                <wp:wrapNone/>
+                <wp:docPr id="4" name="Врезка29"/>
+                <a:graphic xmlns:a="http://schemas.openxmlformats.org/drawingml/2006/main">
+                  <a:graphicData uri="http://schemas.microsoft.com/office/word/2010/wordprocessingShape">
+                    <wps:wsp>
+                      <wps:cNvSpPr txBox="1"/>
+                      <wps:spPr>
+                        <a:xfrm>
+                          <a:off x="0" y="0"/>
+                          <a:ext cx="266700" cy="266700"/>
+                        </a:xfrm>
+                        <a:prstGeom prst="rect"/>
+                        <a:solidFill>
+                          <a:srgbClr val="FFFFFF"/>
+                        </a:solidFill>
+                        <a:solidFill>
+                          <a:srgbClr val="FFFFFF">
+                            <a:alpha val="0"/>
+                          </a:srgbClr>
+                        </a:solidFill>
+                      </wps:spPr>
+                      <wps:txbx>
+                        <w:txbxContent>
+                          <w:p>
+                            <w:pPr>
+                              <w:pStyle w:val="BodyText"/>
+                              <w:spacing w:before="0" w:after="140"/>
+                              <w:ind w:hanging="0" w:start="660" w:end="660"/>
+                              <w:rPr/>
+                            </w:pPr>
+                            <w:r>
+                              <w:rPr/>
+                            </w:r>
+                          </w:p>
+                        </w:txbxContent>
+                      </wps:txbx>
+                      <wps:bodyPr anchor="t" lIns="0" tIns="0" rIns="0" bIns="0">
+                        <a:noAutofit/>
+                      </wps:bodyPr>
+                    </wps:wsp>
+                  </a:graphicData>
+                </a:graphic>
+              </wp:anchor>
+            </w:drawing>
+          </mc:Choice>
+          <mc:Fallback>
+            <w:pict>
+              <v:rect fillcolor="#FFFFFF" style="position:absolute;rotation:-0;width:21pt;height:21pt;mso-wrap-distance-left:0pt;mso-wrap-distance-right:0pt;mso-wrap-distance-top:0pt;mso-wrap-distance-bottom:0pt;margin-top:10.5pt;mso-position-vertical-relative:text;margin-left:10.5pt;mso-position-horizontal-relative:text">
+                <v:fill opacity="0f"/>
+                <v:textbox inset="0in,0in,0in,0in">
+                  <w:txbxContent>
+                    <w:p>
+                      <w:pPr>
+                        <w:pStyle w:val="BodyText"/>
+                        <w:spacing w:before="0" w:after="140"/>
+                        <w:ind w:hanging="0" w:start="660" w:end="660"/>
+                        <w:rPr/>
+                      </w:pPr>
+                      <w:r>
+                        <w:rPr/>
+                      </w:r>
+                    </w:p>
+                  </w:txbxContent>
+                </v:textbox>
+                <w10:wrap type="none"/>
+              </v:rect>
+            </w:pict>
+          </mc:Fallback>
+        </mc:AlternateContent>
+      </w:r>
+      <w:r>
+        <mc:AlternateContent>
+          <mc:Choice Requires="wps">
+            <w:drawing>
+              <wp:anchor behindDoc="0" distT="0" distB="0" distL="0" distR="0" simplePos="0" locked="0" layoutInCell="1" allowOverlap="1" relativeHeight="52">
+                <wp:simplePos x="0" y="0"/>
+                <wp:positionH relativeFrom="column">
+                  <wp:posOffset>133350</wp:posOffset>
+                </wp:positionH>
+                <wp:positionV relativeFrom="paragraph">
+                  <wp:posOffset>133350</wp:posOffset>
+                </wp:positionV>
+                <wp:extent cx="266700" cy="266700"/>
+                <wp:effectExtent l="0" t="0" r="0" b="0"/>
+                <wp:wrapNone/>
+                <wp:docPr id="5" name="Врезка30"/>
+                <a:graphic xmlns:a="http://schemas.openxmlformats.org/drawingml/2006/main">
+                  <a:graphicData uri="http://schemas.microsoft.com/office/word/2010/wordprocessingShape">
+                    <wps:wsp>
+                      <wps:cNvSpPr txBox="1"/>
+                      <wps:spPr>
+                        <a:xfrm>
+                          <a:off x="0" y="0"/>
+                          <a:ext cx="266700" cy="266700"/>
+                        </a:xfrm>
+                        <a:prstGeom prst="rect"/>
+                        <a:solidFill>
+                          <a:srgbClr val="FFFFFF"/>
+                        </a:solidFill>
+                        <a:solidFill>
+                          <a:srgbClr val="FFFFFF">
+                            <a:alpha val="0"/>
+                          </a:srgbClr>
+                        </a:solidFill>
+                      </wps:spPr>
+                      <wps:txbx>
+                        <w:txbxContent>
+                          <w:p>
+                            <w:pPr>
+                              <w:pStyle w:val="BodyText"/>
+                              <w:spacing w:before="0" w:after="140"/>
+                              <w:ind w:hanging="0" w:start="660" w:end="660"/>
+                              <w:rPr/>
+                            </w:pPr>
+                            <w:r>
+                              <w:rPr/>
+                            </w:r>
+                          </w:p>
+                        </w:txbxContent>
+                      </wps:txbx>
+                      <wps:bodyPr anchor="t" lIns="0" tIns="0" rIns="0" bIns="0">
+                        <a:noAutofit/>
+                      </wps:bodyPr>
+                    </wps:wsp>
+                  </a:graphicData>
+                </a:graphic>
+              </wp:anchor>
+            </w:drawing>
+          </mc:Choice>
+          <mc:Fallback>
+            <w:pict>
+              <v:rect fillcolor="#FFFFFF" style="position:absolute;rotation:-0;width:21pt;height:21pt;mso-wrap-distance-left:0pt;mso-wrap-distance-right:0pt;mso-wrap-distance-top:0pt;mso-wrap-distance-bottom:0pt;margin-top:10.5pt;mso-position-vertical-relative:text;margin-left:10.5pt;mso-position-horizontal-relative:text">
+                <v:fill opacity="0f"/>
+                <v:textbox inset="0in,0in,0in,0in">
+                  <w:txbxContent>
+                    <w:p>
+                      <w:pPr>
+                        <w:pStyle w:val="BodyText"/>
+                        <w:spacing w:before="0" w:after="140"/>
+                        <w:ind w:hanging="0" w:start="660" w:end="660"/>
+                        <w:rPr/>
+                      </w:pPr>
+                      <w:r>
+                        <w:rPr/>
+                      </w:r>
+                    </w:p>
+                  </w:txbxContent>
+                </v:textbox>
+                <w10:wrap type="none"/>
+              </v:rect>
+            </w:pict>
+          </mc:Fallback>
+        </mc:AlternateContent>
       </w:r>
     </w:p>
     <w:p>
@@ -5292,7 +5712,7 @@
           <wp:inline distT="0" distB="0" distL="0" distR="0">
             <wp:extent cx="6120765" cy="1787525"/>
             <wp:effectExtent l="0" t="0" r="0" b="0"/>
-            <wp:docPr id="1" name="Изображение2" descr="" title=""/>
+            <wp:docPr id="6" name="Изображение2" descr="" title=""/>
             <wp:cNvGraphicFramePr>
               <a:graphicFrameLocks xmlns:a="http://schemas.openxmlformats.org/drawingml/2006/main" noChangeAspect="1"/>
             </wp:cNvGraphicFramePr>
@@ -5300,7 +5720,7 @@
               <a:graphicData uri="http://schemas.openxmlformats.org/drawingml/2006/picture">
                 <pic:pic xmlns:pic="http://schemas.openxmlformats.org/drawingml/2006/picture">
                   <pic:nvPicPr>
-                    <pic:cNvPr id="1" name="Изображение2" descr="" title=""/>
+                    <pic:cNvPr id="6" name="Изображение2" descr="" title=""/>
                     <pic:cNvPicPr>
                       <a:picLocks noChangeAspect="1" noChangeArrowheads="1"/>
                     </pic:cNvPicPr>
@@ -6047,7 +6467,7 @@
           <wp:inline distT="0" distB="0" distL="0" distR="0">
             <wp:extent cx="6120765" cy="1734820"/>
             <wp:effectExtent l="0" t="0" r="0" b="0"/>
-            <wp:docPr id="2" name="Изображение1" descr="" title=""/>
+            <wp:docPr id="7" name="Изображение1" descr="" title=""/>
             <wp:cNvGraphicFramePr>
               <a:graphicFrameLocks xmlns:a="http://schemas.openxmlformats.org/drawingml/2006/main" noChangeAspect="1"/>
             </wp:cNvGraphicFramePr>
@@ -6055,7 +6475,7 @@
               <a:graphicData uri="http://schemas.openxmlformats.org/drawingml/2006/picture">
                 <pic:pic xmlns:pic="http://schemas.openxmlformats.org/drawingml/2006/picture">
                   <pic:nvPicPr>
-                    <pic:cNvPr id="2" name="Изображение1" descr="" title=""/>
+                    <pic:cNvPr id="7" name="Изображение1" descr="" title=""/>
                     <pic:cNvPicPr>
                       <a:picLocks noChangeAspect="1" noChangeArrowheads="1"/>
                     </pic:cNvPicPr>
@@ -6638,659 +7058,174 @@
     </w:p>
     <w:p>
       <w:pPr>
-        <w:pStyle w:val="Normal"/>
-        <w:spacing w:lineRule="auto" w:line="430" w:before="0" w:after="200"/>
-        <w:ind w:firstLine="480" w:end="0"/>
-        <w:jc w:val="both"/>
-        <w:rPr>
-          <w:rFonts w:ascii="Times New Roman;serif" w:hAnsi="Times New Roman;serif"/>
-          <w:b w:val="false"/>
-          <w:i w:val="false"/>
-          <w:i w:val="false"/>
-          <w:caps w:val="false"/>
-          <w:smallCaps w:val="false"/>
-          <w:strike w:val="false"/>
-          <w:dstrike w:val="false"/>
-          <w:u w:val="none"/>
-          <w:effect w:val="none"/>
-          <w:shd w:fill="auto" w:val="clear"/>
-          <w:lang w:val="ru-RU"/>
-        </w:rPr>
-      </w:pPr>
-      <w:r>
-        <w:rPr>
-          <w:rFonts w:ascii="Times New Roman;serif" w:hAnsi="Times New Roman;serif"/>
-          <w:b w:val="false"/>
-          <w:i w:val="false"/>
-          <w:caps w:val="false"/>
-          <w:smallCaps w:val="false"/>
-          <w:strike w:val="false"/>
-          <w:dstrike w:val="false"/>
-          <w:u w:val="none"/>
-          <w:effect w:val="none"/>
-          <w:shd w:fill="auto" w:val="clear"/>
-        </w:rPr>
-        <w:t xml:space="preserve">Если использовать подход, при котором матрица </w:t>
-      </w:r>
-      <w:r>
-        <w:rPr>
-          <w:rFonts w:ascii="Times New Roman;serif" w:hAnsi="Times New Roman;serif"/>
-          <w:b w:val="false"/>
-          <w:i w:val="false"/>
-          <w:caps w:val="false"/>
-          <w:smallCaps w:val="false"/>
-          <w:strike w:val="false"/>
-          <w:dstrike w:val="false"/>
-          <w:u w:val="none"/>
-          <w:effect w:val="none"/>
-          <w:shd w:fill="auto" w:val="clear"/>
-          <w:lang w:val="en-US"/>
-        </w:rPr>
-        <w:t xml:space="preserve">Q </w:t>
-      </w:r>
-      <w:r>
-        <w:rPr>
-          <w:rFonts w:ascii="Times New Roman;serif" w:hAnsi="Times New Roman;serif"/>
-          <w:b w:val="false"/>
-          <w:i w:val="false"/>
-          <w:caps w:val="false"/>
-          <w:smallCaps w:val="false"/>
-          <w:strike w:val="false"/>
-          <w:dstrike w:val="false"/>
-          <w:u w:val="none"/>
-          <w:effect w:val="none"/>
-          <w:shd w:fill="auto" w:val="clear"/>
-          <w:lang w:val="ru-RU"/>
-        </w:rPr>
-        <w:t xml:space="preserve">вычисляется там же, где и матрица </w:t>
-      </w:r>
-      <w:r>
-        <w:rPr>
-          <w:rFonts w:ascii="Times New Roman;serif" w:hAnsi="Times New Roman;serif"/>
-          <w:b w:val="false"/>
-          <w:i w:val="false"/>
-          <w:caps w:val="false"/>
-          <w:smallCaps w:val="false"/>
-          <w:strike w:val="false"/>
-          <w:dstrike w:val="false"/>
-          <w:u w:val="none"/>
-          <w:effect w:val="none"/>
-          <w:shd w:fill="auto" w:val="clear"/>
-          <w:lang w:val="en-US"/>
-        </w:rPr>
-        <w:t xml:space="preserve">R, </w:t>
-      </w:r>
-      <w:r>
-        <w:rPr>
-          <w:rFonts w:ascii="Times New Roman;serif" w:hAnsi="Times New Roman;serif"/>
-          <w:b w:val="false"/>
-          <w:i w:val="false"/>
-          <w:caps w:val="false"/>
-          <w:smallCaps w:val="false"/>
-          <w:strike w:val="false"/>
-          <w:dstrike w:val="false"/>
-          <w:u w:val="none"/>
-          <w:effect w:val="none"/>
-          <w:shd w:fill="auto" w:val="clear"/>
-          <w:lang w:val="ru-RU"/>
-        </w:rPr>
-        <w:t xml:space="preserve">во время основного цикла вращения, возможно использование специализированной структуры данных с быстрым доступ к элементам обоих матриц. Эта идея берёт за основу тот факт, что алгоритм обращается к </w:t>
-      </w:r>
-      <w:r>
-        <w:rPr>
-          <w:rFonts w:ascii="Times New Roman;serif" w:hAnsi="Times New Roman;serif"/>
-          <w:b w:val="false"/>
-          <w:i w:val="false"/>
-          <w:caps w:val="false"/>
-          <w:smallCaps w:val="false"/>
-          <w:strike w:val="false"/>
-          <w:dstrike w:val="false"/>
-          <w:u w:val="none"/>
-          <w:effect w:val="none"/>
-          <w:shd w:fill="auto" w:val="clear"/>
-          <w:lang w:val="en-US"/>
-        </w:rPr>
-        <w:t xml:space="preserve">i </w:t>
-      </w:r>
-      <w:r>
-        <w:rPr>
-          <w:rFonts w:ascii="Times New Roman;serif" w:hAnsi="Times New Roman;serif"/>
-          <w:b w:val="false"/>
-          <w:i w:val="false"/>
-          <w:caps w:val="false"/>
-          <w:smallCaps w:val="false"/>
-          <w:strike w:val="false"/>
-          <w:dstrike w:val="false"/>
-          <w:u w:val="none"/>
-          <w:effect w:val="none"/>
-          <w:shd w:fill="auto" w:val="clear"/>
-          <w:lang w:val="ru-RU"/>
-        </w:rPr>
-        <w:t xml:space="preserve">и </w:t>
-      </w:r>
-      <w:r>
-        <w:rPr>
-          <w:rFonts w:ascii="Times New Roman;serif" w:hAnsi="Times New Roman;serif"/>
-          <w:b w:val="false"/>
-          <w:i w:val="false"/>
-          <w:caps w:val="false"/>
-          <w:smallCaps w:val="false"/>
-          <w:strike w:val="false"/>
-          <w:dstrike w:val="false"/>
-          <w:u w:val="none"/>
-          <w:effect w:val="none"/>
-          <w:shd w:fill="auto" w:val="clear"/>
-          <w:lang w:val="en-US"/>
-        </w:rPr>
-        <w:t xml:space="preserve">j </w:t>
-      </w:r>
-      <w:r>
-        <w:rPr>
-          <w:rFonts w:ascii="Times New Roman;serif" w:hAnsi="Times New Roman;serif"/>
-          <w:b w:val="false"/>
-          <w:i w:val="false"/>
-          <w:caps w:val="false"/>
-          <w:smallCaps w:val="false"/>
-          <w:strike w:val="false"/>
-          <w:dstrike w:val="false"/>
-          <w:u w:val="none"/>
-          <w:effect w:val="none"/>
-          <w:shd w:fill="auto" w:val="clear"/>
-          <w:lang w:val="ru-RU"/>
-        </w:rPr>
-        <w:t xml:space="preserve">строкам матрицы </w:t>
-      </w:r>
-      <w:r>
-        <w:rPr>
-          <w:rFonts w:ascii="Times New Roman;serif" w:hAnsi="Times New Roman;serif"/>
-          <w:b w:val="false"/>
-          <w:i w:val="false"/>
-          <w:caps w:val="false"/>
-          <w:smallCaps w:val="false"/>
-          <w:strike w:val="false"/>
-          <w:dstrike w:val="false"/>
-          <w:u w:val="none"/>
-          <w:effect w:val="none"/>
-          <w:shd w:fill="auto" w:val="clear"/>
-          <w:lang w:val="en-US"/>
-        </w:rPr>
-        <w:t xml:space="preserve">R </w:t>
-      </w:r>
-      <w:r>
-        <w:rPr>
-          <w:rFonts w:ascii="Times New Roman;serif" w:hAnsi="Times New Roman;serif"/>
-          <w:b w:val="false"/>
-          <w:i w:val="false"/>
-          <w:caps w:val="false"/>
-          <w:smallCaps w:val="false"/>
-          <w:strike w:val="false"/>
-          <w:dstrike w:val="false"/>
-          <w:u w:val="none"/>
-          <w:effect w:val="none"/>
-          <w:shd w:fill="auto" w:val="clear"/>
-          <w:lang w:val="ru-RU"/>
-        </w:rPr>
-        <w:t xml:space="preserve">и одновременно к  </w:t>
-      </w:r>
-      <w:r>
-        <w:rPr>
-          <w:rFonts w:ascii="Times New Roman;serif" w:hAnsi="Times New Roman;serif"/>
-          <w:b w:val="false"/>
-          <w:i w:val="false"/>
-          <w:caps w:val="false"/>
-          <w:smallCaps w:val="false"/>
-          <w:strike w:val="false"/>
-          <w:dstrike w:val="false"/>
-          <w:u w:val="none"/>
-          <w:effect w:val="none"/>
-          <w:shd w:fill="auto" w:val="clear"/>
-          <w:lang w:val="en-US"/>
-        </w:rPr>
-        <w:t xml:space="preserve">i </w:t>
-      </w:r>
-      <w:r>
-        <w:rPr>
-          <w:rFonts w:ascii="Times New Roman;serif" w:hAnsi="Times New Roman;serif"/>
-          <w:b w:val="false"/>
-          <w:i w:val="false"/>
-          <w:caps w:val="false"/>
-          <w:smallCaps w:val="false"/>
-          <w:strike w:val="false"/>
-          <w:dstrike w:val="false"/>
-          <w:u w:val="none"/>
-          <w:effect w:val="none"/>
-          <w:shd w:fill="auto" w:val="clear"/>
-          <w:lang w:val="ru-RU"/>
-        </w:rPr>
-        <w:t xml:space="preserve">и </w:t>
-      </w:r>
-      <w:r>
-        <w:rPr>
-          <w:rFonts w:ascii="Times New Roman;serif" w:hAnsi="Times New Roman;serif"/>
-          <w:b w:val="false"/>
-          <w:i w:val="false"/>
-          <w:caps w:val="false"/>
-          <w:smallCaps w:val="false"/>
-          <w:strike w:val="false"/>
-          <w:dstrike w:val="false"/>
-          <w:u w:val="none"/>
-          <w:effect w:val="none"/>
-          <w:shd w:fill="auto" w:val="clear"/>
-          <w:lang w:val="en-US"/>
-        </w:rPr>
-        <w:t>j с</w:t>
-      </w:r>
-      <w:r>
-        <w:rPr>
-          <w:rFonts w:ascii="Times New Roman;serif" w:hAnsi="Times New Roman;serif"/>
-          <w:b w:val="false"/>
-          <w:i w:val="false"/>
-          <w:caps w:val="false"/>
-          <w:smallCaps w:val="false"/>
-          <w:strike w:val="false"/>
-          <w:dstrike w:val="false"/>
-          <w:u w:val="none"/>
-          <w:effect w:val="none"/>
-          <w:shd w:fill="auto" w:val="clear"/>
-          <w:lang w:val="ru-RU"/>
-        </w:rPr>
-        <w:t xml:space="preserve">толбцам матрицы </w:t>
-      </w:r>
-      <w:r>
-        <w:rPr>
-          <w:rFonts w:ascii="Times New Roman;serif" w:hAnsi="Times New Roman;serif"/>
-          <w:b w:val="false"/>
-          <w:i w:val="false"/>
-          <w:caps w:val="false"/>
-          <w:smallCaps w:val="false"/>
-          <w:strike w:val="false"/>
-          <w:dstrike w:val="false"/>
-          <w:u w:val="none"/>
-          <w:effect w:val="none"/>
-          <w:shd w:fill="auto" w:val="clear"/>
-          <w:lang w:val="en-US"/>
-        </w:rPr>
-        <w:t xml:space="preserve">Q, </w:t>
-      </w:r>
-      <w:r>
-        <w:rPr>
-          <w:rFonts w:ascii="Times New Roman;serif" w:hAnsi="Times New Roman;serif"/>
-          <w:b w:val="false"/>
-          <w:i w:val="false"/>
-          <w:caps w:val="false"/>
-          <w:smallCaps w:val="false"/>
-          <w:strike w:val="false"/>
-          <w:dstrike w:val="false"/>
-          <w:u w:val="none"/>
-          <w:effect w:val="none"/>
-          <w:shd w:fill="auto" w:val="clear"/>
-          <w:lang w:val="ru-RU"/>
-        </w:rPr>
-        <w:t xml:space="preserve">и если хранить матрицу </w:t>
-      </w:r>
-      <w:r>
-        <w:rPr>
-          <w:rFonts w:ascii="Times New Roman;serif" w:hAnsi="Times New Roman;serif"/>
-          <w:b w:val="false"/>
-          <w:i w:val="false"/>
-          <w:caps w:val="false"/>
-          <w:smallCaps w:val="false"/>
-          <w:strike w:val="false"/>
-          <w:dstrike w:val="false"/>
-          <w:u w:val="none"/>
-          <w:effect w:val="none"/>
-          <w:shd w:fill="auto" w:val="clear"/>
-          <w:lang w:val="en-US"/>
-        </w:rPr>
-        <w:t xml:space="preserve">Q </w:t>
-      </w:r>
-      <w:r>
-        <w:rPr>
-          <w:rFonts w:ascii="Times New Roman;serif" w:hAnsi="Times New Roman;serif"/>
-          <w:b w:val="false"/>
-          <w:i w:val="false"/>
-          <w:caps w:val="false"/>
-          <w:smallCaps w:val="false"/>
-          <w:strike w:val="false"/>
-          <w:dstrike w:val="false"/>
-          <w:u w:val="none"/>
-          <w:effect w:val="none"/>
-          <w:shd w:fill="auto" w:val="clear"/>
-          <w:lang w:val="ru-RU"/>
-        </w:rPr>
-        <w:t xml:space="preserve">транспонированной, произойдёт обращение к одним и тем же элементам </w:t>
-      </w:r>
-      <w:r>
-        <w:rPr>
-          <w:rFonts w:ascii="Times New Roman;serif" w:hAnsi="Times New Roman;serif"/>
-          <w:b w:val="false"/>
-          <w:i w:val="false"/>
-          <w:caps w:val="false"/>
-          <w:smallCaps w:val="false"/>
-          <w:strike w:val="false"/>
-          <w:dstrike w:val="false"/>
-          <w:u w:val="none"/>
-          <w:effect w:val="none"/>
-          <w:shd w:fill="auto" w:val="clear"/>
-          <w:lang w:val="en-US"/>
-        </w:rPr>
-        <w:t>R</w:t>
-      </w:r>
-      <w:r>
-        <w:rPr>
-          <w:rFonts w:ascii="Times New Roman;serif" w:hAnsi="Times New Roman;serif"/>
-          <w:b w:val="false"/>
-          <w:i w:val="false"/>
-          <w:caps w:val="false"/>
-          <w:smallCaps w:val="false"/>
-          <w:strike w:val="false"/>
-          <w:dstrike w:val="false"/>
-          <w:u w:val="none"/>
-          <w:effect w:val="none"/>
-          <w:shd w:fill="auto" w:val="clear"/>
+        <w:pStyle w:val="BodyText"/>
+        <w:widowControl/>
+        <w:suppressAutoHyphens w:val="true"/>
+        <w:bidi w:val="0"/>
+        <w:ind w:hanging="0"/>
+        <w:jc w:val="start"/>
+        <w:rPr>
+          <w:rFonts w:eastAsia="NSimSun" w:cs="Arial"/>
+          <w:color w:val="auto"/>
+          <w:kern w:val="2"/>
+          <w:sz w:val="24"/>
+          <w:szCs w:val="24"/>
+          <w:lang w:val="ru-RU" w:eastAsia="zh-CN" w:bidi="hi-IN"/>
+        </w:rPr>
+      </w:pPr>
+      <w:r>
+        <w:rPr>
+          <w:rFonts w:eastAsia="NSimSun" w:cs="Arial"/>
+          <w:color w:val="auto"/>
+          <w:kern w:val="2"/>
+          <w:sz w:val="24"/>
+          <w:szCs w:val="24"/>
+          <w:lang w:val="ru-RU" w:eastAsia="zh-CN" w:bidi="hi-IN"/>
+        </w:rPr>
+        <w:t>Если использовать подход, при котором матрица Q вычисляется там же, где и матрица R, во время основного цикла вращения, возможно использование специализированной структуры данных с быстрым доступ к элементам обоих матриц. Эта идея берёт за основу тот факт, что алгоритм обращается к i и j строкам матрицы R и одновременно к  i и j столбцам матрицы Q, и если хранить матрицу Q транспонированной, произойдёт обращение к одним и тем же элементам R</w:t>
+      </w:r>
+      <w:r>
+        <w:rPr>
+          <w:rFonts w:eastAsia="NSimSun" w:cs="Arial"/>
+          <w:color w:val="auto"/>
+          <w:kern w:val="2"/>
+          <w:sz w:val="24"/>
+          <w:szCs w:val="24"/>
           <w:vertAlign w:val="subscript"/>
-          <w:lang w:val="en-US"/>
+          <w:lang w:val="ru-RU" w:eastAsia="zh-CN" w:bidi="hi-IN"/>
         </w:rPr>
         <w:t>ik</w:t>
       </w:r>
       <w:r>
         <w:rPr>
-          <w:rFonts w:ascii="Times New Roman;serif" w:hAnsi="Times New Roman;serif"/>
-          <w:b w:val="false"/>
-          <w:i w:val="false"/>
-          <w:caps w:val="false"/>
-          <w:smallCaps w:val="false"/>
-          <w:strike w:val="false"/>
-          <w:dstrike w:val="false"/>
-          <w:u w:val="none"/>
-          <w:effect w:val="none"/>
-          <w:shd w:fill="auto" w:val="clear"/>
-          <w:lang w:val="en-US"/>
-        </w:rPr>
-        <w:t xml:space="preserve"> </w:t>
-      </w:r>
-      <w:r>
-        <w:rPr>
-          <w:rFonts w:ascii="Times New Roman;serif" w:hAnsi="Times New Roman;serif"/>
-          <w:b w:val="false"/>
-          <w:i w:val="false"/>
-          <w:caps w:val="false"/>
-          <w:smallCaps w:val="false"/>
-          <w:strike w:val="false"/>
-          <w:dstrike w:val="false"/>
-          <w:u w:val="none"/>
-          <w:effect w:val="none"/>
-          <w:shd w:fill="auto" w:val="clear"/>
-          <w:lang w:val="ru-RU"/>
-        </w:rPr>
-        <w:t xml:space="preserve">и </w:t>
-      </w:r>
-      <w:r>
-        <w:rPr>
-          <w:rFonts w:ascii="Times New Roman;serif" w:hAnsi="Times New Roman;serif"/>
-          <w:b w:val="false"/>
-          <w:i w:val="false"/>
-          <w:caps w:val="false"/>
-          <w:smallCaps w:val="false"/>
-          <w:strike w:val="false"/>
-          <w:dstrike w:val="false"/>
-          <w:u w:val="none"/>
-          <w:effect w:val="none"/>
-          <w:shd w:fill="auto" w:val="clear"/>
-          <w:lang w:val="en-US"/>
-        </w:rPr>
-        <w:t>Q</w:t>
-      </w:r>
-      <w:r>
-        <w:rPr>
-          <w:rFonts w:ascii="Times New Roman;serif" w:hAnsi="Times New Roman;serif"/>
-          <w:b w:val="false"/>
-          <w:i w:val="false"/>
-          <w:caps w:val="false"/>
-          <w:smallCaps w:val="false"/>
-          <w:strike w:val="false"/>
-          <w:dstrike w:val="false"/>
-          <w:u w:val="none"/>
-          <w:effect w:val="none"/>
-          <w:shd w:fill="auto" w:val="clear"/>
+          <w:rFonts w:eastAsia="NSimSun" w:cs="Arial"/>
+          <w:color w:val="auto"/>
+          <w:kern w:val="2"/>
+          <w:sz w:val="24"/>
+          <w:szCs w:val="24"/>
+          <w:lang w:val="ru-RU" w:eastAsia="zh-CN" w:bidi="hi-IN"/>
+        </w:rPr>
+        <w:t xml:space="preserve"> и Q</w:t>
+      </w:r>
+      <w:r>
+        <w:rPr>
+          <w:rFonts w:eastAsia="NSimSun" w:cs="Arial"/>
+          <w:color w:val="auto"/>
+          <w:kern w:val="2"/>
+          <w:sz w:val="24"/>
+          <w:szCs w:val="24"/>
           <w:vertAlign w:val="superscript"/>
-          <w:lang w:val="en-US"/>
+          <w:lang w:val="ru-RU" w:eastAsia="zh-CN" w:bidi="hi-IN"/>
         </w:rPr>
         <w:t>T</w:t>
       </w:r>
       <w:r>
         <w:rPr>
-          <w:rFonts w:ascii="Times New Roman;serif" w:hAnsi="Times New Roman;serif"/>
-          <w:b w:val="false"/>
-          <w:i w:val="false"/>
-          <w:caps w:val="false"/>
-          <w:smallCaps w:val="false"/>
-          <w:strike w:val="false"/>
-          <w:dstrike w:val="false"/>
-          <w:u w:val="none"/>
-          <w:effect w:val="none"/>
-          <w:shd w:fill="auto" w:val="clear"/>
+          <w:rFonts w:eastAsia="NSimSun" w:cs="Arial"/>
+          <w:color w:val="auto"/>
+          <w:kern w:val="2"/>
+          <w:sz w:val="24"/>
+          <w:szCs w:val="24"/>
           <w:vertAlign w:val="subscript"/>
-          <w:lang w:val="en-US"/>
+          <w:lang w:val="ru-RU" w:eastAsia="zh-CN" w:bidi="hi-IN"/>
         </w:rPr>
         <w:t>ik</w:t>
       </w:r>
       <w:r>
         <w:rPr>
-          <w:rFonts w:ascii="Times New Roman;serif" w:hAnsi="Times New Roman;serif"/>
-          <w:b w:val="false"/>
-          <w:i w:val="false"/>
-          <w:caps w:val="false"/>
-          <w:smallCaps w:val="false"/>
-          <w:strike w:val="false"/>
-          <w:dstrike w:val="false"/>
-          <w:position w:val="0"/>
+          <w:rFonts w:eastAsia="NSimSun" w:cs="Arial"/>
+          <w:color w:val="auto"/>
+          <w:kern w:val="2"/>
           <w:sz w:val="24"/>
+          <w:szCs w:val="24"/>
+          <w:lang w:val="ru-RU" w:eastAsia="zh-CN" w:bidi="hi-IN"/>
+        </w:rPr>
+        <w:t>, R</w:t>
+      </w:r>
+      <w:r>
+        <w:rPr>
+          <w:rFonts w:eastAsia="NSimSun" w:cs="Arial"/>
+          <w:color w:val="auto"/>
+          <w:kern w:val="2"/>
           <w:sz w:val="24"/>
-          <w:u w:val="none"/>
-          <w:effect w:val="none"/>
-          <w:shd w:fill="auto" w:val="clear"/>
-          <w:vertAlign w:val="baseline"/>
-          <w:lang w:val="en-US"/>
-        </w:rPr>
-        <w:t>,</w:t>
-      </w:r>
-      <w:r>
-        <w:rPr>
-          <w:rFonts w:ascii="Times New Roman;serif" w:hAnsi="Times New Roman;serif"/>
-          <w:b w:val="false"/>
-          <w:i w:val="false"/>
-          <w:caps w:val="false"/>
-          <w:smallCaps w:val="false"/>
-          <w:strike w:val="false"/>
-          <w:dstrike w:val="false"/>
-          <w:u w:val="none"/>
-          <w:effect w:val="none"/>
-          <w:shd w:fill="auto" w:val="clear"/>
-          <w:lang w:val="en-US"/>
-        </w:rPr>
-        <w:t xml:space="preserve"> R</w:t>
-      </w:r>
-      <w:r>
-        <w:rPr>
-          <w:rFonts w:ascii="Times New Roman;serif" w:hAnsi="Times New Roman;serif"/>
-          <w:b w:val="false"/>
-          <w:i w:val="false"/>
-          <w:caps w:val="false"/>
-          <w:smallCaps w:val="false"/>
-          <w:strike w:val="false"/>
-          <w:dstrike w:val="false"/>
-          <w:u w:val="none"/>
-          <w:effect w:val="none"/>
-          <w:shd w:fill="auto" w:val="clear"/>
+          <w:szCs w:val="24"/>
           <w:vertAlign w:val="subscript"/>
-          <w:lang w:val="en-US"/>
+          <w:lang w:val="ru-RU" w:eastAsia="zh-CN" w:bidi="hi-IN"/>
+        </w:rPr>
+        <w:t xml:space="preserve">jk </w:t>
+      </w:r>
+      <w:r>
+        <w:rPr>
+          <w:rFonts w:eastAsia="NSimSun" w:cs="Arial"/>
+          <w:color w:val="auto"/>
+          <w:kern w:val="2"/>
+          <w:sz w:val="24"/>
+          <w:szCs w:val="24"/>
+          <w:lang w:val="ru-RU" w:eastAsia="zh-CN" w:bidi="hi-IN"/>
+        </w:rPr>
+        <w:t>и Q</w:t>
+      </w:r>
+      <w:r>
+        <w:rPr>
+          <w:rFonts w:eastAsia="NSimSun" w:cs="Arial"/>
+          <w:color w:val="auto"/>
+          <w:kern w:val="2"/>
+          <w:sz w:val="24"/>
+          <w:szCs w:val="24"/>
+          <w:vertAlign w:val="superscript"/>
+          <w:lang w:val="ru-RU" w:eastAsia="zh-CN" w:bidi="hi-IN"/>
+        </w:rPr>
+        <w:t>T</w:t>
+      </w:r>
+      <w:r>
+        <w:rPr>
+          <w:rFonts w:eastAsia="NSimSun" w:cs="Arial"/>
+          <w:color w:val="auto"/>
+          <w:kern w:val="2"/>
+          <w:sz w:val="24"/>
+          <w:szCs w:val="24"/>
+          <w:vertAlign w:val="subscript"/>
+          <w:lang w:val="ru-RU" w:eastAsia="zh-CN" w:bidi="hi-IN"/>
         </w:rPr>
         <w:t>jk</w:t>
       </w:r>
       <w:r>
         <w:rPr>
-          <w:rFonts w:ascii="Times New Roman;serif" w:hAnsi="Times New Roman;serif"/>
-          <w:b w:val="false"/>
-          <w:i w:val="false"/>
-          <w:caps w:val="false"/>
-          <w:smallCaps w:val="false"/>
-          <w:strike w:val="false"/>
-          <w:dstrike w:val="false"/>
-          <w:u w:val="none"/>
-          <w:effect w:val="none"/>
-          <w:shd w:fill="auto" w:val="clear"/>
-          <w:lang w:val="en-US"/>
-        </w:rPr>
-        <w:t xml:space="preserve"> </w:t>
-      </w:r>
-      <w:r>
-        <w:rPr>
-          <w:rFonts w:ascii="Times New Roman;serif" w:hAnsi="Times New Roman;serif"/>
-          <w:b w:val="false"/>
-          <w:i w:val="false"/>
-          <w:caps w:val="false"/>
-          <w:smallCaps w:val="false"/>
-          <w:strike w:val="false"/>
-          <w:dstrike w:val="false"/>
-          <w:u w:val="none"/>
-          <w:effect w:val="none"/>
-          <w:shd w:fill="auto" w:val="clear"/>
-          <w:lang w:val="ru-RU"/>
-        </w:rPr>
-        <w:t xml:space="preserve">и </w:t>
-      </w:r>
-      <w:r>
-        <w:rPr>
-          <w:rFonts w:ascii="Times New Roman;serif" w:hAnsi="Times New Roman;serif"/>
-          <w:b w:val="false"/>
-          <w:i w:val="false"/>
-          <w:caps w:val="false"/>
-          <w:smallCaps w:val="false"/>
-          <w:strike w:val="false"/>
-          <w:dstrike w:val="false"/>
-          <w:u w:val="none"/>
-          <w:effect w:val="none"/>
-          <w:shd w:fill="auto" w:val="clear"/>
-          <w:lang w:val="en-US"/>
-        </w:rPr>
-        <w:t>Q</w:t>
-      </w:r>
-      <w:r>
-        <w:rPr>
-          <w:rFonts w:ascii="Times New Roman;serif" w:hAnsi="Times New Roman;serif"/>
-          <w:b w:val="false"/>
-          <w:i w:val="false"/>
-          <w:caps w:val="false"/>
-          <w:smallCaps w:val="false"/>
-          <w:strike w:val="false"/>
-          <w:dstrike w:val="false"/>
-          <w:u w:val="none"/>
-          <w:effect w:val="none"/>
-          <w:shd w:fill="auto" w:val="clear"/>
-          <w:vertAlign w:val="superscript"/>
-          <w:lang w:val="en-US"/>
-        </w:rPr>
-        <w:t>T</w:t>
-      </w:r>
-      <w:r>
-        <w:rPr>
-          <w:rFonts w:ascii="Times New Roman;serif" w:hAnsi="Times New Roman;serif"/>
-          <w:b w:val="false"/>
-          <w:i w:val="false"/>
-          <w:caps w:val="false"/>
-          <w:smallCaps w:val="false"/>
-          <w:strike w:val="false"/>
-          <w:dstrike w:val="false"/>
-          <w:u w:val="none"/>
-          <w:effect w:val="none"/>
-          <w:shd w:fill="auto" w:val="clear"/>
-          <w:vertAlign w:val="subscript"/>
-          <w:lang w:val="en-US"/>
-        </w:rPr>
-        <w:t>jk</w:t>
-      </w:r>
-      <w:r>
-        <w:rPr>
-          <w:rFonts w:ascii="Times New Roman;serif" w:hAnsi="Times New Roman;serif"/>
-          <w:b w:val="false"/>
-          <w:i w:val="false"/>
-          <w:caps w:val="false"/>
-          <w:smallCaps w:val="false"/>
-          <w:strike w:val="false"/>
-          <w:dstrike w:val="false"/>
-          <w:u w:val="none"/>
-          <w:effect w:val="none"/>
-          <w:shd w:fill="auto" w:val="clear"/>
-          <w:lang w:val="en-US"/>
-        </w:rPr>
-        <w:t xml:space="preserve"> </w:t>
-      </w:r>
-      <w:r>
-        <w:rPr>
-          <w:rFonts w:ascii="Times New Roman;serif" w:hAnsi="Times New Roman;serif"/>
-          <w:b w:val="false"/>
-          <w:i w:val="false"/>
-          <w:caps w:val="false"/>
-          <w:smallCaps w:val="false"/>
-          <w:strike w:val="false"/>
-          <w:dstrike w:val="false"/>
-          <w:u w:val="none"/>
-          <w:effect w:val="none"/>
-          <w:shd w:fill="auto" w:val="clear"/>
-          <w:lang w:val="ru-RU"/>
-        </w:rPr>
-        <w:t xml:space="preserve">во время вращения строк (транспонированных столбцов , в случае матрицы </w:t>
-      </w:r>
-      <w:r>
-        <w:rPr>
-          <w:rFonts w:ascii="Times New Roman;serif" w:hAnsi="Times New Roman;serif"/>
-          <w:b w:val="false"/>
-          <w:i w:val="false"/>
-          <w:caps w:val="false"/>
-          <w:smallCaps w:val="false"/>
-          <w:strike w:val="false"/>
-          <w:dstrike w:val="false"/>
-          <w:u w:val="none"/>
-          <w:effect w:val="none"/>
-          <w:shd w:fill="auto" w:val="clear"/>
-          <w:lang w:val="en-US"/>
-        </w:rPr>
-        <w:t>Q).</w:t>
-      </w:r>
-    </w:p>
-    <w:p>
-      <w:pPr>
-        <w:pStyle w:val="Normal"/>
-        <w:spacing w:lineRule="auto" w:line="430" w:before="0" w:after="200"/>
-        <w:ind w:firstLine="480" w:end="0"/>
-        <w:jc w:val="both"/>
-        <w:rPr>
-          <w:rFonts w:ascii="Times New Roman;serif" w:hAnsi="Times New Roman;serif"/>
-          <w:b w:val="false"/>
-          <w:i w:val="false"/>
-          <w:i w:val="false"/>
-          <w:caps w:val="false"/>
-          <w:smallCaps w:val="false"/>
-          <w:strike w:val="false"/>
-          <w:dstrike w:val="false"/>
-          <w:u w:val="none"/>
-          <w:effect w:val="none"/>
-          <w:shd w:fill="auto" w:val="clear"/>
-        </w:rPr>
-      </w:pPr>
-      <w:r>
-        <w:rPr>
-          <w:rFonts w:ascii="Times New Roman;serif" w:hAnsi="Times New Roman;serif"/>
-          <w:b w:val="false"/>
-          <w:i w:val="false"/>
-          <w:caps w:val="false"/>
-          <w:smallCaps w:val="false"/>
-          <w:strike w:val="false"/>
-          <w:dstrike w:val="false"/>
-          <w:u w:val="none"/>
-          <w:effect w:val="none"/>
-          <w:shd w:fill="auto" w:val="clear"/>
+          <w:rFonts w:eastAsia="NSimSun" w:cs="Arial"/>
+          <w:color w:val="auto"/>
+          <w:kern w:val="2"/>
+          <w:sz w:val="24"/>
+          <w:szCs w:val="24"/>
+          <w:lang w:val="ru-RU" w:eastAsia="zh-CN" w:bidi="hi-IN"/>
+        </w:rPr>
+        <w:t xml:space="preserve"> во время вращения строк (транспонированных столбцов , в случае матрицы Q).</w:t>
+      </w:r>
+    </w:p>
+    <w:p>
+      <w:pPr>
+        <w:pStyle w:val="BodyText"/>
+        <w:widowControl/>
+        <w:suppressAutoHyphens w:val="true"/>
+        <w:bidi w:val="0"/>
+        <w:ind w:hanging="0"/>
+        <w:jc w:val="start"/>
+        <w:rPr>
+          <w:rFonts w:eastAsia="NSimSun" w:cs="Arial"/>
+          <w:color w:val="auto"/>
+          <w:kern w:val="2"/>
+          <w:sz w:val="24"/>
+          <w:szCs w:val="24"/>
+          <w:lang w:val="ru-RU" w:eastAsia="zh-CN" w:bidi="hi-IN"/>
+        </w:rPr>
+      </w:pPr>
+      <w:r>
+        <w:rPr>
+          <w:rFonts w:eastAsia="NSimSun" w:cs="Arial"/>
+          <w:color w:val="auto"/>
+          <w:kern w:val="2"/>
+          <w:sz w:val="24"/>
+          <w:szCs w:val="24"/>
+          <w:lang w:val="ru-RU" w:eastAsia="zh-CN" w:bidi="hi-IN"/>
         </w:rPr>
         <w:t>Небольшой выигрыш по ускорению может дать совместное попарное хранение элементов Q и R благодаря оптимизации доступа к памяти. При использовании отдельных контейнеров для Q и R в нынешней реализации с вложенными циклами происходит нарушение локальности данных, при параллельном доступе к Q и R возникают множественные кэш-промахи.</w:t>
       </w:r>
@@ -7340,12 +7275,4233 @@
     </w:p>
     <w:p>
       <w:pPr>
-        <w:pStyle w:val="Heading2"/>
+        <w:pStyle w:val="BodyText"/>
+        <w:widowControl/>
+        <w:suppressAutoHyphens w:val="true"/>
+        <w:bidi w:val="0"/>
+        <w:ind w:hanging="0"/>
+        <w:jc w:val="start"/>
+        <w:rPr>
+          <w:rFonts w:eastAsia="NSimSun" w:cs="Arial"/>
+          <w:color w:val="auto"/>
+          <w:kern w:val="2"/>
+          <w:sz w:val="24"/>
+          <w:szCs w:val="24"/>
+          <w:lang w:val="ru-RU" w:eastAsia="zh-CN" w:bidi="hi-IN"/>
+        </w:rPr>
+      </w:pPr>
+      <w:r>
+        <w:rPr>
+          <w:rFonts w:eastAsia="NSimSun" w:cs="Arial"/>
+          <w:color w:val="auto"/>
+          <w:kern w:val="2"/>
+          <w:sz w:val="24"/>
+          <w:szCs w:val="24"/>
+          <w:lang w:val="ru-RU" w:eastAsia="zh-CN" w:bidi="hi-IN"/>
+        </w:rPr>
+        <w:t>При использовании отдельных контейнеров для Q и R в нынешней реализации с вложенными циклами происходит нарушение локальности данных, при параллельном доступе к Q и R возникают множественные кэш-промахи.</w:t>
+      </w:r>
+    </w:p>
+    <w:p>
+      <w:pPr>
+        <w:pStyle w:val="BodyText"/>
+        <w:widowControl/>
+        <w:suppressAutoHyphens w:val="true"/>
+        <w:bidi w:val="0"/>
+        <w:ind w:hanging="0"/>
+        <w:jc w:val="start"/>
+        <w:rPr>
+          <w:rFonts w:eastAsia="NSimSun" w:cs="Arial"/>
+          <w:color w:val="auto"/>
+          <w:kern w:val="2"/>
+          <w:sz w:val="24"/>
+          <w:szCs w:val="24"/>
+          <w:lang w:val="ru-RU" w:eastAsia="zh-CN" w:bidi="hi-IN"/>
+        </w:rPr>
+      </w:pPr>
+      <w:r>
+        <w:rPr>
+          <w:rFonts w:eastAsia="NSimSun" w:cs="Arial"/>
+          <w:color w:val="auto"/>
+          <w:kern w:val="2"/>
+          <w:sz w:val="24"/>
+          <w:szCs w:val="24"/>
+          <w:lang w:val="ru-RU" w:eastAsia="zh-CN" w:bidi="hi-IN"/>
+        </w:rPr>
+        <w:t>Для максимального эффекта по части улучшения обращения к памяти можно использовать векторизацию и SIMD.</w:t>
+      </w:r>
+    </w:p>
+    <w:p>
+      <w:pPr>
+        <w:pStyle w:val="BodyText"/>
+        <w:widowControl/>
+        <w:suppressAutoHyphens w:val="true"/>
+        <w:bidi w:val="0"/>
+        <w:ind w:hanging="0"/>
+        <w:jc w:val="start"/>
+        <w:rPr>
+          <w:rFonts w:eastAsia="NSimSun" w:cs="Arial"/>
+          <w:color w:val="auto"/>
+          <w:kern w:val="2"/>
+          <w:sz w:val="24"/>
+          <w:szCs w:val="24"/>
+          <w:lang w:val="ru-RU" w:eastAsia="zh-CN" w:bidi="hi-IN"/>
+        </w:rPr>
+      </w:pPr>
+      <w:r>
+        <w:rPr>
+          <w:rFonts w:eastAsia="NSimSun" w:cs="Arial"/>
+          <w:color w:val="auto"/>
+          <w:kern w:val="2"/>
+          <w:sz w:val="24"/>
+          <w:szCs w:val="24"/>
+          <w:lang w:val="ru-RU" w:eastAsia="zh-CN" w:bidi="hi-IN"/>
+        </w:rPr>
+        <w:t>Векторизация — вид распараллеливания программного кода, при котором однопоточные программы, исполняющие одну операцию над одним элементом (single instruction-single data) в каждый момент времени, модифицируются таким образом, чтобы они могли выполнять более одной операции единовременно. Скалярные операции, обрабатывающие пару аргументов заменяются на векторные аналоги, способные производить одну и ту же операцию над массивом данных в единицу времени. Векторная обработка данных широко применяется как в лабораторных суперкомпьютерах, так и в обычных домашних компьютерах.</w:t>
+      </w:r>
+    </w:p>
+    <w:p>
+      <w:pPr>
+        <w:pStyle w:val="BodyText"/>
+        <w:widowControl/>
+        <w:suppressAutoHyphens w:val="true"/>
+        <w:bidi w:val="0"/>
+        <w:ind w:hanging="0"/>
+        <w:jc w:val="start"/>
+        <w:rPr>
+          <w:rFonts w:eastAsia="NSimSun" w:cs="Arial"/>
+          <w:color w:val="auto"/>
+          <w:kern w:val="2"/>
+          <w:sz w:val="24"/>
+          <w:szCs w:val="24"/>
+          <w:lang w:val="ru-RU" w:eastAsia="zh-CN" w:bidi="hi-IN"/>
+        </w:rPr>
+      </w:pPr>
+      <w:r>
+        <w:rPr>
+          <w:rFonts w:eastAsia="NSimSun" w:cs="Arial"/>
+          <w:color w:val="auto"/>
+          <w:kern w:val="2"/>
+          <w:sz w:val="24"/>
+          <w:szCs w:val="24"/>
+          <w:lang w:val="ru-RU" w:eastAsia="zh-CN" w:bidi="hi-IN"/>
+        </w:rPr>
+        <w:t>SIMD (Single Instruction, Multiple Data) — это технология из области компьютерных высокоэффективных вычислений, позволяющая с помощью одной машинной инструкции (single instruction) процессора обрабатывать несколько элементов данных (multiple data). SIMD-инструкции используют специальные векторные регистры, в которые помещается несколько элементов. Чтениие/запись, арифметические операции над этими регистрами выполняются процессором одновременно. Количество данных, которые могут храниться и обрабатываться одновременно, зависит от размеров регистра и данных. Некоторые распространённые SIMD-расширения современных процессоров:</w:t>
+      </w:r>
+    </w:p>
+    <w:p>
+      <w:pPr>
+        <w:pStyle w:val="BodyText"/>
+        <w:widowControl/>
+        <w:numPr>
+          <w:ilvl w:val="0"/>
+          <w:numId w:val="11"/>
+        </w:numPr>
+        <w:suppressAutoHyphens w:val="true"/>
+        <w:bidi w:val="0"/>
+        <w:jc w:val="start"/>
+        <w:rPr>
+          <w:rFonts w:eastAsia="NSimSun" w:cs="Arial"/>
+          <w:color w:val="auto"/>
+          <w:kern w:val="2"/>
+          <w:sz w:val="24"/>
+          <w:szCs w:val="24"/>
+          <w:lang w:val="ru-RU" w:eastAsia="zh-CN" w:bidi="hi-IN"/>
+        </w:rPr>
+      </w:pPr>
+      <w:r>
+        <w:rPr>
+          <w:rFonts w:eastAsia="NSimSun" w:cs="Arial"/>
+          <w:color w:val="auto"/>
+          <w:kern w:val="2"/>
+          <w:sz w:val="24"/>
+          <w:szCs w:val="24"/>
+          <w:lang w:val="ru-RU" w:eastAsia="zh-CN" w:bidi="hi-IN"/>
+        </w:rPr>
+        <w:t>SSE (Streaming SIMD Extensions) — 128-битные регистры, позволяющие обрабатывать четыре 32-битных значения с плавающей запятой одинарной точности в один момент времени. Расширение SSE2 позволило использовать два 64-битных значения с плавающей точкой двойной точности, или два 64-битных целых числа, или четыре 32-битных, или восемь 16-битных коротких целых чисел, или шестнадцать 8-битных байтов или символов.</w:t>
+      </w:r>
+    </w:p>
+    <w:p>
+      <w:pPr>
+        <w:pStyle w:val="BodyText"/>
+        <w:widowControl/>
+        <w:numPr>
+          <w:ilvl w:val="0"/>
+          <w:numId w:val="11"/>
+        </w:numPr>
+        <w:suppressAutoHyphens w:val="true"/>
+        <w:bidi w:val="0"/>
+        <w:jc w:val="start"/>
+        <w:rPr>
+          <w:rFonts w:eastAsia="NSimSun" w:cs="Arial"/>
+          <w:color w:val="auto"/>
+          <w:kern w:val="2"/>
+          <w:sz w:val="24"/>
+          <w:szCs w:val="24"/>
+          <w:lang w:val="ru-RU" w:eastAsia="zh-CN" w:bidi="hi-IN"/>
+        </w:rPr>
+      </w:pPr>
+      <w:r>
+        <w:rPr>
+          <w:rFonts w:eastAsia="NSimSun" w:cs="Arial"/>
+          <w:color w:val="auto"/>
+          <w:kern w:val="2"/>
+          <w:sz w:val="24"/>
+          <w:szCs w:val="24"/>
+          <w:lang w:val="ru-RU" w:eastAsia="zh-CN" w:bidi="hi-IN"/>
+        </w:rPr>
+        <w:t>AVX (Advanced Vector Extensions) — 256-битные регистры, поддерживающие более сложные операции. В архитектуре x86-64 AVX поддерживает шестнадцать 256-битных регистров YMM. Каждый регистр YMM может хранить и выполнять одновременные операции над:</w:t>
+      </w:r>
+    </w:p>
+    <w:p>
+      <w:pPr>
+        <w:pStyle w:val="BodyText"/>
+        <w:widowControl/>
         <w:numPr>
           <w:ilvl w:val="1"/>
-          <w:numId w:val="2"/>
+          <w:numId w:val="11"/>
         </w:numPr>
-        <w:ind w:hanging="0" w:start="0"/>
+        <w:suppressAutoHyphens w:val="true"/>
+        <w:bidi w:val="0"/>
+        <w:jc w:val="start"/>
+        <w:rPr>
+          <w:rFonts w:eastAsia="NSimSun" w:cs="Arial"/>
+          <w:color w:val="auto"/>
+          <w:kern w:val="2"/>
+          <w:sz w:val="24"/>
+          <w:szCs w:val="24"/>
+          <w:lang w:val="ru-RU" w:eastAsia="zh-CN" w:bidi="hi-IN"/>
+        </w:rPr>
+      </w:pPr>
+      <w:r>
+        <w:rPr>
+          <w:rFonts w:eastAsia="NSimSun" w:cs="Arial"/>
+          <w:color w:val="auto"/>
+          <w:kern w:val="2"/>
+          <w:sz w:val="24"/>
+          <w:szCs w:val="24"/>
+          <w:lang w:val="ru-RU" w:eastAsia="zh-CN" w:bidi="hi-IN"/>
+        </w:rPr>
+        <w:t>восемью 32-битными числами с плавающей запятой одинарной точности;</w:t>
+      </w:r>
+    </w:p>
+    <w:p>
+      <w:pPr>
+        <w:pStyle w:val="BodyText"/>
+        <w:widowControl/>
+        <w:numPr>
+          <w:ilvl w:val="1"/>
+          <w:numId w:val="11"/>
+        </w:numPr>
+        <w:suppressAutoHyphens w:val="true"/>
+        <w:bidi w:val="0"/>
+        <w:jc w:val="start"/>
+        <w:rPr>
+          <w:rFonts w:eastAsia="NSimSun" w:cs="Arial"/>
+          <w:color w:val="auto"/>
+          <w:kern w:val="2"/>
+          <w:sz w:val="24"/>
+          <w:szCs w:val="24"/>
+          <w:lang w:val="ru-RU" w:eastAsia="zh-CN" w:bidi="hi-IN"/>
+        </w:rPr>
+      </w:pPr>
+      <w:r>
+        <w:rPr>
+          <w:rFonts w:eastAsia="NSimSun" w:cs="Arial"/>
+          <w:color w:val="auto"/>
+          <w:kern w:val="2"/>
+          <w:sz w:val="24"/>
+          <w:szCs w:val="24"/>
+          <w:lang w:val="ru-RU" w:eastAsia="zh-CN" w:bidi="hi-IN"/>
+        </w:rPr>
+        <w:t>четырьмя 64-битными числами с плавающей запятой двойной точности.</w:t>
+      </w:r>
+    </w:p>
+    <w:p>
+      <w:pPr>
+        <w:pStyle w:val="BodyText"/>
+        <w:widowControl/>
+        <w:numPr>
+          <w:ilvl w:val="0"/>
+          <w:numId w:val="11"/>
+        </w:numPr>
+        <w:suppressAutoHyphens w:val="true"/>
+        <w:bidi w:val="0"/>
+        <w:jc w:val="start"/>
+        <w:rPr>
+          <w:rFonts w:eastAsia="NSimSun" w:cs="Arial"/>
+          <w:color w:val="auto"/>
+          <w:kern w:val="2"/>
+          <w:sz w:val="24"/>
+          <w:szCs w:val="24"/>
+          <w:lang w:val="ru-RU" w:eastAsia="zh-CN" w:bidi="hi-IN"/>
+        </w:rPr>
+      </w:pPr>
+      <w:r>
+        <w:rPr>
+          <w:rFonts w:eastAsia="NSimSun" w:cs="Arial"/>
+          <w:color w:val="auto"/>
+          <w:kern w:val="2"/>
+          <w:sz w:val="24"/>
+          <w:szCs w:val="24"/>
+          <w:lang w:val="ru-RU" w:eastAsia="zh-CN" w:bidi="hi-IN"/>
+        </w:rPr>
+        <w:t>AVX-512 — расширение с увеличенным размером векторных регистров, которое увеличивает размер каждого регистра до 512 бит, что, очевидно, позволяет обрабатывать больше данных за одну операцию.</w:t>
+      </w:r>
+    </w:p>
+    <w:p>
+      <w:pPr>
+        <w:pStyle w:val="BodyText"/>
+        <w:widowControl/>
+        <w:suppressAutoHyphens w:val="true"/>
+        <w:bidi w:val="0"/>
+        <w:ind w:hanging="0"/>
+        <w:jc w:val="start"/>
+        <w:rPr>
+          <w:rFonts w:eastAsia="NSimSun" w:cs="Arial"/>
+          <w:color w:val="auto"/>
+          <w:kern w:val="2"/>
+          <w:sz w:val="24"/>
+          <w:szCs w:val="24"/>
+          <w:lang w:val="ru-RU" w:eastAsia="zh-CN" w:bidi="hi-IN"/>
+        </w:rPr>
+      </w:pPr>
+      <w:r>
+        <w:rPr>
+          <w:rFonts w:eastAsia="NSimSun" w:cs="Arial"/>
+          <w:color w:val="auto"/>
+          <w:kern w:val="2"/>
+          <w:sz w:val="24"/>
+          <w:szCs w:val="24"/>
+          <w:lang w:val="ru-RU" w:eastAsia="zh-CN" w:bidi="hi-IN"/>
+        </w:rPr>
+        <w:t>Автоматическую векторизацию некоторым образом обеспечивают компиляторы. Современные представители, GCC, Clang, MSVC, могут анализировать код и заменять скалярные инструкции на векторные с использованием SIMD-инструкций.</w:t>
+      </w:r>
+    </w:p>
+    <w:p>
+      <w:pPr>
+        <w:pStyle w:val="BodyText"/>
+        <w:widowControl/>
+        <w:suppressAutoHyphens w:val="true"/>
+        <w:bidi w:val="0"/>
+        <w:ind w:hanging="0"/>
+        <w:jc w:val="start"/>
+        <w:rPr>
+          <w:rFonts w:eastAsia="NSimSun" w:cs="Arial"/>
+          <w:color w:val="auto"/>
+          <w:kern w:val="2"/>
+          <w:sz w:val="24"/>
+          <w:szCs w:val="24"/>
+          <w:lang w:val="ru-RU" w:eastAsia="zh-CN" w:bidi="hi-IN"/>
+        </w:rPr>
+      </w:pPr>
+      <w:r>
+        <w:rPr>
+          <w:rFonts w:eastAsia="NSimSun" w:cs="Arial"/>
+          <w:color w:val="auto"/>
+          <w:kern w:val="2"/>
+          <w:sz w:val="24"/>
+          <w:szCs w:val="24"/>
+          <w:lang w:val="ru-RU" w:eastAsia="zh-CN" w:bidi="hi-IN"/>
+        </w:rPr>
+        <w:t>Также компилятору с помощью директив можно указать принудительное использование simd-инструкций. #pragma simd для компиляторов Intel C/C++ позволяет указать, что компилятор должен явно векторизовать цикл, а #pragma omp simd — директива для той же цели из стандарта OpenMP.</w:t>
+      </w:r>
+    </w:p>
+    <w:p>
+      <w:pPr>
+        <w:pStyle w:val="BodyText"/>
+        <w:widowControl/>
+        <w:suppressAutoHyphens w:val="true"/>
+        <w:bidi w:val="0"/>
+        <w:ind w:hanging="0"/>
+        <w:jc w:val="start"/>
+        <w:rPr>
+          <w:rFonts w:eastAsia="NSimSun" w:cs="Arial"/>
+          <w:color w:val="auto"/>
+          <w:kern w:val="2"/>
+          <w:sz w:val="24"/>
+          <w:szCs w:val="24"/>
+          <w:lang w:val="ru-RU" w:eastAsia="zh-CN" w:bidi="hi-IN"/>
+        </w:rPr>
+      </w:pPr>
+      <w:r>
+        <w:rPr>
+          <w:rFonts w:eastAsia="NSimSun" w:cs="Arial"/>
+          <w:color w:val="auto"/>
+          <w:kern w:val="2"/>
+          <w:sz w:val="24"/>
+          <w:szCs w:val="24"/>
+          <w:lang w:val="ru-RU" w:eastAsia="zh-CN" w:bidi="hi-IN"/>
+        </w:rPr>
+        <w:t>Кроме того, можно использовать так называемые intrinsic’и, в</w:t>
+      </w:r>
+      <w:r>
+        <w:rPr>
+          <w:rFonts w:eastAsia="NSimSun" w:cs="Arial"/>
+          <w:color w:val="auto"/>
+          <w:kern w:val="2"/>
+          <w:sz w:val="24"/>
+          <w:szCs w:val="24"/>
+          <w:lang w:val="ru-RU" w:eastAsia="zh-CN" w:bidi="hi-IN"/>
+        </w:rPr>
+        <w:t xml:space="preserve">строенные функции </w:t>
+      </w:r>
+      <w:r>
+        <w:rPr>
+          <w:rFonts w:eastAsia="NSimSun" w:cs="Arial"/>
+          <w:color w:val="auto"/>
+          <w:kern w:val="2"/>
+          <w:sz w:val="24"/>
+          <w:szCs w:val="24"/>
+          <w:lang w:val="ru-RU" w:eastAsia="zh-CN" w:bidi="hi-IN"/>
+        </w:rPr>
+        <w:t>д</w:t>
+      </w:r>
+      <w:r>
+        <w:rPr>
+          <w:rFonts w:eastAsia="NSimSun" w:cs="Arial"/>
+          <w:color w:val="auto"/>
+          <w:kern w:val="2"/>
+          <w:sz w:val="24"/>
+          <w:szCs w:val="24"/>
+          <w:lang w:val="ru-RU" w:eastAsia="zh-CN" w:bidi="hi-IN"/>
+        </w:rPr>
+        <w:t xml:space="preserve">ля работы с SIMD-инструкциями. Они позволяют использовать команды расширений с синтаксисом, </w:t>
+      </w:r>
+      <w:r>
+        <w:rPr>
+          <w:rFonts w:eastAsia="NSimSun" w:cs="Arial"/>
+          <w:color w:val="auto"/>
+          <w:kern w:val="2"/>
+          <w:sz w:val="24"/>
+          <w:szCs w:val="24"/>
+          <w:lang w:val="ru-RU" w:eastAsia="zh-CN" w:bidi="hi-IN"/>
+        </w:rPr>
+        <w:t>похожим на</w:t>
+      </w:r>
+      <w:r>
+        <w:rPr>
+          <w:rFonts w:eastAsia="NSimSun" w:cs="Arial"/>
+          <w:color w:val="auto"/>
+          <w:kern w:val="2"/>
+          <w:sz w:val="24"/>
+          <w:szCs w:val="24"/>
+          <w:lang w:val="ru-RU" w:eastAsia="zh-CN" w:bidi="hi-IN"/>
+        </w:rPr>
+        <w:t xml:space="preserve"> вызов С-</w:t>
+      </w:r>
+      <w:r>
+        <w:rPr>
+          <w:rFonts w:eastAsia="NSimSun" w:cs="Arial"/>
+          <w:color w:val="auto"/>
+          <w:kern w:val="2"/>
+          <w:sz w:val="24"/>
+          <w:szCs w:val="24"/>
+          <w:lang w:val="ru-RU" w:eastAsia="zh-CN" w:bidi="hi-IN"/>
+        </w:rPr>
+        <w:t xml:space="preserve">подобных </w:t>
+      </w:r>
+      <w:r>
+        <w:rPr>
+          <w:rFonts w:eastAsia="NSimSun" w:cs="Arial"/>
+          <w:color w:val="auto"/>
+          <w:kern w:val="2"/>
+          <w:sz w:val="24"/>
+          <w:szCs w:val="24"/>
+          <w:lang w:val="ru-RU" w:eastAsia="zh-CN" w:bidi="hi-IN"/>
+        </w:rPr>
+        <w:t xml:space="preserve">функций, при этом компилятор </w:t>
+      </w:r>
+      <w:r>
+        <w:rPr>
+          <w:rFonts w:eastAsia="NSimSun" w:cs="Arial"/>
+          <w:color w:val="auto"/>
+          <w:kern w:val="2"/>
+          <w:sz w:val="24"/>
+          <w:szCs w:val="24"/>
+          <w:lang w:val="ru-RU" w:eastAsia="zh-CN" w:bidi="hi-IN"/>
+        </w:rPr>
+        <w:t xml:space="preserve">сам </w:t>
+      </w:r>
+      <w:r>
+        <w:rPr>
+          <w:rFonts w:eastAsia="NSimSun" w:cs="Arial"/>
+          <w:color w:val="auto"/>
+          <w:kern w:val="2"/>
+          <w:sz w:val="24"/>
+          <w:szCs w:val="24"/>
+          <w:lang w:val="ru-RU" w:eastAsia="zh-CN" w:bidi="hi-IN"/>
+        </w:rPr>
+        <w:t>выполн</w:t>
+      </w:r>
+      <w:r>
+        <w:rPr>
+          <w:rFonts w:eastAsia="NSimSun" w:cs="Arial"/>
+          <w:color w:val="auto"/>
+          <w:kern w:val="2"/>
+          <w:sz w:val="24"/>
+          <w:szCs w:val="24"/>
+          <w:lang w:val="ru-RU" w:eastAsia="zh-CN" w:bidi="hi-IN"/>
+        </w:rPr>
+        <w:t>и</w:t>
+      </w:r>
+      <w:r>
+        <w:rPr>
+          <w:rFonts w:eastAsia="NSimSun" w:cs="Arial"/>
+          <w:color w:val="auto"/>
+          <w:kern w:val="2"/>
+          <w:sz w:val="24"/>
+          <w:szCs w:val="24"/>
+          <w:lang w:val="ru-RU" w:eastAsia="zh-CN" w:bidi="hi-IN"/>
+        </w:rPr>
+        <w:t>т оптимизацию кода.</w:t>
+      </w:r>
+    </w:p>
+    <w:p>
+      <w:pPr>
+        <w:pStyle w:val="BodyText"/>
+        <w:widowControl/>
+        <w:suppressAutoHyphens w:val="true"/>
+        <w:bidi w:val="0"/>
+        <w:ind w:hanging="0"/>
+        <w:jc w:val="start"/>
+        <w:rPr>
+          <w:lang w:val="ru-RU"/>
+        </w:rPr>
+      </w:pPr>
+      <w:r>
+        <w:rPr>
+          <w:rFonts w:eastAsia="NSimSun" w:cs="Arial"/>
+          <w:color w:val="auto"/>
+          <w:kern w:val="2"/>
+          <w:sz w:val="24"/>
+          <w:szCs w:val="24"/>
+          <w:lang w:val="ru-RU" w:eastAsia="zh-CN" w:bidi="hi-IN"/>
+        </w:rPr>
+        <w:t xml:space="preserve">Для векторизации кода и использования </w:t>
+      </w:r>
+      <w:r>
+        <w:rPr>
+          <w:rFonts w:eastAsia="NSimSun" w:cs="Arial"/>
+          <w:color w:val="auto"/>
+          <w:kern w:val="2"/>
+          <w:sz w:val="24"/>
+          <w:szCs w:val="24"/>
+          <w:lang w:val="en-US" w:eastAsia="zh-CN" w:bidi="hi-IN"/>
+        </w:rPr>
+        <w:t xml:space="preserve">simd </w:t>
+      </w:r>
+      <w:r>
+        <w:rPr>
+          <w:rFonts w:eastAsia="NSimSun" w:cs="Arial"/>
+          <w:color w:val="auto"/>
+          <w:kern w:val="2"/>
+          <w:sz w:val="24"/>
+          <w:szCs w:val="24"/>
+          <w:lang w:val="ru-RU" w:eastAsia="zh-CN" w:bidi="hi-IN"/>
+        </w:rPr>
+        <w:t xml:space="preserve">матрицы </w:t>
+      </w:r>
+      <w:r>
+        <w:rPr>
+          <w:rFonts w:eastAsia="NSimSun" w:cs="Arial"/>
+          <w:color w:val="auto"/>
+          <w:kern w:val="2"/>
+          <w:sz w:val="24"/>
+          <w:szCs w:val="24"/>
+          <w:lang w:val="en-US" w:eastAsia="zh-CN" w:bidi="hi-IN"/>
+        </w:rPr>
+        <w:t xml:space="preserve">Q </w:t>
+      </w:r>
+      <w:r>
+        <w:rPr>
+          <w:rFonts w:eastAsia="NSimSun" w:cs="Arial"/>
+          <w:color w:val="auto"/>
+          <w:kern w:val="2"/>
+          <w:sz w:val="24"/>
+          <w:szCs w:val="24"/>
+          <w:lang w:val="ru-RU" w:eastAsia="zh-CN" w:bidi="hi-IN"/>
+        </w:rPr>
+        <w:t xml:space="preserve">и </w:t>
+      </w:r>
+      <w:r>
+        <w:rPr>
+          <w:rFonts w:eastAsia="NSimSun" w:cs="Arial"/>
+          <w:color w:val="auto"/>
+          <w:kern w:val="2"/>
+          <w:sz w:val="24"/>
+          <w:szCs w:val="24"/>
+          <w:lang w:val="en-US" w:eastAsia="zh-CN" w:bidi="hi-IN"/>
+        </w:rPr>
+        <w:t xml:space="preserve">R </w:t>
+      </w:r>
+      <w:r>
+        <w:rPr>
+          <w:rFonts w:eastAsia="NSimSun" w:cs="Arial"/>
+          <w:color w:val="auto"/>
+          <w:kern w:val="2"/>
+          <w:sz w:val="24"/>
+          <w:szCs w:val="24"/>
+          <w:lang w:val="ru-RU" w:eastAsia="zh-CN" w:bidi="hi-IN"/>
+        </w:rPr>
+        <w:t xml:space="preserve">будем хранить в ленточном виде, записав в одномерный массив матрицы по строкам (матрица </w:t>
+      </w:r>
+      <w:r>
+        <w:rPr>
+          <w:rFonts w:eastAsia="NSimSun" w:cs="Arial"/>
+          <w:color w:val="auto"/>
+          <w:kern w:val="2"/>
+          <w:sz w:val="24"/>
+          <w:szCs w:val="24"/>
+          <w:lang w:val="en-US" w:eastAsia="zh-CN" w:bidi="hi-IN"/>
+        </w:rPr>
+        <w:t xml:space="preserve">Q </w:t>
+      </w:r>
+      <w:r>
+        <w:rPr>
+          <w:rFonts w:eastAsia="NSimSun" w:cs="Arial"/>
+          <w:color w:val="auto"/>
+          <w:kern w:val="2"/>
+          <w:sz w:val="24"/>
+          <w:szCs w:val="24"/>
+          <w:lang w:val="ru-RU" w:eastAsia="zh-CN" w:bidi="hi-IN"/>
+        </w:rPr>
+        <w:t>снова будет храниться транспонированной).</w:t>
+      </w:r>
+    </w:p>
+    <w:p>
+      <w:pPr>
+        <w:pStyle w:val="BodyText"/>
+        <w:widowControl/>
+        <w:suppressAutoHyphens w:val="true"/>
+        <w:bidi w:val="0"/>
+        <w:ind w:hanging="0"/>
+        <w:jc w:val="start"/>
+        <w:rPr>
+          <w:rFonts w:eastAsia="NSimSun" w:cs="Arial"/>
+          <w:color w:val="auto"/>
+          <w:kern w:val="2"/>
+          <w:sz w:val="24"/>
+          <w:szCs w:val="24"/>
+          <w:lang w:val="ru-RU" w:eastAsia="zh-CN" w:bidi="hi-IN"/>
+        </w:rPr>
+      </w:pPr>
+      <w:r>
+        <w:rPr>
+          <w:rFonts w:eastAsia="NSimSun" w:cs="Arial"/>
+          <w:color w:val="auto"/>
+          <w:kern w:val="2"/>
+          <w:sz w:val="24"/>
+          <w:szCs w:val="24"/>
+          <w:lang w:val="ru-RU" w:eastAsia="zh-CN" w:bidi="hi-IN"/>
+        </w:rPr>
+        <w:t xml:space="preserve">Для векторных вычислений можно использовать встроенную в </w:t>
+      </w:r>
+      <w:r>
+        <w:rPr>
+          <w:rFonts w:eastAsia="NSimSun" w:cs="Arial"/>
+          <w:color w:val="auto"/>
+          <w:kern w:val="2"/>
+          <w:sz w:val="24"/>
+          <w:szCs w:val="24"/>
+          <w:lang w:val="en-US" w:eastAsia="zh-CN" w:bidi="hi-IN"/>
+        </w:rPr>
+        <w:t xml:space="preserve">OpenMP </w:t>
+      </w:r>
+      <w:r>
+        <w:rPr>
+          <w:rFonts w:eastAsia="NSimSun" w:cs="Arial"/>
+          <w:color w:val="auto"/>
+          <w:kern w:val="2"/>
+          <w:sz w:val="24"/>
+          <w:szCs w:val="24"/>
+          <w:lang w:val="ru-RU" w:eastAsia="zh-CN" w:bidi="hi-IN"/>
+        </w:rPr>
+        <w:t xml:space="preserve">векторизацию или использовать </w:t>
+      </w:r>
+      <w:r>
+        <w:rPr>
+          <w:rFonts w:eastAsia="NSimSun" w:cs="Arial"/>
+          <w:color w:val="auto"/>
+          <w:kern w:val="2"/>
+          <w:sz w:val="24"/>
+          <w:szCs w:val="24"/>
+          <w:lang w:val="en-US" w:eastAsia="zh-CN" w:bidi="hi-IN"/>
+        </w:rPr>
+        <w:t>AVX-</w:t>
+      </w:r>
+      <w:r>
+        <w:rPr>
+          <w:rFonts w:eastAsia="NSimSun" w:cs="Arial"/>
+          <w:color w:val="auto"/>
+          <w:kern w:val="2"/>
+          <w:sz w:val="24"/>
+          <w:szCs w:val="24"/>
+          <w:lang w:val="ru-RU" w:eastAsia="zh-CN" w:bidi="hi-IN"/>
+        </w:rPr>
+        <w:t>интринсики.</w:t>
+      </w:r>
+    </w:p>
+    <w:p>
+      <w:pPr>
+        <w:pStyle w:val="BodyText"/>
+        <w:widowControl/>
+        <w:suppressAutoHyphens w:val="true"/>
+        <w:bidi w:val="0"/>
+        <w:ind w:hanging="0"/>
+        <w:jc w:val="both"/>
+        <w:rPr>
+          <w:rFonts w:eastAsia="NSimSun" w:cs="Arial"/>
+          <w:color w:val="auto"/>
+          <w:kern w:val="2"/>
+          <w:sz w:val="24"/>
+          <w:szCs w:val="24"/>
+          <w:lang w:val="ru-RU" w:eastAsia="zh-CN" w:bidi="hi-IN"/>
+        </w:rPr>
+      </w:pPr>
+      <w:r>
+        <w:rPr>
+          <w:rFonts w:eastAsia="NSimSun" w:cs="Arial"/>
+          <w:color w:val="auto"/>
+          <w:kern w:val="2"/>
+          <w:sz w:val="24"/>
+          <w:szCs w:val="24"/>
+          <w:lang w:val="ru-RU" w:eastAsia="zh-CN" w:bidi="hi-IN"/>
+        </w:rPr>
+        <w:t xml:space="preserve">Векторную обработку данных можно использовать при вращении строк матриц </w:t>
+      </w:r>
+      <w:r>
+        <w:rPr>
+          <w:rFonts w:eastAsia="NSimSun" w:cs="Arial"/>
+          <w:color w:val="auto"/>
+          <w:kern w:val="2"/>
+          <w:sz w:val="24"/>
+          <w:szCs w:val="24"/>
+          <w:lang w:val="en-US" w:eastAsia="zh-CN" w:bidi="hi-IN"/>
+        </w:rPr>
+        <w:t>Q</w:t>
+      </w:r>
+      <w:r>
+        <w:rPr>
+          <w:rFonts w:eastAsia="NSimSun" w:cs="Arial"/>
+          <w:color w:val="auto"/>
+          <w:kern w:val="2"/>
+          <w:position w:val="0"/>
+          <w:sz w:val="24"/>
+          <w:sz w:val="24"/>
+          <w:szCs w:val="24"/>
+          <w:vertAlign w:val="baseline"/>
+          <w:lang w:val="en-US" w:eastAsia="zh-CN" w:bidi="hi-IN"/>
+        </w:rPr>
+        <w:t xml:space="preserve"> </w:t>
+      </w:r>
+      <w:r>
+        <w:rPr>
+          <w:rFonts w:eastAsia="NSimSun" w:cs="Arial"/>
+          <w:color w:val="auto"/>
+          <w:kern w:val="2"/>
+          <w:position w:val="0"/>
+          <w:sz w:val="24"/>
+          <w:sz w:val="24"/>
+          <w:szCs w:val="24"/>
+          <w:vertAlign w:val="baseline"/>
+          <w:lang w:val="ru-RU" w:eastAsia="zh-CN" w:bidi="hi-IN"/>
+        </w:rPr>
+        <w:t xml:space="preserve">и </w:t>
+      </w:r>
+      <w:r>
+        <w:rPr>
+          <w:rFonts w:eastAsia="NSimSun" w:cs="Arial"/>
+          <w:color w:val="auto"/>
+          <w:kern w:val="2"/>
+          <w:position w:val="0"/>
+          <w:sz w:val="24"/>
+          <w:sz w:val="24"/>
+          <w:szCs w:val="24"/>
+          <w:vertAlign w:val="baseline"/>
+          <w:lang w:val="en-US" w:eastAsia="zh-CN" w:bidi="hi-IN"/>
+        </w:rPr>
+        <w:t xml:space="preserve">R, </w:t>
+      </w:r>
+      <w:r>
+        <w:rPr>
+          <w:rFonts w:eastAsia="NSimSun" w:cs="Arial"/>
+          <w:color w:val="auto"/>
+          <w:kern w:val="2"/>
+          <w:position w:val="0"/>
+          <w:sz w:val="24"/>
+          <w:sz w:val="24"/>
+          <w:szCs w:val="24"/>
+          <w:vertAlign w:val="baseline"/>
+          <w:lang w:val="ru-RU" w:eastAsia="zh-CN" w:bidi="hi-IN"/>
+        </w:rPr>
+        <w:t>производя одновременно вычисления четырёх (при работе с вещественными числами двойной точности) или восьми (при работе с вещественными числами одинарной точности) значений в двух строках одновременно:</w:t>
+      </w:r>
+      <w:r>
+        <w:br w:type="page"/>
+      </w:r>
+    </w:p>
+    <w:p>
+      <w:pPr>
+        <w:pStyle w:val="BodyText"/>
+        <w:widowControl/>
+        <w:suppressAutoHyphens w:val="true"/>
+        <w:bidi w:val="0"/>
+        <w:ind w:hanging="0"/>
+        <w:jc w:val="both"/>
+        <w:rPr>
+          <w:rFonts w:eastAsia="NSimSun" w:cs="Arial"/>
+          <w:color w:val="auto"/>
+          <w:kern w:val="2"/>
+          <w:sz w:val="24"/>
+          <w:szCs w:val="24"/>
+          <w:lang w:val="ru-RU" w:eastAsia="zh-CN" w:bidi="hi-IN"/>
+        </w:rPr>
+      </w:pPr>
+      <w:r>
+        <w:rPr>
+          <w:rFonts w:eastAsia="NSimSun" w:cs="Arial"/>
+          <w:color w:val="auto"/>
+          <w:kern w:val="2"/>
+          <w:sz w:val="24"/>
+          <w:szCs w:val="24"/>
+          <w:lang w:val="ru-RU" w:eastAsia="zh-CN" w:bidi="hi-IN"/>
+        </w:rPr>
+      </w:r>
+    </w:p>
+    <w:p>
+      <w:pPr>
+        <w:pStyle w:val="Normal"/>
+        <w:rPr>
+          <w:rFonts w:ascii="Cascadia Mono" w:hAnsi="Cascadia Mono"/>
+          <w:color w:val="000000"/>
+          <w:sz w:val="19"/>
+          <w:highlight w:val="white"/>
+        </w:rPr>
+      </w:pPr>
+      <w:r>
+        <w:rPr>
+          <w:rFonts w:ascii="Cascadia Mono" w:hAnsi="Cascadia Mono"/>
+          <w:color w:val="008000"/>
+          <w:sz w:val="19"/>
+          <w:highlight w:val="white"/>
+        </w:rPr>
+        <w:t xml:space="preserve">// data type is </w:t>
+      </w:r>
+      <w:r>
+        <w:rPr>
+          <w:rFonts w:ascii="Cascadia Mono" w:hAnsi="Cascadia Mono"/>
+          <w:color w:val="008000"/>
+          <w:sz w:val="19"/>
+          <w:highlight w:val="white"/>
+          <w:lang w:val="en-US"/>
+        </w:rPr>
+        <w:t>double</w:t>
+      </w:r>
+    </w:p>
+    <w:p>
+      <w:pPr>
+        <w:pStyle w:val="Normal"/>
+        <w:rPr>
+          <w:rFonts w:ascii="Cascadia Mono" w:hAnsi="Cascadia Mono"/>
+          <w:color w:val="000000"/>
+          <w:sz w:val="19"/>
+          <w:highlight w:val="white"/>
+        </w:rPr>
+      </w:pPr>
+      <w:r>
+        <w:rPr>
+          <w:rFonts w:ascii="Cascadia Mono" w:hAnsi="Cascadia Mono"/>
+          <w:color w:val="2B91AF"/>
+          <w:sz w:val="19"/>
+          <w:highlight w:val="white"/>
+        </w:rPr>
+        <w:t>__m256d</w:t>
+      </w:r>
+      <w:r>
+        <w:rPr>
+          <w:rFonts w:ascii="Cascadia Mono" w:hAnsi="Cascadia Mono"/>
+          <w:color w:val="000000"/>
+          <w:sz w:val="19"/>
+          <w:highlight w:val="white"/>
+        </w:rPr>
+        <w:t xml:space="preserve"> Rj = _mm256_loadu_pd(&amp;Rj_ptr[k]);</w:t>
+      </w:r>
+    </w:p>
+    <w:p>
+      <w:pPr>
+        <w:pStyle w:val="Normal"/>
+        <w:rPr>
+          <w:rFonts w:ascii="Cascadia Mono" w:hAnsi="Cascadia Mono"/>
+          <w:color w:val="000000"/>
+          <w:sz w:val="19"/>
+          <w:highlight w:val="white"/>
+        </w:rPr>
+      </w:pPr>
+      <w:r>
+        <w:rPr>
+          <w:rFonts w:ascii="Cascadia Mono" w:hAnsi="Cascadia Mono"/>
+          <w:color w:val="2B91AF"/>
+          <w:sz w:val="19"/>
+          <w:highlight w:val="white"/>
+        </w:rPr>
+        <w:t>__m256d</w:t>
+      </w:r>
+      <w:r>
+        <w:rPr>
+          <w:rFonts w:ascii="Cascadia Mono" w:hAnsi="Cascadia Mono"/>
+          <w:color w:val="000000"/>
+          <w:sz w:val="19"/>
+          <w:highlight w:val="white"/>
+        </w:rPr>
+        <w:t xml:space="preserve"> Ri = _mm256_loadu_pd(&amp;Ri_ptr[k]);</w:t>
+      </w:r>
+    </w:p>
+    <w:p>
+      <w:pPr>
+        <w:pStyle w:val="Normal"/>
+        <w:rPr>
+          <w:rFonts w:ascii="Cascadia Mono" w:hAnsi="Cascadia Mono"/>
+          <w:color w:val="000000"/>
+          <w:sz w:val="19"/>
+          <w:highlight w:val="white"/>
+        </w:rPr>
+      </w:pPr>
+      <w:r>
+        <w:rPr>
+          <w:rFonts w:ascii="Cascadia Mono" w:hAnsi="Cascadia Mono"/>
+          <w:color w:val="000000"/>
+          <w:sz w:val="19"/>
+          <w:highlight w:val="white"/>
+        </w:rPr>
+      </w:r>
+    </w:p>
+    <w:p>
+      <w:pPr>
+        <w:pStyle w:val="Normal"/>
+        <w:rPr>
+          <w:rFonts w:ascii="Cascadia Mono" w:hAnsi="Cascadia Mono"/>
+          <w:color w:val="000000"/>
+          <w:sz w:val="19"/>
+          <w:highlight w:val="white"/>
+        </w:rPr>
+      </w:pPr>
+      <w:r>
+        <w:rPr>
+          <w:rFonts w:ascii="Cascadia Mono" w:hAnsi="Cascadia Mono"/>
+          <w:color w:val="2B91AF"/>
+          <w:sz w:val="19"/>
+          <w:highlight w:val="white"/>
+        </w:rPr>
+        <w:t>__m256d</w:t>
+      </w:r>
+      <w:r>
+        <w:rPr>
+          <w:rFonts w:ascii="Cascadia Mono" w:hAnsi="Cascadia Mono"/>
+          <w:color w:val="000000"/>
+          <w:sz w:val="19"/>
+          <w:highlight w:val="white"/>
+        </w:rPr>
+        <w:t xml:space="preserve"> c_vec = _mm256_set1_pd(c);</w:t>
+      </w:r>
+    </w:p>
+    <w:p>
+      <w:pPr>
+        <w:pStyle w:val="Normal"/>
+        <w:rPr>
+          <w:rFonts w:ascii="Cascadia Mono" w:hAnsi="Cascadia Mono"/>
+          <w:color w:val="000000"/>
+          <w:sz w:val="19"/>
+          <w:highlight w:val="white"/>
+        </w:rPr>
+      </w:pPr>
+      <w:r>
+        <w:rPr>
+          <w:rFonts w:ascii="Cascadia Mono" w:hAnsi="Cascadia Mono"/>
+          <w:color w:val="2B91AF"/>
+          <w:sz w:val="19"/>
+          <w:highlight w:val="white"/>
+        </w:rPr>
+        <w:t>__m256d</w:t>
+      </w:r>
+      <w:r>
+        <w:rPr>
+          <w:rFonts w:ascii="Cascadia Mono" w:hAnsi="Cascadia Mono"/>
+          <w:color w:val="000000"/>
+          <w:sz w:val="19"/>
+          <w:highlight w:val="white"/>
+        </w:rPr>
+        <w:t xml:space="preserve"> s_vec = _mm256_set1_pd(s);</w:t>
+      </w:r>
+    </w:p>
+    <w:p>
+      <w:pPr>
+        <w:pStyle w:val="Normal"/>
+        <w:rPr>
+          <w:rFonts w:ascii="Cascadia Mono" w:hAnsi="Cascadia Mono"/>
+          <w:color w:val="000000"/>
+          <w:sz w:val="19"/>
+          <w:highlight w:val="white"/>
+        </w:rPr>
+      </w:pPr>
+      <w:r>
+        <w:rPr>
+          <w:rFonts w:ascii="Cascadia Mono" w:hAnsi="Cascadia Mono"/>
+          <w:color w:val="000000"/>
+          <w:sz w:val="19"/>
+          <w:highlight w:val="white"/>
+        </w:rPr>
+      </w:r>
+    </w:p>
+    <w:p>
+      <w:pPr>
+        <w:pStyle w:val="Normal"/>
+        <w:rPr>
+          <w:rFonts w:ascii="Cascadia Mono" w:hAnsi="Cascadia Mono"/>
+          <w:color w:val="000000"/>
+          <w:sz w:val="19"/>
+          <w:highlight w:val="white"/>
+        </w:rPr>
+      </w:pPr>
+      <w:r>
+        <w:rPr>
+          <w:rFonts w:ascii="Cascadia Mono" w:hAnsi="Cascadia Mono"/>
+          <w:color w:val="2B91AF"/>
+          <w:sz w:val="19"/>
+          <w:highlight w:val="white"/>
+        </w:rPr>
+        <w:t>__m256d</w:t>
+      </w:r>
+      <w:r>
+        <w:rPr>
+          <w:rFonts w:ascii="Cascadia Mono" w:hAnsi="Cascadia Mono"/>
+          <w:color w:val="000000"/>
+          <w:sz w:val="19"/>
+          <w:highlight w:val="white"/>
+        </w:rPr>
+        <w:t xml:space="preserve"> new_Rj = _mm256_fmsub_pd(Rj, c_vec, _mm256_mul_pd(Ri, s_vec));</w:t>
+      </w:r>
+    </w:p>
+    <w:p>
+      <w:pPr>
+        <w:pStyle w:val="Normal"/>
+        <w:rPr>
+          <w:rFonts w:ascii="Cascadia Mono" w:hAnsi="Cascadia Mono"/>
+          <w:color w:val="000000"/>
+          <w:sz w:val="19"/>
+          <w:highlight w:val="white"/>
+        </w:rPr>
+      </w:pPr>
+      <w:r>
+        <w:rPr>
+          <w:rFonts w:ascii="Cascadia Mono" w:hAnsi="Cascadia Mono"/>
+          <w:color w:val="2B91AF"/>
+          <w:sz w:val="19"/>
+          <w:highlight w:val="white"/>
+        </w:rPr>
+        <w:t>__m256d</w:t>
+      </w:r>
+      <w:r>
+        <w:rPr>
+          <w:rFonts w:ascii="Cascadia Mono" w:hAnsi="Cascadia Mono"/>
+          <w:color w:val="000000"/>
+          <w:sz w:val="19"/>
+          <w:highlight w:val="white"/>
+        </w:rPr>
+        <w:t xml:space="preserve"> new_Ri = _mm256_fmadd_pd(Rj, s_vec, _mm256_mul_pd(Ri, c_vec));</w:t>
+      </w:r>
+    </w:p>
+    <w:p>
+      <w:pPr>
+        <w:pStyle w:val="Normal"/>
+        <w:rPr>
+          <w:rFonts w:ascii="Cascadia Mono" w:hAnsi="Cascadia Mono"/>
+          <w:color w:val="000000"/>
+          <w:sz w:val="19"/>
+          <w:highlight w:val="white"/>
+        </w:rPr>
+      </w:pPr>
+      <w:r>
+        <w:rPr>
+          <w:rFonts w:ascii="Cascadia Mono" w:hAnsi="Cascadia Mono"/>
+          <w:color w:val="000000"/>
+          <w:sz w:val="19"/>
+          <w:highlight w:val="white"/>
+        </w:rPr>
+      </w:r>
+    </w:p>
+    <w:p>
+      <w:pPr>
+        <w:pStyle w:val="Normal"/>
+        <w:rPr>
+          <w:rFonts w:ascii="Cascadia Mono" w:hAnsi="Cascadia Mono"/>
+          <w:color w:val="000000"/>
+          <w:sz w:val="19"/>
+          <w:highlight w:val="white"/>
+        </w:rPr>
+      </w:pPr>
+      <w:r>
+        <w:rPr>
+          <w:rFonts w:ascii="Cascadia Mono" w:hAnsi="Cascadia Mono"/>
+          <w:color w:val="000000"/>
+          <w:sz w:val="19"/>
+          <w:highlight w:val="white"/>
+        </w:rPr>
+        <w:t>_mm256_storeu_pd(&amp;Rj_ptr[k], new_Rj);</w:t>
+      </w:r>
+    </w:p>
+    <w:p>
+      <w:pPr>
+        <w:pStyle w:val="Normal"/>
+        <w:widowControl/>
+        <w:suppressAutoHyphens w:val="true"/>
+        <w:bidi w:val="0"/>
+        <w:ind w:hanging="0"/>
+        <w:jc w:val="both"/>
+        <w:rPr>
+          <w:rFonts w:ascii="Cascadia Mono" w:hAnsi="Cascadia Mono" w:eastAsia="NSimSun" w:cs="Arial"/>
+          <w:color w:val="000000"/>
+          <w:kern w:val="2"/>
+          <w:sz w:val="19"/>
+          <w:szCs w:val="24"/>
+          <w:highlight w:val="white"/>
+          <w:lang w:val="ru-RU" w:eastAsia="zh-CN" w:bidi="hi-IN"/>
+        </w:rPr>
+      </w:pPr>
+      <w:r>
+        <w:rPr>
+          <w:rFonts w:eastAsia="NSimSun" w:cs="Arial" w:ascii="Cascadia Mono" w:hAnsi="Cascadia Mono"/>
+          <w:color w:val="000000"/>
+          <w:kern w:val="2"/>
+          <w:sz w:val="19"/>
+          <w:szCs w:val="24"/>
+          <w:highlight w:val="white"/>
+          <w:lang w:val="ru-RU" w:eastAsia="zh-CN" w:bidi="hi-IN"/>
+        </w:rPr>
+        <w:t>_mm256_storeu_pd(&amp;Ri_ptr[k], new_Ri);</w:t>
+      </w:r>
+    </w:p>
+    <w:p>
+      <w:pPr>
+        <w:pStyle w:val="Normal"/>
+        <w:widowControl/>
+        <w:suppressAutoHyphens w:val="true"/>
+        <w:bidi w:val="0"/>
+        <w:ind w:hanging="0"/>
+        <w:jc w:val="both"/>
+        <w:rPr>
+          <w:rFonts w:ascii="Cascadia Mono" w:hAnsi="Cascadia Mono" w:eastAsia="NSimSun" w:cs="Arial"/>
+          <w:color w:val="000000"/>
+          <w:kern w:val="2"/>
+          <w:sz w:val="19"/>
+          <w:szCs w:val="24"/>
+          <w:highlight w:val="white"/>
+          <w:lang w:val="ru-RU" w:eastAsia="zh-CN" w:bidi="hi-IN"/>
+        </w:rPr>
+      </w:pPr>
+      <w:r>
+        <w:rPr>
+          <w:rFonts w:eastAsia="NSimSun" w:cs="Arial" w:ascii="Cascadia Mono" w:hAnsi="Cascadia Mono"/>
+          <w:color w:val="000000"/>
+          <w:kern w:val="2"/>
+          <w:sz w:val="19"/>
+          <w:szCs w:val="24"/>
+          <w:highlight w:val="white"/>
+          <w:lang w:val="ru-RU" w:eastAsia="zh-CN" w:bidi="hi-IN"/>
+        </w:rPr>
+      </w:r>
+    </w:p>
+    <w:p>
+      <w:pPr>
+        <w:pStyle w:val="Normal"/>
+        <w:widowControl/>
+        <w:suppressAutoHyphens w:val="true"/>
+        <w:bidi w:val="0"/>
+        <w:ind w:hanging="0"/>
+        <w:jc w:val="both"/>
+        <w:rPr>
+          <w:rFonts w:ascii="Cascadia Mono" w:hAnsi="Cascadia Mono" w:eastAsia="NSimSun" w:cs="Arial"/>
+          <w:color w:val="000000"/>
+          <w:kern w:val="2"/>
+          <w:sz w:val="19"/>
+          <w:szCs w:val="24"/>
+          <w:highlight w:val="white"/>
+          <w:lang w:val="en-US" w:eastAsia="zh-CN" w:bidi="hi-IN"/>
+        </w:rPr>
+      </w:pPr>
+      <w:r>
+        <w:rPr>
+          <w:rFonts w:eastAsia="NSimSun" w:cs="Arial" w:ascii="Cascadia Mono" w:hAnsi="Cascadia Mono"/>
+          <w:color w:val="008000"/>
+          <w:kern w:val="2"/>
+          <w:sz w:val="19"/>
+          <w:szCs w:val="24"/>
+          <w:highlight w:val="white"/>
+          <w:lang w:val="en-US" w:eastAsia="zh-CN" w:bidi="hi-IN"/>
+        </w:rPr>
+        <w:t>// data type is float</w:t>
+      </w:r>
+    </w:p>
+    <w:p>
+      <w:pPr>
+        <w:pStyle w:val="Normal"/>
+        <w:rPr>
+          <w:rFonts w:ascii="Cascadia Mono" w:hAnsi="Cascadia Mono"/>
+          <w:color w:val="000000"/>
+          <w:sz w:val="19"/>
+          <w:highlight w:val="white"/>
+        </w:rPr>
+      </w:pPr>
+      <w:r>
+        <w:rPr>
+          <w:rFonts w:ascii="Cascadia Mono" w:hAnsi="Cascadia Mono"/>
+          <w:color w:val="2B91AF"/>
+          <w:sz w:val="19"/>
+          <w:highlight w:val="white"/>
+        </w:rPr>
+        <w:t>__m256</w:t>
+      </w:r>
+      <w:r>
+        <w:rPr>
+          <w:rFonts w:ascii="Cascadia Mono" w:hAnsi="Cascadia Mono"/>
+          <w:color w:val="000000"/>
+          <w:sz w:val="19"/>
+          <w:highlight w:val="white"/>
+        </w:rPr>
+        <w:t xml:space="preserve"> Rj = _mm256_loadu_ps(&amp;Rj_ptr[k]);</w:t>
+      </w:r>
+    </w:p>
+    <w:p>
+      <w:pPr>
+        <w:pStyle w:val="Normal"/>
+        <w:rPr>
+          <w:rFonts w:ascii="Cascadia Mono" w:hAnsi="Cascadia Mono"/>
+          <w:color w:val="000000"/>
+          <w:sz w:val="19"/>
+          <w:highlight w:val="white"/>
+        </w:rPr>
+      </w:pPr>
+      <w:r>
+        <w:rPr>
+          <w:rFonts w:ascii="Cascadia Mono" w:hAnsi="Cascadia Mono"/>
+          <w:color w:val="2B91AF"/>
+          <w:sz w:val="19"/>
+          <w:highlight w:val="white"/>
+        </w:rPr>
+        <w:t>__m256</w:t>
+      </w:r>
+      <w:r>
+        <w:rPr>
+          <w:rFonts w:ascii="Cascadia Mono" w:hAnsi="Cascadia Mono"/>
+          <w:color w:val="000000"/>
+          <w:sz w:val="19"/>
+          <w:highlight w:val="white"/>
+        </w:rPr>
+        <w:t xml:space="preserve"> Ri = _mm256_loadu_ps(&amp;Ri_ptr[k]);</w:t>
+      </w:r>
+    </w:p>
+    <w:p>
+      <w:pPr>
+        <w:pStyle w:val="Normal"/>
+        <w:rPr>
+          <w:rFonts w:ascii="Cascadia Mono" w:hAnsi="Cascadia Mono"/>
+          <w:color w:val="000000"/>
+          <w:sz w:val="19"/>
+          <w:highlight w:val="white"/>
+        </w:rPr>
+      </w:pPr>
+      <w:r>
+        <w:rPr>
+          <w:rFonts w:ascii="Cascadia Mono" w:hAnsi="Cascadia Mono"/>
+          <w:color w:val="000000"/>
+          <w:sz w:val="19"/>
+          <w:highlight w:val="white"/>
+        </w:rPr>
+      </w:r>
+    </w:p>
+    <w:p>
+      <w:pPr>
+        <w:pStyle w:val="Normal"/>
+        <w:rPr>
+          <w:rFonts w:ascii="Cascadia Mono" w:hAnsi="Cascadia Mono"/>
+          <w:color w:val="000000"/>
+          <w:sz w:val="19"/>
+          <w:highlight w:val="white"/>
+        </w:rPr>
+      </w:pPr>
+      <w:r>
+        <w:rPr>
+          <w:rFonts w:ascii="Cascadia Mono" w:hAnsi="Cascadia Mono"/>
+          <w:color w:val="2B91AF"/>
+          <w:sz w:val="19"/>
+          <w:highlight w:val="white"/>
+        </w:rPr>
+        <w:t>__m256</w:t>
+      </w:r>
+      <w:r>
+        <w:rPr>
+          <w:rFonts w:ascii="Cascadia Mono" w:hAnsi="Cascadia Mono"/>
+          <w:color w:val="000000"/>
+          <w:sz w:val="19"/>
+          <w:highlight w:val="white"/>
+        </w:rPr>
+        <w:t xml:space="preserve"> c_vec = _mm256_set1_ps(c);</w:t>
+      </w:r>
+    </w:p>
+    <w:p>
+      <w:pPr>
+        <w:pStyle w:val="Normal"/>
+        <w:rPr>
+          <w:rFonts w:ascii="Cascadia Mono" w:hAnsi="Cascadia Mono"/>
+          <w:color w:val="000000"/>
+          <w:sz w:val="19"/>
+          <w:highlight w:val="white"/>
+        </w:rPr>
+      </w:pPr>
+      <w:r>
+        <w:rPr>
+          <w:rFonts w:ascii="Cascadia Mono" w:hAnsi="Cascadia Mono"/>
+          <w:color w:val="2B91AF"/>
+          <w:sz w:val="19"/>
+          <w:highlight w:val="white"/>
+        </w:rPr>
+        <w:t>__m256</w:t>
+      </w:r>
+      <w:r>
+        <w:rPr>
+          <w:rFonts w:ascii="Cascadia Mono" w:hAnsi="Cascadia Mono"/>
+          <w:color w:val="000000"/>
+          <w:sz w:val="19"/>
+          <w:highlight w:val="white"/>
+        </w:rPr>
+        <w:t xml:space="preserve"> s_vec = _mm256_set1_ps(s);</w:t>
+      </w:r>
+    </w:p>
+    <w:p>
+      <w:pPr>
+        <w:pStyle w:val="Normal"/>
+        <w:rPr>
+          <w:rFonts w:ascii="Cascadia Mono" w:hAnsi="Cascadia Mono"/>
+          <w:color w:val="000000"/>
+          <w:sz w:val="19"/>
+          <w:highlight w:val="white"/>
+        </w:rPr>
+      </w:pPr>
+      <w:r>
+        <w:rPr>
+          <w:rFonts w:ascii="Cascadia Mono" w:hAnsi="Cascadia Mono"/>
+          <w:color w:val="000000"/>
+          <w:sz w:val="19"/>
+          <w:highlight w:val="white"/>
+        </w:rPr>
+      </w:r>
+    </w:p>
+    <w:p>
+      <w:pPr>
+        <w:pStyle w:val="Normal"/>
+        <w:rPr>
+          <w:rFonts w:ascii="Cascadia Mono" w:hAnsi="Cascadia Mono"/>
+          <w:color w:val="000000"/>
+          <w:sz w:val="19"/>
+          <w:highlight w:val="white"/>
+        </w:rPr>
+      </w:pPr>
+      <w:r>
+        <w:rPr>
+          <w:rFonts w:ascii="Cascadia Mono" w:hAnsi="Cascadia Mono"/>
+          <w:color w:val="2B91AF"/>
+          <w:sz w:val="19"/>
+          <w:highlight w:val="white"/>
+        </w:rPr>
+        <w:t>__m256</w:t>
+      </w:r>
+      <w:r>
+        <w:rPr>
+          <w:rFonts w:ascii="Cascadia Mono" w:hAnsi="Cascadia Mono"/>
+          <w:color w:val="000000"/>
+          <w:sz w:val="19"/>
+          <w:highlight w:val="white"/>
+        </w:rPr>
+        <w:t xml:space="preserve"> new_Rj = _mm256_fmsub_ps(Rj, c_vec, _mm256_mul_ps(Ri, s_vec));</w:t>
+      </w:r>
+    </w:p>
+    <w:p>
+      <w:pPr>
+        <w:pStyle w:val="Normal"/>
+        <w:rPr>
+          <w:rFonts w:ascii="Cascadia Mono" w:hAnsi="Cascadia Mono"/>
+          <w:color w:val="000000"/>
+          <w:sz w:val="19"/>
+          <w:highlight w:val="white"/>
+        </w:rPr>
+      </w:pPr>
+      <w:r>
+        <w:rPr>
+          <w:rFonts w:ascii="Cascadia Mono" w:hAnsi="Cascadia Mono"/>
+          <w:color w:val="2B91AF"/>
+          <w:sz w:val="19"/>
+          <w:highlight w:val="white"/>
+        </w:rPr>
+        <w:t>__m256</w:t>
+      </w:r>
+      <w:r>
+        <w:rPr>
+          <w:rFonts w:ascii="Cascadia Mono" w:hAnsi="Cascadia Mono"/>
+          <w:color w:val="000000"/>
+          <w:sz w:val="19"/>
+          <w:highlight w:val="white"/>
+        </w:rPr>
+        <w:t xml:space="preserve"> new_Ri = _mm256_fmadd_ps(Rj, s_vec, _mm256_mul_ps(Ri, c_vec));</w:t>
+      </w:r>
+    </w:p>
+    <w:p>
+      <w:pPr>
+        <w:pStyle w:val="Normal"/>
+        <w:rPr>
+          <w:rFonts w:ascii="Cascadia Mono" w:hAnsi="Cascadia Mono"/>
+          <w:color w:val="000000"/>
+          <w:sz w:val="19"/>
+          <w:highlight w:val="white"/>
+        </w:rPr>
+      </w:pPr>
+      <w:r>
+        <w:rPr>
+          <w:rFonts w:ascii="Cascadia Mono" w:hAnsi="Cascadia Mono"/>
+          <w:color w:val="000000"/>
+          <w:sz w:val="19"/>
+          <w:highlight w:val="white"/>
+        </w:rPr>
+      </w:r>
+    </w:p>
+    <w:p>
+      <w:pPr>
+        <w:pStyle w:val="Normal"/>
+        <w:rPr>
+          <w:rFonts w:ascii="Cascadia Mono" w:hAnsi="Cascadia Mono"/>
+          <w:color w:val="000000"/>
+          <w:sz w:val="19"/>
+          <w:highlight w:val="white"/>
+        </w:rPr>
+      </w:pPr>
+      <w:r>
+        <w:rPr>
+          <w:rFonts w:ascii="Cascadia Mono" w:hAnsi="Cascadia Mono"/>
+          <w:color w:val="000000"/>
+          <w:sz w:val="19"/>
+          <w:highlight w:val="white"/>
+        </w:rPr>
+        <w:t>_mm256_storeu_ps(&amp;Rj_ptr[k], new_Rj);</w:t>
+      </w:r>
+    </w:p>
+    <w:p>
+      <w:pPr>
+        <w:pStyle w:val="Normal"/>
+        <w:widowControl/>
+        <w:suppressAutoHyphens w:val="true"/>
+        <w:bidi w:val="0"/>
+        <w:ind w:hanging="0"/>
+        <w:jc w:val="both"/>
+        <w:rPr>
+          <w:rFonts w:ascii="Cascadia Mono" w:hAnsi="Cascadia Mono" w:eastAsia="NSimSun" w:cs="Arial"/>
+          <w:color w:val="000000"/>
+          <w:kern w:val="2"/>
+          <w:sz w:val="19"/>
+          <w:szCs w:val="24"/>
+          <w:highlight w:val="white"/>
+          <w:lang w:val="ru-RU" w:eastAsia="zh-CN" w:bidi="hi-IN"/>
+        </w:rPr>
+      </w:pPr>
+      <w:r>
+        <w:rPr>
+          <w:rFonts w:eastAsia="NSimSun" w:cs="Arial" w:ascii="Cascadia Mono" w:hAnsi="Cascadia Mono"/>
+          <w:color w:val="000000"/>
+          <w:kern w:val="2"/>
+          <w:sz w:val="19"/>
+          <w:szCs w:val="24"/>
+          <w:highlight w:val="white"/>
+          <w:lang w:val="ru-RU" w:eastAsia="zh-CN" w:bidi="hi-IN"/>
+        </w:rPr>
+        <w:t>_mm256_storeu_ps(&amp;Ri_ptr[k], new_Ri);</w:t>
+      </w:r>
+    </w:p>
+    <w:p>
+      <w:pPr>
+        <w:pStyle w:val="BodyText"/>
+        <w:widowControl/>
+        <w:suppressAutoHyphens w:val="true"/>
+        <w:bidi w:val="0"/>
+        <w:ind w:hanging="0"/>
+        <w:jc w:val="start"/>
+        <w:rPr>
+          <w:rFonts w:eastAsia="NSimSun" w:cs="Arial"/>
+          <w:color w:val="auto"/>
+          <w:kern w:val="2"/>
+          <w:sz w:val="24"/>
+          <w:szCs w:val="24"/>
+          <w:lang w:val="ru-RU" w:eastAsia="zh-CN" w:bidi="hi-IN"/>
+        </w:rPr>
+      </w:pPr>
+      <w:r>
+        <w:rPr>
+          <w:rFonts w:eastAsia="NSimSun" w:cs="Arial"/>
+          <w:color w:val="auto"/>
+          <w:kern w:val="2"/>
+          <w:sz w:val="24"/>
+          <w:szCs w:val="24"/>
+          <w:lang w:val="ru-RU" w:eastAsia="zh-CN" w:bidi="hi-IN"/>
+        </w:rPr>
+      </w:r>
+    </w:p>
+    <w:p>
+      <w:pPr>
+        <w:pStyle w:val="BodyText"/>
+        <w:widowControl/>
+        <w:suppressAutoHyphens w:val="true"/>
+        <w:bidi w:val="0"/>
+        <w:ind w:hanging="0"/>
+        <w:jc w:val="start"/>
+        <w:rPr>
+          <w:rFonts w:eastAsia="NSimSun" w:cs="Arial"/>
+          <w:color w:val="auto"/>
+          <w:kern w:val="2"/>
+          <w:sz w:val="24"/>
+          <w:szCs w:val="24"/>
+          <w:lang w:val="ru-RU" w:eastAsia="zh-CN" w:bidi="hi-IN"/>
+        </w:rPr>
+      </w:pPr>
+      <w:r>
+        <w:rPr>
+          <w:rFonts w:eastAsia="NSimSun" w:cs="Arial"/>
+          <w:color w:val="auto"/>
+          <w:kern w:val="2"/>
+          <w:sz w:val="24"/>
+          <w:szCs w:val="24"/>
+          <w:lang w:val="ru-RU" w:eastAsia="zh-CN" w:bidi="hi-IN"/>
+        </w:rPr>
+        <w:t>__m256d (256 бит для хранения 8-байтных вещественных чисел двойной точности) и __m256 (256 бит для хранения 4-байтных вещественных чисел одинарной точности) — это типы данных, позволяющие работать с AVX-интринсиками. Функции с префиксом _mm256_* позволяют загружать и читать данные из регистра, производить над ними математические операции сложения, умножения и др.</w:t>
+      </w:r>
+    </w:p>
+    <w:p>
+      <w:pPr>
+        <w:pStyle w:val="BodyText"/>
+        <w:widowControl/>
+        <w:suppressAutoHyphens w:val="true"/>
+        <w:bidi w:val="0"/>
+        <w:ind w:hanging="0"/>
+        <w:jc w:val="start"/>
+        <w:rPr>
+          <w:rFonts w:eastAsia="NSimSun" w:cs="Arial"/>
+          <w:color w:val="auto"/>
+          <w:kern w:val="2"/>
+          <w:sz w:val="24"/>
+          <w:szCs w:val="24"/>
+          <w:lang w:val="ru-RU" w:eastAsia="zh-CN" w:bidi="hi-IN"/>
+        </w:rPr>
+      </w:pPr>
+      <w:r>
+        <w:rPr>
+          <w:rFonts w:eastAsia="NSimSun" w:cs="Arial"/>
+          <w:color w:val="auto"/>
+          <w:kern w:val="2"/>
+          <w:sz w:val="24"/>
+          <w:szCs w:val="24"/>
+          <w:lang w:val="ru-RU" w:eastAsia="zh-CN" w:bidi="hi-IN"/>
+        </w:rPr>
+        <w:t>Эта операция выполняется одновременно для стольких чисел, сколько помещается в 256-битном регистре, оставшийся «хвост» обрабатывается старым способом, без векторизации:</w:t>
+      </w:r>
+    </w:p>
+    <w:p>
+      <w:pPr>
+        <w:pStyle w:val="Normal"/>
+        <w:rPr>
+          <w:rFonts w:ascii="Cascadia Mono" w:hAnsi="Cascadia Mono"/>
+          <w:color w:val="000000"/>
+          <w:sz w:val="19"/>
+          <w:highlight w:val="white"/>
+        </w:rPr>
+      </w:pPr>
+      <w:r>
+        <w:rPr>
+          <w:rFonts w:ascii="Cascadia Mono" w:hAnsi="Cascadia Mono"/>
+          <w:color w:val="008000"/>
+          <w:sz w:val="19"/>
+          <w:highlight w:val="white"/>
+        </w:rPr>
+        <w:t xml:space="preserve">    </w:t>
+      </w:r>
+      <w:r>
+        <w:rPr>
+          <w:rFonts w:ascii="Cascadia Mono" w:hAnsi="Cascadia Mono"/>
+          <w:color w:val="008000"/>
+          <w:sz w:val="19"/>
+          <w:highlight w:val="white"/>
+        </w:rPr>
+        <w:t xml:space="preserve">// data type is </w:t>
+      </w:r>
+      <w:r>
+        <w:rPr>
+          <w:rFonts w:ascii="Cascadia Mono" w:hAnsi="Cascadia Mono"/>
+          <w:color w:val="008000"/>
+          <w:sz w:val="19"/>
+          <w:highlight w:val="white"/>
+          <w:lang w:val="en-US"/>
+        </w:rPr>
+        <w:t>double</w:t>
+      </w:r>
+    </w:p>
+    <w:p>
+      <w:pPr>
+        <w:pStyle w:val="Normal"/>
+        <w:rPr>
+          <w:rFonts w:ascii="Cascadia Mono" w:hAnsi="Cascadia Mono"/>
+          <w:color w:val="000000"/>
+          <w:sz w:val="19"/>
+          <w:highlight w:val="white"/>
+        </w:rPr>
+      </w:pPr>
+      <w:r>
+        <w:rPr>
+          <w:rFonts w:ascii="Cascadia Mono" w:hAnsi="Cascadia Mono"/>
+          <w:color w:val="000000"/>
+          <w:sz w:val="19"/>
+          <w:highlight w:val="white"/>
+        </w:rPr>
+        <w:t xml:space="preserve">    </w:t>
+      </w:r>
+      <w:r>
+        <w:rPr>
+          <w:rFonts w:ascii="Cascadia Mono" w:hAnsi="Cascadia Mono"/>
+          <w:color w:val="0000FF"/>
+          <w:sz w:val="19"/>
+          <w:highlight w:val="white"/>
+        </w:rPr>
+        <w:t>if</w:t>
+      </w:r>
+      <w:r>
+        <w:rPr>
+          <w:rFonts w:ascii="Cascadia Mono" w:hAnsi="Cascadia Mono"/>
+          <w:color w:val="000000"/>
+          <w:sz w:val="19"/>
+          <w:highlight w:val="white"/>
+        </w:rPr>
+        <w:t xml:space="preserve"> </w:t>
+      </w:r>
+      <w:r>
+        <w:rPr>
+          <w:rFonts w:ascii="Cascadia Mono" w:hAnsi="Cascadia Mono"/>
+          <w:color w:val="0000FF"/>
+          <w:sz w:val="19"/>
+          <w:highlight w:val="white"/>
+        </w:rPr>
+        <w:t>constexpr</w:t>
+      </w:r>
+      <w:r>
+        <w:rPr>
+          <w:rFonts w:ascii="Cascadia Mono" w:hAnsi="Cascadia Mono"/>
+          <w:color w:val="000000"/>
+          <w:sz w:val="19"/>
+          <w:highlight w:val="white"/>
+        </w:rPr>
+        <w:t xml:space="preserve"> (std::is_same_v&lt;</w:t>
+      </w:r>
+      <w:r>
+        <w:rPr>
+          <w:rFonts w:ascii="Cascadia Mono" w:hAnsi="Cascadia Mono"/>
+          <w:color w:val="2B91AF"/>
+          <w:sz w:val="19"/>
+          <w:highlight w:val="white"/>
+        </w:rPr>
+        <w:t>T</w:t>
+      </w:r>
+      <w:r>
+        <w:rPr>
+          <w:rFonts w:ascii="Cascadia Mono" w:hAnsi="Cascadia Mono"/>
+          <w:color w:val="000000"/>
+          <w:sz w:val="19"/>
+          <w:highlight w:val="white"/>
+        </w:rPr>
+        <w:t xml:space="preserve">, </w:t>
+      </w:r>
+      <w:r>
+        <w:rPr>
+          <w:rFonts w:ascii="Cascadia Mono" w:hAnsi="Cascadia Mono"/>
+          <w:color w:val="0000FF"/>
+          <w:sz w:val="19"/>
+          <w:highlight w:val="white"/>
+        </w:rPr>
+        <w:t>double</w:t>
+      </w:r>
+      <w:r>
+        <w:rPr>
+          <w:rFonts w:ascii="Cascadia Mono" w:hAnsi="Cascadia Mono"/>
+          <w:color w:val="000000"/>
+          <w:sz w:val="19"/>
+          <w:highlight w:val="white"/>
+        </w:rPr>
+        <w:t>&gt;) {</w:t>
+      </w:r>
+    </w:p>
+    <w:p>
+      <w:pPr>
+        <w:pStyle w:val="Normal"/>
+        <w:rPr>
+          <w:rFonts w:ascii="Cascadia Mono" w:hAnsi="Cascadia Mono"/>
+          <w:color w:val="000000"/>
+          <w:sz w:val="19"/>
+          <w:highlight w:val="white"/>
+        </w:rPr>
+      </w:pPr>
+      <w:r>
+        <w:rPr>
+          <w:rFonts w:ascii="Cascadia Mono" w:hAnsi="Cascadia Mono"/>
+          <w:color w:val="000000"/>
+          <w:sz w:val="19"/>
+          <w:highlight w:val="white"/>
+        </w:rPr>
+        <w:t xml:space="preserve">        </w:t>
+      </w:r>
+      <w:r>
+        <w:rPr>
+          <w:rFonts w:ascii="Cascadia Mono" w:hAnsi="Cascadia Mono"/>
+          <w:color w:val="2B91AF"/>
+          <w:sz w:val="19"/>
+          <w:highlight w:val="white"/>
+        </w:rPr>
+        <w:t>size_t</w:t>
+      </w:r>
+      <w:r>
+        <w:rPr>
+          <w:rFonts w:ascii="Cascadia Mono" w:hAnsi="Cascadia Mono"/>
+          <w:color w:val="000000"/>
+          <w:sz w:val="19"/>
+          <w:highlight w:val="white"/>
+        </w:rPr>
+        <w:t xml:space="preserve"> k = j;</w:t>
+      </w:r>
+    </w:p>
+    <w:p>
+      <w:pPr>
+        <w:pStyle w:val="Normal"/>
+        <w:rPr>
+          <w:rFonts w:ascii="Cascadia Mono" w:hAnsi="Cascadia Mono"/>
+          <w:color w:val="000000"/>
+          <w:sz w:val="19"/>
+          <w:highlight w:val="white"/>
+        </w:rPr>
+      </w:pPr>
+      <w:r>
+        <w:rPr>
+          <w:rFonts w:ascii="Cascadia Mono" w:hAnsi="Cascadia Mono"/>
+          <w:color w:val="000000"/>
+          <w:sz w:val="19"/>
+          <w:highlight w:val="white"/>
+        </w:rPr>
+        <w:t xml:space="preserve">        </w:t>
+      </w:r>
+      <w:r>
+        <w:rPr>
+          <w:rFonts w:ascii="Cascadia Mono" w:hAnsi="Cascadia Mono"/>
+          <w:color w:val="0000FF"/>
+          <w:sz w:val="19"/>
+          <w:highlight w:val="white"/>
+        </w:rPr>
+        <w:t>for</w:t>
+      </w:r>
+      <w:r>
+        <w:rPr>
+          <w:rFonts w:ascii="Cascadia Mono" w:hAnsi="Cascadia Mono"/>
+          <w:color w:val="000000"/>
+          <w:sz w:val="19"/>
+          <w:highlight w:val="white"/>
+        </w:rPr>
+        <w:t xml:space="preserve"> (; k + 3 &lt; N; k += 4) { </w:t>
+      </w:r>
+      <w:r>
+        <w:rPr>
+          <w:rFonts w:ascii="Cascadia Mono" w:hAnsi="Cascadia Mono"/>
+          <w:color w:val="008000"/>
+          <w:sz w:val="19"/>
+          <w:highlight w:val="white"/>
+        </w:rPr>
+        <w:t xml:space="preserve">// </w:t>
+      </w:r>
+      <w:r>
+        <w:rPr>
+          <w:rFonts w:ascii="Cascadia Mono" w:hAnsi="Cascadia Mono"/>
+          <w:color w:val="008000"/>
+          <w:sz w:val="19"/>
+          <w:highlight w:val="white"/>
+          <w:lang w:val="en-US"/>
+        </w:rPr>
+        <w:t>4 values</w:t>
+      </w:r>
+    </w:p>
+    <w:p>
+      <w:pPr>
+        <w:pStyle w:val="Normal"/>
+        <w:rPr>
+          <w:rFonts w:ascii="Cascadia Mono" w:hAnsi="Cascadia Mono"/>
+          <w:color w:val="000000"/>
+          <w:sz w:val="19"/>
+          <w:highlight w:val="white"/>
+        </w:rPr>
+      </w:pPr>
+      <w:r>
+        <w:rPr>
+          <w:rFonts w:ascii="Cascadia Mono" w:hAnsi="Cascadia Mono"/>
+          <w:color w:val="000000"/>
+          <w:sz w:val="19"/>
+          <w:highlight w:val="white"/>
+        </w:rPr>
+        <w:t xml:space="preserve">            </w:t>
+      </w:r>
+      <w:r>
+        <w:rPr>
+          <w:rFonts w:ascii="Cascadia Mono" w:hAnsi="Cascadia Mono"/>
+          <w:color w:val="008000"/>
+          <w:sz w:val="19"/>
+          <w:highlight w:val="white"/>
+        </w:rPr>
+        <w:t xml:space="preserve">// data </w:t>
+      </w:r>
+      <w:r>
+        <w:rPr>
+          <w:rFonts w:ascii="Cascadia Mono" w:hAnsi="Cascadia Mono"/>
+          <w:color w:val="008000"/>
+          <w:sz w:val="19"/>
+          <w:highlight w:val="white"/>
+          <w:lang w:val="en-US"/>
+        </w:rPr>
+        <w:t>processing with AVX-registers</w:t>
+      </w:r>
+    </w:p>
+    <w:p>
+      <w:pPr>
+        <w:pStyle w:val="Normal"/>
+        <w:rPr>
+          <w:rFonts w:ascii="Cascadia Mono" w:hAnsi="Cascadia Mono"/>
+          <w:color w:val="000000"/>
+          <w:sz w:val="19"/>
+          <w:highlight w:val="white"/>
+        </w:rPr>
+      </w:pPr>
+      <w:r>
+        <w:rPr>
+          <w:rFonts w:ascii="Cascadia Mono" w:hAnsi="Cascadia Mono"/>
+          <w:color w:val="000000"/>
+          <w:sz w:val="19"/>
+          <w:highlight w:val="white"/>
+        </w:rPr>
+        <w:t xml:space="preserve">        </w:t>
+      </w:r>
+      <w:r>
+        <w:rPr>
+          <w:rFonts w:ascii="Cascadia Mono" w:hAnsi="Cascadia Mono"/>
+          <w:color w:val="000000"/>
+          <w:sz w:val="19"/>
+          <w:highlight w:val="white"/>
+        </w:rPr>
+        <w:t>}</w:t>
+      </w:r>
+    </w:p>
+    <w:p>
+      <w:pPr>
+        <w:pStyle w:val="Normal"/>
+        <w:rPr>
+          <w:rFonts w:ascii="Cascadia Mono" w:hAnsi="Cascadia Mono"/>
+          <w:color w:val="000000"/>
+          <w:sz w:val="19"/>
+          <w:highlight w:val="white"/>
+        </w:rPr>
+      </w:pPr>
+      <w:r>
+        <w:rPr>
+          <w:rFonts w:ascii="Cascadia Mono" w:hAnsi="Cascadia Mono"/>
+          <w:color w:val="000000"/>
+          <w:sz w:val="19"/>
+          <w:highlight w:val="white"/>
+        </w:rPr>
+        <w:t xml:space="preserve">        </w:t>
+      </w:r>
+      <w:r>
+        <w:rPr>
+          <w:rFonts w:ascii="Cascadia Mono" w:hAnsi="Cascadia Mono"/>
+          <w:color w:val="0000FF"/>
+          <w:sz w:val="19"/>
+          <w:highlight w:val="white"/>
+        </w:rPr>
+        <w:t>for</w:t>
+      </w:r>
+      <w:r>
+        <w:rPr>
+          <w:rFonts w:ascii="Cascadia Mono" w:hAnsi="Cascadia Mono"/>
+          <w:color w:val="000000"/>
+          <w:sz w:val="19"/>
+          <w:highlight w:val="white"/>
+        </w:rPr>
+        <w:t xml:space="preserve"> (; k &lt; N; ++k) { </w:t>
+      </w:r>
+      <w:r>
+        <w:rPr>
+          <w:rFonts w:ascii="Cascadia Mono" w:hAnsi="Cascadia Mono"/>
+          <w:color w:val="008000"/>
+          <w:sz w:val="19"/>
+          <w:highlight w:val="white"/>
+        </w:rPr>
+        <w:t xml:space="preserve">// </w:t>
+      </w:r>
+      <w:r>
+        <w:rPr>
+          <w:rFonts w:ascii="Cascadia Mono" w:hAnsi="Cascadia Mono"/>
+          <w:color w:val="008000"/>
+          <w:sz w:val="19"/>
+          <w:highlight w:val="white"/>
+          <w:lang w:val="en-US"/>
+        </w:rPr>
+        <w:t>values that remains</w:t>
+      </w:r>
+    </w:p>
+    <w:p>
+      <w:pPr>
+        <w:pStyle w:val="Normal"/>
+        <w:rPr>
+          <w:rFonts w:ascii="Cascadia Mono" w:hAnsi="Cascadia Mono"/>
+          <w:color w:val="000000"/>
+          <w:sz w:val="19"/>
+          <w:highlight w:val="white"/>
+        </w:rPr>
+      </w:pPr>
+      <w:r>
+        <w:rPr>
+          <w:rFonts w:ascii="Cascadia Mono" w:hAnsi="Cascadia Mono"/>
+          <w:color w:val="000000"/>
+          <w:sz w:val="19"/>
+          <w:highlight w:val="white"/>
+        </w:rPr>
+        <w:t xml:space="preserve">            </w:t>
+      </w:r>
+      <w:r>
+        <w:rPr>
+          <w:rFonts w:ascii="Cascadia Mono" w:hAnsi="Cascadia Mono"/>
+          <w:color w:val="008000"/>
+          <w:sz w:val="19"/>
+          <w:highlight w:val="white"/>
+        </w:rPr>
+        <w:t xml:space="preserve">// data </w:t>
+      </w:r>
+      <w:r>
+        <w:rPr>
+          <w:rFonts w:ascii="Cascadia Mono" w:hAnsi="Cascadia Mono"/>
+          <w:color w:val="008000"/>
+          <w:sz w:val="19"/>
+          <w:highlight w:val="white"/>
+          <w:lang w:val="en-US"/>
+        </w:rPr>
+        <w:t>processing with scalar operations</w:t>
+      </w:r>
+    </w:p>
+    <w:p>
+      <w:pPr>
+        <w:pStyle w:val="Normal"/>
+        <w:rPr>
+          <w:rFonts w:ascii="Cascadia Mono" w:hAnsi="Cascadia Mono"/>
+          <w:color w:val="000000"/>
+          <w:sz w:val="19"/>
+          <w:highlight w:val="white"/>
+        </w:rPr>
+      </w:pPr>
+      <w:r>
+        <w:rPr>
+          <w:rFonts w:ascii="Cascadia Mono" w:hAnsi="Cascadia Mono"/>
+          <w:color w:val="000000"/>
+          <w:sz w:val="19"/>
+          <w:highlight w:val="white"/>
+        </w:rPr>
+        <w:t xml:space="preserve">        </w:t>
+      </w:r>
+      <w:r>
+        <w:rPr>
+          <w:rFonts w:ascii="Cascadia Mono" w:hAnsi="Cascadia Mono"/>
+          <w:color w:val="000000"/>
+          <w:sz w:val="19"/>
+          <w:highlight w:val="white"/>
+        </w:rPr>
+        <w:t>}</w:t>
+      </w:r>
+    </w:p>
+    <w:p>
+      <w:pPr>
+        <w:pStyle w:val="Normal"/>
+        <w:rPr>
+          <w:rFonts w:ascii="Cascadia Mono" w:hAnsi="Cascadia Mono"/>
+          <w:color w:val="000000"/>
+          <w:sz w:val="19"/>
+          <w:highlight w:val="white"/>
+        </w:rPr>
+      </w:pPr>
+      <w:r>
+        <w:rPr>
+          <w:rFonts w:ascii="Cascadia Mono" w:hAnsi="Cascadia Mono"/>
+          <w:color w:val="000000"/>
+          <w:sz w:val="19"/>
+          <w:highlight w:val="white"/>
+        </w:rPr>
+        <w:t xml:space="preserve">    </w:t>
+      </w:r>
+      <w:r>
+        <w:rPr>
+          <w:rFonts w:ascii="Cascadia Mono" w:hAnsi="Cascadia Mono"/>
+          <w:color w:val="000000"/>
+          <w:sz w:val="19"/>
+          <w:highlight w:val="white"/>
+        </w:rPr>
+        <w:t>}</w:t>
+      </w:r>
+    </w:p>
+    <w:p>
+      <w:pPr>
+        <w:pStyle w:val="Normal"/>
+        <w:rPr>
+          <w:rFonts w:ascii="Cascadia Mono" w:hAnsi="Cascadia Mono"/>
+          <w:color w:val="000000"/>
+          <w:sz w:val="19"/>
+          <w:highlight w:val="white"/>
+        </w:rPr>
+      </w:pPr>
+      <w:r>
+        <w:rPr>
+          <w:rFonts w:ascii="Cascadia Mono" w:hAnsi="Cascadia Mono"/>
+          <w:color w:val="000000"/>
+          <w:sz w:val="19"/>
+          <w:highlight w:val="white"/>
+        </w:rPr>
+        <w:t xml:space="preserve">    </w:t>
+      </w:r>
+      <w:r>
+        <w:rPr>
+          <w:rFonts w:ascii="Cascadia Mono" w:hAnsi="Cascadia Mono"/>
+          <w:color w:val="0000FF"/>
+          <w:sz w:val="19"/>
+          <w:highlight w:val="white"/>
+        </w:rPr>
+        <w:t>else</w:t>
+      </w:r>
+      <w:r>
+        <w:rPr>
+          <w:rFonts w:ascii="Cascadia Mono" w:hAnsi="Cascadia Mono"/>
+          <w:color w:val="000000"/>
+          <w:sz w:val="19"/>
+          <w:highlight w:val="white"/>
+        </w:rPr>
+        <w:t xml:space="preserve"> </w:t>
+      </w:r>
+      <w:r>
+        <w:rPr>
+          <w:rFonts w:ascii="Cascadia Mono" w:hAnsi="Cascadia Mono"/>
+          <w:color w:val="0000FF"/>
+          <w:sz w:val="19"/>
+          <w:highlight w:val="white"/>
+        </w:rPr>
+        <w:t>if</w:t>
+      </w:r>
+      <w:r>
+        <w:rPr>
+          <w:rFonts w:ascii="Cascadia Mono" w:hAnsi="Cascadia Mono"/>
+          <w:color w:val="000000"/>
+          <w:sz w:val="19"/>
+          <w:highlight w:val="white"/>
+        </w:rPr>
+        <w:t xml:space="preserve"> </w:t>
+      </w:r>
+      <w:r>
+        <w:rPr>
+          <w:rFonts w:ascii="Cascadia Mono" w:hAnsi="Cascadia Mono"/>
+          <w:color w:val="0000FF"/>
+          <w:sz w:val="19"/>
+          <w:highlight w:val="white"/>
+        </w:rPr>
+        <w:t>constexpr</w:t>
+      </w:r>
+      <w:r>
+        <w:rPr>
+          <w:rFonts w:ascii="Cascadia Mono" w:hAnsi="Cascadia Mono"/>
+          <w:color w:val="000000"/>
+          <w:sz w:val="19"/>
+          <w:highlight w:val="white"/>
+        </w:rPr>
+        <w:t xml:space="preserve"> (std::is_same_v&lt;</w:t>
+      </w:r>
+      <w:r>
+        <w:rPr>
+          <w:rFonts w:ascii="Cascadia Mono" w:hAnsi="Cascadia Mono"/>
+          <w:color w:val="2B91AF"/>
+          <w:sz w:val="19"/>
+          <w:highlight w:val="white"/>
+        </w:rPr>
+        <w:t>T</w:t>
+      </w:r>
+      <w:r>
+        <w:rPr>
+          <w:rFonts w:ascii="Cascadia Mono" w:hAnsi="Cascadia Mono"/>
+          <w:color w:val="000000"/>
+          <w:sz w:val="19"/>
+          <w:highlight w:val="white"/>
+        </w:rPr>
+        <w:t xml:space="preserve">, </w:t>
+      </w:r>
+      <w:r>
+        <w:rPr>
+          <w:rFonts w:ascii="Cascadia Mono" w:hAnsi="Cascadia Mono"/>
+          <w:color w:val="0000FF"/>
+          <w:sz w:val="19"/>
+          <w:highlight w:val="white"/>
+        </w:rPr>
+        <w:t>float</w:t>
+      </w:r>
+      <w:r>
+        <w:rPr>
+          <w:rFonts w:ascii="Cascadia Mono" w:hAnsi="Cascadia Mono"/>
+          <w:color w:val="000000"/>
+          <w:sz w:val="19"/>
+          <w:highlight w:val="white"/>
+        </w:rPr>
+        <w:t>&gt;) {</w:t>
+      </w:r>
+    </w:p>
+    <w:p>
+      <w:pPr>
+        <w:pStyle w:val="Normal"/>
+        <w:rPr>
+          <w:rFonts w:ascii="Cascadia Mono" w:hAnsi="Cascadia Mono"/>
+          <w:color w:val="000000"/>
+          <w:sz w:val="19"/>
+          <w:highlight w:val="white"/>
+        </w:rPr>
+      </w:pPr>
+      <w:r>
+        <w:rPr>
+          <w:rFonts w:ascii="Cascadia Mono" w:hAnsi="Cascadia Mono"/>
+          <w:color w:val="000000"/>
+          <w:sz w:val="19"/>
+          <w:highlight w:val="white"/>
+        </w:rPr>
+        <w:t xml:space="preserve">        </w:t>
+      </w:r>
+      <w:r>
+        <w:rPr>
+          <w:rFonts w:ascii="Cascadia Mono" w:hAnsi="Cascadia Mono"/>
+          <w:color w:val="2B91AF"/>
+          <w:sz w:val="19"/>
+          <w:highlight w:val="white"/>
+        </w:rPr>
+        <w:t>size_t</w:t>
+      </w:r>
+      <w:r>
+        <w:rPr>
+          <w:rFonts w:ascii="Cascadia Mono" w:hAnsi="Cascadia Mono"/>
+          <w:color w:val="000000"/>
+          <w:sz w:val="19"/>
+          <w:highlight w:val="white"/>
+        </w:rPr>
+        <w:t xml:space="preserve"> k = j;</w:t>
+      </w:r>
+    </w:p>
+    <w:p>
+      <w:pPr>
+        <w:pStyle w:val="Normal"/>
+        <w:rPr>
+          <w:rFonts w:ascii="Cascadia Mono" w:hAnsi="Cascadia Mono"/>
+          <w:color w:val="000000"/>
+          <w:sz w:val="19"/>
+          <w:highlight w:val="white"/>
+        </w:rPr>
+      </w:pPr>
+      <w:r>
+        <w:rPr>
+          <w:rFonts w:ascii="Cascadia Mono" w:hAnsi="Cascadia Mono"/>
+          <w:color w:val="000000"/>
+          <w:sz w:val="19"/>
+          <w:highlight w:val="white"/>
+        </w:rPr>
+        <w:t xml:space="preserve">        </w:t>
+      </w:r>
+      <w:r>
+        <w:rPr>
+          <w:rFonts w:ascii="Cascadia Mono" w:hAnsi="Cascadia Mono"/>
+          <w:color w:val="0000FF"/>
+          <w:sz w:val="19"/>
+          <w:highlight w:val="white"/>
+        </w:rPr>
+        <w:t>for</w:t>
+      </w:r>
+      <w:r>
+        <w:rPr>
+          <w:rFonts w:ascii="Cascadia Mono" w:hAnsi="Cascadia Mono"/>
+          <w:color w:val="000000"/>
+          <w:sz w:val="19"/>
+          <w:highlight w:val="white"/>
+        </w:rPr>
+        <w:t xml:space="preserve"> (; k + 7 &lt; N; k += 8) { </w:t>
+      </w:r>
+      <w:r>
+        <w:rPr>
+          <w:rFonts w:ascii="Cascadia Mono" w:hAnsi="Cascadia Mono"/>
+          <w:color w:val="008000"/>
+          <w:sz w:val="19"/>
+          <w:highlight w:val="white"/>
+        </w:rPr>
+        <w:t xml:space="preserve">// </w:t>
+      </w:r>
+      <w:r>
+        <w:rPr>
+          <w:rFonts w:ascii="Cascadia Mono" w:hAnsi="Cascadia Mono"/>
+          <w:color w:val="008000"/>
+          <w:sz w:val="19"/>
+          <w:highlight w:val="white"/>
+          <w:lang w:val="ru-RU"/>
+        </w:rPr>
+        <w:t>8</w:t>
+      </w:r>
+      <w:r>
+        <w:rPr>
+          <w:rFonts w:ascii="Cascadia Mono" w:hAnsi="Cascadia Mono"/>
+          <w:color w:val="008000"/>
+          <w:sz w:val="19"/>
+          <w:highlight w:val="white"/>
+          <w:lang w:val="en-US"/>
+        </w:rPr>
+        <w:t xml:space="preserve"> values</w:t>
+      </w:r>
+    </w:p>
+    <w:p>
+      <w:pPr>
+        <w:pStyle w:val="Normal"/>
+        <w:rPr>
+          <w:rFonts w:ascii="Cascadia Mono" w:hAnsi="Cascadia Mono"/>
+          <w:color w:val="000000"/>
+          <w:sz w:val="19"/>
+          <w:highlight w:val="white"/>
+        </w:rPr>
+      </w:pPr>
+      <w:r>
+        <w:rPr>
+          <w:rFonts w:ascii="Cascadia Mono" w:hAnsi="Cascadia Mono"/>
+          <w:color w:val="000000"/>
+          <w:sz w:val="19"/>
+          <w:highlight w:val="white"/>
+        </w:rPr>
+        <w:t xml:space="preserve">            </w:t>
+      </w:r>
+      <w:r>
+        <w:rPr>
+          <w:rFonts w:ascii="Cascadia Mono" w:hAnsi="Cascadia Mono"/>
+          <w:color w:val="008000"/>
+          <w:sz w:val="19"/>
+          <w:highlight w:val="white"/>
+        </w:rPr>
+        <w:t xml:space="preserve">// data </w:t>
+      </w:r>
+      <w:r>
+        <w:rPr>
+          <w:rFonts w:ascii="Cascadia Mono" w:hAnsi="Cascadia Mono"/>
+          <w:color w:val="008000"/>
+          <w:sz w:val="19"/>
+          <w:highlight w:val="white"/>
+          <w:lang w:val="en-US"/>
+        </w:rPr>
+        <w:t>processing with AVX-registers</w:t>
+      </w:r>
+    </w:p>
+    <w:p>
+      <w:pPr>
+        <w:pStyle w:val="Normal"/>
+        <w:rPr>
+          <w:rFonts w:ascii="Cascadia Mono" w:hAnsi="Cascadia Mono"/>
+          <w:color w:val="000000"/>
+          <w:sz w:val="19"/>
+          <w:highlight w:val="white"/>
+        </w:rPr>
+      </w:pPr>
+      <w:r>
+        <w:rPr>
+          <w:rFonts w:ascii="Cascadia Mono" w:hAnsi="Cascadia Mono"/>
+          <w:color w:val="000000"/>
+          <w:sz w:val="19"/>
+          <w:highlight w:val="white"/>
+        </w:rPr>
+        <w:t xml:space="preserve">        </w:t>
+      </w:r>
+      <w:r>
+        <w:rPr>
+          <w:rFonts w:ascii="Cascadia Mono" w:hAnsi="Cascadia Mono"/>
+          <w:color w:val="000000"/>
+          <w:sz w:val="19"/>
+          <w:highlight w:val="white"/>
+        </w:rPr>
+        <w:t>}</w:t>
+      </w:r>
+    </w:p>
+    <w:p>
+      <w:pPr>
+        <w:pStyle w:val="Normal"/>
+        <w:rPr>
+          <w:rFonts w:ascii="Cascadia Mono" w:hAnsi="Cascadia Mono"/>
+          <w:color w:val="000000"/>
+          <w:sz w:val="19"/>
+          <w:highlight w:val="white"/>
+        </w:rPr>
+      </w:pPr>
+      <w:r>
+        <w:rPr>
+          <w:rFonts w:ascii="Cascadia Mono" w:hAnsi="Cascadia Mono"/>
+          <w:color w:val="000000"/>
+          <w:sz w:val="19"/>
+          <w:highlight w:val="white"/>
+        </w:rPr>
+        <w:t xml:space="preserve">        </w:t>
+      </w:r>
+      <w:r>
+        <w:rPr>
+          <w:rFonts w:ascii="Cascadia Mono" w:hAnsi="Cascadia Mono"/>
+          <w:color w:val="0000FF"/>
+          <w:sz w:val="19"/>
+          <w:highlight w:val="white"/>
+        </w:rPr>
+        <w:t>for</w:t>
+      </w:r>
+      <w:r>
+        <w:rPr>
+          <w:rFonts w:ascii="Cascadia Mono" w:hAnsi="Cascadia Mono"/>
+          <w:color w:val="000000"/>
+          <w:sz w:val="19"/>
+          <w:highlight w:val="white"/>
+        </w:rPr>
+        <w:t xml:space="preserve"> (; k &lt; N; ++k) {</w:t>
+      </w:r>
+    </w:p>
+    <w:p>
+      <w:pPr>
+        <w:pStyle w:val="Normal"/>
+        <w:rPr>
+          <w:rFonts w:ascii="Cascadia Mono" w:hAnsi="Cascadia Mono"/>
+          <w:color w:val="000000"/>
+          <w:sz w:val="19"/>
+          <w:highlight w:val="white"/>
+        </w:rPr>
+      </w:pPr>
+      <w:r>
+        <w:rPr>
+          <w:rFonts w:ascii="Cascadia Mono" w:hAnsi="Cascadia Mono"/>
+          <w:color w:val="000000"/>
+          <w:sz w:val="19"/>
+          <w:highlight w:val="white"/>
+        </w:rPr>
+        <w:t xml:space="preserve">           </w:t>
+      </w:r>
+      <w:r>
+        <w:rPr>
+          <w:rFonts w:ascii="Cascadia Mono" w:hAnsi="Cascadia Mono"/>
+          <w:color w:val="008000"/>
+          <w:sz w:val="19"/>
+          <w:highlight w:val="white"/>
+        </w:rPr>
+        <w:t xml:space="preserve">// data </w:t>
+      </w:r>
+      <w:r>
+        <w:rPr>
+          <w:rFonts w:ascii="Cascadia Mono" w:hAnsi="Cascadia Mono"/>
+          <w:color w:val="008000"/>
+          <w:sz w:val="19"/>
+          <w:highlight w:val="white"/>
+          <w:lang w:val="en-US"/>
+        </w:rPr>
+        <w:t>processing with scalar operations</w:t>
+      </w:r>
+    </w:p>
+    <w:p>
+      <w:pPr>
+        <w:pStyle w:val="Normal"/>
+        <w:rPr>
+          <w:rFonts w:ascii="Cascadia Mono" w:hAnsi="Cascadia Mono"/>
+          <w:color w:val="000000"/>
+          <w:sz w:val="19"/>
+          <w:highlight w:val="white"/>
+        </w:rPr>
+      </w:pPr>
+      <w:r>
+        <w:rPr>
+          <w:rFonts w:ascii="Cascadia Mono" w:hAnsi="Cascadia Mono"/>
+          <w:color w:val="000000"/>
+          <w:sz w:val="19"/>
+          <w:highlight w:val="white"/>
+        </w:rPr>
+        <w:t xml:space="preserve">        </w:t>
+      </w:r>
+      <w:r>
+        <w:rPr>
+          <w:rFonts w:ascii="Cascadia Mono" w:hAnsi="Cascadia Mono"/>
+          <w:color w:val="000000"/>
+          <w:sz w:val="19"/>
+          <w:highlight w:val="white"/>
+        </w:rPr>
+        <w:t>}</w:t>
+      </w:r>
+    </w:p>
+    <w:p>
+      <w:pPr>
+        <w:pStyle w:val="Normal"/>
+        <w:rPr>
+          <w:rFonts w:ascii="Cascadia Mono" w:hAnsi="Cascadia Mono"/>
+          <w:color w:val="000000"/>
+          <w:sz w:val="19"/>
+          <w:highlight w:val="white"/>
+        </w:rPr>
+      </w:pPr>
+      <w:r>
+        <w:rPr>
+          <w:rFonts w:ascii="Cascadia Mono" w:hAnsi="Cascadia Mono"/>
+          <w:color w:val="000000"/>
+          <w:sz w:val="19"/>
+          <w:highlight w:val="white"/>
+        </w:rPr>
+        <w:t xml:space="preserve">    </w:t>
+      </w:r>
+      <w:r>
+        <w:rPr>
+          <w:rFonts w:ascii="Cascadia Mono" w:hAnsi="Cascadia Mono"/>
+          <w:color w:val="000000"/>
+          <w:sz w:val="19"/>
+          <w:highlight w:val="white"/>
+        </w:rPr>
+        <w:t>}</w:t>
+      </w:r>
+    </w:p>
+    <w:p>
+      <w:pPr>
+        <w:pStyle w:val="BodyText"/>
+        <w:widowControl/>
+        <w:suppressAutoHyphens w:val="true"/>
+        <w:bidi w:val="0"/>
+        <w:ind w:hanging="0"/>
+        <w:jc w:val="start"/>
+        <w:rPr>
+          <w:rFonts w:eastAsia="NSimSun" w:cs="Arial"/>
+          <w:color w:val="auto"/>
+          <w:kern w:val="2"/>
+          <w:sz w:val="24"/>
+          <w:szCs w:val="24"/>
+          <w:lang w:val="ru-RU" w:eastAsia="zh-CN" w:bidi="hi-IN"/>
+        </w:rPr>
+      </w:pPr>
+      <w:r>
+        <w:rPr>
+          <w:rFonts w:eastAsia="NSimSun" w:cs="Arial"/>
+          <w:color w:val="auto"/>
+          <w:kern w:val="2"/>
+          <w:sz w:val="24"/>
+          <w:szCs w:val="24"/>
+          <w:lang w:val="ru-RU" w:eastAsia="zh-CN" w:bidi="hi-IN"/>
+        </w:rPr>
+        <w:t xml:space="preserve">Точно тот же подход выполняется для восстановления с помощью матриц вращения матрицы </w:t>
+      </w:r>
+      <w:r>
+        <w:rPr>
+          <w:rFonts w:eastAsia="NSimSun" w:cs="Arial"/>
+          <w:color w:val="auto"/>
+          <w:kern w:val="2"/>
+          <w:sz w:val="24"/>
+          <w:szCs w:val="24"/>
+          <w:lang w:val="en-US" w:eastAsia="zh-CN" w:bidi="hi-IN"/>
+        </w:rPr>
+        <w:t>Q:</w:t>
+      </w:r>
+    </w:p>
+    <w:p>
+      <w:pPr>
+        <w:pStyle w:val="Normal"/>
+        <w:rPr>
+          <w:rFonts w:ascii="Cascadia Mono" w:hAnsi="Cascadia Mono"/>
+          <w:color w:val="000000"/>
+          <w:sz w:val="19"/>
+          <w:highlight w:val="white"/>
+        </w:rPr>
+      </w:pPr>
+      <w:r>
+        <w:rPr>
+          <w:rFonts w:ascii="Cascadia Mono" w:hAnsi="Cascadia Mono"/>
+          <w:color w:val="000000"/>
+          <w:sz w:val="19"/>
+          <w:highlight w:val="white"/>
+        </w:rPr>
+        <w:t xml:space="preserve">                </w:t>
+      </w:r>
+      <w:r>
+        <w:rPr>
+          <w:rFonts w:ascii="Cascadia Mono" w:hAnsi="Cascadia Mono"/>
+          <w:color w:val="0000FF"/>
+          <w:sz w:val="19"/>
+          <w:highlight w:val="white"/>
+        </w:rPr>
+        <w:t>if</w:t>
+      </w:r>
+      <w:r>
+        <w:rPr>
+          <w:rFonts w:ascii="Cascadia Mono" w:hAnsi="Cascadia Mono"/>
+          <w:color w:val="000000"/>
+          <w:sz w:val="19"/>
+          <w:highlight w:val="white"/>
+        </w:rPr>
+        <w:t xml:space="preserve"> </w:t>
+      </w:r>
+      <w:r>
+        <w:rPr>
+          <w:rFonts w:ascii="Cascadia Mono" w:hAnsi="Cascadia Mono"/>
+          <w:color w:val="0000FF"/>
+          <w:sz w:val="19"/>
+          <w:highlight w:val="white"/>
+        </w:rPr>
+        <w:t>constexpr</w:t>
+      </w:r>
+      <w:r>
+        <w:rPr>
+          <w:rFonts w:ascii="Cascadia Mono" w:hAnsi="Cascadia Mono"/>
+          <w:color w:val="000000"/>
+          <w:sz w:val="19"/>
+          <w:highlight w:val="white"/>
+        </w:rPr>
+        <w:t xml:space="preserve"> (std::is_same_v&lt;</w:t>
+      </w:r>
+      <w:r>
+        <w:rPr>
+          <w:rFonts w:ascii="Cascadia Mono" w:hAnsi="Cascadia Mono"/>
+          <w:color w:val="2B91AF"/>
+          <w:sz w:val="19"/>
+          <w:highlight w:val="white"/>
+        </w:rPr>
+        <w:t>T</w:t>
+      </w:r>
+      <w:r>
+        <w:rPr>
+          <w:rFonts w:ascii="Cascadia Mono" w:hAnsi="Cascadia Mono"/>
+          <w:color w:val="000000"/>
+          <w:sz w:val="19"/>
+          <w:highlight w:val="white"/>
+        </w:rPr>
+        <w:t xml:space="preserve">, </w:t>
+      </w:r>
+      <w:r>
+        <w:rPr>
+          <w:rFonts w:ascii="Cascadia Mono" w:hAnsi="Cascadia Mono"/>
+          <w:color w:val="0000FF"/>
+          <w:sz w:val="19"/>
+          <w:highlight w:val="white"/>
+        </w:rPr>
+        <w:t>double</w:t>
+      </w:r>
+      <w:r>
+        <w:rPr>
+          <w:rFonts w:ascii="Cascadia Mono" w:hAnsi="Cascadia Mono"/>
+          <w:color w:val="000000"/>
+          <w:sz w:val="19"/>
+          <w:highlight w:val="white"/>
+        </w:rPr>
+        <w:t>&gt;) {</w:t>
+      </w:r>
+    </w:p>
+    <w:p>
+      <w:pPr>
+        <w:pStyle w:val="Normal"/>
+        <w:rPr>
+          <w:rFonts w:ascii="Cascadia Mono" w:hAnsi="Cascadia Mono"/>
+          <w:color w:val="000000"/>
+          <w:sz w:val="19"/>
+          <w:highlight w:val="white"/>
+        </w:rPr>
+      </w:pPr>
+      <w:r>
+        <w:rPr>
+          <w:rFonts w:ascii="Cascadia Mono" w:hAnsi="Cascadia Mono"/>
+          <w:color w:val="000000"/>
+          <w:sz w:val="19"/>
+          <w:highlight w:val="white"/>
+        </w:rPr>
+        <w:t xml:space="preserve">                    </w:t>
+      </w:r>
+      <w:r>
+        <w:rPr>
+          <w:rFonts w:ascii="Cascadia Mono" w:hAnsi="Cascadia Mono"/>
+          <w:color w:val="2B91AF"/>
+          <w:sz w:val="19"/>
+          <w:highlight w:val="white"/>
+        </w:rPr>
+        <w:t>size_t</w:t>
+      </w:r>
+      <w:r>
+        <w:rPr>
+          <w:rFonts w:ascii="Cascadia Mono" w:hAnsi="Cascadia Mono"/>
+          <w:color w:val="000000"/>
+          <w:sz w:val="19"/>
+          <w:highlight w:val="white"/>
+        </w:rPr>
+        <w:t xml:space="preserve"> k = 0;</w:t>
+      </w:r>
+    </w:p>
+    <w:p>
+      <w:pPr>
+        <w:pStyle w:val="Normal"/>
+        <w:rPr>
+          <w:rFonts w:ascii="Cascadia Mono" w:hAnsi="Cascadia Mono"/>
+          <w:color w:val="000000"/>
+          <w:sz w:val="19"/>
+          <w:highlight w:val="white"/>
+        </w:rPr>
+      </w:pPr>
+      <w:r>
+        <w:rPr>
+          <w:rFonts w:ascii="Cascadia Mono" w:hAnsi="Cascadia Mono"/>
+          <w:color w:val="000000"/>
+          <w:sz w:val="19"/>
+          <w:highlight w:val="white"/>
+        </w:rPr>
+        <w:t xml:space="preserve">                    </w:t>
+      </w:r>
+      <w:r>
+        <w:rPr>
+          <w:rFonts w:ascii="Cascadia Mono" w:hAnsi="Cascadia Mono"/>
+          <w:color w:val="0000FF"/>
+          <w:sz w:val="19"/>
+          <w:highlight w:val="white"/>
+        </w:rPr>
+        <w:t>for</w:t>
+      </w:r>
+      <w:r>
+        <w:rPr>
+          <w:rFonts w:ascii="Cascadia Mono" w:hAnsi="Cascadia Mono"/>
+          <w:color w:val="000000"/>
+          <w:sz w:val="19"/>
+          <w:highlight w:val="white"/>
+        </w:rPr>
+        <w:t xml:space="preserve"> (; k + 3 &lt; N; k += 4) {</w:t>
+      </w:r>
+    </w:p>
+    <w:p>
+      <w:pPr>
+        <w:pStyle w:val="Normal"/>
+        <w:rPr>
+          <w:rFonts w:ascii="Cascadia Mono" w:hAnsi="Cascadia Mono"/>
+          <w:color w:val="000000"/>
+          <w:sz w:val="19"/>
+          <w:highlight w:val="white"/>
+        </w:rPr>
+      </w:pPr>
+      <w:r>
+        <w:rPr>
+          <w:rFonts w:ascii="Cascadia Mono" w:hAnsi="Cascadia Mono"/>
+          <w:color w:val="000000"/>
+          <w:sz w:val="19"/>
+          <w:highlight w:val="white"/>
+        </w:rPr>
+        <w:t xml:space="preserve">                        </w:t>
+      </w:r>
+      <w:r>
+        <w:rPr>
+          <w:rFonts w:ascii="Cascadia Mono" w:hAnsi="Cascadia Mono"/>
+          <w:color w:val="2B91AF"/>
+          <w:sz w:val="19"/>
+          <w:highlight w:val="white"/>
+        </w:rPr>
+        <w:t>__m256d</w:t>
+      </w:r>
+      <w:r>
+        <w:rPr>
+          <w:rFonts w:ascii="Cascadia Mono" w:hAnsi="Cascadia Mono"/>
+          <w:color w:val="000000"/>
+          <w:sz w:val="19"/>
+          <w:highlight w:val="white"/>
+        </w:rPr>
+        <w:t xml:space="preserve"> Qj = _mm256_loadu_pd(&amp;Qj_ptr[k]);</w:t>
+      </w:r>
+    </w:p>
+    <w:p>
+      <w:pPr>
+        <w:pStyle w:val="Normal"/>
+        <w:rPr>
+          <w:rFonts w:ascii="Cascadia Mono" w:hAnsi="Cascadia Mono"/>
+          <w:color w:val="000000"/>
+          <w:sz w:val="19"/>
+          <w:highlight w:val="white"/>
+        </w:rPr>
+      </w:pPr>
+      <w:r>
+        <w:rPr>
+          <w:rFonts w:ascii="Cascadia Mono" w:hAnsi="Cascadia Mono"/>
+          <w:color w:val="000000"/>
+          <w:sz w:val="19"/>
+          <w:highlight w:val="white"/>
+        </w:rPr>
+        <w:t xml:space="preserve">                        </w:t>
+      </w:r>
+      <w:r>
+        <w:rPr>
+          <w:rFonts w:ascii="Cascadia Mono" w:hAnsi="Cascadia Mono"/>
+          <w:color w:val="2B91AF"/>
+          <w:sz w:val="19"/>
+          <w:highlight w:val="white"/>
+        </w:rPr>
+        <w:t>__m256d</w:t>
+      </w:r>
+      <w:r>
+        <w:rPr>
+          <w:rFonts w:ascii="Cascadia Mono" w:hAnsi="Cascadia Mono"/>
+          <w:color w:val="000000"/>
+          <w:sz w:val="19"/>
+          <w:highlight w:val="white"/>
+        </w:rPr>
+        <w:t xml:space="preserve"> Qi = _mm256_loadu_pd(&amp;Qi_ptr[k]);</w:t>
+      </w:r>
+    </w:p>
+    <w:p>
+      <w:pPr>
+        <w:pStyle w:val="Normal"/>
+        <w:rPr>
+          <w:rFonts w:ascii="Cascadia Mono" w:hAnsi="Cascadia Mono"/>
+          <w:color w:val="000000"/>
+          <w:sz w:val="19"/>
+          <w:highlight w:val="white"/>
+        </w:rPr>
+      </w:pPr>
+      <w:r>
+        <w:rPr>
+          <w:rFonts w:ascii="Cascadia Mono" w:hAnsi="Cascadia Mono"/>
+          <w:color w:val="000000"/>
+          <w:sz w:val="19"/>
+          <w:highlight w:val="white"/>
+        </w:rPr>
+      </w:r>
+    </w:p>
+    <w:p>
+      <w:pPr>
+        <w:pStyle w:val="Normal"/>
+        <w:rPr>
+          <w:rFonts w:ascii="Cascadia Mono" w:hAnsi="Cascadia Mono"/>
+          <w:color w:val="000000"/>
+          <w:sz w:val="19"/>
+          <w:highlight w:val="white"/>
+        </w:rPr>
+      </w:pPr>
+      <w:r>
+        <w:rPr>
+          <w:rFonts w:ascii="Cascadia Mono" w:hAnsi="Cascadia Mono"/>
+          <w:color w:val="000000"/>
+          <w:sz w:val="19"/>
+          <w:highlight w:val="white"/>
+        </w:rPr>
+        <w:t xml:space="preserve">                        </w:t>
+      </w:r>
+      <w:r>
+        <w:rPr>
+          <w:rFonts w:ascii="Cascadia Mono" w:hAnsi="Cascadia Mono"/>
+          <w:color w:val="2B91AF"/>
+          <w:sz w:val="19"/>
+          <w:highlight w:val="white"/>
+        </w:rPr>
+        <w:t>__m256d</w:t>
+      </w:r>
+      <w:r>
+        <w:rPr>
+          <w:rFonts w:ascii="Cascadia Mono" w:hAnsi="Cascadia Mono"/>
+          <w:color w:val="000000"/>
+          <w:sz w:val="19"/>
+          <w:highlight w:val="white"/>
+        </w:rPr>
+        <w:t xml:space="preserve"> c_vec = _mm256_set1_pd(c);</w:t>
+      </w:r>
+    </w:p>
+    <w:p>
+      <w:pPr>
+        <w:pStyle w:val="Normal"/>
+        <w:rPr>
+          <w:rFonts w:ascii="Cascadia Mono" w:hAnsi="Cascadia Mono"/>
+          <w:color w:val="000000"/>
+          <w:sz w:val="19"/>
+          <w:highlight w:val="white"/>
+        </w:rPr>
+      </w:pPr>
+      <w:r>
+        <w:rPr>
+          <w:rFonts w:ascii="Cascadia Mono" w:hAnsi="Cascadia Mono"/>
+          <w:color w:val="000000"/>
+          <w:sz w:val="19"/>
+          <w:highlight w:val="white"/>
+        </w:rPr>
+        <w:t xml:space="preserve">                        </w:t>
+      </w:r>
+      <w:r>
+        <w:rPr>
+          <w:rFonts w:ascii="Cascadia Mono" w:hAnsi="Cascadia Mono"/>
+          <w:color w:val="2B91AF"/>
+          <w:sz w:val="19"/>
+          <w:highlight w:val="white"/>
+        </w:rPr>
+        <w:t>__m256d</w:t>
+      </w:r>
+      <w:r>
+        <w:rPr>
+          <w:rFonts w:ascii="Cascadia Mono" w:hAnsi="Cascadia Mono"/>
+          <w:color w:val="000000"/>
+          <w:sz w:val="19"/>
+          <w:highlight w:val="white"/>
+        </w:rPr>
+        <w:t xml:space="preserve"> s_vec = _mm256_set1_pd(s);</w:t>
+      </w:r>
+    </w:p>
+    <w:p>
+      <w:pPr>
+        <w:pStyle w:val="Normal"/>
+        <w:rPr>
+          <w:rFonts w:ascii="Cascadia Mono" w:hAnsi="Cascadia Mono"/>
+          <w:color w:val="000000"/>
+          <w:sz w:val="19"/>
+          <w:highlight w:val="white"/>
+        </w:rPr>
+      </w:pPr>
+      <w:r>
+        <w:rPr>
+          <w:rFonts w:ascii="Cascadia Mono" w:hAnsi="Cascadia Mono"/>
+          <w:color w:val="000000"/>
+          <w:sz w:val="19"/>
+          <w:highlight w:val="white"/>
+        </w:rPr>
+      </w:r>
+    </w:p>
+    <w:p>
+      <w:pPr>
+        <w:pStyle w:val="Normal"/>
+        <w:rPr>
+          <w:rFonts w:ascii="Cascadia Mono" w:hAnsi="Cascadia Mono"/>
+          <w:color w:val="000000"/>
+          <w:sz w:val="19"/>
+          <w:highlight w:val="white"/>
+        </w:rPr>
+      </w:pPr>
+      <w:r>
+        <w:rPr>
+          <w:rFonts w:ascii="Cascadia Mono" w:hAnsi="Cascadia Mono"/>
+          <w:color w:val="000000"/>
+          <w:sz w:val="19"/>
+          <w:highlight w:val="white"/>
+        </w:rPr>
+        <w:t xml:space="preserve">                        </w:t>
+      </w:r>
+      <w:r>
+        <w:rPr>
+          <w:rFonts w:ascii="Cascadia Mono" w:hAnsi="Cascadia Mono"/>
+          <w:color w:val="2B91AF"/>
+          <w:sz w:val="19"/>
+          <w:highlight w:val="white"/>
+        </w:rPr>
+        <w:t>__m256d</w:t>
+      </w:r>
+      <w:r>
+        <w:rPr>
+          <w:rFonts w:ascii="Cascadia Mono" w:hAnsi="Cascadia Mono"/>
+          <w:color w:val="000000"/>
+          <w:sz w:val="19"/>
+          <w:highlight w:val="white"/>
+        </w:rPr>
+        <w:t xml:space="preserve"> new_Qj = _mm256_fmsub_pd(Qj, c_vec, _mm256_mul_pd(Qi, s_vec));</w:t>
+      </w:r>
+    </w:p>
+    <w:p>
+      <w:pPr>
+        <w:pStyle w:val="Normal"/>
+        <w:rPr>
+          <w:rFonts w:ascii="Cascadia Mono" w:hAnsi="Cascadia Mono"/>
+          <w:color w:val="000000"/>
+          <w:sz w:val="19"/>
+          <w:highlight w:val="white"/>
+        </w:rPr>
+      </w:pPr>
+      <w:r>
+        <w:rPr>
+          <w:rFonts w:ascii="Cascadia Mono" w:hAnsi="Cascadia Mono"/>
+          <w:color w:val="000000"/>
+          <w:sz w:val="19"/>
+          <w:highlight w:val="white"/>
+        </w:rPr>
+        <w:t xml:space="preserve">                        </w:t>
+      </w:r>
+      <w:r>
+        <w:rPr>
+          <w:rFonts w:ascii="Cascadia Mono" w:hAnsi="Cascadia Mono"/>
+          <w:color w:val="2B91AF"/>
+          <w:sz w:val="19"/>
+          <w:highlight w:val="white"/>
+        </w:rPr>
+        <w:t>__m256d</w:t>
+      </w:r>
+      <w:r>
+        <w:rPr>
+          <w:rFonts w:ascii="Cascadia Mono" w:hAnsi="Cascadia Mono"/>
+          <w:color w:val="000000"/>
+          <w:sz w:val="19"/>
+          <w:highlight w:val="white"/>
+        </w:rPr>
+        <w:t xml:space="preserve"> new_Qi = _mm256_fmadd_pd(Qj, s_vec, _mm256_mul_pd(Qi, c_vec));</w:t>
+      </w:r>
+    </w:p>
+    <w:p>
+      <w:pPr>
+        <w:pStyle w:val="Normal"/>
+        <w:rPr>
+          <w:rFonts w:ascii="Cascadia Mono" w:hAnsi="Cascadia Mono"/>
+          <w:color w:val="000000"/>
+          <w:sz w:val="19"/>
+          <w:highlight w:val="white"/>
+        </w:rPr>
+      </w:pPr>
+      <w:r>
+        <w:rPr>
+          <w:rFonts w:ascii="Cascadia Mono" w:hAnsi="Cascadia Mono"/>
+          <w:color w:val="000000"/>
+          <w:sz w:val="19"/>
+          <w:highlight w:val="white"/>
+        </w:rPr>
+      </w:r>
+    </w:p>
+    <w:p>
+      <w:pPr>
+        <w:pStyle w:val="Normal"/>
+        <w:rPr>
+          <w:rFonts w:ascii="Cascadia Mono" w:hAnsi="Cascadia Mono"/>
+          <w:color w:val="000000"/>
+          <w:sz w:val="19"/>
+          <w:highlight w:val="white"/>
+        </w:rPr>
+      </w:pPr>
+      <w:r>
+        <w:rPr>
+          <w:rFonts w:ascii="Cascadia Mono" w:hAnsi="Cascadia Mono"/>
+          <w:color w:val="000000"/>
+          <w:sz w:val="19"/>
+          <w:highlight w:val="white"/>
+        </w:rPr>
+        <w:t xml:space="preserve">                        </w:t>
+      </w:r>
+      <w:r>
+        <w:rPr>
+          <w:rFonts w:ascii="Cascadia Mono" w:hAnsi="Cascadia Mono"/>
+          <w:color w:val="000000"/>
+          <w:sz w:val="19"/>
+          <w:highlight w:val="white"/>
+        </w:rPr>
+        <w:t>_mm256_storeu_pd(&amp;Qj_ptr[k], new_Qj);</w:t>
+      </w:r>
+    </w:p>
+    <w:p>
+      <w:pPr>
+        <w:pStyle w:val="Normal"/>
+        <w:rPr>
+          <w:rFonts w:ascii="Cascadia Mono" w:hAnsi="Cascadia Mono"/>
+          <w:color w:val="000000"/>
+          <w:sz w:val="19"/>
+          <w:highlight w:val="white"/>
+        </w:rPr>
+      </w:pPr>
+      <w:r>
+        <w:rPr>
+          <w:rFonts w:ascii="Cascadia Mono" w:hAnsi="Cascadia Mono"/>
+          <w:color w:val="000000"/>
+          <w:sz w:val="19"/>
+          <w:highlight w:val="white"/>
+        </w:rPr>
+        <w:t xml:space="preserve">                        </w:t>
+      </w:r>
+      <w:r>
+        <w:rPr>
+          <w:rFonts w:ascii="Cascadia Mono" w:hAnsi="Cascadia Mono"/>
+          <w:color w:val="000000"/>
+          <w:sz w:val="19"/>
+          <w:highlight w:val="white"/>
+        </w:rPr>
+        <w:t>_mm256_storeu_pd(&amp;Qi_ptr[k], new_Qi);</w:t>
+      </w:r>
+    </w:p>
+    <w:p>
+      <w:pPr>
+        <w:pStyle w:val="Normal"/>
+        <w:rPr>
+          <w:rFonts w:ascii="Cascadia Mono" w:hAnsi="Cascadia Mono"/>
+          <w:color w:val="000000"/>
+          <w:sz w:val="19"/>
+          <w:highlight w:val="white"/>
+        </w:rPr>
+      </w:pPr>
+      <w:r>
+        <w:rPr>
+          <w:rFonts w:ascii="Cascadia Mono" w:hAnsi="Cascadia Mono"/>
+          <w:color w:val="000000"/>
+          <w:sz w:val="19"/>
+          <w:highlight w:val="white"/>
+        </w:rPr>
+        <w:t xml:space="preserve">                    </w:t>
+      </w:r>
+      <w:r>
+        <w:rPr>
+          <w:rFonts w:ascii="Cascadia Mono" w:hAnsi="Cascadia Mono"/>
+          <w:color w:val="000000"/>
+          <w:sz w:val="19"/>
+          <w:highlight w:val="white"/>
+        </w:rPr>
+        <w:t>}</w:t>
+      </w:r>
+    </w:p>
+    <w:p>
+      <w:pPr>
+        <w:pStyle w:val="Normal"/>
+        <w:rPr>
+          <w:rFonts w:ascii="Cascadia Mono" w:hAnsi="Cascadia Mono"/>
+          <w:color w:val="000000"/>
+          <w:sz w:val="19"/>
+          <w:highlight w:val="white"/>
+        </w:rPr>
+      </w:pPr>
+      <w:r>
+        <w:rPr>
+          <w:rFonts w:ascii="Cascadia Mono" w:hAnsi="Cascadia Mono"/>
+          <w:color w:val="000000"/>
+          <w:sz w:val="19"/>
+          <w:highlight w:val="white"/>
+        </w:rPr>
+        <w:t xml:space="preserve">                    </w:t>
+      </w:r>
+      <w:r>
+        <w:rPr>
+          <w:rFonts w:ascii="Cascadia Mono" w:hAnsi="Cascadia Mono"/>
+          <w:color w:val="0000FF"/>
+          <w:sz w:val="19"/>
+          <w:highlight w:val="white"/>
+        </w:rPr>
+        <w:t>for</w:t>
+      </w:r>
+      <w:r>
+        <w:rPr>
+          <w:rFonts w:ascii="Cascadia Mono" w:hAnsi="Cascadia Mono"/>
+          <w:color w:val="000000"/>
+          <w:sz w:val="19"/>
+          <w:highlight w:val="white"/>
+        </w:rPr>
+        <w:t xml:space="preserve"> (; k &lt; N; ++k) {</w:t>
+      </w:r>
+    </w:p>
+    <w:p>
+      <w:pPr>
+        <w:pStyle w:val="Normal"/>
+        <w:rPr>
+          <w:rFonts w:ascii="Cascadia Mono" w:hAnsi="Cascadia Mono"/>
+          <w:color w:val="000000"/>
+          <w:sz w:val="19"/>
+          <w:highlight w:val="white"/>
+        </w:rPr>
+      </w:pPr>
+      <w:r>
+        <w:rPr>
+          <w:rFonts w:ascii="Cascadia Mono" w:hAnsi="Cascadia Mono"/>
+          <w:color w:val="000000"/>
+          <w:sz w:val="19"/>
+          <w:highlight w:val="white"/>
+        </w:rPr>
+        <w:t xml:space="preserve">                        </w:t>
+      </w:r>
+      <w:r>
+        <w:rPr>
+          <w:rFonts w:ascii="Cascadia Mono" w:hAnsi="Cascadia Mono"/>
+          <w:color w:val="2B91AF"/>
+          <w:sz w:val="19"/>
+          <w:highlight w:val="white"/>
+        </w:rPr>
+        <w:t>T</w:t>
+      </w:r>
+      <w:r>
+        <w:rPr>
+          <w:rFonts w:ascii="Cascadia Mono" w:hAnsi="Cascadia Mono"/>
+          <w:color w:val="000000"/>
+          <w:sz w:val="19"/>
+          <w:highlight w:val="white"/>
+        </w:rPr>
+        <w:t xml:space="preserve"> Qj = Qj_ptr[k], Qi = Qi_ptr[k];</w:t>
+      </w:r>
+    </w:p>
+    <w:p>
+      <w:pPr>
+        <w:pStyle w:val="Normal"/>
+        <w:rPr>
+          <w:rFonts w:ascii="Cascadia Mono" w:hAnsi="Cascadia Mono"/>
+          <w:color w:val="000000"/>
+          <w:sz w:val="19"/>
+          <w:highlight w:val="white"/>
+        </w:rPr>
+      </w:pPr>
+      <w:r>
+        <w:rPr>
+          <w:rFonts w:ascii="Cascadia Mono" w:hAnsi="Cascadia Mono"/>
+          <w:color w:val="000000"/>
+          <w:sz w:val="19"/>
+          <w:highlight w:val="white"/>
+        </w:rPr>
+        <w:t xml:space="preserve">                        </w:t>
+      </w:r>
+      <w:r>
+        <w:rPr>
+          <w:rFonts w:ascii="Cascadia Mono" w:hAnsi="Cascadia Mono"/>
+          <w:color w:val="000000"/>
+          <w:sz w:val="19"/>
+          <w:highlight w:val="white"/>
+        </w:rPr>
+        <w:t>Qj_ptr[k] = Qj * c - Qi * s;</w:t>
+      </w:r>
+    </w:p>
+    <w:p>
+      <w:pPr>
+        <w:pStyle w:val="Normal"/>
+        <w:rPr>
+          <w:rFonts w:ascii="Cascadia Mono" w:hAnsi="Cascadia Mono"/>
+          <w:color w:val="000000"/>
+          <w:sz w:val="19"/>
+          <w:highlight w:val="white"/>
+        </w:rPr>
+      </w:pPr>
+      <w:r>
+        <w:rPr>
+          <w:rFonts w:ascii="Cascadia Mono" w:hAnsi="Cascadia Mono"/>
+          <w:color w:val="000000"/>
+          <w:sz w:val="19"/>
+          <w:highlight w:val="white"/>
+        </w:rPr>
+        <w:t xml:space="preserve">                        </w:t>
+      </w:r>
+      <w:r>
+        <w:rPr>
+          <w:rFonts w:ascii="Cascadia Mono" w:hAnsi="Cascadia Mono"/>
+          <w:color w:val="000000"/>
+          <w:sz w:val="19"/>
+          <w:highlight w:val="white"/>
+        </w:rPr>
+        <w:t>Qi_ptr[k] = Qj * s + Qi * c;</w:t>
+      </w:r>
+    </w:p>
+    <w:p>
+      <w:pPr>
+        <w:pStyle w:val="Normal"/>
+        <w:rPr>
+          <w:rFonts w:ascii="Cascadia Mono" w:hAnsi="Cascadia Mono"/>
+          <w:color w:val="000000"/>
+          <w:sz w:val="19"/>
+          <w:highlight w:val="white"/>
+        </w:rPr>
+      </w:pPr>
+      <w:r>
+        <w:rPr>
+          <w:rFonts w:ascii="Cascadia Mono" w:hAnsi="Cascadia Mono"/>
+          <w:color w:val="000000"/>
+          <w:sz w:val="19"/>
+          <w:highlight w:val="white"/>
+        </w:rPr>
+        <w:t xml:space="preserve">                    </w:t>
+      </w:r>
+      <w:r>
+        <w:rPr>
+          <w:rFonts w:ascii="Cascadia Mono" w:hAnsi="Cascadia Mono"/>
+          <w:color w:val="000000"/>
+          <w:sz w:val="19"/>
+          <w:highlight w:val="white"/>
+        </w:rPr>
+        <w:t>}</w:t>
+      </w:r>
+    </w:p>
+    <w:p>
+      <w:pPr>
+        <w:pStyle w:val="Normal"/>
+        <w:rPr>
+          <w:rFonts w:ascii="Cascadia Mono" w:hAnsi="Cascadia Mono"/>
+          <w:color w:val="000000"/>
+          <w:sz w:val="19"/>
+          <w:highlight w:val="white"/>
+        </w:rPr>
+      </w:pPr>
+      <w:r>
+        <w:rPr>
+          <w:rFonts w:ascii="Cascadia Mono" w:hAnsi="Cascadia Mono"/>
+          <w:color w:val="000000"/>
+          <w:sz w:val="19"/>
+          <w:highlight w:val="white"/>
+        </w:rPr>
+        <w:t xml:space="preserve">                </w:t>
+      </w:r>
+      <w:r>
+        <w:rPr>
+          <w:rFonts w:ascii="Cascadia Mono" w:hAnsi="Cascadia Mono"/>
+          <w:color w:val="000000"/>
+          <w:sz w:val="19"/>
+          <w:highlight w:val="white"/>
+        </w:rPr>
+        <w:t>}</w:t>
+      </w:r>
+    </w:p>
+    <w:p>
+      <w:pPr>
+        <w:pStyle w:val="Normal"/>
+        <w:rPr>
+          <w:rFonts w:ascii="Cascadia Mono" w:hAnsi="Cascadia Mono"/>
+          <w:color w:val="000000"/>
+          <w:sz w:val="19"/>
+          <w:highlight w:val="white"/>
+        </w:rPr>
+      </w:pPr>
+      <w:r>
+        <w:rPr>
+          <w:rFonts w:ascii="Cascadia Mono" w:hAnsi="Cascadia Mono"/>
+          <w:color w:val="000000"/>
+          <w:sz w:val="19"/>
+          <w:highlight w:val="white"/>
+        </w:rPr>
+        <w:t xml:space="preserve">                </w:t>
+      </w:r>
+      <w:r>
+        <w:rPr>
+          <w:rFonts w:ascii="Cascadia Mono" w:hAnsi="Cascadia Mono"/>
+          <w:color w:val="0000FF"/>
+          <w:sz w:val="19"/>
+          <w:highlight w:val="white"/>
+        </w:rPr>
+        <w:t>else</w:t>
+      </w:r>
+      <w:r>
+        <w:rPr>
+          <w:rFonts w:ascii="Cascadia Mono" w:hAnsi="Cascadia Mono"/>
+          <w:color w:val="000000"/>
+          <w:sz w:val="19"/>
+          <w:highlight w:val="white"/>
+        </w:rPr>
+        <w:t xml:space="preserve"> </w:t>
+      </w:r>
+      <w:r>
+        <w:rPr>
+          <w:rFonts w:ascii="Cascadia Mono" w:hAnsi="Cascadia Mono"/>
+          <w:color w:val="0000FF"/>
+          <w:sz w:val="19"/>
+          <w:highlight w:val="white"/>
+        </w:rPr>
+        <w:t>if</w:t>
+      </w:r>
+      <w:r>
+        <w:rPr>
+          <w:rFonts w:ascii="Cascadia Mono" w:hAnsi="Cascadia Mono"/>
+          <w:color w:val="000000"/>
+          <w:sz w:val="19"/>
+          <w:highlight w:val="white"/>
+        </w:rPr>
+        <w:t xml:space="preserve"> </w:t>
+      </w:r>
+      <w:r>
+        <w:rPr>
+          <w:rFonts w:ascii="Cascadia Mono" w:hAnsi="Cascadia Mono"/>
+          <w:color w:val="0000FF"/>
+          <w:sz w:val="19"/>
+          <w:highlight w:val="white"/>
+        </w:rPr>
+        <w:t>constexpr</w:t>
+      </w:r>
+      <w:r>
+        <w:rPr>
+          <w:rFonts w:ascii="Cascadia Mono" w:hAnsi="Cascadia Mono"/>
+          <w:color w:val="000000"/>
+          <w:sz w:val="19"/>
+          <w:highlight w:val="white"/>
+        </w:rPr>
+        <w:t xml:space="preserve"> (std::is_same_v&lt;</w:t>
+      </w:r>
+      <w:r>
+        <w:rPr>
+          <w:rFonts w:ascii="Cascadia Mono" w:hAnsi="Cascadia Mono"/>
+          <w:color w:val="2B91AF"/>
+          <w:sz w:val="19"/>
+          <w:highlight w:val="white"/>
+        </w:rPr>
+        <w:t>T</w:t>
+      </w:r>
+      <w:r>
+        <w:rPr>
+          <w:rFonts w:ascii="Cascadia Mono" w:hAnsi="Cascadia Mono"/>
+          <w:color w:val="000000"/>
+          <w:sz w:val="19"/>
+          <w:highlight w:val="white"/>
+        </w:rPr>
+        <w:t xml:space="preserve">, </w:t>
+      </w:r>
+      <w:r>
+        <w:rPr>
+          <w:rFonts w:ascii="Cascadia Mono" w:hAnsi="Cascadia Mono"/>
+          <w:color w:val="0000FF"/>
+          <w:sz w:val="19"/>
+          <w:highlight w:val="white"/>
+        </w:rPr>
+        <w:t>float</w:t>
+      </w:r>
+      <w:r>
+        <w:rPr>
+          <w:rFonts w:ascii="Cascadia Mono" w:hAnsi="Cascadia Mono"/>
+          <w:color w:val="000000"/>
+          <w:sz w:val="19"/>
+          <w:highlight w:val="white"/>
+        </w:rPr>
+        <w:t>&gt;) {</w:t>
+      </w:r>
+    </w:p>
+    <w:p>
+      <w:pPr>
+        <w:pStyle w:val="Normal"/>
+        <w:rPr>
+          <w:rFonts w:ascii="Cascadia Mono" w:hAnsi="Cascadia Mono"/>
+          <w:color w:val="000000"/>
+          <w:sz w:val="19"/>
+          <w:highlight w:val="white"/>
+        </w:rPr>
+      </w:pPr>
+      <w:r>
+        <w:rPr>
+          <w:rFonts w:ascii="Cascadia Mono" w:hAnsi="Cascadia Mono"/>
+          <w:color w:val="000000"/>
+          <w:sz w:val="19"/>
+          <w:highlight w:val="white"/>
+        </w:rPr>
+        <w:t xml:space="preserve">                    </w:t>
+      </w:r>
+      <w:r>
+        <w:rPr>
+          <w:rFonts w:ascii="Cascadia Mono" w:hAnsi="Cascadia Mono"/>
+          <w:color w:val="2B91AF"/>
+          <w:sz w:val="19"/>
+          <w:highlight w:val="white"/>
+        </w:rPr>
+        <w:t>size_t</w:t>
+      </w:r>
+      <w:r>
+        <w:rPr>
+          <w:rFonts w:ascii="Cascadia Mono" w:hAnsi="Cascadia Mono"/>
+          <w:color w:val="000000"/>
+          <w:sz w:val="19"/>
+          <w:highlight w:val="white"/>
+        </w:rPr>
+        <w:t xml:space="preserve"> k = 0;</w:t>
+      </w:r>
+    </w:p>
+    <w:p>
+      <w:pPr>
+        <w:pStyle w:val="Normal"/>
+        <w:rPr>
+          <w:rFonts w:ascii="Cascadia Mono" w:hAnsi="Cascadia Mono"/>
+          <w:color w:val="000000"/>
+          <w:sz w:val="19"/>
+          <w:highlight w:val="white"/>
+        </w:rPr>
+      </w:pPr>
+      <w:r>
+        <w:rPr>
+          <w:rFonts w:ascii="Cascadia Mono" w:hAnsi="Cascadia Mono"/>
+          <w:color w:val="000000"/>
+          <w:sz w:val="19"/>
+          <w:highlight w:val="white"/>
+        </w:rPr>
+        <w:t xml:space="preserve">                    </w:t>
+      </w:r>
+      <w:r>
+        <w:rPr>
+          <w:rFonts w:ascii="Cascadia Mono" w:hAnsi="Cascadia Mono"/>
+          <w:color w:val="0000FF"/>
+          <w:sz w:val="19"/>
+          <w:highlight w:val="white"/>
+        </w:rPr>
+        <w:t>for</w:t>
+      </w:r>
+      <w:r>
+        <w:rPr>
+          <w:rFonts w:ascii="Cascadia Mono" w:hAnsi="Cascadia Mono"/>
+          <w:color w:val="000000"/>
+          <w:sz w:val="19"/>
+          <w:highlight w:val="white"/>
+        </w:rPr>
+        <w:t xml:space="preserve"> (; k + 7 &lt; N; k += 8) {</w:t>
+      </w:r>
+    </w:p>
+    <w:p>
+      <w:pPr>
+        <w:pStyle w:val="Normal"/>
+        <w:rPr>
+          <w:rFonts w:ascii="Cascadia Mono" w:hAnsi="Cascadia Mono"/>
+          <w:color w:val="000000"/>
+          <w:sz w:val="19"/>
+          <w:highlight w:val="white"/>
+        </w:rPr>
+      </w:pPr>
+      <w:r>
+        <w:rPr>
+          <w:rFonts w:ascii="Cascadia Mono" w:hAnsi="Cascadia Mono"/>
+          <w:color w:val="000000"/>
+          <w:sz w:val="19"/>
+          <w:highlight w:val="white"/>
+        </w:rPr>
+        <w:t xml:space="preserve">                        </w:t>
+      </w:r>
+      <w:r>
+        <w:rPr>
+          <w:rFonts w:ascii="Cascadia Mono" w:hAnsi="Cascadia Mono"/>
+          <w:color w:val="2B91AF"/>
+          <w:sz w:val="19"/>
+          <w:highlight w:val="white"/>
+        </w:rPr>
+        <w:t>__m256</w:t>
+      </w:r>
+      <w:r>
+        <w:rPr>
+          <w:rFonts w:ascii="Cascadia Mono" w:hAnsi="Cascadia Mono"/>
+          <w:color w:val="000000"/>
+          <w:sz w:val="19"/>
+          <w:highlight w:val="white"/>
+        </w:rPr>
+        <w:t xml:space="preserve"> Qj = _mm256_loadu_ps(&amp;Qj_ptr[k]);</w:t>
+      </w:r>
+    </w:p>
+    <w:p>
+      <w:pPr>
+        <w:pStyle w:val="Normal"/>
+        <w:rPr>
+          <w:rFonts w:ascii="Cascadia Mono" w:hAnsi="Cascadia Mono"/>
+          <w:color w:val="000000"/>
+          <w:sz w:val="19"/>
+          <w:highlight w:val="white"/>
+        </w:rPr>
+      </w:pPr>
+      <w:r>
+        <w:rPr>
+          <w:rFonts w:ascii="Cascadia Mono" w:hAnsi="Cascadia Mono"/>
+          <w:color w:val="000000"/>
+          <w:sz w:val="19"/>
+          <w:highlight w:val="white"/>
+        </w:rPr>
+        <w:t xml:space="preserve">                        </w:t>
+      </w:r>
+      <w:r>
+        <w:rPr>
+          <w:rFonts w:ascii="Cascadia Mono" w:hAnsi="Cascadia Mono"/>
+          <w:color w:val="2B91AF"/>
+          <w:sz w:val="19"/>
+          <w:highlight w:val="white"/>
+        </w:rPr>
+        <w:t>__m256</w:t>
+      </w:r>
+      <w:r>
+        <w:rPr>
+          <w:rFonts w:ascii="Cascadia Mono" w:hAnsi="Cascadia Mono"/>
+          <w:color w:val="000000"/>
+          <w:sz w:val="19"/>
+          <w:highlight w:val="white"/>
+        </w:rPr>
+        <w:t xml:space="preserve"> Qi = _mm256_loadu_ps(&amp;Qi_ptr[k]);</w:t>
+      </w:r>
+    </w:p>
+    <w:p>
+      <w:pPr>
+        <w:pStyle w:val="Normal"/>
+        <w:rPr>
+          <w:rFonts w:ascii="Cascadia Mono" w:hAnsi="Cascadia Mono"/>
+          <w:color w:val="000000"/>
+          <w:sz w:val="19"/>
+          <w:highlight w:val="white"/>
+        </w:rPr>
+      </w:pPr>
+      <w:r>
+        <w:rPr>
+          <w:rFonts w:ascii="Cascadia Mono" w:hAnsi="Cascadia Mono"/>
+          <w:color w:val="000000"/>
+          <w:sz w:val="19"/>
+          <w:highlight w:val="white"/>
+        </w:rPr>
+      </w:r>
+    </w:p>
+    <w:p>
+      <w:pPr>
+        <w:pStyle w:val="Normal"/>
+        <w:rPr>
+          <w:rFonts w:ascii="Cascadia Mono" w:hAnsi="Cascadia Mono"/>
+          <w:color w:val="000000"/>
+          <w:sz w:val="19"/>
+          <w:highlight w:val="white"/>
+        </w:rPr>
+      </w:pPr>
+      <w:r>
+        <w:rPr>
+          <w:rFonts w:ascii="Cascadia Mono" w:hAnsi="Cascadia Mono"/>
+          <w:color w:val="000000"/>
+          <w:sz w:val="19"/>
+          <w:highlight w:val="white"/>
+        </w:rPr>
+        <w:t xml:space="preserve">                        </w:t>
+      </w:r>
+      <w:r>
+        <w:rPr>
+          <w:rFonts w:ascii="Cascadia Mono" w:hAnsi="Cascadia Mono"/>
+          <w:color w:val="2B91AF"/>
+          <w:sz w:val="19"/>
+          <w:highlight w:val="white"/>
+        </w:rPr>
+        <w:t>__m256</w:t>
+      </w:r>
+      <w:r>
+        <w:rPr>
+          <w:rFonts w:ascii="Cascadia Mono" w:hAnsi="Cascadia Mono"/>
+          <w:color w:val="000000"/>
+          <w:sz w:val="19"/>
+          <w:highlight w:val="white"/>
+        </w:rPr>
+        <w:t xml:space="preserve"> c_vec = _mm256_set1_ps(c);</w:t>
+      </w:r>
+    </w:p>
+    <w:p>
+      <w:pPr>
+        <w:pStyle w:val="Normal"/>
+        <w:rPr>
+          <w:rFonts w:ascii="Cascadia Mono" w:hAnsi="Cascadia Mono"/>
+          <w:color w:val="000000"/>
+          <w:sz w:val="19"/>
+          <w:highlight w:val="white"/>
+        </w:rPr>
+      </w:pPr>
+      <w:r>
+        <w:rPr>
+          <w:rFonts w:ascii="Cascadia Mono" w:hAnsi="Cascadia Mono"/>
+          <w:color w:val="000000"/>
+          <w:sz w:val="19"/>
+          <w:highlight w:val="white"/>
+        </w:rPr>
+        <w:t xml:space="preserve">                        </w:t>
+      </w:r>
+      <w:r>
+        <w:rPr>
+          <w:rFonts w:ascii="Cascadia Mono" w:hAnsi="Cascadia Mono"/>
+          <w:color w:val="2B91AF"/>
+          <w:sz w:val="19"/>
+          <w:highlight w:val="white"/>
+        </w:rPr>
+        <w:t>__m256</w:t>
+      </w:r>
+      <w:r>
+        <w:rPr>
+          <w:rFonts w:ascii="Cascadia Mono" w:hAnsi="Cascadia Mono"/>
+          <w:color w:val="000000"/>
+          <w:sz w:val="19"/>
+          <w:highlight w:val="white"/>
+        </w:rPr>
+        <w:t xml:space="preserve"> s_vec = _mm256_set1_ps(s);</w:t>
+      </w:r>
+    </w:p>
+    <w:p>
+      <w:pPr>
+        <w:pStyle w:val="Normal"/>
+        <w:rPr>
+          <w:rFonts w:ascii="Cascadia Mono" w:hAnsi="Cascadia Mono"/>
+          <w:color w:val="000000"/>
+          <w:sz w:val="19"/>
+          <w:highlight w:val="white"/>
+        </w:rPr>
+      </w:pPr>
+      <w:r>
+        <w:rPr>
+          <w:rFonts w:ascii="Cascadia Mono" w:hAnsi="Cascadia Mono"/>
+          <w:color w:val="000000"/>
+          <w:sz w:val="19"/>
+          <w:highlight w:val="white"/>
+        </w:rPr>
+      </w:r>
+    </w:p>
+    <w:p>
+      <w:pPr>
+        <w:pStyle w:val="Normal"/>
+        <w:rPr>
+          <w:rFonts w:ascii="Cascadia Mono" w:hAnsi="Cascadia Mono"/>
+          <w:color w:val="000000"/>
+          <w:sz w:val="19"/>
+          <w:highlight w:val="white"/>
+        </w:rPr>
+      </w:pPr>
+      <w:r>
+        <w:rPr>
+          <w:rFonts w:ascii="Cascadia Mono" w:hAnsi="Cascadia Mono"/>
+          <w:color w:val="000000"/>
+          <w:sz w:val="19"/>
+          <w:highlight w:val="white"/>
+        </w:rPr>
+        <w:t xml:space="preserve">                        </w:t>
+      </w:r>
+      <w:r>
+        <w:rPr>
+          <w:rFonts w:ascii="Cascadia Mono" w:hAnsi="Cascadia Mono"/>
+          <w:color w:val="2B91AF"/>
+          <w:sz w:val="19"/>
+          <w:highlight w:val="white"/>
+        </w:rPr>
+        <w:t>__m256</w:t>
+      </w:r>
+      <w:r>
+        <w:rPr>
+          <w:rFonts w:ascii="Cascadia Mono" w:hAnsi="Cascadia Mono"/>
+          <w:color w:val="000000"/>
+          <w:sz w:val="19"/>
+          <w:highlight w:val="white"/>
+        </w:rPr>
+        <w:t xml:space="preserve"> new_Qj = _mm256_fmsub_ps(Qj, c_vec, _mm256_mul_ps(Qi, s_vec));</w:t>
+      </w:r>
+    </w:p>
+    <w:p>
+      <w:pPr>
+        <w:pStyle w:val="Normal"/>
+        <w:rPr>
+          <w:rFonts w:ascii="Cascadia Mono" w:hAnsi="Cascadia Mono"/>
+          <w:color w:val="000000"/>
+          <w:sz w:val="19"/>
+          <w:highlight w:val="white"/>
+        </w:rPr>
+      </w:pPr>
+      <w:r>
+        <w:rPr>
+          <w:rFonts w:ascii="Cascadia Mono" w:hAnsi="Cascadia Mono"/>
+          <w:color w:val="000000"/>
+          <w:sz w:val="19"/>
+          <w:highlight w:val="white"/>
+        </w:rPr>
+        <w:t xml:space="preserve">                        </w:t>
+      </w:r>
+      <w:r>
+        <w:rPr>
+          <w:rFonts w:ascii="Cascadia Mono" w:hAnsi="Cascadia Mono"/>
+          <w:color w:val="2B91AF"/>
+          <w:sz w:val="19"/>
+          <w:highlight w:val="white"/>
+        </w:rPr>
+        <w:t>__m256</w:t>
+      </w:r>
+      <w:r>
+        <w:rPr>
+          <w:rFonts w:ascii="Cascadia Mono" w:hAnsi="Cascadia Mono"/>
+          <w:color w:val="000000"/>
+          <w:sz w:val="19"/>
+          <w:highlight w:val="white"/>
+        </w:rPr>
+        <w:t xml:space="preserve"> new_Qi = _mm256_fmadd_ps(Qj, s_vec, _mm256_mul_ps(Qi, c_vec));</w:t>
+      </w:r>
+    </w:p>
+    <w:p>
+      <w:pPr>
+        <w:pStyle w:val="Normal"/>
+        <w:rPr>
+          <w:rFonts w:ascii="Cascadia Mono" w:hAnsi="Cascadia Mono"/>
+          <w:color w:val="000000"/>
+          <w:sz w:val="19"/>
+          <w:highlight w:val="white"/>
+        </w:rPr>
+      </w:pPr>
+      <w:r>
+        <w:rPr>
+          <w:rFonts w:ascii="Cascadia Mono" w:hAnsi="Cascadia Mono"/>
+          <w:color w:val="000000"/>
+          <w:sz w:val="19"/>
+          <w:highlight w:val="white"/>
+        </w:rPr>
+      </w:r>
+    </w:p>
+    <w:p>
+      <w:pPr>
+        <w:pStyle w:val="Normal"/>
+        <w:rPr>
+          <w:rFonts w:ascii="Cascadia Mono" w:hAnsi="Cascadia Mono"/>
+          <w:color w:val="000000"/>
+          <w:sz w:val="19"/>
+          <w:highlight w:val="white"/>
+        </w:rPr>
+      </w:pPr>
+      <w:r>
+        <w:rPr>
+          <w:rFonts w:ascii="Cascadia Mono" w:hAnsi="Cascadia Mono"/>
+          <w:color w:val="000000"/>
+          <w:sz w:val="19"/>
+          <w:highlight w:val="white"/>
+        </w:rPr>
+        <w:t xml:space="preserve">                        </w:t>
+      </w:r>
+      <w:r>
+        <w:rPr>
+          <w:rFonts w:ascii="Cascadia Mono" w:hAnsi="Cascadia Mono"/>
+          <w:color w:val="000000"/>
+          <w:sz w:val="19"/>
+          <w:highlight w:val="white"/>
+        </w:rPr>
+        <w:t>_mm256_storeu_ps(&amp;Qj_ptr[k], new_Qj);</w:t>
+      </w:r>
+    </w:p>
+    <w:p>
+      <w:pPr>
+        <w:pStyle w:val="Normal"/>
+        <w:rPr>
+          <w:rFonts w:ascii="Cascadia Mono" w:hAnsi="Cascadia Mono"/>
+          <w:color w:val="000000"/>
+          <w:sz w:val="19"/>
+          <w:highlight w:val="white"/>
+        </w:rPr>
+      </w:pPr>
+      <w:r>
+        <w:rPr>
+          <w:rFonts w:ascii="Cascadia Mono" w:hAnsi="Cascadia Mono"/>
+          <w:color w:val="000000"/>
+          <w:sz w:val="19"/>
+          <w:highlight w:val="white"/>
+        </w:rPr>
+        <w:t xml:space="preserve">                        </w:t>
+      </w:r>
+      <w:r>
+        <w:rPr>
+          <w:rFonts w:ascii="Cascadia Mono" w:hAnsi="Cascadia Mono"/>
+          <w:color w:val="000000"/>
+          <w:sz w:val="19"/>
+          <w:highlight w:val="white"/>
+        </w:rPr>
+        <w:t>_mm256_storeu_ps(&amp;Qi_ptr[k], new_Qi);</w:t>
+      </w:r>
+    </w:p>
+    <w:p>
+      <w:pPr>
+        <w:pStyle w:val="Normal"/>
+        <w:rPr>
+          <w:rFonts w:ascii="Cascadia Mono" w:hAnsi="Cascadia Mono"/>
+          <w:color w:val="000000"/>
+          <w:sz w:val="19"/>
+          <w:highlight w:val="white"/>
+        </w:rPr>
+      </w:pPr>
+      <w:r>
+        <w:rPr>
+          <w:rFonts w:ascii="Cascadia Mono" w:hAnsi="Cascadia Mono"/>
+          <w:color w:val="000000"/>
+          <w:sz w:val="19"/>
+          <w:highlight w:val="white"/>
+        </w:rPr>
+        <w:t xml:space="preserve">                    </w:t>
+      </w:r>
+      <w:r>
+        <w:rPr>
+          <w:rFonts w:ascii="Cascadia Mono" w:hAnsi="Cascadia Mono"/>
+          <w:color w:val="000000"/>
+          <w:sz w:val="19"/>
+          <w:highlight w:val="white"/>
+        </w:rPr>
+        <w:t>}</w:t>
+      </w:r>
+    </w:p>
+    <w:p>
+      <w:pPr>
+        <w:pStyle w:val="Normal"/>
+        <w:rPr>
+          <w:rFonts w:ascii="Cascadia Mono" w:hAnsi="Cascadia Mono"/>
+          <w:color w:val="000000"/>
+          <w:sz w:val="19"/>
+          <w:highlight w:val="white"/>
+        </w:rPr>
+      </w:pPr>
+      <w:r>
+        <w:rPr>
+          <w:rFonts w:ascii="Cascadia Mono" w:hAnsi="Cascadia Mono"/>
+          <w:color w:val="000000"/>
+          <w:sz w:val="19"/>
+          <w:highlight w:val="white"/>
+        </w:rPr>
+        <w:t xml:space="preserve">                    </w:t>
+      </w:r>
+      <w:r>
+        <w:rPr>
+          <w:rFonts w:ascii="Cascadia Mono" w:hAnsi="Cascadia Mono"/>
+          <w:color w:val="0000FF"/>
+          <w:sz w:val="19"/>
+          <w:highlight w:val="white"/>
+        </w:rPr>
+        <w:t>for</w:t>
+      </w:r>
+      <w:r>
+        <w:rPr>
+          <w:rFonts w:ascii="Cascadia Mono" w:hAnsi="Cascadia Mono"/>
+          <w:color w:val="000000"/>
+          <w:sz w:val="19"/>
+          <w:highlight w:val="white"/>
+        </w:rPr>
+        <w:t xml:space="preserve"> (; k &lt; N; ++k) {</w:t>
+      </w:r>
+    </w:p>
+    <w:p>
+      <w:pPr>
+        <w:pStyle w:val="Normal"/>
+        <w:rPr>
+          <w:rFonts w:ascii="Cascadia Mono" w:hAnsi="Cascadia Mono"/>
+          <w:color w:val="000000"/>
+          <w:sz w:val="19"/>
+          <w:highlight w:val="white"/>
+        </w:rPr>
+      </w:pPr>
+      <w:r>
+        <w:rPr>
+          <w:rFonts w:ascii="Cascadia Mono" w:hAnsi="Cascadia Mono"/>
+          <w:color w:val="000000"/>
+          <w:sz w:val="19"/>
+          <w:highlight w:val="white"/>
+        </w:rPr>
+        <w:t xml:space="preserve">                        </w:t>
+      </w:r>
+      <w:r>
+        <w:rPr>
+          <w:rFonts w:ascii="Cascadia Mono" w:hAnsi="Cascadia Mono"/>
+          <w:color w:val="2B91AF"/>
+          <w:sz w:val="19"/>
+          <w:highlight w:val="white"/>
+        </w:rPr>
+        <w:t>T</w:t>
+      </w:r>
+      <w:r>
+        <w:rPr>
+          <w:rFonts w:ascii="Cascadia Mono" w:hAnsi="Cascadia Mono"/>
+          <w:color w:val="000000"/>
+          <w:sz w:val="19"/>
+          <w:highlight w:val="white"/>
+        </w:rPr>
+        <w:t xml:space="preserve"> Qj = Qj_ptr[k], Qi = Qi_ptr[k];</w:t>
+      </w:r>
+    </w:p>
+    <w:p>
+      <w:pPr>
+        <w:pStyle w:val="Normal"/>
+        <w:rPr>
+          <w:rFonts w:ascii="Cascadia Mono" w:hAnsi="Cascadia Mono"/>
+          <w:color w:val="000000"/>
+          <w:sz w:val="19"/>
+          <w:highlight w:val="white"/>
+        </w:rPr>
+      </w:pPr>
+      <w:r>
+        <w:rPr>
+          <w:rFonts w:ascii="Cascadia Mono" w:hAnsi="Cascadia Mono"/>
+          <w:color w:val="000000"/>
+          <w:sz w:val="19"/>
+          <w:highlight w:val="white"/>
+        </w:rPr>
+        <w:t xml:space="preserve">                        </w:t>
+      </w:r>
+      <w:r>
+        <w:rPr>
+          <w:rFonts w:ascii="Cascadia Mono" w:hAnsi="Cascadia Mono"/>
+          <w:color w:val="000000"/>
+          <w:sz w:val="19"/>
+          <w:highlight w:val="white"/>
+        </w:rPr>
+        <w:t>Qj_ptr[k] = Qj * c - Qi * s;</w:t>
+      </w:r>
+    </w:p>
+    <w:p>
+      <w:pPr>
+        <w:pStyle w:val="Normal"/>
+        <w:rPr>
+          <w:rFonts w:ascii="Cascadia Mono" w:hAnsi="Cascadia Mono"/>
+          <w:color w:val="000000"/>
+          <w:sz w:val="19"/>
+          <w:highlight w:val="white"/>
+        </w:rPr>
+      </w:pPr>
+      <w:r>
+        <w:rPr>
+          <w:rFonts w:ascii="Cascadia Mono" w:hAnsi="Cascadia Mono"/>
+          <w:color w:val="000000"/>
+          <w:sz w:val="19"/>
+          <w:highlight w:val="white"/>
+        </w:rPr>
+        <w:t xml:space="preserve">                        </w:t>
+      </w:r>
+      <w:r>
+        <w:rPr>
+          <w:rFonts w:ascii="Cascadia Mono" w:hAnsi="Cascadia Mono"/>
+          <w:color w:val="000000"/>
+          <w:sz w:val="19"/>
+          <w:highlight w:val="white"/>
+        </w:rPr>
+        <w:t>Qi_ptr[k] = Qj * s + Qi * c;</w:t>
+      </w:r>
+    </w:p>
+    <w:p>
+      <w:pPr>
+        <w:pStyle w:val="Normal"/>
+        <w:rPr>
+          <w:rFonts w:ascii="Cascadia Mono" w:hAnsi="Cascadia Mono"/>
+          <w:color w:val="000000"/>
+          <w:sz w:val="19"/>
+          <w:highlight w:val="white"/>
+        </w:rPr>
+      </w:pPr>
+      <w:r>
+        <w:rPr>
+          <w:rFonts w:ascii="Cascadia Mono" w:hAnsi="Cascadia Mono"/>
+          <w:color w:val="000000"/>
+          <w:sz w:val="19"/>
+          <w:highlight w:val="white"/>
+        </w:rPr>
+        <w:t xml:space="preserve">                    </w:t>
+      </w:r>
+      <w:r>
+        <w:rPr>
+          <w:rFonts w:ascii="Cascadia Mono" w:hAnsi="Cascadia Mono"/>
+          <w:color w:val="000000"/>
+          <w:sz w:val="19"/>
+          <w:highlight w:val="white"/>
+        </w:rPr>
+        <w:t>}</w:t>
+      </w:r>
+    </w:p>
+    <w:p>
+      <w:pPr>
+        <w:pStyle w:val="Normal"/>
+        <w:rPr>
+          <w:rFonts w:ascii="Cascadia Mono" w:hAnsi="Cascadia Mono"/>
+          <w:color w:val="000000"/>
+          <w:sz w:val="19"/>
+          <w:highlight w:val="white"/>
+        </w:rPr>
+      </w:pPr>
+      <w:r>
+        <w:rPr>
+          <w:rFonts w:ascii="Cascadia Mono" w:hAnsi="Cascadia Mono"/>
+          <w:color w:val="000000"/>
+          <w:sz w:val="19"/>
+          <w:highlight w:val="white"/>
+        </w:rPr>
+        <w:t xml:space="preserve">                </w:t>
+      </w:r>
+      <w:r>
+        <w:rPr>
+          <w:rFonts w:ascii="Cascadia Mono" w:hAnsi="Cascadia Mono"/>
+          <w:color w:val="000000"/>
+          <w:sz w:val="19"/>
+          <w:highlight w:val="white"/>
+        </w:rPr>
+        <w:t>}</w:t>
+      </w:r>
+    </w:p>
+    <w:p>
+      <w:pPr>
+        <w:pStyle w:val="BodyText"/>
+        <w:widowControl/>
+        <w:suppressAutoHyphens w:val="true"/>
+        <w:bidi w:val="0"/>
+        <w:ind w:hanging="0"/>
+        <w:jc w:val="start"/>
+        <w:rPr/>
+      </w:pPr>
+      <w:r>
+        <w:rPr>
+          <w:rStyle w:val="Strong"/>
+          <w:rFonts w:eastAsia="NSimSun" w:cs="Arial"/>
+          <w:color w:val="auto"/>
+          <w:kern w:val="2"/>
+          <w:sz w:val="24"/>
+          <w:szCs w:val="24"/>
+          <w:lang w:val="ru-RU" w:eastAsia="zh-CN" w:bidi="hi-IN"/>
+        </w:rPr>
+        <w:t>Ключевые отличия от базовой реализации:</w:t>
+      </w:r>
+    </w:p>
+    <w:p>
+      <w:pPr>
+        <w:pStyle w:val="BodyText"/>
+        <w:widowControl/>
+        <w:numPr>
+          <w:ilvl w:val="0"/>
+          <w:numId w:val="10"/>
+        </w:numPr>
+        <w:tabs>
+          <w:tab w:val="clear" w:pos="709"/>
+          <w:tab w:val="left" w:pos="0" w:leader="none"/>
+        </w:tabs>
+        <w:suppressAutoHyphens w:val="true"/>
+        <w:bidi w:val="0"/>
+        <w:ind w:hanging="283" w:start="0"/>
+        <w:jc w:val="start"/>
+        <w:rPr>
+          <w:rFonts w:eastAsia="NSimSun" w:cs="Arial"/>
+          <w:color w:val="auto"/>
+          <w:kern w:val="2"/>
+          <w:sz w:val="24"/>
+          <w:szCs w:val="24"/>
+          <w:lang w:val="ru-RU" w:eastAsia="zh-CN" w:bidi="hi-IN"/>
+        </w:rPr>
+      </w:pPr>
+      <w:r>
+        <w:rPr>
+          <w:rFonts w:eastAsia="NSimSun" w:cs="Arial"/>
+          <w:color w:val="auto"/>
+          <w:kern w:val="2"/>
+          <w:sz w:val="24"/>
+          <w:szCs w:val="24"/>
+          <w:lang w:val="ru-RU" w:eastAsia="zh-CN" w:bidi="hi-IN"/>
+        </w:rPr>
+        <w:t>За счёт разделения прямого и обратного ходов появляется возможность многократно использовать сохранённые вращения (например, для решения систем Ax=b).</w:t>
+      </w:r>
+      <w:r>
+        <mc:AlternateContent>
+          <mc:Choice Requires="wps">
+            <w:drawing>
+              <wp:anchor behindDoc="0" distT="0" distB="0" distL="0" distR="0" simplePos="0" locked="0" layoutInCell="0" allowOverlap="1" relativeHeight="47">
+                <wp:simplePos x="0" y="0"/>
+                <wp:positionH relativeFrom="character">
+                  <wp:align>left</wp:align>
+                </wp:positionH>
+                <wp:positionV relativeFrom="line">
+                  <wp:posOffset>635</wp:posOffset>
+                </wp:positionV>
+                <wp:extent cx="14605" cy="175260"/>
+                <wp:effectExtent l="0" t="0" r="0" b="0"/>
+                <wp:wrapNone/>
+                <wp:docPr id="8" name="Врезка25"/>
+                <a:graphic xmlns:a="http://schemas.openxmlformats.org/drawingml/2006/main">
+                  <a:graphicData uri="http://schemas.microsoft.com/office/word/2010/wordprocessingShape">
+                    <wps:wsp>
+                      <wps:cNvSpPr txBox="1"/>
+                      <wps:spPr>
+                        <a:xfrm>
+                          <a:off x="0" y="0"/>
+                          <a:ext cx="14605" cy="175260"/>
+                        </a:xfrm>
+                        <a:prstGeom prst="rect"/>
+                        <a:solidFill>
+                          <a:srgbClr val="FFFFFF"/>
+                        </a:solidFill>
+                      </wps:spPr>
+                      <wps:txbx>
+                        <w:txbxContent>
+                          <w:p>
+                            <w:pPr>
+                              <w:pStyle w:val="BodyText"/>
+                              <w:spacing w:before="0" w:after="140"/>
+                              <w:ind w:hanging="0" w:start="660" w:end="660"/>
+                              <w:rPr/>
+                            </w:pPr>
+                            <w:r>
+                              <w:rPr/>
+                              <w:t>Ax=b</w:t>
+                            </w:r>
+                          </w:p>
+                        </w:txbxContent>
+                      </wps:txbx>
+                      <wps:bodyPr anchor="t" lIns="0" tIns="0" rIns="0" bIns="0">
+                        <a:noAutofit/>
+                      </wps:bodyPr>
+                    </wps:wsp>
+                  </a:graphicData>
+                </a:graphic>
+              </wp:anchor>
+            </w:drawing>
+          </mc:Choice>
+          <mc:Fallback>
+            <w:pict>
+              <v:rect style="position:absolute;rotation:-0;width:1.15pt;height:13.8pt;mso-wrap-distance-left:0pt;mso-wrap-distance-right:0pt;mso-wrap-distance-top:0pt;mso-wrap-distance-bottom:0pt;margin-top:0pt;mso-position-vertical:top;mso-position-vertical-relative:text;margin-left:0pt;mso-position-horizontal:left;mso-position-horizontal-relative:text">
+                <v:textbox inset="0in,0in,0in,0in">
+                  <w:txbxContent>
+                    <w:p>
+                      <w:pPr>
+                        <w:pStyle w:val="BodyText"/>
+                        <w:spacing w:before="0" w:after="140"/>
+                        <w:ind w:hanging="0" w:start="660" w:end="660"/>
+                        <w:rPr/>
+                      </w:pPr>
+                      <w:r>
+                        <w:rPr/>
+                        <w:t>Ax=b</w:t>
+                      </w:r>
+                    </w:p>
+                  </w:txbxContent>
+                </v:textbox>
+                <w10:wrap type="none"/>
+              </v:rect>
+            </w:pict>
+          </mc:Fallback>
+        </mc:AlternateContent>
+      </w:r>
+    </w:p>
+    <w:p>
+      <w:pPr>
+        <w:pStyle w:val="BodyText"/>
+        <w:widowControl/>
+        <w:numPr>
+          <w:ilvl w:val="0"/>
+          <w:numId w:val="10"/>
+        </w:numPr>
+        <w:tabs>
+          <w:tab w:val="clear" w:pos="709"/>
+          <w:tab w:val="left" w:pos="0" w:leader="none"/>
+        </w:tabs>
+        <w:suppressAutoHyphens w:val="true"/>
+        <w:bidi w:val="0"/>
+        <w:ind w:hanging="283" w:start="0"/>
+        <w:jc w:val="start"/>
+        <w:rPr>
+          <w:rFonts w:eastAsia="NSimSun" w:cs="Arial"/>
+          <w:color w:val="auto"/>
+          <w:kern w:val="2"/>
+          <w:sz w:val="24"/>
+          <w:szCs w:val="24"/>
+          <w:lang w:val="ru-RU" w:eastAsia="zh-CN" w:bidi="hi-IN"/>
+        </w:rPr>
+      </w:pPr>
+      <w:r>
+        <w:rPr>
+          <w:rFonts w:eastAsia="NSimSun" w:cs="Arial"/>
+          <w:color w:val="auto"/>
+          <w:kern w:val="2"/>
+          <w:sz w:val="24"/>
+          <w:szCs w:val="24"/>
+          <w:lang w:val="ru-RU" w:eastAsia="zh-CN" w:bidi="hi-IN"/>
+        </w:rPr>
+        <w:t>Плоские массивы и учёт транспонированности Q гарантируют, что при вращениях данные читаются с шагом 1, что позволяет эффективно применять SIMD</w:t>
+        <w:noBreakHyphen/>
+        <w:t>инструкции и уменьшает количество кэш</w:t>
+        <w:noBreakHyphen/>
+        <w:t>промахов.</w:t>
+      </w:r>
+    </w:p>
+    <w:p>
+      <w:pPr>
+        <w:pStyle w:val="BodyText"/>
+        <w:widowControl/>
+        <w:numPr>
+          <w:ilvl w:val="0"/>
+          <w:numId w:val="10"/>
+        </w:numPr>
+        <w:tabs>
+          <w:tab w:val="clear" w:pos="709"/>
+          <w:tab w:val="left" w:pos="0" w:leader="none"/>
+        </w:tabs>
+        <w:suppressAutoHyphens w:val="true"/>
+        <w:bidi w:val="0"/>
+        <w:ind w:hanging="283" w:start="0"/>
+        <w:jc w:val="start"/>
+        <w:rPr>
+          <w:rFonts w:eastAsia="NSimSun" w:cs="Arial"/>
+          <w:color w:val="auto"/>
+          <w:kern w:val="2"/>
+          <w:sz w:val="24"/>
+          <w:szCs w:val="24"/>
+          <w:lang w:val="ru-RU" w:eastAsia="zh-CN" w:bidi="hi-IN"/>
+        </w:rPr>
+      </w:pPr>
+      <w:r>
+        <w:rPr>
+          <w:rFonts w:eastAsia="NSimSun" w:cs="Arial"/>
+          <w:color w:val="auto"/>
+          <w:kern w:val="2"/>
+          <w:sz w:val="24"/>
+          <w:szCs w:val="24"/>
+          <w:lang w:val="ru-RU" w:eastAsia="zh-CN" w:bidi="hi-IN"/>
+        </w:rPr>
+        <w:t>Векторные инструкции обрабатывают до 8 элементов за одну операцию, давая значительный прирост производительности на матрицах среднего и большого размера.</w:t>
+      </w:r>
+    </w:p>
+    <w:p>
+      <w:pPr>
+        <w:pStyle w:val="BodyText"/>
+        <w:widowControl/>
+        <w:numPr>
+          <w:ilvl w:val="0"/>
+          <w:numId w:val="10"/>
+        </w:numPr>
+        <w:tabs>
+          <w:tab w:val="clear" w:pos="709"/>
+          <w:tab w:val="left" w:pos="0" w:leader="none"/>
+        </w:tabs>
+        <w:suppressAutoHyphens w:val="true"/>
+        <w:bidi w:val="0"/>
+        <w:ind w:hanging="283" w:start="0"/>
+        <w:jc w:val="start"/>
+        <w:rPr/>
+      </w:pPr>
+      <w:r>
+        <w:rPr>
+          <w:rFonts w:eastAsia="NSimSun" w:cs="Arial"/>
+          <w:color w:val="auto"/>
+          <w:kern w:val="2"/>
+          <w:sz w:val="24"/>
+          <w:szCs w:val="24"/>
+          <w:lang w:val="ru-RU" w:eastAsia="zh-CN" w:bidi="hi-IN"/>
+        </w:rPr>
+        <w:t>Точность восстановления коэффициентов через </w:t>
+      </w:r>
+      <w:r>
+        <w:rPr>
+          <w:rStyle w:val="Style14"/>
+          <w:rFonts w:eastAsia="NSimSun" w:cs="Arial"/>
+          <w:color w:val="auto"/>
+          <w:kern w:val="2"/>
+          <w:sz w:val="24"/>
+          <w:szCs w:val="24"/>
+          <w:lang w:val="ru-RU" w:eastAsia="zh-CN" w:bidi="hi-IN"/>
+        </w:rPr>
+        <w:t>tau</w:t>
+      </w:r>
+      <w:r>
+        <w:rPr>
+          <w:rFonts w:eastAsia="NSimSun" w:cs="Arial"/>
+          <w:color w:val="auto"/>
+          <w:kern w:val="2"/>
+          <w:sz w:val="24"/>
+          <w:szCs w:val="24"/>
+          <w:lang w:val="ru-RU" w:eastAsia="zh-CN" w:bidi="hi-IN"/>
+        </w:rPr>
+        <w:t> остаётся на уровне машинного эпсилон, не внося дополнительной погрешности.</w:t>
+      </w:r>
+    </w:p>
+    <w:p>
+      <w:pPr>
+        <w:pStyle w:val="BodyText"/>
+        <w:widowControl/>
+        <w:suppressAutoHyphens w:val="true"/>
+        <w:bidi w:val="0"/>
+        <w:ind w:hanging="0"/>
+        <w:jc w:val="start"/>
+        <w:rPr>
+          <w:rFonts w:eastAsia="NSimSun" w:cs="Arial"/>
+          <w:color w:val="auto"/>
+          <w:kern w:val="2"/>
+          <w:sz w:val="24"/>
+          <w:szCs w:val="24"/>
+          <w:lang w:val="ru-RU" w:eastAsia="zh-CN" w:bidi="hi-IN"/>
+        </w:rPr>
+      </w:pPr>
+      <w:r>
+        <w:rPr>
+          <w:rFonts w:eastAsia="NSimSun" w:cs="Arial"/>
+          <w:color w:val="auto"/>
+          <w:kern w:val="2"/>
+          <w:sz w:val="24"/>
+          <w:szCs w:val="24"/>
+          <w:lang w:val="ru-RU" w:eastAsia="zh-CN" w:bidi="hi-IN"/>
+        </w:rPr>
+        <w:t>Таким образом, SIMD-версия сохраняет численную эквивалентность классическому алгоритму Гивенса, но обеспечивает лучшее использование аппаратных возможностей современных процессоров.</w:t>
+      </w:r>
+    </w:p>
+    <w:p>
+      <w:pPr>
+        <w:pStyle w:val="BodyText"/>
+        <w:ind w:hanging="0" w:start="480" w:end="480"/>
         <w:rPr>
           <w:lang w:val="en-US"/>
         </w:rPr>
@@ -44907,7 +49063,7 @@
     </w:r>
     <w:r>
       <w:rPr/>
-      <w:t>33</w:t>
+      <w:t>37</w:t>
     </w:r>
     <w:r>
       <w:rPr/>
@@ -44941,7 +49097,7 @@
     </w:r>
     <w:r>
       <w:rPr/>
-      <w:t>33</w:t>
+      <w:t>37</w:t>
     </w:r>
     <w:r>
       <w:rPr/>
@@ -46107,6 +50263,280 @@
     </w:lvl>
   </w:abstractNum>
   <w:abstractNum w:abstractNumId="10">
+    <w:lvl w:ilvl="0">
+      <w:start w:val="1"/>
+      <w:numFmt w:val="bullet"/>
+      <w:lvlText w:val=""/>
+      <w:lvlJc w:val="start"/>
+      <w:pPr>
+        <w:tabs>
+          <w:tab w:val="num" w:pos="0"/>
+        </w:tabs>
+        <w:ind w:start="0" w:hanging="283"/>
+      </w:pPr>
+      <w:rPr>
+        <w:rFonts w:ascii="Symbol" w:hAnsi="Symbol" w:cs="Symbol" w:hint="default"/>
+      </w:rPr>
+    </w:lvl>
+    <w:lvl w:ilvl="1">
+      <w:start w:val="1"/>
+      <w:numFmt w:val="bullet"/>
+      <w:lvlText w:val=""/>
+      <w:lvlJc w:val="start"/>
+      <w:pPr>
+        <w:tabs>
+          <w:tab w:val="num" w:pos="1418"/>
+        </w:tabs>
+        <w:ind w:start="1418" w:hanging="283"/>
+      </w:pPr>
+      <w:rPr>
+        <w:rFonts w:ascii="Symbol" w:hAnsi="Symbol" w:cs="Symbol" w:hint="default"/>
+      </w:rPr>
+    </w:lvl>
+    <w:lvl w:ilvl="2">
+      <w:start w:val="1"/>
+      <w:numFmt w:val="bullet"/>
+      <w:lvlText w:val=""/>
+      <w:lvlJc w:val="start"/>
+      <w:pPr>
+        <w:tabs>
+          <w:tab w:val="num" w:pos="2127"/>
+        </w:tabs>
+        <w:ind w:start="2127" w:hanging="283"/>
+      </w:pPr>
+      <w:rPr>
+        <w:rFonts w:ascii="Symbol" w:hAnsi="Symbol" w:cs="Symbol" w:hint="default"/>
+      </w:rPr>
+    </w:lvl>
+    <w:lvl w:ilvl="3">
+      <w:start w:val="1"/>
+      <w:numFmt w:val="bullet"/>
+      <w:lvlText w:val=""/>
+      <w:lvlJc w:val="start"/>
+      <w:pPr>
+        <w:tabs>
+          <w:tab w:val="num" w:pos="2836"/>
+        </w:tabs>
+        <w:ind w:start="2836" w:hanging="283"/>
+      </w:pPr>
+      <w:rPr>
+        <w:rFonts w:ascii="Symbol" w:hAnsi="Symbol" w:cs="Symbol" w:hint="default"/>
+      </w:rPr>
+    </w:lvl>
+    <w:lvl w:ilvl="4">
+      <w:start w:val="1"/>
+      <w:numFmt w:val="bullet"/>
+      <w:lvlText w:val=""/>
+      <w:lvlJc w:val="start"/>
+      <w:pPr>
+        <w:tabs>
+          <w:tab w:val="num" w:pos="3545"/>
+        </w:tabs>
+        <w:ind w:start="3545" w:hanging="283"/>
+      </w:pPr>
+      <w:rPr>
+        <w:rFonts w:ascii="Symbol" w:hAnsi="Symbol" w:cs="Symbol" w:hint="default"/>
+      </w:rPr>
+    </w:lvl>
+    <w:lvl w:ilvl="5">
+      <w:start w:val="1"/>
+      <w:numFmt w:val="bullet"/>
+      <w:lvlText w:val=""/>
+      <w:lvlJc w:val="start"/>
+      <w:pPr>
+        <w:tabs>
+          <w:tab w:val="num" w:pos="4254"/>
+        </w:tabs>
+        <w:ind w:start="4254" w:hanging="283"/>
+      </w:pPr>
+      <w:rPr>
+        <w:rFonts w:ascii="Symbol" w:hAnsi="Symbol" w:cs="Symbol" w:hint="default"/>
+      </w:rPr>
+    </w:lvl>
+    <w:lvl w:ilvl="6">
+      <w:start w:val="1"/>
+      <w:numFmt w:val="bullet"/>
+      <w:lvlText w:val=""/>
+      <w:lvlJc w:val="start"/>
+      <w:pPr>
+        <w:tabs>
+          <w:tab w:val="num" w:pos="4963"/>
+        </w:tabs>
+        <w:ind w:start="4963" w:hanging="283"/>
+      </w:pPr>
+      <w:rPr>
+        <w:rFonts w:ascii="Symbol" w:hAnsi="Symbol" w:cs="Symbol" w:hint="default"/>
+      </w:rPr>
+    </w:lvl>
+    <w:lvl w:ilvl="7">
+      <w:start w:val="1"/>
+      <w:numFmt w:val="bullet"/>
+      <w:lvlText w:val=""/>
+      <w:lvlJc w:val="start"/>
+      <w:pPr>
+        <w:tabs>
+          <w:tab w:val="num" w:pos="5672"/>
+        </w:tabs>
+        <w:ind w:start="5672" w:hanging="283"/>
+      </w:pPr>
+      <w:rPr>
+        <w:rFonts w:ascii="Symbol" w:hAnsi="Symbol" w:cs="Symbol" w:hint="default"/>
+      </w:rPr>
+    </w:lvl>
+    <w:lvl w:ilvl="8">
+      <w:start w:val="1"/>
+      <w:numFmt w:val="bullet"/>
+      <w:lvlText w:val=""/>
+      <w:lvlJc w:val="start"/>
+      <w:pPr>
+        <w:tabs>
+          <w:tab w:val="num" w:pos="6381"/>
+        </w:tabs>
+        <w:ind w:start="6381" w:hanging="283"/>
+      </w:pPr>
+      <w:rPr>
+        <w:rFonts w:ascii="Symbol" w:hAnsi="Symbol" w:cs="Symbol" w:hint="default"/>
+      </w:rPr>
+    </w:lvl>
+  </w:abstractNum>
+  <w:abstractNum w:abstractNumId="11">
+    <w:lvl w:ilvl="0">
+      <w:start w:val="1"/>
+      <w:numFmt w:val="bullet"/>
+      <w:lvlText w:val=""/>
+      <w:lvlJc w:val="start"/>
+      <w:pPr>
+        <w:tabs>
+          <w:tab w:val="num" w:pos="720"/>
+        </w:tabs>
+        <w:ind w:start="720" w:hanging="360"/>
+      </w:pPr>
+      <w:rPr>
+        <w:rFonts w:ascii="Symbol" w:hAnsi="Symbol" w:cs="Symbol" w:hint="default"/>
+      </w:rPr>
+    </w:lvl>
+    <w:lvl w:ilvl="1">
+      <w:start w:val="1"/>
+      <w:numFmt w:val="bullet"/>
+      <w:lvlText w:val="-"/>
+      <w:lvlJc w:val="start"/>
+      <w:pPr>
+        <w:tabs>
+          <w:tab w:val="num" w:pos="1080"/>
+        </w:tabs>
+        <w:ind w:start="1080" w:hanging="360"/>
+      </w:pPr>
+      <w:rPr>
+        <w:rFonts w:ascii="OpenSymbol" w:hAnsi="OpenSymbol" w:cs="OpenSymbol" w:hint="default"/>
+      </w:rPr>
+    </w:lvl>
+    <w:lvl w:ilvl="2">
+      <w:start w:val="1"/>
+      <w:numFmt w:val="bullet"/>
+      <w:lvlText w:val=""/>
+      <w:lvlJc w:val="start"/>
+      <w:pPr>
+        <w:tabs>
+          <w:tab w:val="num" w:pos="1440"/>
+        </w:tabs>
+        <w:ind w:start="1440" w:hanging="360"/>
+      </w:pPr>
+      <w:rPr>
+        <w:rFonts w:ascii="Symbol" w:hAnsi="Symbol" w:cs="Symbol" w:hint="default"/>
+      </w:rPr>
+    </w:lvl>
+    <w:lvl w:ilvl="3">
+      <w:start w:val="1"/>
+      <w:numFmt w:val="bullet"/>
+      <w:lvlText w:val=""/>
+      <w:lvlJc w:val="start"/>
+      <w:pPr>
+        <w:tabs>
+          <w:tab w:val="num" w:pos="1800"/>
+        </w:tabs>
+        <w:ind w:start="1800" w:hanging="360"/>
+      </w:pPr>
+      <w:rPr>
+        <w:rFonts w:ascii="Symbol" w:hAnsi="Symbol" w:cs="Symbol" w:hint="default"/>
+      </w:rPr>
+    </w:lvl>
+    <w:lvl w:ilvl="4">
+      <w:start w:val="1"/>
+      <w:numFmt w:val="bullet"/>
+      <w:lvlText w:val=""/>
+      <w:lvlJc w:val="start"/>
+      <w:pPr>
+        <w:tabs>
+          <w:tab w:val="num" w:pos="2160"/>
+        </w:tabs>
+        <w:ind w:start="2160" w:hanging="360"/>
+      </w:pPr>
+      <w:rPr>
+        <w:rFonts w:ascii="Symbol" w:hAnsi="Symbol" w:cs="Symbol" w:hint="default"/>
+      </w:rPr>
+    </w:lvl>
+    <w:lvl w:ilvl="5">
+      <w:start w:val="1"/>
+      <w:numFmt w:val="bullet"/>
+      <w:lvlText w:val=""/>
+      <w:lvlJc w:val="start"/>
+      <w:pPr>
+        <w:tabs>
+          <w:tab w:val="num" w:pos="2520"/>
+        </w:tabs>
+        <w:ind w:start="2520" w:hanging="360"/>
+      </w:pPr>
+      <w:rPr>
+        <w:rFonts w:ascii="Symbol" w:hAnsi="Symbol" w:cs="Symbol" w:hint="default"/>
+      </w:rPr>
+    </w:lvl>
+    <w:lvl w:ilvl="6">
+      <w:start w:val="1"/>
+      <w:numFmt w:val="bullet"/>
+      <w:lvlText w:val=""/>
+      <w:lvlJc w:val="start"/>
+      <w:pPr>
+        <w:tabs>
+          <w:tab w:val="num" w:pos="2880"/>
+        </w:tabs>
+        <w:ind w:start="2880" w:hanging="360"/>
+      </w:pPr>
+      <w:rPr>
+        <w:rFonts w:ascii="Symbol" w:hAnsi="Symbol" w:cs="Symbol" w:hint="default"/>
+      </w:rPr>
+    </w:lvl>
+    <w:lvl w:ilvl="7">
+      <w:start w:val="1"/>
+      <w:numFmt w:val="bullet"/>
+      <w:lvlText w:val=""/>
+      <w:lvlJc w:val="start"/>
+      <w:pPr>
+        <w:tabs>
+          <w:tab w:val="num" w:pos="3240"/>
+        </w:tabs>
+        <w:ind w:start="3240" w:hanging="360"/>
+      </w:pPr>
+      <w:rPr>
+        <w:rFonts w:ascii="Symbol" w:hAnsi="Symbol" w:cs="Symbol" w:hint="default"/>
+      </w:rPr>
+    </w:lvl>
+    <w:lvl w:ilvl="8">
+      <w:start w:val="1"/>
+      <w:numFmt w:val="bullet"/>
+      <w:lvlText w:val=""/>
+      <w:lvlJc w:val="start"/>
+      <w:pPr>
+        <w:tabs>
+          <w:tab w:val="num" w:pos="3600"/>
+        </w:tabs>
+        <w:ind w:start="3600" w:hanging="360"/>
+      </w:pPr>
+      <w:rPr>
+        <w:rFonts w:ascii="Symbol" w:hAnsi="Symbol" w:cs="Symbol" w:hint="default"/>
+      </w:rPr>
+    </w:lvl>
+  </w:abstractNum>
+  <w:abstractNum w:abstractNumId="12">
     <w:lvl w:ilvl="0">
       <w:start w:val="1"/>
       <w:numFmt w:val="none"/>
@@ -46254,6 +50684,12 @@
   </w:num>
   <w:num w:numId="10">
     <w:abstractNumId w:val="10"/>
+  </w:num>
+  <w:num w:numId="11">
+    <w:abstractNumId w:val="11"/>
+  </w:num>
+  <w:num w:numId="12">
+    <w:abstractNumId w:val="12"/>
   </w:num>
 </w:numbering>
 </file>
@@ -46434,7 +50870,22 @@
     <w:qFormat/>
     <w:rPr/>
   </w:style>
-  <w:style w:type="paragraph" w:styleId="Style14">
+  <w:style w:type="character" w:styleId="Style14">
+    <w:name w:val="Исходный текст"/>
+    <w:qFormat/>
+    <w:rPr>
+      <w:rFonts w:ascii="Liberation Mono" w:hAnsi="Liberation Mono" w:eastAsia="NSimSun" w:cs="Liberation Mono"/>
+    </w:rPr>
+  </w:style>
+  <w:style w:type="character" w:styleId="Emphasis">
+    <w:name w:val="Emphasis"/>
+    <w:qFormat/>
+    <w:rPr>
+      <w:i/>
+      <w:iCs/>
+    </w:rPr>
+  </w:style>
+  <w:style w:type="paragraph" w:styleId="Style15">
     <w:name w:val="Заголовок"/>
     <w:basedOn w:val="Normal"/>
     <w:next w:val="BodyText"/>
@@ -46485,7 +50936,7 @@
       <w:szCs w:val="24"/>
     </w:rPr>
   </w:style>
-  <w:style w:type="paragraph" w:styleId="Style15">
+  <w:style w:type="paragraph" w:styleId="Style16">
     <w:name w:val="Указатель"/>
     <w:basedOn w:val="Normal"/>
     <w:qFormat/>
@@ -46536,7 +50987,7 @@
     </w:pPr>
     <w:rPr/>
   </w:style>
-  <w:style w:type="paragraph" w:styleId="Style16">
+  <w:style w:type="paragraph" w:styleId="Style17">
     <w:name w:val="Колонтитулы"/>
     <w:basedOn w:val="Normal"/>
     <w:qFormat/>
@@ -46640,7 +51091,7 @@
       <w:rFonts w:ascii="Times New Roman" w:hAnsi="Times New Roman"/>
     </w:rPr>
   </w:style>
-  <w:style w:type="paragraph" w:styleId="Style17">
+  <w:style w:type="paragraph" w:styleId="Style18">
     <w:name w:val="Содержимое врезки"/>
     <w:basedOn w:val="Normal"/>
     <w:qFormat/>
@@ -46660,7 +51111,7 @@
       <w:szCs w:val="20"/>
     </w:rPr>
   </w:style>
-  <w:style w:type="paragraph" w:styleId="Style18">
+  <w:style w:type="paragraph" w:styleId="Style19">
     <w:name w:val="Содержимое таблицы"/>
     <w:basedOn w:val="Normal"/>
     <w:qFormat/>
@@ -46670,9 +51121,9 @@
     </w:pPr>
     <w:rPr/>
   </w:style>
-  <w:style w:type="paragraph" w:styleId="Style19">
+  <w:style w:type="paragraph" w:styleId="Style20">
     <w:name w:val="Заголовок таблицы"/>
-    <w:basedOn w:val="Style18"/>
+    <w:basedOn w:val="Style19"/>
     <w:qFormat/>
     <w:pPr>
       <w:suppressLineNumbers/>
@@ -46681,6 +51132,19 @@
     <w:rPr>
       <w:b/>
       <w:bCs/>
+    </w:rPr>
+  </w:style>
+  <w:style w:type="paragraph" w:styleId="Style21">
+    <w:name w:val="Текст в заданном формате"/>
+    <w:basedOn w:val="Normal"/>
+    <w:qFormat/>
+    <w:pPr>
+      <w:spacing w:before="0" w:after="0"/>
+    </w:pPr>
+    <w:rPr>
+      <w:rFonts w:ascii="Liberation Mono" w:hAnsi="Liberation Mono" w:eastAsia="NSimSun" w:cs="Liberation Mono"/>
+      <w:sz w:val="20"/>
+      <w:szCs w:val="20"/>
     </w:rPr>
   </w:style>
 </w:styles>
